--- a/questionnaire-v3-fa.docx
+++ b/questionnaire-v3-fa.docx
@@ -26472,7 +26472,7 @@
                 <w:szCs w:val="19"/>
                 <w:rtl/>
               </w:rPr>
-              <w:t xml:space="preserve">پیوست پرسشنامه (تصویر شما) — مقاله‌ی منبع مشخص نیست؛ بر پایه‌ی Otley &amp; Pierce (1996) و Kelley &amp; Margheim (1990)</w:t>
+              <w:t xml:space="preserve">Paino, Thani &amp; Syed Ahmad — «Attitudes toward dysfunctional audit behaviour: the effect of budget emphasis, leadership behaviour, and effectiveness of audit review» (پیوست پرسشنامه)؛ بر پایه‌ی Otley &amp; Pierce (1996) و Kelley &amp; Margheim (1990)</w:t>
             </w:r>
           </w:p>
         </w:tc>
@@ -26574,7 +26574,7 @@
                 <w:szCs w:val="19"/>
                 <w:rtl/>
               </w:rPr>
-              <w:t xml:space="preserve">نام مقاله‌ی منبع را بفرمایید</w:t>
+              <w:t xml:space="preserve">سال، نشریه و نام کامل نویسندگان را تأیید کنید</w:t>
             </w:r>
           </w:p>
         </w:tc>
@@ -31093,6 +31093,21 @@
           <w:szCs w:val="20"/>
         </w:rPr>
         <w:t xml:space="preserve">Otley, D. T., &amp; Pierce, B. J. (1996). Auditor time budget pressure: Consequences and antecedents. Accounting, Auditing &amp; Accountability Journal, 9(1), 31–58. https://doi.org/10.1108/09513579610109969</w:t>
+      </w:r>
+    </w:p>
+    <w:p>
+      <w:pPr>
+        <w:bidi w:val="false"/>
+        <w:spacing w:after="80"/>
+        <w:ind w:left="360" w:hanging="360"/>
+      </w:pPr>
+      <w:r>
+        <w:rPr>
+          <w:rFonts w:ascii="Arial" w:cs="Arial" w:eastAsia="Arial" w:hAnsi="Arial"/>
+          <w:sz w:val="20"/>
+          <w:szCs w:val="20"/>
+        </w:rPr>
+        <w:t xml:space="preserve">Paino, H., Thani, A., &amp; Syed Ahmad, S. I. Z. (year ?). Attitudes toward dysfunctional audit behaviour: The effect of budget emphasis, leadership behaviour, and effectiveness of audit review. [Journal, volume and pages to be confirmed; probably Malaysian Accounting Review] (?)</w:t>
       </w:r>
     </w:p>
     <w:p>

--- a/questionnaire-v3-fa.docx
+++ b/questionnaire-v3-fa.docx
@@ -26892,7 +26892,7 @@
                 <w:szCs w:val="19"/>
                 <w:rtl/>
               </w:rPr>
-              <w:t xml:space="preserve">تأییدنشده؛ از دانش من. در منابع ثانویه ۷ گویه و گویه‌های ۱، ۳، ۵ معکوس و طیف ۵ یا ۷ آمده</w:t>
+              <w:t xml:space="preserve">متن ۷ گویه و جهت معکوس‌ها (۱، ۳، ۵) با گزارش شما از پیوست مقاله (Survey Scales and Item Correlations) تطبیق دارد. این گزارش ثانویه است. جایگزینی team با audit team اقتباس است و باید «اقتباس و متناسب‌سازی» نامیده شود. طیف پاسخ در گزارش مشخص نشده</w:t>
             </w:r>
           </w:p>
         </w:tc>
@@ -26926,7 +26926,7 @@
                 <w:szCs w:val="19"/>
                 <w:rtl/>
               </w:rPr>
-              <w:t xml:space="preserve">تطبیق با پیوست مقاله</w:t>
+              <w:t xml:space="preserve">اقتباس را در مقاله گزارش کنید؛ طیف را از مقاله تأیید کنید</w:t>
             </w:r>
           </w:p>
         </w:tc>
@@ -27244,7 +27244,7 @@
                 <w:szCs w:val="19"/>
                 <w:rtl/>
               </w:rPr>
-              <w:t xml:space="preserve">تأییدنشده؛ دو گویه از منابع ثانویه تأیید شد. رایگان‌بودن فقط از منبع ثانویه</w:t>
+              <w:t xml:space="preserve">هر ۷ گویه‌ی فرم کار با نسخه‌ی دانشگاهی EMERGE (UCSD) که فرستادید تطبیق دارد؛ گویه‌ی معکوس همان «انرژی برای خانواده و دوستان» است (EX7). گزینه‌ی پاسخ هر گویه (فراوانی یا شدت) قطعی نیست؛ ما برای هر هفت گویه طیف فراوانی گذاشته‌ایم. منبع استخراج بازنشر دانشگاهی است، نه جدول مقاله‌ی ۲۰۰۵</w:t>
             </w:r>
           </w:p>
         </w:tc>
@@ -27278,7 +27278,7 @@
                 <w:szCs w:val="19"/>
                 <w:rtl/>
               </w:rPr>
-              <w:t xml:space="preserve">تطبیق و بررسی مجوز</w:t>
+              <w:t xml:space="preserve">تطبیق گزینه‌ها با مقاله‌ی ۲۰۰۵ و بررسی مجوز</w:t>
             </w:r>
           </w:p>
         </w:tc>
@@ -31137,7 +31137,7 @@
           <w:sz w:val="20"/>
           <w:szCs w:val="20"/>
         </w:rPr>
-        <w:t xml:space="preserve">Tsunogaya, N., Sugahara, S., &amp; Chand, P. (2017). The impact of social influence pressures, commitment and personality on dysfunctional audit behavior. Journal of International Accounting Research, 16(3), 17–34. (title end ?)</w:t>
+        <w:t xml:space="preserve">Tsunogaya, N., Sugahara, S., &amp; Chand, P. (2017). The impact of social influence pressures, commitment, and personality on judgments by auditors: Evidence from Japan. Journal of International Accounting Research, 16(3), 17–34. (title as given in your note; ?)</w:t>
       </w:r>
     </w:p>
     <w:sectPr>

--- a/questionnaire-v3-fa.docx
+++ b/questionnaire-v3-fa.docx
@@ -1061,6 +1061,11 @@
       </w:r>
     </w:p>
     <w:p>
+      <w:r>
+        <w:br w:type="page"/>
+      </w:r>
+    </w:p>
+    <w:p>
       <w:pPr>
         <w:pStyle w:val="Heading2"/>
         <w:keepNext/>
@@ -1077,7 +1082,7 @@
           <w:szCs w:val="25"/>
           <w:rtl/>
         </w:rPr>
-        <w:t xml:space="preserve">فشار زمانی در مأموریت مرجع</w:t>
+        <w:t xml:space="preserve">بودجه‌ی زمانی در مأموریت مرجع</w:t>
       </w:r>
     </w:p>
     <w:p>
@@ -1094,7 +1099,7 @@
           <w:szCs w:val="22"/>
           <w:rtl/>
         </w:rPr>
-        <w:t xml:space="preserve">TB1. در مأموریت مرجع، فشار ناشی از محدودیت بودجه زمانی را تا چه اندازه تجربه کردید؟</w:t>
+        <w:t xml:space="preserve">BT1. به‌طور کلی، بودجه‌های زمانی کارهایی که در مأموریت مرجع روی آن‌ها کار کردید چگونه بودند؟</w:t>
       </w:r>
     </w:p>
     <w:p>
@@ -1109,7 +1114,7 @@
           <w:szCs w:val="22"/>
           <w:rtl/>
         </w:rPr>
-        <w:t xml:space="preserve">☐ اصلاً  ☐ کم  ☐ متوسط  ☐ زیاد  ☐ بسیار زیاد  ☐ بودجه زمانی مشخصی وجود نداشت/اطلاع ندارم</w:t>
+        <w:t xml:space="preserve">☐ بسیار آسان برای دستیابی  ☐ با تلاش معقول قابل دستیابی  ☐ با تلاش قابل‌توجه قابل دستیابی  ☐ بسیار تنگ، عملاً غیرقابل دستیابی  ☐ دستیابی غیرممکن</w:t>
       </w:r>
     </w:p>
     <w:p>
@@ -1126,7 +1131,7 @@
           <w:szCs w:val="22"/>
           <w:rtl/>
         </w:rPr>
-        <w:t xml:space="preserve">TB2. در مأموریت مرجع، فشار ناشی از مهلت تحویل گزارش را تا چه اندازه تجربه کردید؟</w:t>
+        <w:t xml:space="preserve">BT2. چند وقت یک‌بار به بودجه‌ی زمانی خود می‌رسید؟</w:t>
       </w:r>
     </w:p>
     <w:p>
@@ -1141,7 +1146,7 @@
           <w:szCs w:val="22"/>
           <w:rtl/>
         </w:rPr>
-        <w:t xml:space="preserve">☐ اصلاً  ☐ کم  ☐ متوسط  ☐ زیاد  ☐ بسیار زیاد  ☐ از مهلت گزارش اطلاع نداشتم</w:t>
+        <w:t xml:space="preserve">☐ تقریباً همیشه  ☐ اغلب  ☐ گاهی  ☐ به‌ندرت  ☐ هرگز  ☐ ترجیح می‌دهم پاسخ ندهم</w:t>
       </w:r>
     </w:p>
     <w:p>
@@ -1158,7 +1163,7 @@
           <w:szCs w:val="22"/>
           <w:rtl/>
         </w:rPr>
-        <w:t xml:space="preserve">TB3. با توجه به حجم کار موردنیاز، بودجه زمانی تعیین‌شده را تا چه اندازه کافی می‌دانستید؟</w:t>
+        <w:t xml:space="preserve">BT3. اگر هیچ زمانی را کمتر از واقع گزارش نمی‌کردید، چند وقت یک‌بار به بودجه می‌رسیدید؟</w:t>
       </w:r>
     </w:p>
     <w:p>
@@ -1173,7 +1178,7 @@
           <w:szCs w:val="22"/>
           <w:rtl/>
         </w:rPr>
-        <w:t xml:space="preserve">☐ ۱ ـ کاملاً ناکافی  ☐ ۲  ☐ ۳  ☐ ۴  ☐ ۵  ☐ ۶  ☐ ۷ ـ کاملاً کافی  ☐ بودجه زمانی مشخصی وجود نداشت/اطلاع ندارم</w:t>
+        <w:t xml:space="preserve">☐ تقریباً همیشه  ☐ اغلب  ☐ گاهی  ☐ به‌ندرت  ☐ هرگز  ☐ ترجیح می‌دهم پاسخ ندهم</w:t>
       </w:r>
     </w:p>
     <w:p>
@@ -1184,30 +1189,1043 @@
       <w:r>
         <w:rPr>
           <w:rFonts w:ascii="Arial" w:cs="Arial" w:eastAsia="Arial" w:hAnsi="Arial"/>
-          <w:b/>
-          <w:bCs/>
-          <w:sz w:val="22"/>
-          <w:szCs w:val="22"/>
+          <w:sz w:val="20"/>
+          <w:szCs w:val="20"/>
           <w:rtl/>
         </w:rPr>
-        <w:t xml:space="preserve">IN1. در مأموریت مرجع، تا چه اندازه امکان داشتید یافته‌ها و قضاوت‌های حرفه‌ای خود را مستقل از خواسته‌های صاحبکار مطرح کنید؟</w:t>
+        <w:t xml:space="preserve">به نظر شما هر یک از موارد زیر تا چه حد بر بودجه‌های زمانی‌ای که برای صاحبکاران شما تعیین می‌شود اثر دارد؟ ۱ = اصلاً … ۵ = بسیار زیاد</w:t>
       </w:r>
     </w:p>
-    <w:p>
-      <w:pPr>
-        <w:bidi/>
-        <w:spacing w:after="100" w:line="300"/>
-      </w:pPr>
-      <w:r>
-        <w:rPr>
-          <w:rFonts w:ascii="Arial" w:cs="Arial" w:eastAsia="Arial" w:hAnsi="Arial"/>
-          <w:sz w:val="22"/>
-          <w:szCs w:val="22"/>
-          <w:rtl/>
-        </w:rPr>
-        <w:t xml:space="preserve">☐ ۱ ـ اصلاً امکان نداشتم  ☐ ۲  ☐ ۳  ☐ ۴  ☐ ۵  ☐ ۶  ☐ ۷ ـ کاملاً امکان داشتم  ☐ ترجیح می‌دهم پاسخ ندهم</w:t>
-      </w:r>
-    </w:p>
+    <w:tbl>
+      <w:tblPr>
+        <w:bidiVisual/>
+        <w:tblW w:type="dxa" w:w="9500"/>
+        <w:tblBorders>
+          <w:top w:val="single" w:color="auto" w:sz="4"/>
+          <w:left w:val="single" w:color="auto" w:sz="4"/>
+          <w:bottom w:val="single" w:color="auto" w:sz="4"/>
+          <w:right w:val="single" w:color="auto" w:sz="4"/>
+          <w:insideH w:val="single" w:color="auto" w:sz="4"/>
+          <w:insideV w:val="single" w:color="auto" w:sz="4"/>
+        </w:tblBorders>
+      </w:tblPr>
+      <w:tblGrid>
+        <w:gridCol w:w="650"/>
+        <w:gridCol w:w="5650"/>
+        <w:gridCol w:w="640"/>
+        <w:gridCol w:w="640"/>
+        <w:gridCol w:w="640"/>
+        <w:gridCol w:w="640"/>
+        <w:gridCol w:w="640"/>
+      </w:tblGrid>
+      <w:tr>
+        <w:trPr>
+          <w:cantSplit/>
+          <w:tblHeader/>
+        </w:trPr>
+        <w:tc>
+          <w:tcPr>
+            <w:tcW w:type="dxa" w:w="650"/>
+            <w:tcBorders>
+              <w:top w:val="single" w:color="A6A6A6" w:sz="4"/>
+              <w:left w:val="single" w:color="A6A6A6" w:sz="4"/>
+              <w:bottom w:val="single" w:color="A6A6A6" w:sz="4"/>
+              <w:right w:val="single" w:color="A6A6A6" w:sz="4"/>
+            </w:tcBorders>
+            <w:shd w:fill="D9E2F3" w:color="auto" w:val="clear"/>
+            <w:tcMar>
+              <w:top w:type="dxa" w:w="50"/>
+              <w:left w:type="dxa" w:w="60"/>
+              <w:bottom w:type="dxa" w:w="50"/>
+              <w:right w:type="dxa" w:w="60"/>
+            </w:tcMar>
+          </w:tcPr>
+          <w:p>
+            <w:pPr>
+              <w:bidi/>
+              <w:spacing w:after="0" w:line="260"/>
+              <w:jc w:val="center"/>
+            </w:pPr>
+            <w:r>
+              <w:rPr>
+                <w:rFonts w:ascii="Arial" w:cs="Arial" w:eastAsia="Arial" w:hAnsi="Arial"/>
+                <w:b/>
+                <w:bCs/>
+                <w:sz w:val="19"/>
+                <w:szCs w:val="19"/>
+                <w:rtl/>
+              </w:rPr>
+              <w:t xml:space="preserve"/>
+            </w:r>
+          </w:p>
+        </w:tc>
+        <w:tc>
+          <w:tcPr>
+            <w:tcW w:type="dxa" w:w="5650"/>
+            <w:tcBorders>
+              <w:top w:val="single" w:color="A6A6A6" w:sz="4"/>
+              <w:left w:val="single" w:color="A6A6A6" w:sz="4"/>
+              <w:bottom w:val="single" w:color="A6A6A6" w:sz="4"/>
+              <w:right w:val="single" w:color="A6A6A6" w:sz="4"/>
+            </w:tcBorders>
+            <w:shd w:fill="D9E2F3" w:color="auto" w:val="clear"/>
+            <w:tcMar>
+              <w:top w:type="dxa" w:w="50"/>
+              <w:left w:type="dxa" w:w="60"/>
+              <w:bottom w:type="dxa" w:w="50"/>
+              <w:right w:type="dxa" w:w="60"/>
+            </w:tcMar>
+          </w:tcPr>
+          <w:p>
+            <w:pPr>
+              <w:bidi/>
+              <w:spacing w:after="0" w:line="260"/>
+            </w:pPr>
+            <w:r>
+              <w:rPr>
+                <w:rFonts w:ascii="Arial" w:cs="Arial" w:eastAsia="Arial" w:hAnsi="Arial"/>
+                <w:b/>
+                <w:bCs/>
+                <w:sz w:val="19"/>
+                <w:szCs w:val="19"/>
+                <w:rtl/>
+              </w:rPr>
+              <w:t xml:space="preserve">عبارت</w:t>
+            </w:r>
+          </w:p>
+        </w:tc>
+        <w:tc>
+          <w:tcPr>
+            <w:tcW w:type="dxa" w:w="640"/>
+            <w:tcBorders>
+              <w:top w:val="single" w:color="A6A6A6" w:sz="4"/>
+              <w:left w:val="single" w:color="A6A6A6" w:sz="4"/>
+              <w:bottom w:val="single" w:color="A6A6A6" w:sz="4"/>
+              <w:right w:val="single" w:color="A6A6A6" w:sz="4"/>
+            </w:tcBorders>
+            <w:shd w:fill="D9E2F3" w:color="auto" w:val="clear"/>
+            <w:tcMar>
+              <w:top w:type="dxa" w:w="50"/>
+              <w:left w:type="dxa" w:w="60"/>
+              <w:bottom w:type="dxa" w:w="50"/>
+              <w:right w:type="dxa" w:w="60"/>
+            </w:tcMar>
+          </w:tcPr>
+          <w:p>
+            <w:pPr>
+              <w:bidi/>
+              <w:spacing w:after="0" w:line="260"/>
+              <w:jc w:val="center"/>
+            </w:pPr>
+            <w:r>
+              <w:rPr>
+                <w:rFonts w:ascii="Arial" w:cs="Arial" w:eastAsia="Arial" w:hAnsi="Arial"/>
+                <w:b/>
+                <w:bCs/>
+                <w:sz w:val="15"/>
+                <w:szCs w:val="15"/>
+                <w:rtl/>
+              </w:rPr>
+              <w:t xml:space="preserve">۱</w:t>
+            </w:r>
+          </w:p>
+        </w:tc>
+        <w:tc>
+          <w:tcPr>
+            <w:tcW w:type="dxa" w:w="640"/>
+            <w:tcBorders>
+              <w:top w:val="single" w:color="A6A6A6" w:sz="4"/>
+              <w:left w:val="single" w:color="A6A6A6" w:sz="4"/>
+              <w:bottom w:val="single" w:color="A6A6A6" w:sz="4"/>
+              <w:right w:val="single" w:color="A6A6A6" w:sz="4"/>
+            </w:tcBorders>
+            <w:shd w:fill="D9E2F3" w:color="auto" w:val="clear"/>
+            <w:tcMar>
+              <w:top w:type="dxa" w:w="50"/>
+              <w:left w:type="dxa" w:w="60"/>
+              <w:bottom w:type="dxa" w:w="50"/>
+              <w:right w:type="dxa" w:w="60"/>
+            </w:tcMar>
+          </w:tcPr>
+          <w:p>
+            <w:pPr>
+              <w:bidi/>
+              <w:spacing w:after="0" w:line="260"/>
+              <w:jc w:val="center"/>
+            </w:pPr>
+            <w:r>
+              <w:rPr>
+                <w:rFonts w:ascii="Arial" w:cs="Arial" w:eastAsia="Arial" w:hAnsi="Arial"/>
+                <w:b/>
+                <w:bCs/>
+                <w:sz w:val="15"/>
+                <w:szCs w:val="15"/>
+                <w:rtl/>
+              </w:rPr>
+              <w:t xml:space="preserve">۲</w:t>
+            </w:r>
+          </w:p>
+        </w:tc>
+        <w:tc>
+          <w:tcPr>
+            <w:tcW w:type="dxa" w:w="640"/>
+            <w:tcBorders>
+              <w:top w:val="single" w:color="A6A6A6" w:sz="4"/>
+              <w:left w:val="single" w:color="A6A6A6" w:sz="4"/>
+              <w:bottom w:val="single" w:color="A6A6A6" w:sz="4"/>
+              <w:right w:val="single" w:color="A6A6A6" w:sz="4"/>
+            </w:tcBorders>
+            <w:shd w:fill="D9E2F3" w:color="auto" w:val="clear"/>
+            <w:tcMar>
+              <w:top w:type="dxa" w:w="50"/>
+              <w:left w:type="dxa" w:w="60"/>
+              <w:bottom w:type="dxa" w:w="50"/>
+              <w:right w:type="dxa" w:w="60"/>
+            </w:tcMar>
+          </w:tcPr>
+          <w:p>
+            <w:pPr>
+              <w:bidi/>
+              <w:spacing w:after="0" w:line="260"/>
+              <w:jc w:val="center"/>
+            </w:pPr>
+            <w:r>
+              <w:rPr>
+                <w:rFonts w:ascii="Arial" w:cs="Arial" w:eastAsia="Arial" w:hAnsi="Arial"/>
+                <w:b/>
+                <w:bCs/>
+                <w:sz w:val="15"/>
+                <w:szCs w:val="15"/>
+                <w:rtl/>
+              </w:rPr>
+              <w:t xml:space="preserve">۳</w:t>
+            </w:r>
+          </w:p>
+        </w:tc>
+        <w:tc>
+          <w:tcPr>
+            <w:tcW w:type="dxa" w:w="640"/>
+            <w:tcBorders>
+              <w:top w:val="single" w:color="A6A6A6" w:sz="4"/>
+              <w:left w:val="single" w:color="A6A6A6" w:sz="4"/>
+              <w:bottom w:val="single" w:color="A6A6A6" w:sz="4"/>
+              <w:right w:val="single" w:color="A6A6A6" w:sz="4"/>
+            </w:tcBorders>
+            <w:shd w:fill="D9E2F3" w:color="auto" w:val="clear"/>
+            <w:tcMar>
+              <w:top w:type="dxa" w:w="50"/>
+              <w:left w:type="dxa" w:w="60"/>
+              <w:bottom w:type="dxa" w:w="50"/>
+              <w:right w:type="dxa" w:w="60"/>
+            </w:tcMar>
+          </w:tcPr>
+          <w:p>
+            <w:pPr>
+              <w:bidi/>
+              <w:spacing w:after="0" w:line="260"/>
+              <w:jc w:val="center"/>
+            </w:pPr>
+            <w:r>
+              <w:rPr>
+                <w:rFonts w:ascii="Arial" w:cs="Arial" w:eastAsia="Arial" w:hAnsi="Arial"/>
+                <w:b/>
+                <w:bCs/>
+                <w:sz w:val="15"/>
+                <w:szCs w:val="15"/>
+                <w:rtl/>
+              </w:rPr>
+              <w:t xml:space="preserve">۴</w:t>
+            </w:r>
+          </w:p>
+        </w:tc>
+        <w:tc>
+          <w:tcPr>
+            <w:tcW w:type="dxa" w:w="640"/>
+            <w:tcBorders>
+              <w:top w:val="single" w:color="A6A6A6" w:sz="4"/>
+              <w:left w:val="single" w:color="A6A6A6" w:sz="4"/>
+              <w:bottom w:val="single" w:color="A6A6A6" w:sz="4"/>
+              <w:right w:val="single" w:color="A6A6A6" w:sz="4"/>
+            </w:tcBorders>
+            <w:shd w:fill="D9E2F3" w:color="auto" w:val="clear"/>
+            <w:tcMar>
+              <w:top w:type="dxa" w:w="50"/>
+              <w:left w:type="dxa" w:w="60"/>
+              <w:bottom w:type="dxa" w:w="50"/>
+              <w:right w:type="dxa" w:w="60"/>
+            </w:tcMar>
+          </w:tcPr>
+          <w:p>
+            <w:pPr>
+              <w:bidi/>
+              <w:spacing w:after="0" w:line="260"/>
+              <w:jc w:val="center"/>
+            </w:pPr>
+            <w:r>
+              <w:rPr>
+                <w:rFonts w:ascii="Arial" w:cs="Arial" w:eastAsia="Arial" w:hAnsi="Arial"/>
+                <w:b/>
+                <w:bCs/>
+                <w:sz w:val="15"/>
+                <w:szCs w:val="15"/>
+                <w:rtl/>
+              </w:rPr>
+              <w:t xml:space="preserve">۵</w:t>
+            </w:r>
+          </w:p>
+        </w:tc>
+      </w:tr>
+      <w:tr>
+        <w:trPr>
+          <w:cantSplit/>
+          <w:tblHeader w:val="false"/>
+        </w:trPr>
+        <w:tc>
+          <w:tcPr>
+            <w:tcW w:type="dxa" w:w="650"/>
+            <w:tcBorders>
+              <w:top w:val="single" w:color="A6A6A6" w:sz="4"/>
+              <w:left w:val="single" w:color="A6A6A6" w:sz="4"/>
+              <w:bottom w:val="single" w:color="A6A6A6" w:sz="4"/>
+              <w:right w:val="single" w:color="A6A6A6" w:sz="4"/>
+            </w:tcBorders>
+            <w:tcMar>
+              <w:top w:type="dxa" w:w="50"/>
+              <w:left w:type="dxa" w:w="60"/>
+              <w:bottom w:type="dxa" w:w="50"/>
+              <w:right w:type="dxa" w:w="60"/>
+            </w:tcMar>
+          </w:tcPr>
+          <w:p>
+            <w:pPr>
+              <w:bidi/>
+              <w:spacing w:after="0" w:line="260"/>
+              <w:jc w:val="center"/>
+            </w:pPr>
+            <w:r>
+              <w:rPr>
+                <w:rFonts w:ascii="Arial" w:cs="Arial" w:eastAsia="Arial" w:hAnsi="Arial"/>
+                <w:b w:val="false"/>
+                <w:bCs w:val="false"/>
+                <w:sz w:val="19"/>
+                <w:szCs w:val="19"/>
+                <w:rtl/>
+              </w:rPr>
+              <w:t xml:space="preserve">FI1</w:t>
+            </w:r>
+          </w:p>
+        </w:tc>
+        <w:tc>
+          <w:tcPr>
+            <w:tcW w:type="dxa" w:w="5650"/>
+            <w:tcBorders>
+              <w:top w:val="single" w:color="A6A6A6" w:sz="4"/>
+              <w:left w:val="single" w:color="A6A6A6" w:sz="4"/>
+              <w:bottom w:val="single" w:color="A6A6A6" w:sz="4"/>
+              <w:right w:val="single" w:color="A6A6A6" w:sz="4"/>
+            </w:tcBorders>
+            <w:tcMar>
+              <w:top w:type="dxa" w:w="50"/>
+              <w:left w:type="dxa" w:w="60"/>
+              <w:bottom w:type="dxa" w:w="50"/>
+              <w:right w:type="dxa" w:w="60"/>
+            </w:tcMar>
+          </w:tcPr>
+          <w:p>
+            <w:pPr>
+              <w:bidi/>
+              <w:spacing w:after="0" w:line="260"/>
+            </w:pPr>
+            <w:r>
+              <w:rPr>
+                <w:rFonts w:ascii="Arial" w:cs="Arial" w:eastAsia="Arial" w:hAnsi="Arial"/>
+                <w:b w:val="false"/>
+                <w:bCs w:val="false"/>
+                <w:sz w:val="19"/>
+                <w:szCs w:val="19"/>
+                <w:rtl/>
+              </w:rPr>
+              <w:t xml:space="preserve">زمان واقعی گزارش‌شده‌ی سال گذشته</w:t>
+            </w:r>
+          </w:p>
+        </w:tc>
+        <w:tc>
+          <w:tcPr>
+            <w:tcW w:type="dxa" w:w="640"/>
+            <w:tcBorders>
+              <w:top w:val="single" w:color="A6A6A6" w:sz="4"/>
+              <w:left w:val="single" w:color="A6A6A6" w:sz="4"/>
+              <w:bottom w:val="single" w:color="A6A6A6" w:sz="4"/>
+              <w:right w:val="single" w:color="A6A6A6" w:sz="4"/>
+            </w:tcBorders>
+            <w:tcMar>
+              <w:top w:type="dxa" w:w="50"/>
+              <w:left w:type="dxa" w:w="60"/>
+              <w:bottom w:type="dxa" w:w="50"/>
+              <w:right w:type="dxa" w:w="60"/>
+            </w:tcMar>
+          </w:tcPr>
+          <w:p>
+            <w:pPr>
+              <w:bidi/>
+              <w:spacing w:after="0" w:line="260"/>
+              <w:jc w:val="center"/>
+            </w:pPr>
+            <w:r>
+              <w:rPr>
+                <w:rFonts w:ascii="Arial" w:cs="Arial" w:eastAsia="Arial" w:hAnsi="Arial"/>
+                <w:b w:val="false"/>
+                <w:bCs w:val="false"/>
+                <w:sz w:val="19"/>
+                <w:szCs w:val="19"/>
+                <w:rtl/>
+              </w:rPr>
+              <w:t xml:space="preserve">☐</w:t>
+            </w:r>
+          </w:p>
+        </w:tc>
+        <w:tc>
+          <w:tcPr>
+            <w:tcW w:type="dxa" w:w="640"/>
+            <w:tcBorders>
+              <w:top w:val="single" w:color="A6A6A6" w:sz="4"/>
+              <w:left w:val="single" w:color="A6A6A6" w:sz="4"/>
+              <w:bottom w:val="single" w:color="A6A6A6" w:sz="4"/>
+              <w:right w:val="single" w:color="A6A6A6" w:sz="4"/>
+            </w:tcBorders>
+            <w:tcMar>
+              <w:top w:type="dxa" w:w="50"/>
+              <w:left w:type="dxa" w:w="60"/>
+              <w:bottom w:type="dxa" w:w="50"/>
+              <w:right w:type="dxa" w:w="60"/>
+            </w:tcMar>
+          </w:tcPr>
+          <w:p>
+            <w:pPr>
+              <w:bidi/>
+              <w:spacing w:after="0" w:line="260"/>
+              <w:jc w:val="center"/>
+            </w:pPr>
+            <w:r>
+              <w:rPr>
+                <w:rFonts w:ascii="Arial" w:cs="Arial" w:eastAsia="Arial" w:hAnsi="Arial"/>
+                <w:b w:val="false"/>
+                <w:bCs w:val="false"/>
+                <w:sz w:val="19"/>
+                <w:szCs w:val="19"/>
+                <w:rtl/>
+              </w:rPr>
+              <w:t xml:space="preserve">☐</w:t>
+            </w:r>
+          </w:p>
+        </w:tc>
+        <w:tc>
+          <w:tcPr>
+            <w:tcW w:type="dxa" w:w="640"/>
+            <w:tcBorders>
+              <w:top w:val="single" w:color="A6A6A6" w:sz="4"/>
+              <w:left w:val="single" w:color="A6A6A6" w:sz="4"/>
+              <w:bottom w:val="single" w:color="A6A6A6" w:sz="4"/>
+              <w:right w:val="single" w:color="A6A6A6" w:sz="4"/>
+            </w:tcBorders>
+            <w:tcMar>
+              <w:top w:type="dxa" w:w="50"/>
+              <w:left w:type="dxa" w:w="60"/>
+              <w:bottom w:type="dxa" w:w="50"/>
+              <w:right w:type="dxa" w:w="60"/>
+            </w:tcMar>
+          </w:tcPr>
+          <w:p>
+            <w:pPr>
+              <w:bidi/>
+              <w:spacing w:after="0" w:line="260"/>
+              <w:jc w:val="center"/>
+            </w:pPr>
+            <w:r>
+              <w:rPr>
+                <w:rFonts w:ascii="Arial" w:cs="Arial" w:eastAsia="Arial" w:hAnsi="Arial"/>
+                <w:b w:val="false"/>
+                <w:bCs w:val="false"/>
+                <w:sz w:val="19"/>
+                <w:szCs w:val="19"/>
+                <w:rtl/>
+              </w:rPr>
+              <w:t xml:space="preserve">☐</w:t>
+            </w:r>
+          </w:p>
+        </w:tc>
+        <w:tc>
+          <w:tcPr>
+            <w:tcW w:type="dxa" w:w="640"/>
+            <w:tcBorders>
+              <w:top w:val="single" w:color="A6A6A6" w:sz="4"/>
+              <w:left w:val="single" w:color="A6A6A6" w:sz="4"/>
+              <w:bottom w:val="single" w:color="A6A6A6" w:sz="4"/>
+              <w:right w:val="single" w:color="A6A6A6" w:sz="4"/>
+            </w:tcBorders>
+            <w:tcMar>
+              <w:top w:type="dxa" w:w="50"/>
+              <w:left w:type="dxa" w:w="60"/>
+              <w:bottom w:type="dxa" w:w="50"/>
+              <w:right w:type="dxa" w:w="60"/>
+            </w:tcMar>
+          </w:tcPr>
+          <w:p>
+            <w:pPr>
+              <w:bidi/>
+              <w:spacing w:after="0" w:line="260"/>
+              <w:jc w:val="center"/>
+            </w:pPr>
+            <w:r>
+              <w:rPr>
+                <w:rFonts w:ascii="Arial" w:cs="Arial" w:eastAsia="Arial" w:hAnsi="Arial"/>
+                <w:b w:val="false"/>
+                <w:bCs w:val="false"/>
+                <w:sz w:val="19"/>
+                <w:szCs w:val="19"/>
+                <w:rtl/>
+              </w:rPr>
+              <w:t xml:space="preserve">☐</w:t>
+            </w:r>
+          </w:p>
+        </w:tc>
+        <w:tc>
+          <w:tcPr>
+            <w:tcW w:type="dxa" w:w="640"/>
+            <w:tcBorders>
+              <w:top w:val="single" w:color="A6A6A6" w:sz="4"/>
+              <w:left w:val="single" w:color="A6A6A6" w:sz="4"/>
+              <w:bottom w:val="single" w:color="A6A6A6" w:sz="4"/>
+              <w:right w:val="single" w:color="A6A6A6" w:sz="4"/>
+            </w:tcBorders>
+            <w:tcMar>
+              <w:top w:type="dxa" w:w="50"/>
+              <w:left w:type="dxa" w:w="60"/>
+              <w:bottom w:type="dxa" w:w="50"/>
+              <w:right w:type="dxa" w:w="60"/>
+            </w:tcMar>
+          </w:tcPr>
+          <w:p>
+            <w:pPr>
+              <w:bidi/>
+              <w:spacing w:after="0" w:line="260"/>
+              <w:jc w:val="center"/>
+            </w:pPr>
+            <w:r>
+              <w:rPr>
+                <w:rFonts w:ascii="Arial" w:cs="Arial" w:eastAsia="Arial" w:hAnsi="Arial"/>
+                <w:b w:val="false"/>
+                <w:bCs w:val="false"/>
+                <w:sz w:val="19"/>
+                <w:szCs w:val="19"/>
+                <w:rtl/>
+              </w:rPr>
+              <w:t xml:space="preserve">☐</w:t>
+            </w:r>
+          </w:p>
+        </w:tc>
+      </w:tr>
+      <w:tr>
+        <w:trPr>
+          <w:cantSplit/>
+          <w:tblHeader w:val="false"/>
+        </w:trPr>
+        <w:tc>
+          <w:tcPr>
+            <w:tcW w:type="dxa" w:w="650"/>
+            <w:tcBorders>
+              <w:top w:val="single" w:color="A6A6A6" w:sz="4"/>
+              <w:left w:val="single" w:color="A6A6A6" w:sz="4"/>
+              <w:bottom w:val="single" w:color="A6A6A6" w:sz="4"/>
+              <w:right w:val="single" w:color="A6A6A6" w:sz="4"/>
+            </w:tcBorders>
+            <w:tcMar>
+              <w:top w:type="dxa" w:w="50"/>
+              <w:left w:type="dxa" w:w="60"/>
+              <w:bottom w:type="dxa" w:w="50"/>
+              <w:right w:type="dxa" w:w="60"/>
+            </w:tcMar>
+          </w:tcPr>
+          <w:p>
+            <w:pPr>
+              <w:bidi/>
+              <w:spacing w:after="0" w:line="260"/>
+              <w:jc w:val="center"/>
+            </w:pPr>
+            <w:r>
+              <w:rPr>
+                <w:rFonts w:ascii="Arial" w:cs="Arial" w:eastAsia="Arial" w:hAnsi="Arial"/>
+                <w:b w:val="false"/>
+                <w:bCs w:val="false"/>
+                <w:sz w:val="19"/>
+                <w:szCs w:val="19"/>
+                <w:rtl/>
+              </w:rPr>
+              <w:t xml:space="preserve">FI2</w:t>
+            </w:r>
+          </w:p>
+        </w:tc>
+        <w:tc>
+          <w:tcPr>
+            <w:tcW w:type="dxa" w:w="5650"/>
+            <w:tcBorders>
+              <w:top w:val="single" w:color="A6A6A6" w:sz="4"/>
+              <w:left w:val="single" w:color="A6A6A6" w:sz="4"/>
+              <w:bottom w:val="single" w:color="A6A6A6" w:sz="4"/>
+              <w:right w:val="single" w:color="A6A6A6" w:sz="4"/>
+            </w:tcBorders>
+            <w:tcMar>
+              <w:top w:type="dxa" w:w="50"/>
+              <w:left w:type="dxa" w:w="60"/>
+              <w:bottom w:type="dxa" w:w="50"/>
+              <w:right w:type="dxa" w:w="60"/>
+            </w:tcMar>
+          </w:tcPr>
+          <w:p>
+            <w:pPr>
+              <w:bidi/>
+              <w:spacing w:after="0" w:line="260"/>
+            </w:pPr>
+            <w:r>
+              <w:rPr>
+                <w:rFonts w:ascii="Arial" w:cs="Arial" w:eastAsia="Arial" w:hAnsi="Arial"/>
+                <w:b w:val="false"/>
+                <w:bCs w:val="false"/>
+                <w:sz w:val="19"/>
+                <w:szCs w:val="19"/>
+                <w:rtl/>
+              </w:rPr>
+              <w:t xml:space="preserve">زمان برآوردشده برای تکمیل برنامه‌ی حسابرسی</w:t>
+            </w:r>
+          </w:p>
+        </w:tc>
+        <w:tc>
+          <w:tcPr>
+            <w:tcW w:type="dxa" w:w="640"/>
+            <w:tcBorders>
+              <w:top w:val="single" w:color="A6A6A6" w:sz="4"/>
+              <w:left w:val="single" w:color="A6A6A6" w:sz="4"/>
+              <w:bottom w:val="single" w:color="A6A6A6" w:sz="4"/>
+              <w:right w:val="single" w:color="A6A6A6" w:sz="4"/>
+            </w:tcBorders>
+            <w:tcMar>
+              <w:top w:type="dxa" w:w="50"/>
+              <w:left w:type="dxa" w:w="60"/>
+              <w:bottom w:type="dxa" w:w="50"/>
+              <w:right w:type="dxa" w:w="60"/>
+            </w:tcMar>
+          </w:tcPr>
+          <w:p>
+            <w:pPr>
+              <w:bidi/>
+              <w:spacing w:after="0" w:line="260"/>
+              <w:jc w:val="center"/>
+            </w:pPr>
+            <w:r>
+              <w:rPr>
+                <w:rFonts w:ascii="Arial" w:cs="Arial" w:eastAsia="Arial" w:hAnsi="Arial"/>
+                <w:b w:val="false"/>
+                <w:bCs w:val="false"/>
+                <w:sz w:val="19"/>
+                <w:szCs w:val="19"/>
+                <w:rtl/>
+              </w:rPr>
+              <w:t xml:space="preserve">☐</w:t>
+            </w:r>
+          </w:p>
+        </w:tc>
+        <w:tc>
+          <w:tcPr>
+            <w:tcW w:type="dxa" w:w="640"/>
+            <w:tcBorders>
+              <w:top w:val="single" w:color="A6A6A6" w:sz="4"/>
+              <w:left w:val="single" w:color="A6A6A6" w:sz="4"/>
+              <w:bottom w:val="single" w:color="A6A6A6" w:sz="4"/>
+              <w:right w:val="single" w:color="A6A6A6" w:sz="4"/>
+            </w:tcBorders>
+            <w:tcMar>
+              <w:top w:type="dxa" w:w="50"/>
+              <w:left w:type="dxa" w:w="60"/>
+              <w:bottom w:type="dxa" w:w="50"/>
+              <w:right w:type="dxa" w:w="60"/>
+            </w:tcMar>
+          </w:tcPr>
+          <w:p>
+            <w:pPr>
+              <w:bidi/>
+              <w:spacing w:after="0" w:line="260"/>
+              <w:jc w:val="center"/>
+            </w:pPr>
+            <w:r>
+              <w:rPr>
+                <w:rFonts w:ascii="Arial" w:cs="Arial" w:eastAsia="Arial" w:hAnsi="Arial"/>
+                <w:b w:val="false"/>
+                <w:bCs w:val="false"/>
+                <w:sz w:val="19"/>
+                <w:szCs w:val="19"/>
+                <w:rtl/>
+              </w:rPr>
+              <w:t xml:space="preserve">☐</w:t>
+            </w:r>
+          </w:p>
+        </w:tc>
+        <w:tc>
+          <w:tcPr>
+            <w:tcW w:type="dxa" w:w="640"/>
+            <w:tcBorders>
+              <w:top w:val="single" w:color="A6A6A6" w:sz="4"/>
+              <w:left w:val="single" w:color="A6A6A6" w:sz="4"/>
+              <w:bottom w:val="single" w:color="A6A6A6" w:sz="4"/>
+              <w:right w:val="single" w:color="A6A6A6" w:sz="4"/>
+            </w:tcBorders>
+            <w:tcMar>
+              <w:top w:type="dxa" w:w="50"/>
+              <w:left w:type="dxa" w:w="60"/>
+              <w:bottom w:type="dxa" w:w="50"/>
+              <w:right w:type="dxa" w:w="60"/>
+            </w:tcMar>
+          </w:tcPr>
+          <w:p>
+            <w:pPr>
+              <w:bidi/>
+              <w:spacing w:after="0" w:line="260"/>
+              <w:jc w:val="center"/>
+            </w:pPr>
+            <w:r>
+              <w:rPr>
+                <w:rFonts w:ascii="Arial" w:cs="Arial" w:eastAsia="Arial" w:hAnsi="Arial"/>
+                <w:b w:val="false"/>
+                <w:bCs w:val="false"/>
+                <w:sz w:val="19"/>
+                <w:szCs w:val="19"/>
+                <w:rtl/>
+              </w:rPr>
+              <w:t xml:space="preserve">☐</w:t>
+            </w:r>
+          </w:p>
+        </w:tc>
+        <w:tc>
+          <w:tcPr>
+            <w:tcW w:type="dxa" w:w="640"/>
+            <w:tcBorders>
+              <w:top w:val="single" w:color="A6A6A6" w:sz="4"/>
+              <w:left w:val="single" w:color="A6A6A6" w:sz="4"/>
+              <w:bottom w:val="single" w:color="A6A6A6" w:sz="4"/>
+              <w:right w:val="single" w:color="A6A6A6" w:sz="4"/>
+            </w:tcBorders>
+            <w:tcMar>
+              <w:top w:type="dxa" w:w="50"/>
+              <w:left w:type="dxa" w:w="60"/>
+              <w:bottom w:type="dxa" w:w="50"/>
+              <w:right w:type="dxa" w:w="60"/>
+            </w:tcMar>
+          </w:tcPr>
+          <w:p>
+            <w:pPr>
+              <w:bidi/>
+              <w:spacing w:after="0" w:line="260"/>
+              <w:jc w:val="center"/>
+            </w:pPr>
+            <w:r>
+              <w:rPr>
+                <w:rFonts w:ascii="Arial" w:cs="Arial" w:eastAsia="Arial" w:hAnsi="Arial"/>
+                <w:b w:val="false"/>
+                <w:bCs w:val="false"/>
+                <w:sz w:val="19"/>
+                <w:szCs w:val="19"/>
+                <w:rtl/>
+              </w:rPr>
+              <w:t xml:space="preserve">☐</w:t>
+            </w:r>
+          </w:p>
+        </w:tc>
+        <w:tc>
+          <w:tcPr>
+            <w:tcW w:type="dxa" w:w="640"/>
+            <w:tcBorders>
+              <w:top w:val="single" w:color="A6A6A6" w:sz="4"/>
+              <w:left w:val="single" w:color="A6A6A6" w:sz="4"/>
+              <w:bottom w:val="single" w:color="A6A6A6" w:sz="4"/>
+              <w:right w:val="single" w:color="A6A6A6" w:sz="4"/>
+            </w:tcBorders>
+            <w:tcMar>
+              <w:top w:type="dxa" w:w="50"/>
+              <w:left w:type="dxa" w:w="60"/>
+              <w:bottom w:type="dxa" w:w="50"/>
+              <w:right w:type="dxa" w:w="60"/>
+            </w:tcMar>
+          </w:tcPr>
+          <w:p>
+            <w:pPr>
+              <w:bidi/>
+              <w:spacing w:after="0" w:line="260"/>
+              <w:jc w:val="center"/>
+            </w:pPr>
+            <w:r>
+              <w:rPr>
+                <w:rFonts w:ascii="Arial" w:cs="Arial" w:eastAsia="Arial" w:hAnsi="Arial"/>
+                <w:b w:val="false"/>
+                <w:bCs w:val="false"/>
+                <w:sz w:val="19"/>
+                <w:szCs w:val="19"/>
+                <w:rtl/>
+              </w:rPr>
+              <w:t xml:space="preserve">☐</w:t>
+            </w:r>
+          </w:p>
+        </w:tc>
+      </w:tr>
+      <w:tr>
+        <w:trPr>
+          <w:cantSplit/>
+          <w:tblHeader w:val="false"/>
+        </w:trPr>
+        <w:tc>
+          <w:tcPr>
+            <w:tcW w:type="dxa" w:w="650"/>
+            <w:tcBorders>
+              <w:top w:val="single" w:color="A6A6A6" w:sz="4"/>
+              <w:left w:val="single" w:color="A6A6A6" w:sz="4"/>
+              <w:bottom w:val="single" w:color="A6A6A6" w:sz="4"/>
+              <w:right w:val="single" w:color="A6A6A6" w:sz="4"/>
+            </w:tcBorders>
+            <w:tcMar>
+              <w:top w:type="dxa" w:w="50"/>
+              <w:left w:type="dxa" w:w="60"/>
+              <w:bottom w:type="dxa" w:w="50"/>
+              <w:right w:type="dxa" w:w="60"/>
+            </w:tcMar>
+          </w:tcPr>
+          <w:p>
+            <w:pPr>
+              <w:bidi/>
+              <w:spacing w:after="0" w:line="260"/>
+              <w:jc w:val="center"/>
+            </w:pPr>
+            <w:r>
+              <w:rPr>
+                <w:rFonts w:ascii="Arial" w:cs="Arial" w:eastAsia="Arial" w:hAnsi="Arial"/>
+                <w:b w:val="false"/>
+                <w:bCs w:val="false"/>
+                <w:sz w:val="19"/>
+                <w:szCs w:val="19"/>
+                <w:rtl/>
+              </w:rPr>
+              <w:t xml:space="preserve">FI3</w:t>
+            </w:r>
+          </w:p>
+        </w:tc>
+        <w:tc>
+          <w:tcPr>
+            <w:tcW w:type="dxa" w:w="5650"/>
+            <w:tcBorders>
+              <w:top w:val="single" w:color="A6A6A6" w:sz="4"/>
+              <w:left w:val="single" w:color="A6A6A6" w:sz="4"/>
+              <w:bottom w:val="single" w:color="A6A6A6" w:sz="4"/>
+              <w:right w:val="single" w:color="A6A6A6" w:sz="4"/>
+            </w:tcBorders>
+            <w:tcMar>
+              <w:top w:type="dxa" w:w="50"/>
+              <w:left w:type="dxa" w:w="60"/>
+              <w:bottom w:type="dxa" w:w="50"/>
+              <w:right w:type="dxa" w:w="60"/>
+            </w:tcMar>
+          </w:tcPr>
+          <w:p>
+            <w:pPr>
+              <w:bidi/>
+              <w:spacing w:after="0" w:line="260"/>
+            </w:pPr>
+            <w:r>
+              <w:rPr>
+                <w:rFonts w:ascii="Arial" w:cs="Arial" w:eastAsia="Arial" w:hAnsi="Arial"/>
+                <w:b w:val="false"/>
+                <w:bCs w:val="false"/>
+                <w:sz w:val="19"/>
+                <w:szCs w:val="19"/>
+                <w:rtl/>
+              </w:rPr>
+              <w:t xml:space="preserve">حق‌الزحمه‌ای که صاحبکاران انتظار دارند</w:t>
+            </w:r>
+          </w:p>
+        </w:tc>
+        <w:tc>
+          <w:tcPr>
+            <w:tcW w:type="dxa" w:w="640"/>
+            <w:tcBorders>
+              <w:top w:val="single" w:color="A6A6A6" w:sz="4"/>
+              <w:left w:val="single" w:color="A6A6A6" w:sz="4"/>
+              <w:bottom w:val="single" w:color="A6A6A6" w:sz="4"/>
+              <w:right w:val="single" w:color="A6A6A6" w:sz="4"/>
+            </w:tcBorders>
+            <w:tcMar>
+              <w:top w:type="dxa" w:w="50"/>
+              <w:left w:type="dxa" w:w="60"/>
+              <w:bottom w:type="dxa" w:w="50"/>
+              <w:right w:type="dxa" w:w="60"/>
+            </w:tcMar>
+          </w:tcPr>
+          <w:p>
+            <w:pPr>
+              <w:bidi/>
+              <w:spacing w:after="0" w:line="260"/>
+              <w:jc w:val="center"/>
+            </w:pPr>
+            <w:r>
+              <w:rPr>
+                <w:rFonts w:ascii="Arial" w:cs="Arial" w:eastAsia="Arial" w:hAnsi="Arial"/>
+                <w:b w:val="false"/>
+                <w:bCs w:val="false"/>
+                <w:sz w:val="19"/>
+                <w:szCs w:val="19"/>
+                <w:rtl/>
+              </w:rPr>
+              <w:t xml:space="preserve">☐</w:t>
+            </w:r>
+          </w:p>
+        </w:tc>
+        <w:tc>
+          <w:tcPr>
+            <w:tcW w:type="dxa" w:w="640"/>
+            <w:tcBorders>
+              <w:top w:val="single" w:color="A6A6A6" w:sz="4"/>
+              <w:left w:val="single" w:color="A6A6A6" w:sz="4"/>
+              <w:bottom w:val="single" w:color="A6A6A6" w:sz="4"/>
+              <w:right w:val="single" w:color="A6A6A6" w:sz="4"/>
+            </w:tcBorders>
+            <w:tcMar>
+              <w:top w:type="dxa" w:w="50"/>
+              <w:left w:type="dxa" w:w="60"/>
+              <w:bottom w:type="dxa" w:w="50"/>
+              <w:right w:type="dxa" w:w="60"/>
+            </w:tcMar>
+          </w:tcPr>
+          <w:p>
+            <w:pPr>
+              <w:bidi/>
+              <w:spacing w:after="0" w:line="260"/>
+              <w:jc w:val="center"/>
+            </w:pPr>
+            <w:r>
+              <w:rPr>
+                <w:rFonts w:ascii="Arial" w:cs="Arial" w:eastAsia="Arial" w:hAnsi="Arial"/>
+                <w:b w:val="false"/>
+                <w:bCs w:val="false"/>
+                <w:sz w:val="19"/>
+                <w:szCs w:val="19"/>
+                <w:rtl/>
+              </w:rPr>
+              <w:t xml:space="preserve">☐</w:t>
+            </w:r>
+          </w:p>
+        </w:tc>
+        <w:tc>
+          <w:tcPr>
+            <w:tcW w:type="dxa" w:w="640"/>
+            <w:tcBorders>
+              <w:top w:val="single" w:color="A6A6A6" w:sz="4"/>
+              <w:left w:val="single" w:color="A6A6A6" w:sz="4"/>
+              <w:bottom w:val="single" w:color="A6A6A6" w:sz="4"/>
+              <w:right w:val="single" w:color="A6A6A6" w:sz="4"/>
+            </w:tcBorders>
+            <w:tcMar>
+              <w:top w:type="dxa" w:w="50"/>
+              <w:left w:type="dxa" w:w="60"/>
+              <w:bottom w:type="dxa" w:w="50"/>
+              <w:right w:type="dxa" w:w="60"/>
+            </w:tcMar>
+          </w:tcPr>
+          <w:p>
+            <w:pPr>
+              <w:bidi/>
+              <w:spacing w:after="0" w:line="260"/>
+              <w:jc w:val="center"/>
+            </w:pPr>
+            <w:r>
+              <w:rPr>
+                <w:rFonts w:ascii="Arial" w:cs="Arial" w:eastAsia="Arial" w:hAnsi="Arial"/>
+                <w:b w:val="false"/>
+                <w:bCs w:val="false"/>
+                <w:sz w:val="19"/>
+                <w:szCs w:val="19"/>
+                <w:rtl/>
+              </w:rPr>
+              <w:t xml:space="preserve">☐</w:t>
+            </w:r>
+          </w:p>
+        </w:tc>
+        <w:tc>
+          <w:tcPr>
+            <w:tcW w:type="dxa" w:w="640"/>
+            <w:tcBorders>
+              <w:top w:val="single" w:color="A6A6A6" w:sz="4"/>
+              <w:left w:val="single" w:color="A6A6A6" w:sz="4"/>
+              <w:bottom w:val="single" w:color="A6A6A6" w:sz="4"/>
+              <w:right w:val="single" w:color="A6A6A6" w:sz="4"/>
+            </w:tcBorders>
+            <w:tcMar>
+              <w:top w:type="dxa" w:w="50"/>
+              <w:left w:type="dxa" w:w="60"/>
+              <w:bottom w:type="dxa" w:w="50"/>
+              <w:right w:type="dxa" w:w="60"/>
+            </w:tcMar>
+          </w:tcPr>
+          <w:p>
+            <w:pPr>
+              <w:bidi/>
+              <w:spacing w:after="0" w:line="260"/>
+              <w:jc w:val="center"/>
+            </w:pPr>
+            <w:r>
+              <w:rPr>
+                <w:rFonts w:ascii="Arial" w:cs="Arial" w:eastAsia="Arial" w:hAnsi="Arial"/>
+                <w:b w:val="false"/>
+                <w:bCs w:val="false"/>
+                <w:sz w:val="19"/>
+                <w:szCs w:val="19"/>
+                <w:rtl/>
+              </w:rPr>
+              <w:t xml:space="preserve">☐</w:t>
+            </w:r>
+          </w:p>
+        </w:tc>
+        <w:tc>
+          <w:tcPr>
+            <w:tcW w:type="dxa" w:w="640"/>
+            <w:tcBorders>
+              <w:top w:val="single" w:color="A6A6A6" w:sz="4"/>
+              <w:left w:val="single" w:color="A6A6A6" w:sz="4"/>
+              <w:bottom w:val="single" w:color="A6A6A6" w:sz="4"/>
+              <w:right w:val="single" w:color="A6A6A6" w:sz="4"/>
+            </w:tcBorders>
+            <w:tcMar>
+              <w:top w:type="dxa" w:w="50"/>
+              <w:left w:type="dxa" w:w="60"/>
+              <w:bottom w:type="dxa" w:w="50"/>
+              <w:right w:type="dxa" w:w="60"/>
+            </w:tcMar>
+          </w:tcPr>
+          <w:p>
+            <w:pPr>
+              <w:bidi/>
+              <w:spacing w:after="0" w:line="260"/>
+              <w:jc w:val="center"/>
+            </w:pPr>
+            <w:r>
+              <w:rPr>
+                <w:rFonts w:ascii="Arial" w:cs="Arial" w:eastAsia="Arial" w:hAnsi="Arial"/>
+                <w:b w:val="false"/>
+                <w:bCs w:val="false"/>
+                <w:sz w:val="19"/>
+                <w:szCs w:val="19"/>
+                <w:rtl/>
+              </w:rPr>
+              <w:t xml:space="preserve">☐</w:t>
+            </w:r>
+          </w:p>
+        </w:tc>
+      </w:tr>
+    </w:tbl>
     <w:p>
       <w:r>
         <w:br w:type="page"/>
@@ -16703,7 +17721,7 @@
                 <w:szCs w:val="19"/>
                 <w:rtl/>
               </w:rPr>
-              <w:t xml:space="preserve">ثبت زمان کمتر از زمان واقعی کار.</w:t>
+              <w:t xml:space="preserve">ثبت زمان کمتر از زمان واقعی کار برای رعایت بودجه.</w:t>
             </w:r>
           </w:p>
         </w:tc>
@@ -19017,7 +20035,7 @@
                 <w:szCs w:val="19"/>
                 <w:rtl/>
               </w:rPr>
-              <w:t xml:space="preserve">کمتر از زمان واقعی کارکرد خود را ثبت کردم.</w:t>
+              <w:t xml:space="preserve">برای رعایت بودجه، بخشی از کار را در وقت شخصی خودم انجام دادم و ثبت نکردم.</w:t>
             </w:r>
           </w:p>
         </w:tc>
@@ -19337,7 +20355,7 @@
                 <w:szCs w:val="19"/>
                 <w:rtl/>
               </w:rPr>
-              <w:t xml:space="preserve">برای پرهیز از تنش با صاحبکار، یک یافته یا تعدیل را کم‌اهمیت‌تر نشان دادم یا مطرح نکردم.</w:t>
+              <w:t xml:space="preserve">برای رعایت بودجه، بخشی از زمان کار را به کدهای غیرقابل‌صورت‌حساب منتقل کردم.</w:t>
             </w:r>
           </w:p>
         </w:tc>
@@ -26472,7 +27490,7 @@
                 <w:szCs w:val="19"/>
                 <w:rtl/>
               </w:rPr>
-              <w:t xml:space="preserve">Paino, Thani &amp; Syed Ahmad — «Attitudes toward dysfunctional audit behaviour: the effect of budget emphasis, leadership behaviour, and effectiveness of audit review» (پیوست پرسشنامه)؛ بر پایه‌ی Otley &amp; Pierce (1996) و Kelley &amp; Margheim (1990)</w:t>
+              <w:t xml:space="preserve">Otley &amp; Pierce (1996)، پیوست، سؤال‌های ۶ و ۷ (بر پایه‌ی Alderman &amp; Deitrick 1982؛ Kelley &amp; Margheim 1987, 1990). همان رفتارها در Paino, Thani &amp; Syed Ahmad هم به‌کار رفته است</w:t>
             </w:r>
           </w:p>
         </w:tc>
@@ -26540,7 +27558,7 @@
                 <w:szCs w:val="19"/>
                 <w:rtl/>
               </w:rPr>
-              <w:t xml:space="preserve">تأییدشده: پنج رفتار عین متن. طیف: تقریباً همیشه = ۵ تا هرگز = ۱. در منبع، بازه «سال گذشته» بود؛ ما «مأموریت مرجع» گذاشتیم</w:t>
+              <w:t xml:space="preserve">تأییدشده: پنج رفتار عین متن پیوست. درصدهای تصویر شما (۳۷، ۴۱، ۲۹، ۳۳، ۲۶ و ۲۸٪) دقیقاً با متن Otley &amp; Pierce یکی است، پس منبع تصویر همان مقاله است. طیف تقریباً همیشه = ۵ تا هرگز = ۱. در منبع بازه «سال گذشته» بود؛ ما «مأموریت مرجع» گذاشتیم</w:t>
             </w:r>
           </w:p>
         </w:tc>
@@ -26574,7 +27592,7 @@
                 <w:szCs w:val="19"/>
                 <w:rtl/>
               </w:rPr>
-              <w:t xml:space="preserve">سال، نشریه و نام کامل نویسندگان را تأیید کنید</w:t>
+              <w:t xml:space="preserve">سنجش DAB از Paino را «کاربرد بعدی» ذکر کنید</w:t>
             </w:r>
           </w:p>
         </w:tc>
@@ -26614,7 +27632,7 @@
                 <w:szCs w:val="19"/>
                 <w:rtl/>
               </w:rPr>
-              <w:t xml:space="preserve">DAB افزوده</w:t>
+              <w:t xml:space="preserve">کم‌گزارشی زمان (URT)</w:t>
             </w:r>
           </w:p>
         </w:tc>
@@ -26648,7 +27666,7 @@
                 <w:szCs w:val="19"/>
                 <w:rtl/>
               </w:rPr>
-              <w:t xml:space="preserve">محقق‌ساخته</w:t>
+              <w:t xml:space="preserve">Otley &amp; Pierce (1996)، جدول ۸ (بر پایه‌ی Kelley &amp; Seiler 1982) و بخش «رفتار ناکارآمد»</w:t>
             </w:r>
           </w:p>
         </w:tc>
@@ -26716,7 +27734,7 @@
                 <w:szCs w:val="19"/>
                 <w:rtl/>
               </w:rPr>
-              <w:t xml:space="preserve">تأییدنشده: ثبت زمان کمتر از واقع (DB6/PN6) و رفع‌ورجوع برای صاحبکار (DB7)</w:t>
+              <w:t xml:space="preserve">ساختار تأییدشده: URT با پرسش مستقیم و پرسش درباره‌ی «همکاران به‌طور کلی» سنجیده شده؛ دو پاسخ جدول ۸ («کار در وقت شخصی» و «انتقال زمان به غیرقابل‌صورت‌حساب») برچسب جدول است. جمله‌بندی کامل گویه‌ها (DB6, DB7, PN6) از من است</w:t>
             </w:r>
           </w:p>
         </w:tc>
@@ -26750,7 +27768,7 @@
                 <w:szCs w:val="19"/>
                 <w:rtl/>
               </w:rPr>
-              <w:t xml:space="preserve">جدا از هسته‌ی ۵ گویه‌ای تحلیل شود</w:t>
+              <w:t xml:space="preserve">تطبیق جمله‌بندی با متن اصلی؛ مجوز نویسنده</w:t>
             </w:r>
           </w:p>
         </w:tc>
@@ -27846,7 +28864,7 @@
                 <w:szCs w:val="19"/>
                 <w:rtl/>
               </w:rPr>
-              <w:t xml:space="preserve">فشار زمانی</w:t>
+              <w:t xml:space="preserve">فشار بودجه‌ی زمانی</w:t>
             </w:r>
           </w:p>
         </w:tc>
@@ -27880,7 +28898,7 @@
                 <w:szCs w:val="19"/>
                 <w:rtl/>
               </w:rPr>
-              <w:t xml:space="preserve">TB1–TB3 از پرسشنامه‌ی شما</w:t>
+              <w:t xml:space="preserve">Otley &amp; Pierce (1996)، جدول II (پرسش ۱ از Kelley &amp; Seiler 1982 و Kelley &amp; Margheim 1990؛ پرسش ۲ و ۳ ساخته‌ی خودشان)</w:t>
             </w:r>
           </w:p>
         </w:tc>
@@ -27948,7 +28966,7 @@
                 <w:szCs w:val="19"/>
                 <w:rtl/>
               </w:rPr>
-              <w:t xml:space="preserve">ابزار منتشرشده نیست</w:t>
+              <w:t xml:space="preserve">تأییدشده: متن و گزینه‌ها (۵ تا ۱). همبستگی پرسش‌ها ۰٫۶۴ تا ۰٫۶۷ و آلفای ترکیبی ۰٫۸۵ (در متن شما). پرسش ۳ فرض‌اش کم‌گزارشی است و حساس است</w:t>
             </w:r>
           </w:p>
         </w:tc>
@@ -27982,7 +29000,183 @@
                 <w:szCs w:val="19"/>
                 <w:rtl/>
               </w:rPr>
-              <w:t xml:space="preserve">جایگزین پس از تطبیق</w:t>
+              <w:t xml:space="preserve">جمله‌ها از «سال گذشته» به «مأموریت مرجع» برگردانده شد؛ اقتباس</w:t>
+            </w:r>
+          </w:p>
+        </w:tc>
+      </w:tr>
+      <w:tr>
+        <w:trPr>
+          <w:cantSplit/>
+          <w:tblHeader w:val="false"/>
+        </w:trPr>
+        <w:tc>
+          <w:tcPr>
+            <w:tcW w:type="dxa" w:w="1500"/>
+            <w:tcBorders>
+              <w:top w:val="single" w:color="A6A6A6" w:sz="4"/>
+              <w:left w:val="single" w:color="A6A6A6" w:sz="4"/>
+              <w:bottom w:val="single" w:color="A6A6A6" w:sz="4"/>
+              <w:right w:val="single" w:color="A6A6A6" w:sz="4"/>
+            </w:tcBorders>
+            <w:tcMar>
+              <w:top w:type="dxa" w:w="50"/>
+              <w:left w:type="dxa" w:w="60"/>
+              <w:bottom w:type="dxa" w:w="50"/>
+              <w:right w:type="dxa" w:w="60"/>
+            </w:tcMar>
+          </w:tcPr>
+          <w:p>
+            <w:pPr>
+              <w:bidi/>
+              <w:spacing w:after="0" w:line="260"/>
+            </w:pPr>
+            <w:r>
+              <w:rPr>
+                <w:rFonts w:ascii="Arial" w:cs="Arial" w:eastAsia="Arial" w:hAnsi="Arial"/>
+                <w:b w:val="false"/>
+                <w:bCs w:val="false"/>
+                <w:sz w:val="19"/>
+                <w:szCs w:val="19"/>
+                <w:rtl/>
+              </w:rPr>
+              <w:t xml:space="preserve">نفوذ بر بودجه (حق‌الزحمه‌ی انتظاری صاحبکار)</w:t>
+            </w:r>
+          </w:p>
+        </w:tc>
+        <w:tc>
+          <w:tcPr>
+            <w:tcW w:type="dxa" w:w="2200"/>
+            <w:tcBorders>
+              <w:top w:val="single" w:color="A6A6A6" w:sz="4"/>
+              <w:left w:val="single" w:color="A6A6A6" w:sz="4"/>
+              <w:bottom w:val="single" w:color="A6A6A6" w:sz="4"/>
+              <w:right w:val="single" w:color="A6A6A6" w:sz="4"/>
+            </w:tcBorders>
+            <w:tcMar>
+              <w:top w:type="dxa" w:w="50"/>
+              <w:left w:type="dxa" w:w="60"/>
+              <w:bottom w:type="dxa" w:w="50"/>
+              <w:right w:type="dxa" w:w="60"/>
+            </w:tcMar>
+          </w:tcPr>
+          <w:p>
+            <w:pPr>
+              <w:bidi/>
+              <w:spacing w:after="0" w:line="260"/>
+            </w:pPr>
+            <w:r>
+              <w:rPr>
+                <w:rFonts w:ascii="Arial" w:cs="Arial" w:eastAsia="Arial" w:hAnsi="Arial"/>
+                <w:b w:val="false"/>
+                <w:bCs w:val="false"/>
+                <w:sz w:val="19"/>
+                <w:szCs w:val="19"/>
+                <w:rtl/>
+              </w:rPr>
+              <w:t xml:space="preserve">Otley &amp; Pierce (1996)، جدول IV</w:t>
+            </w:r>
+          </w:p>
+        </w:tc>
+        <w:tc>
+          <w:tcPr>
+            <w:tcW w:type="dxa" w:w="800"/>
+            <w:tcBorders>
+              <w:top w:val="single" w:color="A6A6A6" w:sz="4"/>
+              <w:left w:val="single" w:color="A6A6A6" w:sz="4"/>
+              <w:bottom w:val="single" w:color="A6A6A6" w:sz="4"/>
+              <w:right w:val="single" w:color="A6A6A6" w:sz="4"/>
+            </w:tcBorders>
+            <w:tcMar>
+              <w:top w:type="dxa" w:w="50"/>
+              <w:left w:type="dxa" w:w="60"/>
+              <w:bottom w:type="dxa" w:w="50"/>
+              <w:right w:type="dxa" w:w="60"/>
+            </w:tcMar>
+          </w:tcPr>
+          <w:p>
+            <w:pPr>
+              <w:bidi/>
+              <w:spacing w:after="0" w:line="260"/>
+            </w:pPr>
+            <w:r>
+              <w:rPr>
+                <w:rFonts w:ascii="Arial" w:cs="Arial" w:eastAsia="Arial" w:hAnsi="Arial"/>
+                <w:b w:val="false"/>
+                <w:bCs w:val="false"/>
+                <w:sz w:val="19"/>
+                <w:szCs w:val="19"/>
+                <w:rtl/>
+              </w:rPr>
+              <w:t xml:space="preserve">۳</w:t>
+            </w:r>
+          </w:p>
+        </w:tc>
+        <w:tc>
+          <w:tcPr>
+            <w:tcW w:type="dxa" w:w="3000"/>
+            <w:tcBorders>
+              <w:top w:val="single" w:color="A6A6A6" w:sz="4"/>
+              <w:left w:val="single" w:color="A6A6A6" w:sz="4"/>
+              <w:bottom w:val="single" w:color="A6A6A6" w:sz="4"/>
+              <w:right w:val="single" w:color="A6A6A6" w:sz="4"/>
+            </w:tcBorders>
+            <w:tcMar>
+              <w:top w:type="dxa" w:w="50"/>
+              <w:left w:type="dxa" w:w="60"/>
+              <w:bottom w:type="dxa" w:w="50"/>
+              <w:right w:type="dxa" w:w="60"/>
+            </w:tcMar>
+          </w:tcPr>
+          <w:p>
+            <w:pPr>
+              <w:bidi/>
+              <w:spacing w:after="0" w:line="260"/>
+            </w:pPr>
+            <w:r>
+              <w:rPr>
+                <w:rFonts w:ascii="Arial" w:cs="Arial" w:eastAsia="Arial" w:hAnsi="Arial"/>
+                <w:b w:val="false"/>
+                <w:bCs w:val="false"/>
+                <w:sz w:val="19"/>
+                <w:szCs w:val="19"/>
+                <w:rtl/>
+              </w:rPr>
+              <w:t xml:space="preserve">تأییدشده: متن پرسش و ۳ گزینه، طیف ۱ تا ۵. گزینه‌ی «حق‌الزحمه‌ی مورد انتظار صاحبکار» می‌تواند نشانگر فشار صاحبکار باشد</w:t>
+            </w:r>
+          </w:p>
+        </w:tc>
+        <w:tc>
+          <w:tcPr>
+            <w:tcW w:type="dxa" w:w="2000"/>
+            <w:tcBorders>
+              <w:top w:val="single" w:color="A6A6A6" w:sz="4"/>
+              <w:left w:val="single" w:color="A6A6A6" w:sz="4"/>
+              <w:bottom w:val="single" w:color="A6A6A6" w:sz="4"/>
+              <w:right w:val="single" w:color="A6A6A6" w:sz="4"/>
+            </w:tcBorders>
+            <w:tcMar>
+              <w:top w:type="dxa" w:w="50"/>
+              <w:left w:type="dxa" w:w="60"/>
+              <w:bottom w:type="dxa" w:w="50"/>
+              <w:right w:type="dxa" w:w="60"/>
+            </w:tcMar>
+          </w:tcPr>
+          <w:p>
+            <w:pPr>
+              <w:bidi/>
+              <w:spacing w:after="0" w:line="260"/>
+            </w:pPr>
+            <w:r>
+              <w:rPr>
+                <w:rFonts w:ascii="Arial" w:cs="Arial" w:eastAsia="Arial" w:hAnsi="Arial"/>
+                <w:b w:val="false"/>
+                <w:bCs w:val="false"/>
+                <w:sz w:val="19"/>
+                <w:szCs w:val="19"/>
+                <w:rtl/>
+              </w:rPr>
+              <w:t xml:space="preserve">مناسب مقاله‌ی ۲</w:t>
             </w:r>
           </w:p>
         </w:tc>
@@ -29801,7 +30995,7 @@
                 <w:szCs w:val="19"/>
                 <w:rtl/>
               </w:rPr>
-              <w:t xml:space="preserve">DB1–DB5 (+DB6، DB7)</w:t>
+              <w:t xml:space="preserve">DB1–DB5 (+DB6، DB7: URT)</w:t>
             </w:r>
           </w:p>
         </w:tc>
@@ -30607,7 +31801,7 @@
                 <w:szCs w:val="19"/>
                 <w:rtl/>
               </w:rPr>
-              <w:t xml:space="preserve">فشار زمانی</w:t>
+              <w:t xml:space="preserve">فشار بودجه‌ی زمانی</w:t>
             </w:r>
           </w:p>
         </w:tc>
@@ -30641,7 +31835,7 @@
                 <w:szCs w:val="19"/>
                 <w:rtl/>
               </w:rPr>
-              <w:t xml:space="preserve">TB1–TB3</w:t>
+              <w:t xml:space="preserve">BT1–BT3</w:t>
             </w:r>
           </w:p>
         </w:tc>
@@ -30709,7 +31903,7 @@
                 <w:szCs w:val="19"/>
                 <w:rtl/>
               </w:rPr>
-              <w:t xml:space="preserve">۵ و ۷ درجه</w:t>
+              <w:t xml:space="preserve">۵ درجه</w:t>
             </w:r>
           </w:p>
         </w:tc>
@@ -30777,7 +31971,217 @@
                 <w:szCs w:val="19"/>
                 <w:rtl/>
               </w:rPr>
-              <w:t xml:space="preserve">z؛ TB3 معکوس</w:t>
+              <w:t xml:space="preserve">ترکیب میانگین (آلفا گزارش‌شده ۰٫۸۵)؛ BT1 ۵=آسان … ۱=غیرممکن</w:t>
+            </w:r>
+          </w:p>
+        </w:tc>
+      </w:tr>
+      <w:tr>
+        <w:trPr>
+          <w:cantSplit/>
+          <w:tblHeader w:val="false"/>
+        </w:trPr>
+        <w:tc>
+          <w:tcPr>
+            <w:tcW w:type="dxa" w:w="1700"/>
+            <w:tcBorders>
+              <w:top w:val="single" w:color="A6A6A6" w:sz="4"/>
+              <w:left w:val="single" w:color="A6A6A6" w:sz="4"/>
+              <w:bottom w:val="single" w:color="A6A6A6" w:sz="4"/>
+              <w:right w:val="single" w:color="A6A6A6" w:sz="4"/>
+            </w:tcBorders>
+            <w:tcMar>
+              <w:top w:type="dxa" w:w="50"/>
+              <w:left w:type="dxa" w:w="60"/>
+              <w:bottom w:type="dxa" w:w="50"/>
+              <w:right w:type="dxa" w:w="60"/>
+            </w:tcMar>
+          </w:tcPr>
+          <w:p>
+            <w:pPr>
+              <w:bidi/>
+              <w:spacing w:after="0" w:line="260"/>
+            </w:pPr>
+            <w:r>
+              <w:rPr>
+                <w:rFonts w:ascii="Arial" w:cs="Arial" w:eastAsia="Arial" w:hAnsi="Arial"/>
+                <w:b w:val="false"/>
+                <w:bCs w:val="false"/>
+                <w:sz w:val="19"/>
+                <w:szCs w:val="19"/>
+                <w:rtl/>
+              </w:rPr>
+              <w:t xml:space="preserve">نفوذ بر بودجه</w:t>
+            </w:r>
+          </w:p>
+        </w:tc>
+        <w:tc>
+          <w:tcPr>
+            <w:tcW w:type="dxa" w:w="1700"/>
+            <w:tcBorders>
+              <w:top w:val="single" w:color="A6A6A6" w:sz="4"/>
+              <w:left w:val="single" w:color="A6A6A6" w:sz="4"/>
+              <w:bottom w:val="single" w:color="A6A6A6" w:sz="4"/>
+              <w:right w:val="single" w:color="A6A6A6" w:sz="4"/>
+            </w:tcBorders>
+            <w:tcMar>
+              <w:top w:type="dxa" w:w="50"/>
+              <w:left w:type="dxa" w:w="60"/>
+              <w:bottom w:type="dxa" w:w="50"/>
+              <w:right w:type="dxa" w:w="60"/>
+            </w:tcMar>
+          </w:tcPr>
+          <w:p>
+            <w:pPr>
+              <w:bidi/>
+              <w:spacing w:after="0" w:line="260"/>
+            </w:pPr>
+            <w:r>
+              <w:rPr>
+                <w:rFonts w:ascii="Arial" w:cs="Arial" w:eastAsia="Arial" w:hAnsi="Arial"/>
+                <w:b w:val="false"/>
+                <w:bCs w:val="false"/>
+                <w:sz w:val="19"/>
+                <w:szCs w:val="19"/>
+                <w:rtl/>
+              </w:rPr>
+              <w:t xml:space="preserve">FI1–FI3</w:t>
+            </w:r>
+          </w:p>
+        </w:tc>
+        <w:tc>
+          <w:tcPr>
+            <w:tcW w:type="dxa" w:w="700"/>
+            <w:tcBorders>
+              <w:top w:val="single" w:color="A6A6A6" w:sz="4"/>
+              <w:left w:val="single" w:color="A6A6A6" w:sz="4"/>
+              <w:bottom w:val="single" w:color="A6A6A6" w:sz="4"/>
+              <w:right w:val="single" w:color="A6A6A6" w:sz="4"/>
+            </w:tcBorders>
+            <w:tcMar>
+              <w:top w:type="dxa" w:w="50"/>
+              <w:left w:type="dxa" w:w="60"/>
+              <w:bottom w:type="dxa" w:w="50"/>
+              <w:right w:type="dxa" w:w="60"/>
+            </w:tcMar>
+          </w:tcPr>
+          <w:p>
+            <w:pPr>
+              <w:bidi/>
+              <w:spacing w:after="0" w:line="260"/>
+            </w:pPr>
+            <w:r>
+              <w:rPr>
+                <w:rFonts w:ascii="Arial" w:cs="Arial" w:eastAsia="Arial" w:hAnsi="Arial"/>
+                <w:b w:val="false"/>
+                <w:bCs w:val="false"/>
+                <w:sz w:val="19"/>
+                <w:szCs w:val="19"/>
+                <w:rtl/>
+              </w:rPr>
+              <w:t xml:space="preserve">3</w:t>
+            </w:r>
+          </w:p>
+        </w:tc>
+        <w:tc>
+          <w:tcPr>
+            <w:tcW w:type="dxa" w:w="1700"/>
+            <w:tcBorders>
+              <w:top w:val="single" w:color="A6A6A6" w:sz="4"/>
+              <w:left w:val="single" w:color="A6A6A6" w:sz="4"/>
+              <w:bottom w:val="single" w:color="A6A6A6" w:sz="4"/>
+              <w:right w:val="single" w:color="A6A6A6" w:sz="4"/>
+            </w:tcBorders>
+            <w:tcMar>
+              <w:top w:type="dxa" w:w="50"/>
+              <w:left w:type="dxa" w:w="60"/>
+              <w:bottom w:type="dxa" w:w="50"/>
+              <w:right w:type="dxa" w:w="60"/>
+            </w:tcMar>
+          </w:tcPr>
+          <w:p>
+            <w:pPr>
+              <w:bidi/>
+              <w:spacing w:after="0" w:line="260"/>
+            </w:pPr>
+            <w:r>
+              <w:rPr>
+                <w:rFonts w:ascii="Arial" w:cs="Arial" w:eastAsia="Arial" w:hAnsi="Arial"/>
+                <w:b w:val="false"/>
+                <w:bCs w:val="false"/>
+                <w:sz w:val="19"/>
+                <w:szCs w:val="19"/>
+                <w:rtl/>
+              </w:rPr>
+              <w:t xml:space="preserve">۵ درجه</w:t>
+            </w:r>
+          </w:p>
+        </w:tc>
+        <w:tc>
+          <w:tcPr>
+            <w:tcW w:type="dxa" w:w="1700"/>
+            <w:tcBorders>
+              <w:top w:val="single" w:color="A6A6A6" w:sz="4"/>
+              <w:left w:val="single" w:color="A6A6A6" w:sz="4"/>
+              <w:bottom w:val="single" w:color="A6A6A6" w:sz="4"/>
+              <w:right w:val="single" w:color="A6A6A6" w:sz="4"/>
+            </w:tcBorders>
+            <w:tcMar>
+              <w:top w:type="dxa" w:w="50"/>
+              <w:left w:type="dxa" w:w="60"/>
+              <w:bottom w:type="dxa" w:w="50"/>
+              <w:right w:type="dxa" w:w="60"/>
+            </w:tcMar>
+          </w:tcPr>
+          <w:p>
+            <w:pPr>
+              <w:bidi/>
+              <w:spacing w:after="0" w:line="260"/>
+            </w:pPr>
+            <w:r>
+              <w:rPr>
+                <w:rFonts w:ascii="Arial" w:cs="Arial" w:eastAsia="Arial" w:hAnsi="Arial"/>
+                <w:b w:val="false"/>
+                <w:bCs w:val="false"/>
+                <w:sz w:val="19"/>
+                <w:szCs w:val="19"/>
+                <w:rtl/>
+              </w:rPr>
+              <w:t xml:space="preserve">فرد</w:t>
+            </w:r>
+          </w:p>
+        </w:tc>
+        <w:tc>
+          <w:tcPr>
+            <w:tcW w:type="dxa" w:w="2000"/>
+            <w:tcBorders>
+              <w:top w:val="single" w:color="A6A6A6" w:sz="4"/>
+              <w:left w:val="single" w:color="A6A6A6" w:sz="4"/>
+              <w:bottom w:val="single" w:color="A6A6A6" w:sz="4"/>
+              <w:right w:val="single" w:color="A6A6A6" w:sz="4"/>
+            </w:tcBorders>
+            <w:tcMar>
+              <w:top w:type="dxa" w:w="50"/>
+              <w:left w:type="dxa" w:w="60"/>
+              <w:bottom w:type="dxa" w:w="50"/>
+              <w:right w:type="dxa" w:w="60"/>
+            </w:tcMar>
+          </w:tcPr>
+          <w:p>
+            <w:pPr>
+              <w:bidi/>
+              <w:spacing w:after="0" w:line="260"/>
+            </w:pPr>
+            <w:r>
+              <w:rPr>
+                <w:rFonts w:ascii="Arial" w:cs="Arial" w:eastAsia="Arial" w:hAnsi="Arial"/>
+                <w:b w:val="false"/>
+                <w:bCs w:val="false"/>
+                <w:sz w:val="19"/>
+                <w:szCs w:val="19"/>
+                <w:rtl/>
+              </w:rPr>
+              <w:t xml:space="preserve">FI3 = فشار انتظار حق‌الزحمه</w:t>
             </w:r>
           </w:p>
         </w:tc>

--- a/questionnaire-v3-fa.docx
+++ b/questionnaire-v3-fa.docx
@@ -2280,7 +2280,7 @@
           <w:szCs w:val="19"/>
           <w:rtl/>
         </w:rPr>
-        <w:t xml:space="preserve">۱ = کاملاً مخالفم … ۴ = نه موافق نه مخالف … ۷ = کاملاً موافقم</w:t>
+        <w:t xml:space="preserve">۱ = بسیار نادرست (Very inaccurate) … ۷ = بسیار درست (Very accurate)</w:t>
       </w:r>
     </w:p>
     <w:tbl>
@@ -4894,7 +4894,7 @@
           <w:szCs w:val="20"/>
           <w:rtl/>
         </w:rPr>
-        <w:t xml:space="preserve">دستورالعمل: درباره‌ی همین تیم و در همان مأموریت، با این طیف پاسخ دهید: ۱ = هیچ/هرگز … ۵ = بسیار زیاد</w:t>
+        <w:t xml:space="preserve">دستورالعمل: درباره‌ی همین تیم و در همان مأموریت، با این طیف پاسخ دهید: ۱ = هیچ (None) … ۵ = خیلی زیاد (A lot)</w:t>
       </w:r>
     </w:p>
     <w:tbl>
@@ -10571,7 +10571,7 @@
                 <w:szCs w:val="19"/>
                 <w:rtl/>
               </w:rPr>
-              <w:t xml:space="preserve">جای خالی: مقیاس «فشار اطاعت» (Obedience Pressure)</w:t>
+              <w:t xml:space="preserve">جای خالی: «فشار اطاعت» (Obedience Pressure)</w:t>
             </w:r>
           </w:p>
         </w:tc>
@@ -10611,7 +10611,7 @@
                 <w:szCs w:val="19"/>
                 <w:rtl/>
               </w:rPr>
-              <w:t xml:space="preserve">[۴ تا ۶ گویه از Lord &amp; DeZoort (2001) یا Tsunogaya و همکاران (۲۰۱۷)؛ متن گویه‌ها هنوز در دسترس من نیست. پس از دریافت متن، درج می‌شود.]</w:t>
+              <w:t xml:space="preserve">[در ادبیات فشار اطاعت معمولاً با سناریو دست‌کاری می‌شود (DeZoort &amp; Lord 1994؛ Lord &amp; DeZoort 2001)، نه با مقیاس چندگویه‌ای. اگر مقاله‌ی Tsunogaya هم مقیاس خودگزارشی نداشت، سناریوی ۲ (موقعیت صاحبکار) جای آن را می‌گیرد و این بخش حذف می‌شود.]</w:t>
             </w:r>
           </w:p>
         </w:tc>
@@ -10654,7 +10654,7 @@
           <w:szCs w:val="20"/>
           <w:rtl/>
         </w:rPr>
-        <w:t xml:space="preserve">دستورالعمل: به دوره‌ی کار روی مأموریت مرجع فکر کنید و بگویید هر حالت را چند وقت یک‌بار تجربه می‌کردید. ۱ = هرگز/تقریباً هرگز … ۵ = همیشه</w:t>
+        <w:t xml:space="preserve">دستورالعمل: به دوره‌ی کار روی مأموریت مرجع فکر کنید. به سه پرسش اول بر پایه‌ی «شدت» و به چهار پرسش بعد بر پایه‌ی «فراوانی» پاسخ دهید.</w:t>
       </w:r>
     </w:p>
     <w:tbl>
@@ -10672,12 +10672,12 @@
       </w:tblPr>
       <w:tblGrid>
         <w:gridCol w:w="650"/>
-        <w:gridCol w:w="5650"/>
-        <w:gridCol w:w="640"/>
-        <w:gridCol w:w="640"/>
-        <w:gridCol w:w="640"/>
-        <w:gridCol w:w="640"/>
-        <w:gridCol w:w="640"/>
+        <w:gridCol w:w="3850"/>
+        <w:gridCol w:w="1000"/>
+        <w:gridCol w:w="1000"/>
+        <w:gridCol w:w="1000"/>
+        <w:gridCol w:w="1000"/>
+        <w:gridCol w:w="1000"/>
       </w:tblGrid>
       <w:tr>
         <w:trPr>
@@ -10722,7 +10722,7 @@
         </w:tc>
         <w:tc>
           <w:tcPr>
-            <w:tcW w:type="dxa" w:w="5650"/>
+            <w:tcW w:type="dxa" w:w="3850"/>
             <w:tcBorders>
               <w:top w:val="single" w:color="A6A6A6" w:sz="4"/>
               <w:left w:val="single" w:color="A6A6A6" w:sz="4"/>
@@ -10757,7 +10757,7 @@
         </w:tc>
         <w:tc>
           <w:tcPr>
-            <w:tcW w:type="dxa" w:w="640"/>
+            <w:tcW w:type="dxa" w:w="1000"/>
             <w:tcBorders>
               <w:top w:val="single" w:color="A6A6A6" w:sz="4"/>
               <w:left w:val="single" w:color="A6A6A6" w:sz="4"/>
@@ -10787,13 +10787,13 @@
                 <w:szCs w:val="15"/>
                 <w:rtl/>
               </w:rPr>
-              <w:t xml:space="preserve">۱</w:t>
-            </w:r>
-          </w:p>
-        </w:tc>
-        <w:tc>
-          <w:tcPr>
-            <w:tcW w:type="dxa" w:w="640"/>
+              <w:t xml:space="preserve">در حد بسیار کم</w:t>
+            </w:r>
+          </w:p>
+        </w:tc>
+        <w:tc>
+          <w:tcPr>
+            <w:tcW w:type="dxa" w:w="1000"/>
             <w:tcBorders>
               <w:top w:val="single" w:color="A6A6A6" w:sz="4"/>
               <w:left w:val="single" w:color="A6A6A6" w:sz="4"/>
@@ -10823,13 +10823,13 @@
                 <w:szCs w:val="15"/>
                 <w:rtl/>
               </w:rPr>
-              <w:t xml:space="preserve">۲</w:t>
-            </w:r>
-          </w:p>
-        </w:tc>
-        <w:tc>
-          <w:tcPr>
-            <w:tcW w:type="dxa" w:w="640"/>
+              <w:t xml:space="preserve">در حد کم</w:t>
+            </w:r>
+          </w:p>
+        </w:tc>
+        <w:tc>
+          <w:tcPr>
+            <w:tcW w:type="dxa" w:w="1000"/>
             <w:tcBorders>
               <w:top w:val="single" w:color="A6A6A6" w:sz="4"/>
               <w:left w:val="single" w:color="A6A6A6" w:sz="4"/>
@@ -10859,13 +10859,13 @@
                 <w:szCs w:val="15"/>
                 <w:rtl/>
               </w:rPr>
-              <w:t xml:space="preserve">۳</w:t>
-            </w:r>
-          </w:p>
-        </w:tc>
-        <w:tc>
-          <w:tcPr>
-            <w:tcW w:type="dxa" w:w="640"/>
+              <w:t xml:space="preserve">تا حدی</w:t>
+            </w:r>
+          </w:p>
+        </w:tc>
+        <w:tc>
+          <w:tcPr>
+            <w:tcW w:type="dxa" w:w="1000"/>
             <w:tcBorders>
               <w:top w:val="single" w:color="A6A6A6" w:sz="4"/>
               <w:left w:val="single" w:color="A6A6A6" w:sz="4"/>
@@ -10895,13 +10895,13 @@
                 <w:szCs w:val="15"/>
                 <w:rtl/>
               </w:rPr>
-              <w:t xml:space="preserve">۴</w:t>
-            </w:r>
-          </w:p>
-        </w:tc>
-        <w:tc>
-          <w:tcPr>
-            <w:tcW w:type="dxa" w:w="640"/>
+              <w:t xml:space="preserve">در حد زیاد</w:t>
+            </w:r>
+          </w:p>
+        </w:tc>
+        <w:tc>
+          <w:tcPr>
+            <w:tcW w:type="dxa" w:w="1000"/>
             <w:tcBorders>
               <w:top w:val="single" w:color="A6A6A6" w:sz="4"/>
               <w:left w:val="single" w:color="A6A6A6" w:sz="4"/>
@@ -10931,7 +10931,7 @@
                 <w:szCs w:val="15"/>
                 <w:rtl/>
               </w:rPr>
-              <w:t xml:space="preserve">۵</w:t>
+              <w:t xml:space="preserve">در حد بسیار زیاد</w:t>
             </w:r>
           </w:p>
         </w:tc>
@@ -10978,181 +10978,181 @@
         </w:tc>
         <w:tc>
           <w:tcPr>
-            <w:tcW w:type="dxa" w:w="5650"/>
-            <w:tcBorders>
-              <w:top w:val="single" w:color="A6A6A6" w:sz="4"/>
-              <w:left w:val="single" w:color="A6A6A6" w:sz="4"/>
-              <w:bottom w:val="single" w:color="A6A6A6" w:sz="4"/>
-              <w:right w:val="single" w:color="A6A6A6" w:sz="4"/>
-            </w:tcBorders>
-            <w:tcMar>
-              <w:top w:type="dxa" w:w="50"/>
-              <w:left w:type="dxa" w:w="60"/>
-              <w:bottom w:type="dxa" w:w="50"/>
-              <w:right w:type="dxa" w:w="60"/>
-            </w:tcMar>
-          </w:tcPr>
-          <w:p>
-            <w:pPr>
-              <w:bidi/>
-              <w:spacing w:after="0" w:line="260"/>
-            </w:pPr>
-            <w:r>
-              <w:rPr>
-                <w:rFonts w:ascii="Arial" w:cs="Arial" w:eastAsia="Arial" w:hAnsi="Arial"/>
-                <w:b w:val="false"/>
-                <w:bCs w:val="false"/>
-                <w:sz w:val="19"/>
-                <w:szCs w:val="19"/>
-                <w:rtl/>
-              </w:rPr>
-              <w:t xml:space="preserve">آیا کارتان شما را از نظر عاطفی خسته می‌کرد؟</w:t>
-            </w:r>
-          </w:p>
-        </w:tc>
-        <w:tc>
-          <w:tcPr>
-            <w:tcW w:type="dxa" w:w="640"/>
-            <w:tcBorders>
-              <w:top w:val="single" w:color="A6A6A6" w:sz="4"/>
-              <w:left w:val="single" w:color="A6A6A6" w:sz="4"/>
-              <w:bottom w:val="single" w:color="A6A6A6" w:sz="4"/>
-              <w:right w:val="single" w:color="A6A6A6" w:sz="4"/>
-            </w:tcBorders>
-            <w:tcMar>
-              <w:top w:type="dxa" w:w="50"/>
-              <w:left w:type="dxa" w:w="60"/>
-              <w:bottom w:type="dxa" w:w="50"/>
-              <w:right w:type="dxa" w:w="60"/>
-            </w:tcMar>
-          </w:tcPr>
-          <w:p>
-            <w:pPr>
-              <w:bidi/>
-              <w:spacing w:after="0" w:line="260"/>
-              <w:jc w:val="center"/>
-            </w:pPr>
-            <w:r>
-              <w:rPr>
-                <w:rFonts w:ascii="Arial" w:cs="Arial" w:eastAsia="Arial" w:hAnsi="Arial"/>
-                <w:b w:val="false"/>
-                <w:bCs w:val="false"/>
-                <w:sz w:val="19"/>
-                <w:szCs w:val="19"/>
-                <w:rtl/>
-              </w:rPr>
-              <w:t xml:space="preserve">☐</w:t>
-            </w:r>
-          </w:p>
-        </w:tc>
-        <w:tc>
-          <w:tcPr>
-            <w:tcW w:type="dxa" w:w="640"/>
-            <w:tcBorders>
-              <w:top w:val="single" w:color="A6A6A6" w:sz="4"/>
-              <w:left w:val="single" w:color="A6A6A6" w:sz="4"/>
-              <w:bottom w:val="single" w:color="A6A6A6" w:sz="4"/>
-              <w:right w:val="single" w:color="A6A6A6" w:sz="4"/>
-            </w:tcBorders>
-            <w:tcMar>
-              <w:top w:type="dxa" w:w="50"/>
-              <w:left w:type="dxa" w:w="60"/>
-              <w:bottom w:type="dxa" w:w="50"/>
-              <w:right w:type="dxa" w:w="60"/>
-            </w:tcMar>
-          </w:tcPr>
-          <w:p>
-            <w:pPr>
-              <w:bidi/>
-              <w:spacing w:after="0" w:line="260"/>
-              <w:jc w:val="center"/>
-            </w:pPr>
-            <w:r>
-              <w:rPr>
-                <w:rFonts w:ascii="Arial" w:cs="Arial" w:eastAsia="Arial" w:hAnsi="Arial"/>
-                <w:b w:val="false"/>
-                <w:bCs w:val="false"/>
-                <w:sz w:val="19"/>
-                <w:szCs w:val="19"/>
-                <w:rtl/>
-              </w:rPr>
-              <w:t xml:space="preserve">☐</w:t>
-            </w:r>
-          </w:p>
-        </w:tc>
-        <w:tc>
-          <w:tcPr>
-            <w:tcW w:type="dxa" w:w="640"/>
-            <w:tcBorders>
-              <w:top w:val="single" w:color="A6A6A6" w:sz="4"/>
-              <w:left w:val="single" w:color="A6A6A6" w:sz="4"/>
-              <w:bottom w:val="single" w:color="A6A6A6" w:sz="4"/>
-              <w:right w:val="single" w:color="A6A6A6" w:sz="4"/>
-            </w:tcBorders>
-            <w:tcMar>
-              <w:top w:type="dxa" w:w="50"/>
-              <w:left w:type="dxa" w:w="60"/>
-              <w:bottom w:type="dxa" w:w="50"/>
-              <w:right w:type="dxa" w:w="60"/>
-            </w:tcMar>
-          </w:tcPr>
-          <w:p>
-            <w:pPr>
-              <w:bidi/>
-              <w:spacing w:after="0" w:line="260"/>
-              <w:jc w:val="center"/>
-            </w:pPr>
-            <w:r>
-              <w:rPr>
-                <w:rFonts w:ascii="Arial" w:cs="Arial" w:eastAsia="Arial" w:hAnsi="Arial"/>
-                <w:b w:val="false"/>
-                <w:bCs w:val="false"/>
-                <w:sz w:val="19"/>
-                <w:szCs w:val="19"/>
-                <w:rtl/>
-              </w:rPr>
-              <w:t xml:space="preserve">☐</w:t>
-            </w:r>
-          </w:p>
-        </w:tc>
-        <w:tc>
-          <w:tcPr>
-            <w:tcW w:type="dxa" w:w="640"/>
-            <w:tcBorders>
-              <w:top w:val="single" w:color="A6A6A6" w:sz="4"/>
-              <w:left w:val="single" w:color="A6A6A6" w:sz="4"/>
-              <w:bottom w:val="single" w:color="A6A6A6" w:sz="4"/>
-              <w:right w:val="single" w:color="A6A6A6" w:sz="4"/>
-            </w:tcBorders>
-            <w:tcMar>
-              <w:top w:type="dxa" w:w="50"/>
-              <w:left w:type="dxa" w:w="60"/>
-              <w:bottom w:type="dxa" w:w="50"/>
-              <w:right w:type="dxa" w:w="60"/>
-            </w:tcMar>
-          </w:tcPr>
-          <w:p>
-            <w:pPr>
-              <w:bidi/>
-              <w:spacing w:after="0" w:line="260"/>
-              <w:jc w:val="center"/>
-            </w:pPr>
-            <w:r>
-              <w:rPr>
-                <w:rFonts w:ascii="Arial" w:cs="Arial" w:eastAsia="Arial" w:hAnsi="Arial"/>
-                <w:b w:val="false"/>
-                <w:bCs w:val="false"/>
-                <w:sz w:val="19"/>
-                <w:szCs w:val="19"/>
-                <w:rtl/>
-              </w:rPr>
-              <w:t xml:space="preserve">☐</w:t>
-            </w:r>
-          </w:p>
-        </w:tc>
-        <w:tc>
-          <w:tcPr>
-            <w:tcW w:type="dxa" w:w="640"/>
+            <w:tcW w:type="dxa" w:w="3850"/>
+            <w:tcBorders>
+              <w:top w:val="single" w:color="A6A6A6" w:sz="4"/>
+              <w:left w:val="single" w:color="A6A6A6" w:sz="4"/>
+              <w:bottom w:val="single" w:color="A6A6A6" w:sz="4"/>
+              <w:right w:val="single" w:color="A6A6A6" w:sz="4"/>
+            </w:tcBorders>
+            <w:tcMar>
+              <w:top w:type="dxa" w:w="50"/>
+              <w:left w:type="dxa" w:w="60"/>
+              <w:bottom w:type="dxa" w:w="50"/>
+              <w:right w:type="dxa" w:w="60"/>
+            </w:tcMar>
+          </w:tcPr>
+          <w:p>
+            <w:pPr>
+              <w:bidi/>
+              <w:spacing w:after="0" w:line="260"/>
+            </w:pPr>
+            <w:r>
+              <w:rPr>
+                <w:rFonts w:ascii="Arial" w:cs="Arial" w:eastAsia="Arial" w:hAnsi="Arial"/>
+                <w:b w:val="false"/>
+                <w:bCs w:val="false"/>
+                <w:sz w:val="19"/>
+                <w:szCs w:val="19"/>
+                <w:rtl/>
+              </w:rPr>
+              <w:t xml:space="preserve">آیا کارتان از نظر عاطفی شما را خسته می‌کند؟</w:t>
+            </w:r>
+          </w:p>
+        </w:tc>
+        <w:tc>
+          <w:tcPr>
+            <w:tcW w:type="dxa" w:w="1000"/>
+            <w:tcBorders>
+              <w:top w:val="single" w:color="A6A6A6" w:sz="4"/>
+              <w:left w:val="single" w:color="A6A6A6" w:sz="4"/>
+              <w:bottom w:val="single" w:color="A6A6A6" w:sz="4"/>
+              <w:right w:val="single" w:color="A6A6A6" w:sz="4"/>
+            </w:tcBorders>
+            <w:tcMar>
+              <w:top w:type="dxa" w:w="50"/>
+              <w:left w:type="dxa" w:w="60"/>
+              <w:bottom w:type="dxa" w:w="50"/>
+              <w:right w:type="dxa" w:w="60"/>
+            </w:tcMar>
+          </w:tcPr>
+          <w:p>
+            <w:pPr>
+              <w:bidi/>
+              <w:spacing w:after="0" w:line="260"/>
+              <w:jc w:val="center"/>
+            </w:pPr>
+            <w:r>
+              <w:rPr>
+                <w:rFonts w:ascii="Arial" w:cs="Arial" w:eastAsia="Arial" w:hAnsi="Arial"/>
+                <w:b w:val="false"/>
+                <w:bCs w:val="false"/>
+                <w:sz w:val="19"/>
+                <w:szCs w:val="19"/>
+                <w:rtl/>
+              </w:rPr>
+              <w:t xml:space="preserve">☐</w:t>
+            </w:r>
+          </w:p>
+        </w:tc>
+        <w:tc>
+          <w:tcPr>
+            <w:tcW w:type="dxa" w:w="1000"/>
+            <w:tcBorders>
+              <w:top w:val="single" w:color="A6A6A6" w:sz="4"/>
+              <w:left w:val="single" w:color="A6A6A6" w:sz="4"/>
+              <w:bottom w:val="single" w:color="A6A6A6" w:sz="4"/>
+              <w:right w:val="single" w:color="A6A6A6" w:sz="4"/>
+            </w:tcBorders>
+            <w:tcMar>
+              <w:top w:type="dxa" w:w="50"/>
+              <w:left w:type="dxa" w:w="60"/>
+              <w:bottom w:type="dxa" w:w="50"/>
+              <w:right w:type="dxa" w:w="60"/>
+            </w:tcMar>
+          </w:tcPr>
+          <w:p>
+            <w:pPr>
+              <w:bidi/>
+              <w:spacing w:after="0" w:line="260"/>
+              <w:jc w:val="center"/>
+            </w:pPr>
+            <w:r>
+              <w:rPr>
+                <w:rFonts w:ascii="Arial" w:cs="Arial" w:eastAsia="Arial" w:hAnsi="Arial"/>
+                <w:b w:val="false"/>
+                <w:bCs w:val="false"/>
+                <w:sz w:val="19"/>
+                <w:szCs w:val="19"/>
+                <w:rtl/>
+              </w:rPr>
+              <w:t xml:space="preserve">☐</w:t>
+            </w:r>
+          </w:p>
+        </w:tc>
+        <w:tc>
+          <w:tcPr>
+            <w:tcW w:type="dxa" w:w="1000"/>
+            <w:tcBorders>
+              <w:top w:val="single" w:color="A6A6A6" w:sz="4"/>
+              <w:left w:val="single" w:color="A6A6A6" w:sz="4"/>
+              <w:bottom w:val="single" w:color="A6A6A6" w:sz="4"/>
+              <w:right w:val="single" w:color="A6A6A6" w:sz="4"/>
+            </w:tcBorders>
+            <w:tcMar>
+              <w:top w:type="dxa" w:w="50"/>
+              <w:left w:type="dxa" w:w="60"/>
+              <w:bottom w:type="dxa" w:w="50"/>
+              <w:right w:type="dxa" w:w="60"/>
+            </w:tcMar>
+          </w:tcPr>
+          <w:p>
+            <w:pPr>
+              <w:bidi/>
+              <w:spacing w:after="0" w:line="260"/>
+              <w:jc w:val="center"/>
+            </w:pPr>
+            <w:r>
+              <w:rPr>
+                <w:rFonts w:ascii="Arial" w:cs="Arial" w:eastAsia="Arial" w:hAnsi="Arial"/>
+                <w:b w:val="false"/>
+                <w:bCs w:val="false"/>
+                <w:sz w:val="19"/>
+                <w:szCs w:val="19"/>
+                <w:rtl/>
+              </w:rPr>
+              <w:t xml:space="preserve">☐</w:t>
+            </w:r>
+          </w:p>
+        </w:tc>
+        <w:tc>
+          <w:tcPr>
+            <w:tcW w:type="dxa" w:w="1000"/>
+            <w:tcBorders>
+              <w:top w:val="single" w:color="A6A6A6" w:sz="4"/>
+              <w:left w:val="single" w:color="A6A6A6" w:sz="4"/>
+              <w:bottom w:val="single" w:color="A6A6A6" w:sz="4"/>
+              <w:right w:val="single" w:color="A6A6A6" w:sz="4"/>
+            </w:tcBorders>
+            <w:tcMar>
+              <w:top w:type="dxa" w:w="50"/>
+              <w:left w:type="dxa" w:w="60"/>
+              <w:bottom w:type="dxa" w:w="50"/>
+              <w:right w:type="dxa" w:w="60"/>
+            </w:tcMar>
+          </w:tcPr>
+          <w:p>
+            <w:pPr>
+              <w:bidi/>
+              <w:spacing w:after="0" w:line="260"/>
+              <w:jc w:val="center"/>
+            </w:pPr>
+            <w:r>
+              <w:rPr>
+                <w:rFonts w:ascii="Arial" w:cs="Arial" w:eastAsia="Arial" w:hAnsi="Arial"/>
+                <w:b w:val="false"/>
+                <w:bCs w:val="false"/>
+                <w:sz w:val="19"/>
+                <w:szCs w:val="19"/>
+                <w:rtl/>
+              </w:rPr>
+              <w:t xml:space="preserve">☐</w:t>
+            </w:r>
+          </w:p>
+        </w:tc>
+        <w:tc>
+          <w:tcPr>
+            <w:tcW w:type="dxa" w:w="1000"/>
             <w:tcBorders>
               <w:top w:val="single" w:color="A6A6A6" w:sz="4"/>
               <w:left w:val="single" w:color="A6A6A6" w:sz="4"/>
@@ -11228,181 +11228,181 @@
         </w:tc>
         <w:tc>
           <w:tcPr>
-            <w:tcW w:type="dxa" w:w="5650"/>
-            <w:tcBorders>
-              <w:top w:val="single" w:color="A6A6A6" w:sz="4"/>
-              <w:left w:val="single" w:color="A6A6A6" w:sz="4"/>
-              <w:bottom w:val="single" w:color="A6A6A6" w:sz="4"/>
-              <w:right w:val="single" w:color="A6A6A6" w:sz="4"/>
-            </w:tcBorders>
-            <w:tcMar>
-              <w:top w:type="dxa" w:w="50"/>
-              <w:left w:type="dxa" w:w="60"/>
-              <w:bottom w:type="dxa" w:w="50"/>
-              <w:right w:type="dxa" w:w="60"/>
-            </w:tcMar>
-          </w:tcPr>
-          <w:p>
-            <w:pPr>
-              <w:bidi/>
-              <w:spacing w:after="0" w:line="260"/>
-            </w:pPr>
-            <w:r>
-              <w:rPr>
-                <w:rFonts w:ascii="Arial" w:cs="Arial" w:eastAsia="Arial" w:hAnsi="Arial"/>
-                <w:b w:val="false"/>
-                <w:bCs w:val="false"/>
-                <w:sz w:val="19"/>
-                <w:szCs w:val="19"/>
-                <w:rtl/>
-              </w:rPr>
-              <w:t xml:space="preserve">آیا به‌خاطر کارتان احساس فرسودگی می‌کردید؟</w:t>
-            </w:r>
-          </w:p>
-        </w:tc>
-        <w:tc>
-          <w:tcPr>
-            <w:tcW w:type="dxa" w:w="640"/>
-            <w:tcBorders>
-              <w:top w:val="single" w:color="A6A6A6" w:sz="4"/>
-              <w:left w:val="single" w:color="A6A6A6" w:sz="4"/>
-              <w:bottom w:val="single" w:color="A6A6A6" w:sz="4"/>
-              <w:right w:val="single" w:color="A6A6A6" w:sz="4"/>
-            </w:tcBorders>
-            <w:tcMar>
-              <w:top w:type="dxa" w:w="50"/>
-              <w:left w:type="dxa" w:w="60"/>
-              <w:bottom w:type="dxa" w:w="50"/>
-              <w:right w:type="dxa" w:w="60"/>
-            </w:tcMar>
-          </w:tcPr>
-          <w:p>
-            <w:pPr>
-              <w:bidi/>
-              <w:spacing w:after="0" w:line="260"/>
-              <w:jc w:val="center"/>
-            </w:pPr>
-            <w:r>
-              <w:rPr>
-                <w:rFonts w:ascii="Arial" w:cs="Arial" w:eastAsia="Arial" w:hAnsi="Arial"/>
-                <w:b w:val="false"/>
-                <w:bCs w:val="false"/>
-                <w:sz w:val="19"/>
-                <w:szCs w:val="19"/>
-                <w:rtl/>
-              </w:rPr>
-              <w:t xml:space="preserve">☐</w:t>
-            </w:r>
-          </w:p>
-        </w:tc>
-        <w:tc>
-          <w:tcPr>
-            <w:tcW w:type="dxa" w:w="640"/>
-            <w:tcBorders>
-              <w:top w:val="single" w:color="A6A6A6" w:sz="4"/>
-              <w:left w:val="single" w:color="A6A6A6" w:sz="4"/>
-              <w:bottom w:val="single" w:color="A6A6A6" w:sz="4"/>
-              <w:right w:val="single" w:color="A6A6A6" w:sz="4"/>
-            </w:tcBorders>
-            <w:tcMar>
-              <w:top w:type="dxa" w:w="50"/>
-              <w:left w:type="dxa" w:w="60"/>
-              <w:bottom w:type="dxa" w:w="50"/>
-              <w:right w:type="dxa" w:w="60"/>
-            </w:tcMar>
-          </w:tcPr>
-          <w:p>
-            <w:pPr>
-              <w:bidi/>
-              <w:spacing w:after="0" w:line="260"/>
-              <w:jc w:val="center"/>
-            </w:pPr>
-            <w:r>
-              <w:rPr>
-                <w:rFonts w:ascii="Arial" w:cs="Arial" w:eastAsia="Arial" w:hAnsi="Arial"/>
-                <w:b w:val="false"/>
-                <w:bCs w:val="false"/>
-                <w:sz w:val="19"/>
-                <w:szCs w:val="19"/>
-                <w:rtl/>
-              </w:rPr>
-              <w:t xml:space="preserve">☐</w:t>
-            </w:r>
-          </w:p>
-        </w:tc>
-        <w:tc>
-          <w:tcPr>
-            <w:tcW w:type="dxa" w:w="640"/>
-            <w:tcBorders>
-              <w:top w:val="single" w:color="A6A6A6" w:sz="4"/>
-              <w:left w:val="single" w:color="A6A6A6" w:sz="4"/>
-              <w:bottom w:val="single" w:color="A6A6A6" w:sz="4"/>
-              <w:right w:val="single" w:color="A6A6A6" w:sz="4"/>
-            </w:tcBorders>
-            <w:tcMar>
-              <w:top w:type="dxa" w:w="50"/>
-              <w:left w:type="dxa" w:w="60"/>
-              <w:bottom w:type="dxa" w:w="50"/>
-              <w:right w:type="dxa" w:w="60"/>
-            </w:tcMar>
-          </w:tcPr>
-          <w:p>
-            <w:pPr>
-              <w:bidi/>
-              <w:spacing w:after="0" w:line="260"/>
-              <w:jc w:val="center"/>
-            </w:pPr>
-            <w:r>
-              <w:rPr>
-                <w:rFonts w:ascii="Arial" w:cs="Arial" w:eastAsia="Arial" w:hAnsi="Arial"/>
-                <w:b w:val="false"/>
-                <w:bCs w:val="false"/>
-                <w:sz w:val="19"/>
-                <w:szCs w:val="19"/>
-                <w:rtl/>
-              </w:rPr>
-              <w:t xml:space="preserve">☐</w:t>
-            </w:r>
-          </w:p>
-        </w:tc>
-        <w:tc>
-          <w:tcPr>
-            <w:tcW w:type="dxa" w:w="640"/>
-            <w:tcBorders>
-              <w:top w:val="single" w:color="A6A6A6" w:sz="4"/>
-              <w:left w:val="single" w:color="A6A6A6" w:sz="4"/>
-              <w:bottom w:val="single" w:color="A6A6A6" w:sz="4"/>
-              <w:right w:val="single" w:color="A6A6A6" w:sz="4"/>
-            </w:tcBorders>
-            <w:tcMar>
-              <w:top w:type="dxa" w:w="50"/>
-              <w:left w:type="dxa" w:w="60"/>
-              <w:bottom w:type="dxa" w:w="50"/>
-              <w:right w:type="dxa" w:w="60"/>
-            </w:tcMar>
-          </w:tcPr>
-          <w:p>
-            <w:pPr>
-              <w:bidi/>
-              <w:spacing w:after="0" w:line="260"/>
-              <w:jc w:val="center"/>
-            </w:pPr>
-            <w:r>
-              <w:rPr>
-                <w:rFonts w:ascii="Arial" w:cs="Arial" w:eastAsia="Arial" w:hAnsi="Arial"/>
-                <w:b w:val="false"/>
-                <w:bCs w:val="false"/>
-                <w:sz w:val="19"/>
-                <w:szCs w:val="19"/>
-                <w:rtl/>
-              </w:rPr>
-              <w:t xml:space="preserve">☐</w:t>
-            </w:r>
-          </w:p>
-        </w:tc>
-        <w:tc>
-          <w:tcPr>
-            <w:tcW w:type="dxa" w:w="640"/>
+            <w:tcW w:type="dxa" w:w="3850"/>
+            <w:tcBorders>
+              <w:top w:val="single" w:color="A6A6A6" w:sz="4"/>
+              <w:left w:val="single" w:color="A6A6A6" w:sz="4"/>
+              <w:bottom w:val="single" w:color="A6A6A6" w:sz="4"/>
+              <w:right w:val="single" w:color="A6A6A6" w:sz="4"/>
+            </w:tcBorders>
+            <w:tcMar>
+              <w:top w:type="dxa" w:w="50"/>
+              <w:left w:type="dxa" w:w="60"/>
+              <w:bottom w:type="dxa" w:w="50"/>
+              <w:right w:type="dxa" w:w="60"/>
+            </w:tcMar>
+          </w:tcPr>
+          <w:p>
+            <w:pPr>
+              <w:bidi/>
+              <w:spacing w:after="0" w:line="260"/>
+            </w:pPr>
+            <w:r>
+              <w:rPr>
+                <w:rFonts w:ascii="Arial" w:cs="Arial" w:eastAsia="Arial" w:hAnsi="Arial"/>
+                <w:b w:val="false"/>
+                <w:bCs w:val="false"/>
+                <w:sz w:val="19"/>
+                <w:szCs w:val="19"/>
+                <w:rtl/>
+              </w:rPr>
+              <w:t xml:space="preserve">آیا به‌خاطر کارتان احساس فرسودگی می‌کنید؟</w:t>
+            </w:r>
+          </w:p>
+        </w:tc>
+        <w:tc>
+          <w:tcPr>
+            <w:tcW w:type="dxa" w:w="1000"/>
+            <w:tcBorders>
+              <w:top w:val="single" w:color="A6A6A6" w:sz="4"/>
+              <w:left w:val="single" w:color="A6A6A6" w:sz="4"/>
+              <w:bottom w:val="single" w:color="A6A6A6" w:sz="4"/>
+              <w:right w:val="single" w:color="A6A6A6" w:sz="4"/>
+            </w:tcBorders>
+            <w:tcMar>
+              <w:top w:type="dxa" w:w="50"/>
+              <w:left w:type="dxa" w:w="60"/>
+              <w:bottom w:type="dxa" w:w="50"/>
+              <w:right w:type="dxa" w:w="60"/>
+            </w:tcMar>
+          </w:tcPr>
+          <w:p>
+            <w:pPr>
+              <w:bidi/>
+              <w:spacing w:after="0" w:line="260"/>
+              <w:jc w:val="center"/>
+            </w:pPr>
+            <w:r>
+              <w:rPr>
+                <w:rFonts w:ascii="Arial" w:cs="Arial" w:eastAsia="Arial" w:hAnsi="Arial"/>
+                <w:b w:val="false"/>
+                <w:bCs w:val="false"/>
+                <w:sz w:val="19"/>
+                <w:szCs w:val="19"/>
+                <w:rtl/>
+              </w:rPr>
+              <w:t xml:space="preserve">☐</w:t>
+            </w:r>
+          </w:p>
+        </w:tc>
+        <w:tc>
+          <w:tcPr>
+            <w:tcW w:type="dxa" w:w="1000"/>
+            <w:tcBorders>
+              <w:top w:val="single" w:color="A6A6A6" w:sz="4"/>
+              <w:left w:val="single" w:color="A6A6A6" w:sz="4"/>
+              <w:bottom w:val="single" w:color="A6A6A6" w:sz="4"/>
+              <w:right w:val="single" w:color="A6A6A6" w:sz="4"/>
+            </w:tcBorders>
+            <w:tcMar>
+              <w:top w:type="dxa" w:w="50"/>
+              <w:left w:type="dxa" w:w="60"/>
+              <w:bottom w:type="dxa" w:w="50"/>
+              <w:right w:type="dxa" w:w="60"/>
+            </w:tcMar>
+          </w:tcPr>
+          <w:p>
+            <w:pPr>
+              <w:bidi/>
+              <w:spacing w:after="0" w:line="260"/>
+              <w:jc w:val="center"/>
+            </w:pPr>
+            <w:r>
+              <w:rPr>
+                <w:rFonts w:ascii="Arial" w:cs="Arial" w:eastAsia="Arial" w:hAnsi="Arial"/>
+                <w:b w:val="false"/>
+                <w:bCs w:val="false"/>
+                <w:sz w:val="19"/>
+                <w:szCs w:val="19"/>
+                <w:rtl/>
+              </w:rPr>
+              <w:t xml:space="preserve">☐</w:t>
+            </w:r>
+          </w:p>
+        </w:tc>
+        <w:tc>
+          <w:tcPr>
+            <w:tcW w:type="dxa" w:w="1000"/>
+            <w:tcBorders>
+              <w:top w:val="single" w:color="A6A6A6" w:sz="4"/>
+              <w:left w:val="single" w:color="A6A6A6" w:sz="4"/>
+              <w:bottom w:val="single" w:color="A6A6A6" w:sz="4"/>
+              <w:right w:val="single" w:color="A6A6A6" w:sz="4"/>
+            </w:tcBorders>
+            <w:tcMar>
+              <w:top w:type="dxa" w:w="50"/>
+              <w:left w:type="dxa" w:w="60"/>
+              <w:bottom w:type="dxa" w:w="50"/>
+              <w:right w:type="dxa" w:w="60"/>
+            </w:tcMar>
+          </w:tcPr>
+          <w:p>
+            <w:pPr>
+              <w:bidi/>
+              <w:spacing w:after="0" w:line="260"/>
+              <w:jc w:val="center"/>
+            </w:pPr>
+            <w:r>
+              <w:rPr>
+                <w:rFonts w:ascii="Arial" w:cs="Arial" w:eastAsia="Arial" w:hAnsi="Arial"/>
+                <w:b w:val="false"/>
+                <w:bCs w:val="false"/>
+                <w:sz w:val="19"/>
+                <w:szCs w:val="19"/>
+                <w:rtl/>
+              </w:rPr>
+              <w:t xml:space="preserve">☐</w:t>
+            </w:r>
+          </w:p>
+        </w:tc>
+        <w:tc>
+          <w:tcPr>
+            <w:tcW w:type="dxa" w:w="1000"/>
+            <w:tcBorders>
+              <w:top w:val="single" w:color="A6A6A6" w:sz="4"/>
+              <w:left w:val="single" w:color="A6A6A6" w:sz="4"/>
+              <w:bottom w:val="single" w:color="A6A6A6" w:sz="4"/>
+              <w:right w:val="single" w:color="A6A6A6" w:sz="4"/>
+            </w:tcBorders>
+            <w:tcMar>
+              <w:top w:type="dxa" w:w="50"/>
+              <w:left w:type="dxa" w:w="60"/>
+              <w:bottom w:type="dxa" w:w="50"/>
+              <w:right w:type="dxa" w:w="60"/>
+            </w:tcMar>
+          </w:tcPr>
+          <w:p>
+            <w:pPr>
+              <w:bidi/>
+              <w:spacing w:after="0" w:line="260"/>
+              <w:jc w:val="center"/>
+            </w:pPr>
+            <w:r>
+              <w:rPr>
+                <w:rFonts w:ascii="Arial" w:cs="Arial" w:eastAsia="Arial" w:hAnsi="Arial"/>
+                <w:b w:val="false"/>
+                <w:bCs w:val="false"/>
+                <w:sz w:val="19"/>
+                <w:szCs w:val="19"/>
+                <w:rtl/>
+              </w:rPr>
+              <w:t xml:space="preserve">☐</w:t>
+            </w:r>
+          </w:p>
+        </w:tc>
+        <w:tc>
+          <w:tcPr>
+            <w:tcW w:type="dxa" w:w="1000"/>
             <w:tcBorders>
               <w:top w:val="single" w:color="A6A6A6" w:sz="4"/>
               <w:left w:val="single" w:color="A6A6A6" w:sz="4"/>
@@ -11478,210 +11478,495 @@
         </w:tc>
         <w:tc>
           <w:tcPr>
-            <w:tcW w:type="dxa" w:w="5650"/>
-            <w:tcBorders>
-              <w:top w:val="single" w:color="A6A6A6" w:sz="4"/>
-              <w:left w:val="single" w:color="A6A6A6" w:sz="4"/>
-              <w:bottom w:val="single" w:color="A6A6A6" w:sz="4"/>
-              <w:right w:val="single" w:color="A6A6A6" w:sz="4"/>
-            </w:tcBorders>
-            <w:tcMar>
-              <w:top w:type="dxa" w:w="50"/>
-              <w:left w:type="dxa" w:w="60"/>
-              <w:bottom w:type="dxa" w:w="50"/>
-              <w:right w:type="dxa" w:w="60"/>
-            </w:tcMar>
-          </w:tcPr>
-          <w:p>
-            <w:pPr>
-              <w:bidi/>
-              <w:spacing w:after="0" w:line="260"/>
-            </w:pPr>
-            <w:r>
-              <w:rPr>
-                <w:rFonts w:ascii="Arial" w:cs="Arial" w:eastAsia="Arial" w:hAnsi="Arial"/>
-                <w:b w:val="false"/>
-                <w:bCs w:val="false"/>
-                <w:sz w:val="19"/>
-                <w:szCs w:val="19"/>
-                <w:rtl/>
-              </w:rPr>
-              <w:t xml:space="preserve">آیا کارتان شما را ناامید و سرخورده می‌کرد؟</w:t>
-            </w:r>
-          </w:p>
-        </w:tc>
-        <w:tc>
-          <w:tcPr>
-            <w:tcW w:type="dxa" w:w="640"/>
-            <w:tcBorders>
-              <w:top w:val="single" w:color="A6A6A6" w:sz="4"/>
-              <w:left w:val="single" w:color="A6A6A6" w:sz="4"/>
-              <w:bottom w:val="single" w:color="A6A6A6" w:sz="4"/>
-              <w:right w:val="single" w:color="A6A6A6" w:sz="4"/>
-            </w:tcBorders>
-            <w:tcMar>
-              <w:top w:type="dxa" w:w="50"/>
-              <w:left w:type="dxa" w:w="60"/>
-              <w:bottom w:type="dxa" w:w="50"/>
-              <w:right w:type="dxa" w:w="60"/>
-            </w:tcMar>
-          </w:tcPr>
-          <w:p>
-            <w:pPr>
-              <w:bidi/>
-              <w:spacing w:after="0" w:line="260"/>
-              <w:jc w:val="center"/>
-            </w:pPr>
-            <w:r>
-              <w:rPr>
-                <w:rFonts w:ascii="Arial" w:cs="Arial" w:eastAsia="Arial" w:hAnsi="Arial"/>
-                <w:b w:val="false"/>
-                <w:bCs w:val="false"/>
-                <w:sz w:val="19"/>
-                <w:szCs w:val="19"/>
-                <w:rtl/>
-              </w:rPr>
-              <w:t xml:space="preserve">☐</w:t>
-            </w:r>
-          </w:p>
-        </w:tc>
-        <w:tc>
-          <w:tcPr>
-            <w:tcW w:type="dxa" w:w="640"/>
-            <w:tcBorders>
-              <w:top w:val="single" w:color="A6A6A6" w:sz="4"/>
-              <w:left w:val="single" w:color="A6A6A6" w:sz="4"/>
-              <w:bottom w:val="single" w:color="A6A6A6" w:sz="4"/>
-              <w:right w:val="single" w:color="A6A6A6" w:sz="4"/>
-            </w:tcBorders>
-            <w:tcMar>
-              <w:top w:type="dxa" w:w="50"/>
-              <w:left w:type="dxa" w:w="60"/>
-              <w:bottom w:type="dxa" w:w="50"/>
-              <w:right w:type="dxa" w:w="60"/>
-            </w:tcMar>
-          </w:tcPr>
-          <w:p>
-            <w:pPr>
-              <w:bidi/>
-              <w:spacing w:after="0" w:line="260"/>
-              <w:jc w:val="center"/>
-            </w:pPr>
-            <w:r>
-              <w:rPr>
-                <w:rFonts w:ascii="Arial" w:cs="Arial" w:eastAsia="Arial" w:hAnsi="Arial"/>
-                <w:b w:val="false"/>
-                <w:bCs w:val="false"/>
-                <w:sz w:val="19"/>
-                <w:szCs w:val="19"/>
-                <w:rtl/>
-              </w:rPr>
-              <w:t xml:space="preserve">☐</w:t>
-            </w:r>
-          </w:p>
-        </w:tc>
-        <w:tc>
-          <w:tcPr>
-            <w:tcW w:type="dxa" w:w="640"/>
-            <w:tcBorders>
-              <w:top w:val="single" w:color="A6A6A6" w:sz="4"/>
-              <w:left w:val="single" w:color="A6A6A6" w:sz="4"/>
-              <w:bottom w:val="single" w:color="A6A6A6" w:sz="4"/>
-              <w:right w:val="single" w:color="A6A6A6" w:sz="4"/>
-            </w:tcBorders>
-            <w:tcMar>
-              <w:top w:type="dxa" w:w="50"/>
-              <w:left w:type="dxa" w:w="60"/>
-              <w:bottom w:type="dxa" w:w="50"/>
-              <w:right w:type="dxa" w:w="60"/>
-            </w:tcMar>
-          </w:tcPr>
-          <w:p>
-            <w:pPr>
-              <w:bidi/>
-              <w:spacing w:after="0" w:line="260"/>
-              <w:jc w:val="center"/>
-            </w:pPr>
-            <w:r>
-              <w:rPr>
-                <w:rFonts w:ascii="Arial" w:cs="Arial" w:eastAsia="Arial" w:hAnsi="Arial"/>
-                <w:b w:val="false"/>
-                <w:bCs w:val="false"/>
-                <w:sz w:val="19"/>
-                <w:szCs w:val="19"/>
-                <w:rtl/>
-              </w:rPr>
-              <w:t xml:space="preserve">☐</w:t>
-            </w:r>
-          </w:p>
-        </w:tc>
-        <w:tc>
-          <w:tcPr>
-            <w:tcW w:type="dxa" w:w="640"/>
-            <w:tcBorders>
-              <w:top w:val="single" w:color="A6A6A6" w:sz="4"/>
-              <w:left w:val="single" w:color="A6A6A6" w:sz="4"/>
-              <w:bottom w:val="single" w:color="A6A6A6" w:sz="4"/>
-              <w:right w:val="single" w:color="A6A6A6" w:sz="4"/>
-            </w:tcBorders>
-            <w:tcMar>
-              <w:top w:type="dxa" w:w="50"/>
-              <w:left w:type="dxa" w:w="60"/>
-              <w:bottom w:type="dxa" w:w="50"/>
-              <w:right w:type="dxa" w:w="60"/>
-            </w:tcMar>
-          </w:tcPr>
-          <w:p>
-            <w:pPr>
-              <w:bidi/>
-              <w:spacing w:after="0" w:line="260"/>
-              <w:jc w:val="center"/>
-            </w:pPr>
-            <w:r>
-              <w:rPr>
-                <w:rFonts w:ascii="Arial" w:cs="Arial" w:eastAsia="Arial" w:hAnsi="Arial"/>
-                <w:b w:val="false"/>
-                <w:bCs w:val="false"/>
-                <w:sz w:val="19"/>
-                <w:szCs w:val="19"/>
-                <w:rtl/>
-              </w:rPr>
-              <w:t xml:space="preserve">☐</w:t>
-            </w:r>
-          </w:p>
-        </w:tc>
-        <w:tc>
-          <w:tcPr>
-            <w:tcW w:type="dxa" w:w="640"/>
-            <w:tcBorders>
-              <w:top w:val="single" w:color="A6A6A6" w:sz="4"/>
-              <w:left w:val="single" w:color="A6A6A6" w:sz="4"/>
-              <w:bottom w:val="single" w:color="A6A6A6" w:sz="4"/>
-              <w:right w:val="single" w:color="A6A6A6" w:sz="4"/>
-            </w:tcBorders>
-            <w:tcMar>
-              <w:top w:type="dxa" w:w="50"/>
-              <w:left w:type="dxa" w:w="60"/>
-              <w:bottom w:type="dxa" w:w="50"/>
-              <w:right w:type="dxa" w:w="60"/>
-            </w:tcMar>
-          </w:tcPr>
-          <w:p>
-            <w:pPr>
-              <w:bidi/>
-              <w:spacing w:after="0" w:line="260"/>
-              <w:jc w:val="center"/>
-            </w:pPr>
-            <w:r>
-              <w:rPr>
-                <w:rFonts w:ascii="Arial" w:cs="Arial" w:eastAsia="Arial" w:hAnsi="Arial"/>
-                <w:b w:val="false"/>
-                <w:bCs w:val="false"/>
-                <w:sz w:val="19"/>
-                <w:szCs w:val="19"/>
-                <w:rtl/>
-              </w:rPr>
-              <w:t xml:space="preserve">☐</w:t>
+            <w:tcW w:type="dxa" w:w="3850"/>
+            <w:tcBorders>
+              <w:top w:val="single" w:color="A6A6A6" w:sz="4"/>
+              <w:left w:val="single" w:color="A6A6A6" w:sz="4"/>
+              <w:bottom w:val="single" w:color="A6A6A6" w:sz="4"/>
+              <w:right w:val="single" w:color="A6A6A6" w:sz="4"/>
+            </w:tcBorders>
+            <w:tcMar>
+              <w:top w:type="dxa" w:w="50"/>
+              <w:left w:type="dxa" w:w="60"/>
+              <w:bottom w:type="dxa" w:w="50"/>
+              <w:right w:type="dxa" w:w="60"/>
+            </w:tcMar>
+          </w:tcPr>
+          <w:p>
+            <w:pPr>
+              <w:bidi/>
+              <w:spacing w:after="0" w:line="260"/>
+            </w:pPr>
+            <w:r>
+              <w:rPr>
+                <w:rFonts w:ascii="Arial" w:cs="Arial" w:eastAsia="Arial" w:hAnsi="Arial"/>
+                <w:b w:val="false"/>
+                <w:bCs w:val="false"/>
+                <w:sz w:val="19"/>
+                <w:szCs w:val="19"/>
+                <w:rtl/>
+              </w:rPr>
+              <w:t xml:space="preserve">آیا کارتان شما را ناامید و سرخورده می‌کند؟</w:t>
+            </w:r>
+          </w:p>
+        </w:tc>
+        <w:tc>
+          <w:tcPr>
+            <w:tcW w:type="dxa" w:w="1000"/>
+            <w:tcBorders>
+              <w:top w:val="single" w:color="A6A6A6" w:sz="4"/>
+              <w:left w:val="single" w:color="A6A6A6" w:sz="4"/>
+              <w:bottom w:val="single" w:color="A6A6A6" w:sz="4"/>
+              <w:right w:val="single" w:color="A6A6A6" w:sz="4"/>
+            </w:tcBorders>
+            <w:tcMar>
+              <w:top w:type="dxa" w:w="50"/>
+              <w:left w:type="dxa" w:w="60"/>
+              <w:bottom w:type="dxa" w:w="50"/>
+              <w:right w:type="dxa" w:w="60"/>
+            </w:tcMar>
+          </w:tcPr>
+          <w:p>
+            <w:pPr>
+              <w:bidi/>
+              <w:spacing w:after="0" w:line="260"/>
+              <w:jc w:val="center"/>
+            </w:pPr>
+            <w:r>
+              <w:rPr>
+                <w:rFonts w:ascii="Arial" w:cs="Arial" w:eastAsia="Arial" w:hAnsi="Arial"/>
+                <w:b w:val="false"/>
+                <w:bCs w:val="false"/>
+                <w:sz w:val="19"/>
+                <w:szCs w:val="19"/>
+                <w:rtl/>
+              </w:rPr>
+              <w:t xml:space="preserve">☐</w:t>
+            </w:r>
+          </w:p>
+        </w:tc>
+        <w:tc>
+          <w:tcPr>
+            <w:tcW w:type="dxa" w:w="1000"/>
+            <w:tcBorders>
+              <w:top w:val="single" w:color="A6A6A6" w:sz="4"/>
+              <w:left w:val="single" w:color="A6A6A6" w:sz="4"/>
+              <w:bottom w:val="single" w:color="A6A6A6" w:sz="4"/>
+              <w:right w:val="single" w:color="A6A6A6" w:sz="4"/>
+            </w:tcBorders>
+            <w:tcMar>
+              <w:top w:type="dxa" w:w="50"/>
+              <w:left w:type="dxa" w:w="60"/>
+              <w:bottom w:type="dxa" w:w="50"/>
+              <w:right w:type="dxa" w:w="60"/>
+            </w:tcMar>
+          </w:tcPr>
+          <w:p>
+            <w:pPr>
+              <w:bidi/>
+              <w:spacing w:after="0" w:line="260"/>
+              <w:jc w:val="center"/>
+            </w:pPr>
+            <w:r>
+              <w:rPr>
+                <w:rFonts w:ascii="Arial" w:cs="Arial" w:eastAsia="Arial" w:hAnsi="Arial"/>
+                <w:b w:val="false"/>
+                <w:bCs w:val="false"/>
+                <w:sz w:val="19"/>
+                <w:szCs w:val="19"/>
+                <w:rtl/>
+              </w:rPr>
+              <w:t xml:space="preserve">☐</w:t>
+            </w:r>
+          </w:p>
+        </w:tc>
+        <w:tc>
+          <w:tcPr>
+            <w:tcW w:type="dxa" w:w="1000"/>
+            <w:tcBorders>
+              <w:top w:val="single" w:color="A6A6A6" w:sz="4"/>
+              <w:left w:val="single" w:color="A6A6A6" w:sz="4"/>
+              <w:bottom w:val="single" w:color="A6A6A6" w:sz="4"/>
+              <w:right w:val="single" w:color="A6A6A6" w:sz="4"/>
+            </w:tcBorders>
+            <w:tcMar>
+              <w:top w:type="dxa" w:w="50"/>
+              <w:left w:type="dxa" w:w="60"/>
+              <w:bottom w:type="dxa" w:w="50"/>
+              <w:right w:type="dxa" w:w="60"/>
+            </w:tcMar>
+          </w:tcPr>
+          <w:p>
+            <w:pPr>
+              <w:bidi/>
+              <w:spacing w:after="0" w:line="260"/>
+              <w:jc w:val="center"/>
+            </w:pPr>
+            <w:r>
+              <w:rPr>
+                <w:rFonts w:ascii="Arial" w:cs="Arial" w:eastAsia="Arial" w:hAnsi="Arial"/>
+                <w:b w:val="false"/>
+                <w:bCs w:val="false"/>
+                <w:sz w:val="19"/>
+                <w:szCs w:val="19"/>
+                <w:rtl/>
+              </w:rPr>
+              <w:t xml:space="preserve">☐</w:t>
+            </w:r>
+          </w:p>
+        </w:tc>
+        <w:tc>
+          <w:tcPr>
+            <w:tcW w:type="dxa" w:w="1000"/>
+            <w:tcBorders>
+              <w:top w:val="single" w:color="A6A6A6" w:sz="4"/>
+              <w:left w:val="single" w:color="A6A6A6" w:sz="4"/>
+              <w:bottom w:val="single" w:color="A6A6A6" w:sz="4"/>
+              <w:right w:val="single" w:color="A6A6A6" w:sz="4"/>
+            </w:tcBorders>
+            <w:tcMar>
+              <w:top w:type="dxa" w:w="50"/>
+              <w:left w:type="dxa" w:w="60"/>
+              <w:bottom w:type="dxa" w:w="50"/>
+              <w:right w:type="dxa" w:w="60"/>
+            </w:tcMar>
+          </w:tcPr>
+          <w:p>
+            <w:pPr>
+              <w:bidi/>
+              <w:spacing w:after="0" w:line="260"/>
+              <w:jc w:val="center"/>
+            </w:pPr>
+            <w:r>
+              <w:rPr>
+                <w:rFonts w:ascii="Arial" w:cs="Arial" w:eastAsia="Arial" w:hAnsi="Arial"/>
+                <w:b w:val="false"/>
+                <w:bCs w:val="false"/>
+                <w:sz w:val="19"/>
+                <w:szCs w:val="19"/>
+                <w:rtl/>
+              </w:rPr>
+              <w:t xml:space="preserve">☐</w:t>
+            </w:r>
+          </w:p>
+        </w:tc>
+        <w:tc>
+          <w:tcPr>
+            <w:tcW w:type="dxa" w:w="1000"/>
+            <w:tcBorders>
+              <w:top w:val="single" w:color="A6A6A6" w:sz="4"/>
+              <w:left w:val="single" w:color="A6A6A6" w:sz="4"/>
+              <w:bottom w:val="single" w:color="A6A6A6" w:sz="4"/>
+              <w:right w:val="single" w:color="A6A6A6" w:sz="4"/>
+            </w:tcBorders>
+            <w:tcMar>
+              <w:top w:type="dxa" w:w="50"/>
+              <w:left w:type="dxa" w:w="60"/>
+              <w:bottom w:type="dxa" w:w="50"/>
+              <w:right w:type="dxa" w:w="60"/>
+            </w:tcMar>
+          </w:tcPr>
+          <w:p>
+            <w:pPr>
+              <w:bidi/>
+              <w:spacing w:after="0" w:line="260"/>
+              <w:jc w:val="center"/>
+            </w:pPr>
+            <w:r>
+              <w:rPr>
+                <w:rFonts w:ascii="Arial" w:cs="Arial" w:eastAsia="Arial" w:hAnsi="Arial"/>
+                <w:b w:val="false"/>
+                <w:bCs w:val="false"/>
+                <w:sz w:val="19"/>
+                <w:szCs w:val="19"/>
+                <w:rtl/>
+              </w:rPr>
+              <w:t xml:space="preserve">☐</w:t>
+            </w:r>
+          </w:p>
+        </w:tc>
+      </w:tr>
+    </w:tbl>
+    <w:p>
+      <w:pPr>
+        <w:spacing w:after="80"/>
+      </w:pPr>
+    </w:p>
+    <w:tbl>
+      <w:tblPr>
+        <w:bidiVisual/>
+        <w:tblW w:type="dxa" w:w="9500"/>
+        <w:tblBorders>
+          <w:top w:val="single" w:color="auto" w:sz="4"/>
+          <w:left w:val="single" w:color="auto" w:sz="4"/>
+          <w:bottom w:val="single" w:color="auto" w:sz="4"/>
+          <w:right w:val="single" w:color="auto" w:sz="4"/>
+          <w:insideH w:val="single" w:color="auto" w:sz="4"/>
+          <w:insideV w:val="single" w:color="auto" w:sz="4"/>
+        </w:tblBorders>
+      </w:tblPr>
+      <w:tblGrid>
+        <w:gridCol w:w="650"/>
+        <w:gridCol w:w="3850"/>
+        <w:gridCol w:w="1000"/>
+        <w:gridCol w:w="1000"/>
+        <w:gridCol w:w="1000"/>
+        <w:gridCol w:w="1000"/>
+        <w:gridCol w:w="1000"/>
+      </w:tblGrid>
+      <w:tr>
+        <w:trPr>
+          <w:cantSplit/>
+          <w:tblHeader/>
+        </w:trPr>
+        <w:tc>
+          <w:tcPr>
+            <w:tcW w:type="dxa" w:w="650"/>
+            <w:tcBorders>
+              <w:top w:val="single" w:color="A6A6A6" w:sz="4"/>
+              <w:left w:val="single" w:color="A6A6A6" w:sz="4"/>
+              <w:bottom w:val="single" w:color="A6A6A6" w:sz="4"/>
+              <w:right w:val="single" w:color="A6A6A6" w:sz="4"/>
+            </w:tcBorders>
+            <w:shd w:fill="D9E2F3" w:color="auto" w:val="clear"/>
+            <w:tcMar>
+              <w:top w:type="dxa" w:w="50"/>
+              <w:left w:type="dxa" w:w="60"/>
+              <w:bottom w:type="dxa" w:w="50"/>
+              <w:right w:type="dxa" w:w="60"/>
+            </w:tcMar>
+          </w:tcPr>
+          <w:p>
+            <w:pPr>
+              <w:bidi/>
+              <w:spacing w:after="0" w:line="260"/>
+              <w:jc w:val="center"/>
+            </w:pPr>
+            <w:r>
+              <w:rPr>
+                <w:rFonts w:ascii="Arial" w:cs="Arial" w:eastAsia="Arial" w:hAnsi="Arial"/>
+                <w:b/>
+                <w:bCs/>
+                <w:sz w:val="19"/>
+                <w:szCs w:val="19"/>
+                <w:rtl/>
+              </w:rPr>
+              <w:t xml:space="preserve"/>
+            </w:r>
+          </w:p>
+        </w:tc>
+        <w:tc>
+          <w:tcPr>
+            <w:tcW w:type="dxa" w:w="3850"/>
+            <w:tcBorders>
+              <w:top w:val="single" w:color="A6A6A6" w:sz="4"/>
+              <w:left w:val="single" w:color="A6A6A6" w:sz="4"/>
+              <w:bottom w:val="single" w:color="A6A6A6" w:sz="4"/>
+              <w:right w:val="single" w:color="A6A6A6" w:sz="4"/>
+            </w:tcBorders>
+            <w:shd w:fill="D9E2F3" w:color="auto" w:val="clear"/>
+            <w:tcMar>
+              <w:top w:type="dxa" w:w="50"/>
+              <w:left w:type="dxa" w:w="60"/>
+              <w:bottom w:type="dxa" w:w="50"/>
+              <w:right w:type="dxa" w:w="60"/>
+            </w:tcMar>
+          </w:tcPr>
+          <w:p>
+            <w:pPr>
+              <w:bidi/>
+              <w:spacing w:after="0" w:line="260"/>
+            </w:pPr>
+            <w:r>
+              <w:rPr>
+                <w:rFonts w:ascii="Arial" w:cs="Arial" w:eastAsia="Arial" w:hAnsi="Arial"/>
+                <w:b/>
+                <w:bCs/>
+                <w:sz w:val="19"/>
+                <w:szCs w:val="19"/>
+                <w:rtl/>
+              </w:rPr>
+              <w:t xml:space="preserve">عبارت</w:t>
+            </w:r>
+          </w:p>
+        </w:tc>
+        <w:tc>
+          <w:tcPr>
+            <w:tcW w:type="dxa" w:w="1000"/>
+            <w:tcBorders>
+              <w:top w:val="single" w:color="A6A6A6" w:sz="4"/>
+              <w:left w:val="single" w:color="A6A6A6" w:sz="4"/>
+              <w:bottom w:val="single" w:color="A6A6A6" w:sz="4"/>
+              <w:right w:val="single" w:color="A6A6A6" w:sz="4"/>
+            </w:tcBorders>
+            <w:shd w:fill="D9E2F3" w:color="auto" w:val="clear"/>
+            <w:tcMar>
+              <w:top w:type="dxa" w:w="50"/>
+              <w:left w:type="dxa" w:w="60"/>
+              <w:bottom w:type="dxa" w:w="50"/>
+              <w:right w:type="dxa" w:w="60"/>
+            </w:tcMar>
+          </w:tcPr>
+          <w:p>
+            <w:pPr>
+              <w:bidi/>
+              <w:spacing w:after="0" w:line="260"/>
+              <w:jc w:val="center"/>
+            </w:pPr>
+            <w:r>
+              <w:rPr>
+                <w:rFonts w:ascii="Arial" w:cs="Arial" w:eastAsia="Arial" w:hAnsi="Arial"/>
+                <w:b/>
+                <w:bCs/>
+                <w:sz w:val="15"/>
+                <w:szCs w:val="15"/>
+                <w:rtl/>
+              </w:rPr>
+              <w:t xml:space="preserve">هرگز/تقریباً هرگز</w:t>
+            </w:r>
+          </w:p>
+        </w:tc>
+        <w:tc>
+          <w:tcPr>
+            <w:tcW w:type="dxa" w:w="1000"/>
+            <w:tcBorders>
+              <w:top w:val="single" w:color="A6A6A6" w:sz="4"/>
+              <w:left w:val="single" w:color="A6A6A6" w:sz="4"/>
+              <w:bottom w:val="single" w:color="A6A6A6" w:sz="4"/>
+              <w:right w:val="single" w:color="A6A6A6" w:sz="4"/>
+            </w:tcBorders>
+            <w:shd w:fill="D9E2F3" w:color="auto" w:val="clear"/>
+            <w:tcMar>
+              <w:top w:type="dxa" w:w="50"/>
+              <w:left w:type="dxa" w:w="60"/>
+              <w:bottom w:type="dxa" w:w="50"/>
+              <w:right w:type="dxa" w:w="60"/>
+            </w:tcMar>
+          </w:tcPr>
+          <w:p>
+            <w:pPr>
+              <w:bidi/>
+              <w:spacing w:after="0" w:line="260"/>
+              <w:jc w:val="center"/>
+            </w:pPr>
+            <w:r>
+              <w:rPr>
+                <w:rFonts w:ascii="Arial" w:cs="Arial" w:eastAsia="Arial" w:hAnsi="Arial"/>
+                <w:b/>
+                <w:bCs/>
+                <w:sz w:val="15"/>
+                <w:szCs w:val="15"/>
+                <w:rtl/>
+              </w:rPr>
+              <w:t xml:space="preserve">به‌ندرت</w:t>
+            </w:r>
+          </w:p>
+        </w:tc>
+        <w:tc>
+          <w:tcPr>
+            <w:tcW w:type="dxa" w:w="1000"/>
+            <w:tcBorders>
+              <w:top w:val="single" w:color="A6A6A6" w:sz="4"/>
+              <w:left w:val="single" w:color="A6A6A6" w:sz="4"/>
+              <w:bottom w:val="single" w:color="A6A6A6" w:sz="4"/>
+              <w:right w:val="single" w:color="A6A6A6" w:sz="4"/>
+            </w:tcBorders>
+            <w:shd w:fill="D9E2F3" w:color="auto" w:val="clear"/>
+            <w:tcMar>
+              <w:top w:type="dxa" w:w="50"/>
+              <w:left w:type="dxa" w:w="60"/>
+              <w:bottom w:type="dxa" w:w="50"/>
+              <w:right w:type="dxa" w:w="60"/>
+            </w:tcMar>
+          </w:tcPr>
+          <w:p>
+            <w:pPr>
+              <w:bidi/>
+              <w:spacing w:after="0" w:line="260"/>
+              <w:jc w:val="center"/>
+            </w:pPr>
+            <w:r>
+              <w:rPr>
+                <w:rFonts w:ascii="Arial" w:cs="Arial" w:eastAsia="Arial" w:hAnsi="Arial"/>
+                <w:b/>
+                <w:bCs/>
+                <w:sz w:val="15"/>
+                <w:szCs w:val="15"/>
+                <w:rtl/>
+              </w:rPr>
+              <w:t xml:space="preserve">گاهی</w:t>
+            </w:r>
+          </w:p>
+        </w:tc>
+        <w:tc>
+          <w:tcPr>
+            <w:tcW w:type="dxa" w:w="1000"/>
+            <w:tcBorders>
+              <w:top w:val="single" w:color="A6A6A6" w:sz="4"/>
+              <w:left w:val="single" w:color="A6A6A6" w:sz="4"/>
+              <w:bottom w:val="single" w:color="A6A6A6" w:sz="4"/>
+              <w:right w:val="single" w:color="A6A6A6" w:sz="4"/>
+            </w:tcBorders>
+            <w:shd w:fill="D9E2F3" w:color="auto" w:val="clear"/>
+            <w:tcMar>
+              <w:top w:type="dxa" w:w="50"/>
+              <w:left w:type="dxa" w:w="60"/>
+              <w:bottom w:type="dxa" w:w="50"/>
+              <w:right w:type="dxa" w:w="60"/>
+            </w:tcMar>
+          </w:tcPr>
+          <w:p>
+            <w:pPr>
+              <w:bidi/>
+              <w:spacing w:after="0" w:line="260"/>
+              <w:jc w:val="center"/>
+            </w:pPr>
+            <w:r>
+              <w:rPr>
+                <w:rFonts w:ascii="Arial" w:cs="Arial" w:eastAsia="Arial" w:hAnsi="Arial"/>
+                <w:b/>
+                <w:bCs/>
+                <w:sz w:val="15"/>
+                <w:szCs w:val="15"/>
+                <w:rtl/>
+              </w:rPr>
+              <w:t xml:space="preserve">اغلب</w:t>
+            </w:r>
+          </w:p>
+        </w:tc>
+        <w:tc>
+          <w:tcPr>
+            <w:tcW w:type="dxa" w:w="1000"/>
+            <w:tcBorders>
+              <w:top w:val="single" w:color="A6A6A6" w:sz="4"/>
+              <w:left w:val="single" w:color="A6A6A6" w:sz="4"/>
+              <w:bottom w:val="single" w:color="A6A6A6" w:sz="4"/>
+              <w:right w:val="single" w:color="A6A6A6" w:sz="4"/>
+            </w:tcBorders>
+            <w:shd w:fill="D9E2F3" w:color="auto" w:val="clear"/>
+            <w:tcMar>
+              <w:top w:type="dxa" w:w="50"/>
+              <w:left w:type="dxa" w:w="60"/>
+              <w:bottom w:type="dxa" w:w="50"/>
+              <w:right w:type="dxa" w:w="60"/>
+            </w:tcMar>
+          </w:tcPr>
+          <w:p>
+            <w:pPr>
+              <w:bidi/>
+              <w:spacing w:after="0" w:line="260"/>
+              <w:jc w:val="center"/>
+            </w:pPr>
+            <w:r>
+              <w:rPr>
+                <w:rFonts w:ascii="Arial" w:cs="Arial" w:eastAsia="Arial" w:hAnsi="Arial"/>
+                <w:b/>
+                <w:bCs/>
+                <w:sz w:val="15"/>
+                <w:szCs w:val="15"/>
+                <w:rtl/>
+              </w:rPr>
+              <w:t xml:space="preserve">همیشه</w:t>
             </w:r>
           </w:p>
         </w:tc>
@@ -11728,181 +12013,181 @@
         </w:tc>
         <w:tc>
           <w:tcPr>
-            <w:tcW w:type="dxa" w:w="5650"/>
-            <w:tcBorders>
-              <w:top w:val="single" w:color="A6A6A6" w:sz="4"/>
-              <w:left w:val="single" w:color="A6A6A6" w:sz="4"/>
-              <w:bottom w:val="single" w:color="A6A6A6" w:sz="4"/>
-              <w:right w:val="single" w:color="A6A6A6" w:sz="4"/>
-            </w:tcBorders>
-            <w:tcMar>
-              <w:top w:type="dxa" w:w="50"/>
-              <w:left w:type="dxa" w:w="60"/>
-              <w:bottom w:type="dxa" w:w="50"/>
-              <w:right w:type="dxa" w:w="60"/>
-            </w:tcMar>
-          </w:tcPr>
-          <w:p>
-            <w:pPr>
-              <w:bidi/>
-              <w:spacing w:after="0" w:line="260"/>
-            </w:pPr>
-            <w:r>
-              <w:rPr>
-                <w:rFonts w:ascii="Arial" w:cs="Arial" w:eastAsia="Arial" w:hAnsi="Arial"/>
-                <w:b w:val="false"/>
-                <w:bCs w:val="false"/>
-                <w:sz w:val="19"/>
-                <w:szCs w:val="19"/>
-                <w:rtl/>
-              </w:rPr>
-              <w:t xml:space="preserve">آیا در پایان روز کاری احساس خستگی مفرط داشتید؟</w:t>
-            </w:r>
-          </w:p>
-        </w:tc>
-        <w:tc>
-          <w:tcPr>
-            <w:tcW w:type="dxa" w:w="640"/>
-            <w:tcBorders>
-              <w:top w:val="single" w:color="A6A6A6" w:sz="4"/>
-              <w:left w:val="single" w:color="A6A6A6" w:sz="4"/>
-              <w:bottom w:val="single" w:color="A6A6A6" w:sz="4"/>
-              <w:right w:val="single" w:color="A6A6A6" w:sz="4"/>
-            </w:tcBorders>
-            <w:tcMar>
-              <w:top w:type="dxa" w:w="50"/>
-              <w:left w:type="dxa" w:w="60"/>
-              <w:bottom w:type="dxa" w:w="50"/>
-              <w:right w:type="dxa" w:w="60"/>
-            </w:tcMar>
-          </w:tcPr>
-          <w:p>
-            <w:pPr>
-              <w:bidi/>
-              <w:spacing w:after="0" w:line="260"/>
-              <w:jc w:val="center"/>
-            </w:pPr>
-            <w:r>
-              <w:rPr>
-                <w:rFonts w:ascii="Arial" w:cs="Arial" w:eastAsia="Arial" w:hAnsi="Arial"/>
-                <w:b w:val="false"/>
-                <w:bCs w:val="false"/>
-                <w:sz w:val="19"/>
-                <w:szCs w:val="19"/>
-                <w:rtl/>
-              </w:rPr>
-              <w:t xml:space="preserve">☐</w:t>
-            </w:r>
-          </w:p>
-        </w:tc>
-        <w:tc>
-          <w:tcPr>
-            <w:tcW w:type="dxa" w:w="640"/>
-            <w:tcBorders>
-              <w:top w:val="single" w:color="A6A6A6" w:sz="4"/>
-              <w:left w:val="single" w:color="A6A6A6" w:sz="4"/>
-              <w:bottom w:val="single" w:color="A6A6A6" w:sz="4"/>
-              <w:right w:val="single" w:color="A6A6A6" w:sz="4"/>
-            </w:tcBorders>
-            <w:tcMar>
-              <w:top w:type="dxa" w:w="50"/>
-              <w:left w:type="dxa" w:w="60"/>
-              <w:bottom w:type="dxa" w:w="50"/>
-              <w:right w:type="dxa" w:w="60"/>
-            </w:tcMar>
-          </w:tcPr>
-          <w:p>
-            <w:pPr>
-              <w:bidi/>
-              <w:spacing w:after="0" w:line="260"/>
-              <w:jc w:val="center"/>
-            </w:pPr>
-            <w:r>
-              <w:rPr>
-                <w:rFonts w:ascii="Arial" w:cs="Arial" w:eastAsia="Arial" w:hAnsi="Arial"/>
-                <w:b w:val="false"/>
-                <w:bCs w:val="false"/>
-                <w:sz w:val="19"/>
-                <w:szCs w:val="19"/>
-                <w:rtl/>
-              </w:rPr>
-              <w:t xml:space="preserve">☐</w:t>
-            </w:r>
-          </w:p>
-        </w:tc>
-        <w:tc>
-          <w:tcPr>
-            <w:tcW w:type="dxa" w:w="640"/>
-            <w:tcBorders>
-              <w:top w:val="single" w:color="A6A6A6" w:sz="4"/>
-              <w:left w:val="single" w:color="A6A6A6" w:sz="4"/>
-              <w:bottom w:val="single" w:color="A6A6A6" w:sz="4"/>
-              <w:right w:val="single" w:color="A6A6A6" w:sz="4"/>
-            </w:tcBorders>
-            <w:tcMar>
-              <w:top w:type="dxa" w:w="50"/>
-              <w:left w:type="dxa" w:w="60"/>
-              <w:bottom w:type="dxa" w:w="50"/>
-              <w:right w:type="dxa" w:w="60"/>
-            </w:tcMar>
-          </w:tcPr>
-          <w:p>
-            <w:pPr>
-              <w:bidi/>
-              <w:spacing w:after="0" w:line="260"/>
-              <w:jc w:val="center"/>
-            </w:pPr>
-            <w:r>
-              <w:rPr>
-                <w:rFonts w:ascii="Arial" w:cs="Arial" w:eastAsia="Arial" w:hAnsi="Arial"/>
-                <w:b w:val="false"/>
-                <w:bCs w:val="false"/>
-                <w:sz w:val="19"/>
-                <w:szCs w:val="19"/>
-                <w:rtl/>
-              </w:rPr>
-              <w:t xml:space="preserve">☐</w:t>
-            </w:r>
-          </w:p>
-        </w:tc>
-        <w:tc>
-          <w:tcPr>
-            <w:tcW w:type="dxa" w:w="640"/>
-            <w:tcBorders>
-              <w:top w:val="single" w:color="A6A6A6" w:sz="4"/>
-              <w:left w:val="single" w:color="A6A6A6" w:sz="4"/>
-              <w:bottom w:val="single" w:color="A6A6A6" w:sz="4"/>
-              <w:right w:val="single" w:color="A6A6A6" w:sz="4"/>
-            </w:tcBorders>
-            <w:tcMar>
-              <w:top w:type="dxa" w:w="50"/>
-              <w:left w:type="dxa" w:w="60"/>
-              <w:bottom w:type="dxa" w:w="50"/>
-              <w:right w:type="dxa" w:w="60"/>
-            </w:tcMar>
-          </w:tcPr>
-          <w:p>
-            <w:pPr>
-              <w:bidi/>
-              <w:spacing w:after="0" w:line="260"/>
-              <w:jc w:val="center"/>
-            </w:pPr>
-            <w:r>
-              <w:rPr>
-                <w:rFonts w:ascii="Arial" w:cs="Arial" w:eastAsia="Arial" w:hAnsi="Arial"/>
-                <w:b w:val="false"/>
-                <w:bCs w:val="false"/>
-                <w:sz w:val="19"/>
-                <w:szCs w:val="19"/>
-                <w:rtl/>
-              </w:rPr>
-              <w:t xml:space="preserve">☐</w:t>
-            </w:r>
-          </w:p>
-        </w:tc>
-        <w:tc>
-          <w:tcPr>
-            <w:tcW w:type="dxa" w:w="640"/>
+            <w:tcW w:type="dxa" w:w="3850"/>
+            <w:tcBorders>
+              <w:top w:val="single" w:color="A6A6A6" w:sz="4"/>
+              <w:left w:val="single" w:color="A6A6A6" w:sz="4"/>
+              <w:bottom w:val="single" w:color="A6A6A6" w:sz="4"/>
+              <w:right w:val="single" w:color="A6A6A6" w:sz="4"/>
+            </w:tcBorders>
+            <w:tcMar>
+              <w:top w:type="dxa" w:w="50"/>
+              <w:left w:type="dxa" w:w="60"/>
+              <w:bottom w:type="dxa" w:w="50"/>
+              <w:right w:type="dxa" w:w="60"/>
+            </w:tcMar>
+          </w:tcPr>
+          <w:p>
+            <w:pPr>
+              <w:bidi/>
+              <w:spacing w:after="0" w:line="260"/>
+            </w:pPr>
+            <w:r>
+              <w:rPr>
+                <w:rFonts w:ascii="Arial" w:cs="Arial" w:eastAsia="Arial" w:hAnsi="Arial"/>
+                <w:b w:val="false"/>
+                <w:bCs w:val="false"/>
+                <w:sz w:val="19"/>
+                <w:szCs w:val="19"/>
+                <w:rtl/>
+              </w:rPr>
+              <w:t xml:space="preserve">آیا در پایان روز کاری احساس خستگی مفرط می‌کنید؟</w:t>
+            </w:r>
+          </w:p>
+        </w:tc>
+        <w:tc>
+          <w:tcPr>
+            <w:tcW w:type="dxa" w:w="1000"/>
+            <w:tcBorders>
+              <w:top w:val="single" w:color="A6A6A6" w:sz="4"/>
+              <w:left w:val="single" w:color="A6A6A6" w:sz="4"/>
+              <w:bottom w:val="single" w:color="A6A6A6" w:sz="4"/>
+              <w:right w:val="single" w:color="A6A6A6" w:sz="4"/>
+            </w:tcBorders>
+            <w:tcMar>
+              <w:top w:type="dxa" w:w="50"/>
+              <w:left w:type="dxa" w:w="60"/>
+              <w:bottom w:type="dxa" w:w="50"/>
+              <w:right w:type="dxa" w:w="60"/>
+            </w:tcMar>
+          </w:tcPr>
+          <w:p>
+            <w:pPr>
+              <w:bidi/>
+              <w:spacing w:after="0" w:line="260"/>
+              <w:jc w:val="center"/>
+            </w:pPr>
+            <w:r>
+              <w:rPr>
+                <w:rFonts w:ascii="Arial" w:cs="Arial" w:eastAsia="Arial" w:hAnsi="Arial"/>
+                <w:b w:val="false"/>
+                <w:bCs w:val="false"/>
+                <w:sz w:val="19"/>
+                <w:szCs w:val="19"/>
+                <w:rtl/>
+              </w:rPr>
+              <w:t xml:space="preserve">☐</w:t>
+            </w:r>
+          </w:p>
+        </w:tc>
+        <w:tc>
+          <w:tcPr>
+            <w:tcW w:type="dxa" w:w="1000"/>
+            <w:tcBorders>
+              <w:top w:val="single" w:color="A6A6A6" w:sz="4"/>
+              <w:left w:val="single" w:color="A6A6A6" w:sz="4"/>
+              <w:bottom w:val="single" w:color="A6A6A6" w:sz="4"/>
+              <w:right w:val="single" w:color="A6A6A6" w:sz="4"/>
+            </w:tcBorders>
+            <w:tcMar>
+              <w:top w:type="dxa" w:w="50"/>
+              <w:left w:type="dxa" w:w="60"/>
+              <w:bottom w:type="dxa" w:w="50"/>
+              <w:right w:type="dxa" w:w="60"/>
+            </w:tcMar>
+          </w:tcPr>
+          <w:p>
+            <w:pPr>
+              <w:bidi/>
+              <w:spacing w:after="0" w:line="260"/>
+              <w:jc w:val="center"/>
+            </w:pPr>
+            <w:r>
+              <w:rPr>
+                <w:rFonts w:ascii="Arial" w:cs="Arial" w:eastAsia="Arial" w:hAnsi="Arial"/>
+                <w:b w:val="false"/>
+                <w:bCs w:val="false"/>
+                <w:sz w:val="19"/>
+                <w:szCs w:val="19"/>
+                <w:rtl/>
+              </w:rPr>
+              <w:t xml:space="preserve">☐</w:t>
+            </w:r>
+          </w:p>
+        </w:tc>
+        <w:tc>
+          <w:tcPr>
+            <w:tcW w:type="dxa" w:w="1000"/>
+            <w:tcBorders>
+              <w:top w:val="single" w:color="A6A6A6" w:sz="4"/>
+              <w:left w:val="single" w:color="A6A6A6" w:sz="4"/>
+              <w:bottom w:val="single" w:color="A6A6A6" w:sz="4"/>
+              <w:right w:val="single" w:color="A6A6A6" w:sz="4"/>
+            </w:tcBorders>
+            <w:tcMar>
+              <w:top w:type="dxa" w:w="50"/>
+              <w:left w:type="dxa" w:w="60"/>
+              <w:bottom w:type="dxa" w:w="50"/>
+              <w:right w:type="dxa" w:w="60"/>
+            </w:tcMar>
+          </w:tcPr>
+          <w:p>
+            <w:pPr>
+              <w:bidi/>
+              <w:spacing w:after="0" w:line="260"/>
+              <w:jc w:val="center"/>
+            </w:pPr>
+            <w:r>
+              <w:rPr>
+                <w:rFonts w:ascii="Arial" w:cs="Arial" w:eastAsia="Arial" w:hAnsi="Arial"/>
+                <w:b w:val="false"/>
+                <w:bCs w:val="false"/>
+                <w:sz w:val="19"/>
+                <w:szCs w:val="19"/>
+                <w:rtl/>
+              </w:rPr>
+              <w:t xml:space="preserve">☐</w:t>
+            </w:r>
+          </w:p>
+        </w:tc>
+        <w:tc>
+          <w:tcPr>
+            <w:tcW w:type="dxa" w:w="1000"/>
+            <w:tcBorders>
+              <w:top w:val="single" w:color="A6A6A6" w:sz="4"/>
+              <w:left w:val="single" w:color="A6A6A6" w:sz="4"/>
+              <w:bottom w:val="single" w:color="A6A6A6" w:sz="4"/>
+              <w:right w:val="single" w:color="A6A6A6" w:sz="4"/>
+            </w:tcBorders>
+            <w:tcMar>
+              <w:top w:type="dxa" w:w="50"/>
+              <w:left w:type="dxa" w:w="60"/>
+              <w:bottom w:type="dxa" w:w="50"/>
+              <w:right w:type="dxa" w:w="60"/>
+            </w:tcMar>
+          </w:tcPr>
+          <w:p>
+            <w:pPr>
+              <w:bidi/>
+              <w:spacing w:after="0" w:line="260"/>
+              <w:jc w:val="center"/>
+            </w:pPr>
+            <w:r>
+              <w:rPr>
+                <w:rFonts w:ascii="Arial" w:cs="Arial" w:eastAsia="Arial" w:hAnsi="Arial"/>
+                <w:b w:val="false"/>
+                <w:bCs w:val="false"/>
+                <w:sz w:val="19"/>
+                <w:szCs w:val="19"/>
+                <w:rtl/>
+              </w:rPr>
+              <w:t xml:space="preserve">☐</w:t>
+            </w:r>
+          </w:p>
+        </w:tc>
+        <w:tc>
+          <w:tcPr>
+            <w:tcW w:type="dxa" w:w="1000"/>
             <w:tcBorders>
               <w:top w:val="single" w:color="A6A6A6" w:sz="4"/>
               <w:left w:val="single" w:color="A6A6A6" w:sz="4"/>
@@ -11978,181 +12263,181 @@
         </w:tc>
         <w:tc>
           <w:tcPr>
-            <w:tcW w:type="dxa" w:w="5650"/>
-            <w:tcBorders>
-              <w:top w:val="single" w:color="A6A6A6" w:sz="4"/>
-              <w:left w:val="single" w:color="A6A6A6" w:sz="4"/>
-              <w:bottom w:val="single" w:color="A6A6A6" w:sz="4"/>
-              <w:right w:val="single" w:color="A6A6A6" w:sz="4"/>
-            </w:tcBorders>
-            <w:tcMar>
-              <w:top w:type="dxa" w:w="50"/>
-              <w:left w:type="dxa" w:w="60"/>
-              <w:bottom w:type="dxa" w:w="50"/>
-              <w:right w:type="dxa" w:w="60"/>
-            </w:tcMar>
-          </w:tcPr>
-          <w:p>
-            <w:pPr>
-              <w:bidi/>
-              <w:spacing w:after="0" w:line="260"/>
-            </w:pPr>
-            <w:r>
-              <w:rPr>
-                <w:rFonts w:ascii="Arial" w:cs="Arial" w:eastAsia="Arial" w:hAnsi="Arial"/>
-                <w:b w:val="false"/>
-                <w:bCs w:val="false"/>
-                <w:sz w:val="19"/>
-                <w:szCs w:val="19"/>
-                <w:rtl/>
-              </w:rPr>
-              <w:t xml:space="preserve">آیا صبح‌ها با فکر یک روز کاری دیگر احساس می‌کردید توانی ندارید؟</w:t>
-            </w:r>
-          </w:p>
-        </w:tc>
-        <w:tc>
-          <w:tcPr>
-            <w:tcW w:type="dxa" w:w="640"/>
-            <w:tcBorders>
-              <w:top w:val="single" w:color="A6A6A6" w:sz="4"/>
-              <w:left w:val="single" w:color="A6A6A6" w:sz="4"/>
-              <w:bottom w:val="single" w:color="A6A6A6" w:sz="4"/>
-              <w:right w:val="single" w:color="A6A6A6" w:sz="4"/>
-            </w:tcBorders>
-            <w:tcMar>
-              <w:top w:type="dxa" w:w="50"/>
-              <w:left w:type="dxa" w:w="60"/>
-              <w:bottom w:type="dxa" w:w="50"/>
-              <w:right w:type="dxa" w:w="60"/>
-            </w:tcMar>
-          </w:tcPr>
-          <w:p>
-            <w:pPr>
-              <w:bidi/>
-              <w:spacing w:after="0" w:line="260"/>
-              <w:jc w:val="center"/>
-            </w:pPr>
-            <w:r>
-              <w:rPr>
-                <w:rFonts w:ascii="Arial" w:cs="Arial" w:eastAsia="Arial" w:hAnsi="Arial"/>
-                <w:b w:val="false"/>
-                <w:bCs w:val="false"/>
-                <w:sz w:val="19"/>
-                <w:szCs w:val="19"/>
-                <w:rtl/>
-              </w:rPr>
-              <w:t xml:space="preserve">☐</w:t>
-            </w:r>
-          </w:p>
-        </w:tc>
-        <w:tc>
-          <w:tcPr>
-            <w:tcW w:type="dxa" w:w="640"/>
-            <w:tcBorders>
-              <w:top w:val="single" w:color="A6A6A6" w:sz="4"/>
-              <w:left w:val="single" w:color="A6A6A6" w:sz="4"/>
-              <w:bottom w:val="single" w:color="A6A6A6" w:sz="4"/>
-              <w:right w:val="single" w:color="A6A6A6" w:sz="4"/>
-            </w:tcBorders>
-            <w:tcMar>
-              <w:top w:type="dxa" w:w="50"/>
-              <w:left w:type="dxa" w:w="60"/>
-              <w:bottom w:type="dxa" w:w="50"/>
-              <w:right w:type="dxa" w:w="60"/>
-            </w:tcMar>
-          </w:tcPr>
-          <w:p>
-            <w:pPr>
-              <w:bidi/>
-              <w:spacing w:after="0" w:line="260"/>
-              <w:jc w:val="center"/>
-            </w:pPr>
-            <w:r>
-              <w:rPr>
-                <w:rFonts w:ascii="Arial" w:cs="Arial" w:eastAsia="Arial" w:hAnsi="Arial"/>
-                <w:b w:val="false"/>
-                <w:bCs w:val="false"/>
-                <w:sz w:val="19"/>
-                <w:szCs w:val="19"/>
-                <w:rtl/>
-              </w:rPr>
-              <w:t xml:space="preserve">☐</w:t>
-            </w:r>
-          </w:p>
-        </w:tc>
-        <w:tc>
-          <w:tcPr>
-            <w:tcW w:type="dxa" w:w="640"/>
-            <w:tcBorders>
-              <w:top w:val="single" w:color="A6A6A6" w:sz="4"/>
-              <w:left w:val="single" w:color="A6A6A6" w:sz="4"/>
-              <w:bottom w:val="single" w:color="A6A6A6" w:sz="4"/>
-              <w:right w:val="single" w:color="A6A6A6" w:sz="4"/>
-            </w:tcBorders>
-            <w:tcMar>
-              <w:top w:type="dxa" w:w="50"/>
-              <w:left w:type="dxa" w:w="60"/>
-              <w:bottom w:type="dxa" w:w="50"/>
-              <w:right w:type="dxa" w:w="60"/>
-            </w:tcMar>
-          </w:tcPr>
-          <w:p>
-            <w:pPr>
-              <w:bidi/>
-              <w:spacing w:after="0" w:line="260"/>
-              <w:jc w:val="center"/>
-            </w:pPr>
-            <w:r>
-              <w:rPr>
-                <w:rFonts w:ascii="Arial" w:cs="Arial" w:eastAsia="Arial" w:hAnsi="Arial"/>
-                <w:b w:val="false"/>
-                <w:bCs w:val="false"/>
-                <w:sz w:val="19"/>
-                <w:szCs w:val="19"/>
-                <w:rtl/>
-              </w:rPr>
-              <w:t xml:space="preserve">☐</w:t>
-            </w:r>
-          </w:p>
-        </w:tc>
-        <w:tc>
-          <w:tcPr>
-            <w:tcW w:type="dxa" w:w="640"/>
-            <w:tcBorders>
-              <w:top w:val="single" w:color="A6A6A6" w:sz="4"/>
-              <w:left w:val="single" w:color="A6A6A6" w:sz="4"/>
-              <w:bottom w:val="single" w:color="A6A6A6" w:sz="4"/>
-              <w:right w:val="single" w:color="A6A6A6" w:sz="4"/>
-            </w:tcBorders>
-            <w:tcMar>
-              <w:top w:type="dxa" w:w="50"/>
-              <w:left w:type="dxa" w:w="60"/>
-              <w:bottom w:type="dxa" w:w="50"/>
-              <w:right w:type="dxa" w:w="60"/>
-            </w:tcMar>
-          </w:tcPr>
-          <w:p>
-            <w:pPr>
-              <w:bidi/>
-              <w:spacing w:after="0" w:line="260"/>
-              <w:jc w:val="center"/>
-            </w:pPr>
-            <w:r>
-              <w:rPr>
-                <w:rFonts w:ascii="Arial" w:cs="Arial" w:eastAsia="Arial" w:hAnsi="Arial"/>
-                <w:b w:val="false"/>
-                <w:bCs w:val="false"/>
-                <w:sz w:val="19"/>
-                <w:szCs w:val="19"/>
-                <w:rtl/>
-              </w:rPr>
-              <w:t xml:space="preserve">☐</w:t>
-            </w:r>
-          </w:p>
-        </w:tc>
-        <w:tc>
-          <w:tcPr>
-            <w:tcW w:type="dxa" w:w="640"/>
+            <w:tcW w:type="dxa" w:w="3850"/>
+            <w:tcBorders>
+              <w:top w:val="single" w:color="A6A6A6" w:sz="4"/>
+              <w:left w:val="single" w:color="A6A6A6" w:sz="4"/>
+              <w:bottom w:val="single" w:color="A6A6A6" w:sz="4"/>
+              <w:right w:val="single" w:color="A6A6A6" w:sz="4"/>
+            </w:tcBorders>
+            <w:tcMar>
+              <w:top w:type="dxa" w:w="50"/>
+              <w:left w:type="dxa" w:w="60"/>
+              <w:bottom w:type="dxa" w:w="50"/>
+              <w:right w:type="dxa" w:w="60"/>
+            </w:tcMar>
+          </w:tcPr>
+          <w:p>
+            <w:pPr>
+              <w:bidi/>
+              <w:spacing w:after="0" w:line="260"/>
+            </w:pPr>
+            <w:r>
+              <w:rPr>
+                <w:rFonts w:ascii="Arial" w:cs="Arial" w:eastAsia="Arial" w:hAnsi="Arial"/>
+                <w:b w:val="false"/>
+                <w:bCs w:val="false"/>
+                <w:sz w:val="19"/>
+                <w:szCs w:val="19"/>
+                <w:rtl/>
+              </w:rPr>
+              <w:t xml:space="preserve">آیا صبح‌ها با فکر یک روز کاری دیگر احساس می‌کنید توانی ندارید؟</w:t>
+            </w:r>
+          </w:p>
+        </w:tc>
+        <w:tc>
+          <w:tcPr>
+            <w:tcW w:type="dxa" w:w="1000"/>
+            <w:tcBorders>
+              <w:top w:val="single" w:color="A6A6A6" w:sz="4"/>
+              <w:left w:val="single" w:color="A6A6A6" w:sz="4"/>
+              <w:bottom w:val="single" w:color="A6A6A6" w:sz="4"/>
+              <w:right w:val="single" w:color="A6A6A6" w:sz="4"/>
+            </w:tcBorders>
+            <w:tcMar>
+              <w:top w:type="dxa" w:w="50"/>
+              <w:left w:type="dxa" w:w="60"/>
+              <w:bottom w:type="dxa" w:w="50"/>
+              <w:right w:type="dxa" w:w="60"/>
+            </w:tcMar>
+          </w:tcPr>
+          <w:p>
+            <w:pPr>
+              <w:bidi/>
+              <w:spacing w:after="0" w:line="260"/>
+              <w:jc w:val="center"/>
+            </w:pPr>
+            <w:r>
+              <w:rPr>
+                <w:rFonts w:ascii="Arial" w:cs="Arial" w:eastAsia="Arial" w:hAnsi="Arial"/>
+                <w:b w:val="false"/>
+                <w:bCs w:val="false"/>
+                <w:sz w:val="19"/>
+                <w:szCs w:val="19"/>
+                <w:rtl/>
+              </w:rPr>
+              <w:t xml:space="preserve">☐</w:t>
+            </w:r>
+          </w:p>
+        </w:tc>
+        <w:tc>
+          <w:tcPr>
+            <w:tcW w:type="dxa" w:w="1000"/>
+            <w:tcBorders>
+              <w:top w:val="single" w:color="A6A6A6" w:sz="4"/>
+              <w:left w:val="single" w:color="A6A6A6" w:sz="4"/>
+              <w:bottom w:val="single" w:color="A6A6A6" w:sz="4"/>
+              <w:right w:val="single" w:color="A6A6A6" w:sz="4"/>
+            </w:tcBorders>
+            <w:tcMar>
+              <w:top w:type="dxa" w:w="50"/>
+              <w:left w:type="dxa" w:w="60"/>
+              <w:bottom w:type="dxa" w:w="50"/>
+              <w:right w:type="dxa" w:w="60"/>
+            </w:tcMar>
+          </w:tcPr>
+          <w:p>
+            <w:pPr>
+              <w:bidi/>
+              <w:spacing w:after="0" w:line="260"/>
+              <w:jc w:val="center"/>
+            </w:pPr>
+            <w:r>
+              <w:rPr>
+                <w:rFonts w:ascii="Arial" w:cs="Arial" w:eastAsia="Arial" w:hAnsi="Arial"/>
+                <w:b w:val="false"/>
+                <w:bCs w:val="false"/>
+                <w:sz w:val="19"/>
+                <w:szCs w:val="19"/>
+                <w:rtl/>
+              </w:rPr>
+              <w:t xml:space="preserve">☐</w:t>
+            </w:r>
+          </w:p>
+        </w:tc>
+        <w:tc>
+          <w:tcPr>
+            <w:tcW w:type="dxa" w:w="1000"/>
+            <w:tcBorders>
+              <w:top w:val="single" w:color="A6A6A6" w:sz="4"/>
+              <w:left w:val="single" w:color="A6A6A6" w:sz="4"/>
+              <w:bottom w:val="single" w:color="A6A6A6" w:sz="4"/>
+              <w:right w:val="single" w:color="A6A6A6" w:sz="4"/>
+            </w:tcBorders>
+            <w:tcMar>
+              <w:top w:type="dxa" w:w="50"/>
+              <w:left w:type="dxa" w:w="60"/>
+              <w:bottom w:type="dxa" w:w="50"/>
+              <w:right w:type="dxa" w:w="60"/>
+            </w:tcMar>
+          </w:tcPr>
+          <w:p>
+            <w:pPr>
+              <w:bidi/>
+              <w:spacing w:after="0" w:line="260"/>
+              <w:jc w:val="center"/>
+            </w:pPr>
+            <w:r>
+              <w:rPr>
+                <w:rFonts w:ascii="Arial" w:cs="Arial" w:eastAsia="Arial" w:hAnsi="Arial"/>
+                <w:b w:val="false"/>
+                <w:bCs w:val="false"/>
+                <w:sz w:val="19"/>
+                <w:szCs w:val="19"/>
+                <w:rtl/>
+              </w:rPr>
+              <w:t xml:space="preserve">☐</w:t>
+            </w:r>
+          </w:p>
+        </w:tc>
+        <w:tc>
+          <w:tcPr>
+            <w:tcW w:type="dxa" w:w="1000"/>
+            <w:tcBorders>
+              <w:top w:val="single" w:color="A6A6A6" w:sz="4"/>
+              <w:left w:val="single" w:color="A6A6A6" w:sz="4"/>
+              <w:bottom w:val="single" w:color="A6A6A6" w:sz="4"/>
+              <w:right w:val="single" w:color="A6A6A6" w:sz="4"/>
+            </w:tcBorders>
+            <w:tcMar>
+              <w:top w:type="dxa" w:w="50"/>
+              <w:left w:type="dxa" w:w="60"/>
+              <w:bottom w:type="dxa" w:w="50"/>
+              <w:right w:type="dxa" w:w="60"/>
+            </w:tcMar>
+          </w:tcPr>
+          <w:p>
+            <w:pPr>
+              <w:bidi/>
+              <w:spacing w:after="0" w:line="260"/>
+              <w:jc w:val="center"/>
+            </w:pPr>
+            <w:r>
+              <w:rPr>
+                <w:rFonts w:ascii="Arial" w:cs="Arial" w:eastAsia="Arial" w:hAnsi="Arial"/>
+                <w:b w:val="false"/>
+                <w:bCs w:val="false"/>
+                <w:sz w:val="19"/>
+                <w:szCs w:val="19"/>
+                <w:rtl/>
+              </w:rPr>
+              <w:t xml:space="preserve">☐</w:t>
+            </w:r>
+          </w:p>
+        </w:tc>
+        <w:tc>
+          <w:tcPr>
+            <w:tcW w:type="dxa" w:w="1000"/>
             <w:tcBorders>
               <w:top w:val="single" w:color="A6A6A6" w:sz="4"/>
               <w:left w:val="single" w:color="A6A6A6" w:sz="4"/>
@@ -12228,181 +12513,181 @@
         </w:tc>
         <w:tc>
           <w:tcPr>
-            <w:tcW w:type="dxa" w:w="5650"/>
-            <w:tcBorders>
-              <w:top w:val="single" w:color="A6A6A6" w:sz="4"/>
-              <w:left w:val="single" w:color="A6A6A6" w:sz="4"/>
-              <w:bottom w:val="single" w:color="A6A6A6" w:sz="4"/>
-              <w:right w:val="single" w:color="A6A6A6" w:sz="4"/>
-            </w:tcBorders>
-            <w:tcMar>
-              <w:top w:type="dxa" w:w="50"/>
-              <w:left w:type="dxa" w:w="60"/>
-              <w:bottom w:type="dxa" w:w="50"/>
-              <w:right w:type="dxa" w:w="60"/>
-            </w:tcMar>
-          </w:tcPr>
-          <w:p>
-            <w:pPr>
-              <w:bidi/>
-              <w:spacing w:after="0" w:line="260"/>
-            </w:pPr>
-            <w:r>
-              <w:rPr>
-                <w:rFonts w:ascii="Arial" w:cs="Arial" w:eastAsia="Arial" w:hAnsi="Arial"/>
-                <w:b w:val="false"/>
-                <w:bCs w:val="false"/>
-                <w:sz w:val="19"/>
-                <w:szCs w:val="19"/>
-                <w:rtl/>
-              </w:rPr>
-              <w:t xml:space="preserve">آیا احساس می‌کردید هر ساعت کار برایتان خسته‌کننده است؟</w:t>
-            </w:r>
-          </w:p>
-        </w:tc>
-        <w:tc>
-          <w:tcPr>
-            <w:tcW w:type="dxa" w:w="640"/>
-            <w:tcBorders>
-              <w:top w:val="single" w:color="A6A6A6" w:sz="4"/>
-              <w:left w:val="single" w:color="A6A6A6" w:sz="4"/>
-              <w:bottom w:val="single" w:color="A6A6A6" w:sz="4"/>
-              <w:right w:val="single" w:color="A6A6A6" w:sz="4"/>
-            </w:tcBorders>
-            <w:tcMar>
-              <w:top w:type="dxa" w:w="50"/>
-              <w:left w:type="dxa" w:w="60"/>
-              <w:bottom w:type="dxa" w:w="50"/>
-              <w:right w:type="dxa" w:w="60"/>
-            </w:tcMar>
-          </w:tcPr>
-          <w:p>
-            <w:pPr>
-              <w:bidi/>
-              <w:spacing w:after="0" w:line="260"/>
-              <w:jc w:val="center"/>
-            </w:pPr>
-            <w:r>
-              <w:rPr>
-                <w:rFonts w:ascii="Arial" w:cs="Arial" w:eastAsia="Arial" w:hAnsi="Arial"/>
-                <w:b w:val="false"/>
-                <w:bCs w:val="false"/>
-                <w:sz w:val="19"/>
-                <w:szCs w:val="19"/>
-                <w:rtl/>
-              </w:rPr>
-              <w:t xml:space="preserve">☐</w:t>
-            </w:r>
-          </w:p>
-        </w:tc>
-        <w:tc>
-          <w:tcPr>
-            <w:tcW w:type="dxa" w:w="640"/>
-            <w:tcBorders>
-              <w:top w:val="single" w:color="A6A6A6" w:sz="4"/>
-              <w:left w:val="single" w:color="A6A6A6" w:sz="4"/>
-              <w:bottom w:val="single" w:color="A6A6A6" w:sz="4"/>
-              <w:right w:val="single" w:color="A6A6A6" w:sz="4"/>
-            </w:tcBorders>
-            <w:tcMar>
-              <w:top w:type="dxa" w:w="50"/>
-              <w:left w:type="dxa" w:w="60"/>
-              <w:bottom w:type="dxa" w:w="50"/>
-              <w:right w:type="dxa" w:w="60"/>
-            </w:tcMar>
-          </w:tcPr>
-          <w:p>
-            <w:pPr>
-              <w:bidi/>
-              <w:spacing w:after="0" w:line="260"/>
-              <w:jc w:val="center"/>
-            </w:pPr>
-            <w:r>
-              <w:rPr>
-                <w:rFonts w:ascii="Arial" w:cs="Arial" w:eastAsia="Arial" w:hAnsi="Arial"/>
-                <w:b w:val="false"/>
-                <w:bCs w:val="false"/>
-                <w:sz w:val="19"/>
-                <w:szCs w:val="19"/>
-                <w:rtl/>
-              </w:rPr>
-              <w:t xml:space="preserve">☐</w:t>
-            </w:r>
-          </w:p>
-        </w:tc>
-        <w:tc>
-          <w:tcPr>
-            <w:tcW w:type="dxa" w:w="640"/>
-            <w:tcBorders>
-              <w:top w:val="single" w:color="A6A6A6" w:sz="4"/>
-              <w:left w:val="single" w:color="A6A6A6" w:sz="4"/>
-              <w:bottom w:val="single" w:color="A6A6A6" w:sz="4"/>
-              <w:right w:val="single" w:color="A6A6A6" w:sz="4"/>
-            </w:tcBorders>
-            <w:tcMar>
-              <w:top w:type="dxa" w:w="50"/>
-              <w:left w:type="dxa" w:w="60"/>
-              <w:bottom w:type="dxa" w:w="50"/>
-              <w:right w:type="dxa" w:w="60"/>
-            </w:tcMar>
-          </w:tcPr>
-          <w:p>
-            <w:pPr>
-              <w:bidi/>
-              <w:spacing w:after="0" w:line="260"/>
-              <w:jc w:val="center"/>
-            </w:pPr>
-            <w:r>
-              <w:rPr>
-                <w:rFonts w:ascii="Arial" w:cs="Arial" w:eastAsia="Arial" w:hAnsi="Arial"/>
-                <w:b w:val="false"/>
-                <w:bCs w:val="false"/>
-                <w:sz w:val="19"/>
-                <w:szCs w:val="19"/>
-                <w:rtl/>
-              </w:rPr>
-              <w:t xml:space="preserve">☐</w:t>
-            </w:r>
-          </w:p>
-        </w:tc>
-        <w:tc>
-          <w:tcPr>
-            <w:tcW w:type="dxa" w:w="640"/>
-            <w:tcBorders>
-              <w:top w:val="single" w:color="A6A6A6" w:sz="4"/>
-              <w:left w:val="single" w:color="A6A6A6" w:sz="4"/>
-              <w:bottom w:val="single" w:color="A6A6A6" w:sz="4"/>
-              <w:right w:val="single" w:color="A6A6A6" w:sz="4"/>
-            </w:tcBorders>
-            <w:tcMar>
-              <w:top w:type="dxa" w:w="50"/>
-              <w:left w:type="dxa" w:w="60"/>
-              <w:bottom w:type="dxa" w:w="50"/>
-              <w:right w:type="dxa" w:w="60"/>
-            </w:tcMar>
-          </w:tcPr>
-          <w:p>
-            <w:pPr>
-              <w:bidi/>
-              <w:spacing w:after="0" w:line="260"/>
-              <w:jc w:val="center"/>
-            </w:pPr>
-            <w:r>
-              <w:rPr>
-                <w:rFonts w:ascii="Arial" w:cs="Arial" w:eastAsia="Arial" w:hAnsi="Arial"/>
-                <w:b w:val="false"/>
-                <w:bCs w:val="false"/>
-                <w:sz w:val="19"/>
-                <w:szCs w:val="19"/>
-                <w:rtl/>
-              </w:rPr>
-              <w:t xml:space="preserve">☐</w:t>
-            </w:r>
-          </w:p>
-        </w:tc>
-        <w:tc>
-          <w:tcPr>
-            <w:tcW w:type="dxa" w:w="640"/>
+            <w:tcW w:type="dxa" w:w="3850"/>
+            <w:tcBorders>
+              <w:top w:val="single" w:color="A6A6A6" w:sz="4"/>
+              <w:left w:val="single" w:color="A6A6A6" w:sz="4"/>
+              <w:bottom w:val="single" w:color="A6A6A6" w:sz="4"/>
+              <w:right w:val="single" w:color="A6A6A6" w:sz="4"/>
+            </w:tcBorders>
+            <w:tcMar>
+              <w:top w:type="dxa" w:w="50"/>
+              <w:left w:type="dxa" w:w="60"/>
+              <w:bottom w:type="dxa" w:w="50"/>
+              <w:right w:type="dxa" w:w="60"/>
+            </w:tcMar>
+          </w:tcPr>
+          <w:p>
+            <w:pPr>
+              <w:bidi/>
+              <w:spacing w:after="0" w:line="260"/>
+            </w:pPr>
+            <w:r>
+              <w:rPr>
+                <w:rFonts w:ascii="Arial" w:cs="Arial" w:eastAsia="Arial" w:hAnsi="Arial"/>
+                <w:b w:val="false"/>
+                <w:bCs w:val="false"/>
+                <w:sz w:val="19"/>
+                <w:szCs w:val="19"/>
+                <w:rtl/>
+              </w:rPr>
+              <w:t xml:space="preserve">آیا احساس می‌کنید هر ساعت کار برایتان خسته‌کننده است؟</w:t>
+            </w:r>
+          </w:p>
+        </w:tc>
+        <w:tc>
+          <w:tcPr>
+            <w:tcW w:type="dxa" w:w="1000"/>
+            <w:tcBorders>
+              <w:top w:val="single" w:color="A6A6A6" w:sz="4"/>
+              <w:left w:val="single" w:color="A6A6A6" w:sz="4"/>
+              <w:bottom w:val="single" w:color="A6A6A6" w:sz="4"/>
+              <w:right w:val="single" w:color="A6A6A6" w:sz="4"/>
+            </w:tcBorders>
+            <w:tcMar>
+              <w:top w:type="dxa" w:w="50"/>
+              <w:left w:type="dxa" w:w="60"/>
+              <w:bottom w:type="dxa" w:w="50"/>
+              <w:right w:type="dxa" w:w="60"/>
+            </w:tcMar>
+          </w:tcPr>
+          <w:p>
+            <w:pPr>
+              <w:bidi/>
+              <w:spacing w:after="0" w:line="260"/>
+              <w:jc w:val="center"/>
+            </w:pPr>
+            <w:r>
+              <w:rPr>
+                <w:rFonts w:ascii="Arial" w:cs="Arial" w:eastAsia="Arial" w:hAnsi="Arial"/>
+                <w:b w:val="false"/>
+                <w:bCs w:val="false"/>
+                <w:sz w:val="19"/>
+                <w:szCs w:val="19"/>
+                <w:rtl/>
+              </w:rPr>
+              <w:t xml:space="preserve">☐</w:t>
+            </w:r>
+          </w:p>
+        </w:tc>
+        <w:tc>
+          <w:tcPr>
+            <w:tcW w:type="dxa" w:w="1000"/>
+            <w:tcBorders>
+              <w:top w:val="single" w:color="A6A6A6" w:sz="4"/>
+              <w:left w:val="single" w:color="A6A6A6" w:sz="4"/>
+              <w:bottom w:val="single" w:color="A6A6A6" w:sz="4"/>
+              <w:right w:val="single" w:color="A6A6A6" w:sz="4"/>
+            </w:tcBorders>
+            <w:tcMar>
+              <w:top w:type="dxa" w:w="50"/>
+              <w:left w:type="dxa" w:w="60"/>
+              <w:bottom w:type="dxa" w:w="50"/>
+              <w:right w:type="dxa" w:w="60"/>
+            </w:tcMar>
+          </w:tcPr>
+          <w:p>
+            <w:pPr>
+              <w:bidi/>
+              <w:spacing w:after="0" w:line="260"/>
+              <w:jc w:val="center"/>
+            </w:pPr>
+            <w:r>
+              <w:rPr>
+                <w:rFonts w:ascii="Arial" w:cs="Arial" w:eastAsia="Arial" w:hAnsi="Arial"/>
+                <w:b w:val="false"/>
+                <w:bCs w:val="false"/>
+                <w:sz w:val="19"/>
+                <w:szCs w:val="19"/>
+                <w:rtl/>
+              </w:rPr>
+              <w:t xml:space="preserve">☐</w:t>
+            </w:r>
+          </w:p>
+        </w:tc>
+        <w:tc>
+          <w:tcPr>
+            <w:tcW w:type="dxa" w:w="1000"/>
+            <w:tcBorders>
+              <w:top w:val="single" w:color="A6A6A6" w:sz="4"/>
+              <w:left w:val="single" w:color="A6A6A6" w:sz="4"/>
+              <w:bottom w:val="single" w:color="A6A6A6" w:sz="4"/>
+              <w:right w:val="single" w:color="A6A6A6" w:sz="4"/>
+            </w:tcBorders>
+            <w:tcMar>
+              <w:top w:type="dxa" w:w="50"/>
+              <w:left w:type="dxa" w:w="60"/>
+              <w:bottom w:type="dxa" w:w="50"/>
+              <w:right w:type="dxa" w:w="60"/>
+            </w:tcMar>
+          </w:tcPr>
+          <w:p>
+            <w:pPr>
+              <w:bidi/>
+              <w:spacing w:after="0" w:line="260"/>
+              <w:jc w:val="center"/>
+            </w:pPr>
+            <w:r>
+              <w:rPr>
+                <w:rFonts w:ascii="Arial" w:cs="Arial" w:eastAsia="Arial" w:hAnsi="Arial"/>
+                <w:b w:val="false"/>
+                <w:bCs w:val="false"/>
+                <w:sz w:val="19"/>
+                <w:szCs w:val="19"/>
+                <w:rtl/>
+              </w:rPr>
+              <w:t xml:space="preserve">☐</w:t>
+            </w:r>
+          </w:p>
+        </w:tc>
+        <w:tc>
+          <w:tcPr>
+            <w:tcW w:type="dxa" w:w="1000"/>
+            <w:tcBorders>
+              <w:top w:val="single" w:color="A6A6A6" w:sz="4"/>
+              <w:left w:val="single" w:color="A6A6A6" w:sz="4"/>
+              <w:bottom w:val="single" w:color="A6A6A6" w:sz="4"/>
+              <w:right w:val="single" w:color="A6A6A6" w:sz="4"/>
+            </w:tcBorders>
+            <w:tcMar>
+              <w:top w:type="dxa" w:w="50"/>
+              <w:left w:type="dxa" w:w="60"/>
+              <w:bottom w:type="dxa" w:w="50"/>
+              <w:right w:type="dxa" w:w="60"/>
+            </w:tcMar>
+          </w:tcPr>
+          <w:p>
+            <w:pPr>
+              <w:bidi/>
+              <w:spacing w:after="0" w:line="260"/>
+              <w:jc w:val="center"/>
+            </w:pPr>
+            <w:r>
+              <w:rPr>
+                <w:rFonts w:ascii="Arial" w:cs="Arial" w:eastAsia="Arial" w:hAnsi="Arial"/>
+                <w:b w:val="false"/>
+                <w:bCs w:val="false"/>
+                <w:sz w:val="19"/>
+                <w:szCs w:val="19"/>
+                <w:rtl/>
+              </w:rPr>
+              <w:t xml:space="preserve">☐</w:t>
+            </w:r>
+          </w:p>
+        </w:tc>
+        <w:tc>
+          <w:tcPr>
+            <w:tcW w:type="dxa" w:w="1000"/>
             <w:tcBorders>
               <w:top w:val="single" w:color="A6A6A6" w:sz="4"/>
               <w:left w:val="single" w:color="A6A6A6" w:sz="4"/>
@@ -12478,181 +12763,181 @@
         </w:tc>
         <w:tc>
           <w:tcPr>
-            <w:tcW w:type="dxa" w:w="5650"/>
-            <w:tcBorders>
-              <w:top w:val="single" w:color="A6A6A6" w:sz="4"/>
-              <w:left w:val="single" w:color="A6A6A6" w:sz="4"/>
-              <w:bottom w:val="single" w:color="A6A6A6" w:sz="4"/>
-              <w:right w:val="single" w:color="A6A6A6" w:sz="4"/>
-            </w:tcBorders>
-            <w:tcMar>
-              <w:top w:type="dxa" w:w="50"/>
-              <w:left w:type="dxa" w:w="60"/>
-              <w:bottom w:type="dxa" w:w="50"/>
-              <w:right w:type="dxa" w:w="60"/>
-            </w:tcMar>
-          </w:tcPr>
-          <w:p>
-            <w:pPr>
-              <w:bidi/>
-              <w:spacing w:after="0" w:line="260"/>
-            </w:pPr>
-            <w:r>
-              <w:rPr>
-                <w:rFonts w:ascii="Arial" w:cs="Arial" w:eastAsia="Arial" w:hAnsi="Arial"/>
-                <w:b w:val="false"/>
-                <w:bCs w:val="false"/>
-                <w:sz w:val="19"/>
-                <w:szCs w:val="19"/>
-                <w:rtl/>
-              </w:rPr>
-              <w:t xml:space="preserve">آیا در اوقات فراغت انرژی کافی برای خانواده و دوستان داشتید؟</w:t>
-            </w:r>
-          </w:p>
-        </w:tc>
-        <w:tc>
-          <w:tcPr>
-            <w:tcW w:type="dxa" w:w="640"/>
-            <w:tcBorders>
-              <w:top w:val="single" w:color="A6A6A6" w:sz="4"/>
-              <w:left w:val="single" w:color="A6A6A6" w:sz="4"/>
-              <w:bottom w:val="single" w:color="A6A6A6" w:sz="4"/>
-              <w:right w:val="single" w:color="A6A6A6" w:sz="4"/>
-            </w:tcBorders>
-            <w:tcMar>
-              <w:top w:type="dxa" w:w="50"/>
-              <w:left w:type="dxa" w:w="60"/>
-              <w:bottom w:type="dxa" w:w="50"/>
-              <w:right w:type="dxa" w:w="60"/>
-            </w:tcMar>
-          </w:tcPr>
-          <w:p>
-            <w:pPr>
-              <w:bidi/>
-              <w:spacing w:after="0" w:line="260"/>
-              <w:jc w:val="center"/>
-            </w:pPr>
-            <w:r>
-              <w:rPr>
-                <w:rFonts w:ascii="Arial" w:cs="Arial" w:eastAsia="Arial" w:hAnsi="Arial"/>
-                <w:b w:val="false"/>
-                <w:bCs w:val="false"/>
-                <w:sz w:val="19"/>
-                <w:szCs w:val="19"/>
-                <w:rtl/>
-              </w:rPr>
-              <w:t xml:space="preserve">☐</w:t>
-            </w:r>
-          </w:p>
-        </w:tc>
-        <w:tc>
-          <w:tcPr>
-            <w:tcW w:type="dxa" w:w="640"/>
-            <w:tcBorders>
-              <w:top w:val="single" w:color="A6A6A6" w:sz="4"/>
-              <w:left w:val="single" w:color="A6A6A6" w:sz="4"/>
-              <w:bottom w:val="single" w:color="A6A6A6" w:sz="4"/>
-              <w:right w:val="single" w:color="A6A6A6" w:sz="4"/>
-            </w:tcBorders>
-            <w:tcMar>
-              <w:top w:type="dxa" w:w="50"/>
-              <w:left w:type="dxa" w:w="60"/>
-              <w:bottom w:type="dxa" w:w="50"/>
-              <w:right w:type="dxa" w:w="60"/>
-            </w:tcMar>
-          </w:tcPr>
-          <w:p>
-            <w:pPr>
-              <w:bidi/>
-              <w:spacing w:after="0" w:line="260"/>
-              <w:jc w:val="center"/>
-            </w:pPr>
-            <w:r>
-              <w:rPr>
-                <w:rFonts w:ascii="Arial" w:cs="Arial" w:eastAsia="Arial" w:hAnsi="Arial"/>
-                <w:b w:val="false"/>
-                <w:bCs w:val="false"/>
-                <w:sz w:val="19"/>
-                <w:szCs w:val="19"/>
-                <w:rtl/>
-              </w:rPr>
-              <w:t xml:space="preserve">☐</w:t>
-            </w:r>
-          </w:p>
-        </w:tc>
-        <w:tc>
-          <w:tcPr>
-            <w:tcW w:type="dxa" w:w="640"/>
-            <w:tcBorders>
-              <w:top w:val="single" w:color="A6A6A6" w:sz="4"/>
-              <w:left w:val="single" w:color="A6A6A6" w:sz="4"/>
-              <w:bottom w:val="single" w:color="A6A6A6" w:sz="4"/>
-              <w:right w:val="single" w:color="A6A6A6" w:sz="4"/>
-            </w:tcBorders>
-            <w:tcMar>
-              <w:top w:type="dxa" w:w="50"/>
-              <w:left w:type="dxa" w:w="60"/>
-              <w:bottom w:type="dxa" w:w="50"/>
-              <w:right w:type="dxa" w:w="60"/>
-            </w:tcMar>
-          </w:tcPr>
-          <w:p>
-            <w:pPr>
-              <w:bidi/>
-              <w:spacing w:after="0" w:line="260"/>
-              <w:jc w:val="center"/>
-            </w:pPr>
-            <w:r>
-              <w:rPr>
-                <w:rFonts w:ascii="Arial" w:cs="Arial" w:eastAsia="Arial" w:hAnsi="Arial"/>
-                <w:b w:val="false"/>
-                <w:bCs w:val="false"/>
-                <w:sz w:val="19"/>
-                <w:szCs w:val="19"/>
-                <w:rtl/>
-              </w:rPr>
-              <w:t xml:space="preserve">☐</w:t>
-            </w:r>
-          </w:p>
-        </w:tc>
-        <w:tc>
-          <w:tcPr>
-            <w:tcW w:type="dxa" w:w="640"/>
-            <w:tcBorders>
-              <w:top w:val="single" w:color="A6A6A6" w:sz="4"/>
-              <w:left w:val="single" w:color="A6A6A6" w:sz="4"/>
-              <w:bottom w:val="single" w:color="A6A6A6" w:sz="4"/>
-              <w:right w:val="single" w:color="A6A6A6" w:sz="4"/>
-            </w:tcBorders>
-            <w:tcMar>
-              <w:top w:type="dxa" w:w="50"/>
-              <w:left w:type="dxa" w:w="60"/>
-              <w:bottom w:type="dxa" w:w="50"/>
-              <w:right w:type="dxa" w:w="60"/>
-            </w:tcMar>
-          </w:tcPr>
-          <w:p>
-            <w:pPr>
-              <w:bidi/>
-              <w:spacing w:after="0" w:line="260"/>
-              <w:jc w:val="center"/>
-            </w:pPr>
-            <w:r>
-              <w:rPr>
-                <w:rFonts w:ascii="Arial" w:cs="Arial" w:eastAsia="Arial" w:hAnsi="Arial"/>
-                <w:b w:val="false"/>
-                <w:bCs w:val="false"/>
-                <w:sz w:val="19"/>
-                <w:szCs w:val="19"/>
-                <w:rtl/>
-              </w:rPr>
-              <w:t xml:space="preserve">☐</w:t>
-            </w:r>
-          </w:p>
-        </w:tc>
-        <w:tc>
-          <w:tcPr>
-            <w:tcW w:type="dxa" w:w="640"/>
+            <w:tcW w:type="dxa" w:w="3850"/>
+            <w:tcBorders>
+              <w:top w:val="single" w:color="A6A6A6" w:sz="4"/>
+              <w:left w:val="single" w:color="A6A6A6" w:sz="4"/>
+              <w:bottom w:val="single" w:color="A6A6A6" w:sz="4"/>
+              <w:right w:val="single" w:color="A6A6A6" w:sz="4"/>
+            </w:tcBorders>
+            <w:tcMar>
+              <w:top w:type="dxa" w:w="50"/>
+              <w:left w:type="dxa" w:w="60"/>
+              <w:bottom w:type="dxa" w:w="50"/>
+              <w:right w:type="dxa" w:w="60"/>
+            </w:tcMar>
+          </w:tcPr>
+          <w:p>
+            <w:pPr>
+              <w:bidi/>
+              <w:spacing w:after="0" w:line="260"/>
+            </w:pPr>
+            <w:r>
+              <w:rPr>
+                <w:rFonts w:ascii="Arial" w:cs="Arial" w:eastAsia="Arial" w:hAnsi="Arial"/>
+                <w:b w:val="false"/>
+                <w:bCs w:val="false"/>
+                <w:sz w:val="19"/>
+                <w:szCs w:val="19"/>
+                <w:rtl/>
+              </w:rPr>
+              <w:t xml:space="preserve">آیا در اوقات فراغت انرژی کافی برای خانواده و دوستان دارید؟</w:t>
+            </w:r>
+          </w:p>
+        </w:tc>
+        <w:tc>
+          <w:tcPr>
+            <w:tcW w:type="dxa" w:w="1000"/>
+            <w:tcBorders>
+              <w:top w:val="single" w:color="A6A6A6" w:sz="4"/>
+              <w:left w:val="single" w:color="A6A6A6" w:sz="4"/>
+              <w:bottom w:val="single" w:color="A6A6A6" w:sz="4"/>
+              <w:right w:val="single" w:color="A6A6A6" w:sz="4"/>
+            </w:tcBorders>
+            <w:tcMar>
+              <w:top w:type="dxa" w:w="50"/>
+              <w:left w:type="dxa" w:w="60"/>
+              <w:bottom w:type="dxa" w:w="50"/>
+              <w:right w:type="dxa" w:w="60"/>
+            </w:tcMar>
+          </w:tcPr>
+          <w:p>
+            <w:pPr>
+              <w:bidi/>
+              <w:spacing w:after="0" w:line="260"/>
+              <w:jc w:val="center"/>
+            </w:pPr>
+            <w:r>
+              <w:rPr>
+                <w:rFonts w:ascii="Arial" w:cs="Arial" w:eastAsia="Arial" w:hAnsi="Arial"/>
+                <w:b w:val="false"/>
+                <w:bCs w:val="false"/>
+                <w:sz w:val="19"/>
+                <w:szCs w:val="19"/>
+                <w:rtl/>
+              </w:rPr>
+              <w:t xml:space="preserve">☐</w:t>
+            </w:r>
+          </w:p>
+        </w:tc>
+        <w:tc>
+          <w:tcPr>
+            <w:tcW w:type="dxa" w:w="1000"/>
+            <w:tcBorders>
+              <w:top w:val="single" w:color="A6A6A6" w:sz="4"/>
+              <w:left w:val="single" w:color="A6A6A6" w:sz="4"/>
+              <w:bottom w:val="single" w:color="A6A6A6" w:sz="4"/>
+              <w:right w:val="single" w:color="A6A6A6" w:sz="4"/>
+            </w:tcBorders>
+            <w:tcMar>
+              <w:top w:type="dxa" w:w="50"/>
+              <w:left w:type="dxa" w:w="60"/>
+              <w:bottom w:type="dxa" w:w="50"/>
+              <w:right w:type="dxa" w:w="60"/>
+            </w:tcMar>
+          </w:tcPr>
+          <w:p>
+            <w:pPr>
+              <w:bidi/>
+              <w:spacing w:after="0" w:line="260"/>
+              <w:jc w:val="center"/>
+            </w:pPr>
+            <w:r>
+              <w:rPr>
+                <w:rFonts w:ascii="Arial" w:cs="Arial" w:eastAsia="Arial" w:hAnsi="Arial"/>
+                <w:b w:val="false"/>
+                <w:bCs w:val="false"/>
+                <w:sz w:val="19"/>
+                <w:szCs w:val="19"/>
+                <w:rtl/>
+              </w:rPr>
+              <w:t xml:space="preserve">☐</w:t>
+            </w:r>
+          </w:p>
+        </w:tc>
+        <w:tc>
+          <w:tcPr>
+            <w:tcW w:type="dxa" w:w="1000"/>
+            <w:tcBorders>
+              <w:top w:val="single" w:color="A6A6A6" w:sz="4"/>
+              <w:left w:val="single" w:color="A6A6A6" w:sz="4"/>
+              <w:bottom w:val="single" w:color="A6A6A6" w:sz="4"/>
+              <w:right w:val="single" w:color="A6A6A6" w:sz="4"/>
+            </w:tcBorders>
+            <w:tcMar>
+              <w:top w:type="dxa" w:w="50"/>
+              <w:left w:type="dxa" w:w="60"/>
+              <w:bottom w:type="dxa" w:w="50"/>
+              <w:right w:type="dxa" w:w="60"/>
+            </w:tcMar>
+          </w:tcPr>
+          <w:p>
+            <w:pPr>
+              <w:bidi/>
+              <w:spacing w:after="0" w:line="260"/>
+              <w:jc w:val="center"/>
+            </w:pPr>
+            <w:r>
+              <w:rPr>
+                <w:rFonts w:ascii="Arial" w:cs="Arial" w:eastAsia="Arial" w:hAnsi="Arial"/>
+                <w:b w:val="false"/>
+                <w:bCs w:val="false"/>
+                <w:sz w:val="19"/>
+                <w:szCs w:val="19"/>
+                <w:rtl/>
+              </w:rPr>
+              <w:t xml:space="preserve">☐</w:t>
+            </w:r>
+          </w:p>
+        </w:tc>
+        <w:tc>
+          <w:tcPr>
+            <w:tcW w:type="dxa" w:w="1000"/>
+            <w:tcBorders>
+              <w:top w:val="single" w:color="A6A6A6" w:sz="4"/>
+              <w:left w:val="single" w:color="A6A6A6" w:sz="4"/>
+              <w:bottom w:val="single" w:color="A6A6A6" w:sz="4"/>
+              <w:right w:val="single" w:color="A6A6A6" w:sz="4"/>
+            </w:tcBorders>
+            <w:tcMar>
+              <w:top w:type="dxa" w:w="50"/>
+              <w:left w:type="dxa" w:w="60"/>
+              <w:bottom w:type="dxa" w:w="50"/>
+              <w:right w:type="dxa" w:w="60"/>
+            </w:tcMar>
+          </w:tcPr>
+          <w:p>
+            <w:pPr>
+              <w:bidi/>
+              <w:spacing w:after="0" w:line="260"/>
+              <w:jc w:val="center"/>
+            </w:pPr>
+            <w:r>
+              <w:rPr>
+                <w:rFonts w:ascii="Arial" w:cs="Arial" w:eastAsia="Arial" w:hAnsi="Arial"/>
+                <w:b w:val="false"/>
+                <w:bCs w:val="false"/>
+                <w:sz w:val="19"/>
+                <w:szCs w:val="19"/>
+                <w:rtl/>
+              </w:rPr>
+              <w:t xml:space="preserve">☐</w:t>
+            </w:r>
+          </w:p>
+        </w:tc>
+        <w:tc>
+          <w:tcPr>
+            <w:tcW w:type="dxa" w:w="1000"/>
             <w:tcBorders>
               <w:top w:val="single" w:color="A6A6A6" w:sz="4"/>
               <w:left w:val="single" w:color="A6A6A6" w:sz="4"/>
@@ -12691,6 +12976,11 @@
       <w:pPr>
         <w:spacing w:after="80"/>
       </w:pPr>
+    </w:p>
+    <w:p>
+      <w:r>
+        <w:br w:type="page"/>
+      </w:r>
     </w:p>
     <w:p>
       <w:pPr>
@@ -23767,7 +24057,7 @@
           <w:szCs w:val="22"/>
           <w:rtl/>
         </w:rPr>
-        <w:t xml:space="preserve">فهرست زیر ویژگی‌هایی را نشان می‌دهد که ممکن است یک فرد داشته باشد: دلسوز، مهربان، منصف، دوستانه، بخشنده، یاری‌رسان، سخت‌کوش، صادق، خوش‌قلب. فردی که این ویژگی‌ها را دارد می‌تواند خود شما یا شخص دیگری باشد. لحظه‌ای تصور کنید چنین فردی چگونه فکر می‌کند، احساس می‌کند و رفتار می‌کند. سپس به سؤال‌های زیر پاسخ دهید.</w:t>
+        <w:t xml:space="preserve">فهرست زیر ویژگی‌هایی را نشان می‌دهد که ممکن است یک فرد داشته باشد: دلسوز، همدل، منصف، دوستانه، بخشنده، یاری‌رسان، سخت‌کوش، صادق، مهربان. فردی که این ویژگی‌ها را دارد می‌تواند خود شما یا شخص دیگری باشد. لحظه‌ای تصور کنید چنین فردی چگونه فکر می‌کند، احساس می‌کند و رفتار می‌کند. سپس به سؤال‌های زیر پاسخ دهید.</w:t>
       </w:r>
     </w:p>
     <w:p>
@@ -27910,7 +28200,7 @@
                 <w:szCs w:val="19"/>
                 <w:rtl/>
               </w:rPr>
-              <w:t xml:space="preserve">متن ۷ گویه و جهت معکوس‌ها (۱، ۳، ۵) با گزارش شما از پیوست مقاله (Survey Scales and Item Correlations) تطبیق دارد. این گزارش ثانویه است. جایگزینی team با audit team اقتباس است و باید «اقتباس و متناسب‌سازی» نامیده شود. طیف پاسخ در گزارش مشخص نشده</w:t>
+              <w:t xml:space="preserve">متن ۷ گویه و جهت معکوس‌ها (۱، ۳، ۵) با گزارش شما تطبیق دارد. طیف: ۷ درجه از Very inaccurate تا Very accurate (طبق شواهد بازنشر؛ پاراگراف طیف در خود مقاله مستقیماً دیده نشده). team → audit team اقتباس است</w:t>
             </w:r>
           </w:p>
         </w:tc>
@@ -27944,7 +28234,7 @@
                 <w:szCs w:val="19"/>
                 <w:rtl/>
               </w:rPr>
-              <w:t xml:space="preserve">اقتباس را در مقاله گزارش کنید؛ طیف را از مقاله تأیید کنید</w:t>
+              <w:t xml:space="preserve">پاراگراف طیف در بخش روش را تأیید کنید؛ اقتباس را گزارش کنید</w:t>
             </w:r>
           </w:p>
         </w:tc>
@@ -28018,7 +28308,7 @@
                 <w:szCs w:val="19"/>
                 <w:rtl/>
               </w:rPr>
-              <w:t xml:space="preserve">Jehn (1995)</w:t>
+              <w:t xml:space="preserve">Jehn (1995)، جدول ۱ (Factor Analysis of Intragroup Conflict Items)</w:t>
             </w:r>
           </w:p>
         </w:tc>
@@ -28086,7 +28376,7 @@
                 <w:szCs w:val="19"/>
                 <w:rtl/>
               </w:rPr>
-              <w:t xml:space="preserve">تأییدنشده؛ نسخه‌ها (۶، ۸، ۹ گویه؛ ۵ یا ۷ درجه) متفاوت‌اند</w:t>
+              <w:t xml:space="preserve">۷ گویه از ۸ تأییدشده (۴ رابطه‌ای + ۳ وظیفه‌ای: TC1، TC2، TC4). TC3 («To what extent are there differences of opinion…») تأییدنشده است. طیف ۵ درجه: ۱ = None تا ۵ = A lot؛ برچسب درجات میانی گزارش نشده</w:t>
             </w:r>
           </w:p>
         </w:tc>
@@ -28120,7 +28410,7 @@
                 <w:szCs w:val="19"/>
                 <w:rtl/>
               </w:rPr>
-              <w:t xml:space="preserve">تطبیق با مقاله</w:t>
+              <w:t xml:space="preserve">ردیف ۸ جدول ۱ را ببینید</w:t>
             </w:r>
           </w:p>
         </w:tc>
@@ -28160,7 +28450,7 @@
                 <w:szCs w:val="19"/>
                 <w:rtl/>
               </w:rPr>
-              <w:t xml:space="preserve">خستگی</w:t>
+              <w:t xml:space="preserve">فرسودگی مرتبط با کار</w:t>
             </w:r>
           </w:p>
         </w:tc>
@@ -28194,7 +28484,7 @@
                 <w:szCs w:val="19"/>
                 <w:rtl/>
               </w:rPr>
-              <w:t xml:space="preserve">Kristensen et al. (2005) CBI فرم کار</w:t>
+              <w:t xml:space="preserve">Kristensen et al. (2005) CBI، Work-related burnout</w:t>
             </w:r>
           </w:p>
         </w:tc>
@@ -28262,7 +28552,7 @@
                 <w:szCs w:val="19"/>
                 <w:rtl/>
               </w:rPr>
-              <w:t xml:space="preserve">هر ۷ گویه‌ی فرم کار با نسخه‌ی دانشگاهی EMERGE (UCSD) که فرستادید تطبیق دارد؛ گویه‌ی معکوس همان «انرژی برای خانواده و دوستان» است (EX7). گزینه‌ی پاسخ هر گویه (فراوانی یا شدت) قطعی نیست؛ ما برای هر هفت گویه طیف فراوانی گذاشته‌ایم. منبع استخراج بازنشر دانشگاهی است، نه جدول مقاله‌ی ۲۰۰۵</w:t>
+              <w:t xml:space="preserve">هفت گویه و نوع پاسخ هر گویه روشن شد: EX1–EX3 شدت (To a very high degree … To a very low degree)، EX4–EX7 فراوانی (Always … Never/almost never)، EX7 معکوس. منبع بازنشر فرم انگلیسی است، نه جدول مقاله‌ی ۲۰۰۵. نام خرده‌مقیاس را به «خستگی عاطفی» تغییر ندهید</w:t>
             </w:r>
           </w:p>
         </w:tc>
@@ -28296,7 +28586,7 @@
                 <w:szCs w:val="19"/>
                 <w:rtl/>
               </w:rPr>
-              <w:t xml:space="preserve">تطبیق گزینه‌ها با مقاله‌ی ۲۰۰۵ و بررسی مجوز</w:t>
+              <w:t xml:space="preserve">تطبیق با جدول مقاله‌ی ۲۰۰۵؛ بررسی مجوز</w:t>
             </w:r>
           </w:p>
         </w:tc>
@@ -28614,7 +28904,7 @@
                 <w:szCs w:val="19"/>
                 <w:rtl/>
               </w:rPr>
-              <w:t xml:space="preserve">تأییدنشده؛ نسخه‌ها ۱۰ یا ۱۳ گویه‌اند</w:t>
+              <w:t xml:space="preserve">تأییدشده با متن مقاله‌ی اصلی (جدول ۳، ص ۱۴۲۸): نه صفت، ۱۰ گویه‌ی نهایی (۵ درونی‌سازی + ۵ نمادپردازی)؛ گویه‌های ۱، ۲، ۴(R)، ۵(R)، ۷ = MI1–MI5. طیف ۵ درجه از strongly disagree تا strongly agree. ما فقط درونی‌سازی را آورده‌ایم</w:t>
             </w:r>
           </w:p>
         </w:tc>
@@ -28648,7 +28938,7 @@
                 <w:szCs w:val="19"/>
                 <w:rtl/>
               </w:rPr>
-              <w:t xml:space="preserve">تطبیق</w:t>
+              <w:t xml:space="preserve">گزارش کنید فقط زیرمقیاس درونی‌سازی به‌کار رفته</w:t>
             </w:r>
           </w:p>
         </w:tc>
@@ -28722,7 +29012,7 @@
                 <w:szCs w:val="19"/>
                 <w:rtl/>
               </w:rPr>
-              <w:t xml:space="preserve">Lord &amp; DeZoort (2001)؛ Tsunogaya et al. (2017)</w:t>
+              <w:t xml:space="preserve">DeZoort &amp; Lord (1994)؛ Lord &amp; DeZoort (2001)؛ Tsunogaya et al. (2017)</w:t>
             </w:r>
           </w:p>
         </w:tc>
@@ -28790,7 +29080,7 @@
                 <w:szCs w:val="19"/>
                 <w:rtl/>
               </w:rPr>
-              <w:t xml:space="preserve">گویه‌ها در دسترس نبود</w:t>
+              <w:t xml:space="preserve">گویه‌ها پیدا نشد. چکیده‌ی Tsunogaya فقط وجود سازه را تأیید می‌کند. در این ادبیات فشار اطاعت اغلب با سناریو دست‌کاری می‌شود</w:t>
             </w:r>
           </w:p>
         </w:tc>
@@ -28824,7 +29114,7 @@
                 <w:szCs w:val="19"/>
                 <w:rtl/>
               </w:rPr>
-              <w:t xml:space="preserve">نیازمند متن</w:t>
+              <w:t xml:space="preserve">بخش روش Tsunogaya را ببینید؛ احتمالاً سناریوی ۲ کافی است</w:t>
             </w:r>
           </w:p>
         </w:tc>
@@ -30331,7 +30621,7 @@
                 <w:szCs w:val="19"/>
                 <w:rtl/>
               </w:rPr>
-              <w:t xml:space="preserve">خستگی</w:t>
+              <w:t xml:space="preserve">فرسودگی مرتبط با کار</w:t>
             </w:r>
           </w:p>
         </w:tc>
@@ -30433,7 +30723,7 @@
                 <w:szCs w:val="19"/>
                 <w:rtl/>
               </w:rPr>
-              <w:t xml:space="preserve">۵ درجه فراوانی</w:t>
+              <w:t xml:space="preserve">۵ درجه (شدت/فراوانی)</w:t>
             </w:r>
           </w:p>
         </w:tc>
@@ -30501,7 +30791,7 @@
                 <w:szCs w:val="19"/>
                 <w:rtl/>
               </w:rPr>
-              <w:t xml:space="preserve">EX7 معکوس</w:t>
+              <w:t xml:space="preserve">EX7 معکوس؛ نمره ۱–۵ ≈ ۰–۱۰۰</w:t>
             </w:r>
           </w:p>
         </w:tc>
@@ -32436,7 +32726,7 @@
           <w:sz w:val="20"/>
           <w:szCs w:val="20"/>
         </w:rPr>
-        <w:t xml:space="preserve">Lord, A. T., &amp; DeZoort, F. T. (2001). The impact of commitment and moral reasoning on auditors' responses to social influence pressure. Accounting, Organizations and Society, 26(3), 215–235. (?)</w:t>
+        <w:t xml:space="preserve">Lord, A. T., &amp; DeZoort, F. T. (2001). The impact of commitment and moral reasoning on auditors' responses to social influence pressure. Accounting, Organizations and Society, 26(3), 215–235. https://doi.org/10.1016/S0361-3682(00)00022-2 (DOI per your note; ?)</w:t>
       </w:r>
     </w:p>
     <w:p>
@@ -32541,7 +32831,7 @@
           <w:sz w:val="20"/>
           <w:szCs w:val="20"/>
         </w:rPr>
-        <w:t xml:space="preserve">Tsunogaya, N., Sugahara, S., &amp; Chand, P. (2017). The impact of social influence pressures, commitment, and personality on judgments by auditors: Evidence from Japan. Journal of International Accounting Research, 16(3), 17–34. (title as given in your note; ?)</w:t>
+        <w:t xml:space="preserve">Tsunogaya, N., Sugahara, S., &amp; Chand, P. (2017). The impact of social influence pressures, commitment, and personality on judgments by auditors: Evidence from Japan. Journal of International Accounting Research, 16(3), 17–34. </w:t>
       </w:r>
     </w:p>
     <w:sectPr>

--- a/questionnaire-v3-fa.docx
+++ b/questionnaire-v3-fa.docx
@@ -32696,7 +32696,7 @@
           <w:sz w:val="20"/>
           <w:szCs w:val="20"/>
         </w:rPr>
-        <w:t xml:space="preserve">Kristensen, T. S., Borritz, M., Villadsen, E., &amp; Christensen, K. B. (2005). The Copenhagen Burnout Inventory: A new tool for the assessment of burnout. Work &amp; Stress, 19(3), 192–207.</w:t>
+        <w:t xml:space="preserve">Kristensen, T. S., Borritz, M., Villadsen, E., &amp; Christensen, K. B. (2005). The Copenhagen Burnout Inventory: A new tool for the assessment of burnout. Work &amp; Stress, 19(3), 192–207. https://doi.org/10.1080/02678370500297720</w:t>
       </w:r>
     </w:p>
     <w:p>
@@ -32726,7 +32726,7 @@
           <w:sz w:val="20"/>
           <w:szCs w:val="20"/>
         </w:rPr>
-        <w:t xml:space="preserve">Lord, A. T., &amp; DeZoort, F. T. (2001). The impact of commitment and moral reasoning on auditors' responses to social influence pressure. Accounting, Organizations and Society, 26(3), 215–235. https://doi.org/10.1016/S0361-3682(00)00022-2 (DOI per your note; ?)</w:t>
+        <w:t xml:space="preserve">Lord, A. T., &amp; DeZoort, F. T. (2001). The impact of commitment and moral reasoning on auditors' responses to social influence pressure. Accounting, Organizations and Society, 26(3), 215–235. https://doi.org/10.1016/S0361-3682(00)00022-2</w:t>
       </w:r>
     </w:p>
     <w:p>
@@ -32771,7 +32771,7 @@
           <w:sz w:val="20"/>
           <w:szCs w:val="20"/>
         </w:rPr>
-        <w:t xml:space="preserve">Moore, C., Detert, J. R., Treviño, L. K., Baker, V. L., &amp; Mayer, D. M. (2012). Why employees do bad things: Moral disengagement and unethical organizational behavior. Personnel Psychology, 65(1), 1–48.</w:t>
+        <w:t xml:space="preserve">Moore, C., Detert, J. R., Treviño, L. K., Baker, V. L., &amp; Mayer, D. M. (2012). Why employees do bad things: Moral disengagement and unethical organizational behavior. Personnel Psychology, 65(1), 1–48. https://doi.org/10.1111/j.1744-6570.2011.01237.x</w:t>
       </w:r>
     </w:p>
     <w:p>
@@ -32831,7 +32831,7 @@
           <w:sz w:val="20"/>
           <w:szCs w:val="20"/>
         </w:rPr>
-        <w:t xml:space="preserve">Tsunogaya, N., Sugahara, S., &amp; Chand, P. (2017). The impact of social influence pressures, commitment, and personality on judgments by auditors: Evidence from Japan. Journal of International Accounting Research, 16(3), 17–34. </w:t>
+        <w:t xml:space="preserve">Tsunogaya, N., Sugahara, S., &amp; Chand, P. (2017). The impact of social influence pressures, commitment, and personality on judgments by auditors: Evidence from Japan. Journal of International Accounting Research, 16(3), 17–34. https://doi.org/10.2308/jiar-51761</w:t>
       </w:r>
     </w:p>
     <w:sectPr>

--- a/questionnaire-v3-fa.docx
+++ b/questionnaire-v3-fa.docx
@@ -4894,6 +4894,4457 @@
           <w:szCs w:val="20"/>
           <w:rtl/>
         </w:rPr>
+        <w:t xml:space="preserve">روشنی جهت تیم (۱ = بسیار نادرست … ۷ = بسیار درست)</w:t>
+      </w:r>
+    </w:p>
+    <w:tbl>
+      <w:tblPr>
+        <w:bidiVisual/>
+        <w:tblW w:type="dxa" w:w="9500"/>
+        <w:tblBorders>
+          <w:top w:val="single" w:color="auto" w:sz="4"/>
+          <w:left w:val="single" w:color="auto" w:sz="4"/>
+          <w:bottom w:val="single" w:color="auto" w:sz="4"/>
+          <w:right w:val="single" w:color="auto" w:sz="4"/>
+          <w:insideH w:val="single" w:color="auto" w:sz="4"/>
+          <w:insideV w:val="single" w:color="auto" w:sz="4"/>
+        </w:tblBorders>
+      </w:tblPr>
+      <w:tblGrid>
+        <w:gridCol w:w="650"/>
+        <w:gridCol w:w="4930"/>
+        <w:gridCol w:w="560"/>
+        <w:gridCol w:w="560"/>
+        <w:gridCol w:w="560"/>
+        <w:gridCol w:w="560"/>
+        <w:gridCol w:w="560"/>
+        <w:gridCol w:w="560"/>
+        <w:gridCol w:w="560"/>
+      </w:tblGrid>
+      <w:tr>
+        <w:trPr>
+          <w:cantSplit/>
+          <w:tblHeader/>
+        </w:trPr>
+        <w:tc>
+          <w:tcPr>
+            <w:tcW w:type="dxa" w:w="650"/>
+            <w:tcBorders>
+              <w:top w:val="single" w:color="A6A6A6" w:sz="4"/>
+              <w:left w:val="single" w:color="A6A6A6" w:sz="4"/>
+              <w:bottom w:val="single" w:color="A6A6A6" w:sz="4"/>
+              <w:right w:val="single" w:color="A6A6A6" w:sz="4"/>
+            </w:tcBorders>
+            <w:shd w:fill="D9E2F3" w:color="auto" w:val="clear"/>
+            <w:tcMar>
+              <w:top w:type="dxa" w:w="50"/>
+              <w:left w:type="dxa" w:w="60"/>
+              <w:bottom w:type="dxa" w:w="50"/>
+              <w:right w:type="dxa" w:w="60"/>
+            </w:tcMar>
+          </w:tcPr>
+          <w:p>
+            <w:pPr>
+              <w:bidi/>
+              <w:spacing w:after="0" w:line="260"/>
+              <w:jc w:val="center"/>
+            </w:pPr>
+            <w:r>
+              <w:rPr>
+                <w:rFonts w:ascii="Arial" w:cs="Arial" w:eastAsia="Arial" w:hAnsi="Arial"/>
+                <w:b/>
+                <w:bCs/>
+                <w:sz w:val="19"/>
+                <w:szCs w:val="19"/>
+                <w:rtl/>
+              </w:rPr>
+              <w:t xml:space="preserve"/>
+            </w:r>
+          </w:p>
+        </w:tc>
+        <w:tc>
+          <w:tcPr>
+            <w:tcW w:type="dxa" w:w="4930"/>
+            <w:tcBorders>
+              <w:top w:val="single" w:color="A6A6A6" w:sz="4"/>
+              <w:left w:val="single" w:color="A6A6A6" w:sz="4"/>
+              <w:bottom w:val="single" w:color="A6A6A6" w:sz="4"/>
+              <w:right w:val="single" w:color="A6A6A6" w:sz="4"/>
+            </w:tcBorders>
+            <w:shd w:fill="D9E2F3" w:color="auto" w:val="clear"/>
+            <w:tcMar>
+              <w:top w:type="dxa" w:w="50"/>
+              <w:left w:type="dxa" w:w="60"/>
+              <w:bottom w:type="dxa" w:w="50"/>
+              <w:right w:type="dxa" w:w="60"/>
+            </w:tcMar>
+          </w:tcPr>
+          <w:p>
+            <w:pPr>
+              <w:bidi/>
+              <w:spacing w:after="0" w:line="260"/>
+            </w:pPr>
+            <w:r>
+              <w:rPr>
+                <w:rFonts w:ascii="Arial" w:cs="Arial" w:eastAsia="Arial" w:hAnsi="Arial"/>
+                <w:b/>
+                <w:bCs/>
+                <w:sz w:val="19"/>
+                <w:szCs w:val="19"/>
+                <w:rtl/>
+              </w:rPr>
+              <w:t xml:space="preserve">عبارت</w:t>
+            </w:r>
+          </w:p>
+        </w:tc>
+        <w:tc>
+          <w:tcPr>
+            <w:tcW w:type="dxa" w:w="560"/>
+            <w:tcBorders>
+              <w:top w:val="single" w:color="A6A6A6" w:sz="4"/>
+              <w:left w:val="single" w:color="A6A6A6" w:sz="4"/>
+              <w:bottom w:val="single" w:color="A6A6A6" w:sz="4"/>
+              <w:right w:val="single" w:color="A6A6A6" w:sz="4"/>
+            </w:tcBorders>
+            <w:shd w:fill="D9E2F3" w:color="auto" w:val="clear"/>
+            <w:tcMar>
+              <w:top w:type="dxa" w:w="50"/>
+              <w:left w:type="dxa" w:w="60"/>
+              <w:bottom w:type="dxa" w:w="50"/>
+              <w:right w:type="dxa" w:w="60"/>
+            </w:tcMar>
+          </w:tcPr>
+          <w:p>
+            <w:pPr>
+              <w:bidi/>
+              <w:spacing w:after="0" w:line="260"/>
+              <w:jc w:val="center"/>
+            </w:pPr>
+            <w:r>
+              <w:rPr>
+                <w:rFonts w:ascii="Arial" w:cs="Arial" w:eastAsia="Arial" w:hAnsi="Arial"/>
+                <w:b/>
+                <w:bCs/>
+                <w:sz w:val="15"/>
+                <w:szCs w:val="15"/>
+                <w:rtl/>
+              </w:rPr>
+              <w:t xml:space="preserve">۱</w:t>
+            </w:r>
+          </w:p>
+        </w:tc>
+        <w:tc>
+          <w:tcPr>
+            <w:tcW w:type="dxa" w:w="560"/>
+            <w:tcBorders>
+              <w:top w:val="single" w:color="A6A6A6" w:sz="4"/>
+              <w:left w:val="single" w:color="A6A6A6" w:sz="4"/>
+              <w:bottom w:val="single" w:color="A6A6A6" w:sz="4"/>
+              <w:right w:val="single" w:color="A6A6A6" w:sz="4"/>
+            </w:tcBorders>
+            <w:shd w:fill="D9E2F3" w:color="auto" w:val="clear"/>
+            <w:tcMar>
+              <w:top w:type="dxa" w:w="50"/>
+              <w:left w:type="dxa" w:w="60"/>
+              <w:bottom w:type="dxa" w:w="50"/>
+              <w:right w:type="dxa" w:w="60"/>
+            </w:tcMar>
+          </w:tcPr>
+          <w:p>
+            <w:pPr>
+              <w:bidi/>
+              <w:spacing w:after="0" w:line="260"/>
+              <w:jc w:val="center"/>
+            </w:pPr>
+            <w:r>
+              <w:rPr>
+                <w:rFonts w:ascii="Arial" w:cs="Arial" w:eastAsia="Arial" w:hAnsi="Arial"/>
+                <w:b/>
+                <w:bCs/>
+                <w:sz w:val="15"/>
+                <w:szCs w:val="15"/>
+                <w:rtl/>
+              </w:rPr>
+              <w:t xml:space="preserve">۲</w:t>
+            </w:r>
+          </w:p>
+        </w:tc>
+        <w:tc>
+          <w:tcPr>
+            <w:tcW w:type="dxa" w:w="560"/>
+            <w:tcBorders>
+              <w:top w:val="single" w:color="A6A6A6" w:sz="4"/>
+              <w:left w:val="single" w:color="A6A6A6" w:sz="4"/>
+              <w:bottom w:val="single" w:color="A6A6A6" w:sz="4"/>
+              <w:right w:val="single" w:color="A6A6A6" w:sz="4"/>
+            </w:tcBorders>
+            <w:shd w:fill="D9E2F3" w:color="auto" w:val="clear"/>
+            <w:tcMar>
+              <w:top w:type="dxa" w:w="50"/>
+              <w:left w:type="dxa" w:w="60"/>
+              <w:bottom w:type="dxa" w:w="50"/>
+              <w:right w:type="dxa" w:w="60"/>
+            </w:tcMar>
+          </w:tcPr>
+          <w:p>
+            <w:pPr>
+              <w:bidi/>
+              <w:spacing w:after="0" w:line="260"/>
+              <w:jc w:val="center"/>
+            </w:pPr>
+            <w:r>
+              <w:rPr>
+                <w:rFonts w:ascii="Arial" w:cs="Arial" w:eastAsia="Arial" w:hAnsi="Arial"/>
+                <w:b/>
+                <w:bCs/>
+                <w:sz w:val="15"/>
+                <w:szCs w:val="15"/>
+                <w:rtl/>
+              </w:rPr>
+              <w:t xml:space="preserve">۳</w:t>
+            </w:r>
+          </w:p>
+        </w:tc>
+        <w:tc>
+          <w:tcPr>
+            <w:tcW w:type="dxa" w:w="560"/>
+            <w:tcBorders>
+              <w:top w:val="single" w:color="A6A6A6" w:sz="4"/>
+              <w:left w:val="single" w:color="A6A6A6" w:sz="4"/>
+              <w:bottom w:val="single" w:color="A6A6A6" w:sz="4"/>
+              <w:right w:val="single" w:color="A6A6A6" w:sz="4"/>
+            </w:tcBorders>
+            <w:shd w:fill="D9E2F3" w:color="auto" w:val="clear"/>
+            <w:tcMar>
+              <w:top w:type="dxa" w:w="50"/>
+              <w:left w:type="dxa" w:w="60"/>
+              <w:bottom w:type="dxa" w:w="50"/>
+              <w:right w:type="dxa" w:w="60"/>
+            </w:tcMar>
+          </w:tcPr>
+          <w:p>
+            <w:pPr>
+              <w:bidi/>
+              <w:spacing w:after="0" w:line="260"/>
+              <w:jc w:val="center"/>
+            </w:pPr>
+            <w:r>
+              <w:rPr>
+                <w:rFonts w:ascii="Arial" w:cs="Arial" w:eastAsia="Arial" w:hAnsi="Arial"/>
+                <w:b/>
+                <w:bCs/>
+                <w:sz w:val="15"/>
+                <w:szCs w:val="15"/>
+                <w:rtl/>
+              </w:rPr>
+              <w:t xml:space="preserve">۴</w:t>
+            </w:r>
+          </w:p>
+        </w:tc>
+        <w:tc>
+          <w:tcPr>
+            <w:tcW w:type="dxa" w:w="560"/>
+            <w:tcBorders>
+              <w:top w:val="single" w:color="A6A6A6" w:sz="4"/>
+              <w:left w:val="single" w:color="A6A6A6" w:sz="4"/>
+              <w:bottom w:val="single" w:color="A6A6A6" w:sz="4"/>
+              <w:right w:val="single" w:color="A6A6A6" w:sz="4"/>
+            </w:tcBorders>
+            <w:shd w:fill="D9E2F3" w:color="auto" w:val="clear"/>
+            <w:tcMar>
+              <w:top w:type="dxa" w:w="50"/>
+              <w:left w:type="dxa" w:w="60"/>
+              <w:bottom w:type="dxa" w:w="50"/>
+              <w:right w:type="dxa" w:w="60"/>
+            </w:tcMar>
+          </w:tcPr>
+          <w:p>
+            <w:pPr>
+              <w:bidi/>
+              <w:spacing w:after="0" w:line="260"/>
+              <w:jc w:val="center"/>
+            </w:pPr>
+            <w:r>
+              <w:rPr>
+                <w:rFonts w:ascii="Arial" w:cs="Arial" w:eastAsia="Arial" w:hAnsi="Arial"/>
+                <w:b/>
+                <w:bCs/>
+                <w:sz w:val="15"/>
+                <w:szCs w:val="15"/>
+                <w:rtl/>
+              </w:rPr>
+              <w:t xml:space="preserve">۵</w:t>
+            </w:r>
+          </w:p>
+        </w:tc>
+        <w:tc>
+          <w:tcPr>
+            <w:tcW w:type="dxa" w:w="560"/>
+            <w:tcBorders>
+              <w:top w:val="single" w:color="A6A6A6" w:sz="4"/>
+              <w:left w:val="single" w:color="A6A6A6" w:sz="4"/>
+              <w:bottom w:val="single" w:color="A6A6A6" w:sz="4"/>
+              <w:right w:val="single" w:color="A6A6A6" w:sz="4"/>
+            </w:tcBorders>
+            <w:shd w:fill="D9E2F3" w:color="auto" w:val="clear"/>
+            <w:tcMar>
+              <w:top w:type="dxa" w:w="50"/>
+              <w:left w:type="dxa" w:w="60"/>
+              <w:bottom w:type="dxa" w:w="50"/>
+              <w:right w:type="dxa" w:w="60"/>
+            </w:tcMar>
+          </w:tcPr>
+          <w:p>
+            <w:pPr>
+              <w:bidi/>
+              <w:spacing w:after="0" w:line="260"/>
+              <w:jc w:val="center"/>
+            </w:pPr>
+            <w:r>
+              <w:rPr>
+                <w:rFonts w:ascii="Arial" w:cs="Arial" w:eastAsia="Arial" w:hAnsi="Arial"/>
+                <w:b/>
+                <w:bCs/>
+                <w:sz w:val="15"/>
+                <w:szCs w:val="15"/>
+                <w:rtl/>
+              </w:rPr>
+              <w:t xml:space="preserve">۶</w:t>
+            </w:r>
+          </w:p>
+        </w:tc>
+        <w:tc>
+          <w:tcPr>
+            <w:tcW w:type="dxa" w:w="560"/>
+            <w:tcBorders>
+              <w:top w:val="single" w:color="A6A6A6" w:sz="4"/>
+              <w:left w:val="single" w:color="A6A6A6" w:sz="4"/>
+              <w:bottom w:val="single" w:color="A6A6A6" w:sz="4"/>
+              <w:right w:val="single" w:color="A6A6A6" w:sz="4"/>
+            </w:tcBorders>
+            <w:shd w:fill="D9E2F3" w:color="auto" w:val="clear"/>
+            <w:tcMar>
+              <w:top w:type="dxa" w:w="50"/>
+              <w:left w:type="dxa" w:w="60"/>
+              <w:bottom w:type="dxa" w:w="50"/>
+              <w:right w:type="dxa" w:w="60"/>
+            </w:tcMar>
+          </w:tcPr>
+          <w:p>
+            <w:pPr>
+              <w:bidi/>
+              <w:spacing w:after="0" w:line="260"/>
+              <w:jc w:val="center"/>
+            </w:pPr>
+            <w:r>
+              <w:rPr>
+                <w:rFonts w:ascii="Arial" w:cs="Arial" w:eastAsia="Arial" w:hAnsi="Arial"/>
+                <w:b/>
+                <w:bCs/>
+                <w:sz w:val="15"/>
+                <w:szCs w:val="15"/>
+                <w:rtl/>
+              </w:rPr>
+              <w:t xml:space="preserve">۷</w:t>
+            </w:r>
+          </w:p>
+        </w:tc>
+      </w:tr>
+      <w:tr>
+        <w:trPr>
+          <w:cantSplit/>
+          <w:tblHeader w:val="false"/>
+        </w:trPr>
+        <w:tc>
+          <w:tcPr>
+            <w:tcW w:type="dxa" w:w="650"/>
+            <w:tcBorders>
+              <w:top w:val="single" w:color="A6A6A6" w:sz="4"/>
+              <w:left w:val="single" w:color="A6A6A6" w:sz="4"/>
+              <w:bottom w:val="single" w:color="A6A6A6" w:sz="4"/>
+              <w:right w:val="single" w:color="A6A6A6" w:sz="4"/>
+            </w:tcBorders>
+            <w:tcMar>
+              <w:top w:type="dxa" w:w="50"/>
+              <w:left w:type="dxa" w:w="60"/>
+              <w:bottom w:type="dxa" w:w="50"/>
+              <w:right w:type="dxa" w:w="60"/>
+            </w:tcMar>
+          </w:tcPr>
+          <w:p>
+            <w:pPr>
+              <w:bidi/>
+              <w:spacing w:after="0" w:line="260"/>
+              <w:jc w:val="center"/>
+            </w:pPr>
+            <w:r>
+              <w:rPr>
+                <w:rFonts w:ascii="Arial" w:cs="Arial" w:eastAsia="Arial" w:hAnsi="Arial"/>
+                <w:b w:val="false"/>
+                <w:bCs w:val="false"/>
+                <w:sz w:val="19"/>
+                <w:szCs w:val="19"/>
+                <w:rtl/>
+              </w:rPr>
+              <w:t xml:space="preserve">CD1</w:t>
+            </w:r>
+          </w:p>
+        </w:tc>
+        <w:tc>
+          <w:tcPr>
+            <w:tcW w:type="dxa" w:w="4930"/>
+            <w:tcBorders>
+              <w:top w:val="single" w:color="A6A6A6" w:sz="4"/>
+              <w:left w:val="single" w:color="A6A6A6" w:sz="4"/>
+              <w:bottom w:val="single" w:color="A6A6A6" w:sz="4"/>
+              <w:right w:val="single" w:color="A6A6A6" w:sz="4"/>
+            </w:tcBorders>
+            <w:tcMar>
+              <w:top w:type="dxa" w:w="50"/>
+              <w:left w:type="dxa" w:w="60"/>
+              <w:bottom w:type="dxa" w:w="50"/>
+              <w:right w:type="dxa" w:w="60"/>
+            </w:tcMar>
+          </w:tcPr>
+          <w:p>
+            <w:pPr>
+              <w:bidi/>
+              <w:spacing w:after="0" w:line="260"/>
+            </w:pPr>
+            <w:r>
+              <w:rPr>
+                <w:rFonts w:ascii="Arial" w:cs="Arial" w:eastAsia="Arial" w:hAnsi="Arial"/>
+                <w:b w:val="false"/>
+                <w:bCs w:val="false"/>
+                <w:sz w:val="19"/>
+                <w:szCs w:val="19"/>
+                <w:rtl/>
+              </w:rPr>
+              <w:t xml:space="preserve">برای این تیم روشن است که قرار است چه چیزی را به انجام برساند.</w:t>
+            </w:r>
+          </w:p>
+        </w:tc>
+        <w:tc>
+          <w:tcPr>
+            <w:tcW w:type="dxa" w:w="560"/>
+            <w:tcBorders>
+              <w:top w:val="single" w:color="A6A6A6" w:sz="4"/>
+              <w:left w:val="single" w:color="A6A6A6" w:sz="4"/>
+              <w:bottom w:val="single" w:color="A6A6A6" w:sz="4"/>
+              <w:right w:val="single" w:color="A6A6A6" w:sz="4"/>
+            </w:tcBorders>
+            <w:tcMar>
+              <w:top w:type="dxa" w:w="50"/>
+              <w:left w:type="dxa" w:w="60"/>
+              <w:bottom w:type="dxa" w:w="50"/>
+              <w:right w:type="dxa" w:w="60"/>
+            </w:tcMar>
+          </w:tcPr>
+          <w:p>
+            <w:pPr>
+              <w:bidi/>
+              <w:spacing w:after="0" w:line="260"/>
+              <w:jc w:val="center"/>
+            </w:pPr>
+            <w:r>
+              <w:rPr>
+                <w:rFonts w:ascii="Arial" w:cs="Arial" w:eastAsia="Arial" w:hAnsi="Arial"/>
+                <w:b w:val="false"/>
+                <w:bCs w:val="false"/>
+                <w:sz w:val="19"/>
+                <w:szCs w:val="19"/>
+                <w:rtl/>
+              </w:rPr>
+              <w:t xml:space="preserve">☐</w:t>
+            </w:r>
+          </w:p>
+        </w:tc>
+        <w:tc>
+          <w:tcPr>
+            <w:tcW w:type="dxa" w:w="560"/>
+            <w:tcBorders>
+              <w:top w:val="single" w:color="A6A6A6" w:sz="4"/>
+              <w:left w:val="single" w:color="A6A6A6" w:sz="4"/>
+              <w:bottom w:val="single" w:color="A6A6A6" w:sz="4"/>
+              <w:right w:val="single" w:color="A6A6A6" w:sz="4"/>
+            </w:tcBorders>
+            <w:tcMar>
+              <w:top w:type="dxa" w:w="50"/>
+              <w:left w:type="dxa" w:w="60"/>
+              <w:bottom w:type="dxa" w:w="50"/>
+              <w:right w:type="dxa" w:w="60"/>
+            </w:tcMar>
+          </w:tcPr>
+          <w:p>
+            <w:pPr>
+              <w:bidi/>
+              <w:spacing w:after="0" w:line="260"/>
+              <w:jc w:val="center"/>
+            </w:pPr>
+            <w:r>
+              <w:rPr>
+                <w:rFonts w:ascii="Arial" w:cs="Arial" w:eastAsia="Arial" w:hAnsi="Arial"/>
+                <w:b w:val="false"/>
+                <w:bCs w:val="false"/>
+                <w:sz w:val="19"/>
+                <w:szCs w:val="19"/>
+                <w:rtl/>
+              </w:rPr>
+              <w:t xml:space="preserve">☐</w:t>
+            </w:r>
+          </w:p>
+        </w:tc>
+        <w:tc>
+          <w:tcPr>
+            <w:tcW w:type="dxa" w:w="560"/>
+            <w:tcBorders>
+              <w:top w:val="single" w:color="A6A6A6" w:sz="4"/>
+              <w:left w:val="single" w:color="A6A6A6" w:sz="4"/>
+              <w:bottom w:val="single" w:color="A6A6A6" w:sz="4"/>
+              <w:right w:val="single" w:color="A6A6A6" w:sz="4"/>
+            </w:tcBorders>
+            <w:tcMar>
+              <w:top w:type="dxa" w:w="50"/>
+              <w:left w:type="dxa" w:w="60"/>
+              <w:bottom w:type="dxa" w:w="50"/>
+              <w:right w:type="dxa" w:w="60"/>
+            </w:tcMar>
+          </w:tcPr>
+          <w:p>
+            <w:pPr>
+              <w:bidi/>
+              <w:spacing w:after="0" w:line="260"/>
+              <w:jc w:val="center"/>
+            </w:pPr>
+            <w:r>
+              <w:rPr>
+                <w:rFonts w:ascii="Arial" w:cs="Arial" w:eastAsia="Arial" w:hAnsi="Arial"/>
+                <w:b w:val="false"/>
+                <w:bCs w:val="false"/>
+                <w:sz w:val="19"/>
+                <w:szCs w:val="19"/>
+                <w:rtl/>
+              </w:rPr>
+              <w:t xml:space="preserve">☐</w:t>
+            </w:r>
+          </w:p>
+        </w:tc>
+        <w:tc>
+          <w:tcPr>
+            <w:tcW w:type="dxa" w:w="560"/>
+            <w:tcBorders>
+              <w:top w:val="single" w:color="A6A6A6" w:sz="4"/>
+              <w:left w:val="single" w:color="A6A6A6" w:sz="4"/>
+              <w:bottom w:val="single" w:color="A6A6A6" w:sz="4"/>
+              <w:right w:val="single" w:color="A6A6A6" w:sz="4"/>
+            </w:tcBorders>
+            <w:tcMar>
+              <w:top w:type="dxa" w:w="50"/>
+              <w:left w:type="dxa" w:w="60"/>
+              <w:bottom w:type="dxa" w:w="50"/>
+              <w:right w:type="dxa" w:w="60"/>
+            </w:tcMar>
+          </w:tcPr>
+          <w:p>
+            <w:pPr>
+              <w:bidi/>
+              <w:spacing w:after="0" w:line="260"/>
+              <w:jc w:val="center"/>
+            </w:pPr>
+            <w:r>
+              <w:rPr>
+                <w:rFonts w:ascii="Arial" w:cs="Arial" w:eastAsia="Arial" w:hAnsi="Arial"/>
+                <w:b w:val="false"/>
+                <w:bCs w:val="false"/>
+                <w:sz w:val="19"/>
+                <w:szCs w:val="19"/>
+                <w:rtl/>
+              </w:rPr>
+              <w:t xml:space="preserve">☐</w:t>
+            </w:r>
+          </w:p>
+        </w:tc>
+        <w:tc>
+          <w:tcPr>
+            <w:tcW w:type="dxa" w:w="560"/>
+            <w:tcBorders>
+              <w:top w:val="single" w:color="A6A6A6" w:sz="4"/>
+              <w:left w:val="single" w:color="A6A6A6" w:sz="4"/>
+              <w:bottom w:val="single" w:color="A6A6A6" w:sz="4"/>
+              <w:right w:val="single" w:color="A6A6A6" w:sz="4"/>
+            </w:tcBorders>
+            <w:tcMar>
+              <w:top w:type="dxa" w:w="50"/>
+              <w:left w:type="dxa" w:w="60"/>
+              <w:bottom w:type="dxa" w:w="50"/>
+              <w:right w:type="dxa" w:w="60"/>
+            </w:tcMar>
+          </w:tcPr>
+          <w:p>
+            <w:pPr>
+              <w:bidi/>
+              <w:spacing w:after="0" w:line="260"/>
+              <w:jc w:val="center"/>
+            </w:pPr>
+            <w:r>
+              <w:rPr>
+                <w:rFonts w:ascii="Arial" w:cs="Arial" w:eastAsia="Arial" w:hAnsi="Arial"/>
+                <w:b w:val="false"/>
+                <w:bCs w:val="false"/>
+                <w:sz w:val="19"/>
+                <w:szCs w:val="19"/>
+                <w:rtl/>
+              </w:rPr>
+              <w:t xml:space="preserve">☐</w:t>
+            </w:r>
+          </w:p>
+        </w:tc>
+        <w:tc>
+          <w:tcPr>
+            <w:tcW w:type="dxa" w:w="560"/>
+            <w:tcBorders>
+              <w:top w:val="single" w:color="A6A6A6" w:sz="4"/>
+              <w:left w:val="single" w:color="A6A6A6" w:sz="4"/>
+              <w:bottom w:val="single" w:color="A6A6A6" w:sz="4"/>
+              <w:right w:val="single" w:color="A6A6A6" w:sz="4"/>
+            </w:tcBorders>
+            <w:tcMar>
+              <w:top w:type="dxa" w:w="50"/>
+              <w:left w:type="dxa" w:w="60"/>
+              <w:bottom w:type="dxa" w:w="50"/>
+              <w:right w:type="dxa" w:w="60"/>
+            </w:tcMar>
+          </w:tcPr>
+          <w:p>
+            <w:pPr>
+              <w:bidi/>
+              <w:spacing w:after="0" w:line="260"/>
+              <w:jc w:val="center"/>
+            </w:pPr>
+            <w:r>
+              <w:rPr>
+                <w:rFonts w:ascii="Arial" w:cs="Arial" w:eastAsia="Arial" w:hAnsi="Arial"/>
+                <w:b w:val="false"/>
+                <w:bCs w:val="false"/>
+                <w:sz w:val="19"/>
+                <w:szCs w:val="19"/>
+                <w:rtl/>
+              </w:rPr>
+              <w:t xml:space="preserve">☐</w:t>
+            </w:r>
+          </w:p>
+        </w:tc>
+        <w:tc>
+          <w:tcPr>
+            <w:tcW w:type="dxa" w:w="560"/>
+            <w:tcBorders>
+              <w:top w:val="single" w:color="A6A6A6" w:sz="4"/>
+              <w:left w:val="single" w:color="A6A6A6" w:sz="4"/>
+              <w:bottom w:val="single" w:color="A6A6A6" w:sz="4"/>
+              <w:right w:val="single" w:color="A6A6A6" w:sz="4"/>
+            </w:tcBorders>
+            <w:tcMar>
+              <w:top w:type="dxa" w:w="50"/>
+              <w:left w:type="dxa" w:w="60"/>
+              <w:bottom w:type="dxa" w:w="50"/>
+              <w:right w:type="dxa" w:w="60"/>
+            </w:tcMar>
+          </w:tcPr>
+          <w:p>
+            <w:pPr>
+              <w:bidi/>
+              <w:spacing w:after="0" w:line="260"/>
+              <w:jc w:val="center"/>
+            </w:pPr>
+            <w:r>
+              <w:rPr>
+                <w:rFonts w:ascii="Arial" w:cs="Arial" w:eastAsia="Arial" w:hAnsi="Arial"/>
+                <w:b w:val="false"/>
+                <w:bCs w:val="false"/>
+                <w:sz w:val="19"/>
+                <w:szCs w:val="19"/>
+                <w:rtl/>
+              </w:rPr>
+              <w:t xml:space="preserve">☐</w:t>
+            </w:r>
+          </w:p>
+        </w:tc>
+      </w:tr>
+      <w:tr>
+        <w:trPr>
+          <w:cantSplit/>
+          <w:tblHeader w:val="false"/>
+        </w:trPr>
+        <w:tc>
+          <w:tcPr>
+            <w:tcW w:type="dxa" w:w="650"/>
+            <w:tcBorders>
+              <w:top w:val="single" w:color="A6A6A6" w:sz="4"/>
+              <w:left w:val="single" w:color="A6A6A6" w:sz="4"/>
+              <w:bottom w:val="single" w:color="A6A6A6" w:sz="4"/>
+              <w:right w:val="single" w:color="A6A6A6" w:sz="4"/>
+            </w:tcBorders>
+            <w:tcMar>
+              <w:top w:type="dxa" w:w="50"/>
+              <w:left w:type="dxa" w:w="60"/>
+              <w:bottom w:type="dxa" w:w="50"/>
+              <w:right w:type="dxa" w:w="60"/>
+            </w:tcMar>
+          </w:tcPr>
+          <w:p>
+            <w:pPr>
+              <w:bidi/>
+              <w:spacing w:after="0" w:line="260"/>
+              <w:jc w:val="center"/>
+            </w:pPr>
+            <w:r>
+              <w:rPr>
+                <w:rFonts w:ascii="Arial" w:cs="Arial" w:eastAsia="Arial" w:hAnsi="Arial"/>
+                <w:b w:val="false"/>
+                <w:bCs w:val="false"/>
+                <w:sz w:val="19"/>
+                <w:szCs w:val="19"/>
+                <w:rtl/>
+              </w:rPr>
+              <w:t xml:space="preserve">CD2</w:t>
+            </w:r>
+          </w:p>
+        </w:tc>
+        <w:tc>
+          <w:tcPr>
+            <w:tcW w:type="dxa" w:w="4930"/>
+            <w:tcBorders>
+              <w:top w:val="single" w:color="A6A6A6" w:sz="4"/>
+              <w:left w:val="single" w:color="A6A6A6" w:sz="4"/>
+              <w:bottom w:val="single" w:color="A6A6A6" w:sz="4"/>
+              <w:right w:val="single" w:color="A6A6A6" w:sz="4"/>
+            </w:tcBorders>
+            <w:tcMar>
+              <w:top w:type="dxa" w:w="50"/>
+              <w:left w:type="dxa" w:w="60"/>
+              <w:bottom w:type="dxa" w:w="50"/>
+              <w:right w:type="dxa" w:w="60"/>
+            </w:tcMar>
+          </w:tcPr>
+          <w:p>
+            <w:pPr>
+              <w:bidi/>
+              <w:spacing w:after="0" w:line="260"/>
+            </w:pPr>
+            <w:r>
+              <w:rPr>
+                <w:rFonts w:ascii="Arial" w:cs="Arial" w:eastAsia="Arial" w:hAnsi="Arial"/>
+                <w:b w:val="false"/>
+                <w:bCs w:val="false"/>
+                <w:sz w:val="19"/>
+                <w:szCs w:val="19"/>
+                <w:rtl/>
+              </w:rPr>
+              <w:t xml:space="preserve">این تیم وقت گذاشت تا مطمئن شود هر عضو تیم اهداف تیم را می‌فهمد.</w:t>
+            </w:r>
+          </w:p>
+        </w:tc>
+        <w:tc>
+          <w:tcPr>
+            <w:tcW w:type="dxa" w:w="560"/>
+            <w:tcBorders>
+              <w:top w:val="single" w:color="A6A6A6" w:sz="4"/>
+              <w:left w:val="single" w:color="A6A6A6" w:sz="4"/>
+              <w:bottom w:val="single" w:color="A6A6A6" w:sz="4"/>
+              <w:right w:val="single" w:color="A6A6A6" w:sz="4"/>
+            </w:tcBorders>
+            <w:tcMar>
+              <w:top w:type="dxa" w:w="50"/>
+              <w:left w:type="dxa" w:w="60"/>
+              <w:bottom w:type="dxa" w:w="50"/>
+              <w:right w:type="dxa" w:w="60"/>
+            </w:tcMar>
+          </w:tcPr>
+          <w:p>
+            <w:pPr>
+              <w:bidi/>
+              <w:spacing w:after="0" w:line="260"/>
+              <w:jc w:val="center"/>
+            </w:pPr>
+            <w:r>
+              <w:rPr>
+                <w:rFonts w:ascii="Arial" w:cs="Arial" w:eastAsia="Arial" w:hAnsi="Arial"/>
+                <w:b w:val="false"/>
+                <w:bCs w:val="false"/>
+                <w:sz w:val="19"/>
+                <w:szCs w:val="19"/>
+                <w:rtl/>
+              </w:rPr>
+              <w:t xml:space="preserve">☐</w:t>
+            </w:r>
+          </w:p>
+        </w:tc>
+        <w:tc>
+          <w:tcPr>
+            <w:tcW w:type="dxa" w:w="560"/>
+            <w:tcBorders>
+              <w:top w:val="single" w:color="A6A6A6" w:sz="4"/>
+              <w:left w:val="single" w:color="A6A6A6" w:sz="4"/>
+              <w:bottom w:val="single" w:color="A6A6A6" w:sz="4"/>
+              <w:right w:val="single" w:color="A6A6A6" w:sz="4"/>
+            </w:tcBorders>
+            <w:tcMar>
+              <w:top w:type="dxa" w:w="50"/>
+              <w:left w:type="dxa" w:w="60"/>
+              <w:bottom w:type="dxa" w:w="50"/>
+              <w:right w:type="dxa" w:w="60"/>
+            </w:tcMar>
+          </w:tcPr>
+          <w:p>
+            <w:pPr>
+              <w:bidi/>
+              <w:spacing w:after="0" w:line="260"/>
+              <w:jc w:val="center"/>
+            </w:pPr>
+            <w:r>
+              <w:rPr>
+                <w:rFonts w:ascii="Arial" w:cs="Arial" w:eastAsia="Arial" w:hAnsi="Arial"/>
+                <w:b w:val="false"/>
+                <w:bCs w:val="false"/>
+                <w:sz w:val="19"/>
+                <w:szCs w:val="19"/>
+                <w:rtl/>
+              </w:rPr>
+              <w:t xml:space="preserve">☐</w:t>
+            </w:r>
+          </w:p>
+        </w:tc>
+        <w:tc>
+          <w:tcPr>
+            <w:tcW w:type="dxa" w:w="560"/>
+            <w:tcBorders>
+              <w:top w:val="single" w:color="A6A6A6" w:sz="4"/>
+              <w:left w:val="single" w:color="A6A6A6" w:sz="4"/>
+              <w:bottom w:val="single" w:color="A6A6A6" w:sz="4"/>
+              <w:right w:val="single" w:color="A6A6A6" w:sz="4"/>
+            </w:tcBorders>
+            <w:tcMar>
+              <w:top w:type="dxa" w:w="50"/>
+              <w:left w:type="dxa" w:w="60"/>
+              <w:bottom w:type="dxa" w:w="50"/>
+              <w:right w:type="dxa" w:w="60"/>
+            </w:tcMar>
+          </w:tcPr>
+          <w:p>
+            <w:pPr>
+              <w:bidi/>
+              <w:spacing w:after="0" w:line="260"/>
+              <w:jc w:val="center"/>
+            </w:pPr>
+            <w:r>
+              <w:rPr>
+                <w:rFonts w:ascii="Arial" w:cs="Arial" w:eastAsia="Arial" w:hAnsi="Arial"/>
+                <w:b w:val="false"/>
+                <w:bCs w:val="false"/>
+                <w:sz w:val="19"/>
+                <w:szCs w:val="19"/>
+                <w:rtl/>
+              </w:rPr>
+              <w:t xml:space="preserve">☐</w:t>
+            </w:r>
+          </w:p>
+        </w:tc>
+        <w:tc>
+          <w:tcPr>
+            <w:tcW w:type="dxa" w:w="560"/>
+            <w:tcBorders>
+              <w:top w:val="single" w:color="A6A6A6" w:sz="4"/>
+              <w:left w:val="single" w:color="A6A6A6" w:sz="4"/>
+              <w:bottom w:val="single" w:color="A6A6A6" w:sz="4"/>
+              <w:right w:val="single" w:color="A6A6A6" w:sz="4"/>
+            </w:tcBorders>
+            <w:tcMar>
+              <w:top w:type="dxa" w:w="50"/>
+              <w:left w:type="dxa" w:w="60"/>
+              <w:bottom w:type="dxa" w:w="50"/>
+              <w:right w:type="dxa" w:w="60"/>
+            </w:tcMar>
+          </w:tcPr>
+          <w:p>
+            <w:pPr>
+              <w:bidi/>
+              <w:spacing w:after="0" w:line="260"/>
+              <w:jc w:val="center"/>
+            </w:pPr>
+            <w:r>
+              <w:rPr>
+                <w:rFonts w:ascii="Arial" w:cs="Arial" w:eastAsia="Arial" w:hAnsi="Arial"/>
+                <w:b w:val="false"/>
+                <w:bCs w:val="false"/>
+                <w:sz w:val="19"/>
+                <w:szCs w:val="19"/>
+                <w:rtl/>
+              </w:rPr>
+              <w:t xml:space="preserve">☐</w:t>
+            </w:r>
+          </w:p>
+        </w:tc>
+        <w:tc>
+          <w:tcPr>
+            <w:tcW w:type="dxa" w:w="560"/>
+            <w:tcBorders>
+              <w:top w:val="single" w:color="A6A6A6" w:sz="4"/>
+              <w:left w:val="single" w:color="A6A6A6" w:sz="4"/>
+              <w:bottom w:val="single" w:color="A6A6A6" w:sz="4"/>
+              <w:right w:val="single" w:color="A6A6A6" w:sz="4"/>
+            </w:tcBorders>
+            <w:tcMar>
+              <w:top w:type="dxa" w:w="50"/>
+              <w:left w:type="dxa" w:w="60"/>
+              <w:bottom w:type="dxa" w:w="50"/>
+              <w:right w:type="dxa" w:w="60"/>
+            </w:tcMar>
+          </w:tcPr>
+          <w:p>
+            <w:pPr>
+              <w:bidi/>
+              <w:spacing w:after="0" w:line="260"/>
+              <w:jc w:val="center"/>
+            </w:pPr>
+            <w:r>
+              <w:rPr>
+                <w:rFonts w:ascii="Arial" w:cs="Arial" w:eastAsia="Arial" w:hAnsi="Arial"/>
+                <w:b w:val="false"/>
+                <w:bCs w:val="false"/>
+                <w:sz w:val="19"/>
+                <w:szCs w:val="19"/>
+                <w:rtl/>
+              </w:rPr>
+              <w:t xml:space="preserve">☐</w:t>
+            </w:r>
+          </w:p>
+        </w:tc>
+        <w:tc>
+          <w:tcPr>
+            <w:tcW w:type="dxa" w:w="560"/>
+            <w:tcBorders>
+              <w:top w:val="single" w:color="A6A6A6" w:sz="4"/>
+              <w:left w:val="single" w:color="A6A6A6" w:sz="4"/>
+              <w:bottom w:val="single" w:color="A6A6A6" w:sz="4"/>
+              <w:right w:val="single" w:color="A6A6A6" w:sz="4"/>
+            </w:tcBorders>
+            <w:tcMar>
+              <w:top w:type="dxa" w:w="50"/>
+              <w:left w:type="dxa" w:w="60"/>
+              <w:bottom w:type="dxa" w:w="50"/>
+              <w:right w:type="dxa" w:w="60"/>
+            </w:tcMar>
+          </w:tcPr>
+          <w:p>
+            <w:pPr>
+              <w:bidi/>
+              <w:spacing w:after="0" w:line="260"/>
+              <w:jc w:val="center"/>
+            </w:pPr>
+            <w:r>
+              <w:rPr>
+                <w:rFonts w:ascii="Arial" w:cs="Arial" w:eastAsia="Arial" w:hAnsi="Arial"/>
+                <w:b w:val="false"/>
+                <w:bCs w:val="false"/>
+                <w:sz w:val="19"/>
+                <w:szCs w:val="19"/>
+                <w:rtl/>
+              </w:rPr>
+              <w:t xml:space="preserve">☐</w:t>
+            </w:r>
+          </w:p>
+        </w:tc>
+        <w:tc>
+          <w:tcPr>
+            <w:tcW w:type="dxa" w:w="560"/>
+            <w:tcBorders>
+              <w:top w:val="single" w:color="A6A6A6" w:sz="4"/>
+              <w:left w:val="single" w:color="A6A6A6" w:sz="4"/>
+              <w:bottom w:val="single" w:color="A6A6A6" w:sz="4"/>
+              <w:right w:val="single" w:color="A6A6A6" w:sz="4"/>
+            </w:tcBorders>
+            <w:tcMar>
+              <w:top w:type="dxa" w:w="50"/>
+              <w:left w:type="dxa" w:w="60"/>
+              <w:bottom w:type="dxa" w:w="50"/>
+              <w:right w:type="dxa" w:w="60"/>
+            </w:tcMar>
+          </w:tcPr>
+          <w:p>
+            <w:pPr>
+              <w:bidi/>
+              <w:spacing w:after="0" w:line="260"/>
+              <w:jc w:val="center"/>
+            </w:pPr>
+            <w:r>
+              <w:rPr>
+                <w:rFonts w:ascii="Arial" w:cs="Arial" w:eastAsia="Arial" w:hAnsi="Arial"/>
+                <w:b w:val="false"/>
+                <w:bCs w:val="false"/>
+                <w:sz w:val="19"/>
+                <w:szCs w:val="19"/>
+                <w:rtl/>
+              </w:rPr>
+              <w:t xml:space="preserve">☐</w:t>
+            </w:r>
+          </w:p>
+        </w:tc>
+      </w:tr>
+      <w:tr>
+        <w:trPr>
+          <w:cantSplit/>
+          <w:tblHeader w:val="false"/>
+        </w:trPr>
+        <w:tc>
+          <w:tcPr>
+            <w:tcW w:type="dxa" w:w="650"/>
+            <w:tcBorders>
+              <w:top w:val="single" w:color="A6A6A6" w:sz="4"/>
+              <w:left w:val="single" w:color="A6A6A6" w:sz="4"/>
+              <w:bottom w:val="single" w:color="A6A6A6" w:sz="4"/>
+              <w:right w:val="single" w:color="A6A6A6" w:sz="4"/>
+            </w:tcBorders>
+            <w:tcMar>
+              <w:top w:type="dxa" w:w="50"/>
+              <w:left w:type="dxa" w:w="60"/>
+              <w:bottom w:type="dxa" w:w="50"/>
+              <w:right w:type="dxa" w:w="60"/>
+            </w:tcMar>
+          </w:tcPr>
+          <w:p>
+            <w:pPr>
+              <w:bidi/>
+              <w:spacing w:after="0" w:line="260"/>
+              <w:jc w:val="center"/>
+            </w:pPr>
+            <w:r>
+              <w:rPr>
+                <w:rFonts w:ascii="Arial" w:cs="Arial" w:eastAsia="Arial" w:hAnsi="Arial"/>
+                <w:b w:val="false"/>
+                <w:bCs w:val="false"/>
+                <w:sz w:val="19"/>
+                <w:szCs w:val="19"/>
+                <w:rtl/>
+              </w:rPr>
+              <w:t xml:space="preserve">CD3</w:t>
+            </w:r>
+          </w:p>
+        </w:tc>
+        <w:tc>
+          <w:tcPr>
+            <w:tcW w:type="dxa" w:w="4930"/>
+            <w:tcBorders>
+              <w:top w:val="single" w:color="A6A6A6" w:sz="4"/>
+              <w:left w:val="single" w:color="A6A6A6" w:sz="4"/>
+              <w:bottom w:val="single" w:color="A6A6A6" w:sz="4"/>
+              <w:right w:val="single" w:color="A6A6A6" w:sz="4"/>
+            </w:tcBorders>
+            <w:tcMar>
+              <w:top w:type="dxa" w:w="50"/>
+              <w:left w:type="dxa" w:w="60"/>
+              <w:bottom w:type="dxa" w:w="50"/>
+              <w:right w:type="dxa" w:w="60"/>
+            </w:tcMar>
+          </w:tcPr>
+          <w:p>
+            <w:pPr>
+              <w:bidi/>
+              <w:spacing w:after="0" w:line="260"/>
+            </w:pPr>
+            <w:r>
+              <w:rPr>
+                <w:rFonts w:ascii="Arial" w:cs="Arial" w:eastAsia="Arial" w:hAnsi="Arial"/>
+                <w:b w:val="false"/>
+                <w:bCs w:val="false"/>
+                <w:sz w:val="19"/>
+                <w:szCs w:val="19"/>
+                <w:rtl/>
+              </w:rPr>
+              <w:t xml:space="preserve">این تیم زمان زیادی صرف روشن‌کردن اهداف خود کرده است.</w:t>
+            </w:r>
+          </w:p>
+        </w:tc>
+        <w:tc>
+          <w:tcPr>
+            <w:tcW w:type="dxa" w:w="560"/>
+            <w:tcBorders>
+              <w:top w:val="single" w:color="A6A6A6" w:sz="4"/>
+              <w:left w:val="single" w:color="A6A6A6" w:sz="4"/>
+              <w:bottom w:val="single" w:color="A6A6A6" w:sz="4"/>
+              <w:right w:val="single" w:color="A6A6A6" w:sz="4"/>
+            </w:tcBorders>
+            <w:tcMar>
+              <w:top w:type="dxa" w:w="50"/>
+              <w:left w:type="dxa" w:w="60"/>
+              <w:bottom w:type="dxa" w:w="50"/>
+              <w:right w:type="dxa" w:w="60"/>
+            </w:tcMar>
+          </w:tcPr>
+          <w:p>
+            <w:pPr>
+              <w:bidi/>
+              <w:spacing w:after="0" w:line="260"/>
+              <w:jc w:val="center"/>
+            </w:pPr>
+            <w:r>
+              <w:rPr>
+                <w:rFonts w:ascii="Arial" w:cs="Arial" w:eastAsia="Arial" w:hAnsi="Arial"/>
+                <w:b w:val="false"/>
+                <w:bCs w:val="false"/>
+                <w:sz w:val="19"/>
+                <w:szCs w:val="19"/>
+                <w:rtl/>
+              </w:rPr>
+              <w:t xml:space="preserve">☐</w:t>
+            </w:r>
+          </w:p>
+        </w:tc>
+        <w:tc>
+          <w:tcPr>
+            <w:tcW w:type="dxa" w:w="560"/>
+            <w:tcBorders>
+              <w:top w:val="single" w:color="A6A6A6" w:sz="4"/>
+              <w:left w:val="single" w:color="A6A6A6" w:sz="4"/>
+              <w:bottom w:val="single" w:color="A6A6A6" w:sz="4"/>
+              <w:right w:val="single" w:color="A6A6A6" w:sz="4"/>
+            </w:tcBorders>
+            <w:tcMar>
+              <w:top w:type="dxa" w:w="50"/>
+              <w:left w:type="dxa" w:w="60"/>
+              <w:bottom w:type="dxa" w:w="50"/>
+              <w:right w:type="dxa" w:w="60"/>
+            </w:tcMar>
+          </w:tcPr>
+          <w:p>
+            <w:pPr>
+              <w:bidi/>
+              <w:spacing w:after="0" w:line="260"/>
+              <w:jc w:val="center"/>
+            </w:pPr>
+            <w:r>
+              <w:rPr>
+                <w:rFonts w:ascii="Arial" w:cs="Arial" w:eastAsia="Arial" w:hAnsi="Arial"/>
+                <w:b w:val="false"/>
+                <w:bCs w:val="false"/>
+                <w:sz w:val="19"/>
+                <w:szCs w:val="19"/>
+                <w:rtl/>
+              </w:rPr>
+              <w:t xml:space="preserve">☐</w:t>
+            </w:r>
+          </w:p>
+        </w:tc>
+        <w:tc>
+          <w:tcPr>
+            <w:tcW w:type="dxa" w:w="560"/>
+            <w:tcBorders>
+              <w:top w:val="single" w:color="A6A6A6" w:sz="4"/>
+              <w:left w:val="single" w:color="A6A6A6" w:sz="4"/>
+              <w:bottom w:val="single" w:color="A6A6A6" w:sz="4"/>
+              <w:right w:val="single" w:color="A6A6A6" w:sz="4"/>
+            </w:tcBorders>
+            <w:tcMar>
+              <w:top w:type="dxa" w:w="50"/>
+              <w:left w:type="dxa" w:w="60"/>
+              <w:bottom w:type="dxa" w:w="50"/>
+              <w:right w:type="dxa" w:w="60"/>
+            </w:tcMar>
+          </w:tcPr>
+          <w:p>
+            <w:pPr>
+              <w:bidi/>
+              <w:spacing w:after="0" w:line="260"/>
+              <w:jc w:val="center"/>
+            </w:pPr>
+            <w:r>
+              <w:rPr>
+                <w:rFonts w:ascii="Arial" w:cs="Arial" w:eastAsia="Arial" w:hAnsi="Arial"/>
+                <w:b w:val="false"/>
+                <w:bCs w:val="false"/>
+                <w:sz w:val="19"/>
+                <w:szCs w:val="19"/>
+                <w:rtl/>
+              </w:rPr>
+              <w:t xml:space="preserve">☐</w:t>
+            </w:r>
+          </w:p>
+        </w:tc>
+        <w:tc>
+          <w:tcPr>
+            <w:tcW w:type="dxa" w:w="560"/>
+            <w:tcBorders>
+              <w:top w:val="single" w:color="A6A6A6" w:sz="4"/>
+              <w:left w:val="single" w:color="A6A6A6" w:sz="4"/>
+              <w:bottom w:val="single" w:color="A6A6A6" w:sz="4"/>
+              <w:right w:val="single" w:color="A6A6A6" w:sz="4"/>
+            </w:tcBorders>
+            <w:tcMar>
+              <w:top w:type="dxa" w:w="50"/>
+              <w:left w:type="dxa" w:w="60"/>
+              <w:bottom w:type="dxa" w:w="50"/>
+              <w:right w:type="dxa" w:w="60"/>
+            </w:tcMar>
+          </w:tcPr>
+          <w:p>
+            <w:pPr>
+              <w:bidi/>
+              <w:spacing w:after="0" w:line="260"/>
+              <w:jc w:val="center"/>
+            </w:pPr>
+            <w:r>
+              <w:rPr>
+                <w:rFonts w:ascii="Arial" w:cs="Arial" w:eastAsia="Arial" w:hAnsi="Arial"/>
+                <w:b w:val="false"/>
+                <w:bCs w:val="false"/>
+                <w:sz w:val="19"/>
+                <w:szCs w:val="19"/>
+                <w:rtl/>
+              </w:rPr>
+              <w:t xml:space="preserve">☐</w:t>
+            </w:r>
+          </w:p>
+        </w:tc>
+        <w:tc>
+          <w:tcPr>
+            <w:tcW w:type="dxa" w:w="560"/>
+            <w:tcBorders>
+              <w:top w:val="single" w:color="A6A6A6" w:sz="4"/>
+              <w:left w:val="single" w:color="A6A6A6" w:sz="4"/>
+              <w:bottom w:val="single" w:color="A6A6A6" w:sz="4"/>
+              <w:right w:val="single" w:color="A6A6A6" w:sz="4"/>
+            </w:tcBorders>
+            <w:tcMar>
+              <w:top w:type="dxa" w:w="50"/>
+              <w:left w:type="dxa" w:w="60"/>
+              <w:bottom w:type="dxa" w:w="50"/>
+              <w:right w:type="dxa" w:w="60"/>
+            </w:tcMar>
+          </w:tcPr>
+          <w:p>
+            <w:pPr>
+              <w:bidi/>
+              <w:spacing w:after="0" w:line="260"/>
+              <w:jc w:val="center"/>
+            </w:pPr>
+            <w:r>
+              <w:rPr>
+                <w:rFonts w:ascii="Arial" w:cs="Arial" w:eastAsia="Arial" w:hAnsi="Arial"/>
+                <w:b w:val="false"/>
+                <w:bCs w:val="false"/>
+                <w:sz w:val="19"/>
+                <w:szCs w:val="19"/>
+                <w:rtl/>
+              </w:rPr>
+              <w:t xml:space="preserve">☐</w:t>
+            </w:r>
+          </w:p>
+        </w:tc>
+        <w:tc>
+          <w:tcPr>
+            <w:tcW w:type="dxa" w:w="560"/>
+            <w:tcBorders>
+              <w:top w:val="single" w:color="A6A6A6" w:sz="4"/>
+              <w:left w:val="single" w:color="A6A6A6" w:sz="4"/>
+              <w:bottom w:val="single" w:color="A6A6A6" w:sz="4"/>
+              <w:right w:val="single" w:color="A6A6A6" w:sz="4"/>
+            </w:tcBorders>
+            <w:tcMar>
+              <w:top w:type="dxa" w:w="50"/>
+              <w:left w:type="dxa" w:w="60"/>
+              <w:bottom w:type="dxa" w:w="50"/>
+              <w:right w:type="dxa" w:w="60"/>
+            </w:tcMar>
+          </w:tcPr>
+          <w:p>
+            <w:pPr>
+              <w:bidi/>
+              <w:spacing w:after="0" w:line="260"/>
+              <w:jc w:val="center"/>
+            </w:pPr>
+            <w:r>
+              <w:rPr>
+                <w:rFonts w:ascii="Arial" w:cs="Arial" w:eastAsia="Arial" w:hAnsi="Arial"/>
+                <w:b w:val="false"/>
+                <w:bCs w:val="false"/>
+                <w:sz w:val="19"/>
+                <w:szCs w:val="19"/>
+                <w:rtl/>
+              </w:rPr>
+              <w:t xml:space="preserve">☐</w:t>
+            </w:r>
+          </w:p>
+        </w:tc>
+        <w:tc>
+          <w:tcPr>
+            <w:tcW w:type="dxa" w:w="560"/>
+            <w:tcBorders>
+              <w:top w:val="single" w:color="A6A6A6" w:sz="4"/>
+              <w:left w:val="single" w:color="A6A6A6" w:sz="4"/>
+              <w:bottom w:val="single" w:color="A6A6A6" w:sz="4"/>
+              <w:right w:val="single" w:color="A6A6A6" w:sz="4"/>
+            </w:tcBorders>
+            <w:tcMar>
+              <w:top w:type="dxa" w:w="50"/>
+              <w:left w:type="dxa" w:w="60"/>
+              <w:bottom w:type="dxa" w:w="50"/>
+              <w:right w:type="dxa" w:w="60"/>
+            </w:tcMar>
+          </w:tcPr>
+          <w:p>
+            <w:pPr>
+              <w:bidi/>
+              <w:spacing w:after="0" w:line="260"/>
+              <w:jc w:val="center"/>
+            </w:pPr>
+            <w:r>
+              <w:rPr>
+                <w:rFonts w:ascii="Arial" w:cs="Arial" w:eastAsia="Arial" w:hAnsi="Arial"/>
+                <w:b w:val="false"/>
+                <w:bCs w:val="false"/>
+                <w:sz w:val="19"/>
+                <w:szCs w:val="19"/>
+                <w:rtl/>
+              </w:rPr>
+              <w:t xml:space="preserve">☐</w:t>
+            </w:r>
+          </w:p>
+        </w:tc>
+      </w:tr>
+    </w:tbl>
+    <w:p>
+      <w:pPr>
+        <w:spacing w:after="80"/>
+      </w:pPr>
+    </w:p>
+    <w:p>
+      <w:pPr>
+        <w:bidi/>
+        <w:spacing w:after="100" w:line="300"/>
+      </w:pPr>
+      <w:r>
+        <w:rPr>
+          <w:rFonts w:ascii="Arial" w:cs="Arial" w:eastAsia="Arial" w:hAnsi="Arial"/>
+          <w:sz w:val="20"/>
+          <w:szCs w:val="20"/>
+          <w:rtl/>
+        </w:rPr>
+        <w:t xml:space="preserve">سرپرست تیم (سرپرست مأموریت یا حسابرس ارشد). ۱ = هرگز … ۵ = همیشه</w:t>
+      </w:r>
+    </w:p>
+    <w:tbl>
+      <w:tblPr>
+        <w:bidiVisual/>
+        <w:tblW w:type="dxa" w:w="9500"/>
+        <w:tblBorders>
+          <w:top w:val="single" w:color="auto" w:sz="4"/>
+          <w:left w:val="single" w:color="auto" w:sz="4"/>
+          <w:bottom w:val="single" w:color="auto" w:sz="4"/>
+          <w:right w:val="single" w:color="auto" w:sz="4"/>
+          <w:insideH w:val="single" w:color="auto" w:sz="4"/>
+          <w:insideV w:val="single" w:color="auto" w:sz="4"/>
+        </w:tblBorders>
+      </w:tblPr>
+      <w:tblGrid>
+        <w:gridCol w:w="650"/>
+        <w:gridCol w:w="3850"/>
+        <w:gridCol w:w="1000"/>
+        <w:gridCol w:w="1000"/>
+        <w:gridCol w:w="1000"/>
+        <w:gridCol w:w="1000"/>
+        <w:gridCol w:w="1000"/>
+      </w:tblGrid>
+      <w:tr>
+        <w:trPr>
+          <w:cantSplit/>
+          <w:tblHeader/>
+        </w:trPr>
+        <w:tc>
+          <w:tcPr>
+            <w:tcW w:type="dxa" w:w="650"/>
+            <w:tcBorders>
+              <w:top w:val="single" w:color="A6A6A6" w:sz="4"/>
+              <w:left w:val="single" w:color="A6A6A6" w:sz="4"/>
+              <w:bottom w:val="single" w:color="A6A6A6" w:sz="4"/>
+              <w:right w:val="single" w:color="A6A6A6" w:sz="4"/>
+            </w:tcBorders>
+            <w:shd w:fill="D9E2F3" w:color="auto" w:val="clear"/>
+            <w:tcMar>
+              <w:top w:type="dxa" w:w="50"/>
+              <w:left w:type="dxa" w:w="60"/>
+              <w:bottom w:type="dxa" w:w="50"/>
+              <w:right w:type="dxa" w:w="60"/>
+            </w:tcMar>
+          </w:tcPr>
+          <w:p>
+            <w:pPr>
+              <w:bidi/>
+              <w:spacing w:after="0" w:line="260"/>
+              <w:jc w:val="center"/>
+            </w:pPr>
+            <w:r>
+              <w:rPr>
+                <w:rFonts w:ascii="Arial" w:cs="Arial" w:eastAsia="Arial" w:hAnsi="Arial"/>
+                <w:b/>
+                <w:bCs/>
+                <w:sz w:val="19"/>
+                <w:szCs w:val="19"/>
+                <w:rtl/>
+              </w:rPr>
+              <w:t xml:space="preserve"/>
+            </w:r>
+          </w:p>
+        </w:tc>
+        <w:tc>
+          <w:tcPr>
+            <w:tcW w:type="dxa" w:w="3850"/>
+            <w:tcBorders>
+              <w:top w:val="single" w:color="A6A6A6" w:sz="4"/>
+              <w:left w:val="single" w:color="A6A6A6" w:sz="4"/>
+              <w:bottom w:val="single" w:color="A6A6A6" w:sz="4"/>
+              <w:right w:val="single" w:color="A6A6A6" w:sz="4"/>
+            </w:tcBorders>
+            <w:shd w:fill="D9E2F3" w:color="auto" w:val="clear"/>
+            <w:tcMar>
+              <w:top w:type="dxa" w:w="50"/>
+              <w:left w:type="dxa" w:w="60"/>
+              <w:bottom w:type="dxa" w:w="50"/>
+              <w:right w:type="dxa" w:w="60"/>
+            </w:tcMar>
+          </w:tcPr>
+          <w:p>
+            <w:pPr>
+              <w:bidi/>
+              <w:spacing w:after="0" w:line="260"/>
+            </w:pPr>
+            <w:r>
+              <w:rPr>
+                <w:rFonts w:ascii="Arial" w:cs="Arial" w:eastAsia="Arial" w:hAnsi="Arial"/>
+                <w:b/>
+                <w:bCs/>
+                <w:sz w:val="19"/>
+                <w:szCs w:val="19"/>
+                <w:rtl/>
+              </w:rPr>
+              <w:t xml:space="preserve">عبارت</w:t>
+            </w:r>
+          </w:p>
+        </w:tc>
+        <w:tc>
+          <w:tcPr>
+            <w:tcW w:type="dxa" w:w="1000"/>
+            <w:tcBorders>
+              <w:top w:val="single" w:color="A6A6A6" w:sz="4"/>
+              <w:left w:val="single" w:color="A6A6A6" w:sz="4"/>
+              <w:bottom w:val="single" w:color="A6A6A6" w:sz="4"/>
+              <w:right w:val="single" w:color="A6A6A6" w:sz="4"/>
+            </w:tcBorders>
+            <w:shd w:fill="D9E2F3" w:color="auto" w:val="clear"/>
+            <w:tcMar>
+              <w:top w:type="dxa" w:w="50"/>
+              <w:left w:type="dxa" w:w="60"/>
+              <w:bottom w:type="dxa" w:w="50"/>
+              <w:right w:type="dxa" w:w="60"/>
+            </w:tcMar>
+          </w:tcPr>
+          <w:p>
+            <w:pPr>
+              <w:bidi/>
+              <w:spacing w:after="0" w:line="260"/>
+              <w:jc w:val="center"/>
+            </w:pPr>
+            <w:r>
+              <w:rPr>
+                <w:rFonts w:ascii="Arial" w:cs="Arial" w:eastAsia="Arial" w:hAnsi="Arial"/>
+                <w:b/>
+                <w:bCs/>
+                <w:sz w:val="15"/>
+                <w:szCs w:val="15"/>
+                <w:rtl/>
+              </w:rPr>
+              <w:t xml:space="preserve">هرگز</w:t>
+            </w:r>
+          </w:p>
+        </w:tc>
+        <w:tc>
+          <w:tcPr>
+            <w:tcW w:type="dxa" w:w="1000"/>
+            <w:tcBorders>
+              <w:top w:val="single" w:color="A6A6A6" w:sz="4"/>
+              <w:left w:val="single" w:color="A6A6A6" w:sz="4"/>
+              <w:bottom w:val="single" w:color="A6A6A6" w:sz="4"/>
+              <w:right w:val="single" w:color="A6A6A6" w:sz="4"/>
+            </w:tcBorders>
+            <w:shd w:fill="D9E2F3" w:color="auto" w:val="clear"/>
+            <w:tcMar>
+              <w:top w:type="dxa" w:w="50"/>
+              <w:left w:type="dxa" w:w="60"/>
+              <w:bottom w:type="dxa" w:w="50"/>
+              <w:right w:type="dxa" w:w="60"/>
+            </w:tcMar>
+          </w:tcPr>
+          <w:p>
+            <w:pPr>
+              <w:bidi/>
+              <w:spacing w:after="0" w:line="260"/>
+              <w:jc w:val="center"/>
+            </w:pPr>
+            <w:r>
+              <w:rPr>
+                <w:rFonts w:ascii="Arial" w:cs="Arial" w:eastAsia="Arial" w:hAnsi="Arial"/>
+                <w:b/>
+                <w:bCs/>
+                <w:sz w:val="15"/>
+                <w:szCs w:val="15"/>
+                <w:rtl/>
+              </w:rPr>
+              <w:t xml:space="preserve">به‌ندرت</w:t>
+            </w:r>
+          </w:p>
+        </w:tc>
+        <w:tc>
+          <w:tcPr>
+            <w:tcW w:type="dxa" w:w="1000"/>
+            <w:tcBorders>
+              <w:top w:val="single" w:color="A6A6A6" w:sz="4"/>
+              <w:left w:val="single" w:color="A6A6A6" w:sz="4"/>
+              <w:bottom w:val="single" w:color="A6A6A6" w:sz="4"/>
+              <w:right w:val="single" w:color="A6A6A6" w:sz="4"/>
+            </w:tcBorders>
+            <w:shd w:fill="D9E2F3" w:color="auto" w:val="clear"/>
+            <w:tcMar>
+              <w:top w:type="dxa" w:w="50"/>
+              <w:left w:type="dxa" w:w="60"/>
+              <w:bottom w:type="dxa" w:w="50"/>
+              <w:right w:type="dxa" w:w="60"/>
+            </w:tcMar>
+          </w:tcPr>
+          <w:p>
+            <w:pPr>
+              <w:bidi/>
+              <w:spacing w:after="0" w:line="260"/>
+              <w:jc w:val="center"/>
+            </w:pPr>
+            <w:r>
+              <w:rPr>
+                <w:rFonts w:ascii="Arial" w:cs="Arial" w:eastAsia="Arial" w:hAnsi="Arial"/>
+                <w:b/>
+                <w:bCs/>
+                <w:sz w:val="15"/>
+                <w:szCs w:val="15"/>
+                <w:rtl/>
+              </w:rPr>
+              <w:t xml:space="preserve">گاهی</w:t>
+            </w:r>
+          </w:p>
+        </w:tc>
+        <w:tc>
+          <w:tcPr>
+            <w:tcW w:type="dxa" w:w="1000"/>
+            <w:tcBorders>
+              <w:top w:val="single" w:color="A6A6A6" w:sz="4"/>
+              <w:left w:val="single" w:color="A6A6A6" w:sz="4"/>
+              <w:bottom w:val="single" w:color="A6A6A6" w:sz="4"/>
+              <w:right w:val="single" w:color="A6A6A6" w:sz="4"/>
+            </w:tcBorders>
+            <w:shd w:fill="D9E2F3" w:color="auto" w:val="clear"/>
+            <w:tcMar>
+              <w:top w:type="dxa" w:w="50"/>
+              <w:left w:type="dxa" w:w="60"/>
+              <w:bottom w:type="dxa" w:w="50"/>
+              <w:right w:type="dxa" w:w="60"/>
+            </w:tcMar>
+          </w:tcPr>
+          <w:p>
+            <w:pPr>
+              <w:bidi/>
+              <w:spacing w:after="0" w:line="260"/>
+              <w:jc w:val="center"/>
+            </w:pPr>
+            <w:r>
+              <w:rPr>
+                <w:rFonts w:ascii="Arial" w:cs="Arial" w:eastAsia="Arial" w:hAnsi="Arial"/>
+                <w:b/>
+                <w:bCs/>
+                <w:sz w:val="15"/>
+                <w:szCs w:val="15"/>
+                <w:rtl/>
+              </w:rPr>
+              <w:t xml:space="preserve">اغلب</w:t>
+            </w:r>
+          </w:p>
+        </w:tc>
+        <w:tc>
+          <w:tcPr>
+            <w:tcW w:type="dxa" w:w="1000"/>
+            <w:tcBorders>
+              <w:top w:val="single" w:color="A6A6A6" w:sz="4"/>
+              <w:left w:val="single" w:color="A6A6A6" w:sz="4"/>
+              <w:bottom w:val="single" w:color="A6A6A6" w:sz="4"/>
+              <w:right w:val="single" w:color="A6A6A6" w:sz="4"/>
+            </w:tcBorders>
+            <w:shd w:fill="D9E2F3" w:color="auto" w:val="clear"/>
+            <w:tcMar>
+              <w:top w:type="dxa" w:w="50"/>
+              <w:left w:type="dxa" w:w="60"/>
+              <w:bottom w:type="dxa" w:w="50"/>
+              <w:right w:type="dxa" w:w="60"/>
+            </w:tcMar>
+          </w:tcPr>
+          <w:p>
+            <w:pPr>
+              <w:bidi/>
+              <w:spacing w:after="0" w:line="260"/>
+              <w:jc w:val="center"/>
+            </w:pPr>
+            <w:r>
+              <w:rPr>
+                <w:rFonts w:ascii="Arial" w:cs="Arial" w:eastAsia="Arial" w:hAnsi="Arial"/>
+                <w:b/>
+                <w:bCs/>
+                <w:sz w:val="15"/>
+                <w:szCs w:val="15"/>
+                <w:rtl/>
+              </w:rPr>
+              <w:t xml:space="preserve">همیشه</w:t>
+            </w:r>
+          </w:p>
+        </w:tc>
+      </w:tr>
+      <w:tr>
+        <w:trPr>
+          <w:cantSplit/>
+          <w:tblHeader w:val="false"/>
+        </w:trPr>
+        <w:tc>
+          <w:tcPr>
+            <w:tcW w:type="dxa" w:w="650"/>
+            <w:tcBorders>
+              <w:top w:val="single" w:color="A6A6A6" w:sz="4"/>
+              <w:left w:val="single" w:color="A6A6A6" w:sz="4"/>
+              <w:bottom w:val="single" w:color="A6A6A6" w:sz="4"/>
+              <w:right w:val="single" w:color="A6A6A6" w:sz="4"/>
+            </w:tcBorders>
+            <w:tcMar>
+              <w:top w:type="dxa" w:w="50"/>
+              <w:left w:type="dxa" w:w="60"/>
+              <w:bottom w:type="dxa" w:w="50"/>
+              <w:right w:type="dxa" w:w="60"/>
+            </w:tcMar>
+          </w:tcPr>
+          <w:p>
+            <w:pPr>
+              <w:bidi/>
+              <w:spacing w:after="0" w:line="260"/>
+              <w:jc w:val="center"/>
+            </w:pPr>
+            <w:r>
+              <w:rPr>
+                <w:rFonts w:ascii="Arial" w:cs="Arial" w:eastAsia="Arial" w:hAnsi="Arial"/>
+                <w:b w:val="false"/>
+                <w:bCs w:val="false"/>
+                <w:sz w:val="19"/>
+                <w:szCs w:val="19"/>
+                <w:rtl/>
+              </w:rPr>
+              <w:t xml:space="preserve">LC1</w:t>
+            </w:r>
+          </w:p>
+        </w:tc>
+        <w:tc>
+          <w:tcPr>
+            <w:tcW w:type="dxa" w:w="3850"/>
+            <w:tcBorders>
+              <w:top w:val="single" w:color="A6A6A6" w:sz="4"/>
+              <w:left w:val="single" w:color="A6A6A6" w:sz="4"/>
+              <w:bottom w:val="single" w:color="A6A6A6" w:sz="4"/>
+              <w:right w:val="single" w:color="A6A6A6" w:sz="4"/>
+            </w:tcBorders>
+            <w:tcMar>
+              <w:top w:type="dxa" w:w="50"/>
+              <w:left w:type="dxa" w:w="60"/>
+              <w:bottom w:type="dxa" w:w="50"/>
+              <w:right w:type="dxa" w:w="60"/>
+            </w:tcMar>
+          </w:tcPr>
+          <w:p>
+            <w:pPr>
+              <w:bidi/>
+              <w:spacing w:after="0" w:line="260"/>
+            </w:pPr>
+            <w:r>
+              <w:rPr>
+                <w:rFonts w:ascii="Arial" w:cs="Arial" w:eastAsia="Arial" w:hAnsi="Arial"/>
+                <w:b w:val="false"/>
+                <w:bCs w:val="false"/>
+                <w:sz w:val="19"/>
+                <w:szCs w:val="19"/>
+                <w:rtl/>
+              </w:rPr>
+              <w:t xml:space="preserve">سرپرست تیم جلسه‌هایی برای بحث درباره‌ی پیشرفت تیم راه می‌اندازد.</w:t>
+            </w:r>
+          </w:p>
+        </w:tc>
+        <w:tc>
+          <w:tcPr>
+            <w:tcW w:type="dxa" w:w="1000"/>
+            <w:tcBorders>
+              <w:top w:val="single" w:color="A6A6A6" w:sz="4"/>
+              <w:left w:val="single" w:color="A6A6A6" w:sz="4"/>
+              <w:bottom w:val="single" w:color="A6A6A6" w:sz="4"/>
+              <w:right w:val="single" w:color="A6A6A6" w:sz="4"/>
+            </w:tcBorders>
+            <w:tcMar>
+              <w:top w:type="dxa" w:w="50"/>
+              <w:left w:type="dxa" w:w="60"/>
+              <w:bottom w:type="dxa" w:w="50"/>
+              <w:right w:type="dxa" w:w="60"/>
+            </w:tcMar>
+          </w:tcPr>
+          <w:p>
+            <w:pPr>
+              <w:bidi/>
+              <w:spacing w:after="0" w:line="260"/>
+              <w:jc w:val="center"/>
+            </w:pPr>
+            <w:r>
+              <w:rPr>
+                <w:rFonts w:ascii="Arial" w:cs="Arial" w:eastAsia="Arial" w:hAnsi="Arial"/>
+                <w:b w:val="false"/>
+                <w:bCs w:val="false"/>
+                <w:sz w:val="19"/>
+                <w:szCs w:val="19"/>
+                <w:rtl/>
+              </w:rPr>
+              <w:t xml:space="preserve">☐</w:t>
+            </w:r>
+          </w:p>
+        </w:tc>
+        <w:tc>
+          <w:tcPr>
+            <w:tcW w:type="dxa" w:w="1000"/>
+            <w:tcBorders>
+              <w:top w:val="single" w:color="A6A6A6" w:sz="4"/>
+              <w:left w:val="single" w:color="A6A6A6" w:sz="4"/>
+              <w:bottom w:val="single" w:color="A6A6A6" w:sz="4"/>
+              <w:right w:val="single" w:color="A6A6A6" w:sz="4"/>
+            </w:tcBorders>
+            <w:tcMar>
+              <w:top w:type="dxa" w:w="50"/>
+              <w:left w:type="dxa" w:w="60"/>
+              <w:bottom w:type="dxa" w:w="50"/>
+              <w:right w:type="dxa" w:w="60"/>
+            </w:tcMar>
+          </w:tcPr>
+          <w:p>
+            <w:pPr>
+              <w:bidi/>
+              <w:spacing w:after="0" w:line="260"/>
+              <w:jc w:val="center"/>
+            </w:pPr>
+            <w:r>
+              <w:rPr>
+                <w:rFonts w:ascii="Arial" w:cs="Arial" w:eastAsia="Arial" w:hAnsi="Arial"/>
+                <w:b w:val="false"/>
+                <w:bCs w:val="false"/>
+                <w:sz w:val="19"/>
+                <w:szCs w:val="19"/>
+                <w:rtl/>
+              </w:rPr>
+              <w:t xml:space="preserve">☐</w:t>
+            </w:r>
+          </w:p>
+        </w:tc>
+        <w:tc>
+          <w:tcPr>
+            <w:tcW w:type="dxa" w:w="1000"/>
+            <w:tcBorders>
+              <w:top w:val="single" w:color="A6A6A6" w:sz="4"/>
+              <w:left w:val="single" w:color="A6A6A6" w:sz="4"/>
+              <w:bottom w:val="single" w:color="A6A6A6" w:sz="4"/>
+              <w:right w:val="single" w:color="A6A6A6" w:sz="4"/>
+            </w:tcBorders>
+            <w:tcMar>
+              <w:top w:type="dxa" w:w="50"/>
+              <w:left w:type="dxa" w:w="60"/>
+              <w:bottom w:type="dxa" w:w="50"/>
+              <w:right w:type="dxa" w:w="60"/>
+            </w:tcMar>
+          </w:tcPr>
+          <w:p>
+            <w:pPr>
+              <w:bidi/>
+              <w:spacing w:after="0" w:line="260"/>
+              <w:jc w:val="center"/>
+            </w:pPr>
+            <w:r>
+              <w:rPr>
+                <w:rFonts w:ascii="Arial" w:cs="Arial" w:eastAsia="Arial" w:hAnsi="Arial"/>
+                <w:b w:val="false"/>
+                <w:bCs w:val="false"/>
+                <w:sz w:val="19"/>
+                <w:szCs w:val="19"/>
+                <w:rtl/>
+              </w:rPr>
+              <w:t xml:space="preserve">☐</w:t>
+            </w:r>
+          </w:p>
+        </w:tc>
+        <w:tc>
+          <w:tcPr>
+            <w:tcW w:type="dxa" w:w="1000"/>
+            <w:tcBorders>
+              <w:top w:val="single" w:color="A6A6A6" w:sz="4"/>
+              <w:left w:val="single" w:color="A6A6A6" w:sz="4"/>
+              <w:bottom w:val="single" w:color="A6A6A6" w:sz="4"/>
+              <w:right w:val="single" w:color="A6A6A6" w:sz="4"/>
+            </w:tcBorders>
+            <w:tcMar>
+              <w:top w:type="dxa" w:w="50"/>
+              <w:left w:type="dxa" w:w="60"/>
+              <w:bottom w:type="dxa" w:w="50"/>
+              <w:right w:type="dxa" w:w="60"/>
+            </w:tcMar>
+          </w:tcPr>
+          <w:p>
+            <w:pPr>
+              <w:bidi/>
+              <w:spacing w:after="0" w:line="260"/>
+              <w:jc w:val="center"/>
+            </w:pPr>
+            <w:r>
+              <w:rPr>
+                <w:rFonts w:ascii="Arial" w:cs="Arial" w:eastAsia="Arial" w:hAnsi="Arial"/>
+                <w:b w:val="false"/>
+                <w:bCs w:val="false"/>
+                <w:sz w:val="19"/>
+                <w:szCs w:val="19"/>
+                <w:rtl/>
+              </w:rPr>
+              <w:t xml:space="preserve">☐</w:t>
+            </w:r>
+          </w:p>
+        </w:tc>
+        <w:tc>
+          <w:tcPr>
+            <w:tcW w:type="dxa" w:w="1000"/>
+            <w:tcBorders>
+              <w:top w:val="single" w:color="A6A6A6" w:sz="4"/>
+              <w:left w:val="single" w:color="A6A6A6" w:sz="4"/>
+              <w:bottom w:val="single" w:color="A6A6A6" w:sz="4"/>
+              <w:right w:val="single" w:color="A6A6A6" w:sz="4"/>
+            </w:tcBorders>
+            <w:tcMar>
+              <w:top w:type="dxa" w:w="50"/>
+              <w:left w:type="dxa" w:w="60"/>
+              <w:bottom w:type="dxa" w:w="50"/>
+              <w:right w:type="dxa" w:w="60"/>
+            </w:tcMar>
+          </w:tcPr>
+          <w:p>
+            <w:pPr>
+              <w:bidi/>
+              <w:spacing w:after="0" w:line="260"/>
+              <w:jc w:val="center"/>
+            </w:pPr>
+            <w:r>
+              <w:rPr>
+                <w:rFonts w:ascii="Arial" w:cs="Arial" w:eastAsia="Arial" w:hAnsi="Arial"/>
+                <w:b w:val="false"/>
+                <w:bCs w:val="false"/>
+                <w:sz w:val="19"/>
+                <w:szCs w:val="19"/>
+                <w:rtl/>
+              </w:rPr>
+              <w:t xml:space="preserve">☐</w:t>
+            </w:r>
+          </w:p>
+        </w:tc>
+      </w:tr>
+      <w:tr>
+        <w:trPr>
+          <w:cantSplit/>
+          <w:tblHeader w:val="false"/>
+        </w:trPr>
+        <w:tc>
+          <w:tcPr>
+            <w:tcW w:type="dxa" w:w="650"/>
+            <w:tcBorders>
+              <w:top w:val="single" w:color="A6A6A6" w:sz="4"/>
+              <w:left w:val="single" w:color="A6A6A6" w:sz="4"/>
+              <w:bottom w:val="single" w:color="A6A6A6" w:sz="4"/>
+              <w:right w:val="single" w:color="A6A6A6" w:sz="4"/>
+            </w:tcBorders>
+            <w:tcMar>
+              <w:top w:type="dxa" w:w="50"/>
+              <w:left w:type="dxa" w:w="60"/>
+              <w:bottom w:type="dxa" w:w="50"/>
+              <w:right w:type="dxa" w:w="60"/>
+            </w:tcMar>
+          </w:tcPr>
+          <w:p>
+            <w:pPr>
+              <w:bidi/>
+              <w:spacing w:after="0" w:line="260"/>
+              <w:jc w:val="center"/>
+            </w:pPr>
+            <w:r>
+              <w:rPr>
+                <w:rFonts w:ascii="Arial" w:cs="Arial" w:eastAsia="Arial" w:hAnsi="Arial"/>
+                <w:b w:val="false"/>
+                <w:bCs w:val="false"/>
+                <w:sz w:val="19"/>
+                <w:szCs w:val="19"/>
+                <w:rtl/>
+              </w:rPr>
+              <w:t xml:space="preserve">LC2</w:t>
+            </w:r>
+          </w:p>
+        </w:tc>
+        <w:tc>
+          <w:tcPr>
+            <w:tcW w:type="dxa" w:w="3850"/>
+            <w:tcBorders>
+              <w:top w:val="single" w:color="A6A6A6" w:sz="4"/>
+              <w:left w:val="single" w:color="A6A6A6" w:sz="4"/>
+              <w:bottom w:val="single" w:color="A6A6A6" w:sz="4"/>
+              <w:right w:val="single" w:color="A6A6A6" w:sz="4"/>
+            </w:tcBorders>
+            <w:tcMar>
+              <w:top w:type="dxa" w:w="50"/>
+              <w:left w:type="dxa" w:w="60"/>
+              <w:bottom w:type="dxa" w:w="50"/>
+              <w:right w:type="dxa" w:w="60"/>
+            </w:tcMar>
+          </w:tcPr>
+          <w:p>
+            <w:pPr>
+              <w:bidi/>
+              <w:spacing w:after="0" w:line="260"/>
+            </w:pPr>
+            <w:r>
+              <w:rPr>
+                <w:rFonts w:ascii="Arial" w:cs="Arial" w:eastAsia="Arial" w:hAnsi="Arial"/>
+                <w:b w:val="false"/>
+                <w:bCs w:val="false"/>
+                <w:sz w:val="19"/>
+                <w:szCs w:val="19"/>
+                <w:rtl/>
+              </w:rPr>
+              <w:t xml:space="preserve">سرپرست تیم برای مشورت درباره‌ی مشکلات در دسترس است.</w:t>
+            </w:r>
+          </w:p>
+        </w:tc>
+        <w:tc>
+          <w:tcPr>
+            <w:tcW w:type="dxa" w:w="1000"/>
+            <w:tcBorders>
+              <w:top w:val="single" w:color="A6A6A6" w:sz="4"/>
+              <w:left w:val="single" w:color="A6A6A6" w:sz="4"/>
+              <w:bottom w:val="single" w:color="A6A6A6" w:sz="4"/>
+              <w:right w:val="single" w:color="A6A6A6" w:sz="4"/>
+            </w:tcBorders>
+            <w:tcMar>
+              <w:top w:type="dxa" w:w="50"/>
+              <w:left w:type="dxa" w:w="60"/>
+              <w:bottom w:type="dxa" w:w="50"/>
+              <w:right w:type="dxa" w:w="60"/>
+            </w:tcMar>
+          </w:tcPr>
+          <w:p>
+            <w:pPr>
+              <w:bidi/>
+              <w:spacing w:after="0" w:line="260"/>
+              <w:jc w:val="center"/>
+            </w:pPr>
+            <w:r>
+              <w:rPr>
+                <w:rFonts w:ascii="Arial" w:cs="Arial" w:eastAsia="Arial" w:hAnsi="Arial"/>
+                <w:b w:val="false"/>
+                <w:bCs w:val="false"/>
+                <w:sz w:val="19"/>
+                <w:szCs w:val="19"/>
+                <w:rtl/>
+              </w:rPr>
+              <w:t xml:space="preserve">☐</w:t>
+            </w:r>
+          </w:p>
+        </w:tc>
+        <w:tc>
+          <w:tcPr>
+            <w:tcW w:type="dxa" w:w="1000"/>
+            <w:tcBorders>
+              <w:top w:val="single" w:color="A6A6A6" w:sz="4"/>
+              <w:left w:val="single" w:color="A6A6A6" w:sz="4"/>
+              <w:bottom w:val="single" w:color="A6A6A6" w:sz="4"/>
+              <w:right w:val="single" w:color="A6A6A6" w:sz="4"/>
+            </w:tcBorders>
+            <w:tcMar>
+              <w:top w:type="dxa" w:w="50"/>
+              <w:left w:type="dxa" w:w="60"/>
+              <w:bottom w:type="dxa" w:w="50"/>
+              <w:right w:type="dxa" w:w="60"/>
+            </w:tcMar>
+          </w:tcPr>
+          <w:p>
+            <w:pPr>
+              <w:bidi/>
+              <w:spacing w:after="0" w:line="260"/>
+              <w:jc w:val="center"/>
+            </w:pPr>
+            <w:r>
+              <w:rPr>
+                <w:rFonts w:ascii="Arial" w:cs="Arial" w:eastAsia="Arial" w:hAnsi="Arial"/>
+                <w:b w:val="false"/>
+                <w:bCs w:val="false"/>
+                <w:sz w:val="19"/>
+                <w:szCs w:val="19"/>
+                <w:rtl/>
+              </w:rPr>
+              <w:t xml:space="preserve">☐</w:t>
+            </w:r>
+          </w:p>
+        </w:tc>
+        <w:tc>
+          <w:tcPr>
+            <w:tcW w:type="dxa" w:w="1000"/>
+            <w:tcBorders>
+              <w:top w:val="single" w:color="A6A6A6" w:sz="4"/>
+              <w:left w:val="single" w:color="A6A6A6" w:sz="4"/>
+              <w:bottom w:val="single" w:color="A6A6A6" w:sz="4"/>
+              <w:right w:val="single" w:color="A6A6A6" w:sz="4"/>
+            </w:tcBorders>
+            <w:tcMar>
+              <w:top w:type="dxa" w:w="50"/>
+              <w:left w:type="dxa" w:w="60"/>
+              <w:bottom w:type="dxa" w:w="50"/>
+              <w:right w:type="dxa" w:w="60"/>
+            </w:tcMar>
+          </w:tcPr>
+          <w:p>
+            <w:pPr>
+              <w:bidi/>
+              <w:spacing w:after="0" w:line="260"/>
+              <w:jc w:val="center"/>
+            </w:pPr>
+            <w:r>
+              <w:rPr>
+                <w:rFonts w:ascii="Arial" w:cs="Arial" w:eastAsia="Arial" w:hAnsi="Arial"/>
+                <w:b w:val="false"/>
+                <w:bCs w:val="false"/>
+                <w:sz w:val="19"/>
+                <w:szCs w:val="19"/>
+                <w:rtl/>
+              </w:rPr>
+              <w:t xml:space="preserve">☐</w:t>
+            </w:r>
+          </w:p>
+        </w:tc>
+        <w:tc>
+          <w:tcPr>
+            <w:tcW w:type="dxa" w:w="1000"/>
+            <w:tcBorders>
+              <w:top w:val="single" w:color="A6A6A6" w:sz="4"/>
+              <w:left w:val="single" w:color="A6A6A6" w:sz="4"/>
+              <w:bottom w:val="single" w:color="A6A6A6" w:sz="4"/>
+              <w:right w:val="single" w:color="A6A6A6" w:sz="4"/>
+            </w:tcBorders>
+            <w:tcMar>
+              <w:top w:type="dxa" w:w="50"/>
+              <w:left w:type="dxa" w:w="60"/>
+              <w:bottom w:type="dxa" w:w="50"/>
+              <w:right w:type="dxa" w:w="60"/>
+            </w:tcMar>
+          </w:tcPr>
+          <w:p>
+            <w:pPr>
+              <w:bidi/>
+              <w:spacing w:after="0" w:line="260"/>
+              <w:jc w:val="center"/>
+            </w:pPr>
+            <w:r>
+              <w:rPr>
+                <w:rFonts w:ascii="Arial" w:cs="Arial" w:eastAsia="Arial" w:hAnsi="Arial"/>
+                <w:b w:val="false"/>
+                <w:bCs w:val="false"/>
+                <w:sz w:val="19"/>
+                <w:szCs w:val="19"/>
+                <w:rtl/>
+              </w:rPr>
+              <w:t xml:space="preserve">☐</w:t>
+            </w:r>
+          </w:p>
+        </w:tc>
+        <w:tc>
+          <w:tcPr>
+            <w:tcW w:type="dxa" w:w="1000"/>
+            <w:tcBorders>
+              <w:top w:val="single" w:color="A6A6A6" w:sz="4"/>
+              <w:left w:val="single" w:color="A6A6A6" w:sz="4"/>
+              <w:bottom w:val="single" w:color="A6A6A6" w:sz="4"/>
+              <w:right w:val="single" w:color="A6A6A6" w:sz="4"/>
+            </w:tcBorders>
+            <w:tcMar>
+              <w:top w:type="dxa" w:w="50"/>
+              <w:left w:type="dxa" w:w="60"/>
+              <w:bottom w:type="dxa" w:w="50"/>
+              <w:right w:type="dxa" w:w="60"/>
+            </w:tcMar>
+          </w:tcPr>
+          <w:p>
+            <w:pPr>
+              <w:bidi/>
+              <w:spacing w:after="0" w:line="260"/>
+              <w:jc w:val="center"/>
+            </w:pPr>
+            <w:r>
+              <w:rPr>
+                <w:rFonts w:ascii="Arial" w:cs="Arial" w:eastAsia="Arial" w:hAnsi="Arial"/>
+                <w:b w:val="false"/>
+                <w:bCs w:val="false"/>
+                <w:sz w:val="19"/>
+                <w:szCs w:val="19"/>
+                <w:rtl/>
+              </w:rPr>
+              <w:t xml:space="preserve">☐</w:t>
+            </w:r>
+          </w:p>
+        </w:tc>
+      </w:tr>
+      <w:tr>
+        <w:trPr>
+          <w:cantSplit/>
+          <w:tblHeader w:val="false"/>
+        </w:trPr>
+        <w:tc>
+          <w:tcPr>
+            <w:tcW w:type="dxa" w:w="650"/>
+            <w:tcBorders>
+              <w:top w:val="single" w:color="A6A6A6" w:sz="4"/>
+              <w:left w:val="single" w:color="A6A6A6" w:sz="4"/>
+              <w:bottom w:val="single" w:color="A6A6A6" w:sz="4"/>
+              <w:right w:val="single" w:color="A6A6A6" w:sz="4"/>
+            </w:tcBorders>
+            <w:tcMar>
+              <w:top w:type="dxa" w:w="50"/>
+              <w:left w:type="dxa" w:w="60"/>
+              <w:bottom w:type="dxa" w:w="50"/>
+              <w:right w:type="dxa" w:w="60"/>
+            </w:tcMar>
+          </w:tcPr>
+          <w:p>
+            <w:pPr>
+              <w:bidi/>
+              <w:spacing w:after="0" w:line="260"/>
+              <w:jc w:val="center"/>
+            </w:pPr>
+            <w:r>
+              <w:rPr>
+                <w:rFonts w:ascii="Arial" w:cs="Arial" w:eastAsia="Arial" w:hAnsi="Arial"/>
+                <w:b w:val="false"/>
+                <w:bCs w:val="false"/>
+                <w:sz w:val="19"/>
+                <w:szCs w:val="19"/>
+                <w:rtl/>
+              </w:rPr>
+              <w:t xml:space="preserve">LC3</w:t>
+            </w:r>
+          </w:p>
+        </w:tc>
+        <w:tc>
+          <w:tcPr>
+            <w:tcW w:type="dxa" w:w="3850"/>
+            <w:tcBorders>
+              <w:top w:val="single" w:color="A6A6A6" w:sz="4"/>
+              <w:left w:val="single" w:color="A6A6A6" w:sz="4"/>
+              <w:bottom w:val="single" w:color="A6A6A6" w:sz="4"/>
+              <w:right w:val="single" w:color="A6A6A6" w:sz="4"/>
+            </w:tcBorders>
+            <w:tcMar>
+              <w:top w:type="dxa" w:w="50"/>
+              <w:left w:type="dxa" w:w="60"/>
+              <w:bottom w:type="dxa" w:w="50"/>
+              <w:right w:type="dxa" w:w="60"/>
+            </w:tcMar>
+          </w:tcPr>
+          <w:p>
+            <w:pPr>
+              <w:bidi/>
+              <w:spacing w:after="0" w:line="260"/>
+            </w:pPr>
+            <w:r>
+              <w:rPr>
+                <w:rFonts w:ascii="Arial" w:cs="Arial" w:eastAsia="Arial" w:hAnsi="Arial"/>
+                <w:b w:val="false"/>
+                <w:bCs w:val="false"/>
+                <w:sz w:val="19"/>
+                <w:szCs w:val="19"/>
+                <w:rtl/>
+              </w:rPr>
+              <w:t xml:space="preserve">سرپرست تیم حضوری مستمر در تیم است؛ کسی که به‌راحتی در دسترس است.</w:t>
+            </w:r>
+          </w:p>
+        </w:tc>
+        <w:tc>
+          <w:tcPr>
+            <w:tcW w:type="dxa" w:w="1000"/>
+            <w:tcBorders>
+              <w:top w:val="single" w:color="A6A6A6" w:sz="4"/>
+              <w:left w:val="single" w:color="A6A6A6" w:sz="4"/>
+              <w:bottom w:val="single" w:color="A6A6A6" w:sz="4"/>
+              <w:right w:val="single" w:color="A6A6A6" w:sz="4"/>
+            </w:tcBorders>
+            <w:tcMar>
+              <w:top w:type="dxa" w:w="50"/>
+              <w:left w:type="dxa" w:w="60"/>
+              <w:bottom w:type="dxa" w:w="50"/>
+              <w:right w:type="dxa" w:w="60"/>
+            </w:tcMar>
+          </w:tcPr>
+          <w:p>
+            <w:pPr>
+              <w:bidi/>
+              <w:spacing w:after="0" w:line="260"/>
+              <w:jc w:val="center"/>
+            </w:pPr>
+            <w:r>
+              <w:rPr>
+                <w:rFonts w:ascii="Arial" w:cs="Arial" w:eastAsia="Arial" w:hAnsi="Arial"/>
+                <w:b w:val="false"/>
+                <w:bCs w:val="false"/>
+                <w:sz w:val="19"/>
+                <w:szCs w:val="19"/>
+                <w:rtl/>
+              </w:rPr>
+              <w:t xml:space="preserve">☐</w:t>
+            </w:r>
+          </w:p>
+        </w:tc>
+        <w:tc>
+          <w:tcPr>
+            <w:tcW w:type="dxa" w:w="1000"/>
+            <w:tcBorders>
+              <w:top w:val="single" w:color="A6A6A6" w:sz="4"/>
+              <w:left w:val="single" w:color="A6A6A6" w:sz="4"/>
+              <w:bottom w:val="single" w:color="A6A6A6" w:sz="4"/>
+              <w:right w:val="single" w:color="A6A6A6" w:sz="4"/>
+            </w:tcBorders>
+            <w:tcMar>
+              <w:top w:type="dxa" w:w="50"/>
+              <w:left w:type="dxa" w:w="60"/>
+              <w:bottom w:type="dxa" w:w="50"/>
+              <w:right w:type="dxa" w:w="60"/>
+            </w:tcMar>
+          </w:tcPr>
+          <w:p>
+            <w:pPr>
+              <w:bidi/>
+              <w:spacing w:after="0" w:line="260"/>
+              <w:jc w:val="center"/>
+            </w:pPr>
+            <w:r>
+              <w:rPr>
+                <w:rFonts w:ascii="Arial" w:cs="Arial" w:eastAsia="Arial" w:hAnsi="Arial"/>
+                <w:b w:val="false"/>
+                <w:bCs w:val="false"/>
+                <w:sz w:val="19"/>
+                <w:szCs w:val="19"/>
+                <w:rtl/>
+              </w:rPr>
+              <w:t xml:space="preserve">☐</w:t>
+            </w:r>
+          </w:p>
+        </w:tc>
+        <w:tc>
+          <w:tcPr>
+            <w:tcW w:type="dxa" w:w="1000"/>
+            <w:tcBorders>
+              <w:top w:val="single" w:color="A6A6A6" w:sz="4"/>
+              <w:left w:val="single" w:color="A6A6A6" w:sz="4"/>
+              <w:bottom w:val="single" w:color="A6A6A6" w:sz="4"/>
+              <w:right w:val="single" w:color="A6A6A6" w:sz="4"/>
+            </w:tcBorders>
+            <w:tcMar>
+              <w:top w:type="dxa" w:w="50"/>
+              <w:left w:type="dxa" w:w="60"/>
+              <w:bottom w:type="dxa" w:w="50"/>
+              <w:right w:type="dxa" w:w="60"/>
+            </w:tcMar>
+          </w:tcPr>
+          <w:p>
+            <w:pPr>
+              <w:bidi/>
+              <w:spacing w:after="0" w:line="260"/>
+              <w:jc w:val="center"/>
+            </w:pPr>
+            <w:r>
+              <w:rPr>
+                <w:rFonts w:ascii="Arial" w:cs="Arial" w:eastAsia="Arial" w:hAnsi="Arial"/>
+                <w:b w:val="false"/>
+                <w:bCs w:val="false"/>
+                <w:sz w:val="19"/>
+                <w:szCs w:val="19"/>
+                <w:rtl/>
+              </w:rPr>
+              <w:t xml:space="preserve">☐</w:t>
+            </w:r>
+          </w:p>
+        </w:tc>
+        <w:tc>
+          <w:tcPr>
+            <w:tcW w:type="dxa" w:w="1000"/>
+            <w:tcBorders>
+              <w:top w:val="single" w:color="A6A6A6" w:sz="4"/>
+              <w:left w:val="single" w:color="A6A6A6" w:sz="4"/>
+              <w:bottom w:val="single" w:color="A6A6A6" w:sz="4"/>
+              <w:right w:val="single" w:color="A6A6A6" w:sz="4"/>
+            </w:tcBorders>
+            <w:tcMar>
+              <w:top w:type="dxa" w:w="50"/>
+              <w:left w:type="dxa" w:w="60"/>
+              <w:bottom w:type="dxa" w:w="50"/>
+              <w:right w:type="dxa" w:w="60"/>
+            </w:tcMar>
+          </w:tcPr>
+          <w:p>
+            <w:pPr>
+              <w:bidi/>
+              <w:spacing w:after="0" w:line="260"/>
+              <w:jc w:val="center"/>
+            </w:pPr>
+            <w:r>
+              <w:rPr>
+                <w:rFonts w:ascii="Arial" w:cs="Arial" w:eastAsia="Arial" w:hAnsi="Arial"/>
+                <w:b w:val="false"/>
+                <w:bCs w:val="false"/>
+                <w:sz w:val="19"/>
+                <w:szCs w:val="19"/>
+                <w:rtl/>
+              </w:rPr>
+              <w:t xml:space="preserve">☐</w:t>
+            </w:r>
+          </w:p>
+        </w:tc>
+        <w:tc>
+          <w:tcPr>
+            <w:tcW w:type="dxa" w:w="1000"/>
+            <w:tcBorders>
+              <w:top w:val="single" w:color="A6A6A6" w:sz="4"/>
+              <w:left w:val="single" w:color="A6A6A6" w:sz="4"/>
+              <w:bottom w:val="single" w:color="A6A6A6" w:sz="4"/>
+              <w:right w:val="single" w:color="A6A6A6" w:sz="4"/>
+            </w:tcBorders>
+            <w:tcMar>
+              <w:top w:type="dxa" w:w="50"/>
+              <w:left w:type="dxa" w:w="60"/>
+              <w:bottom w:type="dxa" w:w="50"/>
+              <w:right w:type="dxa" w:w="60"/>
+            </w:tcMar>
+          </w:tcPr>
+          <w:p>
+            <w:pPr>
+              <w:bidi/>
+              <w:spacing w:after="0" w:line="260"/>
+              <w:jc w:val="center"/>
+            </w:pPr>
+            <w:r>
+              <w:rPr>
+                <w:rFonts w:ascii="Arial" w:cs="Arial" w:eastAsia="Arial" w:hAnsi="Arial"/>
+                <w:b w:val="false"/>
+                <w:bCs w:val="false"/>
+                <w:sz w:val="19"/>
+                <w:szCs w:val="19"/>
+                <w:rtl/>
+              </w:rPr>
+              <w:t xml:space="preserve">☐</w:t>
+            </w:r>
+          </w:p>
+        </w:tc>
+      </w:tr>
+    </w:tbl>
+    <w:p>
+      <w:pPr>
+        <w:spacing w:after="80"/>
+      </w:pPr>
+    </w:p>
+    <w:p>
+      <w:pPr>
+        <w:bidi/>
+        <w:spacing w:after="100" w:line="300"/>
+      </w:pPr>
+      <w:r>
+        <w:rPr>
+          <w:rFonts w:ascii="Arial" w:cs="Arial" w:eastAsia="Arial" w:hAnsi="Arial"/>
+          <w:sz w:val="20"/>
+          <w:szCs w:val="20"/>
+          <w:rtl/>
+        </w:rPr>
+        <w:t xml:space="preserve">هنجارهای برخورد با تعارض در تیم: میزان موافقت خود را مشخص کنید.</w:t>
+      </w:r>
+    </w:p>
+    <w:p>
+      <w:pPr>
+        <w:bidi/>
+        <w:spacing w:after="100" w:line="300"/>
+      </w:pPr>
+      <w:r>
+        <w:rPr>
+          <w:rFonts w:ascii="Arial" w:cs="Arial" w:eastAsia="Arial" w:hAnsi="Arial"/>
+          <w:i/>
+          <w:iCs/>
+          <w:sz w:val="19"/>
+          <w:szCs w:val="19"/>
+          <w:rtl/>
+        </w:rPr>
+        <w:t xml:space="preserve">۱ = کاملاً مخالفم | ۲ = مخالفم | ۳ = نه موافق نه مخالف | ۴ = موافقم | ۵ = کاملاً موافقم</w:t>
+      </w:r>
+    </w:p>
+    <w:tbl>
+      <w:tblPr>
+        <w:bidiVisual/>
+        <w:tblW w:type="dxa" w:w="9500"/>
+        <w:tblBorders>
+          <w:top w:val="single" w:color="auto" w:sz="4"/>
+          <w:left w:val="single" w:color="auto" w:sz="4"/>
+          <w:bottom w:val="single" w:color="auto" w:sz="4"/>
+          <w:right w:val="single" w:color="auto" w:sz="4"/>
+          <w:insideH w:val="single" w:color="auto" w:sz="4"/>
+          <w:insideV w:val="single" w:color="auto" w:sz="4"/>
+        </w:tblBorders>
+      </w:tblPr>
+      <w:tblGrid>
+        <w:gridCol w:w="650"/>
+        <w:gridCol w:w="5650"/>
+        <w:gridCol w:w="640"/>
+        <w:gridCol w:w="640"/>
+        <w:gridCol w:w="640"/>
+        <w:gridCol w:w="640"/>
+        <w:gridCol w:w="640"/>
+      </w:tblGrid>
+      <w:tr>
+        <w:trPr>
+          <w:cantSplit/>
+          <w:tblHeader/>
+        </w:trPr>
+        <w:tc>
+          <w:tcPr>
+            <w:tcW w:type="dxa" w:w="650"/>
+            <w:tcBorders>
+              <w:top w:val="single" w:color="A6A6A6" w:sz="4"/>
+              <w:left w:val="single" w:color="A6A6A6" w:sz="4"/>
+              <w:bottom w:val="single" w:color="A6A6A6" w:sz="4"/>
+              <w:right w:val="single" w:color="A6A6A6" w:sz="4"/>
+            </w:tcBorders>
+            <w:shd w:fill="D9E2F3" w:color="auto" w:val="clear"/>
+            <w:tcMar>
+              <w:top w:type="dxa" w:w="50"/>
+              <w:left w:type="dxa" w:w="60"/>
+              <w:bottom w:type="dxa" w:w="50"/>
+              <w:right w:type="dxa" w:w="60"/>
+            </w:tcMar>
+          </w:tcPr>
+          <w:p>
+            <w:pPr>
+              <w:bidi/>
+              <w:spacing w:after="0" w:line="260"/>
+              <w:jc w:val="center"/>
+            </w:pPr>
+            <w:r>
+              <w:rPr>
+                <w:rFonts w:ascii="Arial" w:cs="Arial" w:eastAsia="Arial" w:hAnsi="Arial"/>
+                <w:b/>
+                <w:bCs/>
+                <w:sz w:val="19"/>
+                <w:szCs w:val="19"/>
+                <w:rtl/>
+              </w:rPr>
+              <w:t xml:space="preserve"/>
+            </w:r>
+          </w:p>
+        </w:tc>
+        <w:tc>
+          <w:tcPr>
+            <w:tcW w:type="dxa" w:w="5650"/>
+            <w:tcBorders>
+              <w:top w:val="single" w:color="A6A6A6" w:sz="4"/>
+              <w:left w:val="single" w:color="A6A6A6" w:sz="4"/>
+              <w:bottom w:val="single" w:color="A6A6A6" w:sz="4"/>
+              <w:right w:val="single" w:color="A6A6A6" w:sz="4"/>
+            </w:tcBorders>
+            <w:shd w:fill="D9E2F3" w:color="auto" w:val="clear"/>
+            <w:tcMar>
+              <w:top w:type="dxa" w:w="50"/>
+              <w:left w:type="dxa" w:w="60"/>
+              <w:bottom w:type="dxa" w:w="50"/>
+              <w:right w:type="dxa" w:w="60"/>
+            </w:tcMar>
+          </w:tcPr>
+          <w:p>
+            <w:pPr>
+              <w:bidi/>
+              <w:spacing w:after="0" w:line="260"/>
+            </w:pPr>
+            <w:r>
+              <w:rPr>
+                <w:rFonts w:ascii="Arial" w:cs="Arial" w:eastAsia="Arial" w:hAnsi="Arial"/>
+                <w:b/>
+                <w:bCs/>
+                <w:sz w:val="19"/>
+                <w:szCs w:val="19"/>
+                <w:rtl/>
+              </w:rPr>
+              <w:t xml:space="preserve">عبارت</w:t>
+            </w:r>
+          </w:p>
+        </w:tc>
+        <w:tc>
+          <w:tcPr>
+            <w:tcW w:type="dxa" w:w="640"/>
+            <w:tcBorders>
+              <w:top w:val="single" w:color="A6A6A6" w:sz="4"/>
+              <w:left w:val="single" w:color="A6A6A6" w:sz="4"/>
+              <w:bottom w:val="single" w:color="A6A6A6" w:sz="4"/>
+              <w:right w:val="single" w:color="A6A6A6" w:sz="4"/>
+            </w:tcBorders>
+            <w:shd w:fill="D9E2F3" w:color="auto" w:val="clear"/>
+            <w:tcMar>
+              <w:top w:type="dxa" w:w="50"/>
+              <w:left w:type="dxa" w:w="60"/>
+              <w:bottom w:type="dxa" w:w="50"/>
+              <w:right w:type="dxa" w:w="60"/>
+            </w:tcMar>
+          </w:tcPr>
+          <w:p>
+            <w:pPr>
+              <w:bidi/>
+              <w:spacing w:after="0" w:line="260"/>
+              <w:jc w:val="center"/>
+            </w:pPr>
+            <w:r>
+              <w:rPr>
+                <w:rFonts w:ascii="Arial" w:cs="Arial" w:eastAsia="Arial" w:hAnsi="Arial"/>
+                <w:b/>
+                <w:bCs/>
+                <w:sz w:val="15"/>
+                <w:szCs w:val="15"/>
+                <w:rtl/>
+              </w:rPr>
+              <w:t xml:space="preserve">۱</w:t>
+            </w:r>
+          </w:p>
+        </w:tc>
+        <w:tc>
+          <w:tcPr>
+            <w:tcW w:type="dxa" w:w="640"/>
+            <w:tcBorders>
+              <w:top w:val="single" w:color="A6A6A6" w:sz="4"/>
+              <w:left w:val="single" w:color="A6A6A6" w:sz="4"/>
+              <w:bottom w:val="single" w:color="A6A6A6" w:sz="4"/>
+              <w:right w:val="single" w:color="A6A6A6" w:sz="4"/>
+            </w:tcBorders>
+            <w:shd w:fill="D9E2F3" w:color="auto" w:val="clear"/>
+            <w:tcMar>
+              <w:top w:type="dxa" w:w="50"/>
+              <w:left w:type="dxa" w:w="60"/>
+              <w:bottom w:type="dxa" w:w="50"/>
+              <w:right w:type="dxa" w:w="60"/>
+            </w:tcMar>
+          </w:tcPr>
+          <w:p>
+            <w:pPr>
+              <w:bidi/>
+              <w:spacing w:after="0" w:line="260"/>
+              <w:jc w:val="center"/>
+            </w:pPr>
+            <w:r>
+              <w:rPr>
+                <w:rFonts w:ascii="Arial" w:cs="Arial" w:eastAsia="Arial" w:hAnsi="Arial"/>
+                <w:b/>
+                <w:bCs/>
+                <w:sz w:val="15"/>
+                <w:szCs w:val="15"/>
+                <w:rtl/>
+              </w:rPr>
+              <w:t xml:space="preserve">۲</w:t>
+            </w:r>
+          </w:p>
+        </w:tc>
+        <w:tc>
+          <w:tcPr>
+            <w:tcW w:type="dxa" w:w="640"/>
+            <w:tcBorders>
+              <w:top w:val="single" w:color="A6A6A6" w:sz="4"/>
+              <w:left w:val="single" w:color="A6A6A6" w:sz="4"/>
+              <w:bottom w:val="single" w:color="A6A6A6" w:sz="4"/>
+              <w:right w:val="single" w:color="A6A6A6" w:sz="4"/>
+            </w:tcBorders>
+            <w:shd w:fill="D9E2F3" w:color="auto" w:val="clear"/>
+            <w:tcMar>
+              <w:top w:type="dxa" w:w="50"/>
+              <w:left w:type="dxa" w:w="60"/>
+              <w:bottom w:type="dxa" w:w="50"/>
+              <w:right w:type="dxa" w:w="60"/>
+            </w:tcMar>
+          </w:tcPr>
+          <w:p>
+            <w:pPr>
+              <w:bidi/>
+              <w:spacing w:after="0" w:line="260"/>
+              <w:jc w:val="center"/>
+            </w:pPr>
+            <w:r>
+              <w:rPr>
+                <w:rFonts w:ascii="Arial" w:cs="Arial" w:eastAsia="Arial" w:hAnsi="Arial"/>
+                <w:b/>
+                <w:bCs/>
+                <w:sz w:val="15"/>
+                <w:szCs w:val="15"/>
+                <w:rtl/>
+              </w:rPr>
+              <w:t xml:space="preserve">۳</w:t>
+            </w:r>
+          </w:p>
+        </w:tc>
+        <w:tc>
+          <w:tcPr>
+            <w:tcW w:type="dxa" w:w="640"/>
+            <w:tcBorders>
+              <w:top w:val="single" w:color="A6A6A6" w:sz="4"/>
+              <w:left w:val="single" w:color="A6A6A6" w:sz="4"/>
+              <w:bottom w:val="single" w:color="A6A6A6" w:sz="4"/>
+              <w:right w:val="single" w:color="A6A6A6" w:sz="4"/>
+            </w:tcBorders>
+            <w:shd w:fill="D9E2F3" w:color="auto" w:val="clear"/>
+            <w:tcMar>
+              <w:top w:type="dxa" w:w="50"/>
+              <w:left w:type="dxa" w:w="60"/>
+              <w:bottom w:type="dxa" w:w="50"/>
+              <w:right w:type="dxa" w:w="60"/>
+            </w:tcMar>
+          </w:tcPr>
+          <w:p>
+            <w:pPr>
+              <w:bidi/>
+              <w:spacing w:after="0" w:line="260"/>
+              <w:jc w:val="center"/>
+            </w:pPr>
+            <w:r>
+              <w:rPr>
+                <w:rFonts w:ascii="Arial" w:cs="Arial" w:eastAsia="Arial" w:hAnsi="Arial"/>
+                <w:b/>
+                <w:bCs/>
+                <w:sz w:val="15"/>
+                <w:szCs w:val="15"/>
+                <w:rtl/>
+              </w:rPr>
+              <w:t xml:space="preserve">۴</w:t>
+            </w:r>
+          </w:p>
+        </w:tc>
+        <w:tc>
+          <w:tcPr>
+            <w:tcW w:type="dxa" w:w="640"/>
+            <w:tcBorders>
+              <w:top w:val="single" w:color="A6A6A6" w:sz="4"/>
+              <w:left w:val="single" w:color="A6A6A6" w:sz="4"/>
+              <w:bottom w:val="single" w:color="A6A6A6" w:sz="4"/>
+              <w:right w:val="single" w:color="A6A6A6" w:sz="4"/>
+            </w:tcBorders>
+            <w:shd w:fill="D9E2F3" w:color="auto" w:val="clear"/>
+            <w:tcMar>
+              <w:top w:type="dxa" w:w="50"/>
+              <w:left w:type="dxa" w:w="60"/>
+              <w:bottom w:type="dxa" w:w="50"/>
+              <w:right w:type="dxa" w:w="60"/>
+            </w:tcMar>
+          </w:tcPr>
+          <w:p>
+            <w:pPr>
+              <w:bidi/>
+              <w:spacing w:after="0" w:line="260"/>
+              <w:jc w:val="center"/>
+            </w:pPr>
+            <w:r>
+              <w:rPr>
+                <w:rFonts w:ascii="Arial" w:cs="Arial" w:eastAsia="Arial" w:hAnsi="Arial"/>
+                <w:b/>
+                <w:bCs/>
+                <w:sz w:val="15"/>
+                <w:szCs w:val="15"/>
+                <w:rtl/>
+              </w:rPr>
+              <w:t xml:space="preserve">۵</w:t>
+            </w:r>
+          </w:p>
+        </w:tc>
+      </w:tr>
+      <w:tr>
+        <w:trPr>
+          <w:cantSplit/>
+          <w:tblHeader w:val="false"/>
+        </w:trPr>
+        <w:tc>
+          <w:tcPr>
+            <w:tcW w:type="dxa" w:w="650"/>
+            <w:tcBorders>
+              <w:top w:val="single" w:color="A6A6A6" w:sz="4"/>
+              <w:left w:val="single" w:color="A6A6A6" w:sz="4"/>
+              <w:bottom w:val="single" w:color="A6A6A6" w:sz="4"/>
+              <w:right w:val="single" w:color="A6A6A6" w:sz="4"/>
+            </w:tcBorders>
+            <w:tcMar>
+              <w:top w:type="dxa" w:w="50"/>
+              <w:left w:type="dxa" w:w="60"/>
+              <w:bottom w:type="dxa" w:w="50"/>
+              <w:right w:type="dxa" w:w="60"/>
+            </w:tcMar>
+          </w:tcPr>
+          <w:p>
+            <w:pPr>
+              <w:bidi/>
+              <w:spacing w:after="0" w:line="260"/>
+              <w:jc w:val="center"/>
+            </w:pPr>
+            <w:r>
+              <w:rPr>
+                <w:rFonts w:ascii="Arial" w:cs="Arial" w:eastAsia="Arial" w:hAnsi="Arial"/>
+                <w:b w:val="false"/>
+                <w:bCs w:val="false"/>
+                <w:sz w:val="19"/>
+                <w:szCs w:val="19"/>
+                <w:rtl/>
+              </w:rPr>
+              <w:t xml:space="preserve">CN1</w:t>
+            </w:r>
+          </w:p>
+        </w:tc>
+        <w:tc>
+          <w:tcPr>
+            <w:tcW w:type="dxa" w:w="5650"/>
+            <w:tcBorders>
+              <w:top w:val="single" w:color="A6A6A6" w:sz="4"/>
+              <w:left w:val="single" w:color="A6A6A6" w:sz="4"/>
+              <w:bottom w:val="single" w:color="A6A6A6" w:sz="4"/>
+              <w:right w:val="single" w:color="A6A6A6" w:sz="4"/>
+            </w:tcBorders>
+            <w:tcMar>
+              <w:top w:type="dxa" w:w="50"/>
+              <w:left w:type="dxa" w:w="60"/>
+              <w:bottom w:type="dxa" w:w="50"/>
+              <w:right w:type="dxa" w:w="60"/>
+            </w:tcMar>
+          </w:tcPr>
+          <w:p>
+            <w:pPr>
+              <w:bidi/>
+              <w:spacing w:after="0" w:line="260"/>
+            </w:pPr>
+            <w:r>
+              <w:rPr>
+                <w:rFonts w:ascii="Arial" w:cs="Arial" w:eastAsia="Arial" w:hAnsi="Arial"/>
+                <w:b w:val="false"/>
+                <w:bCs w:val="false"/>
+                <w:sz w:val="19"/>
+                <w:szCs w:val="19"/>
+                <w:rtl/>
+              </w:rPr>
+              <w:t xml:space="preserve">در این تیم با تعارض به‌طور آشکار برخورد می‌شود.</w:t>
+            </w:r>
+          </w:p>
+        </w:tc>
+        <w:tc>
+          <w:tcPr>
+            <w:tcW w:type="dxa" w:w="640"/>
+            <w:tcBorders>
+              <w:top w:val="single" w:color="A6A6A6" w:sz="4"/>
+              <w:left w:val="single" w:color="A6A6A6" w:sz="4"/>
+              <w:bottom w:val="single" w:color="A6A6A6" w:sz="4"/>
+              <w:right w:val="single" w:color="A6A6A6" w:sz="4"/>
+            </w:tcBorders>
+            <w:tcMar>
+              <w:top w:type="dxa" w:w="50"/>
+              <w:left w:type="dxa" w:w="60"/>
+              <w:bottom w:type="dxa" w:w="50"/>
+              <w:right w:type="dxa" w:w="60"/>
+            </w:tcMar>
+          </w:tcPr>
+          <w:p>
+            <w:pPr>
+              <w:bidi/>
+              <w:spacing w:after="0" w:line="260"/>
+              <w:jc w:val="center"/>
+            </w:pPr>
+            <w:r>
+              <w:rPr>
+                <w:rFonts w:ascii="Arial" w:cs="Arial" w:eastAsia="Arial" w:hAnsi="Arial"/>
+                <w:b w:val="false"/>
+                <w:bCs w:val="false"/>
+                <w:sz w:val="19"/>
+                <w:szCs w:val="19"/>
+                <w:rtl/>
+              </w:rPr>
+              <w:t xml:space="preserve">☐</w:t>
+            </w:r>
+          </w:p>
+        </w:tc>
+        <w:tc>
+          <w:tcPr>
+            <w:tcW w:type="dxa" w:w="640"/>
+            <w:tcBorders>
+              <w:top w:val="single" w:color="A6A6A6" w:sz="4"/>
+              <w:left w:val="single" w:color="A6A6A6" w:sz="4"/>
+              <w:bottom w:val="single" w:color="A6A6A6" w:sz="4"/>
+              <w:right w:val="single" w:color="A6A6A6" w:sz="4"/>
+            </w:tcBorders>
+            <w:tcMar>
+              <w:top w:type="dxa" w:w="50"/>
+              <w:left w:type="dxa" w:w="60"/>
+              <w:bottom w:type="dxa" w:w="50"/>
+              <w:right w:type="dxa" w:w="60"/>
+            </w:tcMar>
+          </w:tcPr>
+          <w:p>
+            <w:pPr>
+              <w:bidi/>
+              <w:spacing w:after="0" w:line="260"/>
+              <w:jc w:val="center"/>
+            </w:pPr>
+            <w:r>
+              <w:rPr>
+                <w:rFonts w:ascii="Arial" w:cs="Arial" w:eastAsia="Arial" w:hAnsi="Arial"/>
+                <w:b w:val="false"/>
+                <w:bCs w:val="false"/>
+                <w:sz w:val="19"/>
+                <w:szCs w:val="19"/>
+                <w:rtl/>
+              </w:rPr>
+              <w:t xml:space="preserve">☐</w:t>
+            </w:r>
+          </w:p>
+        </w:tc>
+        <w:tc>
+          <w:tcPr>
+            <w:tcW w:type="dxa" w:w="640"/>
+            <w:tcBorders>
+              <w:top w:val="single" w:color="A6A6A6" w:sz="4"/>
+              <w:left w:val="single" w:color="A6A6A6" w:sz="4"/>
+              <w:bottom w:val="single" w:color="A6A6A6" w:sz="4"/>
+              <w:right w:val="single" w:color="A6A6A6" w:sz="4"/>
+            </w:tcBorders>
+            <w:tcMar>
+              <w:top w:type="dxa" w:w="50"/>
+              <w:left w:type="dxa" w:w="60"/>
+              <w:bottom w:type="dxa" w:w="50"/>
+              <w:right w:type="dxa" w:w="60"/>
+            </w:tcMar>
+          </w:tcPr>
+          <w:p>
+            <w:pPr>
+              <w:bidi/>
+              <w:spacing w:after="0" w:line="260"/>
+              <w:jc w:val="center"/>
+            </w:pPr>
+            <w:r>
+              <w:rPr>
+                <w:rFonts w:ascii="Arial" w:cs="Arial" w:eastAsia="Arial" w:hAnsi="Arial"/>
+                <w:b w:val="false"/>
+                <w:bCs w:val="false"/>
+                <w:sz w:val="19"/>
+                <w:szCs w:val="19"/>
+                <w:rtl/>
+              </w:rPr>
+              <w:t xml:space="preserve">☐</w:t>
+            </w:r>
+          </w:p>
+        </w:tc>
+        <w:tc>
+          <w:tcPr>
+            <w:tcW w:type="dxa" w:w="640"/>
+            <w:tcBorders>
+              <w:top w:val="single" w:color="A6A6A6" w:sz="4"/>
+              <w:left w:val="single" w:color="A6A6A6" w:sz="4"/>
+              <w:bottom w:val="single" w:color="A6A6A6" w:sz="4"/>
+              <w:right w:val="single" w:color="A6A6A6" w:sz="4"/>
+            </w:tcBorders>
+            <w:tcMar>
+              <w:top w:type="dxa" w:w="50"/>
+              <w:left w:type="dxa" w:w="60"/>
+              <w:bottom w:type="dxa" w:w="50"/>
+              <w:right w:type="dxa" w:w="60"/>
+            </w:tcMar>
+          </w:tcPr>
+          <w:p>
+            <w:pPr>
+              <w:bidi/>
+              <w:spacing w:after="0" w:line="260"/>
+              <w:jc w:val="center"/>
+            </w:pPr>
+            <w:r>
+              <w:rPr>
+                <w:rFonts w:ascii="Arial" w:cs="Arial" w:eastAsia="Arial" w:hAnsi="Arial"/>
+                <w:b w:val="false"/>
+                <w:bCs w:val="false"/>
+                <w:sz w:val="19"/>
+                <w:szCs w:val="19"/>
+                <w:rtl/>
+              </w:rPr>
+              <w:t xml:space="preserve">☐</w:t>
+            </w:r>
+          </w:p>
+        </w:tc>
+        <w:tc>
+          <w:tcPr>
+            <w:tcW w:type="dxa" w:w="640"/>
+            <w:tcBorders>
+              <w:top w:val="single" w:color="A6A6A6" w:sz="4"/>
+              <w:left w:val="single" w:color="A6A6A6" w:sz="4"/>
+              <w:bottom w:val="single" w:color="A6A6A6" w:sz="4"/>
+              <w:right w:val="single" w:color="A6A6A6" w:sz="4"/>
+            </w:tcBorders>
+            <w:tcMar>
+              <w:top w:type="dxa" w:w="50"/>
+              <w:left w:type="dxa" w:w="60"/>
+              <w:bottom w:type="dxa" w:w="50"/>
+              <w:right w:type="dxa" w:w="60"/>
+            </w:tcMar>
+          </w:tcPr>
+          <w:p>
+            <w:pPr>
+              <w:bidi/>
+              <w:spacing w:after="0" w:line="260"/>
+              <w:jc w:val="center"/>
+            </w:pPr>
+            <w:r>
+              <w:rPr>
+                <w:rFonts w:ascii="Arial" w:cs="Arial" w:eastAsia="Arial" w:hAnsi="Arial"/>
+                <w:b w:val="false"/>
+                <w:bCs w:val="false"/>
+                <w:sz w:val="19"/>
+                <w:szCs w:val="19"/>
+                <w:rtl/>
+              </w:rPr>
+              <w:t xml:space="preserve">☐</w:t>
+            </w:r>
+          </w:p>
+        </w:tc>
+      </w:tr>
+      <w:tr>
+        <w:trPr>
+          <w:cantSplit/>
+          <w:tblHeader w:val="false"/>
+        </w:trPr>
+        <w:tc>
+          <w:tcPr>
+            <w:tcW w:type="dxa" w:w="650"/>
+            <w:tcBorders>
+              <w:top w:val="single" w:color="A6A6A6" w:sz="4"/>
+              <w:left w:val="single" w:color="A6A6A6" w:sz="4"/>
+              <w:bottom w:val="single" w:color="A6A6A6" w:sz="4"/>
+              <w:right w:val="single" w:color="A6A6A6" w:sz="4"/>
+            </w:tcBorders>
+            <w:tcMar>
+              <w:top w:type="dxa" w:w="50"/>
+              <w:left w:type="dxa" w:w="60"/>
+              <w:bottom w:type="dxa" w:w="50"/>
+              <w:right w:type="dxa" w:w="60"/>
+            </w:tcMar>
+          </w:tcPr>
+          <w:p>
+            <w:pPr>
+              <w:bidi/>
+              <w:spacing w:after="0" w:line="260"/>
+              <w:jc w:val="center"/>
+            </w:pPr>
+            <w:r>
+              <w:rPr>
+                <w:rFonts w:ascii="Arial" w:cs="Arial" w:eastAsia="Arial" w:hAnsi="Arial"/>
+                <w:b w:val="false"/>
+                <w:bCs w:val="false"/>
+                <w:sz w:val="19"/>
+                <w:szCs w:val="19"/>
+                <w:rtl/>
+              </w:rPr>
+              <w:t xml:space="preserve">CN2</w:t>
+            </w:r>
+          </w:p>
+        </w:tc>
+        <w:tc>
+          <w:tcPr>
+            <w:tcW w:type="dxa" w:w="5650"/>
+            <w:tcBorders>
+              <w:top w:val="single" w:color="A6A6A6" w:sz="4"/>
+              <w:left w:val="single" w:color="A6A6A6" w:sz="4"/>
+              <w:bottom w:val="single" w:color="A6A6A6" w:sz="4"/>
+              <w:right w:val="single" w:color="A6A6A6" w:sz="4"/>
+            </w:tcBorders>
+            <w:tcMar>
+              <w:top w:type="dxa" w:w="50"/>
+              <w:left w:type="dxa" w:w="60"/>
+              <w:bottom w:type="dxa" w:w="50"/>
+              <w:right w:type="dxa" w:w="60"/>
+            </w:tcMar>
+          </w:tcPr>
+          <w:p>
+            <w:pPr>
+              <w:bidi/>
+              <w:spacing w:after="0" w:line="260"/>
+            </w:pPr>
+            <w:r>
+              <w:rPr>
+                <w:rFonts w:ascii="Arial" w:cs="Arial" w:eastAsia="Arial" w:hAnsi="Arial"/>
+                <w:b w:val="false"/>
+                <w:bCs w:val="false"/>
+                <w:sz w:val="19"/>
+                <w:szCs w:val="19"/>
+                <w:rtl/>
+              </w:rPr>
+              <w:t xml:space="preserve">اعضای این تیم می‌کوشند به هر قیمتی از تعارض پرهیز کنند.</w:t>
+            </w:r>
+          </w:p>
+        </w:tc>
+        <w:tc>
+          <w:tcPr>
+            <w:tcW w:type="dxa" w:w="640"/>
+            <w:tcBorders>
+              <w:top w:val="single" w:color="A6A6A6" w:sz="4"/>
+              <w:left w:val="single" w:color="A6A6A6" w:sz="4"/>
+              <w:bottom w:val="single" w:color="A6A6A6" w:sz="4"/>
+              <w:right w:val="single" w:color="A6A6A6" w:sz="4"/>
+            </w:tcBorders>
+            <w:tcMar>
+              <w:top w:type="dxa" w:w="50"/>
+              <w:left w:type="dxa" w:w="60"/>
+              <w:bottom w:type="dxa" w:w="50"/>
+              <w:right w:type="dxa" w:w="60"/>
+            </w:tcMar>
+          </w:tcPr>
+          <w:p>
+            <w:pPr>
+              <w:bidi/>
+              <w:spacing w:after="0" w:line="260"/>
+              <w:jc w:val="center"/>
+            </w:pPr>
+            <w:r>
+              <w:rPr>
+                <w:rFonts w:ascii="Arial" w:cs="Arial" w:eastAsia="Arial" w:hAnsi="Arial"/>
+                <w:b w:val="false"/>
+                <w:bCs w:val="false"/>
+                <w:sz w:val="19"/>
+                <w:szCs w:val="19"/>
+                <w:rtl/>
+              </w:rPr>
+              <w:t xml:space="preserve">☐</w:t>
+            </w:r>
+          </w:p>
+        </w:tc>
+        <w:tc>
+          <w:tcPr>
+            <w:tcW w:type="dxa" w:w="640"/>
+            <w:tcBorders>
+              <w:top w:val="single" w:color="A6A6A6" w:sz="4"/>
+              <w:left w:val="single" w:color="A6A6A6" w:sz="4"/>
+              <w:bottom w:val="single" w:color="A6A6A6" w:sz="4"/>
+              <w:right w:val="single" w:color="A6A6A6" w:sz="4"/>
+            </w:tcBorders>
+            <w:tcMar>
+              <w:top w:type="dxa" w:w="50"/>
+              <w:left w:type="dxa" w:w="60"/>
+              <w:bottom w:type="dxa" w:w="50"/>
+              <w:right w:type="dxa" w:w="60"/>
+            </w:tcMar>
+          </w:tcPr>
+          <w:p>
+            <w:pPr>
+              <w:bidi/>
+              <w:spacing w:after="0" w:line="260"/>
+              <w:jc w:val="center"/>
+            </w:pPr>
+            <w:r>
+              <w:rPr>
+                <w:rFonts w:ascii="Arial" w:cs="Arial" w:eastAsia="Arial" w:hAnsi="Arial"/>
+                <w:b w:val="false"/>
+                <w:bCs w:val="false"/>
+                <w:sz w:val="19"/>
+                <w:szCs w:val="19"/>
+                <w:rtl/>
+              </w:rPr>
+              <w:t xml:space="preserve">☐</w:t>
+            </w:r>
+          </w:p>
+        </w:tc>
+        <w:tc>
+          <w:tcPr>
+            <w:tcW w:type="dxa" w:w="640"/>
+            <w:tcBorders>
+              <w:top w:val="single" w:color="A6A6A6" w:sz="4"/>
+              <w:left w:val="single" w:color="A6A6A6" w:sz="4"/>
+              <w:bottom w:val="single" w:color="A6A6A6" w:sz="4"/>
+              <w:right w:val="single" w:color="A6A6A6" w:sz="4"/>
+            </w:tcBorders>
+            <w:tcMar>
+              <w:top w:type="dxa" w:w="50"/>
+              <w:left w:type="dxa" w:w="60"/>
+              <w:bottom w:type="dxa" w:w="50"/>
+              <w:right w:type="dxa" w:w="60"/>
+            </w:tcMar>
+          </w:tcPr>
+          <w:p>
+            <w:pPr>
+              <w:bidi/>
+              <w:spacing w:after="0" w:line="260"/>
+              <w:jc w:val="center"/>
+            </w:pPr>
+            <w:r>
+              <w:rPr>
+                <w:rFonts w:ascii="Arial" w:cs="Arial" w:eastAsia="Arial" w:hAnsi="Arial"/>
+                <w:b w:val="false"/>
+                <w:bCs w:val="false"/>
+                <w:sz w:val="19"/>
+                <w:szCs w:val="19"/>
+                <w:rtl/>
+              </w:rPr>
+              <w:t xml:space="preserve">☐</w:t>
+            </w:r>
+          </w:p>
+        </w:tc>
+        <w:tc>
+          <w:tcPr>
+            <w:tcW w:type="dxa" w:w="640"/>
+            <w:tcBorders>
+              <w:top w:val="single" w:color="A6A6A6" w:sz="4"/>
+              <w:left w:val="single" w:color="A6A6A6" w:sz="4"/>
+              <w:bottom w:val="single" w:color="A6A6A6" w:sz="4"/>
+              <w:right w:val="single" w:color="A6A6A6" w:sz="4"/>
+            </w:tcBorders>
+            <w:tcMar>
+              <w:top w:type="dxa" w:w="50"/>
+              <w:left w:type="dxa" w:w="60"/>
+              <w:bottom w:type="dxa" w:w="50"/>
+              <w:right w:type="dxa" w:w="60"/>
+            </w:tcMar>
+          </w:tcPr>
+          <w:p>
+            <w:pPr>
+              <w:bidi/>
+              <w:spacing w:after="0" w:line="260"/>
+              <w:jc w:val="center"/>
+            </w:pPr>
+            <w:r>
+              <w:rPr>
+                <w:rFonts w:ascii="Arial" w:cs="Arial" w:eastAsia="Arial" w:hAnsi="Arial"/>
+                <w:b w:val="false"/>
+                <w:bCs w:val="false"/>
+                <w:sz w:val="19"/>
+                <w:szCs w:val="19"/>
+                <w:rtl/>
+              </w:rPr>
+              <w:t xml:space="preserve">☐</w:t>
+            </w:r>
+          </w:p>
+        </w:tc>
+        <w:tc>
+          <w:tcPr>
+            <w:tcW w:type="dxa" w:w="640"/>
+            <w:tcBorders>
+              <w:top w:val="single" w:color="A6A6A6" w:sz="4"/>
+              <w:left w:val="single" w:color="A6A6A6" w:sz="4"/>
+              <w:bottom w:val="single" w:color="A6A6A6" w:sz="4"/>
+              <w:right w:val="single" w:color="A6A6A6" w:sz="4"/>
+            </w:tcBorders>
+            <w:tcMar>
+              <w:top w:type="dxa" w:w="50"/>
+              <w:left w:type="dxa" w:w="60"/>
+              <w:bottom w:type="dxa" w:w="50"/>
+              <w:right w:type="dxa" w:w="60"/>
+            </w:tcMar>
+          </w:tcPr>
+          <w:p>
+            <w:pPr>
+              <w:bidi/>
+              <w:spacing w:after="0" w:line="260"/>
+              <w:jc w:val="center"/>
+            </w:pPr>
+            <w:r>
+              <w:rPr>
+                <w:rFonts w:ascii="Arial" w:cs="Arial" w:eastAsia="Arial" w:hAnsi="Arial"/>
+                <w:b w:val="false"/>
+                <w:bCs w:val="false"/>
+                <w:sz w:val="19"/>
+                <w:szCs w:val="19"/>
+                <w:rtl/>
+              </w:rPr>
+              <w:t xml:space="preserve">☐</w:t>
+            </w:r>
+          </w:p>
+        </w:tc>
+      </w:tr>
+      <w:tr>
+        <w:trPr>
+          <w:cantSplit/>
+          <w:tblHeader w:val="false"/>
+        </w:trPr>
+        <w:tc>
+          <w:tcPr>
+            <w:tcW w:type="dxa" w:w="650"/>
+            <w:tcBorders>
+              <w:top w:val="single" w:color="A6A6A6" w:sz="4"/>
+              <w:left w:val="single" w:color="A6A6A6" w:sz="4"/>
+              <w:bottom w:val="single" w:color="A6A6A6" w:sz="4"/>
+              <w:right w:val="single" w:color="A6A6A6" w:sz="4"/>
+            </w:tcBorders>
+            <w:tcMar>
+              <w:top w:type="dxa" w:w="50"/>
+              <w:left w:type="dxa" w:w="60"/>
+              <w:bottom w:type="dxa" w:w="50"/>
+              <w:right w:type="dxa" w:w="60"/>
+            </w:tcMar>
+          </w:tcPr>
+          <w:p>
+            <w:pPr>
+              <w:bidi/>
+              <w:spacing w:after="0" w:line="260"/>
+              <w:jc w:val="center"/>
+            </w:pPr>
+            <w:r>
+              <w:rPr>
+                <w:rFonts w:ascii="Arial" w:cs="Arial" w:eastAsia="Arial" w:hAnsi="Arial"/>
+                <w:b w:val="false"/>
+                <w:bCs w:val="false"/>
+                <w:sz w:val="19"/>
+                <w:szCs w:val="19"/>
+                <w:rtl/>
+              </w:rPr>
+              <w:t xml:space="preserve">CN3</w:t>
+            </w:r>
+          </w:p>
+        </w:tc>
+        <w:tc>
+          <w:tcPr>
+            <w:tcW w:type="dxa" w:w="5650"/>
+            <w:tcBorders>
+              <w:top w:val="single" w:color="A6A6A6" w:sz="4"/>
+              <w:left w:val="single" w:color="A6A6A6" w:sz="4"/>
+              <w:bottom w:val="single" w:color="A6A6A6" w:sz="4"/>
+              <w:right w:val="single" w:color="A6A6A6" w:sz="4"/>
+            </w:tcBorders>
+            <w:tcMar>
+              <w:top w:type="dxa" w:w="50"/>
+              <w:left w:type="dxa" w:w="60"/>
+              <w:bottom w:type="dxa" w:w="50"/>
+              <w:right w:type="dxa" w:w="60"/>
+            </w:tcMar>
+          </w:tcPr>
+          <w:p>
+            <w:pPr>
+              <w:bidi/>
+              <w:spacing w:after="0" w:line="260"/>
+            </w:pPr>
+            <w:r>
+              <w:rPr>
+                <w:rFonts w:ascii="Arial" w:cs="Arial" w:eastAsia="Arial" w:hAnsi="Arial"/>
+                <w:b w:val="false"/>
+                <w:bCs w:val="false"/>
+                <w:sz w:val="19"/>
+                <w:szCs w:val="19"/>
+                <w:rtl/>
+              </w:rPr>
+              <w:t xml:space="preserve">اگر در این تیم تعارضی پیش آید، افراد درگیر بی‌درنگ برای حل آن اقدام می‌کنند.</w:t>
+            </w:r>
+          </w:p>
+        </w:tc>
+        <w:tc>
+          <w:tcPr>
+            <w:tcW w:type="dxa" w:w="640"/>
+            <w:tcBorders>
+              <w:top w:val="single" w:color="A6A6A6" w:sz="4"/>
+              <w:left w:val="single" w:color="A6A6A6" w:sz="4"/>
+              <w:bottom w:val="single" w:color="A6A6A6" w:sz="4"/>
+              <w:right w:val="single" w:color="A6A6A6" w:sz="4"/>
+            </w:tcBorders>
+            <w:tcMar>
+              <w:top w:type="dxa" w:w="50"/>
+              <w:left w:type="dxa" w:w="60"/>
+              <w:bottom w:type="dxa" w:w="50"/>
+              <w:right w:type="dxa" w:w="60"/>
+            </w:tcMar>
+          </w:tcPr>
+          <w:p>
+            <w:pPr>
+              <w:bidi/>
+              <w:spacing w:after="0" w:line="260"/>
+              <w:jc w:val="center"/>
+            </w:pPr>
+            <w:r>
+              <w:rPr>
+                <w:rFonts w:ascii="Arial" w:cs="Arial" w:eastAsia="Arial" w:hAnsi="Arial"/>
+                <w:b w:val="false"/>
+                <w:bCs w:val="false"/>
+                <w:sz w:val="19"/>
+                <w:szCs w:val="19"/>
+                <w:rtl/>
+              </w:rPr>
+              <w:t xml:space="preserve">☐</w:t>
+            </w:r>
+          </w:p>
+        </w:tc>
+        <w:tc>
+          <w:tcPr>
+            <w:tcW w:type="dxa" w:w="640"/>
+            <w:tcBorders>
+              <w:top w:val="single" w:color="A6A6A6" w:sz="4"/>
+              <w:left w:val="single" w:color="A6A6A6" w:sz="4"/>
+              <w:bottom w:val="single" w:color="A6A6A6" w:sz="4"/>
+              <w:right w:val="single" w:color="A6A6A6" w:sz="4"/>
+            </w:tcBorders>
+            <w:tcMar>
+              <w:top w:type="dxa" w:w="50"/>
+              <w:left w:type="dxa" w:w="60"/>
+              <w:bottom w:type="dxa" w:w="50"/>
+              <w:right w:type="dxa" w:w="60"/>
+            </w:tcMar>
+          </w:tcPr>
+          <w:p>
+            <w:pPr>
+              <w:bidi/>
+              <w:spacing w:after="0" w:line="260"/>
+              <w:jc w:val="center"/>
+            </w:pPr>
+            <w:r>
+              <w:rPr>
+                <w:rFonts w:ascii="Arial" w:cs="Arial" w:eastAsia="Arial" w:hAnsi="Arial"/>
+                <w:b w:val="false"/>
+                <w:bCs w:val="false"/>
+                <w:sz w:val="19"/>
+                <w:szCs w:val="19"/>
+                <w:rtl/>
+              </w:rPr>
+              <w:t xml:space="preserve">☐</w:t>
+            </w:r>
+          </w:p>
+        </w:tc>
+        <w:tc>
+          <w:tcPr>
+            <w:tcW w:type="dxa" w:w="640"/>
+            <w:tcBorders>
+              <w:top w:val="single" w:color="A6A6A6" w:sz="4"/>
+              <w:left w:val="single" w:color="A6A6A6" w:sz="4"/>
+              <w:bottom w:val="single" w:color="A6A6A6" w:sz="4"/>
+              <w:right w:val="single" w:color="A6A6A6" w:sz="4"/>
+            </w:tcBorders>
+            <w:tcMar>
+              <w:top w:type="dxa" w:w="50"/>
+              <w:left w:type="dxa" w:w="60"/>
+              <w:bottom w:type="dxa" w:w="50"/>
+              <w:right w:type="dxa" w:w="60"/>
+            </w:tcMar>
+          </w:tcPr>
+          <w:p>
+            <w:pPr>
+              <w:bidi/>
+              <w:spacing w:after="0" w:line="260"/>
+              <w:jc w:val="center"/>
+            </w:pPr>
+            <w:r>
+              <w:rPr>
+                <w:rFonts w:ascii="Arial" w:cs="Arial" w:eastAsia="Arial" w:hAnsi="Arial"/>
+                <w:b w:val="false"/>
+                <w:bCs w:val="false"/>
+                <w:sz w:val="19"/>
+                <w:szCs w:val="19"/>
+                <w:rtl/>
+              </w:rPr>
+              <w:t xml:space="preserve">☐</w:t>
+            </w:r>
+          </w:p>
+        </w:tc>
+        <w:tc>
+          <w:tcPr>
+            <w:tcW w:type="dxa" w:w="640"/>
+            <w:tcBorders>
+              <w:top w:val="single" w:color="A6A6A6" w:sz="4"/>
+              <w:left w:val="single" w:color="A6A6A6" w:sz="4"/>
+              <w:bottom w:val="single" w:color="A6A6A6" w:sz="4"/>
+              <w:right w:val="single" w:color="A6A6A6" w:sz="4"/>
+            </w:tcBorders>
+            <w:tcMar>
+              <w:top w:type="dxa" w:w="50"/>
+              <w:left w:type="dxa" w:w="60"/>
+              <w:bottom w:type="dxa" w:w="50"/>
+              <w:right w:type="dxa" w:w="60"/>
+            </w:tcMar>
+          </w:tcPr>
+          <w:p>
+            <w:pPr>
+              <w:bidi/>
+              <w:spacing w:after="0" w:line="260"/>
+              <w:jc w:val="center"/>
+            </w:pPr>
+            <w:r>
+              <w:rPr>
+                <w:rFonts w:ascii="Arial" w:cs="Arial" w:eastAsia="Arial" w:hAnsi="Arial"/>
+                <w:b w:val="false"/>
+                <w:bCs w:val="false"/>
+                <w:sz w:val="19"/>
+                <w:szCs w:val="19"/>
+                <w:rtl/>
+              </w:rPr>
+              <w:t xml:space="preserve">☐</w:t>
+            </w:r>
+          </w:p>
+        </w:tc>
+        <w:tc>
+          <w:tcPr>
+            <w:tcW w:type="dxa" w:w="640"/>
+            <w:tcBorders>
+              <w:top w:val="single" w:color="A6A6A6" w:sz="4"/>
+              <w:left w:val="single" w:color="A6A6A6" w:sz="4"/>
+              <w:bottom w:val="single" w:color="A6A6A6" w:sz="4"/>
+              <w:right w:val="single" w:color="A6A6A6" w:sz="4"/>
+            </w:tcBorders>
+            <w:tcMar>
+              <w:top w:type="dxa" w:w="50"/>
+              <w:left w:type="dxa" w:w="60"/>
+              <w:bottom w:type="dxa" w:w="50"/>
+              <w:right w:type="dxa" w:w="60"/>
+            </w:tcMar>
+          </w:tcPr>
+          <w:p>
+            <w:pPr>
+              <w:bidi/>
+              <w:spacing w:after="0" w:line="260"/>
+              <w:jc w:val="center"/>
+            </w:pPr>
+            <w:r>
+              <w:rPr>
+                <w:rFonts w:ascii="Arial" w:cs="Arial" w:eastAsia="Arial" w:hAnsi="Arial"/>
+                <w:b w:val="false"/>
+                <w:bCs w:val="false"/>
+                <w:sz w:val="19"/>
+                <w:szCs w:val="19"/>
+                <w:rtl/>
+              </w:rPr>
+              <w:t xml:space="preserve">☐</w:t>
+            </w:r>
+          </w:p>
+        </w:tc>
+      </w:tr>
+      <w:tr>
+        <w:trPr>
+          <w:cantSplit/>
+          <w:tblHeader w:val="false"/>
+        </w:trPr>
+        <w:tc>
+          <w:tcPr>
+            <w:tcW w:type="dxa" w:w="650"/>
+            <w:tcBorders>
+              <w:top w:val="single" w:color="A6A6A6" w:sz="4"/>
+              <w:left w:val="single" w:color="A6A6A6" w:sz="4"/>
+              <w:bottom w:val="single" w:color="A6A6A6" w:sz="4"/>
+              <w:right w:val="single" w:color="A6A6A6" w:sz="4"/>
+            </w:tcBorders>
+            <w:tcMar>
+              <w:top w:type="dxa" w:w="50"/>
+              <w:left w:type="dxa" w:w="60"/>
+              <w:bottom w:type="dxa" w:w="50"/>
+              <w:right w:type="dxa" w:w="60"/>
+            </w:tcMar>
+          </w:tcPr>
+          <w:p>
+            <w:pPr>
+              <w:bidi/>
+              <w:spacing w:after="0" w:line="260"/>
+              <w:jc w:val="center"/>
+            </w:pPr>
+            <w:r>
+              <w:rPr>
+                <w:rFonts w:ascii="Arial" w:cs="Arial" w:eastAsia="Arial" w:hAnsi="Arial"/>
+                <w:b w:val="false"/>
+                <w:bCs w:val="false"/>
+                <w:sz w:val="19"/>
+                <w:szCs w:val="19"/>
+                <w:rtl/>
+              </w:rPr>
+              <w:t xml:space="preserve">CN4</w:t>
+            </w:r>
+          </w:p>
+        </w:tc>
+        <w:tc>
+          <w:tcPr>
+            <w:tcW w:type="dxa" w:w="5650"/>
+            <w:tcBorders>
+              <w:top w:val="single" w:color="A6A6A6" w:sz="4"/>
+              <w:left w:val="single" w:color="A6A6A6" w:sz="4"/>
+              <w:bottom w:val="single" w:color="A6A6A6" w:sz="4"/>
+              <w:right w:val="single" w:color="A6A6A6" w:sz="4"/>
+            </w:tcBorders>
+            <w:tcMar>
+              <w:top w:type="dxa" w:w="50"/>
+              <w:left w:type="dxa" w:w="60"/>
+              <w:bottom w:type="dxa" w:w="50"/>
+              <w:right w:type="dxa" w:w="60"/>
+            </w:tcMar>
+          </w:tcPr>
+          <w:p>
+            <w:pPr>
+              <w:bidi/>
+              <w:spacing w:after="0" w:line="260"/>
+            </w:pPr>
+            <w:r>
+              <w:rPr>
+                <w:rFonts w:ascii="Arial" w:cs="Arial" w:eastAsia="Arial" w:hAnsi="Arial"/>
+                <w:b w:val="false"/>
+                <w:bCs w:val="false"/>
+                <w:sz w:val="19"/>
+                <w:szCs w:val="19"/>
+                <w:rtl/>
+              </w:rPr>
+              <w:t xml:space="preserve">تعارض به انجام کار در این تیم آسیب می‌زند.</w:t>
+            </w:r>
+          </w:p>
+        </w:tc>
+        <w:tc>
+          <w:tcPr>
+            <w:tcW w:type="dxa" w:w="640"/>
+            <w:tcBorders>
+              <w:top w:val="single" w:color="A6A6A6" w:sz="4"/>
+              <w:left w:val="single" w:color="A6A6A6" w:sz="4"/>
+              <w:bottom w:val="single" w:color="A6A6A6" w:sz="4"/>
+              <w:right w:val="single" w:color="A6A6A6" w:sz="4"/>
+            </w:tcBorders>
+            <w:tcMar>
+              <w:top w:type="dxa" w:w="50"/>
+              <w:left w:type="dxa" w:w="60"/>
+              <w:bottom w:type="dxa" w:w="50"/>
+              <w:right w:type="dxa" w:w="60"/>
+            </w:tcMar>
+          </w:tcPr>
+          <w:p>
+            <w:pPr>
+              <w:bidi/>
+              <w:spacing w:after="0" w:line="260"/>
+              <w:jc w:val="center"/>
+            </w:pPr>
+            <w:r>
+              <w:rPr>
+                <w:rFonts w:ascii="Arial" w:cs="Arial" w:eastAsia="Arial" w:hAnsi="Arial"/>
+                <w:b w:val="false"/>
+                <w:bCs w:val="false"/>
+                <w:sz w:val="19"/>
+                <w:szCs w:val="19"/>
+                <w:rtl/>
+              </w:rPr>
+              <w:t xml:space="preserve">☐</w:t>
+            </w:r>
+          </w:p>
+        </w:tc>
+        <w:tc>
+          <w:tcPr>
+            <w:tcW w:type="dxa" w:w="640"/>
+            <w:tcBorders>
+              <w:top w:val="single" w:color="A6A6A6" w:sz="4"/>
+              <w:left w:val="single" w:color="A6A6A6" w:sz="4"/>
+              <w:bottom w:val="single" w:color="A6A6A6" w:sz="4"/>
+              <w:right w:val="single" w:color="A6A6A6" w:sz="4"/>
+            </w:tcBorders>
+            <w:tcMar>
+              <w:top w:type="dxa" w:w="50"/>
+              <w:left w:type="dxa" w:w="60"/>
+              <w:bottom w:type="dxa" w:w="50"/>
+              <w:right w:type="dxa" w:w="60"/>
+            </w:tcMar>
+          </w:tcPr>
+          <w:p>
+            <w:pPr>
+              <w:bidi/>
+              <w:spacing w:after="0" w:line="260"/>
+              <w:jc w:val="center"/>
+            </w:pPr>
+            <w:r>
+              <w:rPr>
+                <w:rFonts w:ascii="Arial" w:cs="Arial" w:eastAsia="Arial" w:hAnsi="Arial"/>
+                <w:b w:val="false"/>
+                <w:bCs w:val="false"/>
+                <w:sz w:val="19"/>
+                <w:szCs w:val="19"/>
+                <w:rtl/>
+              </w:rPr>
+              <w:t xml:space="preserve">☐</w:t>
+            </w:r>
+          </w:p>
+        </w:tc>
+        <w:tc>
+          <w:tcPr>
+            <w:tcW w:type="dxa" w:w="640"/>
+            <w:tcBorders>
+              <w:top w:val="single" w:color="A6A6A6" w:sz="4"/>
+              <w:left w:val="single" w:color="A6A6A6" w:sz="4"/>
+              <w:bottom w:val="single" w:color="A6A6A6" w:sz="4"/>
+              <w:right w:val="single" w:color="A6A6A6" w:sz="4"/>
+            </w:tcBorders>
+            <w:tcMar>
+              <w:top w:type="dxa" w:w="50"/>
+              <w:left w:type="dxa" w:w="60"/>
+              <w:bottom w:type="dxa" w:w="50"/>
+              <w:right w:type="dxa" w:w="60"/>
+            </w:tcMar>
+          </w:tcPr>
+          <w:p>
+            <w:pPr>
+              <w:bidi/>
+              <w:spacing w:after="0" w:line="260"/>
+              <w:jc w:val="center"/>
+            </w:pPr>
+            <w:r>
+              <w:rPr>
+                <w:rFonts w:ascii="Arial" w:cs="Arial" w:eastAsia="Arial" w:hAnsi="Arial"/>
+                <w:b w:val="false"/>
+                <w:bCs w:val="false"/>
+                <w:sz w:val="19"/>
+                <w:szCs w:val="19"/>
+                <w:rtl/>
+              </w:rPr>
+              <w:t xml:space="preserve">☐</w:t>
+            </w:r>
+          </w:p>
+        </w:tc>
+        <w:tc>
+          <w:tcPr>
+            <w:tcW w:type="dxa" w:w="640"/>
+            <w:tcBorders>
+              <w:top w:val="single" w:color="A6A6A6" w:sz="4"/>
+              <w:left w:val="single" w:color="A6A6A6" w:sz="4"/>
+              <w:bottom w:val="single" w:color="A6A6A6" w:sz="4"/>
+              <w:right w:val="single" w:color="A6A6A6" w:sz="4"/>
+            </w:tcBorders>
+            <w:tcMar>
+              <w:top w:type="dxa" w:w="50"/>
+              <w:left w:type="dxa" w:w="60"/>
+              <w:bottom w:type="dxa" w:w="50"/>
+              <w:right w:type="dxa" w:w="60"/>
+            </w:tcMar>
+          </w:tcPr>
+          <w:p>
+            <w:pPr>
+              <w:bidi/>
+              <w:spacing w:after="0" w:line="260"/>
+              <w:jc w:val="center"/>
+            </w:pPr>
+            <w:r>
+              <w:rPr>
+                <w:rFonts w:ascii="Arial" w:cs="Arial" w:eastAsia="Arial" w:hAnsi="Arial"/>
+                <w:b w:val="false"/>
+                <w:bCs w:val="false"/>
+                <w:sz w:val="19"/>
+                <w:szCs w:val="19"/>
+                <w:rtl/>
+              </w:rPr>
+              <w:t xml:space="preserve">☐</w:t>
+            </w:r>
+          </w:p>
+        </w:tc>
+        <w:tc>
+          <w:tcPr>
+            <w:tcW w:type="dxa" w:w="640"/>
+            <w:tcBorders>
+              <w:top w:val="single" w:color="A6A6A6" w:sz="4"/>
+              <w:left w:val="single" w:color="A6A6A6" w:sz="4"/>
+              <w:bottom w:val="single" w:color="A6A6A6" w:sz="4"/>
+              <w:right w:val="single" w:color="A6A6A6" w:sz="4"/>
+            </w:tcBorders>
+            <w:tcMar>
+              <w:top w:type="dxa" w:w="50"/>
+              <w:left w:type="dxa" w:w="60"/>
+              <w:bottom w:type="dxa" w:w="50"/>
+              <w:right w:type="dxa" w:w="60"/>
+            </w:tcMar>
+          </w:tcPr>
+          <w:p>
+            <w:pPr>
+              <w:bidi/>
+              <w:spacing w:after="0" w:line="260"/>
+              <w:jc w:val="center"/>
+            </w:pPr>
+            <w:r>
+              <w:rPr>
+                <w:rFonts w:ascii="Arial" w:cs="Arial" w:eastAsia="Arial" w:hAnsi="Arial"/>
+                <w:b w:val="false"/>
+                <w:bCs w:val="false"/>
+                <w:sz w:val="19"/>
+                <w:szCs w:val="19"/>
+                <w:rtl/>
+              </w:rPr>
+              <w:t xml:space="preserve">☐</w:t>
+            </w:r>
+          </w:p>
+        </w:tc>
+      </w:tr>
+      <w:tr>
+        <w:trPr>
+          <w:cantSplit/>
+          <w:tblHeader w:val="false"/>
+        </w:trPr>
+        <w:tc>
+          <w:tcPr>
+            <w:tcW w:type="dxa" w:w="650"/>
+            <w:tcBorders>
+              <w:top w:val="single" w:color="A6A6A6" w:sz="4"/>
+              <w:left w:val="single" w:color="A6A6A6" w:sz="4"/>
+              <w:bottom w:val="single" w:color="A6A6A6" w:sz="4"/>
+              <w:right w:val="single" w:color="A6A6A6" w:sz="4"/>
+            </w:tcBorders>
+            <w:tcMar>
+              <w:top w:type="dxa" w:w="50"/>
+              <w:left w:type="dxa" w:w="60"/>
+              <w:bottom w:type="dxa" w:w="50"/>
+              <w:right w:type="dxa" w:w="60"/>
+            </w:tcMar>
+          </w:tcPr>
+          <w:p>
+            <w:pPr>
+              <w:bidi/>
+              <w:spacing w:after="0" w:line="260"/>
+              <w:jc w:val="center"/>
+            </w:pPr>
+            <w:r>
+              <w:rPr>
+                <w:rFonts w:ascii="Arial" w:cs="Arial" w:eastAsia="Arial" w:hAnsi="Arial"/>
+                <w:b w:val="false"/>
+                <w:bCs w:val="false"/>
+                <w:sz w:val="19"/>
+                <w:szCs w:val="19"/>
+                <w:rtl/>
+              </w:rPr>
+              <w:t xml:space="preserve">CN5</w:t>
+            </w:r>
+          </w:p>
+        </w:tc>
+        <w:tc>
+          <w:tcPr>
+            <w:tcW w:type="dxa" w:w="5650"/>
+            <w:tcBorders>
+              <w:top w:val="single" w:color="A6A6A6" w:sz="4"/>
+              <w:left w:val="single" w:color="A6A6A6" w:sz="4"/>
+              <w:bottom w:val="single" w:color="A6A6A6" w:sz="4"/>
+              <w:right w:val="single" w:color="A6A6A6" w:sz="4"/>
+            </w:tcBorders>
+            <w:tcMar>
+              <w:top w:type="dxa" w:w="50"/>
+              <w:left w:type="dxa" w:w="60"/>
+              <w:bottom w:type="dxa" w:w="50"/>
+              <w:right w:type="dxa" w:w="60"/>
+            </w:tcMar>
+          </w:tcPr>
+          <w:p>
+            <w:pPr>
+              <w:bidi/>
+              <w:spacing w:after="0" w:line="260"/>
+            </w:pPr>
+            <w:r>
+              <w:rPr>
+                <w:rFonts w:ascii="Arial" w:cs="Arial" w:eastAsia="Arial" w:hAnsi="Arial"/>
+                <w:b w:val="false"/>
+                <w:bCs w:val="false"/>
+                <w:sz w:val="19"/>
+                <w:szCs w:val="19"/>
+                <w:rtl/>
+              </w:rPr>
+              <w:t xml:space="preserve">بروز احساسات (مثلاً گریه یا فریاد) در این تیم پذیرفته است.</w:t>
+            </w:r>
+          </w:p>
+        </w:tc>
+        <w:tc>
+          <w:tcPr>
+            <w:tcW w:type="dxa" w:w="640"/>
+            <w:tcBorders>
+              <w:top w:val="single" w:color="A6A6A6" w:sz="4"/>
+              <w:left w:val="single" w:color="A6A6A6" w:sz="4"/>
+              <w:bottom w:val="single" w:color="A6A6A6" w:sz="4"/>
+              <w:right w:val="single" w:color="A6A6A6" w:sz="4"/>
+            </w:tcBorders>
+            <w:tcMar>
+              <w:top w:type="dxa" w:w="50"/>
+              <w:left w:type="dxa" w:w="60"/>
+              <w:bottom w:type="dxa" w:w="50"/>
+              <w:right w:type="dxa" w:w="60"/>
+            </w:tcMar>
+          </w:tcPr>
+          <w:p>
+            <w:pPr>
+              <w:bidi/>
+              <w:spacing w:after="0" w:line="260"/>
+              <w:jc w:val="center"/>
+            </w:pPr>
+            <w:r>
+              <w:rPr>
+                <w:rFonts w:ascii="Arial" w:cs="Arial" w:eastAsia="Arial" w:hAnsi="Arial"/>
+                <w:b w:val="false"/>
+                <w:bCs w:val="false"/>
+                <w:sz w:val="19"/>
+                <w:szCs w:val="19"/>
+                <w:rtl/>
+              </w:rPr>
+              <w:t xml:space="preserve">☐</w:t>
+            </w:r>
+          </w:p>
+        </w:tc>
+        <w:tc>
+          <w:tcPr>
+            <w:tcW w:type="dxa" w:w="640"/>
+            <w:tcBorders>
+              <w:top w:val="single" w:color="A6A6A6" w:sz="4"/>
+              <w:left w:val="single" w:color="A6A6A6" w:sz="4"/>
+              <w:bottom w:val="single" w:color="A6A6A6" w:sz="4"/>
+              <w:right w:val="single" w:color="A6A6A6" w:sz="4"/>
+            </w:tcBorders>
+            <w:tcMar>
+              <w:top w:type="dxa" w:w="50"/>
+              <w:left w:type="dxa" w:w="60"/>
+              <w:bottom w:type="dxa" w:w="50"/>
+              <w:right w:type="dxa" w:w="60"/>
+            </w:tcMar>
+          </w:tcPr>
+          <w:p>
+            <w:pPr>
+              <w:bidi/>
+              <w:spacing w:after="0" w:line="260"/>
+              <w:jc w:val="center"/>
+            </w:pPr>
+            <w:r>
+              <w:rPr>
+                <w:rFonts w:ascii="Arial" w:cs="Arial" w:eastAsia="Arial" w:hAnsi="Arial"/>
+                <w:b w:val="false"/>
+                <w:bCs w:val="false"/>
+                <w:sz w:val="19"/>
+                <w:szCs w:val="19"/>
+                <w:rtl/>
+              </w:rPr>
+              <w:t xml:space="preserve">☐</w:t>
+            </w:r>
+          </w:p>
+        </w:tc>
+        <w:tc>
+          <w:tcPr>
+            <w:tcW w:type="dxa" w:w="640"/>
+            <w:tcBorders>
+              <w:top w:val="single" w:color="A6A6A6" w:sz="4"/>
+              <w:left w:val="single" w:color="A6A6A6" w:sz="4"/>
+              <w:bottom w:val="single" w:color="A6A6A6" w:sz="4"/>
+              <w:right w:val="single" w:color="A6A6A6" w:sz="4"/>
+            </w:tcBorders>
+            <w:tcMar>
+              <w:top w:type="dxa" w:w="50"/>
+              <w:left w:type="dxa" w:w="60"/>
+              <w:bottom w:type="dxa" w:w="50"/>
+              <w:right w:type="dxa" w:w="60"/>
+            </w:tcMar>
+          </w:tcPr>
+          <w:p>
+            <w:pPr>
+              <w:bidi/>
+              <w:spacing w:after="0" w:line="260"/>
+              <w:jc w:val="center"/>
+            </w:pPr>
+            <w:r>
+              <w:rPr>
+                <w:rFonts w:ascii="Arial" w:cs="Arial" w:eastAsia="Arial" w:hAnsi="Arial"/>
+                <w:b w:val="false"/>
+                <w:bCs w:val="false"/>
+                <w:sz w:val="19"/>
+                <w:szCs w:val="19"/>
+                <w:rtl/>
+              </w:rPr>
+              <w:t xml:space="preserve">☐</w:t>
+            </w:r>
+          </w:p>
+        </w:tc>
+        <w:tc>
+          <w:tcPr>
+            <w:tcW w:type="dxa" w:w="640"/>
+            <w:tcBorders>
+              <w:top w:val="single" w:color="A6A6A6" w:sz="4"/>
+              <w:left w:val="single" w:color="A6A6A6" w:sz="4"/>
+              <w:bottom w:val="single" w:color="A6A6A6" w:sz="4"/>
+              <w:right w:val="single" w:color="A6A6A6" w:sz="4"/>
+            </w:tcBorders>
+            <w:tcMar>
+              <w:top w:type="dxa" w:w="50"/>
+              <w:left w:type="dxa" w:w="60"/>
+              <w:bottom w:type="dxa" w:w="50"/>
+              <w:right w:type="dxa" w:w="60"/>
+            </w:tcMar>
+          </w:tcPr>
+          <w:p>
+            <w:pPr>
+              <w:bidi/>
+              <w:spacing w:after="0" w:line="260"/>
+              <w:jc w:val="center"/>
+            </w:pPr>
+            <w:r>
+              <w:rPr>
+                <w:rFonts w:ascii="Arial" w:cs="Arial" w:eastAsia="Arial" w:hAnsi="Arial"/>
+                <w:b w:val="false"/>
+                <w:bCs w:val="false"/>
+                <w:sz w:val="19"/>
+                <w:szCs w:val="19"/>
+                <w:rtl/>
+              </w:rPr>
+              <w:t xml:space="preserve">☐</w:t>
+            </w:r>
+          </w:p>
+        </w:tc>
+        <w:tc>
+          <w:tcPr>
+            <w:tcW w:type="dxa" w:w="640"/>
+            <w:tcBorders>
+              <w:top w:val="single" w:color="A6A6A6" w:sz="4"/>
+              <w:left w:val="single" w:color="A6A6A6" w:sz="4"/>
+              <w:bottom w:val="single" w:color="A6A6A6" w:sz="4"/>
+              <w:right w:val="single" w:color="A6A6A6" w:sz="4"/>
+            </w:tcBorders>
+            <w:tcMar>
+              <w:top w:type="dxa" w:w="50"/>
+              <w:left w:type="dxa" w:w="60"/>
+              <w:bottom w:type="dxa" w:w="50"/>
+              <w:right w:type="dxa" w:w="60"/>
+            </w:tcMar>
+          </w:tcPr>
+          <w:p>
+            <w:pPr>
+              <w:bidi/>
+              <w:spacing w:after="0" w:line="260"/>
+              <w:jc w:val="center"/>
+            </w:pPr>
+            <w:r>
+              <w:rPr>
+                <w:rFonts w:ascii="Arial" w:cs="Arial" w:eastAsia="Arial" w:hAnsi="Arial"/>
+                <w:b w:val="false"/>
+                <w:bCs w:val="false"/>
+                <w:sz w:val="19"/>
+                <w:szCs w:val="19"/>
+                <w:rtl/>
+              </w:rPr>
+              <w:t xml:space="preserve">☐</w:t>
+            </w:r>
+          </w:p>
+        </w:tc>
+      </w:tr>
+      <w:tr>
+        <w:trPr>
+          <w:cantSplit/>
+          <w:tblHeader w:val="false"/>
+        </w:trPr>
+        <w:tc>
+          <w:tcPr>
+            <w:tcW w:type="dxa" w:w="650"/>
+            <w:tcBorders>
+              <w:top w:val="single" w:color="A6A6A6" w:sz="4"/>
+              <w:left w:val="single" w:color="A6A6A6" w:sz="4"/>
+              <w:bottom w:val="single" w:color="A6A6A6" w:sz="4"/>
+              <w:right w:val="single" w:color="A6A6A6" w:sz="4"/>
+            </w:tcBorders>
+            <w:tcMar>
+              <w:top w:type="dxa" w:w="50"/>
+              <w:left w:type="dxa" w:w="60"/>
+              <w:bottom w:type="dxa" w:w="50"/>
+              <w:right w:type="dxa" w:w="60"/>
+            </w:tcMar>
+          </w:tcPr>
+          <w:p>
+            <w:pPr>
+              <w:bidi/>
+              <w:spacing w:after="0" w:line="260"/>
+              <w:jc w:val="center"/>
+            </w:pPr>
+            <w:r>
+              <w:rPr>
+                <w:rFonts w:ascii="Arial" w:cs="Arial" w:eastAsia="Arial" w:hAnsi="Arial"/>
+                <w:b w:val="false"/>
+                <w:bCs w:val="false"/>
+                <w:sz w:val="19"/>
+                <w:szCs w:val="19"/>
+                <w:rtl/>
+              </w:rPr>
+              <w:t xml:space="preserve">CN6</w:t>
+            </w:r>
+          </w:p>
+        </w:tc>
+        <w:tc>
+          <w:tcPr>
+            <w:tcW w:type="dxa" w:w="5650"/>
+            <w:tcBorders>
+              <w:top w:val="single" w:color="A6A6A6" w:sz="4"/>
+              <w:left w:val="single" w:color="A6A6A6" w:sz="4"/>
+              <w:bottom w:val="single" w:color="A6A6A6" w:sz="4"/>
+              <w:right w:val="single" w:color="A6A6A6" w:sz="4"/>
+            </w:tcBorders>
+            <w:tcMar>
+              <w:top w:type="dxa" w:w="50"/>
+              <w:left w:type="dxa" w:w="60"/>
+              <w:bottom w:type="dxa" w:w="50"/>
+              <w:right w:type="dxa" w:w="60"/>
+            </w:tcMar>
+          </w:tcPr>
+          <w:p>
+            <w:pPr>
+              <w:bidi/>
+              <w:spacing w:after="0" w:line="260"/>
+            </w:pPr>
+            <w:r>
+              <w:rPr>
+                <w:rFonts w:ascii="Arial" w:cs="Arial" w:eastAsia="Arial" w:hAnsi="Arial"/>
+                <w:b w:val="false"/>
+                <w:bCs w:val="false"/>
+                <w:sz w:val="19"/>
+                <w:szCs w:val="19"/>
+                <w:rtl/>
+              </w:rPr>
+              <w:t xml:space="preserve">اختلاف‌نظر در این تیم تشویق می‌شود.</w:t>
+            </w:r>
+          </w:p>
+        </w:tc>
+        <w:tc>
+          <w:tcPr>
+            <w:tcW w:type="dxa" w:w="640"/>
+            <w:tcBorders>
+              <w:top w:val="single" w:color="A6A6A6" w:sz="4"/>
+              <w:left w:val="single" w:color="A6A6A6" w:sz="4"/>
+              <w:bottom w:val="single" w:color="A6A6A6" w:sz="4"/>
+              <w:right w:val="single" w:color="A6A6A6" w:sz="4"/>
+            </w:tcBorders>
+            <w:tcMar>
+              <w:top w:type="dxa" w:w="50"/>
+              <w:left w:type="dxa" w:w="60"/>
+              <w:bottom w:type="dxa" w:w="50"/>
+              <w:right w:type="dxa" w:w="60"/>
+            </w:tcMar>
+          </w:tcPr>
+          <w:p>
+            <w:pPr>
+              <w:bidi/>
+              <w:spacing w:after="0" w:line="260"/>
+              <w:jc w:val="center"/>
+            </w:pPr>
+            <w:r>
+              <w:rPr>
+                <w:rFonts w:ascii="Arial" w:cs="Arial" w:eastAsia="Arial" w:hAnsi="Arial"/>
+                <w:b w:val="false"/>
+                <w:bCs w:val="false"/>
+                <w:sz w:val="19"/>
+                <w:szCs w:val="19"/>
+                <w:rtl/>
+              </w:rPr>
+              <w:t xml:space="preserve">☐</w:t>
+            </w:r>
+          </w:p>
+        </w:tc>
+        <w:tc>
+          <w:tcPr>
+            <w:tcW w:type="dxa" w:w="640"/>
+            <w:tcBorders>
+              <w:top w:val="single" w:color="A6A6A6" w:sz="4"/>
+              <w:left w:val="single" w:color="A6A6A6" w:sz="4"/>
+              <w:bottom w:val="single" w:color="A6A6A6" w:sz="4"/>
+              <w:right w:val="single" w:color="A6A6A6" w:sz="4"/>
+            </w:tcBorders>
+            <w:tcMar>
+              <w:top w:type="dxa" w:w="50"/>
+              <w:left w:type="dxa" w:w="60"/>
+              <w:bottom w:type="dxa" w:w="50"/>
+              <w:right w:type="dxa" w:w="60"/>
+            </w:tcMar>
+          </w:tcPr>
+          <w:p>
+            <w:pPr>
+              <w:bidi/>
+              <w:spacing w:after="0" w:line="260"/>
+              <w:jc w:val="center"/>
+            </w:pPr>
+            <w:r>
+              <w:rPr>
+                <w:rFonts w:ascii="Arial" w:cs="Arial" w:eastAsia="Arial" w:hAnsi="Arial"/>
+                <w:b w:val="false"/>
+                <w:bCs w:val="false"/>
+                <w:sz w:val="19"/>
+                <w:szCs w:val="19"/>
+                <w:rtl/>
+              </w:rPr>
+              <w:t xml:space="preserve">☐</w:t>
+            </w:r>
+          </w:p>
+        </w:tc>
+        <w:tc>
+          <w:tcPr>
+            <w:tcW w:type="dxa" w:w="640"/>
+            <w:tcBorders>
+              <w:top w:val="single" w:color="A6A6A6" w:sz="4"/>
+              <w:left w:val="single" w:color="A6A6A6" w:sz="4"/>
+              <w:bottom w:val="single" w:color="A6A6A6" w:sz="4"/>
+              <w:right w:val="single" w:color="A6A6A6" w:sz="4"/>
+            </w:tcBorders>
+            <w:tcMar>
+              <w:top w:type="dxa" w:w="50"/>
+              <w:left w:type="dxa" w:w="60"/>
+              <w:bottom w:type="dxa" w:w="50"/>
+              <w:right w:type="dxa" w:w="60"/>
+            </w:tcMar>
+          </w:tcPr>
+          <w:p>
+            <w:pPr>
+              <w:bidi/>
+              <w:spacing w:after="0" w:line="260"/>
+              <w:jc w:val="center"/>
+            </w:pPr>
+            <w:r>
+              <w:rPr>
+                <w:rFonts w:ascii="Arial" w:cs="Arial" w:eastAsia="Arial" w:hAnsi="Arial"/>
+                <w:b w:val="false"/>
+                <w:bCs w:val="false"/>
+                <w:sz w:val="19"/>
+                <w:szCs w:val="19"/>
+                <w:rtl/>
+              </w:rPr>
+              <w:t xml:space="preserve">☐</w:t>
+            </w:r>
+          </w:p>
+        </w:tc>
+        <w:tc>
+          <w:tcPr>
+            <w:tcW w:type="dxa" w:w="640"/>
+            <w:tcBorders>
+              <w:top w:val="single" w:color="A6A6A6" w:sz="4"/>
+              <w:left w:val="single" w:color="A6A6A6" w:sz="4"/>
+              <w:bottom w:val="single" w:color="A6A6A6" w:sz="4"/>
+              <w:right w:val="single" w:color="A6A6A6" w:sz="4"/>
+            </w:tcBorders>
+            <w:tcMar>
+              <w:top w:type="dxa" w:w="50"/>
+              <w:left w:type="dxa" w:w="60"/>
+              <w:bottom w:type="dxa" w:w="50"/>
+              <w:right w:type="dxa" w:w="60"/>
+            </w:tcMar>
+          </w:tcPr>
+          <w:p>
+            <w:pPr>
+              <w:bidi/>
+              <w:spacing w:after="0" w:line="260"/>
+              <w:jc w:val="center"/>
+            </w:pPr>
+            <w:r>
+              <w:rPr>
+                <w:rFonts w:ascii="Arial" w:cs="Arial" w:eastAsia="Arial" w:hAnsi="Arial"/>
+                <w:b w:val="false"/>
+                <w:bCs w:val="false"/>
+                <w:sz w:val="19"/>
+                <w:szCs w:val="19"/>
+                <w:rtl/>
+              </w:rPr>
+              <w:t xml:space="preserve">☐</w:t>
+            </w:r>
+          </w:p>
+        </w:tc>
+        <w:tc>
+          <w:tcPr>
+            <w:tcW w:type="dxa" w:w="640"/>
+            <w:tcBorders>
+              <w:top w:val="single" w:color="A6A6A6" w:sz="4"/>
+              <w:left w:val="single" w:color="A6A6A6" w:sz="4"/>
+              <w:bottom w:val="single" w:color="A6A6A6" w:sz="4"/>
+              <w:right w:val="single" w:color="A6A6A6" w:sz="4"/>
+            </w:tcBorders>
+            <w:tcMar>
+              <w:top w:type="dxa" w:w="50"/>
+              <w:left w:type="dxa" w:w="60"/>
+              <w:bottom w:type="dxa" w:w="50"/>
+              <w:right w:type="dxa" w:w="60"/>
+            </w:tcMar>
+          </w:tcPr>
+          <w:p>
+            <w:pPr>
+              <w:bidi/>
+              <w:spacing w:after="0" w:line="260"/>
+              <w:jc w:val="center"/>
+            </w:pPr>
+            <w:r>
+              <w:rPr>
+                <w:rFonts w:ascii="Arial" w:cs="Arial" w:eastAsia="Arial" w:hAnsi="Arial"/>
+                <w:b w:val="false"/>
+                <w:bCs w:val="false"/>
+                <w:sz w:val="19"/>
+                <w:szCs w:val="19"/>
+                <w:rtl/>
+              </w:rPr>
+              <w:t xml:space="preserve">☐</w:t>
+            </w:r>
+          </w:p>
+        </w:tc>
+      </w:tr>
+      <w:tr>
+        <w:trPr>
+          <w:cantSplit/>
+          <w:tblHeader w:val="false"/>
+        </w:trPr>
+        <w:tc>
+          <w:tcPr>
+            <w:tcW w:type="dxa" w:w="650"/>
+            <w:tcBorders>
+              <w:top w:val="single" w:color="A6A6A6" w:sz="4"/>
+              <w:left w:val="single" w:color="A6A6A6" w:sz="4"/>
+              <w:bottom w:val="single" w:color="A6A6A6" w:sz="4"/>
+              <w:right w:val="single" w:color="A6A6A6" w:sz="4"/>
+            </w:tcBorders>
+            <w:tcMar>
+              <w:top w:type="dxa" w:w="50"/>
+              <w:left w:type="dxa" w:w="60"/>
+              <w:bottom w:type="dxa" w:w="50"/>
+              <w:right w:type="dxa" w:w="60"/>
+            </w:tcMar>
+          </w:tcPr>
+          <w:p>
+            <w:pPr>
+              <w:bidi/>
+              <w:spacing w:after="0" w:line="260"/>
+              <w:jc w:val="center"/>
+            </w:pPr>
+            <w:r>
+              <w:rPr>
+                <w:rFonts w:ascii="Arial" w:cs="Arial" w:eastAsia="Arial" w:hAnsi="Arial"/>
+                <w:b w:val="false"/>
+                <w:bCs w:val="false"/>
+                <w:sz w:val="19"/>
+                <w:szCs w:val="19"/>
+                <w:rtl/>
+              </w:rPr>
+              <w:t xml:space="preserve">CN7</w:t>
+            </w:r>
+          </w:p>
+        </w:tc>
+        <w:tc>
+          <w:tcPr>
+            <w:tcW w:type="dxa" w:w="5650"/>
+            <w:tcBorders>
+              <w:top w:val="single" w:color="A6A6A6" w:sz="4"/>
+              <w:left w:val="single" w:color="A6A6A6" w:sz="4"/>
+              <w:bottom w:val="single" w:color="A6A6A6" w:sz="4"/>
+              <w:right w:val="single" w:color="A6A6A6" w:sz="4"/>
+            </w:tcBorders>
+            <w:tcMar>
+              <w:top w:type="dxa" w:w="50"/>
+              <w:left w:type="dxa" w:w="60"/>
+              <w:bottom w:type="dxa" w:w="50"/>
+              <w:right w:type="dxa" w:w="60"/>
+            </w:tcMar>
+          </w:tcPr>
+          <w:p>
+            <w:pPr>
+              <w:bidi/>
+              <w:spacing w:after="0" w:line="260"/>
+            </w:pPr>
+            <w:r>
+              <w:rPr>
+                <w:rFonts w:ascii="Arial" w:cs="Arial" w:eastAsia="Arial" w:hAnsi="Arial"/>
+                <w:b w:val="false"/>
+                <w:bCs w:val="false"/>
+                <w:sz w:val="19"/>
+                <w:szCs w:val="19"/>
+                <w:rtl/>
+              </w:rPr>
+              <w:t xml:space="preserve">از اختلاف‌نظر درباره‌ی مسئولیت‌های شغلی در این تیم پرهیز می‌شود.</w:t>
+            </w:r>
+          </w:p>
+        </w:tc>
+        <w:tc>
+          <w:tcPr>
+            <w:tcW w:type="dxa" w:w="640"/>
+            <w:tcBorders>
+              <w:top w:val="single" w:color="A6A6A6" w:sz="4"/>
+              <w:left w:val="single" w:color="A6A6A6" w:sz="4"/>
+              <w:bottom w:val="single" w:color="A6A6A6" w:sz="4"/>
+              <w:right w:val="single" w:color="A6A6A6" w:sz="4"/>
+            </w:tcBorders>
+            <w:tcMar>
+              <w:top w:type="dxa" w:w="50"/>
+              <w:left w:type="dxa" w:w="60"/>
+              <w:bottom w:type="dxa" w:w="50"/>
+              <w:right w:type="dxa" w:w="60"/>
+            </w:tcMar>
+          </w:tcPr>
+          <w:p>
+            <w:pPr>
+              <w:bidi/>
+              <w:spacing w:after="0" w:line="260"/>
+              <w:jc w:val="center"/>
+            </w:pPr>
+            <w:r>
+              <w:rPr>
+                <w:rFonts w:ascii="Arial" w:cs="Arial" w:eastAsia="Arial" w:hAnsi="Arial"/>
+                <w:b w:val="false"/>
+                <w:bCs w:val="false"/>
+                <w:sz w:val="19"/>
+                <w:szCs w:val="19"/>
+                <w:rtl/>
+              </w:rPr>
+              <w:t xml:space="preserve">☐</w:t>
+            </w:r>
+          </w:p>
+        </w:tc>
+        <w:tc>
+          <w:tcPr>
+            <w:tcW w:type="dxa" w:w="640"/>
+            <w:tcBorders>
+              <w:top w:val="single" w:color="A6A6A6" w:sz="4"/>
+              <w:left w:val="single" w:color="A6A6A6" w:sz="4"/>
+              <w:bottom w:val="single" w:color="A6A6A6" w:sz="4"/>
+              <w:right w:val="single" w:color="A6A6A6" w:sz="4"/>
+            </w:tcBorders>
+            <w:tcMar>
+              <w:top w:type="dxa" w:w="50"/>
+              <w:left w:type="dxa" w:w="60"/>
+              <w:bottom w:type="dxa" w:w="50"/>
+              <w:right w:type="dxa" w:w="60"/>
+            </w:tcMar>
+          </w:tcPr>
+          <w:p>
+            <w:pPr>
+              <w:bidi/>
+              <w:spacing w:after="0" w:line="260"/>
+              <w:jc w:val="center"/>
+            </w:pPr>
+            <w:r>
+              <w:rPr>
+                <w:rFonts w:ascii="Arial" w:cs="Arial" w:eastAsia="Arial" w:hAnsi="Arial"/>
+                <w:b w:val="false"/>
+                <w:bCs w:val="false"/>
+                <w:sz w:val="19"/>
+                <w:szCs w:val="19"/>
+                <w:rtl/>
+              </w:rPr>
+              <w:t xml:space="preserve">☐</w:t>
+            </w:r>
+          </w:p>
+        </w:tc>
+        <w:tc>
+          <w:tcPr>
+            <w:tcW w:type="dxa" w:w="640"/>
+            <w:tcBorders>
+              <w:top w:val="single" w:color="A6A6A6" w:sz="4"/>
+              <w:left w:val="single" w:color="A6A6A6" w:sz="4"/>
+              <w:bottom w:val="single" w:color="A6A6A6" w:sz="4"/>
+              <w:right w:val="single" w:color="A6A6A6" w:sz="4"/>
+            </w:tcBorders>
+            <w:tcMar>
+              <w:top w:type="dxa" w:w="50"/>
+              <w:left w:type="dxa" w:w="60"/>
+              <w:bottom w:type="dxa" w:w="50"/>
+              <w:right w:type="dxa" w:w="60"/>
+            </w:tcMar>
+          </w:tcPr>
+          <w:p>
+            <w:pPr>
+              <w:bidi/>
+              <w:spacing w:after="0" w:line="260"/>
+              <w:jc w:val="center"/>
+            </w:pPr>
+            <w:r>
+              <w:rPr>
+                <w:rFonts w:ascii="Arial" w:cs="Arial" w:eastAsia="Arial" w:hAnsi="Arial"/>
+                <w:b w:val="false"/>
+                <w:bCs w:val="false"/>
+                <w:sz w:val="19"/>
+                <w:szCs w:val="19"/>
+                <w:rtl/>
+              </w:rPr>
+              <w:t xml:space="preserve">☐</w:t>
+            </w:r>
+          </w:p>
+        </w:tc>
+        <w:tc>
+          <w:tcPr>
+            <w:tcW w:type="dxa" w:w="640"/>
+            <w:tcBorders>
+              <w:top w:val="single" w:color="A6A6A6" w:sz="4"/>
+              <w:left w:val="single" w:color="A6A6A6" w:sz="4"/>
+              <w:bottom w:val="single" w:color="A6A6A6" w:sz="4"/>
+              <w:right w:val="single" w:color="A6A6A6" w:sz="4"/>
+            </w:tcBorders>
+            <w:tcMar>
+              <w:top w:type="dxa" w:w="50"/>
+              <w:left w:type="dxa" w:w="60"/>
+              <w:bottom w:type="dxa" w:w="50"/>
+              <w:right w:type="dxa" w:w="60"/>
+            </w:tcMar>
+          </w:tcPr>
+          <w:p>
+            <w:pPr>
+              <w:bidi/>
+              <w:spacing w:after="0" w:line="260"/>
+              <w:jc w:val="center"/>
+            </w:pPr>
+            <w:r>
+              <w:rPr>
+                <w:rFonts w:ascii="Arial" w:cs="Arial" w:eastAsia="Arial" w:hAnsi="Arial"/>
+                <w:b w:val="false"/>
+                <w:bCs w:val="false"/>
+                <w:sz w:val="19"/>
+                <w:szCs w:val="19"/>
+                <w:rtl/>
+              </w:rPr>
+              <w:t xml:space="preserve">☐</w:t>
+            </w:r>
+          </w:p>
+        </w:tc>
+        <w:tc>
+          <w:tcPr>
+            <w:tcW w:type="dxa" w:w="640"/>
+            <w:tcBorders>
+              <w:top w:val="single" w:color="A6A6A6" w:sz="4"/>
+              <w:left w:val="single" w:color="A6A6A6" w:sz="4"/>
+              <w:bottom w:val="single" w:color="A6A6A6" w:sz="4"/>
+              <w:right w:val="single" w:color="A6A6A6" w:sz="4"/>
+            </w:tcBorders>
+            <w:tcMar>
+              <w:top w:type="dxa" w:w="50"/>
+              <w:left w:type="dxa" w:w="60"/>
+              <w:bottom w:type="dxa" w:w="50"/>
+              <w:right w:type="dxa" w:w="60"/>
+            </w:tcMar>
+          </w:tcPr>
+          <w:p>
+            <w:pPr>
+              <w:bidi/>
+              <w:spacing w:after="0" w:line="260"/>
+              <w:jc w:val="center"/>
+            </w:pPr>
+            <w:r>
+              <w:rPr>
+                <w:rFonts w:ascii="Arial" w:cs="Arial" w:eastAsia="Arial" w:hAnsi="Arial"/>
+                <w:b w:val="false"/>
+                <w:bCs w:val="false"/>
+                <w:sz w:val="19"/>
+                <w:szCs w:val="19"/>
+                <w:rtl/>
+              </w:rPr>
+              <w:t xml:space="preserve">☐</w:t>
+            </w:r>
+          </w:p>
+        </w:tc>
+      </w:tr>
+    </w:tbl>
+    <w:p>
+      <w:pPr>
+        <w:spacing w:after="80"/>
+      </w:pPr>
+    </w:p>
+    <w:p>
+      <w:pPr>
+        <w:bidi/>
+        <w:spacing w:after="100" w:line="300"/>
+      </w:pPr>
+      <w:r>
+        <w:rPr>
+          <w:rFonts w:ascii="Arial" w:cs="Arial" w:eastAsia="Arial" w:hAnsi="Arial"/>
+          <w:sz w:val="20"/>
+          <w:szCs w:val="20"/>
+          <w:rtl/>
+        </w:rPr>
         <w:t xml:space="preserve">دستورالعمل: درباره‌ی همین تیم و در همان مأموریت، با این طیف پاسخ دهید: ۱ = هیچ (None) … ۵ = خیلی زیاد (A lot)</w:t>
       </w:r>
     </w:p>
@@ -5997,1006 +10448,6 @@
                 <w:rtl/>
               </w:rPr>
               <w:t xml:space="preserve">در این تیم چقدر تعارض عاطفی میان اعضا وجود داشت؟</w:t>
-            </w:r>
-          </w:p>
-        </w:tc>
-        <w:tc>
-          <w:tcPr>
-            <w:tcW w:type="dxa" w:w="640"/>
-            <w:tcBorders>
-              <w:top w:val="single" w:color="A6A6A6" w:sz="4"/>
-              <w:left w:val="single" w:color="A6A6A6" w:sz="4"/>
-              <w:bottom w:val="single" w:color="A6A6A6" w:sz="4"/>
-              <w:right w:val="single" w:color="A6A6A6" w:sz="4"/>
-            </w:tcBorders>
-            <w:tcMar>
-              <w:top w:type="dxa" w:w="50"/>
-              <w:left w:type="dxa" w:w="60"/>
-              <w:bottom w:type="dxa" w:w="50"/>
-              <w:right w:type="dxa" w:w="60"/>
-            </w:tcMar>
-          </w:tcPr>
-          <w:p>
-            <w:pPr>
-              <w:bidi/>
-              <w:spacing w:after="0" w:line="260"/>
-              <w:jc w:val="center"/>
-            </w:pPr>
-            <w:r>
-              <w:rPr>
-                <w:rFonts w:ascii="Arial" w:cs="Arial" w:eastAsia="Arial" w:hAnsi="Arial"/>
-                <w:b w:val="false"/>
-                <w:bCs w:val="false"/>
-                <w:sz w:val="19"/>
-                <w:szCs w:val="19"/>
-                <w:rtl/>
-              </w:rPr>
-              <w:t xml:space="preserve">☐</w:t>
-            </w:r>
-          </w:p>
-        </w:tc>
-        <w:tc>
-          <w:tcPr>
-            <w:tcW w:type="dxa" w:w="640"/>
-            <w:tcBorders>
-              <w:top w:val="single" w:color="A6A6A6" w:sz="4"/>
-              <w:left w:val="single" w:color="A6A6A6" w:sz="4"/>
-              <w:bottom w:val="single" w:color="A6A6A6" w:sz="4"/>
-              <w:right w:val="single" w:color="A6A6A6" w:sz="4"/>
-            </w:tcBorders>
-            <w:tcMar>
-              <w:top w:type="dxa" w:w="50"/>
-              <w:left w:type="dxa" w:w="60"/>
-              <w:bottom w:type="dxa" w:w="50"/>
-              <w:right w:type="dxa" w:w="60"/>
-            </w:tcMar>
-          </w:tcPr>
-          <w:p>
-            <w:pPr>
-              <w:bidi/>
-              <w:spacing w:after="0" w:line="260"/>
-              <w:jc w:val="center"/>
-            </w:pPr>
-            <w:r>
-              <w:rPr>
-                <w:rFonts w:ascii="Arial" w:cs="Arial" w:eastAsia="Arial" w:hAnsi="Arial"/>
-                <w:b w:val="false"/>
-                <w:bCs w:val="false"/>
-                <w:sz w:val="19"/>
-                <w:szCs w:val="19"/>
-                <w:rtl/>
-              </w:rPr>
-              <w:t xml:space="preserve">☐</w:t>
-            </w:r>
-          </w:p>
-        </w:tc>
-        <w:tc>
-          <w:tcPr>
-            <w:tcW w:type="dxa" w:w="640"/>
-            <w:tcBorders>
-              <w:top w:val="single" w:color="A6A6A6" w:sz="4"/>
-              <w:left w:val="single" w:color="A6A6A6" w:sz="4"/>
-              <w:bottom w:val="single" w:color="A6A6A6" w:sz="4"/>
-              <w:right w:val="single" w:color="A6A6A6" w:sz="4"/>
-            </w:tcBorders>
-            <w:tcMar>
-              <w:top w:type="dxa" w:w="50"/>
-              <w:left w:type="dxa" w:w="60"/>
-              <w:bottom w:type="dxa" w:w="50"/>
-              <w:right w:type="dxa" w:w="60"/>
-            </w:tcMar>
-          </w:tcPr>
-          <w:p>
-            <w:pPr>
-              <w:bidi/>
-              <w:spacing w:after="0" w:line="260"/>
-              <w:jc w:val="center"/>
-            </w:pPr>
-            <w:r>
-              <w:rPr>
-                <w:rFonts w:ascii="Arial" w:cs="Arial" w:eastAsia="Arial" w:hAnsi="Arial"/>
-                <w:b w:val="false"/>
-                <w:bCs w:val="false"/>
-                <w:sz w:val="19"/>
-                <w:szCs w:val="19"/>
-                <w:rtl/>
-              </w:rPr>
-              <w:t xml:space="preserve">☐</w:t>
-            </w:r>
-          </w:p>
-        </w:tc>
-        <w:tc>
-          <w:tcPr>
-            <w:tcW w:type="dxa" w:w="640"/>
-            <w:tcBorders>
-              <w:top w:val="single" w:color="A6A6A6" w:sz="4"/>
-              <w:left w:val="single" w:color="A6A6A6" w:sz="4"/>
-              <w:bottom w:val="single" w:color="A6A6A6" w:sz="4"/>
-              <w:right w:val="single" w:color="A6A6A6" w:sz="4"/>
-            </w:tcBorders>
-            <w:tcMar>
-              <w:top w:type="dxa" w:w="50"/>
-              <w:left w:type="dxa" w:w="60"/>
-              <w:bottom w:type="dxa" w:w="50"/>
-              <w:right w:type="dxa" w:w="60"/>
-            </w:tcMar>
-          </w:tcPr>
-          <w:p>
-            <w:pPr>
-              <w:bidi/>
-              <w:spacing w:after="0" w:line="260"/>
-              <w:jc w:val="center"/>
-            </w:pPr>
-            <w:r>
-              <w:rPr>
-                <w:rFonts w:ascii="Arial" w:cs="Arial" w:eastAsia="Arial" w:hAnsi="Arial"/>
-                <w:b w:val="false"/>
-                <w:bCs w:val="false"/>
-                <w:sz w:val="19"/>
-                <w:szCs w:val="19"/>
-                <w:rtl/>
-              </w:rPr>
-              <w:t xml:space="preserve">☐</w:t>
-            </w:r>
-          </w:p>
-        </w:tc>
-        <w:tc>
-          <w:tcPr>
-            <w:tcW w:type="dxa" w:w="640"/>
-            <w:tcBorders>
-              <w:top w:val="single" w:color="A6A6A6" w:sz="4"/>
-              <w:left w:val="single" w:color="A6A6A6" w:sz="4"/>
-              <w:bottom w:val="single" w:color="A6A6A6" w:sz="4"/>
-              <w:right w:val="single" w:color="A6A6A6" w:sz="4"/>
-            </w:tcBorders>
-            <w:tcMar>
-              <w:top w:type="dxa" w:w="50"/>
-              <w:left w:type="dxa" w:w="60"/>
-              <w:bottom w:type="dxa" w:w="50"/>
-              <w:right w:type="dxa" w:w="60"/>
-            </w:tcMar>
-          </w:tcPr>
-          <w:p>
-            <w:pPr>
-              <w:bidi/>
-              <w:spacing w:after="0" w:line="260"/>
-              <w:jc w:val="center"/>
-            </w:pPr>
-            <w:r>
-              <w:rPr>
-                <w:rFonts w:ascii="Arial" w:cs="Arial" w:eastAsia="Arial" w:hAnsi="Arial"/>
-                <w:b w:val="false"/>
-                <w:bCs w:val="false"/>
-                <w:sz w:val="19"/>
-                <w:szCs w:val="19"/>
-                <w:rtl/>
-              </w:rPr>
-              <w:t xml:space="preserve">☐</w:t>
-            </w:r>
-          </w:p>
-        </w:tc>
-      </w:tr>
-      <w:tr>
-        <w:trPr>
-          <w:cantSplit/>
-          <w:tblHeader w:val="false"/>
-        </w:trPr>
-        <w:tc>
-          <w:tcPr>
-            <w:tcW w:type="dxa" w:w="650"/>
-            <w:tcBorders>
-              <w:top w:val="single" w:color="A6A6A6" w:sz="4"/>
-              <w:left w:val="single" w:color="A6A6A6" w:sz="4"/>
-              <w:bottom w:val="single" w:color="A6A6A6" w:sz="4"/>
-              <w:right w:val="single" w:color="A6A6A6" w:sz="4"/>
-            </w:tcBorders>
-            <w:tcMar>
-              <w:top w:type="dxa" w:w="50"/>
-              <w:left w:type="dxa" w:w="60"/>
-              <w:bottom w:type="dxa" w:w="50"/>
-              <w:right w:type="dxa" w:w="60"/>
-            </w:tcMar>
-          </w:tcPr>
-          <w:p>
-            <w:pPr>
-              <w:bidi/>
-              <w:spacing w:after="0" w:line="260"/>
-              <w:jc w:val="center"/>
-            </w:pPr>
-            <w:r>
-              <w:rPr>
-                <w:rFonts w:ascii="Arial" w:cs="Arial" w:eastAsia="Arial" w:hAnsi="Arial"/>
-                <w:b w:val="false"/>
-                <w:bCs w:val="false"/>
-                <w:sz w:val="19"/>
-                <w:szCs w:val="19"/>
-                <w:rtl/>
-              </w:rPr>
-              <w:t xml:space="preserve">TC1</w:t>
-            </w:r>
-          </w:p>
-        </w:tc>
-        <w:tc>
-          <w:tcPr>
-            <w:tcW w:type="dxa" w:w="5650"/>
-            <w:tcBorders>
-              <w:top w:val="single" w:color="A6A6A6" w:sz="4"/>
-              <w:left w:val="single" w:color="A6A6A6" w:sz="4"/>
-              <w:bottom w:val="single" w:color="A6A6A6" w:sz="4"/>
-              <w:right w:val="single" w:color="A6A6A6" w:sz="4"/>
-            </w:tcBorders>
-            <w:tcMar>
-              <w:top w:type="dxa" w:w="50"/>
-              <w:left w:type="dxa" w:w="60"/>
-              <w:bottom w:type="dxa" w:w="50"/>
-              <w:right w:type="dxa" w:w="60"/>
-            </w:tcMar>
-          </w:tcPr>
-          <w:p>
-            <w:pPr>
-              <w:bidi/>
-              <w:spacing w:after="0" w:line="260"/>
-            </w:pPr>
-            <w:r>
-              <w:rPr>
-                <w:rFonts w:ascii="Arial" w:cs="Arial" w:eastAsia="Arial" w:hAnsi="Arial"/>
-                <w:b w:val="false"/>
-                <w:bCs w:val="false"/>
-                <w:sz w:val="19"/>
-                <w:szCs w:val="19"/>
-                <w:rtl/>
-              </w:rPr>
-              <w:t xml:space="preserve">اعضای این تیم چقدر درباره‌ی نظرات مربوط به کار در حال انجام اختلاف‌نظر داشتند؟</w:t>
-            </w:r>
-          </w:p>
-        </w:tc>
-        <w:tc>
-          <w:tcPr>
-            <w:tcW w:type="dxa" w:w="640"/>
-            <w:tcBorders>
-              <w:top w:val="single" w:color="A6A6A6" w:sz="4"/>
-              <w:left w:val="single" w:color="A6A6A6" w:sz="4"/>
-              <w:bottom w:val="single" w:color="A6A6A6" w:sz="4"/>
-              <w:right w:val="single" w:color="A6A6A6" w:sz="4"/>
-            </w:tcBorders>
-            <w:tcMar>
-              <w:top w:type="dxa" w:w="50"/>
-              <w:left w:type="dxa" w:w="60"/>
-              <w:bottom w:type="dxa" w:w="50"/>
-              <w:right w:type="dxa" w:w="60"/>
-            </w:tcMar>
-          </w:tcPr>
-          <w:p>
-            <w:pPr>
-              <w:bidi/>
-              <w:spacing w:after="0" w:line="260"/>
-              <w:jc w:val="center"/>
-            </w:pPr>
-            <w:r>
-              <w:rPr>
-                <w:rFonts w:ascii="Arial" w:cs="Arial" w:eastAsia="Arial" w:hAnsi="Arial"/>
-                <w:b w:val="false"/>
-                <w:bCs w:val="false"/>
-                <w:sz w:val="19"/>
-                <w:szCs w:val="19"/>
-                <w:rtl/>
-              </w:rPr>
-              <w:t xml:space="preserve">☐</w:t>
-            </w:r>
-          </w:p>
-        </w:tc>
-        <w:tc>
-          <w:tcPr>
-            <w:tcW w:type="dxa" w:w="640"/>
-            <w:tcBorders>
-              <w:top w:val="single" w:color="A6A6A6" w:sz="4"/>
-              <w:left w:val="single" w:color="A6A6A6" w:sz="4"/>
-              <w:bottom w:val="single" w:color="A6A6A6" w:sz="4"/>
-              <w:right w:val="single" w:color="A6A6A6" w:sz="4"/>
-            </w:tcBorders>
-            <w:tcMar>
-              <w:top w:type="dxa" w:w="50"/>
-              <w:left w:type="dxa" w:w="60"/>
-              <w:bottom w:type="dxa" w:w="50"/>
-              <w:right w:type="dxa" w:w="60"/>
-            </w:tcMar>
-          </w:tcPr>
-          <w:p>
-            <w:pPr>
-              <w:bidi/>
-              <w:spacing w:after="0" w:line="260"/>
-              <w:jc w:val="center"/>
-            </w:pPr>
-            <w:r>
-              <w:rPr>
-                <w:rFonts w:ascii="Arial" w:cs="Arial" w:eastAsia="Arial" w:hAnsi="Arial"/>
-                <w:b w:val="false"/>
-                <w:bCs w:val="false"/>
-                <w:sz w:val="19"/>
-                <w:szCs w:val="19"/>
-                <w:rtl/>
-              </w:rPr>
-              <w:t xml:space="preserve">☐</w:t>
-            </w:r>
-          </w:p>
-        </w:tc>
-        <w:tc>
-          <w:tcPr>
-            <w:tcW w:type="dxa" w:w="640"/>
-            <w:tcBorders>
-              <w:top w:val="single" w:color="A6A6A6" w:sz="4"/>
-              <w:left w:val="single" w:color="A6A6A6" w:sz="4"/>
-              <w:bottom w:val="single" w:color="A6A6A6" w:sz="4"/>
-              <w:right w:val="single" w:color="A6A6A6" w:sz="4"/>
-            </w:tcBorders>
-            <w:tcMar>
-              <w:top w:type="dxa" w:w="50"/>
-              <w:left w:type="dxa" w:w="60"/>
-              <w:bottom w:type="dxa" w:w="50"/>
-              <w:right w:type="dxa" w:w="60"/>
-            </w:tcMar>
-          </w:tcPr>
-          <w:p>
-            <w:pPr>
-              <w:bidi/>
-              <w:spacing w:after="0" w:line="260"/>
-              <w:jc w:val="center"/>
-            </w:pPr>
-            <w:r>
-              <w:rPr>
-                <w:rFonts w:ascii="Arial" w:cs="Arial" w:eastAsia="Arial" w:hAnsi="Arial"/>
-                <w:b w:val="false"/>
-                <w:bCs w:val="false"/>
-                <w:sz w:val="19"/>
-                <w:szCs w:val="19"/>
-                <w:rtl/>
-              </w:rPr>
-              <w:t xml:space="preserve">☐</w:t>
-            </w:r>
-          </w:p>
-        </w:tc>
-        <w:tc>
-          <w:tcPr>
-            <w:tcW w:type="dxa" w:w="640"/>
-            <w:tcBorders>
-              <w:top w:val="single" w:color="A6A6A6" w:sz="4"/>
-              <w:left w:val="single" w:color="A6A6A6" w:sz="4"/>
-              <w:bottom w:val="single" w:color="A6A6A6" w:sz="4"/>
-              <w:right w:val="single" w:color="A6A6A6" w:sz="4"/>
-            </w:tcBorders>
-            <w:tcMar>
-              <w:top w:type="dxa" w:w="50"/>
-              <w:left w:type="dxa" w:w="60"/>
-              <w:bottom w:type="dxa" w:w="50"/>
-              <w:right w:type="dxa" w:w="60"/>
-            </w:tcMar>
-          </w:tcPr>
-          <w:p>
-            <w:pPr>
-              <w:bidi/>
-              <w:spacing w:after="0" w:line="260"/>
-              <w:jc w:val="center"/>
-            </w:pPr>
-            <w:r>
-              <w:rPr>
-                <w:rFonts w:ascii="Arial" w:cs="Arial" w:eastAsia="Arial" w:hAnsi="Arial"/>
-                <w:b w:val="false"/>
-                <w:bCs w:val="false"/>
-                <w:sz w:val="19"/>
-                <w:szCs w:val="19"/>
-                <w:rtl/>
-              </w:rPr>
-              <w:t xml:space="preserve">☐</w:t>
-            </w:r>
-          </w:p>
-        </w:tc>
-        <w:tc>
-          <w:tcPr>
-            <w:tcW w:type="dxa" w:w="640"/>
-            <w:tcBorders>
-              <w:top w:val="single" w:color="A6A6A6" w:sz="4"/>
-              <w:left w:val="single" w:color="A6A6A6" w:sz="4"/>
-              <w:bottom w:val="single" w:color="A6A6A6" w:sz="4"/>
-              <w:right w:val="single" w:color="A6A6A6" w:sz="4"/>
-            </w:tcBorders>
-            <w:tcMar>
-              <w:top w:type="dxa" w:w="50"/>
-              <w:left w:type="dxa" w:w="60"/>
-              <w:bottom w:type="dxa" w:w="50"/>
-              <w:right w:type="dxa" w:w="60"/>
-            </w:tcMar>
-          </w:tcPr>
-          <w:p>
-            <w:pPr>
-              <w:bidi/>
-              <w:spacing w:after="0" w:line="260"/>
-              <w:jc w:val="center"/>
-            </w:pPr>
-            <w:r>
-              <w:rPr>
-                <w:rFonts w:ascii="Arial" w:cs="Arial" w:eastAsia="Arial" w:hAnsi="Arial"/>
-                <w:b w:val="false"/>
-                <w:bCs w:val="false"/>
-                <w:sz w:val="19"/>
-                <w:szCs w:val="19"/>
-                <w:rtl/>
-              </w:rPr>
-              <w:t xml:space="preserve">☐</w:t>
-            </w:r>
-          </w:p>
-        </w:tc>
-      </w:tr>
-      <w:tr>
-        <w:trPr>
-          <w:cantSplit/>
-          <w:tblHeader w:val="false"/>
-        </w:trPr>
-        <w:tc>
-          <w:tcPr>
-            <w:tcW w:type="dxa" w:w="650"/>
-            <w:tcBorders>
-              <w:top w:val="single" w:color="A6A6A6" w:sz="4"/>
-              <w:left w:val="single" w:color="A6A6A6" w:sz="4"/>
-              <w:bottom w:val="single" w:color="A6A6A6" w:sz="4"/>
-              <w:right w:val="single" w:color="A6A6A6" w:sz="4"/>
-            </w:tcBorders>
-            <w:tcMar>
-              <w:top w:type="dxa" w:w="50"/>
-              <w:left w:type="dxa" w:w="60"/>
-              <w:bottom w:type="dxa" w:w="50"/>
-              <w:right w:type="dxa" w:w="60"/>
-            </w:tcMar>
-          </w:tcPr>
-          <w:p>
-            <w:pPr>
-              <w:bidi/>
-              <w:spacing w:after="0" w:line="260"/>
-              <w:jc w:val="center"/>
-            </w:pPr>
-            <w:r>
-              <w:rPr>
-                <w:rFonts w:ascii="Arial" w:cs="Arial" w:eastAsia="Arial" w:hAnsi="Arial"/>
-                <w:b w:val="false"/>
-                <w:bCs w:val="false"/>
-                <w:sz w:val="19"/>
-                <w:szCs w:val="19"/>
-                <w:rtl/>
-              </w:rPr>
-              <w:t xml:space="preserve">TC2</w:t>
-            </w:r>
-          </w:p>
-        </w:tc>
-        <w:tc>
-          <w:tcPr>
-            <w:tcW w:type="dxa" w:w="5650"/>
-            <w:tcBorders>
-              <w:top w:val="single" w:color="A6A6A6" w:sz="4"/>
-              <w:left w:val="single" w:color="A6A6A6" w:sz="4"/>
-              <w:bottom w:val="single" w:color="A6A6A6" w:sz="4"/>
-              <w:right w:val="single" w:color="A6A6A6" w:sz="4"/>
-            </w:tcBorders>
-            <w:tcMar>
-              <w:top w:type="dxa" w:w="50"/>
-              <w:left w:type="dxa" w:w="60"/>
-              <w:bottom w:type="dxa" w:w="50"/>
-              <w:right w:type="dxa" w:w="60"/>
-            </w:tcMar>
-          </w:tcPr>
-          <w:p>
-            <w:pPr>
-              <w:bidi/>
-              <w:spacing w:after="0" w:line="260"/>
-            </w:pPr>
-            <w:r>
-              <w:rPr>
-                <w:rFonts w:ascii="Arial" w:cs="Arial" w:eastAsia="Arial" w:hAnsi="Arial"/>
-                <w:b w:val="false"/>
-                <w:bCs w:val="false"/>
-                <w:sz w:val="19"/>
-                <w:szCs w:val="19"/>
-                <w:rtl/>
-              </w:rPr>
-              <w:t xml:space="preserve">در این تیم چقدر درباره‌ی کاری که انجام می‌شد تعارض وجود داشت؟</w:t>
-            </w:r>
-          </w:p>
-        </w:tc>
-        <w:tc>
-          <w:tcPr>
-            <w:tcW w:type="dxa" w:w="640"/>
-            <w:tcBorders>
-              <w:top w:val="single" w:color="A6A6A6" w:sz="4"/>
-              <w:left w:val="single" w:color="A6A6A6" w:sz="4"/>
-              <w:bottom w:val="single" w:color="A6A6A6" w:sz="4"/>
-              <w:right w:val="single" w:color="A6A6A6" w:sz="4"/>
-            </w:tcBorders>
-            <w:tcMar>
-              <w:top w:type="dxa" w:w="50"/>
-              <w:left w:type="dxa" w:w="60"/>
-              <w:bottom w:type="dxa" w:w="50"/>
-              <w:right w:type="dxa" w:w="60"/>
-            </w:tcMar>
-          </w:tcPr>
-          <w:p>
-            <w:pPr>
-              <w:bidi/>
-              <w:spacing w:after="0" w:line="260"/>
-              <w:jc w:val="center"/>
-            </w:pPr>
-            <w:r>
-              <w:rPr>
-                <w:rFonts w:ascii="Arial" w:cs="Arial" w:eastAsia="Arial" w:hAnsi="Arial"/>
-                <w:b w:val="false"/>
-                <w:bCs w:val="false"/>
-                <w:sz w:val="19"/>
-                <w:szCs w:val="19"/>
-                <w:rtl/>
-              </w:rPr>
-              <w:t xml:space="preserve">☐</w:t>
-            </w:r>
-          </w:p>
-        </w:tc>
-        <w:tc>
-          <w:tcPr>
-            <w:tcW w:type="dxa" w:w="640"/>
-            <w:tcBorders>
-              <w:top w:val="single" w:color="A6A6A6" w:sz="4"/>
-              <w:left w:val="single" w:color="A6A6A6" w:sz="4"/>
-              <w:bottom w:val="single" w:color="A6A6A6" w:sz="4"/>
-              <w:right w:val="single" w:color="A6A6A6" w:sz="4"/>
-            </w:tcBorders>
-            <w:tcMar>
-              <w:top w:type="dxa" w:w="50"/>
-              <w:left w:type="dxa" w:w="60"/>
-              <w:bottom w:type="dxa" w:w="50"/>
-              <w:right w:type="dxa" w:w="60"/>
-            </w:tcMar>
-          </w:tcPr>
-          <w:p>
-            <w:pPr>
-              <w:bidi/>
-              <w:spacing w:after="0" w:line="260"/>
-              <w:jc w:val="center"/>
-            </w:pPr>
-            <w:r>
-              <w:rPr>
-                <w:rFonts w:ascii="Arial" w:cs="Arial" w:eastAsia="Arial" w:hAnsi="Arial"/>
-                <w:b w:val="false"/>
-                <w:bCs w:val="false"/>
-                <w:sz w:val="19"/>
-                <w:szCs w:val="19"/>
-                <w:rtl/>
-              </w:rPr>
-              <w:t xml:space="preserve">☐</w:t>
-            </w:r>
-          </w:p>
-        </w:tc>
-        <w:tc>
-          <w:tcPr>
-            <w:tcW w:type="dxa" w:w="640"/>
-            <w:tcBorders>
-              <w:top w:val="single" w:color="A6A6A6" w:sz="4"/>
-              <w:left w:val="single" w:color="A6A6A6" w:sz="4"/>
-              <w:bottom w:val="single" w:color="A6A6A6" w:sz="4"/>
-              <w:right w:val="single" w:color="A6A6A6" w:sz="4"/>
-            </w:tcBorders>
-            <w:tcMar>
-              <w:top w:type="dxa" w:w="50"/>
-              <w:left w:type="dxa" w:w="60"/>
-              <w:bottom w:type="dxa" w:w="50"/>
-              <w:right w:type="dxa" w:w="60"/>
-            </w:tcMar>
-          </w:tcPr>
-          <w:p>
-            <w:pPr>
-              <w:bidi/>
-              <w:spacing w:after="0" w:line="260"/>
-              <w:jc w:val="center"/>
-            </w:pPr>
-            <w:r>
-              <w:rPr>
-                <w:rFonts w:ascii="Arial" w:cs="Arial" w:eastAsia="Arial" w:hAnsi="Arial"/>
-                <w:b w:val="false"/>
-                <w:bCs w:val="false"/>
-                <w:sz w:val="19"/>
-                <w:szCs w:val="19"/>
-                <w:rtl/>
-              </w:rPr>
-              <w:t xml:space="preserve">☐</w:t>
-            </w:r>
-          </w:p>
-        </w:tc>
-        <w:tc>
-          <w:tcPr>
-            <w:tcW w:type="dxa" w:w="640"/>
-            <w:tcBorders>
-              <w:top w:val="single" w:color="A6A6A6" w:sz="4"/>
-              <w:left w:val="single" w:color="A6A6A6" w:sz="4"/>
-              <w:bottom w:val="single" w:color="A6A6A6" w:sz="4"/>
-              <w:right w:val="single" w:color="A6A6A6" w:sz="4"/>
-            </w:tcBorders>
-            <w:tcMar>
-              <w:top w:type="dxa" w:w="50"/>
-              <w:left w:type="dxa" w:w="60"/>
-              <w:bottom w:type="dxa" w:w="50"/>
-              <w:right w:type="dxa" w:w="60"/>
-            </w:tcMar>
-          </w:tcPr>
-          <w:p>
-            <w:pPr>
-              <w:bidi/>
-              <w:spacing w:after="0" w:line="260"/>
-              <w:jc w:val="center"/>
-            </w:pPr>
-            <w:r>
-              <w:rPr>
-                <w:rFonts w:ascii="Arial" w:cs="Arial" w:eastAsia="Arial" w:hAnsi="Arial"/>
-                <w:b w:val="false"/>
-                <w:bCs w:val="false"/>
-                <w:sz w:val="19"/>
-                <w:szCs w:val="19"/>
-                <w:rtl/>
-              </w:rPr>
-              <w:t xml:space="preserve">☐</w:t>
-            </w:r>
-          </w:p>
-        </w:tc>
-        <w:tc>
-          <w:tcPr>
-            <w:tcW w:type="dxa" w:w="640"/>
-            <w:tcBorders>
-              <w:top w:val="single" w:color="A6A6A6" w:sz="4"/>
-              <w:left w:val="single" w:color="A6A6A6" w:sz="4"/>
-              <w:bottom w:val="single" w:color="A6A6A6" w:sz="4"/>
-              <w:right w:val="single" w:color="A6A6A6" w:sz="4"/>
-            </w:tcBorders>
-            <w:tcMar>
-              <w:top w:type="dxa" w:w="50"/>
-              <w:left w:type="dxa" w:w="60"/>
-              <w:bottom w:type="dxa" w:w="50"/>
-              <w:right w:type="dxa" w:w="60"/>
-            </w:tcMar>
-          </w:tcPr>
-          <w:p>
-            <w:pPr>
-              <w:bidi/>
-              <w:spacing w:after="0" w:line="260"/>
-              <w:jc w:val="center"/>
-            </w:pPr>
-            <w:r>
-              <w:rPr>
-                <w:rFonts w:ascii="Arial" w:cs="Arial" w:eastAsia="Arial" w:hAnsi="Arial"/>
-                <w:b w:val="false"/>
-                <w:bCs w:val="false"/>
-                <w:sz w:val="19"/>
-                <w:szCs w:val="19"/>
-                <w:rtl/>
-              </w:rPr>
-              <w:t xml:space="preserve">☐</w:t>
-            </w:r>
-          </w:p>
-        </w:tc>
-      </w:tr>
-      <w:tr>
-        <w:trPr>
-          <w:cantSplit/>
-          <w:tblHeader w:val="false"/>
-        </w:trPr>
-        <w:tc>
-          <w:tcPr>
-            <w:tcW w:type="dxa" w:w="650"/>
-            <w:tcBorders>
-              <w:top w:val="single" w:color="A6A6A6" w:sz="4"/>
-              <w:left w:val="single" w:color="A6A6A6" w:sz="4"/>
-              <w:bottom w:val="single" w:color="A6A6A6" w:sz="4"/>
-              <w:right w:val="single" w:color="A6A6A6" w:sz="4"/>
-            </w:tcBorders>
-            <w:tcMar>
-              <w:top w:type="dxa" w:w="50"/>
-              <w:left w:type="dxa" w:w="60"/>
-              <w:bottom w:type="dxa" w:w="50"/>
-              <w:right w:type="dxa" w:w="60"/>
-            </w:tcMar>
-          </w:tcPr>
-          <w:p>
-            <w:pPr>
-              <w:bidi/>
-              <w:spacing w:after="0" w:line="260"/>
-              <w:jc w:val="center"/>
-            </w:pPr>
-            <w:r>
-              <w:rPr>
-                <w:rFonts w:ascii="Arial" w:cs="Arial" w:eastAsia="Arial" w:hAnsi="Arial"/>
-                <w:b w:val="false"/>
-                <w:bCs w:val="false"/>
-                <w:sz w:val="19"/>
-                <w:szCs w:val="19"/>
-                <w:rtl/>
-              </w:rPr>
-              <w:t xml:space="preserve">TC3</w:t>
-            </w:r>
-          </w:p>
-        </w:tc>
-        <w:tc>
-          <w:tcPr>
-            <w:tcW w:type="dxa" w:w="5650"/>
-            <w:tcBorders>
-              <w:top w:val="single" w:color="A6A6A6" w:sz="4"/>
-              <w:left w:val="single" w:color="A6A6A6" w:sz="4"/>
-              <w:bottom w:val="single" w:color="A6A6A6" w:sz="4"/>
-              <w:right w:val="single" w:color="A6A6A6" w:sz="4"/>
-            </w:tcBorders>
-            <w:tcMar>
-              <w:top w:type="dxa" w:w="50"/>
-              <w:left w:type="dxa" w:w="60"/>
-              <w:bottom w:type="dxa" w:w="50"/>
-              <w:right w:type="dxa" w:w="60"/>
-            </w:tcMar>
-          </w:tcPr>
-          <w:p>
-            <w:pPr>
-              <w:bidi/>
-              <w:spacing w:after="0" w:line="260"/>
-            </w:pPr>
-            <w:r>
-              <w:rPr>
-                <w:rFonts w:ascii="Arial" w:cs="Arial" w:eastAsia="Arial" w:hAnsi="Arial"/>
-                <w:b w:val="false"/>
-                <w:bCs w:val="false"/>
-                <w:sz w:val="19"/>
-                <w:szCs w:val="19"/>
-                <w:rtl/>
-              </w:rPr>
-              <w:t xml:space="preserve">در این تیم تا چه حد اختلاف‌نظر وجود داشت؟</w:t>
-            </w:r>
-          </w:p>
-        </w:tc>
-        <w:tc>
-          <w:tcPr>
-            <w:tcW w:type="dxa" w:w="640"/>
-            <w:tcBorders>
-              <w:top w:val="single" w:color="A6A6A6" w:sz="4"/>
-              <w:left w:val="single" w:color="A6A6A6" w:sz="4"/>
-              <w:bottom w:val="single" w:color="A6A6A6" w:sz="4"/>
-              <w:right w:val="single" w:color="A6A6A6" w:sz="4"/>
-            </w:tcBorders>
-            <w:tcMar>
-              <w:top w:type="dxa" w:w="50"/>
-              <w:left w:type="dxa" w:w="60"/>
-              <w:bottom w:type="dxa" w:w="50"/>
-              <w:right w:type="dxa" w:w="60"/>
-            </w:tcMar>
-          </w:tcPr>
-          <w:p>
-            <w:pPr>
-              <w:bidi/>
-              <w:spacing w:after="0" w:line="260"/>
-              <w:jc w:val="center"/>
-            </w:pPr>
-            <w:r>
-              <w:rPr>
-                <w:rFonts w:ascii="Arial" w:cs="Arial" w:eastAsia="Arial" w:hAnsi="Arial"/>
-                <w:b w:val="false"/>
-                <w:bCs w:val="false"/>
-                <w:sz w:val="19"/>
-                <w:szCs w:val="19"/>
-                <w:rtl/>
-              </w:rPr>
-              <w:t xml:space="preserve">☐</w:t>
-            </w:r>
-          </w:p>
-        </w:tc>
-        <w:tc>
-          <w:tcPr>
-            <w:tcW w:type="dxa" w:w="640"/>
-            <w:tcBorders>
-              <w:top w:val="single" w:color="A6A6A6" w:sz="4"/>
-              <w:left w:val="single" w:color="A6A6A6" w:sz="4"/>
-              <w:bottom w:val="single" w:color="A6A6A6" w:sz="4"/>
-              <w:right w:val="single" w:color="A6A6A6" w:sz="4"/>
-            </w:tcBorders>
-            <w:tcMar>
-              <w:top w:type="dxa" w:w="50"/>
-              <w:left w:type="dxa" w:w="60"/>
-              <w:bottom w:type="dxa" w:w="50"/>
-              <w:right w:type="dxa" w:w="60"/>
-            </w:tcMar>
-          </w:tcPr>
-          <w:p>
-            <w:pPr>
-              <w:bidi/>
-              <w:spacing w:after="0" w:line="260"/>
-              <w:jc w:val="center"/>
-            </w:pPr>
-            <w:r>
-              <w:rPr>
-                <w:rFonts w:ascii="Arial" w:cs="Arial" w:eastAsia="Arial" w:hAnsi="Arial"/>
-                <w:b w:val="false"/>
-                <w:bCs w:val="false"/>
-                <w:sz w:val="19"/>
-                <w:szCs w:val="19"/>
-                <w:rtl/>
-              </w:rPr>
-              <w:t xml:space="preserve">☐</w:t>
-            </w:r>
-          </w:p>
-        </w:tc>
-        <w:tc>
-          <w:tcPr>
-            <w:tcW w:type="dxa" w:w="640"/>
-            <w:tcBorders>
-              <w:top w:val="single" w:color="A6A6A6" w:sz="4"/>
-              <w:left w:val="single" w:color="A6A6A6" w:sz="4"/>
-              <w:bottom w:val="single" w:color="A6A6A6" w:sz="4"/>
-              <w:right w:val="single" w:color="A6A6A6" w:sz="4"/>
-            </w:tcBorders>
-            <w:tcMar>
-              <w:top w:type="dxa" w:w="50"/>
-              <w:left w:type="dxa" w:w="60"/>
-              <w:bottom w:type="dxa" w:w="50"/>
-              <w:right w:type="dxa" w:w="60"/>
-            </w:tcMar>
-          </w:tcPr>
-          <w:p>
-            <w:pPr>
-              <w:bidi/>
-              <w:spacing w:after="0" w:line="260"/>
-              <w:jc w:val="center"/>
-            </w:pPr>
-            <w:r>
-              <w:rPr>
-                <w:rFonts w:ascii="Arial" w:cs="Arial" w:eastAsia="Arial" w:hAnsi="Arial"/>
-                <w:b w:val="false"/>
-                <w:bCs w:val="false"/>
-                <w:sz w:val="19"/>
-                <w:szCs w:val="19"/>
-                <w:rtl/>
-              </w:rPr>
-              <w:t xml:space="preserve">☐</w:t>
-            </w:r>
-          </w:p>
-        </w:tc>
-        <w:tc>
-          <w:tcPr>
-            <w:tcW w:type="dxa" w:w="640"/>
-            <w:tcBorders>
-              <w:top w:val="single" w:color="A6A6A6" w:sz="4"/>
-              <w:left w:val="single" w:color="A6A6A6" w:sz="4"/>
-              <w:bottom w:val="single" w:color="A6A6A6" w:sz="4"/>
-              <w:right w:val="single" w:color="A6A6A6" w:sz="4"/>
-            </w:tcBorders>
-            <w:tcMar>
-              <w:top w:type="dxa" w:w="50"/>
-              <w:left w:type="dxa" w:w="60"/>
-              <w:bottom w:type="dxa" w:w="50"/>
-              <w:right w:type="dxa" w:w="60"/>
-            </w:tcMar>
-          </w:tcPr>
-          <w:p>
-            <w:pPr>
-              <w:bidi/>
-              <w:spacing w:after="0" w:line="260"/>
-              <w:jc w:val="center"/>
-            </w:pPr>
-            <w:r>
-              <w:rPr>
-                <w:rFonts w:ascii="Arial" w:cs="Arial" w:eastAsia="Arial" w:hAnsi="Arial"/>
-                <w:b w:val="false"/>
-                <w:bCs w:val="false"/>
-                <w:sz w:val="19"/>
-                <w:szCs w:val="19"/>
-                <w:rtl/>
-              </w:rPr>
-              <w:t xml:space="preserve">☐</w:t>
-            </w:r>
-          </w:p>
-        </w:tc>
-        <w:tc>
-          <w:tcPr>
-            <w:tcW w:type="dxa" w:w="640"/>
-            <w:tcBorders>
-              <w:top w:val="single" w:color="A6A6A6" w:sz="4"/>
-              <w:left w:val="single" w:color="A6A6A6" w:sz="4"/>
-              <w:bottom w:val="single" w:color="A6A6A6" w:sz="4"/>
-              <w:right w:val="single" w:color="A6A6A6" w:sz="4"/>
-            </w:tcBorders>
-            <w:tcMar>
-              <w:top w:type="dxa" w:w="50"/>
-              <w:left w:type="dxa" w:w="60"/>
-              <w:bottom w:type="dxa" w:w="50"/>
-              <w:right w:type="dxa" w:w="60"/>
-            </w:tcMar>
-          </w:tcPr>
-          <w:p>
-            <w:pPr>
-              <w:bidi/>
-              <w:spacing w:after="0" w:line="260"/>
-              <w:jc w:val="center"/>
-            </w:pPr>
-            <w:r>
-              <w:rPr>
-                <w:rFonts w:ascii="Arial" w:cs="Arial" w:eastAsia="Arial" w:hAnsi="Arial"/>
-                <w:b w:val="false"/>
-                <w:bCs w:val="false"/>
-                <w:sz w:val="19"/>
-                <w:szCs w:val="19"/>
-                <w:rtl/>
-              </w:rPr>
-              <w:t xml:space="preserve">☐</w:t>
-            </w:r>
-          </w:p>
-        </w:tc>
-      </w:tr>
-      <w:tr>
-        <w:trPr>
-          <w:cantSplit/>
-          <w:tblHeader w:val="false"/>
-        </w:trPr>
-        <w:tc>
-          <w:tcPr>
-            <w:tcW w:type="dxa" w:w="650"/>
-            <w:tcBorders>
-              <w:top w:val="single" w:color="A6A6A6" w:sz="4"/>
-              <w:left w:val="single" w:color="A6A6A6" w:sz="4"/>
-              <w:bottom w:val="single" w:color="A6A6A6" w:sz="4"/>
-              <w:right w:val="single" w:color="A6A6A6" w:sz="4"/>
-            </w:tcBorders>
-            <w:tcMar>
-              <w:top w:type="dxa" w:w="50"/>
-              <w:left w:type="dxa" w:w="60"/>
-              <w:bottom w:type="dxa" w:w="50"/>
-              <w:right w:type="dxa" w:w="60"/>
-            </w:tcMar>
-          </w:tcPr>
-          <w:p>
-            <w:pPr>
-              <w:bidi/>
-              <w:spacing w:after="0" w:line="260"/>
-              <w:jc w:val="center"/>
-            </w:pPr>
-            <w:r>
-              <w:rPr>
-                <w:rFonts w:ascii="Arial" w:cs="Arial" w:eastAsia="Arial" w:hAnsi="Arial"/>
-                <w:b w:val="false"/>
-                <w:bCs w:val="false"/>
-                <w:sz w:val="19"/>
-                <w:szCs w:val="19"/>
-                <w:rtl/>
-              </w:rPr>
-              <w:t xml:space="preserve">TC4</w:t>
-            </w:r>
-          </w:p>
-        </w:tc>
-        <w:tc>
-          <w:tcPr>
-            <w:tcW w:type="dxa" w:w="5650"/>
-            <w:tcBorders>
-              <w:top w:val="single" w:color="A6A6A6" w:sz="4"/>
-              <w:left w:val="single" w:color="A6A6A6" w:sz="4"/>
-              <w:bottom w:val="single" w:color="A6A6A6" w:sz="4"/>
-              <w:right w:val="single" w:color="A6A6A6" w:sz="4"/>
-            </w:tcBorders>
-            <w:tcMar>
-              <w:top w:type="dxa" w:w="50"/>
-              <w:left w:type="dxa" w:w="60"/>
-              <w:bottom w:type="dxa" w:w="50"/>
-              <w:right w:type="dxa" w:w="60"/>
-            </w:tcMar>
-          </w:tcPr>
-          <w:p>
-            <w:pPr>
-              <w:bidi/>
-              <w:spacing w:after="0" w:line="260"/>
-            </w:pPr>
-            <w:r>
-              <w:rPr>
-                <w:rFonts w:ascii="Arial" w:cs="Arial" w:eastAsia="Arial" w:hAnsi="Arial"/>
-                <w:b w:val="false"/>
-                <w:bCs w:val="false"/>
-                <w:sz w:val="19"/>
-                <w:szCs w:val="19"/>
-                <w:rtl/>
-              </w:rPr>
-              <w:t xml:space="preserve">چند وقت یک‌بار درباره‌ی ایده‌ها در این تیم تعارض پیش می‌آمد؟</w:t>
             </w:r>
           </w:p>
         </w:tc>
@@ -21028,7 +24479,7 @@
                 <w:szCs w:val="19"/>
                 <w:rtl/>
               </w:rPr>
-              <w:t xml:space="preserve">هر پاسخ‌دهنده یکی از ۴ نسخه‌ی موقعیت ۱ و یکی از ۴ نسخه‌ی موقعیت ۲ را تصادفی می‌بیند؛ ترتیب دو موقعیت هم تصادفی است.</w:t>
+              <w:t xml:space="preserve">هر پاسخ‌دهنده یکی از ۴ نسخه‌ی موقعیت ۱ و یکی از ۳ شرط موقعیت ۲ را تصادفی می‌بیند؛ ترتیب دو موقعیت هم تصادفی است.</w:t>
             </w:r>
           </w:p>
         </w:tc>
@@ -22547,133 +25998,7 @@
           <w:szCs w:val="22"/>
           <w:rtl/>
         </w:rPr>
-        <w:t xml:space="preserve">موقعیت ۲ — صاحبکار</w:t>
-      </w:r>
-    </w:p>
-    <w:p>
-      <w:pPr>
-        <w:bidi/>
-        <w:spacing w:after="100" w:line="300"/>
-      </w:pPr>
-      <w:r>
-        <w:rPr>
-          <w:rFonts w:ascii="Arial" w:cs="Arial" w:eastAsia="Arial" w:hAnsi="Arial"/>
-          <w:sz w:val="22"/>
-          <w:szCs w:val="22"/>
-          <w:rtl/>
-        </w:rPr>
-        <w:t xml:space="preserve">تصور کنید در مأموریتی دیگر، هنگام بررسی ارزش موجودی کالا به این نتیجه می‌رسید که کاهش ارزش بااهمیتی لازم است و در حساب‌ها ثبت نشده است.</w:t>
-      </w:r>
-    </w:p>
-    <w:p>
-      <w:pPr>
-        <w:bidi/>
-        <w:spacing w:after="100" w:line="300"/>
-      </w:pPr>
-      <w:r>
-        <w:rPr>
-          <w:rFonts w:ascii="Arial" w:cs="Arial" w:eastAsia="Arial" w:hAnsi="Arial"/>
-          <w:i/>
-          <w:iCs/>
-          <w:sz w:val="19"/>
-          <w:szCs w:val="19"/>
-          <w:rtl/>
-        </w:rPr>
-        <w:t xml:space="preserve">[فشار صاحبکار — یکی از دو متن:]</w:t>
-      </w:r>
-    </w:p>
-    <w:p>
-      <w:pPr>
-        <w:bidi/>
-        <w:spacing w:after="100" w:line="300"/>
-      </w:pPr>
-      <w:r>
-        <w:rPr>
-          <w:rFonts w:ascii="Arial" w:cs="Arial" w:eastAsia="Arial" w:hAnsi="Arial"/>
-          <w:sz w:val="22"/>
-          <w:szCs w:val="22"/>
-          <w:rtl/>
-        </w:rPr>
-        <w:t xml:space="preserve">(الف) شریک مؤسسه به شما گفته این صاحبکار یکی از چند مشتری مهم مؤسسه است. مدیر مالی صاحبکار از شما خواسته موضوع را مطرح نکنید و اشاره کرده در صورت اصرار، ممکن است سال بعد با مؤسسه‌ی دیگری کار کنند.</w:t>
-      </w:r>
-    </w:p>
-    <w:p>
-      <w:pPr>
-        <w:bidi/>
-        <w:spacing w:after="100" w:line="300"/>
-      </w:pPr>
-      <w:r>
-        <w:rPr>
-          <w:rFonts w:ascii="Arial" w:cs="Arial" w:eastAsia="Arial" w:hAnsi="Arial"/>
-          <w:sz w:val="22"/>
-          <w:szCs w:val="22"/>
-          <w:rtl/>
-        </w:rPr>
-        <w:t xml:space="preserve">(ب) صاحبکار از مشتریان معمولی مؤسسه است و مدیر مالی گفته هر نتیجه‌ای که لازم می‌دانید اعلام کنید.</w:t>
-      </w:r>
-    </w:p>
-    <w:p>
-      <w:pPr>
-        <w:bidi/>
-        <w:spacing w:after="100" w:line="300"/>
-      </w:pPr>
-      <w:r>
-        <w:rPr>
-          <w:rFonts w:ascii="Arial" w:cs="Arial" w:eastAsia="Arial" w:hAnsi="Arial"/>
-          <w:i/>
-          <w:iCs/>
-          <w:sz w:val="19"/>
-          <w:szCs w:val="19"/>
-          <w:rtl/>
-        </w:rPr>
-        <w:t xml:space="preserve">[حمایت مؤسسه — یکی از دو متن:]</w:t>
-      </w:r>
-    </w:p>
-    <w:p>
-      <w:pPr>
-        <w:bidi/>
-        <w:spacing w:after="100" w:line="300"/>
-      </w:pPr>
-      <w:r>
-        <w:rPr>
-          <w:rFonts w:ascii="Arial" w:cs="Arial" w:eastAsia="Arial" w:hAnsi="Arial"/>
-          <w:sz w:val="22"/>
-          <w:szCs w:val="22"/>
-          <w:rtl/>
-        </w:rPr>
-        <w:t xml:space="preserve">(الف) مؤسسه سیاست مکتوب و عملی برای حمایت از حسابرسانی دارد که یافته‌هایشان را مطرح می‌کنند.</w:t>
-      </w:r>
-    </w:p>
-    <w:p>
-      <w:pPr>
-        <w:bidi/>
-        <w:spacing w:after="100" w:line="300"/>
-      </w:pPr>
-      <w:r>
-        <w:rPr>
-          <w:rFonts w:ascii="Arial" w:cs="Arial" w:eastAsia="Arial" w:hAnsi="Arial"/>
-          <w:sz w:val="22"/>
-          <w:szCs w:val="22"/>
-          <w:rtl/>
-        </w:rPr>
-        <w:t xml:space="preserve">(ب) مؤسسه موضع روشنی ندارد که در چنین مواردی از حسابرس حمایت می‌کند یا نه.</w:t>
-      </w:r>
-    </w:p>
-    <w:p>
-      <w:pPr>
-        <w:bidi/>
-        <w:spacing w:after="100" w:line="300"/>
-      </w:pPr>
-      <w:r>
-        <w:rPr>
-          <w:rFonts w:ascii="Arial" w:cs="Arial" w:eastAsia="Arial" w:hAnsi="Arial"/>
-          <w:i/>
-          <w:iCs/>
-          <w:sz w:val="19"/>
-          <w:szCs w:val="19"/>
-          <w:rtl/>
-        </w:rPr>
-        <w:t xml:space="preserve">۱ = اصلاً محتمل نیست … ۷ = بسیار محتمل</w:t>
+        <w:t xml:space="preserve">موقعیت ۲ — صاحبکار و فشار اجتماعی (اقتباس از Lord &amp; DeZoort، ۲۰۰۱)</w:t>
       </w:r>
     </w:p>
     <w:tbl>
@@ -22690,15 +26015,7 @@
         </w:tblBorders>
       </w:tblPr>
       <w:tblGrid>
-        <w:gridCol w:w="650"/>
-        <w:gridCol w:w="4930"/>
-        <w:gridCol w:w="560"/>
-        <w:gridCol w:w="560"/>
-        <w:gridCol w:w="560"/>
-        <w:gridCol w:w="560"/>
-        <w:gridCol w:w="560"/>
-        <w:gridCol w:w="560"/>
-        <w:gridCol w:w="560"/>
+        <w:gridCol w:w="9500"/>
       </w:tblGrid>
       <w:tr>
         <w:trPr>
@@ -22707,26 +26024,25 @@
         </w:trPr>
         <w:tc>
           <w:tcPr>
-            <w:tcW w:type="dxa" w:w="650"/>
-            <w:tcBorders>
-              <w:top w:val="single" w:color="A6A6A6" w:sz="4"/>
-              <w:left w:val="single" w:color="A6A6A6" w:sz="4"/>
-              <w:bottom w:val="single" w:color="A6A6A6" w:sz="4"/>
-              <w:right w:val="single" w:color="A6A6A6" w:sz="4"/>
-            </w:tcBorders>
-            <w:shd w:fill="D9E2F3" w:color="auto" w:val="clear"/>
-            <w:tcMar>
-              <w:top w:type="dxa" w:w="50"/>
-              <w:left w:type="dxa" w:w="60"/>
-              <w:bottom w:type="dxa" w:w="50"/>
-              <w:right w:type="dxa" w:w="60"/>
-            </w:tcMar>
-          </w:tcPr>
-          <w:p>
-            <w:pPr>
-              <w:bidi/>
-              <w:spacing w:after="0" w:line="260"/>
-              <w:jc w:val="center"/>
+            <w:tcW w:type="dxa" w:w="9500"/>
+            <w:tcBorders>
+              <w:top w:val="single" w:color="A6A6A6" w:sz="4"/>
+              <w:left w:val="single" w:color="A6A6A6" w:sz="4"/>
+              <w:bottom w:val="single" w:color="A6A6A6" w:sz="4"/>
+              <w:right w:val="single" w:color="A6A6A6" w:sz="4"/>
+            </w:tcBorders>
+            <w:shd w:fill="E2EFDA" w:color="auto" w:val="clear"/>
+            <w:tcMar>
+              <w:top w:type="dxa" w:w="50"/>
+              <w:left w:type="dxa" w:w="60"/>
+              <w:bottom w:type="dxa" w:w="50"/>
+              <w:right w:type="dxa" w:w="60"/>
+            </w:tcMar>
+          </w:tcPr>
+          <w:p>
+            <w:pPr>
+              <w:bidi/>
+              <w:spacing w:after="0" w:line="260"/>
             </w:pPr>
             <w:r>
               <w:rPr>
@@ -22737,294 +26053,7 @@
                 <w:szCs w:val="19"/>
                 <w:rtl/>
               </w:rPr>
-              <w:t xml:space="preserve"/>
-            </w:r>
-          </w:p>
-        </w:tc>
-        <w:tc>
-          <w:tcPr>
-            <w:tcW w:type="dxa" w:w="4930"/>
-            <w:tcBorders>
-              <w:top w:val="single" w:color="A6A6A6" w:sz="4"/>
-              <w:left w:val="single" w:color="A6A6A6" w:sz="4"/>
-              <w:bottom w:val="single" w:color="A6A6A6" w:sz="4"/>
-              <w:right w:val="single" w:color="A6A6A6" w:sz="4"/>
-            </w:tcBorders>
-            <w:shd w:fill="D9E2F3" w:color="auto" w:val="clear"/>
-            <w:tcMar>
-              <w:top w:type="dxa" w:w="50"/>
-              <w:left w:type="dxa" w:w="60"/>
-              <w:bottom w:type="dxa" w:w="50"/>
-              <w:right w:type="dxa" w:w="60"/>
-            </w:tcMar>
-          </w:tcPr>
-          <w:p>
-            <w:pPr>
-              <w:bidi/>
-              <w:spacing w:after="0" w:line="260"/>
-            </w:pPr>
-            <w:r>
-              <w:rPr>
-                <w:rFonts w:ascii="Arial" w:cs="Arial" w:eastAsia="Arial" w:hAnsi="Arial"/>
-                <w:b/>
-                <w:bCs/>
-                <w:sz w:val="19"/>
-                <w:szCs w:val="19"/>
-                <w:rtl/>
-              </w:rPr>
-              <w:t xml:space="preserve">عبارت</w:t>
-            </w:r>
-          </w:p>
-        </w:tc>
-        <w:tc>
-          <w:tcPr>
-            <w:tcW w:type="dxa" w:w="560"/>
-            <w:tcBorders>
-              <w:top w:val="single" w:color="A6A6A6" w:sz="4"/>
-              <w:left w:val="single" w:color="A6A6A6" w:sz="4"/>
-              <w:bottom w:val="single" w:color="A6A6A6" w:sz="4"/>
-              <w:right w:val="single" w:color="A6A6A6" w:sz="4"/>
-            </w:tcBorders>
-            <w:shd w:fill="D9E2F3" w:color="auto" w:val="clear"/>
-            <w:tcMar>
-              <w:top w:type="dxa" w:w="50"/>
-              <w:left w:type="dxa" w:w="60"/>
-              <w:bottom w:type="dxa" w:w="50"/>
-              <w:right w:type="dxa" w:w="60"/>
-            </w:tcMar>
-          </w:tcPr>
-          <w:p>
-            <w:pPr>
-              <w:bidi/>
-              <w:spacing w:after="0" w:line="260"/>
-              <w:jc w:val="center"/>
-            </w:pPr>
-            <w:r>
-              <w:rPr>
-                <w:rFonts w:ascii="Arial" w:cs="Arial" w:eastAsia="Arial" w:hAnsi="Arial"/>
-                <w:b/>
-                <w:bCs/>
-                <w:sz w:val="15"/>
-                <w:szCs w:val="15"/>
-                <w:rtl/>
-              </w:rPr>
-              <w:t xml:space="preserve">۱</w:t>
-            </w:r>
-          </w:p>
-        </w:tc>
-        <w:tc>
-          <w:tcPr>
-            <w:tcW w:type="dxa" w:w="560"/>
-            <w:tcBorders>
-              <w:top w:val="single" w:color="A6A6A6" w:sz="4"/>
-              <w:left w:val="single" w:color="A6A6A6" w:sz="4"/>
-              <w:bottom w:val="single" w:color="A6A6A6" w:sz="4"/>
-              <w:right w:val="single" w:color="A6A6A6" w:sz="4"/>
-            </w:tcBorders>
-            <w:shd w:fill="D9E2F3" w:color="auto" w:val="clear"/>
-            <w:tcMar>
-              <w:top w:type="dxa" w:w="50"/>
-              <w:left w:type="dxa" w:w="60"/>
-              <w:bottom w:type="dxa" w:w="50"/>
-              <w:right w:type="dxa" w:w="60"/>
-            </w:tcMar>
-          </w:tcPr>
-          <w:p>
-            <w:pPr>
-              <w:bidi/>
-              <w:spacing w:after="0" w:line="260"/>
-              <w:jc w:val="center"/>
-            </w:pPr>
-            <w:r>
-              <w:rPr>
-                <w:rFonts w:ascii="Arial" w:cs="Arial" w:eastAsia="Arial" w:hAnsi="Arial"/>
-                <w:b/>
-                <w:bCs/>
-                <w:sz w:val="15"/>
-                <w:szCs w:val="15"/>
-                <w:rtl/>
-              </w:rPr>
-              <w:t xml:space="preserve">۲</w:t>
-            </w:r>
-          </w:p>
-        </w:tc>
-        <w:tc>
-          <w:tcPr>
-            <w:tcW w:type="dxa" w:w="560"/>
-            <w:tcBorders>
-              <w:top w:val="single" w:color="A6A6A6" w:sz="4"/>
-              <w:left w:val="single" w:color="A6A6A6" w:sz="4"/>
-              <w:bottom w:val="single" w:color="A6A6A6" w:sz="4"/>
-              <w:right w:val="single" w:color="A6A6A6" w:sz="4"/>
-            </w:tcBorders>
-            <w:shd w:fill="D9E2F3" w:color="auto" w:val="clear"/>
-            <w:tcMar>
-              <w:top w:type="dxa" w:w="50"/>
-              <w:left w:type="dxa" w:w="60"/>
-              <w:bottom w:type="dxa" w:w="50"/>
-              <w:right w:type="dxa" w:w="60"/>
-            </w:tcMar>
-          </w:tcPr>
-          <w:p>
-            <w:pPr>
-              <w:bidi/>
-              <w:spacing w:after="0" w:line="260"/>
-              <w:jc w:val="center"/>
-            </w:pPr>
-            <w:r>
-              <w:rPr>
-                <w:rFonts w:ascii="Arial" w:cs="Arial" w:eastAsia="Arial" w:hAnsi="Arial"/>
-                <w:b/>
-                <w:bCs/>
-                <w:sz w:val="15"/>
-                <w:szCs w:val="15"/>
-                <w:rtl/>
-              </w:rPr>
-              <w:t xml:space="preserve">۳</w:t>
-            </w:r>
-          </w:p>
-        </w:tc>
-        <w:tc>
-          <w:tcPr>
-            <w:tcW w:type="dxa" w:w="560"/>
-            <w:tcBorders>
-              <w:top w:val="single" w:color="A6A6A6" w:sz="4"/>
-              <w:left w:val="single" w:color="A6A6A6" w:sz="4"/>
-              <w:bottom w:val="single" w:color="A6A6A6" w:sz="4"/>
-              <w:right w:val="single" w:color="A6A6A6" w:sz="4"/>
-            </w:tcBorders>
-            <w:shd w:fill="D9E2F3" w:color="auto" w:val="clear"/>
-            <w:tcMar>
-              <w:top w:type="dxa" w:w="50"/>
-              <w:left w:type="dxa" w:w="60"/>
-              <w:bottom w:type="dxa" w:w="50"/>
-              <w:right w:type="dxa" w:w="60"/>
-            </w:tcMar>
-          </w:tcPr>
-          <w:p>
-            <w:pPr>
-              <w:bidi/>
-              <w:spacing w:after="0" w:line="260"/>
-              <w:jc w:val="center"/>
-            </w:pPr>
-            <w:r>
-              <w:rPr>
-                <w:rFonts w:ascii="Arial" w:cs="Arial" w:eastAsia="Arial" w:hAnsi="Arial"/>
-                <w:b/>
-                <w:bCs/>
-                <w:sz w:val="15"/>
-                <w:szCs w:val="15"/>
-                <w:rtl/>
-              </w:rPr>
-              <w:t xml:space="preserve">۴</w:t>
-            </w:r>
-          </w:p>
-        </w:tc>
-        <w:tc>
-          <w:tcPr>
-            <w:tcW w:type="dxa" w:w="560"/>
-            <w:tcBorders>
-              <w:top w:val="single" w:color="A6A6A6" w:sz="4"/>
-              <w:left w:val="single" w:color="A6A6A6" w:sz="4"/>
-              <w:bottom w:val="single" w:color="A6A6A6" w:sz="4"/>
-              <w:right w:val="single" w:color="A6A6A6" w:sz="4"/>
-            </w:tcBorders>
-            <w:shd w:fill="D9E2F3" w:color="auto" w:val="clear"/>
-            <w:tcMar>
-              <w:top w:type="dxa" w:w="50"/>
-              <w:left w:type="dxa" w:w="60"/>
-              <w:bottom w:type="dxa" w:w="50"/>
-              <w:right w:type="dxa" w:w="60"/>
-            </w:tcMar>
-          </w:tcPr>
-          <w:p>
-            <w:pPr>
-              <w:bidi/>
-              <w:spacing w:after="0" w:line="260"/>
-              <w:jc w:val="center"/>
-            </w:pPr>
-            <w:r>
-              <w:rPr>
-                <w:rFonts w:ascii="Arial" w:cs="Arial" w:eastAsia="Arial" w:hAnsi="Arial"/>
-                <w:b/>
-                <w:bCs/>
-                <w:sz w:val="15"/>
-                <w:szCs w:val="15"/>
-                <w:rtl/>
-              </w:rPr>
-              <w:t xml:space="preserve">۵</w:t>
-            </w:r>
-          </w:p>
-        </w:tc>
-        <w:tc>
-          <w:tcPr>
-            <w:tcW w:type="dxa" w:w="560"/>
-            <w:tcBorders>
-              <w:top w:val="single" w:color="A6A6A6" w:sz="4"/>
-              <w:left w:val="single" w:color="A6A6A6" w:sz="4"/>
-              <w:bottom w:val="single" w:color="A6A6A6" w:sz="4"/>
-              <w:right w:val="single" w:color="A6A6A6" w:sz="4"/>
-            </w:tcBorders>
-            <w:shd w:fill="D9E2F3" w:color="auto" w:val="clear"/>
-            <w:tcMar>
-              <w:top w:type="dxa" w:w="50"/>
-              <w:left w:type="dxa" w:w="60"/>
-              <w:bottom w:type="dxa" w:w="50"/>
-              <w:right w:type="dxa" w:w="60"/>
-            </w:tcMar>
-          </w:tcPr>
-          <w:p>
-            <w:pPr>
-              <w:bidi/>
-              <w:spacing w:after="0" w:line="260"/>
-              <w:jc w:val="center"/>
-            </w:pPr>
-            <w:r>
-              <w:rPr>
-                <w:rFonts w:ascii="Arial" w:cs="Arial" w:eastAsia="Arial" w:hAnsi="Arial"/>
-                <w:b/>
-                <w:bCs/>
-                <w:sz w:val="15"/>
-                <w:szCs w:val="15"/>
-                <w:rtl/>
-              </w:rPr>
-              <w:t xml:space="preserve">۶</w:t>
-            </w:r>
-          </w:p>
-        </w:tc>
-        <w:tc>
-          <w:tcPr>
-            <w:tcW w:type="dxa" w:w="560"/>
-            <w:tcBorders>
-              <w:top w:val="single" w:color="A6A6A6" w:sz="4"/>
-              <w:left w:val="single" w:color="A6A6A6" w:sz="4"/>
-              <w:bottom w:val="single" w:color="A6A6A6" w:sz="4"/>
-              <w:right w:val="single" w:color="A6A6A6" w:sz="4"/>
-            </w:tcBorders>
-            <w:shd w:fill="D9E2F3" w:color="auto" w:val="clear"/>
-            <w:tcMar>
-              <w:top w:type="dxa" w:w="50"/>
-              <w:left w:type="dxa" w:w="60"/>
-              <w:bottom w:type="dxa" w:w="50"/>
-              <w:right w:type="dxa" w:w="60"/>
-            </w:tcMar>
-          </w:tcPr>
-          <w:p>
-            <w:pPr>
-              <w:bidi/>
-              <w:spacing w:after="0" w:line="260"/>
-              <w:jc w:val="center"/>
-            </w:pPr>
-            <w:r>
-              <w:rPr>
-                <w:rFonts w:ascii="Arial" w:cs="Arial" w:eastAsia="Arial" w:hAnsi="Arial"/>
-                <w:b/>
-                <w:bCs/>
-                <w:sz w:val="15"/>
-                <w:szCs w:val="15"/>
-                <w:rtl/>
-              </w:rPr>
-              <w:t xml:space="preserve">۷</w:t>
+              <w:t xml:space="preserve">نکته‌ی اجرایی (نمایش داده نشود)</w:t>
             </w:r>
           </w:p>
         </w:tc>
@@ -23036,955 +26065,35 @@
         </w:trPr>
         <w:tc>
           <w:tcPr>
-            <w:tcW w:type="dxa" w:w="650"/>
-            <w:tcBorders>
-              <w:top w:val="single" w:color="A6A6A6" w:sz="4"/>
-              <w:left w:val="single" w:color="A6A6A6" w:sz="4"/>
-              <w:bottom w:val="single" w:color="A6A6A6" w:sz="4"/>
-              <w:right w:val="single" w:color="A6A6A6" w:sz="4"/>
-            </w:tcBorders>
-            <w:tcMar>
-              <w:top w:type="dxa" w:w="50"/>
-              <w:left w:type="dxa" w:w="60"/>
-              <w:bottom w:type="dxa" w:w="50"/>
-              <w:right w:type="dxa" w:w="60"/>
-            </w:tcMar>
-          </w:tcPr>
-          <w:p>
-            <w:pPr>
-              <w:bidi/>
-              <w:spacing w:after="0" w:line="260"/>
-              <w:jc w:val="center"/>
-            </w:pPr>
-            <w:r>
-              <w:rPr>
-                <w:rFonts w:ascii="Arial" w:cs="Arial" w:eastAsia="Arial" w:hAnsi="Arial"/>
-                <w:b w:val="false"/>
-                <w:bCs w:val="false"/>
-                <w:sz w:val="19"/>
-                <w:szCs w:val="19"/>
-                <w:rtl/>
-              </w:rPr>
-              <w:t xml:space="preserve">V2a</w:t>
-            </w:r>
-          </w:p>
-        </w:tc>
-        <w:tc>
-          <w:tcPr>
-            <w:tcW w:type="dxa" w:w="4930"/>
-            <w:tcBorders>
-              <w:top w:val="single" w:color="A6A6A6" w:sz="4"/>
-              <w:left w:val="single" w:color="A6A6A6" w:sz="4"/>
-              <w:bottom w:val="single" w:color="A6A6A6" w:sz="4"/>
-              <w:right w:val="single" w:color="A6A6A6" w:sz="4"/>
-            </w:tcBorders>
-            <w:tcMar>
-              <w:top w:type="dxa" w:w="50"/>
-              <w:left w:type="dxa" w:w="60"/>
-              <w:bottom w:type="dxa" w:w="50"/>
-              <w:right w:type="dxa" w:w="60"/>
-            </w:tcMar>
-          </w:tcPr>
-          <w:p>
-            <w:pPr>
-              <w:bidi/>
-              <w:spacing w:after="0" w:line="260"/>
-            </w:pPr>
-            <w:r>
-              <w:rPr>
-                <w:rFonts w:ascii="Arial" w:cs="Arial" w:eastAsia="Arial" w:hAnsi="Arial"/>
-                <w:b w:val="false"/>
-                <w:bCs w:val="false"/>
-                <w:sz w:val="19"/>
-                <w:szCs w:val="19"/>
-                <w:rtl/>
-              </w:rPr>
-              <w:t xml:space="preserve">موضوع را در کاربرگ‌ها کم‌اهمیت‌تر از واقع نشان دهم.</w:t>
-            </w:r>
-          </w:p>
-        </w:tc>
-        <w:tc>
-          <w:tcPr>
-            <w:tcW w:type="dxa" w:w="560"/>
-            <w:tcBorders>
-              <w:top w:val="single" w:color="A6A6A6" w:sz="4"/>
-              <w:left w:val="single" w:color="A6A6A6" w:sz="4"/>
-              <w:bottom w:val="single" w:color="A6A6A6" w:sz="4"/>
-              <w:right w:val="single" w:color="A6A6A6" w:sz="4"/>
-            </w:tcBorders>
-            <w:tcMar>
-              <w:top w:type="dxa" w:w="50"/>
-              <w:left w:type="dxa" w:w="60"/>
-              <w:bottom w:type="dxa" w:w="50"/>
-              <w:right w:type="dxa" w:w="60"/>
-            </w:tcMar>
-          </w:tcPr>
-          <w:p>
-            <w:pPr>
-              <w:bidi/>
-              <w:spacing w:after="0" w:line="260"/>
-              <w:jc w:val="center"/>
-            </w:pPr>
-            <w:r>
-              <w:rPr>
-                <w:rFonts w:ascii="Arial" w:cs="Arial" w:eastAsia="Arial" w:hAnsi="Arial"/>
-                <w:b w:val="false"/>
-                <w:bCs w:val="false"/>
-                <w:sz w:val="19"/>
-                <w:szCs w:val="19"/>
-                <w:rtl/>
-              </w:rPr>
-              <w:t xml:space="preserve">☐</w:t>
-            </w:r>
-          </w:p>
-        </w:tc>
-        <w:tc>
-          <w:tcPr>
-            <w:tcW w:type="dxa" w:w="560"/>
-            <w:tcBorders>
-              <w:top w:val="single" w:color="A6A6A6" w:sz="4"/>
-              <w:left w:val="single" w:color="A6A6A6" w:sz="4"/>
-              <w:bottom w:val="single" w:color="A6A6A6" w:sz="4"/>
-              <w:right w:val="single" w:color="A6A6A6" w:sz="4"/>
-            </w:tcBorders>
-            <w:tcMar>
-              <w:top w:type="dxa" w:w="50"/>
-              <w:left w:type="dxa" w:w="60"/>
-              <w:bottom w:type="dxa" w:w="50"/>
-              <w:right w:type="dxa" w:w="60"/>
-            </w:tcMar>
-          </w:tcPr>
-          <w:p>
-            <w:pPr>
-              <w:bidi/>
-              <w:spacing w:after="0" w:line="260"/>
-              <w:jc w:val="center"/>
-            </w:pPr>
-            <w:r>
-              <w:rPr>
-                <w:rFonts w:ascii="Arial" w:cs="Arial" w:eastAsia="Arial" w:hAnsi="Arial"/>
-                <w:b w:val="false"/>
-                <w:bCs w:val="false"/>
-                <w:sz w:val="19"/>
-                <w:szCs w:val="19"/>
-                <w:rtl/>
-              </w:rPr>
-              <w:t xml:space="preserve">☐</w:t>
-            </w:r>
-          </w:p>
-        </w:tc>
-        <w:tc>
-          <w:tcPr>
-            <w:tcW w:type="dxa" w:w="560"/>
-            <w:tcBorders>
-              <w:top w:val="single" w:color="A6A6A6" w:sz="4"/>
-              <w:left w:val="single" w:color="A6A6A6" w:sz="4"/>
-              <w:bottom w:val="single" w:color="A6A6A6" w:sz="4"/>
-              <w:right w:val="single" w:color="A6A6A6" w:sz="4"/>
-            </w:tcBorders>
-            <w:tcMar>
-              <w:top w:type="dxa" w:w="50"/>
-              <w:left w:type="dxa" w:w="60"/>
-              <w:bottom w:type="dxa" w:w="50"/>
-              <w:right w:type="dxa" w:w="60"/>
-            </w:tcMar>
-          </w:tcPr>
-          <w:p>
-            <w:pPr>
-              <w:bidi/>
-              <w:spacing w:after="0" w:line="260"/>
-              <w:jc w:val="center"/>
-            </w:pPr>
-            <w:r>
-              <w:rPr>
-                <w:rFonts w:ascii="Arial" w:cs="Arial" w:eastAsia="Arial" w:hAnsi="Arial"/>
-                <w:b w:val="false"/>
-                <w:bCs w:val="false"/>
-                <w:sz w:val="19"/>
-                <w:szCs w:val="19"/>
-                <w:rtl/>
-              </w:rPr>
-              <w:t xml:space="preserve">☐</w:t>
-            </w:r>
-          </w:p>
-        </w:tc>
-        <w:tc>
-          <w:tcPr>
-            <w:tcW w:type="dxa" w:w="560"/>
-            <w:tcBorders>
-              <w:top w:val="single" w:color="A6A6A6" w:sz="4"/>
-              <w:left w:val="single" w:color="A6A6A6" w:sz="4"/>
-              <w:bottom w:val="single" w:color="A6A6A6" w:sz="4"/>
-              <w:right w:val="single" w:color="A6A6A6" w:sz="4"/>
-            </w:tcBorders>
-            <w:tcMar>
-              <w:top w:type="dxa" w:w="50"/>
-              <w:left w:type="dxa" w:w="60"/>
-              <w:bottom w:type="dxa" w:w="50"/>
-              <w:right w:type="dxa" w:w="60"/>
-            </w:tcMar>
-          </w:tcPr>
-          <w:p>
-            <w:pPr>
-              <w:bidi/>
-              <w:spacing w:after="0" w:line="260"/>
-              <w:jc w:val="center"/>
-            </w:pPr>
-            <w:r>
-              <w:rPr>
-                <w:rFonts w:ascii="Arial" w:cs="Arial" w:eastAsia="Arial" w:hAnsi="Arial"/>
-                <w:b w:val="false"/>
-                <w:bCs w:val="false"/>
-                <w:sz w:val="19"/>
-                <w:szCs w:val="19"/>
-                <w:rtl/>
-              </w:rPr>
-              <w:t xml:space="preserve">☐</w:t>
-            </w:r>
-          </w:p>
-        </w:tc>
-        <w:tc>
-          <w:tcPr>
-            <w:tcW w:type="dxa" w:w="560"/>
-            <w:tcBorders>
-              <w:top w:val="single" w:color="A6A6A6" w:sz="4"/>
-              <w:left w:val="single" w:color="A6A6A6" w:sz="4"/>
-              <w:bottom w:val="single" w:color="A6A6A6" w:sz="4"/>
-              <w:right w:val="single" w:color="A6A6A6" w:sz="4"/>
-            </w:tcBorders>
-            <w:tcMar>
-              <w:top w:type="dxa" w:w="50"/>
-              <w:left w:type="dxa" w:w="60"/>
-              <w:bottom w:type="dxa" w:w="50"/>
-              <w:right w:type="dxa" w:w="60"/>
-            </w:tcMar>
-          </w:tcPr>
-          <w:p>
-            <w:pPr>
-              <w:bidi/>
-              <w:spacing w:after="0" w:line="260"/>
-              <w:jc w:val="center"/>
-            </w:pPr>
-            <w:r>
-              <w:rPr>
-                <w:rFonts w:ascii="Arial" w:cs="Arial" w:eastAsia="Arial" w:hAnsi="Arial"/>
-                <w:b w:val="false"/>
-                <w:bCs w:val="false"/>
-                <w:sz w:val="19"/>
-                <w:szCs w:val="19"/>
-                <w:rtl/>
-              </w:rPr>
-              <w:t xml:space="preserve">☐</w:t>
-            </w:r>
-          </w:p>
-        </w:tc>
-        <w:tc>
-          <w:tcPr>
-            <w:tcW w:type="dxa" w:w="560"/>
-            <w:tcBorders>
-              <w:top w:val="single" w:color="A6A6A6" w:sz="4"/>
-              <w:left w:val="single" w:color="A6A6A6" w:sz="4"/>
-              <w:bottom w:val="single" w:color="A6A6A6" w:sz="4"/>
-              <w:right w:val="single" w:color="A6A6A6" w:sz="4"/>
-            </w:tcBorders>
-            <w:tcMar>
-              <w:top w:type="dxa" w:w="50"/>
-              <w:left w:type="dxa" w:w="60"/>
-              <w:bottom w:type="dxa" w:w="50"/>
-              <w:right w:type="dxa" w:w="60"/>
-            </w:tcMar>
-          </w:tcPr>
-          <w:p>
-            <w:pPr>
-              <w:bidi/>
-              <w:spacing w:after="0" w:line="260"/>
-              <w:jc w:val="center"/>
-            </w:pPr>
-            <w:r>
-              <w:rPr>
-                <w:rFonts w:ascii="Arial" w:cs="Arial" w:eastAsia="Arial" w:hAnsi="Arial"/>
-                <w:b w:val="false"/>
-                <w:bCs w:val="false"/>
-                <w:sz w:val="19"/>
-                <w:szCs w:val="19"/>
-                <w:rtl/>
-              </w:rPr>
-              <w:t xml:space="preserve">☐</w:t>
-            </w:r>
-          </w:p>
-        </w:tc>
-        <w:tc>
-          <w:tcPr>
-            <w:tcW w:type="dxa" w:w="560"/>
-            <w:tcBorders>
-              <w:top w:val="single" w:color="A6A6A6" w:sz="4"/>
-              <w:left w:val="single" w:color="A6A6A6" w:sz="4"/>
-              <w:bottom w:val="single" w:color="A6A6A6" w:sz="4"/>
-              <w:right w:val="single" w:color="A6A6A6" w:sz="4"/>
-            </w:tcBorders>
-            <w:tcMar>
-              <w:top w:type="dxa" w:w="50"/>
-              <w:left w:type="dxa" w:w="60"/>
-              <w:bottom w:type="dxa" w:w="50"/>
-              <w:right w:type="dxa" w:w="60"/>
-            </w:tcMar>
-          </w:tcPr>
-          <w:p>
-            <w:pPr>
-              <w:bidi/>
-              <w:spacing w:after="0" w:line="260"/>
-              <w:jc w:val="center"/>
-            </w:pPr>
-            <w:r>
-              <w:rPr>
-                <w:rFonts w:ascii="Arial" w:cs="Arial" w:eastAsia="Arial" w:hAnsi="Arial"/>
-                <w:b w:val="false"/>
-                <w:bCs w:val="false"/>
-                <w:sz w:val="19"/>
-                <w:szCs w:val="19"/>
-                <w:rtl/>
-              </w:rPr>
-              <w:t xml:space="preserve">☐</w:t>
-            </w:r>
-          </w:p>
-        </w:tc>
-      </w:tr>
-      <w:tr>
-        <w:trPr>
-          <w:cantSplit/>
-          <w:tblHeader w:val="false"/>
-        </w:trPr>
-        <w:tc>
-          <w:tcPr>
-            <w:tcW w:type="dxa" w:w="650"/>
-            <w:tcBorders>
-              <w:top w:val="single" w:color="A6A6A6" w:sz="4"/>
-              <w:left w:val="single" w:color="A6A6A6" w:sz="4"/>
-              <w:bottom w:val="single" w:color="A6A6A6" w:sz="4"/>
-              <w:right w:val="single" w:color="A6A6A6" w:sz="4"/>
-            </w:tcBorders>
-            <w:tcMar>
-              <w:top w:type="dxa" w:w="50"/>
-              <w:left w:type="dxa" w:w="60"/>
-              <w:bottom w:type="dxa" w:w="50"/>
-              <w:right w:type="dxa" w:w="60"/>
-            </w:tcMar>
-          </w:tcPr>
-          <w:p>
-            <w:pPr>
-              <w:bidi/>
-              <w:spacing w:after="0" w:line="260"/>
-              <w:jc w:val="center"/>
-            </w:pPr>
-            <w:r>
-              <w:rPr>
-                <w:rFonts w:ascii="Arial" w:cs="Arial" w:eastAsia="Arial" w:hAnsi="Arial"/>
-                <w:b w:val="false"/>
-                <w:bCs w:val="false"/>
-                <w:sz w:val="19"/>
-                <w:szCs w:val="19"/>
-                <w:rtl/>
-              </w:rPr>
-              <w:t xml:space="preserve">V2b</w:t>
-            </w:r>
-          </w:p>
-        </w:tc>
-        <w:tc>
-          <w:tcPr>
-            <w:tcW w:type="dxa" w:w="4930"/>
-            <w:tcBorders>
-              <w:top w:val="single" w:color="A6A6A6" w:sz="4"/>
-              <w:left w:val="single" w:color="A6A6A6" w:sz="4"/>
-              <w:bottom w:val="single" w:color="A6A6A6" w:sz="4"/>
-              <w:right w:val="single" w:color="A6A6A6" w:sz="4"/>
-            </w:tcBorders>
-            <w:tcMar>
-              <w:top w:type="dxa" w:w="50"/>
-              <w:left w:type="dxa" w:w="60"/>
-              <w:bottom w:type="dxa" w:w="50"/>
-              <w:right w:type="dxa" w:w="60"/>
-            </w:tcMar>
-          </w:tcPr>
-          <w:p>
-            <w:pPr>
-              <w:bidi/>
-              <w:spacing w:after="0" w:line="260"/>
-            </w:pPr>
-            <w:r>
-              <w:rPr>
-                <w:rFonts w:ascii="Arial" w:cs="Arial" w:eastAsia="Arial" w:hAnsi="Arial"/>
-                <w:b w:val="false"/>
-                <w:bCs w:val="false"/>
-                <w:sz w:val="19"/>
-                <w:szCs w:val="19"/>
-                <w:rtl/>
-              </w:rPr>
-              <w:t xml:space="preserve">موضوع را فقط شفاهی مطرح کنم و در کاربرگ‌ها ثبت نکنم.</w:t>
-            </w:r>
-          </w:p>
-        </w:tc>
-        <w:tc>
-          <w:tcPr>
-            <w:tcW w:type="dxa" w:w="560"/>
-            <w:tcBorders>
-              <w:top w:val="single" w:color="A6A6A6" w:sz="4"/>
-              <w:left w:val="single" w:color="A6A6A6" w:sz="4"/>
-              <w:bottom w:val="single" w:color="A6A6A6" w:sz="4"/>
-              <w:right w:val="single" w:color="A6A6A6" w:sz="4"/>
-            </w:tcBorders>
-            <w:tcMar>
-              <w:top w:type="dxa" w:w="50"/>
-              <w:left w:type="dxa" w:w="60"/>
-              <w:bottom w:type="dxa" w:w="50"/>
-              <w:right w:type="dxa" w:w="60"/>
-            </w:tcMar>
-          </w:tcPr>
-          <w:p>
-            <w:pPr>
-              <w:bidi/>
-              <w:spacing w:after="0" w:line="260"/>
-              <w:jc w:val="center"/>
-            </w:pPr>
-            <w:r>
-              <w:rPr>
-                <w:rFonts w:ascii="Arial" w:cs="Arial" w:eastAsia="Arial" w:hAnsi="Arial"/>
-                <w:b w:val="false"/>
-                <w:bCs w:val="false"/>
-                <w:sz w:val="19"/>
-                <w:szCs w:val="19"/>
-                <w:rtl/>
-              </w:rPr>
-              <w:t xml:space="preserve">☐</w:t>
-            </w:r>
-          </w:p>
-        </w:tc>
-        <w:tc>
-          <w:tcPr>
-            <w:tcW w:type="dxa" w:w="560"/>
-            <w:tcBorders>
-              <w:top w:val="single" w:color="A6A6A6" w:sz="4"/>
-              <w:left w:val="single" w:color="A6A6A6" w:sz="4"/>
-              <w:bottom w:val="single" w:color="A6A6A6" w:sz="4"/>
-              <w:right w:val="single" w:color="A6A6A6" w:sz="4"/>
-            </w:tcBorders>
-            <w:tcMar>
-              <w:top w:type="dxa" w:w="50"/>
-              <w:left w:type="dxa" w:w="60"/>
-              <w:bottom w:type="dxa" w:w="50"/>
-              <w:right w:type="dxa" w:w="60"/>
-            </w:tcMar>
-          </w:tcPr>
-          <w:p>
-            <w:pPr>
-              <w:bidi/>
-              <w:spacing w:after="0" w:line="260"/>
-              <w:jc w:val="center"/>
-            </w:pPr>
-            <w:r>
-              <w:rPr>
-                <w:rFonts w:ascii="Arial" w:cs="Arial" w:eastAsia="Arial" w:hAnsi="Arial"/>
-                <w:b w:val="false"/>
-                <w:bCs w:val="false"/>
-                <w:sz w:val="19"/>
-                <w:szCs w:val="19"/>
-                <w:rtl/>
-              </w:rPr>
-              <w:t xml:space="preserve">☐</w:t>
-            </w:r>
-          </w:p>
-        </w:tc>
-        <w:tc>
-          <w:tcPr>
-            <w:tcW w:type="dxa" w:w="560"/>
-            <w:tcBorders>
-              <w:top w:val="single" w:color="A6A6A6" w:sz="4"/>
-              <w:left w:val="single" w:color="A6A6A6" w:sz="4"/>
-              <w:bottom w:val="single" w:color="A6A6A6" w:sz="4"/>
-              <w:right w:val="single" w:color="A6A6A6" w:sz="4"/>
-            </w:tcBorders>
-            <w:tcMar>
-              <w:top w:type="dxa" w:w="50"/>
-              <w:left w:type="dxa" w:w="60"/>
-              <w:bottom w:type="dxa" w:w="50"/>
-              <w:right w:type="dxa" w:w="60"/>
-            </w:tcMar>
-          </w:tcPr>
-          <w:p>
-            <w:pPr>
-              <w:bidi/>
-              <w:spacing w:after="0" w:line="260"/>
-              <w:jc w:val="center"/>
-            </w:pPr>
-            <w:r>
-              <w:rPr>
-                <w:rFonts w:ascii="Arial" w:cs="Arial" w:eastAsia="Arial" w:hAnsi="Arial"/>
-                <w:b w:val="false"/>
-                <w:bCs w:val="false"/>
-                <w:sz w:val="19"/>
-                <w:szCs w:val="19"/>
-                <w:rtl/>
-              </w:rPr>
-              <w:t xml:space="preserve">☐</w:t>
-            </w:r>
-          </w:p>
-        </w:tc>
-        <w:tc>
-          <w:tcPr>
-            <w:tcW w:type="dxa" w:w="560"/>
-            <w:tcBorders>
-              <w:top w:val="single" w:color="A6A6A6" w:sz="4"/>
-              <w:left w:val="single" w:color="A6A6A6" w:sz="4"/>
-              <w:bottom w:val="single" w:color="A6A6A6" w:sz="4"/>
-              <w:right w:val="single" w:color="A6A6A6" w:sz="4"/>
-            </w:tcBorders>
-            <w:tcMar>
-              <w:top w:type="dxa" w:w="50"/>
-              <w:left w:type="dxa" w:w="60"/>
-              <w:bottom w:type="dxa" w:w="50"/>
-              <w:right w:type="dxa" w:w="60"/>
-            </w:tcMar>
-          </w:tcPr>
-          <w:p>
-            <w:pPr>
-              <w:bidi/>
-              <w:spacing w:after="0" w:line="260"/>
-              <w:jc w:val="center"/>
-            </w:pPr>
-            <w:r>
-              <w:rPr>
-                <w:rFonts w:ascii="Arial" w:cs="Arial" w:eastAsia="Arial" w:hAnsi="Arial"/>
-                <w:b w:val="false"/>
-                <w:bCs w:val="false"/>
-                <w:sz w:val="19"/>
-                <w:szCs w:val="19"/>
-                <w:rtl/>
-              </w:rPr>
-              <w:t xml:space="preserve">☐</w:t>
-            </w:r>
-          </w:p>
-        </w:tc>
-        <w:tc>
-          <w:tcPr>
-            <w:tcW w:type="dxa" w:w="560"/>
-            <w:tcBorders>
-              <w:top w:val="single" w:color="A6A6A6" w:sz="4"/>
-              <w:left w:val="single" w:color="A6A6A6" w:sz="4"/>
-              <w:bottom w:val="single" w:color="A6A6A6" w:sz="4"/>
-              <w:right w:val="single" w:color="A6A6A6" w:sz="4"/>
-            </w:tcBorders>
-            <w:tcMar>
-              <w:top w:type="dxa" w:w="50"/>
-              <w:left w:type="dxa" w:w="60"/>
-              <w:bottom w:type="dxa" w:w="50"/>
-              <w:right w:type="dxa" w:w="60"/>
-            </w:tcMar>
-          </w:tcPr>
-          <w:p>
-            <w:pPr>
-              <w:bidi/>
-              <w:spacing w:after="0" w:line="260"/>
-              <w:jc w:val="center"/>
-            </w:pPr>
-            <w:r>
-              <w:rPr>
-                <w:rFonts w:ascii="Arial" w:cs="Arial" w:eastAsia="Arial" w:hAnsi="Arial"/>
-                <w:b w:val="false"/>
-                <w:bCs w:val="false"/>
-                <w:sz w:val="19"/>
-                <w:szCs w:val="19"/>
-                <w:rtl/>
-              </w:rPr>
-              <w:t xml:space="preserve">☐</w:t>
-            </w:r>
-          </w:p>
-        </w:tc>
-        <w:tc>
-          <w:tcPr>
-            <w:tcW w:type="dxa" w:w="560"/>
-            <w:tcBorders>
-              <w:top w:val="single" w:color="A6A6A6" w:sz="4"/>
-              <w:left w:val="single" w:color="A6A6A6" w:sz="4"/>
-              <w:bottom w:val="single" w:color="A6A6A6" w:sz="4"/>
-              <w:right w:val="single" w:color="A6A6A6" w:sz="4"/>
-            </w:tcBorders>
-            <w:tcMar>
-              <w:top w:type="dxa" w:w="50"/>
-              <w:left w:type="dxa" w:w="60"/>
-              <w:bottom w:type="dxa" w:w="50"/>
-              <w:right w:type="dxa" w:w="60"/>
-            </w:tcMar>
-          </w:tcPr>
-          <w:p>
-            <w:pPr>
-              <w:bidi/>
-              <w:spacing w:after="0" w:line="260"/>
-              <w:jc w:val="center"/>
-            </w:pPr>
-            <w:r>
-              <w:rPr>
-                <w:rFonts w:ascii="Arial" w:cs="Arial" w:eastAsia="Arial" w:hAnsi="Arial"/>
-                <w:b w:val="false"/>
-                <w:bCs w:val="false"/>
-                <w:sz w:val="19"/>
-                <w:szCs w:val="19"/>
-                <w:rtl/>
-              </w:rPr>
-              <w:t xml:space="preserve">☐</w:t>
-            </w:r>
-          </w:p>
-        </w:tc>
-        <w:tc>
-          <w:tcPr>
-            <w:tcW w:type="dxa" w:w="560"/>
-            <w:tcBorders>
-              <w:top w:val="single" w:color="A6A6A6" w:sz="4"/>
-              <w:left w:val="single" w:color="A6A6A6" w:sz="4"/>
-              <w:bottom w:val="single" w:color="A6A6A6" w:sz="4"/>
-              <w:right w:val="single" w:color="A6A6A6" w:sz="4"/>
-            </w:tcBorders>
-            <w:tcMar>
-              <w:top w:type="dxa" w:w="50"/>
-              <w:left w:type="dxa" w:w="60"/>
-              <w:bottom w:type="dxa" w:w="50"/>
-              <w:right w:type="dxa" w:w="60"/>
-            </w:tcMar>
-          </w:tcPr>
-          <w:p>
-            <w:pPr>
-              <w:bidi/>
-              <w:spacing w:after="0" w:line="260"/>
-              <w:jc w:val="center"/>
-            </w:pPr>
-            <w:r>
-              <w:rPr>
-                <w:rFonts w:ascii="Arial" w:cs="Arial" w:eastAsia="Arial" w:hAnsi="Arial"/>
-                <w:b w:val="false"/>
-                <w:bCs w:val="false"/>
-                <w:sz w:val="19"/>
-                <w:szCs w:val="19"/>
-                <w:rtl/>
-              </w:rPr>
-              <w:t xml:space="preserve">☐</w:t>
-            </w:r>
-          </w:p>
-        </w:tc>
-      </w:tr>
-      <w:tr>
-        <w:trPr>
-          <w:cantSplit/>
-          <w:tblHeader w:val="false"/>
-        </w:trPr>
-        <w:tc>
-          <w:tcPr>
-            <w:tcW w:type="dxa" w:w="650"/>
-            <w:tcBorders>
-              <w:top w:val="single" w:color="A6A6A6" w:sz="4"/>
-              <w:left w:val="single" w:color="A6A6A6" w:sz="4"/>
-              <w:bottom w:val="single" w:color="A6A6A6" w:sz="4"/>
-              <w:right w:val="single" w:color="A6A6A6" w:sz="4"/>
-            </w:tcBorders>
-            <w:tcMar>
-              <w:top w:type="dxa" w:w="50"/>
-              <w:left w:type="dxa" w:w="60"/>
-              <w:bottom w:type="dxa" w:w="50"/>
-              <w:right w:type="dxa" w:w="60"/>
-            </w:tcMar>
-          </w:tcPr>
-          <w:p>
-            <w:pPr>
-              <w:bidi/>
-              <w:spacing w:after="0" w:line="260"/>
-              <w:jc w:val="center"/>
-            </w:pPr>
-            <w:r>
-              <w:rPr>
-                <w:rFonts w:ascii="Arial" w:cs="Arial" w:eastAsia="Arial" w:hAnsi="Arial"/>
-                <w:b w:val="false"/>
-                <w:bCs w:val="false"/>
-                <w:sz w:val="19"/>
-                <w:szCs w:val="19"/>
-                <w:rtl/>
-              </w:rPr>
-              <w:t xml:space="preserve">V2c</w:t>
-            </w:r>
-          </w:p>
-        </w:tc>
-        <w:tc>
-          <w:tcPr>
-            <w:tcW w:type="dxa" w:w="4930"/>
-            <w:tcBorders>
-              <w:top w:val="single" w:color="A6A6A6" w:sz="4"/>
-              <w:left w:val="single" w:color="A6A6A6" w:sz="4"/>
-              <w:bottom w:val="single" w:color="A6A6A6" w:sz="4"/>
-              <w:right w:val="single" w:color="A6A6A6" w:sz="4"/>
-            </w:tcBorders>
-            <w:tcMar>
-              <w:top w:type="dxa" w:w="50"/>
-              <w:left w:type="dxa" w:w="60"/>
-              <w:bottom w:type="dxa" w:w="50"/>
-              <w:right w:type="dxa" w:w="60"/>
-            </w:tcMar>
-          </w:tcPr>
-          <w:p>
-            <w:pPr>
-              <w:bidi/>
-              <w:spacing w:after="0" w:line="260"/>
-            </w:pPr>
-            <w:r>
-              <w:rPr>
-                <w:rFonts w:ascii="Arial" w:cs="Arial" w:eastAsia="Arial" w:hAnsi="Arial"/>
-                <w:b w:val="false"/>
-                <w:bCs w:val="false"/>
-                <w:sz w:val="19"/>
-                <w:szCs w:val="19"/>
-                <w:rtl/>
-              </w:rPr>
-              <w:t xml:space="preserve">بر ثبت تعدیل و گزارش آن در حساب‌ها اصرار کنم.</w:t>
-            </w:r>
-          </w:p>
-        </w:tc>
-        <w:tc>
-          <w:tcPr>
-            <w:tcW w:type="dxa" w:w="560"/>
-            <w:tcBorders>
-              <w:top w:val="single" w:color="A6A6A6" w:sz="4"/>
-              <w:left w:val="single" w:color="A6A6A6" w:sz="4"/>
-              <w:bottom w:val="single" w:color="A6A6A6" w:sz="4"/>
-              <w:right w:val="single" w:color="A6A6A6" w:sz="4"/>
-            </w:tcBorders>
-            <w:tcMar>
-              <w:top w:type="dxa" w:w="50"/>
-              <w:left w:type="dxa" w:w="60"/>
-              <w:bottom w:type="dxa" w:w="50"/>
-              <w:right w:type="dxa" w:w="60"/>
-            </w:tcMar>
-          </w:tcPr>
-          <w:p>
-            <w:pPr>
-              <w:bidi/>
-              <w:spacing w:after="0" w:line="260"/>
-              <w:jc w:val="center"/>
-            </w:pPr>
-            <w:r>
-              <w:rPr>
-                <w:rFonts w:ascii="Arial" w:cs="Arial" w:eastAsia="Arial" w:hAnsi="Arial"/>
-                <w:b w:val="false"/>
-                <w:bCs w:val="false"/>
-                <w:sz w:val="19"/>
-                <w:szCs w:val="19"/>
-                <w:rtl/>
-              </w:rPr>
-              <w:t xml:space="preserve">☐</w:t>
-            </w:r>
-          </w:p>
-        </w:tc>
-        <w:tc>
-          <w:tcPr>
-            <w:tcW w:type="dxa" w:w="560"/>
-            <w:tcBorders>
-              <w:top w:val="single" w:color="A6A6A6" w:sz="4"/>
-              <w:left w:val="single" w:color="A6A6A6" w:sz="4"/>
-              <w:bottom w:val="single" w:color="A6A6A6" w:sz="4"/>
-              <w:right w:val="single" w:color="A6A6A6" w:sz="4"/>
-            </w:tcBorders>
-            <w:tcMar>
-              <w:top w:type="dxa" w:w="50"/>
-              <w:left w:type="dxa" w:w="60"/>
-              <w:bottom w:type="dxa" w:w="50"/>
-              <w:right w:type="dxa" w:w="60"/>
-            </w:tcMar>
-          </w:tcPr>
-          <w:p>
-            <w:pPr>
-              <w:bidi/>
-              <w:spacing w:after="0" w:line="260"/>
-              <w:jc w:val="center"/>
-            </w:pPr>
-            <w:r>
-              <w:rPr>
-                <w:rFonts w:ascii="Arial" w:cs="Arial" w:eastAsia="Arial" w:hAnsi="Arial"/>
-                <w:b w:val="false"/>
-                <w:bCs w:val="false"/>
-                <w:sz w:val="19"/>
-                <w:szCs w:val="19"/>
-                <w:rtl/>
-              </w:rPr>
-              <w:t xml:space="preserve">☐</w:t>
-            </w:r>
-          </w:p>
-        </w:tc>
-        <w:tc>
-          <w:tcPr>
-            <w:tcW w:type="dxa" w:w="560"/>
-            <w:tcBorders>
-              <w:top w:val="single" w:color="A6A6A6" w:sz="4"/>
-              <w:left w:val="single" w:color="A6A6A6" w:sz="4"/>
-              <w:bottom w:val="single" w:color="A6A6A6" w:sz="4"/>
-              <w:right w:val="single" w:color="A6A6A6" w:sz="4"/>
-            </w:tcBorders>
-            <w:tcMar>
-              <w:top w:type="dxa" w:w="50"/>
-              <w:left w:type="dxa" w:w="60"/>
-              <w:bottom w:type="dxa" w:w="50"/>
-              <w:right w:type="dxa" w:w="60"/>
-            </w:tcMar>
-          </w:tcPr>
-          <w:p>
-            <w:pPr>
-              <w:bidi/>
-              <w:spacing w:after="0" w:line="260"/>
-              <w:jc w:val="center"/>
-            </w:pPr>
-            <w:r>
-              <w:rPr>
-                <w:rFonts w:ascii="Arial" w:cs="Arial" w:eastAsia="Arial" w:hAnsi="Arial"/>
-                <w:b w:val="false"/>
-                <w:bCs w:val="false"/>
-                <w:sz w:val="19"/>
-                <w:szCs w:val="19"/>
-                <w:rtl/>
-              </w:rPr>
-              <w:t xml:space="preserve">☐</w:t>
-            </w:r>
-          </w:p>
-        </w:tc>
-        <w:tc>
-          <w:tcPr>
-            <w:tcW w:type="dxa" w:w="560"/>
-            <w:tcBorders>
-              <w:top w:val="single" w:color="A6A6A6" w:sz="4"/>
-              <w:left w:val="single" w:color="A6A6A6" w:sz="4"/>
-              <w:bottom w:val="single" w:color="A6A6A6" w:sz="4"/>
-              <w:right w:val="single" w:color="A6A6A6" w:sz="4"/>
-            </w:tcBorders>
-            <w:tcMar>
-              <w:top w:type="dxa" w:w="50"/>
-              <w:left w:type="dxa" w:w="60"/>
-              <w:bottom w:type="dxa" w:w="50"/>
-              <w:right w:type="dxa" w:w="60"/>
-            </w:tcMar>
-          </w:tcPr>
-          <w:p>
-            <w:pPr>
-              <w:bidi/>
-              <w:spacing w:after="0" w:line="260"/>
-              <w:jc w:val="center"/>
-            </w:pPr>
-            <w:r>
-              <w:rPr>
-                <w:rFonts w:ascii="Arial" w:cs="Arial" w:eastAsia="Arial" w:hAnsi="Arial"/>
-                <w:b w:val="false"/>
-                <w:bCs w:val="false"/>
-                <w:sz w:val="19"/>
-                <w:szCs w:val="19"/>
-                <w:rtl/>
-              </w:rPr>
-              <w:t xml:space="preserve">☐</w:t>
-            </w:r>
-          </w:p>
-        </w:tc>
-        <w:tc>
-          <w:tcPr>
-            <w:tcW w:type="dxa" w:w="560"/>
-            <w:tcBorders>
-              <w:top w:val="single" w:color="A6A6A6" w:sz="4"/>
-              <w:left w:val="single" w:color="A6A6A6" w:sz="4"/>
-              <w:bottom w:val="single" w:color="A6A6A6" w:sz="4"/>
-              <w:right w:val="single" w:color="A6A6A6" w:sz="4"/>
-            </w:tcBorders>
-            <w:tcMar>
-              <w:top w:type="dxa" w:w="50"/>
-              <w:left w:type="dxa" w:w="60"/>
-              <w:bottom w:type="dxa" w:w="50"/>
-              <w:right w:type="dxa" w:w="60"/>
-            </w:tcMar>
-          </w:tcPr>
-          <w:p>
-            <w:pPr>
-              <w:bidi/>
-              <w:spacing w:after="0" w:line="260"/>
-              <w:jc w:val="center"/>
-            </w:pPr>
-            <w:r>
-              <w:rPr>
-                <w:rFonts w:ascii="Arial" w:cs="Arial" w:eastAsia="Arial" w:hAnsi="Arial"/>
-                <w:b w:val="false"/>
-                <w:bCs w:val="false"/>
-                <w:sz w:val="19"/>
-                <w:szCs w:val="19"/>
-                <w:rtl/>
-              </w:rPr>
-              <w:t xml:space="preserve">☐</w:t>
-            </w:r>
-          </w:p>
-        </w:tc>
-        <w:tc>
-          <w:tcPr>
-            <w:tcW w:type="dxa" w:w="560"/>
-            <w:tcBorders>
-              <w:top w:val="single" w:color="A6A6A6" w:sz="4"/>
-              <w:left w:val="single" w:color="A6A6A6" w:sz="4"/>
-              <w:bottom w:val="single" w:color="A6A6A6" w:sz="4"/>
-              <w:right w:val="single" w:color="A6A6A6" w:sz="4"/>
-            </w:tcBorders>
-            <w:tcMar>
-              <w:top w:type="dxa" w:w="50"/>
-              <w:left w:type="dxa" w:w="60"/>
-              <w:bottom w:type="dxa" w:w="50"/>
-              <w:right w:type="dxa" w:w="60"/>
-            </w:tcMar>
-          </w:tcPr>
-          <w:p>
-            <w:pPr>
-              <w:bidi/>
-              <w:spacing w:after="0" w:line="260"/>
-              <w:jc w:val="center"/>
-            </w:pPr>
-            <w:r>
-              <w:rPr>
-                <w:rFonts w:ascii="Arial" w:cs="Arial" w:eastAsia="Arial" w:hAnsi="Arial"/>
-                <w:b w:val="false"/>
-                <w:bCs w:val="false"/>
-                <w:sz w:val="19"/>
-                <w:szCs w:val="19"/>
-                <w:rtl/>
-              </w:rPr>
-              <w:t xml:space="preserve">☐</w:t>
-            </w:r>
-          </w:p>
-        </w:tc>
-        <w:tc>
-          <w:tcPr>
-            <w:tcW w:type="dxa" w:w="560"/>
-            <w:tcBorders>
-              <w:top w:val="single" w:color="A6A6A6" w:sz="4"/>
-              <w:left w:val="single" w:color="A6A6A6" w:sz="4"/>
-              <w:bottom w:val="single" w:color="A6A6A6" w:sz="4"/>
-              <w:right w:val="single" w:color="A6A6A6" w:sz="4"/>
-            </w:tcBorders>
-            <w:tcMar>
-              <w:top w:type="dxa" w:w="50"/>
-              <w:left w:type="dxa" w:w="60"/>
-              <w:bottom w:type="dxa" w:w="50"/>
-              <w:right w:type="dxa" w:w="60"/>
-            </w:tcMar>
-          </w:tcPr>
-          <w:p>
-            <w:pPr>
-              <w:bidi/>
-              <w:spacing w:after="0" w:line="260"/>
-              <w:jc w:val="center"/>
-            </w:pPr>
-            <w:r>
-              <w:rPr>
-                <w:rFonts w:ascii="Arial" w:cs="Arial" w:eastAsia="Arial" w:hAnsi="Arial"/>
-                <w:b w:val="false"/>
-                <w:bCs w:val="false"/>
-                <w:sz w:val="19"/>
-                <w:szCs w:val="19"/>
-                <w:rtl/>
-              </w:rPr>
-              <w:t xml:space="preserve">☐</w:t>
+            <w:tcW w:type="dxa" w:w="9500"/>
+            <w:tcBorders>
+              <w:top w:val="single" w:color="A6A6A6" w:sz="4"/>
+              <w:left w:val="single" w:color="A6A6A6" w:sz="4"/>
+              <w:bottom w:val="single" w:color="A6A6A6" w:sz="4"/>
+              <w:right w:val="single" w:color="A6A6A6" w:sz="4"/>
+            </w:tcBorders>
+            <w:tcMar>
+              <w:top w:type="dxa" w:w="50"/>
+              <w:left w:type="dxa" w:w="60"/>
+              <w:bottom w:type="dxa" w:w="50"/>
+              <w:right w:type="dxa" w:w="60"/>
+            </w:tcMar>
+          </w:tcPr>
+          <w:p>
+            <w:pPr>
+              <w:bidi/>
+              <w:spacing w:after="0" w:line="260"/>
+            </w:pPr>
+            <w:r>
+              <w:rPr>
+                <w:rFonts w:ascii="Arial" w:cs="Arial" w:eastAsia="Arial" w:hAnsi="Arial"/>
+                <w:b w:val="false"/>
+                <w:bCs w:val="false"/>
+                <w:sz w:val="19"/>
+                <w:szCs w:val="19"/>
+                <w:rtl/>
+              </w:rPr>
+              <w:t xml:space="preserve">هر پاسخ‌دهنده یکی از سه شرایط را تصادفی می‌بیند: بدون فشار اجتماعی (فقط پنج پاراگراف اول)؛ فشار همنوایی (پاراگراف همکار)؛ فشار اطاعت (پاراگراف شریک). شرط «بدون فشار» برداشت من از طرح است؛ متنی که فرستادید فقط دو گروه فشار را نشان می‌داد. مبالغ و سال‌ها برای محیط ایران تعدیل شده‌اند.</w:t>
             </w:r>
           </w:p>
         </w:tc>
@@ -24002,7 +26111,99 @@
           <w:szCs w:val="22"/>
           <w:rtl/>
         </w:rPr>
-        <w:t xml:space="preserve">V2d. به نظر شما، چند درصد از حسابرسان هم‌سطح شما در چنین موقعیتی موضوع را کم‌اهمیت جلوه می‌دهند یا مطرح نمی‌کنند؟ [۰ تا ۱۰۰ درصد]</w:t>
+        <w:t xml:space="preserve">تصور کنید حسابرس ارشد یک مؤسسه‌ی حسابرسی بزرگ هستید و مسیر شغلی‌تان به‌سرعت پیشرفت کرده است. انتظار دارید سال آینده شانس بسیار خوبی برای ارتقا به مدیر داشته باشید، که دست‌کم یک سال زودتر از همکاران هم‌رده‌تان خواهد بود. برای جایگزینی حسابرس ارشد دیگری که به مأموریت جدیدی منتقل شده، مسئولیت کار میدانی حسابرسی امسال شرکت «گرگ تکنولوژی» (به‌اختصار «گرگ»)، یک تولیدکننده‌ی بورسی رایانه‌های علمی، به شما سپرده شده است. پیش‌تر در تیم حسابرسی گرگ کار نکرده‌اید. هرچند غیرعادی به نظر می‌رسد، به‌دلیل تجربه و توانایی‌تان اکنون بالاترین سطح غیرشریک در حسابرسی گرگ هستید. وظایف شما شامل برنامه‌ریزی و هماهنگی حسابرسی، سرپرستی کارکنان حسابرسی و ارتباط با مدیریت گرگ است.</w:t>
+      </w:r>
+    </w:p>
+    <w:p>
+      <w:pPr>
+        <w:bidi/>
+        <w:spacing w:after="100" w:line="300"/>
+      </w:pPr>
+      <w:r>
+        <w:rPr>
+          <w:rFonts w:ascii="Arial" w:cs="Arial" w:eastAsia="Arial" w:hAnsi="Arial"/>
+          <w:sz w:val="22"/>
+          <w:szCs w:val="22"/>
+          <w:rtl/>
+        </w:rPr>
+        <w:t xml:space="preserve">در جریان حسابرسی می‌کوشید وجود و ارزش‌گذاری دارایی‌هایی به مبلغ ۲۵٬۰۰۰ میلیون ریال را که در دفاتر گرگ با عنوان «دارایی‌های در جریان تکمیل» ثبت شده‌اند، تأیید کنید. گرگ از این حساب برای گروه‌بندی بهای تجهیزات مرتبط با یکدیگر تا زمان تحصیل همه‌ی دارایی‌های ثابت استفاده می‌کند. رویه‌ی گرگ این است که بهای انباشته‌ی تجهیزات را به حساب دارایی ثابت «تجهیزات» منتقل کند و استهلاک را فقط از زمان بهره‌برداری ثبت کند.</w:t>
+      </w:r>
+    </w:p>
+    <w:p>
+      <w:pPr>
+        <w:bidi/>
+        <w:spacing w:after="100" w:line="300"/>
+      </w:pPr>
+      <w:r>
+        <w:rPr>
+          <w:rFonts w:ascii="Arial" w:cs="Arial" w:eastAsia="Arial" w:hAnsi="Arial"/>
+          <w:sz w:val="22"/>
+          <w:szCs w:val="22"/>
+          <w:rtl/>
+        </w:rPr>
+        <w:t xml:space="preserve">مهندسان تولید گرگ به شما می‌گویند این تجهیزات (دارایی‌های در جریان تکمیل) در ابتدای سال مالی پنج سال پیش خریداری و به بهره‌برداری رسیده و عمر مفید ۵ ساله داشته است. اما می‌بینید در این ۵ سال از زمان تحصیل و بهره‌برداری هیچ استهلاکی ثبت نشده است. هرچند کاربرگ‌های حسابرسی سال‌های قبل وجود و بهای دارایی‌ها را نشان می‌داد، وقتی می‌کوشید وجود و بهای تجهیزات را تأیید کنید، کارکنان گرگ نمی‌توانند تجهیزات را با جزئیات توصیف کنند یا فاکتورهای خرید اولیه را ارائه دهند. افزون بر این، مدیریت گرگ نمی‌تواند تجهیزات مورد نظر را به‌طور فیزیکی پیدا کند. در نتیجه نتیجه می‌گیرید و در کاربرگ‌ها مستند می‌کنید که تجهیزات مورد نظر را نمی‌توان به‌طور فیزیکی یافت، از دفاتر و سوابق گرگ قابل شناسایی نیست و اگر وجود دارد، باید تاکنون کاملاً مستهلک شده باشد. تعدیل پیشنهادی شما حذف دارایی‌های در جریان تکمیل مورد نظر به‌عنوان هزینه به مبلغ ۲۵٬۰۰۰ میلیون ریال است. اهمیت برنامه‌ریزی‌شده‌ی حسابرسی ۵ درصد سود بود. سود خالص تعدیل‌نشده‌ی گرگ پس از همه‌ی تعدیلات دیگر ولی پیش از در نظر گرفتن دارایی‌های ثبت‌شده در این حساب ۱۰۰٬۰۰۰ میلیون ریال است. بنابراین تعدیل پیشنهادی سود گرگ را از ۱۰۰٬۰۰۰ به ۷۵٬۰۰۰ میلیون ریال کاهش می‌دهد.</w:t>
+      </w:r>
+    </w:p>
+    <w:p>
+      <w:pPr>
+        <w:bidi/>
+        <w:spacing w:after="100" w:line="300"/>
+      </w:pPr>
+      <w:r>
+        <w:rPr>
+          <w:rFonts w:ascii="Arial" w:cs="Arial" w:eastAsia="Arial" w:hAnsi="Arial"/>
+          <w:sz w:val="22"/>
+          <w:szCs w:val="22"/>
+          <w:rtl/>
+        </w:rPr>
+        <w:t xml:space="preserve">مدیر مالی گرگ به‌شدت با توصیه‌ی شما برای حذف دارایی‌های در جریان تکمیل مخالف است. مدیر مالی به صلاحیت شما و کارکنانتان حمله کرده و تهدید کرده است مؤسسه‌ی شما را به‌عنوان حسابرس گرگ تعویض کند. مدیر مالی تأکید می‌کند تجهیزات وجود دارد ولی نمی‌توان آن را جداگانه شناسایی کرد، زیرا دو سال پیش، هنگام انتقال شرکت به تأسیسات تولیدی کنونی، در یک خط تولید موجود ادغام شده است. مدیر مالی گرگ پیشنهاد می‌کند مانده‌ی ۲۵٬۰۰۰ میلیون ریالی دارایی‌های در جریان تکمیل به حساب تجهیزات منتقل شود و امسال ۵٬۰۰۰ میلیون ریال هزینه‌ی استهلاک ثبت شود و مانده به روش خط مستقیم طی چهار سال آینده مستهلک گردد.</w:t>
+      </w:r>
+    </w:p>
+    <w:p>
+      <w:pPr>
+        <w:bidi/>
+        <w:spacing w:after="100" w:line="300"/>
+      </w:pPr>
+      <w:r>
+        <w:rPr>
+          <w:rFonts w:ascii="Arial" w:cs="Arial" w:eastAsia="Arial" w:hAnsi="Arial"/>
+          <w:sz w:val="22"/>
+          <w:szCs w:val="22"/>
+          <w:rtl/>
+        </w:rPr>
+        <w:t xml:space="preserve">[فقط گروه فشار همنوایی] حسابرس ارشدی که سال گذشته مسئول حسابرسی گرگ بود، همکاری است که کارتان را با او در مؤسسه شروع کرده‌اید. تصمیم گرفتید برای پرسش درباره‌ی مانده‌ی تجهیزات با او تماس بگیرید، چون صاحبکار را خوب می‌شناسد. او، با اینکه با شواهد حسابرسی و نتایج مستندشده‌ی شما و کارکنانتان موافق بود، گفت شرایط آن‌قدر مبهم است که با توجه به نگرانی از دست‌دادن صاحبکار، مصالحه توجیه‌پذیر است. به شما گفته می‌شود مانده‌ی دارایی‌های در جریان تکمیل سال گذشته نیز قابل تأیید نبود، اما صاحبکار بر وجود آن پافشاری کرد و سرانجام نسبت به سود بی‌اهمیت تلقی شد. او همچنین از پیامدهای شغلی کسی که باعث از دست‌رفتن گرگ شود نگران بود. در نهایت پیشنهاد کرد بهتر است مؤسسه پیشنهاد مدیر مالی را بپذیرد: انتقال مانده‌ی ۲۵٬۰۰۰ میلیون ریالی به تجهیزات به بهای تمام‌شده، با ۵٬۰۰۰ میلیون ریال هزینه‌ی استهلاک امسال و توافق بر اینکه گرگ مانده را طی چهار سال آینده مستهلک کند. او توصیه کرد کاربرگ‌هایی را امضا کنید که مانده‌ی خالص تجهیزات امسال را ۲۰٬۰۰۰ میلیون ریال نشان می‌دهد.</w:t>
+      </w:r>
+    </w:p>
+    <w:p>
+      <w:pPr>
+        <w:bidi/>
+        <w:spacing w:after="100" w:line="300"/>
+      </w:pPr>
+      <w:r>
+        <w:rPr>
+          <w:rFonts w:ascii="Arial" w:cs="Arial" w:eastAsia="Arial" w:hAnsi="Arial"/>
+          <w:sz w:val="22"/>
+          <w:szCs w:val="22"/>
+          <w:rtl/>
+        </w:rPr>
+        <w:t xml:space="preserve">[فقط گروه فشار اطاعت] شریک سال گذشته‌ی حسابرسی گرگ دیگر در مؤسسه‌ی شما نیست. در طول حسابرسی، شریک جدیدِ مسئول مأموریت چند گفت‌وگو با مدیر مالی گرگ درباره‌ی دارایی‌های در جریان تکمیل مورد نظر داشته است. شریک، با اینکه با شواهد حسابرسی و نتایج مستندشده‌ی شما و کارکنانتان موافق است، پیشنهاد می‌کند شرایط آن‌قدر مبهم است که با توجه به نگرانی از دست‌دادن صاحبکار، مصالحه توجیه‌پذیر است. شریک به شما می‌گوید بهتر است مؤسسه پیشنهاد مدیر مالی را بپذیرد: انتقال مانده‌ی ۲۵٬۰۰۰ میلیون ریالی به تجهیزات به بهای تمام‌شده، با ۵٬۰۰۰ میلیون ریال هزینه‌ی استهلاک امسال و توافق بر اینکه گرگ مانده را طی چهار سال آینده مستهلک کند. در نتیجه شریک به شما دستور می‌دهد کاربرگ‌هایی را امضا کنید که مانده‌ی خالص تجهیزات امسال را ۲۰٬۰۰۰ میلیون ریال نشان می‌دهد.</w:t>
+      </w:r>
+    </w:p>
+    <w:p>
+      <w:pPr>
+        <w:bidi/>
+        <w:spacing w:after="100" w:line="300"/>
+      </w:pPr>
+      <w:r>
+        <w:rPr>
+          <w:rFonts w:ascii="Arial" w:cs="Arial" w:eastAsia="Arial" w:hAnsi="Arial"/>
+          <w:b/>
+          <w:bCs/>
+          <w:sz w:val="22"/>
+          <w:szCs w:val="22"/>
+          <w:rtl/>
+        </w:rPr>
+        <w:t xml:space="preserve">دستورالعمل: می‌توانید به هر یک از بخش‌های قبلی برگردید. بدون در نظر گرفتن اثرات مالیاتی، برای دارایی‌هایی که در اصل «دارایی‌های در جریان تکمیل» ثبت شده بودند، چه مانده‌ی خالص تجهیزاتی را در کاربرگ‌های امسال امضا می‌کنید (یعنی پس از کسر هزینه‌ی استهلاک امسال یا سایر حذف‌ها)؟   V2: ______ میلیون ریال</w:t>
       </w:r>
     </w:p>
     <w:p>
@@ -24017,7 +26218,7 @@
           <w:szCs w:val="20"/>
           <w:rtl/>
         </w:rPr>
-        <w:t xml:space="preserve">بررسی درک سناریو (۱ = اصلاً … ۷ = بسیار): V2m1: فشار صاحبکار تا چه حد بالا بود؟  V2m2: حمایت مؤسسه تا چه حد روشن بود؟</w:t>
+        <w:t xml:space="preserve">بررسی درک سناریو (۱ = اصلاً … ۷ = بسیار): V2m1: تا چه حد برای پذیرش پیشنهاد مدیر مالی احساس فشار کردید؟  V2m2: چه کسی پذیرش پیشنهاد را توصیه کرد؟ ☐ هیچ‌کس  ☐ همکار هم‌رده  ☐ شریک</w:t>
       </w:r>
     </w:p>
     <w:p>
@@ -28132,7 +30333,7 @@
                 <w:szCs w:val="19"/>
                 <w:rtl/>
               </w:rPr>
-              <w:t xml:space="preserve">Edmondson (1999)</w:t>
+              <w:t xml:space="preserve">Edmondson (1999)، پیوست</w:t>
             </w:r>
           </w:p>
         </w:tc>
@@ -28200,7 +30401,7 @@
                 <w:szCs w:val="19"/>
                 <w:rtl/>
               </w:rPr>
-              <w:t xml:space="preserve">متن ۷ گویه و جهت معکوس‌ها (۱، ۳، ۵) با گزارش شما تطبیق دارد. طیف: ۷ درجه از Very inaccurate تا Very accurate (طبق شواهد بازنشر؛ پاراگراف طیف در خود مقاله مستقیماً دیده نشده). team → audit team اقتباس است</w:t>
+              <w:t xml:space="preserve">تأییدشده با پیوست مقاله (متن شما): ۷ گویه، معکوس‌ها (۱، ۳، ۵)، طیف ۷ درجه از «very inaccurate» تا «very accurate». team → audit team اقتباس است</w:t>
             </w:r>
           </w:p>
         </w:tc>
@@ -28234,7 +30435,7 @@
                 <w:szCs w:val="19"/>
                 <w:rtl/>
               </w:rPr>
-              <w:t xml:space="preserve">پاراگراف طیف در بخش روش را تأیید کنید؛ اقتباس را گزارش کنید</w:t>
+              <w:t xml:space="preserve">اقتباس را در مقاله گزارش کنید</w:t>
             </w:r>
           </w:p>
         </w:tc>
@@ -28274,7 +30475,7 @@
                 <w:szCs w:val="19"/>
                 <w:rtl/>
               </w:rPr>
-              <w:t xml:space="preserve">تعارض تیمی</w:t>
+              <w:t xml:space="preserve">روشنی جهت تیم (Clear direction)</w:t>
             </w:r>
           </w:p>
         </w:tc>
@@ -28308,7 +30509,7 @@
                 <w:szCs w:val="19"/>
                 <w:rtl/>
               </w:rPr>
-              <w:t xml:space="preserve">Jehn (1995)، جدول ۱ (Factor Analysis of Intragroup Conflict Items)</w:t>
+              <w:t xml:space="preserve">Edmondson (1999)، پیوست</w:t>
             </w:r>
           </w:p>
         </w:tc>
@@ -28342,7 +30543,7 @@
                 <w:szCs w:val="19"/>
                 <w:rtl/>
               </w:rPr>
-              <w:t xml:space="preserve">۸</w:t>
+              <w:t xml:space="preserve">۳</w:t>
             </w:r>
           </w:p>
         </w:tc>
@@ -28376,7 +30577,7 @@
                 <w:szCs w:val="19"/>
                 <w:rtl/>
               </w:rPr>
-              <w:t xml:space="preserve">۷ گویه از ۸ تأییدشده (۴ رابطه‌ای + ۳ وظیفه‌ای: TC1، TC2، TC4). TC3 («To what extent are there differences of opinion…») تأییدنشده است. طیف ۵ درجه: ۱ = None تا ۵ = A lot؛ برچسب درجات میانی گزارش نشده</w:t>
+              <w:t xml:space="preserve">تأییدشده با پیوست؛ همان طیف ۷ درجه</w:t>
             </w:r>
           </w:p>
         </w:tc>
@@ -28410,7 +30611,7 @@
                 <w:szCs w:val="19"/>
                 <w:rtl/>
               </w:rPr>
-              <w:t xml:space="preserve">ردیف ۸ جدول ۱ را ببینید</w:t>
+              <w:t xml:space="preserve">مناسب بُعد «تعهد/وضوح» لنسونی</w:t>
             </w:r>
           </w:p>
         </w:tc>
@@ -28450,7 +30651,7 @@
                 <w:szCs w:val="19"/>
                 <w:rtl/>
               </w:rPr>
-              <w:t xml:space="preserve">فرسودگی مرتبط با کار</w:t>
+              <w:t xml:space="preserve">کوچینگ سرپرست تیم</w:t>
             </w:r>
           </w:p>
         </w:tc>
@@ -28484,7 +30685,7 @@
                 <w:szCs w:val="19"/>
                 <w:rtl/>
               </w:rPr>
-              <w:t xml:space="preserve">Kristensen et al. (2005) CBI، Work-related burnout</w:t>
+              <w:t xml:space="preserve">Edmondson (1999)، پیوست</w:t>
             </w:r>
           </w:p>
         </w:tc>
@@ -28518,7 +30719,7 @@
                 <w:szCs w:val="19"/>
                 <w:rtl/>
               </w:rPr>
-              <w:t xml:space="preserve">۷</w:t>
+              <w:t xml:space="preserve">۳</w:t>
             </w:r>
           </w:p>
         </w:tc>
@@ -28552,7 +30753,7 @@
                 <w:szCs w:val="19"/>
                 <w:rtl/>
               </w:rPr>
-              <w:t xml:space="preserve">هفت گویه و نوع پاسخ هر گویه روشن شد: EX1–EX3 شدت (To a very high degree … To a very low degree)، EX4–EX7 فراوانی (Always … Never/almost never)، EX7 معکوس. منبع بازنشر فرم انگلیسی است، نه جدول مقاله‌ی ۲۰۰۵. نام خرده‌مقیاس را به «خستگی عاطفی» تغییر ندهید</w:t>
+              <w:t xml:space="preserve">تأییدشده با پیوست؛ طیف ۵ درجه از never تا always (برچسب‌های میانی در متن نیامده)</w:t>
             </w:r>
           </w:p>
         </w:tc>
@@ -28586,7 +30787,7 @@
                 <w:szCs w:val="19"/>
                 <w:rtl/>
               </w:rPr>
-              <w:t xml:space="preserve">تطبیق با جدول مقاله‌ی ۲۰۰۵؛ بررسی مجوز</w:t>
+              <w:t xml:space="preserve">مناسب سنجش نقش سرپرست</w:t>
             </w:r>
           </w:p>
         </w:tc>
@@ -28626,7 +30827,7 @@
                 <w:szCs w:val="19"/>
                 <w:rtl/>
               </w:rPr>
-              <w:t xml:space="preserve">عدم تقید اخلاقی</w:t>
+              <w:t xml:space="preserve">تعارض رابطه‌ای</w:t>
             </w:r>
           </w:p>
         </w:tc>
@@ -28660,7 +30861,7 @@
                 <w:szCs w:val="19"/>
                 <w:rtl/>
               </w:rPr>
-              <w:t xml:space="preserve">Moore et al. (2012) MD-8</w:t>
+              <w:t xml:space="preserve">Jehn (1995)، جدول ۱</w:t>
             </w:r>
           </w:p>
         </w:tc>
@@ -28694,7 +30895,7 @@
                 <w:szCs w:val="19"/>
                 <w:rtl/>
               </w:rPr>
-              <w:t xml:space="preserve">۸</w:t>
+              <w:t xml:space="preserve">۴</w:t>
             </w:r>
           </w:p>
         </w:tc>
@@ -28728,7 +30929,7 @@
                 <w:szCs w:val="19"/>
                 <w:rtl/>
               </w:rPr>
-              <w:t xml:space="preserve">تأییدنشده؛ گویه‌ی ۱ و حوزه‌ی بقیه از منبع ثانویه</w:t>
+              <w:t xml:space="preserve">۴ گویه از گزارش شما (جدول ۱)؛ طیف ۵ درجه ۱ = None تا ۵ = A lot. متن جدول ۱ را خودم ندیده‌ام</w:t>
             </w:r>
           </w:p>
         </w:tc>
@@ -28762,7 +30963,7 @@
                 <w:szCs w:val="19"/>
                 <w:rtl/>
               </w:rPr>
-              <w:t xml:space="preserve">تطبیق با پیوست مقاله</w:t>
+              <w:t xml:space="preserve">تطبیق با جدول ۱</w:t>
             </w:r>
           </w:p>
         </w:tc>
@@ -28802,7 +31003,7 @@
                 <w:szCs w:val="19"/>
                 <w:rtl/>
               </w:rPr>
-              <w:t xml:space="preserve">هویت اخلاقی</w:t>
+              <w:t xml:space="preserve">هنجار تعارض</w:t>
             </w:r>
           </w:p>
         </w:tc>
@@ -28836,7 +31037,7 @@
                 <w:szCs w:val="19"/>
                 <w:rtl/>
               </w:rPr>
-              <w:t xml:space="preserve">Aquino &amp; Reed (2002)، درونی‌سازی</w:t>
+              <w:t xml:space="preserve">Jehn (1995)، پیوست A (Conflict Norms، α = ٫۷۴)</w:t>
             </w:r>
           </w:p>
         </w:tc>
@@ -28870,7 +31071,7 @@
                 <w:szCs w:val="19"/>
                 <w:rtl/>
               </w:rPr>
-              <w:t xml:space="preserve">۵</w:t>
+              <w:t xml:space="preserve">۷</w:t>
             </w:r>
           </w:p>
         </w:tc>
@@ -28904,7 +31105,7 @@
                 <w:szCs w:val="19"/>
                 <w:rtl/>
               </w:rPr>
-              <w:t xml:space="preserve">تأییدشده با متن مقاله‌ی اصلی (جدول ۳، ص ۱۴۲۸): نه صفت، ۱۰ گویه‌ی نهایی (۵ درونی‌سازی + ۵ نمادپردازی)؛ گویه‌های ۱، ۲، ۴(R)، ۵(R)، ۷ = MI1–MI5. طیف ۵ درجه از strongly disagree تا strongly agree. ما فقط درونی‌سازی را آورده‌ایم</w:t>
+              <w:t xml:space="preserve">تأییدشده با پیوست A (متن شما): ۷ گویه؛ علامت ستاره (معکوس) روی گویه‌های ۲، ۳، ۴، ۷. طیف این مقیاس در متن چسبانده‌شده نیست (۵ درجه‌ی موافقت فرض شد). پوشش مستقیم «ترس از تعارض» لنسونی</w:t>
             </w:r>
           </w:p>
         </w:tc>
@@ -28938,7 +31139,7 @@
                 <w:szCs w:val="19"/>
                 <w:rtl/>
               </w:rPr>
-              <w:t xml:space="preserve">گزارش کنید فقط زیرمقیاس درونی‌سازی به‌کار رفته</w:t>
+              <w:t xml:space="preserve">طیف پاسخ را از مقاله تأیید کنید؛ معکوس‌بودن گویه‌ی ۳ را دوباره ببینید</w:t>
             </w:r>
           </w:p>
         </w:tc>
@@ -28978,7 +31179,7 @@
                 <w:szCs w:val="19"/>
                 <w:rtl/>
               </w:rPr>
-              <w:t xml:space="preserve">فشار اطاعت</w:t>
+              <w:t xml:space="preserve">فرسودگی مرتبط با کار</w:t>
             </w:r>
           </w:p>
         </w:tc>
@@ -29012,7 +31213,7 @@
                 <w:szCs w:val="19"/>
                 <w:rtl/>
               </w:rPr>
-              <w:t xml:space="preserve">DeZoort &amp; Lord (1994)؛ Lord &amp; DeZoort (2001)؛ Tsunogaya et al. (2017)</w:t>
+              <w:t xml:space="preserve">Kristensen et al. (2005) CBI، جدول II</w:t>
             </w:r>
           </w:p>
         </w:tc>
@@ -29046,7 +31247,7 @@
                 <w:szCs w:val="19"/>
                 <w:rtl/>
               </w:rPr>
-              <w:t xml:space="preserve">؟</w:t>
+              <w:t xml:space="preserve">۷</w:t>
             </w:r>
           </w:p>
         </w:tc>
@@ -29080,7 +31281,7 @@
                 <w:szCs w:val="19"/>
                 <w:rtl/>
               </w:rPr>
-              <w:t xml:space="preserve">گویه‌ها پیدا نشد. چکیده‌ی Tsunogaya فقط وجود سازه را تأیید می‌کند. در این ادبیات فشار اطاعت اغلب با سناریو دست‌کاری می‌شود</w:t>
+              <w:t xml:space="preserve">تأییدشده با جدول II مقاله‌ی ۲۰۰۵ (متن شما): ۷ گویه، نوع پاسخ هر گویه (EX1–EX3 شدت؛ EX4–EX7 فراوانی)، EX7 معکوس، نمره‌گذاری ۰ تا ۱۰۰ (α = ٫۸۷). نام «خستگی عاطفی» نباید به‌کار رود</w:t>
             </w:r>
           </w:p>
         </w:tc>
@@ -29114,7 +31315,711 @@
                 <w:szCs w:val="19"/>
                 <w:rtl/>
               </w:rPr>
-              <w:t xml:space="preserve">بخش روش Tsunogaya را ببینید؛ احتمالاً سناریوی ۲ کافی است</w:t>
+              <w:t xml:space="preserve">بررسی مجوز</w:t>
+            </w:r>
+          </w:p>
+        </w:tc>
+      </w:tr>
+      <w:tr>
+        <w:trPr>
+          <w:cantSplit/>
+          <w:tblHeader w:val="false"/>
+        </w:trPr>
+        <w:tc>
+          <w:tcPr>
+            <w:tcW w:type="dxa" w:w="1500"/>
+            <w:tcBorders>
+              <w:top w:val="single" w:color="A6A6A6" w:sz="4"/>
+              <w:left w:val="single" w:color="A6A6A6" w:sz="4"/>
+              <w:bottom w:val="single" w:color="A6A6A6" w:sz="4"/>
+              <w:right w:val="single" w:color="A6A6A6" w:sz="4"/>
+            </w:tcBorders>
+            <w:tcMar>
+              <w:top w:type="dxa" w:w="50"/>
+              <w:left w:type="dxa" w:w="60"/>
+              <w:bottom w:type="dxa" w:w="50"/>
+              <w:right w:type="dxa" w:w="60"/>
+            </w:tcMar>
+          </w:tcPr>
+          <w:p>
+            <w:pPr>
+              <w:bidi/>
+              <w:spacing w:after="0" w:line="260"/>
+            </w:pPr>
+            <w:r>
+              <w:rPr>
+                <w:rFonts w:ascii="Arial" w:cs="Arial" w:eastAsia="Arial" w:hAnsi="Arial"/>
+                <w:b w:val="false"/>
+                <w:bCs w:val="false"/>
+                <w:sz w:val="19"/>
+                <w:szCs w:val="19"/>
+                <w:rtl/>
+              </w:rPr>
+              <w:t xml:space="preserve">عدم تقید اخلاقی</w:t>
+            </w:r>
+          </w:p>
+        </w:tc>
+        <w:tc>
+          <w:tcPr>
+            <w:tcW w:type="dxa" w:w="2200"/>
+            <w:tcBorders>
+              <w:top w:val="single" w:color="A6A6A6" w:sz="4"/>
+              <w:left w:val="single" w:color="A6A6A6" w:sz="4"/>
+              <w:bottom w:val="single" w:color="A6A6A6" w:sz="4"/>
+              <w:right w:val="single" w:color="A6A6A6" w:sz="4"/>
+            </w:tcBorders>
+            <w:tcMar>
+              <w:top w:type="dxa" w:w="50"/>
+              <w:left w:type="dxa" w:w="60"/>
+              <w:bottom w:type="dxa" w:w="50"/>
+              <w:right w:type="dxa" w:w="60"/>
+            </w:tcMar>
+          </w:tcPr>
+          <w:p>
+            <w:pPr>
+              <w:bidi/>
+              <w:spacing w:after="0" w:line="260"/>
+            </w:pPr>
+            <w:r>
+              <w:rPr>
+                <w:rFonts w:ascii="Arial" w:cs="Arial" w:eastAsia="Arial" w:hAnsi="Arial"/>
+                <w:b w:val="false"/>
+                <w:bCs w:val="false"/>
+                <w:sz w:val="19"/>
+                <w:szCs w:val="19"/>
+                <w:rtl/>
+              </w:rPr>
+              <w:t xml:space="preserve">Moore et al. (2012)، پیوست A</w:t>
+            </w:r>
+          </w:p>
+        </w:tc>
+        <w:tc>
+          <w:tcPr>
+            <w:tcW w:type="dxa" w:w="800"/>
+            <w:tcBorders>
+              <w:top w:val="single" w:color="A6A6A6" w:sz="4"/>
+              <w:left w:val="single" w:color="A6A6A6" w:sz="4"/>
+              <w:bottom w:val="single" w:color="A6A6A6" w:sz="4"/>
+              <w:right w:val="single" w:color="A6A6A6" w:sz="4"/>
+            </w:tcBorders>
+            <w:tcMar>
+              <w:top w:type="dxa" w:w="50"/>
+              <w:left w:type="dxa" w:w="60"/>
+              <w:bottom w:type="dxa" w:w="50"/>
+              <w:right w:type="dxa" w:w="60"/>
+            </w:tcMar>
+          </w:tcPr>
+          <w:p>
+            <w:pPr>
+              <w:bidi/>
+              <w:spacing w:after="0" w:line="260"/>
+            </w:pPr>
+            <w:r>
+              <w:rPr>
+                <w:rFonts w:ascii="Arial" w:cs="Arial" w:eastAsia="Arial" w:hAnsi="Arial"/>
+                <w:b w:val="false"/>
+                <w:bCs w:val="false"/>
+                <w:sz w:val="19"/>
+                <w:szCs w:val="19"/>
+                <w:rtl/>
+              </w:rPr>
+              <w:t xml:space="preserve">۸</w:t>
+            </w:r>
+          </w:p>
+        </w:tc>
+        <w:tc>
+          <w:tcPr>
+            <w:tcW w:type="dxa" w:w="3000"/>
+            <w:tcBorders>
+              <w:top w:val="single" w:color="A6A6A6" w:sz="4"/>
+              <w:left w:val="single" w:color="A6A6A6" w:sz="4"/>
+              <w:bottom w:val="single" w:color="A6A6A6" w:sz="4"/>
+              <w:right w:val="single" w:color="A6A6A6" w:sz="4"/>
+            </w:tcBorders>
+            <w:tcMar>
+              <w:top w:type="dxa" w:w="50"/>
+              <w:left w:type="dxa" w:w="60"/>
+              <w:bottom w:type="dxa" w:w="50"/>
+              <w:right w:type="dxa" w:w="60"/>
+            </w:tcMar>
+          </w:tcPr>
+          <w:p>
+            <w:pPr>
+              <w:bidi/>
+              <w:spacing w:after="0" w:line="260"/>
+            </w:pPr>
+            <w:r>
+              <w:rPr>
+                <w:rFonts w:ascii="Arial" w:cs="Arial" w:eastAsia="Arial" w:hAnsi="Arial"/>
+                <w:b w:val="false"/>
+                <w:bCs w:val="false"/>
+                <w:sz w:val="19"/>
+                <w:szCs w:val="19"/>
+                <w:rtl/>
+              </w:rPr>
+              <w:t xml:space="preserve">تأییدشده با پیوست A (متن شما): هر هشت گویه‌ی ما عین متن و اولین گویه‌ی ستاره‌دار هر سازوکار است. چون در متن چسبانده‌شده «bold» دیده نمی‌شود، انتساب به MD-8 از انطباق با ساختار «یک گویه برای هر سازوکار» است. طیف ۷ درجه با دو سر «strongly disagree/agree»</w:t>
+            </w:r>
+          </w:p>
+        </w:tc>
+        <w:tc>
+          <w:tcPr>
+            <w:tcW w:type="dxa" w:w="2000"/>
+            <w:tcBorders>
+              <w:top w:val="single" w:color="A6A6A6" w:sz="4"/>
+              <w:left w:val="single" w:color="A6A6A6" w:sz="4"/>
+              <w:bottom w:val="single" w:color="A6A6A6" w:sz="4"/>
+              <w:right w:val="single" w:color="A6A6A6" w:sz="4"/>
+            </w:tcBorders>
+            <w:tcMar>
+              <w:top w:type="dxa" w:w="50"/>
+              <w:left w:type="dxa" w:w="60"/>
+              <w:bottom w:type="dxa" w:w="50"/>
+              <w:right w:type="dxa" w:w="60"/>
+            </w:tcMar>
+          </w:tcPr>
+          <w:p>
+            <w:pPr>
+              <w:bidi/>
+              <w:spacing w:after="0" w:line="260"/>
+            </w:pPr>
+            <w:r>
+              <w:rPr>
+                <w:rFonts w:ascii="Arial" w:cs="Arial" w:eastAsia="Arial" w:hAnsi="Arial"/>
+                <w:b w:val="false"/>
+                <w:bCs w:val="false"/>
+                <w:sz w:val="19"/>
+                <w:szCs w:val="19"/>
+                <w:rtl/>
+              </w:rPr>
+              <w:t xml:space="preserve">مجوز/اطلاع به نویسنده</w:t>
+            </w:r>
+          </w:p>
+        </w:tc>
+      </w:tr>
+      <w:tr>
+        <w:trPr>
+          <w:cantSplit/>
+          <w:tblHeader w:val="false"/>
+        </w:trPr>
+        <w:tc>
+          <w:tcPr>
+            <w:tcW w:type="dxa" w:w="1500"/>
+            <w:tcBorders>
+              <w:top w:val="single" w:color="A6A6A6" w:sz="4"/>
+              <w:left w:val="single" w:color="A6A6A6" w:sz="4"/>
+              <w:bottom w:val="single" w:color="A6A6A6" w:sz="4"/>
+              <w:right w:val="single" w:color="A6A6A6" w:sz="4"/>
+            </w:tcBorders>
+            <w:tcMar>
+              <w:top w:type="dxa" w:w="50"/>
+              <w:left w:type="dxa" w:w="60"/>
+              <w:bottom w:type="dxa" w:w="50"/>
+              <w:right w:type="dxa" w:w="60"/>
+            </w:tcMar>
+          </w:tcPr>
+          <w:p>
+            <w:pPr>
+              <w:bidi/>
+              <w:spacing w:after="0" w:line="260"/>
+            </w:pPr>
+            <w:r>
+              <w:rPr>
+                <w:rFonts w:ascii="Arial" w:cs="Arial" w:eastAsia="Arial" w:hAnsi="Arial"/>
+                <w:b w:val="false"/>
+                <w:bCs w:val="false"/>
+                <w:sz w:val="19"/>
+                <w:szCs w:val="19"/>
+                <w:rtl/>
+              </w:rPr>
+              <w:t xml:space="preserve">هویت اخلاقی</w:t>
+            </w:r>
+          </w:p>
+        </w:tc>
+        <w:tc>
+          <w:tcPr>
+            <w:tcW w:type="dxa" w:w="2200"/>
+            <w:tcBorders>
+              <w:top w:val="single" w:color="A6A6A6" w:sz="4"/>
+              <w:left w:val="single" w:color="A6A6A6" w:sz="4"/>
+              <w:bottom w:val="single" w:color="A6A6A6" w:sz="4"/>
+              <w:right w:val="single" w:color="A6A6A6" w:sz="4"/>
+            </w:tcBorders>
+            <w:tcMar>
+              <w:top w:type="dxa" w:w="50"/>
+              <w:left w:type="dxa" w:w="60"/>
+              <w:bottom w:type="dxa" w:w="50"/>
+              <w:right w:type="dxa" w:w="60"/>
+            </w:tcMar>
+          </w:tcPr>
+          <w:p>
+            <w:pPr>
+              <w:bidi/>
+              <w:spacing w:after="0" w:line="260"/>
+            </w:pPr>
+            <w:r>
+              <w:rPr>
+                <w:rFonts w:ascii="Arial" w:cs="Arial" w:eastAsia="Arial" w:hAnsi="Arial"/>
+                <w:b w:val="false"/>
+                <w:bCs w:val="false"/>
+                <w:sz w:val="19"/>
+                <w:szCs w:val="19"/>
+                <w:rtl/>
+              </w:rPr>
+              <w:t xml:space="preserve">Aquino &amp; Reed (2002)، درونی‌سازی</w:t>
+            </w:r>
+          </w:p>
+        </w:tc>
+        <w:tc>
+          <w:tcPr>
+            <w:tcW w:type="dxa" w:w="800"/>
+            <w:tcBorders>
+              <w:top w:val="single" w:color="A6A6A6" w:sz="4"/>
+              <w:left w:val="single" w:color="A6A6A6" w:sz="4"/>
+              <w:bottom w:val="single" w:color="A6A6A6" w:sz="4"/>
+              <w:right w:val="single" w:color="A6A6A6" w:sz="4"/>
+            </w:tcBorders>
+            <w:tcMar>
+              <w:top w:type="dxa" w:w="50"/>
+              <w:left w:type="dxa" w:w="60"/>
+              <w:bottom w:type="dxa" w:w="50"/>
+              <w:right w:type="dxa" w:w="60"/>
+            </w:tcMar>
+          </w:tcPr>
+          <w:p>
+            <w:pPr>
+              <w:bidi/>
+              <w:spacing w:after="0" w:line="260"/>
+            </w:pPr>
+            <w:r>
+              <w:rPr>
+                <w:rFonts w:ascii="Arial" w:cs="Arial" w:eastAsia="Arial" w:hAnsi="Arial"/>
+                <w:b w:val="false"/>
+                <w:bCs w:val="false"/>
+                <w:sz w:val="19"/>
+                <w:szCs w:val="19"/>
+                <w:rtl/>
+              </w:rPr>
+              <w:t xml:space="preserve">۵</w:t>
+            </w:r>
+          </w:p>
+        </w:tc>
+        <w:tc>
+          <w:tcPr>
+            <w:tcW w:type="dxa" w:w="3000"/>
+            <w:tcBorders>
+              <w:top w:val="single" w:color="A6A6A6" w:sz="4"/>
+              <w:left w:val="single" w:color="A6A6A6" w:sz="4"/>
+              <w:bottom w:val="single" w:color="A6A6A6" w:sz="4"/>
+              <w:right w:val="single" w:color="A6A6A6" w:sz="4"/>
+            </w:tcBorders>
+            <w:tcMar>
+              <w:top w:type="dxa" w:w="50"/>
+              <w:left w:type="dxa" w:w="60"/>
+              <w:bottom w:type="dxa" w:w="50"/>
+              <w:right w:type="dxa" w:w="60"/>
+            </w:tcMar>
+          </w:tcPr>
+          <w:p>
+            <w:pPr>
+              <w:bidi/>
+              <w:spacing w:after="0" w:line="260"/>
+            </w:pPr>
+            <w:r>
+              <w:rPr>
+                <w:rFonts w:ascii="Arial" w:cs="Arial" w:eastAsia="Arial" w:hAnsi="Arial"/>
+                <w:b w:val="false"/>
+                <w:bCs w:val="false"/>
+                <w:sz w:val="19"/>
+                <w:szCs w:val="19"/>
+                <w:rtl/>
+              </w:rPr>
+              <w:t xml:space="preserve">تأییدشده با متن مقاله‌ی اصلی (جدول ۳، ص ۱۴۲۸): نه صفت، ۱۰ گویه‌ی نهایی (۵ درونی‌سازی + ۵ نمادپردازی)؛ گویه‌های ۱، ۲، ۴(R)، ۵(R)، ۷ = MI1–MI5. طیف ۵ درجه از strongly disagree تا strongly agree. ما فقط درونی‌سازی را آورده‌ایم</w:t>
+            </w:r>
+          </w:p>
+        </w:tc>
+        <w:tc>
+          <w:tcPr>
+            <w:tcW w:type="dxa" w:w="2000"/>
+            <w:tcBorders>
+              <w:top w:val="single" w:color="A6A6A6" w:sz="4"/>
+              <w:left w:val="single" w:color="A6A6A6" w:sz="4"/>
+              <w:bottom w:val="single" w:color="A6A6A6" w:sz="4"/>
+              <w:right w:val="single" w:color="A6A6A6" w:sz="4"/>
+            </w:tcBorders>
+            <w:tcMar>
+              <w:top w:type="dxa" w:w="50"/>
+              <w:left w:type="dxa" w:w="60"/>
+              <w:bottom w:type="dxa" w:w="50"/>
+              <w:right w:type="dxa" w:w="60"/>
+            </w:tcMar>
+          </w:tcPr>
+          <w:p>
+            <w:pPr>
+              <w:bidi/>
+              <w:spacing w:after="0" w:line="260"/>
+            </w:pPr>
+            <w:r>
+              <w:rPr>
+                <w:rFonts w:ascii="Arial" w:cs="Arial" w:eastAsia="Arial" w:hAnsi="Arial"/>
+                <w:b w:val="false"/>
+                <w:bCs w:val="false"/>
+                <w:sz w:val="19"/>
+                <w:szCs w:val="19"/>
+                <w:rtl/>
+              </w:rPr>
+              <w:t xml:space="preserve">گزارش کنید فقط زیرمقیاس درونی‌سازی به‌کار رفته</w:t>
+            </w:r>
+          </w:p>
+        </w:tc>
+      </w:tr>
+      <w:tr>
+        <w:trPr>
+          <w:cantSplit/>
+          <w:tblHeader w:val="false"/>
+        </w:trPr>
+        <w:tc>
+          <w:tcPr>
+            <w:tcW w:type="dxa" w:w="1500"/>
+            <w:tcBorders>
+              <w:top w:val="single" w:color="A6A6A6" w:sz="4"/>
+              <w:left w:val="single" w:color="A6A6A6" w:sz="4"/>
+              <w:bottom w:val="single" w:color="A6A6A6" w:sz="4"/>
+              <w:right w:val="single" w:color="A6A6A6" w:sz="4"/>
+            </w:tcBorders>
+            <w:tcMar>
+              <w:top w:type="dxa" w:w="50"/>
+              <w:left w:type="dxa" w:w="60"/>
+              <w:bottom w:type="dxa" w:w="50"/>
+              <w:right w:type="dxa" w:w="60"/>
+            </w:tcMar>
+          </w:tcPr>
+          <w:p>
+            <w:pPr>
+              <w:bidi/>
+              <w:spacing w:after="0" w:line="260"/>
+            </w:pPr>
+            <w:r>
+              <w:rPr>
+                <w:rFonts w:ascii="Arial" w:cs="Arial" w:eastAsia="Arial" w:hAnsi="Arial"/>
+                <w:b w:val="false"/>
+                <w:bCs w:val="false"/>
+                <w:sz w:val="19"/>
+                <w:szCs w:val="19"/>
+                <w:rtl/>
+              </w:rPr>
+              <w:t xml:space="preserve">فشار اطاعت و همنوایی</w:t>
+            </w:r>
+          </w:p>
+        </w:tc>
+        <w:tc>
+          <w:tcPr>
+            <w:tcW w:type="dxa" w:w="2200"/>
+            <w:tcBorders>
+              <w:top w:val="single" w:color="A6A6A6" w:sz="4"/>
+              <w:left w:val="single" w:color="A6A6A6" w:sz="4"/>
+              <w:bottom w:val="single" w:color="A6A6A6" w:sz="4"/>
+              <w:right w:val="single" w:color="A6A6A6" w:sz="4"/>
+            </w:tcBorders>
+            <w:tcMar>
+              <w:top w:type="dxa" w:w="50"/>
+              <w:left w:type="dxa" w:w="60"/>
+              <w:bottom w:type="dxa" w:w="50"/>
+              <w:right w:type="dxa" w:w="60"/>
+            </w:tcMar>
+          </w:tcPr>
+          <w:p>
+            <w:pPr>
+              <w:bidi/>
+              <w:spacing w:after="0" w:line="260"/>
+            </w:pPr>
+            <w:r>
+              <w:rPr>
+                <w:rFonts w:ascii="Arial" w:cs="Arial" w:eastAsia="Arial" w:hAnsi="Arial"/>
+                <w:b w:val="false"/>
+                <w:bCs w:val="false"/>
+                <w:sz w:val="19"/>
+                <w:szCs w:val="19"/>
+                <w:rtl/>
+              </w:rPr>
+              <w:t xml:space="preserve">Lord &amp; DeZoort (2001)، پیوست A (سناریو)</w:t>
+            </w:r>
+          </w:p>
+        </w:tc>
+        <w:tc>
+          <w:tcPr>
+            <w:tcW w:type="dxa" w:w="800"/>
+            <w:tcBorders>
+              <w:top w:val="single" w:color="A6A6A6" w:sz="4"/>
+              <w:left w:val="single" w:color="A6A6A6" w:sz="4"/>
+              <w:bottom w:val="single" w:color="A6A6A6" w:sz="4"/>
+              <w:right w:val="single" w:color="A6A6A6" w:sz="4"/>
+            </w:tcBorders>
+            <w:tcMar>
+              <w:top w:type="dxa" w:w="50"/>
+              <w:left w:type="dxa" w:w="60"/>
+              <w:bottom w:type="dxa" w:w="50"/>
+              <w:right w:type="dxa" w:w="60"/>
+            </w:tcMar>
+          </w:tcPr>
+          <w:p>
+            <w:pPr>
+              <w:bidi/>
+              <w:spacing w:after="0" w:line="260"/>
+            </w:pPr>
+            <w:r>
+              <w:rPr>
+                <w:rFonts w:ascii="Arial" w:cs="Arial" w:eastAsia="Arial" w:hAnsi="Arial"/>
+                <w:b w:val="false"/>
+                <w:bCs w:val="false"/>
+                <w:sz w:val="19"/>
+                <w:szCs w:val="19"/>
+                <w:rtl/>
+              </w:rPr>
+              <w:t xml:space="preserve">—</w:t>
+            </w:r>
+          </w:p>
+        </w:tc>
+        <w:tc>
+          <w:tcPr>
+            <w:tcW w:type="dxa" w:w="3000"/>
+            <w:tcBorders>
+              <w:top w:val="single" w:color="A6A6A6" w:sz="4"/>
+              <w:left w:val="single" w:color="A6A6A6" w:sz="4"/>
+              <w:bottom w:val="single" w:color="A6A6A6" w:sz="4"/>
+              <w:right w:val="single" w:color="A6A6A6" w:sz="4"/>
+            </w:tcBorders>
+            <w:tcMar>
+              <w:top w:type="dxa" w:w="50"/>
+              <w:left w:type="dxa" w:w="60"/>
+              <w:bottom w:type="dxa" w:w="50"/>
+              <w:right w:type="dxa" w:w="60"/>
+            </w:tcMar>
+          </w:tcPr>
+          <w:p>
+            <w:pPr>
+              <w:bidi/>
+              <w:spacing w:after="0" w:line="260"/>
+            </w:pPr>
+            <w:r>
+              <w:rPr>
+                <w:rFonts w:ascii="Arial" w:cs="Arial" w:eastAsia="Arial" w:hAnsi="Arial"/>
+                <w:b w:val="false"/>
+                <w:bCs w:val="false"/>
+                <w:sz w:val="19"/>
+                <w:szCs w:val="19"/>
+                <w:rtl/>
+              </w:rPr>
+              <w:t xml:space="preserve">تأییدشده: با سناریو دست‌کاری می‌شود، نه مقیاس. متن کامل سناریوی «گرگ» با دو شرط فشار (همکار = همنوایی؛ شریک = اطاعت) عین متن در موقعیت ۲ آمده؛ متغیر وابسته: مبلغ خالص تجهیزاتی که امضا می‌کنید. مبالغ و سال‌ها تعدیل شده‌اند</w:t>
+            </w:r>
+          </w:p>
+        </w:tc>
+        <w:tc>
+          <w:tcPr>
+            <w:tcW w:type="dxa" w:w="2000"/>
+            <w:tcBorders>
+              <w:top w:val="single" w:color="A6A6A6" w:sz="4"/>
+              <w:left w:val="single" w:color="A6A6A6" w:sz="4"/>
+              <w:bottom w:val="single" w:color="A6A6A6" w:sz="4"/>
+              <w:right w:val="single" w:color="A6A6A6" w:sz="4"/>
+            </w:tcBorders>
+            <w:tcMar>
+              <w:top w:type="dxa" w:w="50"/>
+              <w:left w:type="dxa" w:w="60"/>
+              <w:bottom w:type="dxa" w:w="50"/>
+              <w:right w:type="dxa" w:w="60"/>
+            </w:tcMar>
+          </w:tcPr>
+          <w:p>
+            <w:pPr>
+              <w:bidi/>
+              <w:spacing w:after="0" w:line="260"/>
+            </w:pPr>
+            <w:r>
+              <w:rPr>
+                <w:rFonts w:ascii="Arial" w:cs="Arial" w:eastAsia="Arial" w:hAnsi="Arial"/>
+                <w:b w:val="false"/>
+                <w:bCs w:val="false"/>
+                <w:sz w:val="19"/>
+                <w:szCs w:val="19"/>
+                <w:rtl/>
+              </w:rPr>
+              <w:t xml:space="preserve">شرط «بدون فشار» فرض ماست؛ اقتباس را گزارش کنید</w:t>
+            </w:r>
+          </w:p>
+        </w:tc>
+      </w:tr>
+      <w:tr>
+        <w:trPr>
+          <w:cantSplit/>
+          <w:tblHeader w:val="false"/>
+        </w:trPr>
+        <w:tc>
+          <w:tcPr>
+            <w:tcW w:type="dxa" w:w="1500"/>
+            <w:tcBorders>
+              <w:top w:val="single" w:color="A6A6A6" w:sz="4"/>
+              <w:left w:val="single" w:color="A6A6A6" w:sz="4"/>
+              <w:bottom w:val="single" w:color="A6A6A6" w:sz="4"/>
+              <w:right w:val="single" w:color="A6A6A6" w:sz="4"/>
+            </w:tcBorders>
+            <w:tcMar>
+              <w:top w:type="dxa" w:w="50"/>
+              <w:left w:type="dxa" w:w="60"/>
+              <w:bottom w:type="dxa" w:w="50"/>
+              <w:right w:type="dxa" w:w="60"/>
+            </w:tcMar>
+          </w:tcPr>
+          <w:p>
+            <w:pPr>
+              <w:bidi/>
+              <w:spacing w:after="0" w:line="260"/>
+            </w:pPr>
+            <w:r>
+              <w:rPr>
+                <w:rFonts w:ascii="Arial" w:cs="Arial" w:eastAsia="Arial" w:hAnsi="Arial"/>
+                <w:b w:val="false"/>
+                <w:bCs w:val="false"/>
+                <w:sz w:val="19"/>
+                <w:szCs w:val="19"/>
+                <w:rtl/>
+              </w:rPr>
+              <w:t xml:space="preserve">تعهد (OCQ سازمانی و حرفه‌ای)</w:t>
+            </w:r>
+          </w:p>
+        </w:tc>
+        <w:tc>
+          <w:tcPr>
+            <w:tcW w:type="dxa" w:w="2200"/>
+            <w:tcBorders>
+              <w:top w:val="single" w:color="A6A6A6" w:sz="4"/>
+              <w:left w:val="single" w:color="A6A6A6" w:sz="4"/>
+              <w:bottom w:val="single" w:color="A6A6A6" w:sz="4"/>
+              <w:right w:val="single" w:color="A6A6A6" w:sz="4"/>
+            </w:tcBorders>
+            <w:tcMar>
+              <w:top w:type="dxa" w:w="50"/>
+              <w:left w:type="dxa" w:w="60"/>
+              <w:bottom w:type="dxa" w:w="50"/>
+              <w:right w:type="dxa" w:w="60"/>
+            </w:tcMar>
+          </w:tcPr>
+          <w:p>
+            <w:pPr>
+              <w:bidi/>
+              <w:spacing w:after="0" w:line="260"/>
+            </w:pPr>
+            <w:r>
+              <w:rPr>
+                <w:rFonts w:ascii="Arial" w:cs="Arial" w:eastAsia="Arial" w:hAnsi="Arial"/>
+                <w:b w:val="false"/>
+                <w:bCs w:val="false"/>
+                <w:sz w:val="19"/>
+                <w:szCs w:val="19"/>
+                <w:rtl/>
+              </w:rPr>
+              <w:t xml:space="preserve">Lord &amp; DeZoort (2001)، پیوست B</w:t>
+            </w:r>
+          </w:p>
+        </w:tc>
+        <w:tc>
+          <w:tcPr>
+            <w:tcW w:type="dxa" w:w="800"/>
+            <w:tcBorders>
+              <w:top w:val="single" w:color="A6A6A6" w:sz="4"/>
+              <w:left w:val="single" w:color="A6A6A6" w:sz="4"/>
+              <w:bottom w:val="single" w:color="A6A6A6" w:sz="4"/>
+              <w:right w:val="single" w:color="A6A6A6" w:sz="4"/>
+            </w:tcBorders>
+            <w:tcMar>
+              <w:top w:type="dxa" w:w="50"/>
+              <w:left w:type="dxa" w:w="60"/>
+              <w:bottom w:type="dxa" w:w="50"/>
+              <w:right w:type="dxa" w:w="60"/>
+            </w:tcMar>
+          </w:tcPr>
+          <w:p>
+            <w:pPr>
+              <w:bidi/>
+              <w:spacing w:after="0" w:line="260"/>
+            </w:pPr>
+            <w:r>
+              <w:rPr>
+                <w:rFonts w:ascii="Arial" w:cs="Arial" w:eastAsia="Arial" w:hAnsi="Arial"/>
+                <w:b w:val="false"/>
+                <w:bCs w:val="false"/>
+                <w:sz w:val="19"/>
+                <w:szCs w:val="19"/>
+                <w:rtl/>
+              </w:rPr>
+              <w:t xml:space="preserve">۱۵+۱۵</w:t>
+            </w:r>
+          </w:p>
+        </w:tc>
+        <w:tc>
+          <w:tcPr>
+            <w:tcW w:type="dxa" w:w="3000"/>
+            <w:tcBorders>
+              <w:top w:val="single" w:color="A6A6A6" w:sz="4"/>
+              <w:left w:val="single" w:color="A6A6A6" w:sz="4"/>
+              <w:bottom w:val="single" w:color="A6A6A6" w:sz="4"/>
+              <w:right w:val="single" w:color="A6A6A6" w:sz="4"/>
+            </w:tcBorders>
+            <w:tcMar>
+              <w:top w:type="dxa" w:w="50"/>
+              <w:left w:type="dxa" w:w="60"/>
+              <w:bottom w:type="dxa" w:w="50"/>
+              <w:right w:type="dxa" w:w="60"/>
+            </w:tcMar>
+          </w:tcPr>
+          <w:p>
+            <w:pPr>
+              <w:bidi/>
+              <w:spacing w:after="0" w:line="260"/>
+            </w:pPr>
+            <w:r>
+              <w:rPr>
+                <w:rFonts w:ascii="Arial" w:cs="Arial" w:eastAsia="Arial" w:hAnsi="Arial"/>
+                <w:b w:val="false"/>
+                <w:bCs w:val="false"/>
+                <w:sz w:val="19"/>
+                <w:szCs w:val="19"/>
+                <w:rtl/>
+              </w:rPr>
+              <w:t xml:space="preserve">تأییدشده با پیوست B: ۱۵ گویه برای هر کدام، ۷ درجه. در پرسشنامه‌ی ما به‌کار نرفته (به‌جای آن Meyer et al. تأییدشده)</w:t>
+            </w:r>
+          </w:p>
+        </w:tc>
+        <w:tc>
+          <w:tcPr>
+            <w:tcW w:type="dxa" w:w="2000"/>
+            <w:tcBorders>
+              <w:top w:val="single" w:color="A6A6A6" w:sz="4"/>
+              <w:left w:val="single" w:color="A6A6A6" w:sz="4"/>
+              <w:bottom w:val="single" w:color="A6A6A6" w:sz="4"/>
+              <w:right w:val="single" w:color="A6A6A6" w:sz="4"/>
+            </w:tcBorders>
+            <w:tcMar>
+              <w:top w:type="dxa" w:w="50"/>
+              <w:left w:type="dxa" w:w="60"/>
+              <w:bottom w:type="dxa" w:w="50"/>
+              <w:right w:type="dxa" w:w="60"/>
+            </w:tcMar>
+          </w:tcPr>
+          <w:p>
+            <w:pPr>
+              <w:bidi/>
+              <w:spacing w:after="0" w:line="260"/>
+            </w:pPr>
+            <w:r>
+              <w:rPr>
+                <w:rFonts w:ascii="Arial" w:cs="Arial" w:eastAsia="Arial" w:hAnsi="Arial"/>
+                <w:b w:val="false"/>
+                <w:bCs w:val="false"/>
+                <w:sz w:val="19"/>
+                <w:szCs w:val="19"/>
+                <w:rtl/>
+              </w:rPr>
+              <w:t xml:space="preserve">اگر خواستید جایگزین شود</w:t>
             </w:r>
           </w:p>
         </w:tc>
@@ -29486,7 +32391,7 @@
           <w:szCs w:val="22"/>
           <w:rtl/>
         </w:rPr>
-        <w:t xml:space="preserve">در نسخه‌ی ۳ سه تغییر دیگر هم هست: (۱) گویه‌های OC2 و OC4 و OC5 و AC3 تا AC5 معکوس‌اند؛ (۲) لنسونی فقط چارچوب مفهومی است و سنجش با ایمنی روانی و تعارض انجام می‌شود (تنها بعد «اعتماد» با لنسونی هم‌پوشان است)؛ (۳) سرمایه‌ی روان‌شناختی حذف شد و پیشنهاد «سپر هم‌خوان» (خودکارآمدی و تاب‌آوری در برابر مسیر خستگی، هویت اخلاقی در برابر مسیر توجیه) در انتظار تصمیم شماست.</w:t>
+        <w:t xml:space="preserve">معکوس‌ها: OC2، OC4، OC5؛ AC3 تا AC5؛ TS1، TS3، TS5؛ CN2، CN3، CN4، CN7؛ MI3، MI4؛ EX7. سرمایه‌ی روان‌شناختی حذف شد و پیشنهاد «سپر هم‌خوان» در انتظار تصمیم شماست.</w:t>
       </w:r>
     </w:p>
     <w:p>
@@ -29991,7 +32896,7 @@
                 <w:szCs w:val="19"/>
                 <w:rtl/>
               </w:rPr>
-              <w:t xml:space="preserve">تعارض رابطه‌ای/وظیفه‌ای</w:t>
+              <w:t xml:space="preserve">تعارض رابطه‌ای</w:t>
             </w:r>
           </w:p>
         </w:tc>
@@ -30025,7 +32930,7 @@
                 <w:szCs w:val="19"/>
                 <w:rtl/>
               </w:rPr>
-              <w:t xml:space="preserve">RC1–4، TC1–4</w:t>
+              <w:t xml:space="preserve">RC1–4</w:t>
             </w:r>
           </w:p>
         </w:tc>
@@ -30059,7 +32964,7 @@
                 <w:szCs w:val="19"/>
                 <w:rtl/>
               </w:rPr>
-              <w:t xml:space="preserve">8</w:t>
+              <w:t xml:space="preserve">4</w:t>
             </w:r>
           </w:p>
         </w:tc>
@@ -30201,7 +33106,7 @@
                 <w:szCs w:val="19"/>
                 <w:rtl/>
               </w:rPr>
-              <w:t xml:space="preserve">تعهد حرفه‌ای</w:t>
+              <w:t xml:space="preserve">هنجار تعارض (ترس از تعارض)</w:t>
             </w:r>
           </w:p>
         </w:tc>
@@ -30235,7 +33140,7 @@
                 <w:szCs w:val="19"/>
                 <w:rtl/>
               </w:rPr>
-              <w:t xml:space="preserve">OC1–OC6</w:t>
+              <w:t xml:space="preserve">CN1–CN7</w:t>
             </w:r>
           </w:p>
         </w:tc>
@@ -30269,7 +33174,7 @@
                 <w:szCs w:val="19"/>
                 <w:rtl/>
               </w:rPr>
-              <w:t xml:space="preserve">6</w:t>
+              <w:t xml:space="preserve">7</w:t>
             </w:r>
           </w:p>
         </w:tc>
@@ -30303,7 +33208,7 @@
                 <w:szCs w:val="19"/>
                 <w:rtl/>
               </w:rPr>
-              <w:t xml:space="preserve">۵ درجه</w:t>
+              <w:t xml:space="preserve">۵ درجه (فرض)</w:t>
             </w:r>
           </w:p>
         </w:tc>
@@ -30337,7 +33242,7 @@
                 <w:szCs w:val="19"/>
                 <w:rtl/>
               </w:rPr>
-              <w:t xml:space="preserve">فرد</w:t>
+              <w:t xml:space="preserve">تیم (بدون خود)</w:t>
             </w:r>
           </w:p>
         </w:tc>
@@ -30371,7 +33276,7 @@
                 <w:szCs w:val="19"/>
                 <w:rtl/>
               </w:rPr>
-              <w:t xml:space="preserve">OC2،4،5 معکوس</w:t>
+              <w:t xml:space="preserve">CN2،3،4،7 معکوس</w:t>
             </w:r>
           </w:p>
         </w:tc>
@@ -30411,7 +33316,7 @@
                 <w:szCs w:val="19"/>
                 <w:rtl/>
               </w:rPr>
-              <w:t xml:space="preserve">تعهد سازمانی</w:t>
+              <w:t xml:space="preserve">روشنی جهت تیم</w:t>
             </w:r>
           </w:p>
         </w:tc>
@@ -30445,7 +33350,7 @@
                 <w:szCs w:val="19"/>
                 <w:rtl/>
               </w:rPr>
-              <w:t xml:space="preserve">AC1–AC6</w:t>
+              <w:t xml:space="preserve">CD1–CD3</w:t>
             </w:r>
           </w:p>
         </w:tc>
@@ -30479,7 +33384,7 @@
                 <w:szCs w:val="19"/>
                 <w:rtl/>
               </w:rPr>
-              <w:t xml:space="preserve">6</w:t>
+              <w:t xml:space="preserve">3</w:t>
             </w:r>
           </w:p>
         </w:tc>
@@ -30513,7 +33418,7 @@
                 <w:szCs w:val="19"/>
                 <w:rtl/>
               </w:rPr>
-              <w:t xml:space="preserve">۵ درجه</w:t>
+              <w:t xml:space="preserve">۷ درجه</w:t>
             </w:r>
           </w:p>
         </w:tc>
@@ -30547,7 +33452,7 @@
                 <w:szCs w:val="19"/>
                 <w:rtl/>
               </w:rPr>
-              <w:t xml:space="preserve">فرد</w:t>
+              <w:t xml:space="preserve">تیم (بدون خود)</w:t>
             </w:r>
           </w:p>
         </w:tc>
@@ -30581,7 +33486,7 @@
                 <w:szCs w:val="19"/>
                 <w:rtl/>
               </w:rPr>
-              <w:t xml:space="preserve">AC3،4،5 معکوس</w:t>
+              <w:t xml:space="preserve"/>
             </w:r>
           </w:p>
         </w:tc>
@@ -30621,7 +33526,7 @@
                 <w:szCs w:val="19"/>
                 <w:rtl/>
               </w:rPr>
-              <w:t xml:space="preserve">فرسودگی مرتبط با کار</w:t>
+              <w:t xml:space="preserve">کوچینگ سرپرست</w:t>
             </w:r>
           </w:p>
         </w:tc>
@@ -30655,7 +33560,7 @@
                 <w:szCs w:val="19"/>
                 <w:rtl/>
               </w:rPr>
-              <w:t xml:space="preserve">EX1–EX7</w:t>
+              <w:t xml:space="preserve">LC1–LC3</w:t>
             </w:r>
           </w:p>
         </w:tc>
@@ -30689,7 +33594,7 @@
                 <w:szCs w:val="19"/>
                 <w:rtl/>
               </w:rPr>
-              <w:t xml:space="preserve">7</w:t>
+              <w:t xml:space="preserve">3</w:t>
             </w:r>
           </w:p>
         </w:tc>
@@ -30723,7 +33628,7 @@
                 <w:szCs w:val="19"/>
                 <w:rtl/>
               </w:rPr>
-              <w:t xml:space="preserve">۵ درجه (شدت/فراوانی)</w:t>
+              <w:t xml:space="preserve">۵ درجه</w:t>
             </w:r>
           </w:p>
         </w:tc>
@@ -30757,7 +33662,7 @@
                 <w:szCs w:val="19"/>
                 <w:rtl/>
               </w:rPr>
-              <w:t xml:space="preserve">فرد</w:t>
+              <w:t xml:space="preserve">تیم (بدون خود)</w:t>
             </w:r>
           </w:p>
         </w:tc>
@@ -30791,7 +33696,7 @@
                 <w:szCs w:val="19"/>
                 <w:rtl/>
               </w:rPr>
-              <w:t xml:space="preserve">EX7 معکوس؛ نمره ۱–۵ ≈ ۰–۱۰۰</w:t>
+              <w:t xml:space="preserve"/>
             </w:r>
           </w:p>
         </w:tc>
@@ -30831,7 +33736,7 @@
                 <w:szCs w:val="19"/>
                 <w:rtl/>
               </w:rPr>
-              <w:t xml:space="preserve">عدم تقید اخلاقی</w:t>
+              <w:t xml:space="preserve">تعهد حرفه‌ای</w:t>
             </w:r>
           </w:p>
         </w:tc>
@@ -30865,7 +33770,7 @@
                 <w:szCs w:val="19"/>
                 <w:rtl/>
               </w:rPr>
-              <w:t xml:space="preserve">MD1–MD8</w:t>
+              <w:t xml:space="preserve">OC1–OC6</w:t>
             </w:r>
           </w:p>
         </w:tc>
@@ -30899,7 +33804,7 @@
                 <w:szCs w:val="19"/>
                 <w:rtl/>
               </w:rPr>
-              <w:t xml:space="preserve">8</w:t>
+              <w:t xml:space="preserve">6</w:t>
             </w:r>
           </w:p>
         </w:tc>
@@ -30933,7 +33838,7 @@
                 <w:szCs w:val="19"/>
                 <w:rtl/>
               </w:rPr>
-              <w:t xml:space="preserve">۷ درجه</w:t>
+              <w:t xml:space="preserve">۵ درجه</w:t>
             </w:r>
           </w:p>
         </w:tc>
@@ -31001,7 +33906,7 @@
                 <w:szCs w:val="19"/>
                 <w:rtl/>
               </w:rPr>
-              <w:t xml:space="preserve">میانگین</w:t>
+              <w:t xml:space="preserve">OC2،4،5 معکوس</w:t>
             </w:r>
           </w:p>
         </w:tc>
@@ -31041,7 +33946,7 @@
                 <w:szCs w:val="19"/>
                 <w:rtl/>
               </w:rPr>
-              <w:t xml:space="preserve">هنجار DAB (همکاران)</w:t>
+              <w:t xml:space="preserve">تعهد سازمانی</w:t>
             </w:r>
           </w:p>
         </w:tc>
@@ -31075,7 +33980,7 @@
                 <w:szCs w:val="19"/>
                 <w:rtl/>
               </w:rPr>
-              <w:t xml:space="preserve">PN1–PN5 (+PN6)</w:t>
+              <w:t xml:space="preserve">AC1–AC6</w:t>
             </w:r>
           </w:p>
         </w:tc>
@@ -31109,7 +34014,7 @@
                 <w:szCs w:val="19"/>
                 <w:rtl/>
               </w:rPr>
-              <w:t xml:space="preserve">5+1</w:t>
+              <w:t xml:space="preserve">6</w:t>
             </w:r>
           </w:p>
         </w:tc>
@@ -31143,7 +34048,7 @@
                 <w:szCs w:val="19"/>
                 <w:rtl/>
               </w:rPr>
-              <w:t xml:space="preserve">فراوانی ۱–۵</w:t>
+              <w:t xml:space="preserve">۵ درجه</w:t>
             </w:r>
           </w:p>
         </w:tc>
@@ -31177,7 +34082,7 @@
                 <w:szCs w:val="19"/>
                 <w:rtl/>
               </w:rPr>
-              <w:t xml:space="preserve">تیم (بدون خود)</w:t>
+              <w:t xml:space="preserve">فرد</w:t>
             </w:r>
           </w:p>
         </w:tc>
@@ -31211,7 +34116,7 @@
                 <w:szCs w:val="19"/>
                 <w:rtl/>
               </w:rPr>
-              <w:t xml:space="preserve">هسته‌ی ۵ گویه‌ای</w:t>
+              <w:t xml:space="preserve">AC3،4،5 معکوس</w:t>
             </w:r>
           </w:p>
         </w:tc>
@@ -31251,7 +34156,7 @@
                 <w:szCs w:val="19"/>
                 <w:rtl/>
               </w:rPr>
-              <w:t xml:space="preserve">DAB خودگزارش</w:t>
+              <w:t xml:space="preserve">فرسودگی مرتبط با کار</w:t>
             </w:r>
           </w:p>
         </w:tc>
@@ -31285,7 +34190,7 @@
                 <w:szCs w:val="19"/>
                 <w:rtl/>
               </w:rPr>
-              <w:t xml:space="preserve">DB1–DB5 (+DB6، DB7: URT)</w:t>
+              <w:t xml:space="preserve">EX1–EX7</w:t>
             </w:r>
           </w:p>
         </w:tc>
@@ -31319,7 +34224,7 @@
                 <w:szCs w:val="19"/>
                 <w:rtl/>
               </w:rPr>
-              <w:t xml:space="preserve">5+2</w:t>
+              <w:t xml:space="preserve">7</w:t>
             </w:r>
           </w:p>
         </w:tc>
@@ -31353,7 +34258,7 @@
                 <w:szCs w:val="19"/>
                 <w:rtl/>
               </w:rPr>
-              <w:t xml:space="preserve">فراوانی ۱–۵</w:t>
+              <w:t xml:space="preserve">۵ درجه (شدت/فراوانی)</w:t>
             </w:r>
           </w:p>
         </w:tc>
@@ -31421,7 +34326,7 @@
                 <w:szCs w:val="19"/>
                 <w:rtl/>
               </w:rPr>
-              <w:t xml:space="preserve">تقریباً همیشه=۵ … هرگز=۱</w:t>
+              <w:t xml:space="preserve">EX7 معکوس؛ نمره ۱–۵ ≈ ۰–۱۰۰</w:t>
             </w:r>
           </w:p>
         </w:tc>
@@ -31461,7 +34366,7 @@
                 <w:szCs w:val="19"/>
                 <w:rtl/>
               </w:rPr>
-              <w:t xml:space="preserve">قصد رفتار</w:t>
+              <w:t xml:space="preserve">عدم تقید اخلاقی</w:t>
             </w:r>
           </w:p>
         </w:tc>
@@ -31495,7 +34400,7 @@
                 <w:szCs w:val="19"/>
                 <w:rtl/>
               </w:rPr>
-              <w:t xml:space="preserve">V1a–c، V2a–c</w:t>
+              <w:t xml:space="preserve">MD1–MD8</w:t>
             </w:r>
           </w:p>
         </w:tc>
@@ -31529,7 +34434,7 @@
                 <w:szCs w:val="19"/>
                 <w:rtl/>
               </w:rPr>
-              <w:t xml:space="preserve">6</w:t>
+              <w:t xml:space="preserve">8</w:t>
             </w:r>
           </w:p>
         </w:tc>
@@ -31631,7 +34536,847 @@
                 <w:szCs w:val="19"/>
                 <w:rtl/>
               </w:rPr>
-              <w:t xml:space="preserve">V2c معکوس</w:t>
+              <w:t xml:space="preserve">میانگین</w:t>
+            </w:r>
+          </w:p>
+        </w:tc>
+      </w:tr>
+      <w:tr>
+        <w:trPr>
+          <w:cantSplit/>
+          <w:tblHeader w:val="false"/>
+        </w:trPr>
+        <w:tc>
+          <w:tcPr>
+            <w:tcW w:type="dxa" w:w="1700"/>
+            <w:tcBorders>
+              <w:top w:val="single" w:color="A6A6A6" w:sz="4"/>
+              <w:left w:val="single" w:color="A6A6A6" w:sz="4"/>
+              <w:bottom w:val="single" w:color="A6A6A6" w:sz="4"/>
+              <w:right w:val="single" w:color="A6A6A6" w:sz="4"/>
+            </w:tcBorders>
+            <w:tcMar>
+              <w:top w:type="dxa" w:w="50"/>
+              <w:left w:type="dxa" w:w="60"/>
+              <w:bottom w:type="dxa" w:w="50"/>
+              <w:right w:type="dxa" w:w="60"/>
+            </w:tcMar>
+          </w:tcPr>
+          <w:p>
+            <w:pPr>
+              <w:bidi/>
+              <w:spacing w:after="0" w:line="260"/>
+            </w:pPr>
+            <w:r>
+              <w:rPr>
+                <w:rFonts w:ascii="Arial" w:cs="Arial" w:eastAsia="Arial" w:hAnsi="Arial"/>
+                <w:b w:val="false"/>
+                <w:bCs w:val="false"/>
+                <w:sz w:val="19"/>
+                <w:szCs w:val="19"/>
+                <w:rtl/>
+              </w:rPr>
+              <w:t xml:space="preserve">هنجار DAB (همکاران)</w:t>
+            </w:r>
+          </w:p>
+        </w:tc>
+        <w:tc>
+          <w:tcPr>
+            <w:tcW w:type="dxa" w:w="1700"/>
+            <w:tcBorders>
+              <w:top w:val="single" w:color="A6A6A6" w:sz="4"/>
+              <w:left w:val="single" w:color="A6A6A6" w:sz="4"/>
+              <w:bottom w:val="single" w:color="A6A6A6" w:sz="4"/>
+              <w:right w:val="single" w:color="A6A6A6" w:sz="4"/>
+            </w:tcBorders>
+            <w:tcMar>
+              <w:top w:type="dxa" w:w="50"/>
+              <w:left w:type="dxa" w:w="60"/>
+              <w:bottom w:type="dxa" w:w="50"/>
+              <w:right w:type="dxa" w:w="60"/>
+            </w:tcMar>
+          </w:tcPr>
+          <w:p>
+            <w:pPr>
+              <w:bidi/>
+              <w:spacing w:after="0" w:line="260"/>
+            </w:pPr>
+            <w:r>
+              <w:rPr>
+                <w:rFonts w:ascii="Arial" w:cs="Arial" w:eastAsia="Arial" w:hAnsi="Arial"/>
+                <w:b w:val="false"/>
+                <w:bCs w:val="false"/>
+                <w:sz w:val="19"/>
+                <w:szCs w:val="19"/>
+                <w:rtl/>
+              </w:rPr>
+              <w:t xml:space="preserve">PN1–PN5 (+PN6)</w:t>
+            </w:r>
+          </w:p>
+        </w:tc>
+        <w:tc>
+          <w:tcPr>
+            <w:tcW w:type="dxa" w:w="700"/>
+            <w:tcBorders>
+              <w:top w:val="single" w:color="A6A6A6" w:sz="4"/>
+              <w:left w:val="single" w:color="A6A6A6" w:sz="4"/>
+              <w:bottom w:val="single" w:color="A6A6A6" w:sz="4"/>
+              <w:right w:val="single" w:color="A6A6A6" w:sz="4"/>
+            </w:tcBorders>
+            <w:tcMar>
+              <w:top w:type="dxa" w:w="50"/>
+              <w:left w:type="dxa" w:w="60"/>
+              <w:bottom w:type="dxa" w:w="50"/>
+              <w:right w:type="dxa" w:w="60"/>
+            </w:tcMar>
+          </w:tcPr>
+          <w:p>
+            <w:pPr>
+              <w:bidi/>
+              <w:spacing w:after="0" w:line="260"/>
+            </w:pPr>
+            <w:r>
+              <w:rPr>
+                <w:rFonts w:ascii="Arial" w:cs="Arial" w:eastAsia="Arial" w:hAnsi="Arial"/>
+                <w:b w:val="false"/>
+                <w:bCs w:val="false"/>
+                <w:sz w:val="19"/>
+                <w:szCs w:val="19"/>
+                <w:rtl/>
+              </w:rPr>
+              <w:t xml:space="preserve">5+1</w:t>
+            </w:r>
+          </w:p>
+        </w:tc>
+        <w:tc>
+          <w:tcPr>
+            <w:tcW w:type="dxa" w:w="1700"/>
+            <w:tcBorders>
+              <w:top w:val="single" w:color="A6A6A6" w:sz="4"/>
+              <w:left w:val="single" w:color="A6A6A6" w:sz="4"/>
+              <w:bottom w:val="single" w:color="A6A6A6" w:sz="4"/>
+              <w:right w:val="single" w:color="A6A6A6" w:sz="4"/>
+            </w:tcBorders>
+            <w:tcMar>
+              <w:top w:type="dxa" w:w="50"/>
+              <w:left w:type="dxa" w:w="60"/>
+              <w:bottom w:type="dxa" w:w="50"/>
+              <w:right w:type="dxa" w:w="60"/>
+            </w:tcMar>
+          </w:tcPr>
+          <w:p>
+            <w:pPr>
+              <w:bidi/>
+              <w:spacing w:after="0" w:line="260"/>
+            </w:pPr>
+            <w:r>
+              <w:rPr>
+                <w:rFonts w:ascii="Arial" w:cs="Arial" w:eastAsia="Arial" w:hAnsi="Arial"/>
+                <w:b w:val="false"/>
+                <w:bCs w:val="false"/>
+                <w:sz w:val="19"/>
+                <w:szCs w:val="19"/>
+                <w:rtl/>
+              </w:rPr>
+              <w:t xml:space="preserve">فراوانی ۱–۵</w:t>
+            </w:r>
+          </w:p>
+        </w:tc>
+        <w:tc>
+          <w:tcPr>
+            <w:tcW w:type="dxa" w:w="1700"/>
+            <w:tcBorders>
+              <w:top w:val="single" w:color="A6A6A6" w:sz="4"/>
+              <w:left w:val="single" w:color="A6A6A6" w:sz="4"/>
+              <w:bottom w:val="single" w:color="A6A6A6" w:sz="4"/>
+              <w:right w:val="single" w:color="A6A6A6" w:sz="4"/>
+            </w:tcBorders>
+            <w:tcMar>
+              <w:top w:type="dxa" w:w="50"/>
+              <w:left w:type="dxa" w:w="60"/>
+              <w:bottom w:type="dxa" w:w="50"/>
+              <w:right w:type="dxa" w:w="60"/>
+            </w:tcMar>
+          </w:tcPr>
+          <w:p>
+            <w:pPr>
+              <w:bidi/>
+              <w:spacing w:after="0" w:line="260"/>
+            </w:pPr>
+            <w:r>
+              <w:rPr>
+                <w:rFonts w:ascii="Arial" w:cs="Arial" w:eastAsia="Arial" w:hAnsi="Arial"/>
+                <w:b w:val="false"/>
+                <w:bCs w:val="false"/>
+                <w:sz w:val="19"/>
+                <w:szCs w:val="19"/>
+                <w:rtl/>
+              </w:rPr>
+              <w:t xml:space="preserve">تیم (بدون خود)</w:t>
+            </w:r>
+          </w:p>
+        </w:tc>
+        <w:tc>
+          <w:tcPr>
+            <w:tcW w:type="dxa" w:w="2000"/>
+            <w:tcBorders>
+              <w:top w:val="single" w:color="A6A6A6" w:sz="4"/>
+              <w:left w:val="single" w:color="A6A6A6" w:sz="4"/>
+              <w:bottom w:val="single" w:color="A6A6A6" w:sz="4"/>
+              <w:right w:val="single" w:color="A6A6A6" w:sz="4"/>
+            </w:tcBorders>
+            <w:tcMar>
+              <w:top w:type="dxa" w:w="50"/>
+              <w:left w:type="dxa" w:w="60"/>
+              <w:bottom w:type="dxa" w:w="50"/>
+              <w:right w:type="dxa" w:w="60"/>
+            </w:tcMar>
+          </w:tcPr>
+          <w:p>
+            <w:pPr>
+              <w:bidi/>
+              <w:spacing w:after="0" w:line="260"/>
+            </w:pPr>
+            <w:r>
+              <w:rPr>
+                <w:rFonts w:ascii="Arial" w:cs="Arial" w:eastAsia="Arial" w:hAnsi="Arial"/>
+                <w:b w:val="false"/>
+                <w:bCs w:val="false"/>
+                <w:sz w:val="19"/>
+                <w:szCs w:val="19"/>
+                <w:rtl/>
+              </w:rPr>
+              <w:t xml:space="preserve">هسته‌ی ۵ گویه‌ای</w:t>
+            </w:r>
+          </w:p>
+        </w:tc>
+      </w:tr>
+      <w:tr>
+        <w:trPr>
+          <w:cantSplit/>
+          <w:tblHeader w:val="false"/>
+        </w:trPr>
+        <w:tc>
+          <w:tcPr>
+            <w:tcW w:type="dxa" w:w="1700"/>
+            <w:tcBorders>
+              <w:top w:val="single" w:color="A6A6A6" w:sz="4"/>
+              <w:left w:val="single" w:color="A6A6A6" w:sz="4"/>
+              <w:bottom w:val="single" w:color="A6A6A6" w:sz="4"/>
+              <w:right w:val="single" w:color="A6A6A6" w:sz="4"/>
+            </w:tcBorders>
+            <w:tcMar>
+              <w:top w:type="dxa" w:w="50"/>
+              <w:left w:type="dxa" w:w="60"/>
+              <w:bottom w:type="dxa" w:w="50"/>
+              <w:right w:type="dxa" w:w="60"/>
+            </w:tcMar>
+          </w:tcPr>
+          <w:p>
+            <w:pPr>
+              <w:bidi/>
+              <w:spacing w:after="0" w:line="260"/>
+            </w:pPr>
+            <w:r>
+              <w:rPr>
+                <w:rFonts w:ascii="Arial" w:cs="Arial" w:eastAsia="Arial" w:hAnsi="Arial"/>
+                <w:b w:val="false"/>
+                <w:bCs w:val="false"/>
+                <w:sz w:val="19"/>
+                <w:szCs w:val="19"/>
+                <w:rtl/>
+              </w:rPr>
+              <w:t xml:space="preserve">DAB خودگزارش</w:t>
+            </w:r>
+          </w:p>
+        </w:tc>
+        <w:tc>
+          <w:tcPr>
+            <w:tcW w:type="dxa" w:w="1700"/>
+            <w:tcBorders>
+              <w:top w:val="single" w:color="A6A6A6" w:sz="4"/>
+              <w:left w:val="single" w:color="A6A6A6" w:sz="4"/>
+              <w:bottom w:val="single" w:color="A6A6A6" w:sz="4"/>
+              <w:right w:val="single" w:color="A6A6A6" w:sz="4"/>
+            </w:tcBorders>
+            <w:tcMar>
+              <w:top w:type="dxa" w:w="50"/>
+              <w:left w:type="dxa" w:w="60"/>
+              <w:bottom w:type="dxa" w:w="50"/>
+              <w:right w:type="dxa" w:w="60"/>
+            </w:tcMar>
+          </w:tcPr>
+          <w:p>
+            <w:pPr>
+              <w:bidi/>
+              <w:spacing w:after="0" w:line="260"/>
+            </w:pPr>
+            <w:r>
+              <w:rPr>
+                <w:rFonts w:ascii="Arial" w:cs="Arial" w:eastAsia="Arial" w:hAnsi="Arial"/>
+                <w:b w:val="false"/>
+                <w:bCs w:val="false"/>
+                <w:sz w:val="19"/>
+                <w:szCs w:val="19"/>
+                <w:rtl/>
+              </w:rPr>
+              <w:t xml:space="preserve">DB1–DB5 (+DB6، DB7: URT)</w:t>
+            </w:r>
+          </w:p>
+        </w:tc>
+        <w:tc>
+          <w:tcPr>
+            <w:tcW w:type="dxa" w:w="700"/>
+            <w:tcBorders>
+              <w:top w:val="single" w:color="A6A6A6" w:sz="4"/>
+              <w:left w:val="single" w:color="A6A6A6" w:sz="4"/>
+              <w:bottom w:val="single" w:color="A6A6A6" w:sz="4"/>
+              <w:right w:val="single" w:color="A6A6A6" w:sz="4"/>
+            </w:tcBorders>
+            <w:tcMar>
+              <w:top w:type="dxa" w:w="50"/>
+              <w:left w:type="dxa" w:w="60"/>
+              <w:bottom w:type="dxa" w:w="50"/>
+              <w:right w:type="dxa" w:w="60"/>
+            </w:tcMar>
+          </w:tcPr>
+          <w:p>
+            <w:pPr>
+              <w:bidi/>
+              <w:spacing w:after="0" w:line="260"/>
+            </w:pPr>
+            <w:r>
+              <w:rPr>
+                <w:rFonts w:ascii="Arial" w:cs="Arial" w:eastAsia="Arial" w:hAnsi="Arial"/>
+                <w:b w:val="false"/>
+                <w:bCs w:val="false"/>
+                <w:sz w:val="19"/>
+                <w:szCs w:val="19"/>
+                <w:rtl/>
+              </w:rPr>
+              <w:t xml:space="preserve">5+2</w:t>
+            </w:r>
+          </w:p>
+        </w:tc>
+        <w:tc>
+          <w:tcPr>
+            <w:tcW w:type="dxa" w:w="1700"/>
+            <w:tcBorders>
+              <w:top w:val="single" w:color="A6A6A6" w:sz="4"/>
+              <w:left w:val="single" w:color="A6A6A6" w:sz="4"/>
+              <w:bottom w:val="single" w:color="A6A6A6" w:sz="4"/>
+              <w:right w:val="single" w:color="A6A6A6" w:sz="4"/>
+            </w:tcBorders>
+            <w:tcMar>
+              <w:top w:type="dxa" w:w="50"/>
+              <w:left w:type="dxa" w:w="60"/>
+              <w:bottom w:type="dxa" w:w="50"/>
+              <w:right w:type="dxa" w:w="60"/>
+            </w:tcMar>
+          </w:tcPr>
+          <w:p>
+            <w:pPr>
+              <w:bidi/>
+              <w:spacing w:after="0" w:line="260"/>
+            </w:pPr>
+            <w:r>
+              <w:rPr>
+                <w:rFonts w:ascii="Arial" w:cs="Arial" w:eastAsia="Arial" w:hAnsi="Arial"/>
+                <w:b w:val="false"/>
+                <w:bCs w:val="false"/>
+                <w:sz w:val="19"/>
+                <w:szCs w:val="19"/>
+                <w:rtl/>
+              </w:rPr>
+              <w:t xml:space="preserve">فراوانی ۱–۵</w:t>
+            </w:r>
+          </w:p>
+        </w:tc>
+        <w:tc>
+          <w:tcPr>
+            <w:tcW w:type="dxa" w:w="1700"/>
+            <w:tcBorders>
+              <w:top w:val="single" w:color="A6A6A6" w:sz="4"/>
+              <w:left w:val="single" w:color="A6A6A6" w:sz="4"/>
+              <w:bottom w:val="single" w:color="A6A6A6" w:sz="4"/>
+              <w:right w:val="single" w:color="A6A6A6" w:sz="4"/>
+            </w:tcBorders>
+            <w:tcMar>
+              <w:top w:type="dxa" w:w="50"/>
+              <w:left w:type="dxa" w:w="60"/>
+              <w:bottom w:type="dxa" w:w="50"/>
+              <w:right w:type="dxa" w:w="60"/>
+            </w:tcMar>
+          </w:tcPr>
+          <w:p>
+            <w:pPr>
+              <w:bidi/>
+              <w:spacing w:after="0" w:line="260"/>
+            </w:pPr>
+            <w:r>
+              <w:rPr>
+                <w:rFonts w:ascii="Arial" w:cs="Arial" w:eastAsia="Arial" w:hAnsi="Arial"/>
+                <w:b w:val="false"/>
+                <w:bCs w:val="false"/>
+                <w:sz w:val="19"/>
+                <w:szCs w:val="19"/>
+                <w:rtl/>
+              </w:rPr>
+              <w:t xml:space="preserve">فرد</w:t>
+            </w:r>
+          </w:p>
+        </w:tc>
+        <w:tc>
+          <w:tcPr>
+            <w:tcW w:type="dxa" w:w="2000"/>
+            <w:tcBorders>
+              <w:top w:val="single" w:color="A6A6A6" w:sz="4"/>
+              <w:left w:val="single" w:color="A6A6A6" w:sz="4"/>
+              <w:bottom w:val="single" w:color="A6A6A6" w:sz="4"/>
+              <w:right w:val="single" w:color="A6A6A6" w:sz="4"/>
+            </w:tcBorders>
+            <w:tcMar>
+              <w:top w:type="dxa" w:w="50"/>
+              <w:left w:type="dxa" w:w="60"/>
+              <w:bottom w:type="dxa" w:w="50"/>
+              <w:right w:type="dxa" w:w="60"/>
+            </w:tcMar>
+          </w:tcPr>
+          <w:p>
+            <w:pPr>
+              <w:bidi/>
+              <w:spacing w:after="0" w:line="260"/>
+            </w:pPr>
+            <w:r>
+              <w:rPr>
+                <w:rFonts w:ascii="Arial" w:cs="Arial" w:eastAsia="Arial" w:hAnsi="Arial"/>
+                <w:b w:val="false"/>
+                <w:bCs w:val="false"/>
+                <w:sz w:val="19"/>
+                <w:szCs w:val="19"/>
+                <w:rtl/>
+              </w:rPr>
+              <w:t xml:space="preserve">تقریباً همیشه=۵ … هرگز=۱</w:t>
+            </w:r>
+          </w:p>
+        </w:tc>
+      </w:tr>
+      <w:tr>
+        <w:trPr>
+          <w:cantSplit/>
+          <w:tblHeader w:val="false"/>
+        </w:trPr>
+        <w:tc>
+          <w:tcPr>
+            <w:tcW w:type="dxa" w:w="1700"/>
+            <w:tcBorders>
+              <w:top w:val="single" w:color="A6A6A6" w:sz="4"/>
+              <w:left w:val="single" w:color="A6A6A6" w:sz="4"/>
+              <w:bottom w:val="single" w:color="A6A6A6" w:sz="4"/>
+              <w:right w:val="single" w:color="A6A6A6" w:sz="4"/>
+            </w:tcBorders>
+            <w:tcMar>
+              <w:top w:type="dxa" w:w="50"/>
+              <w:left w:type="dxa" w:w="60"/>
+              <w:bottom w:type="dxa" w:w="50"/>
+              <w:right w:type="dxa" w:w="60"/>
+            </w:tcMar>
+          </w:tcPr>
+          <w:p>
+            <w:pPr>
+              <w:bidi/>
+              <w:spacing w:after="0" w:line="260"/>
+            </w:pPr>
+            <w:r>
+              <w:rPr>
+                <w:rFonts w:ascii="Arial" w:cs="Arial" w:eastAsia="Arial" w:hAnsi="Arial"/>
+                <w:b w:val="false"/>
+                <w:bCs w:val="false"/>
+                <w:sz w:val="19"/>
+                <w:szCs w:val="19"/>
+                <w:rtl/>
+              </w:rPr>
+              <w:t xml:space="preserve">قصد رفتار (موقعیت ۱)</w:t>
+            </w:r>
+          </w:p>
+        </w:tc>
+        <w:tc>
+          <w:tcPr>
+            <w:tcW w:type="dxa" w:w="1700"/>
+            <w:tcBorders>
+              <w:top w:val="single" w:color="A6A6A6" w:sz="4"/>
+              <w:left w:val="single" w:color="A6A6A6" w:sz="4"/>
+              <w:bottom w:val="single" w:color="A6A6A6" w:sz="4"/>
+              <w:right w:val="single" w:color="A6A6A6" w:sz="4"/>
+            </w:tcBorders>
+            <w:tcMar>
+              <w:top w:type="dxa" w:w="50"/>
+              <w:left w:type="dxa" w:w="60"/>
+              <w:bottom w:type="dxa" w:w="50"/>
+              <w:right w:type="dxa" w:w="60"/>
+            </w:tcMar>
+          </w:tcPr>
+          <w:p>
+            <w:pPr>
+              <w:bidi/>
+              <w:spacing w:after="0" w:line="260"/>
+            </w:pPr>
+            <w:r>
+              <w:rPr>
+                <w:rFonts w:ascii="Arial" w:cs="Arial" w:eastAsia="Arial" w:hAnsi="Arial"/>
+                <w:b w:val="false"/>
+                <w:bCs w:val="false"/>
+                <w:sz w:val="19"/>
+                <w:szCs w:val="19"/>
+                <w:rtl/>
+              </w:rPr>
+              <w:t xml:space="preserve">V1a–c، V1d</w:t>
+            </w:r>
+          </w:p>
+        </w:tc>
+        <w:tc>
+          <w:tcPr>
+            <w:tcW w:type="dxa" w:w="700"/>
+            <w:tcBorders>
+              <w:top w:val="single" w:color="A6A6A6" w:sz="4"/>
+              <w:left w:val="single" w:color="A6A6A6" w:sz="4"/>
+              <w:bottom w:val="single" w:color="A6A6A6" w:sz="4"/>
+              <w:right w:val="single" w:color="A6A6A6" w:sz="4"/>
+            </w:tcBorders>
+            <w:tcMar>
+              <w:top w:type="dxa" w:w="50"/>
+              <w:left w:type="dxa" w:w="60"/>
+              <w:bottom w:type="dxa" w:w="50"/>
+              <w:right w:type="dxa" w:w="60"/>
+            </w:tcMar>
+          </w:tcPr>
+          <w:p>
+            <w:pPr>
+              <w:bidi/>
+              <w:spacing w:after="0" w:line="260"/>
+            </w:pPr>
+            <w:r>
+              <w:rPr>
+                <w:rFonts w:ascii="Arial" w:cs="Arial" w:eastAsia="Arial" w:hAnsi="Arial"/>
+                <w:b w:val="false"/>
+                <w:bCs w:val="false"/>
+                <w:sz w:val="19"/>
+                <w:szCs w:val="19"/>
+                <w:rtl/>
+              </w:rPr>
+              <w:t xml:space="preserve">3+1</w:t>
+            </w:r>
+          </w:p>
+        </w:tc>
+        <w:tc>
+          <w:tcPr>
+            <w:tcW w:type="dxa" w:w="1700"/>
+            <w:tcBorders>
+              <w:top w:val="single" w:color="A6A6A6" w:sz="4"/>
+              <w:left w:val="single" w:color="A6A6A6" w:sz="4"/>
+              <w:bottom w:val="single" w:color="A6A6A6" w:sz="4"/>
+              <w:right w:val="single" w:color="A6A6A6" w:sz="4"/>
+            </w:tcBorders>
+            <w:tcMar>
+              <w:top w:type="dxa" w:w="50"/>
+              <w:left w:type="dxa" w:w="60"/>
+              <w:bottom w:type="dxa" w:w="50"/>
+              <w:right w:type="dxa" w:w="60"/>
+            </w:tcMar>
+          </w:tcPr>
+          <w:p>
+            <w:pPr>
+              <w:bidi/>
+              <w:spacing w:after="0" w:line="260"/>
+            </w:pPr>
+            <w:r>
+              <w:rPr>
+                <w:rFonts w:ascii="Arial" w:cs="Arial" w:eastAsia="Arial" w:hAnsi="Arial"/>
+                <w:b w:val="false"/>
+                <w:bCs w:val="false"/>
+                <w:sz w:val="19"/>
+                <w:szCs w:val="19"/>
+                <w:rtl/>
+              </w:rPr>
+              <w:t xml:space="preserve">۷ درجه؛ ۰–۱۰۰</w:t>
+            </w:r>
+          </w:p>
+        </w:tc>
+        <w:tc>
+          <w:tcPr>
+            <w:tcW w:type="dxa" w:w="1700"/>
+            <w:tcBorders>
+              <w:top w:val="single" w:color="A6A6A6" w:sz="4"/>
+              <w:left w:val="single" w:color="A6A6A6" w:sz="4"/>
+              <w:bottom w:val="single" w:color="A6A6A6" w:sz="4"/>
+              <w:right w:val="single" w:color="A6A6A6" w:sz="4"/>
+            </w:tcBorders>
+            <w:tcMar>
+              <w:top w:type="dxa" w:w="50"/>
+              <w:left w:type="dxa" w:w="60"/>
+              <w:bottom w:type="dxa" w:w="50"/>
+              <w:right w:type="dxa" w:w="60"/>
+            </w:tcMar>
+          </w:tcPr>
+          <w:p>
+            <w:pPr>
+              <w:bidi/>
+              <w:spacing w:after="0" w:line="260"/>
+            </w:pPr>
+            <w:r>
+              <w:rPr>
+                <w:rFonts w:ascii="Arial" w:cs="Arial" w:eastAsia="Arial" w:hAnsi="Arial"/>
+                <w:b w:val="false"/>
+                <w:bCs w:val="false"/>
+                <w:sz w:val="19"/>
+                <w:szCs w:val="19"/>
+                <w:rtl/>
+              </w:rPr>
+              <w:t xml:space="preserve">فرد</w:t>
+            </w:r>
+          </w:p>
+        </w:tc>
+        <w:tc>
+          <w:tcPr>
+            <w:tcW w:type="dxa" w:w="2000"/>
+            <w:tcBorders>
+              <w:top w:val="single" w:color="A6A6A6" w:sz="4"/>
+              <w:left w:val="single" w:color="A6A6A6" w:sz="4"/>
+              <w:bottom w:val="single" w:color="A6A6A6" w:sz="4"/>
+              <w:right w:val="single" w:color="A6A6A6" w:sz="4"/>
+            </w:tcBorders>
+            <w:tcMar>
+              <w:top w:type="dxa" w:w="50"/>
+              <w:left w:type="dxa" w:w="60"/>
+              <w:bottom w:type="dxa" w:w="50"/>
+              <w:right w:type="dxa" w:w="60"/>
+            </w:tcMar>
+          </w:tcPr>
+          <w:p>
+            <w:pPr>
+              <w:bidi/>
+              <w:spacing w:after="0" w:line="260"/>
+            </w:pPr>
+            <w:r>
+              <w:rPr>
+                <w:rFonts w:ascii="Arial" w:cs="Arial" w:eastAsia="Arial" w:hAnsi="Arial"/>
+                <w:b w:val="false"/>
+                <w:bCs w:val="false"/>
+                <w:sz w:val="19"/>
+                <w:szCs w:val="19"/>
+                <w:rtl/>
+              </w:rPr>
+              <w:t xml:space="preserve"/>
+            </w:r>
+          </w:p>
+        </w:tc>
+      </w:tr>
+      <w:tr>
+        <w:trPr>
+          <w:cantSplit/>
+          <w:tblHeader w:val="false"/>
+        </w:trPr>
+        <w:tc>
+          <w:tcPr>
+            <w:tcW w:type="dxa" w:w="1700"/>
+            <w:tcBorders>
+              <w:top w:val="single" w:color="A6A6A6" w:sz="4"/>
+              <w:left w:val="single" w:color="A6A6A6" w:sz="4"/>
+              <w:bottom w:val="single" w:color="A6A6A6" w:sz="4"/>
+              <w:right w:val="single" w:color="A6A6A6" w:sz="4"/>
+            </w:tcBorders>
+            <w:tcMar>
+              <w:top w:type="dxa" w:w="50"/>
+              <w:left w:type="dxa" w:w="60"/>
+              <w:bottom w:type="dxa" w:w="50"/>
+              <w:right w:type="dxa" w:w="60"/>
+            </w:tcMar>
+          </w:tcPr>
+          <w:p>
+            <w:pPr>
+              <w:bidi/>
+              <w:spacing w:after="0" w:line="260"/>
+            </w:pPr>
+            <w:r>
+              <w:rPr>
+                <w:rFonts w:ascii="Arial" w:cs="Arial" w:eastAsia="Arial" w:hAnsi="Arial"/>
+                <w:b w:val="false"/>
+                <w:bCs w:val="false"/>
+                <w:sz w:val="19"/>
+                <w:szCs w:val="19"/>
+                <w:rtl/>
+              </w:rPr>
+              <w:t xml:space="preserve">قضاوت امضا (موقعیت ۲)</w:t>
+            </w:r>
+          </w:p>
+        </w:tc>
+        <w:tc>
+          <w:tcPr>
+            <w:tcW w:type="dxa" w:w="1700"/>
+            <w:tcBorders>
+              <w:top w:val="single" w:color="A6A6A6" w:sz="4"/>
+              <w:left w:val="single" w:color="A6A6A6" w:sz="4"/>
+              <w:bottom w:val="single" w:color="A6A6A6" w:sz="4"/>
+              <w:right w:val="single" w:color="A6A6A6" w:sz="4"/>
+            </w:tcBorders>
+            <w:tcMar>
+              <w:top w:type="dxa" w:w="50"/>
+              <w:left w:type="dxa" w:w="60"/>
+              <w:bottom w:type="dxa" w:w="50"/>
+              <w:right w:type="dxa" w:w="60"/>
+            </w:tcMar>
+          </w:tcPr>
+          <w:p>
+            <w:pPr>
+              <w:bidi/>
+              <w:spacing w:after="0" w:line="260"/>
+            </w:pPr>
+            <w:r>
+              <w:rPr>
+                <w:rFonts w:ascii="Arial" w:cs="Arial" w:eastAsia="Arial" w:hAnsi="Arial"/>
+                <w:b w:val="false"/>
+                <w:bCs w:val="false"/>
+                <w:sz w:val="19"/>
+                <w:szCs w:val="19"/>
+                <w:rtl/>
+              </w:rPr>
+              <w:t xml:space="preserve">V2</w:t>
+            </w:r>
+          </w:p>
+        </w:tc>
+        <w:tc>
+          <w:tcPr>
+            <w:tcW w:type="dxa" w:w="700"/>
+            <w:tcBorders>
+              <w:top w:val="single" w:color="A6A6A6" w:sz="4"/>
+              <w:left w:val="single" w:color="A6A6A6" w:sz="4"/>
+              <w:bottom w:val="single" w:color="A6A6A6" w:sz="4"/>
+              <w:right w:val="single" w:color="A6A6A6" w:sz="4"/>
+            </w:tcBorders>
+            <w:tcMar>
+              <w:top w:type="dxa" w:w="50"/>
+              <w:left w:type="dxa" w:w="60"/>
+              <w:bottom w:type="dxa" w:w="50"/>
+              <w:right w:type="dxa" w:w="60"/>
+            </w:tcMar>
+          </w:tcPr>
+          <w:p>
+            <w:pPr>
+              <w:bidi/>
+              <w:spacing w:after="0" w:line="260"/>
+            </w:pPr>
+            <w:r>
+              <w:rPr>
+                <w:rFonts w:ascii="Arial" w:cs="Arial" w:eastAsia="Arial" w:hAnsi="Arial"/>
+                <w:b w:val="false"/>
+                <w:bCs w:val="false"/>
+                <w:sz w:val="19"/>
+                <w:szCs w:val="19"/>
+                <w:rtl/>
+              </w:rPr>
+              <w:t xml:space="preserve">1</w:t>
+            </w:r>
+          </w:p>
+        </w:tc>
+        <w:tc>
+          <w:tcPr>
+            <w:tcW w:type="dxa" w:w="1700"/>
+            <w:tcBorders>
+              <w:top w:val="single" w:color="A6A6A6" w:sz="4"/>
+              <w:left w:val="single" w:color="A6A6A6" w:sz="4"/>
+              <w:bottom w:val="single" w:color="A6A6A6" w:sz="4"/>
+              <w:right w:val="single" w:color="A6A6A6" w:sz="4"/>
+            </w:tcBorders>
+            <w:tcMar>
+              <w:top w:type="dxa" w:w="50"/>
+              <w:left w:type="dxa" w:w="60"/>
+              <w:bottom w:type="dxa" w:w="50"/>
+              <w:right w:type="dxa" w:w="60"/>
+            </w:tcMar>
+          </w:tcPr>
+          <w:p>
+            <w:pPr>
+              <w:bidi/>
+              <w:spacing w:after="0" w:line="260"/>
+            </w:pPr>
+            <w:r>
+              <w:rPr>
+                <w:rFonts w:ascii="Arial" w:cs="Arial" w:eastAsia="Arial" w:hAnsi="Arial"/>
+                <w:b w:val="false"/>
+                <w:bCs w:val="false"/>
+                <w:sz w:val="19"/>
+                <w:szCs w:val="19"/>
+                <w:rtl/>
+              </w:rPr>
+              <w:t xml:space="preserve">مبلغ (میلیون ریال)</w:t>
+            </w:r>
+          </w:p>
+        </w:tc>
+        <w:tc>
+          <w:tcPr>
+            <w:tcW w:type="dxa" w:w="1700"/>
+            <w:tcBorders>
+              <w:top w:val="single" w:color="A6A6A6" w:sz="4"/>
+              <w:left w:val="single" w:color="A6A6A6" w:sz="4"/>
+              <w:bottom w:val="single" w:color="A6A6A6" w:sz="4"/>
+              <w:right w:val="single" w:color="A6A6A6" w:sz="4"/>
+            </w:tcBorders>
+            <w:tcMar>
+              <w:top w:type="dxa" w:w="50"/>
+              <w:left w:type="dxa" w:w="60"/>
+              <w:bottom w:type="dxa" w:w="50"/>
+              <w:right w:type="dxa" w:w="60"/>
+            </w:tcMar>
+          </w:tcPr>
+          <w:p>
+            <w:pPr>
+              <w:bidi/>
+              <w:spacing w:after="0" w:line="260"/>
+            </w:pPr>
+            <w:r>
+              <w:rPr>
+                <w:rFonts w:ascii="Arial" w:cs="Arial" w:eastAsia="Arial" w:hAnsi="Arial"/>
+                <w:b w:val="false"/>
+                <w:bCs w:val="false"/>
+                <w:sz w:val="19"/>
+                <w:szCs w:val="19"/>
+                <w:rtl/>
+              </w:rPr>
+              <w:t xml:space="preserve">فرد</w:t>
+            </w:r>
+          </w:p>
+        </w:tc>
+        <w:tc>
+          <w:tcPr>
+            <w:tcW w:type="dxa" w:w="2000"/>
+            <w:tcBorders>
+              <w:top w:val="single" w:color="A6A6A6" w:sz="4"/>
+              <w:left w:val="single" w:color="A6A6A6" w:sz="4"/>
+              <w:bottom w:val="single" w:color="A6A6A6" w:sz="4"/>
+              <w:right w:val="single" w:color="A6A6A6" w:sz="4"/>
+            </w:tcBorders>
+            <w:tcMar>
+              <w:top w:type="dxa" w:w="50"/>
+              <w:left w:type="dxa" w:w="60"/>
+              <w:bottom w:type="dxa" w:w="50"/>
+              <w:right w:type="dxa" w:w="60"/>
+            </w:tcMar>
+          </w:tcPr>
+          <w:p>
+            <w:pPr>
+              <w:bidi/>
+              <w:spacing w:after="0" w:line="260"/>
+            </w:pPr>
+            <w:r>
+              <w:rPr>
+                <w:rFonts w:ascii="Arial" w:cs="Arial" w:eastAsia="Arial" w:hAnsi="Arial"/>
+                <w:b w:val="false"/>
+                <w:bCs w:val="false"/>
+                <w:sz w:val="19"/>
+                <w:szCs w:val="19"/>
+                <w:rtl/>
+              </w:rPr>
+              <w:t xml:space="preserve">کمتر = مقاومت بیشتر</w:t>
             </w:r>
           </w:p>
         </w:tc>

--- a/questionnaire-v3-fa.docx
+++ b/questionnaire-v3-fa.docx
@@ -6228,6 +6228,4594 @@
           <w:szCs w:val="20"/>
           <w:rtl/>
         </w:rPr>
+        <w:t xml:space="preserve">رفتار یادگیری تیم (۱ = بسیار نادرست … ۷ = بسیار درست)</w:t>
+      </w:r>
+    </w:p>
+    <w:tbl>
+      <w:tblPr>
+        <w:bidiVisual/>
+        <w:tblW w:type="dxa" w:w="9500"/>
+        <w:tblBorders>
+          <w:top w:val="single" w:color="auto" w:sz="4"/>
+          <w:left w:val="single" w:color="auto" w:sz="4"/>
+          <w:bottom w:val="single" w:color="auto" w:sz="4"/>
+          <w:right w:val="single" w:color="auto" w:sz="4"/>
+          <w:insideH w:val="single" w:color="auto" w:sz="4"/>
+          <w:insideV w:val="single" w:color="auto" w:sz="4"/>
+        </w:tblBorders>
+      </w:tblPr>
+      <w:tblGrid>
+        <w:gridCol w:w="650"/>
+        <w:gridCol w:w="4930"/>
+        <w:gridCol w:w="560"/>
+        <w:gridCol w:w="560"/>
+        <w:gridCol w:w="560"/>
+        <w:gridCol w:w="560"/>
+        <w:gridCol w:w="560"/>
+        <w:gridCol w:w="560"/>
+        <w:gridCol w:w="560"/>
+      </w:tblGrid>
+      <w:tr>
+        <w:trPr>
+          <w:cantSplit/>
+          <w:tblHeader/>
+        </w:trPr>
+        <w:tc>
+          <w:tcPr>
+            <w:tcW w:type="dxa" w:w="650"/>
+            <w:tcBorders>
+              <w:top w:val="single" w:color="A6A6A6" w:sz="4"/>
+              <w:left w:val="single" w:color="A6A6A6" w:sz="4"/>
+              <w:bottom w:val="single" w:color="A6A6A6" w:sz="4"/>
+              <w:right w:val="single" w:color="A6A6A6" w:sz="4"/>
+            </w:tcBorders>
+            <w:shd w:fill="D9E2F3" w:color="auto" w:val="clear"/>
+            <w:tcMar>
+              <w:top w:type="dxa" w:w="50"/>
+              <w:left w:type="dxa" w:w="60"/>
+              <w:bottom w:type="dxa" w:w="50"/>
+              <w:right w:type="dxa" w:w="60"/>
+            </w:tcMar>
+          </w:tcPr>
+          <w:p>
+            <w:pPr>
+              <w:bidi/>
+              <w:spacing w:after="0" w:line="260"/>
+              <w:jc w:val="center"/>
+            </w:pPr>
+            <w:r>
+              <w:rPr>
+                <w:rFonts w:ascii="Arial" w:cs="Arial" w:eastAsia="Arial" w:hAnsi="Arial"/>
+                <w:b/>
+                <w:bCs/>
+                <w:sz w:val="19"/>
+                <w:szCs w:val="19"/>
+                <w:rtl/>
+              </w:rPr>
+              <w:t xml:space="preserve"/>
+            </w:r>
+          </w:p>
+        </w:tc>
+        <w:tc>
+          <w:tcPr>
+            <w:tcW w:type="dxa" w:w="4930"/>
+            <w:tcBorders>
+              <w:top w:val="single" w:color="A6A6A6" w:sz="4"/>
+              <w:left w:val="single" w:color="A6A6A6" w:sz="4"/>
+              <w:bottom w:val="single" w:color="A6A6A6" w:sz="4"/>
+              <w:right w:val="single" w:color="A6A6A6" w:sz="4"/>
+            </w:tcBorders>
+            <w:shd w:fill="D9E2F3" w:color="auto" w:val="clear"/>
+            <w:tcMar>
+              <w:top w:type="dxa" w:w="50"/>
+              <w:left w:type="dxa" w:w="60"/>
+              <w:bottom w:type="dxa" w:w="50"/>
+              <w:right w:type="dxa" w:w="60"/>
+            </w:tcMar>
+          </w:tcPr>
+          <w:p>
+            <w:pPr>
+              <w:bidi/>
+              <w:spacing w:after="0" w:line="260"/>
+            </w:pPr>
+            <w:r>
+              <w:rPr>
+                <w:rFonts w:ascii="Arial" w:cs="Arial" w:eastAsia="Arial" w:hAnsi="Arial"/>
+                <w:b/>
+                <w:bCs/>
+                <w:sz w:val="19"/>
+                <w:szCs w:val="19"/>
+                <w:rtl/>
+              </w:rPr>
+              <w:t xml:space="preserve">عبارت</w:t>
+            </w:r>
+          </w:p>
+        </w:tc>
+        <w:tc>
+          <w:tcPr>
+            <w:tcW w:type="dxa" w:w="560"/>
+            <w:tcBorders>
+              <w:top w:val="single" w:color="A6A6A6" w:sz="4"/>
+              <w:left w:val="single" w:color="A6A6A6" w:sz="4"/>
+              <w:bottom w:val="single" w:color="A6A6A6" w:sz="4"/>
+              <w:right w:val="single" w:color="A6A6A6" w:sz="4"/>
+            </w:tcBorders>
+            <w:shd w:fill="D9E2F3" w:color="auto" w:val="clear"/>
+            <w:tcMar>
+              <w:top w:type="dxa" w:w="50"/>
+              <w:left w:type="dxa" w:w="60"/>
+              <w:bottom w:type="dxa" w:w="50"/>
+              <w:right w:type="dxa" w:w="60"/>
+            </w:tcMar>
+          </w:tcPr>
+          <w:p>
+            <w:pPr>
+              <w:bidi/>
+              <w:spacing w:after="0" w:line="260"/>
+              <w:jc w:val="center"/>
+            </w:pPr>
+            <w:r>
+              <w:rPr>
+                <w:rFonts w:ascii="Arial" w:cs="Arial" w:eastAsia="Arial" w:hAnsi="Arial"/>
+                <w:b/>
+                <w:bCs/>
+                <w:sz w:val="15"/>
+                <w:szCs w:val="15"/>
+                <w:rtl/>
+              </w:rPr>
+              <w:t xml:space="preserve">۱</w:t>
+            </w:r>
+          </w:p>
+        </w:tc>
+        <w:tc>
+          <w:tcPr>
+            <w:tcW w:type="dxa" w:w="560"/>
+            <w:tcBorders>
+              <w:top w:val="single" w:color="A6A6A6" w:sz="4"/>
+              <w:left w:val="single" w:color="A6A6A6" w:sz="4"/>
+              <w:bottom w:val="single" w:color="A6A6A6" w:sz="4"/>
+              <w:right w:val="single" w:color="A6A6A6" w:sz="4"/>
+            </w:tcBorders>
+            <w:shd w:fill="D9E2F3" w:color="auto" w:val="clear"/>
+            <w:tcMar>
+              <w:top w:type="dxa" w:w="50"/>
+              <w:left w:type="dxa" w:w="60"/>
+              <w:bottom w:type="dxa" w:w="50"/>
+              <w:right w:type="dxa" w:w="60"/>
+            </w:tcMar>
+          </w:tcPr>
+          <w:p>
+            <w:pPr>
+              <w:bidi/>
+              <w:spacing w:after="0" w:line="260"/>
+              <w:jc w:val="center"/>
+            </w:pPr>
+            <w:r>
+              <w:rPr>
+                <w:rFonts w:ascii="Arial" w:cs="Arial" w:eastAsia="Arial" w:hAnsi="Arial"/>
+                <w:b/>
+                <w:bCs/>
+                <w:sz w:val="15"/>
+                <w:szCs w:val="15"/>
+                <w:rtl/>
+              </w:rPr>
+              <w:t xml:space="preserve">۲</w:t>
+            </w:r>
+          </w:p>
+        </w:tc>
+        <w:tc>
+          <w:tcPr>
+            <w:tcW w:type="dxa" w:w="560"/>
+            <w:tcBorders>
+              <w:top w:val="single" w:color="A6A6A6" w:sz="4"/>
+              <w:left w:val="single" w:color="A6A6A6" w:sz="4"/>
+              <w:bottom w:val="single" w:color="A6A6A6" w:sz="4"/>
+              <w:right w:val="single" w:color="A6A6A6" w:sz="4"/>
+            </w:tcBorders>
+            <w:shd w:fill="D9E2F3" w:color="auto" w:val="clear"/>
+            <w:tcMar>
+              <w:top w:type="dxa" w:w="50"/>
+              <w:left w:type="dxa" w:w="60"/>
+              <w:bottom w:type="dxa" w:w="50"/>
+              <w:right w:type="dxa" w:w="60"/>
+            </w:tcMar>
+          </w:tcPr>
+          <w:p>
+            <w:pPr>
+              <w:bidi/>
+              <w:spacing w:after="0" w:line="260"/>
+              <w:jc w:val="center"/>
+            </w:pPr>
+            <w:r>
+              <w:rPr>
+                <w:rFonts w:ascii="Arial" w:cs="Arial" w:eastAsia="Arial" w:hAnsi="Arial"/>
+                <w:b/>
+                <w:bCs/>
+                <w:sz w:val="15"/>
+                <w:szCs w:val="15"/>
+                <w:rtl/>
+              </w:rPr>
+              <w:t xml:space="preserve">۳</w:t>
+            </w:r>
+          </w:p>
+        </w:tc>
+        <w:tc>
+          <w:tcPr>
+            <w:tcW w:type="dxa" w:w="560"/>
+            <w:tcBorders>
+              <w:top w:val="single" w:color="A6A6A6" w:sz="4"/>
+              <w:left w:val="single" w:color="A6A6A6" w:sz="4"/>
+              <w:bottom w:val="single" w:color="A6A6A6" w:sz="4"/>
+              <w:right w:val="single" w:color="A6A6A6" w:sz="4"/>
+            </w:tcBorders>
+            <w:shd w:fill="D9E2F3" w:color="auto" w:val="clear"/>
+            <w:tcMar>
+              <w:top w:type="dxa" w:w="50"/>
+              <w:left w:type="dxa" w:w="60"/>
+              <w:bottom w:type="dxa" w:w="50"/>
+              <w:right w:type="dxa" w:w="60"/>
+            </w:tcMar>
+          </w:tcPr>
+          <w:p>
+            <w:pPr>
+              <w:bidi/>
+              <w:spacing w:after="0" w:line="260"/>
+              <w:jc w:val="center"/>
+            </w:pPr>
+            <w:r>
+              <w:rPr>
+                <w:rFonts w:ascii="Arial" w:cs="Arial" w:eastAsia="Arial" w:hAnsi="Arial"/>
+                <w:b/>
+                <w:bCs/>
+                <w:sz w:val="15"/>
+                <w:szCs w:val="15"/>
+                <w:rtl/>
+              </w:rPr>
+              <w:t xml:space="preserve">۴</w:t>
+            </w:r>
+          </w:p>
+        </w:tc>
+        <w:tc>
+          <w:tcPr>
+            <w:tcW w:type="dxa" w:w="560"/>
+            <w:tcBorders>
+              <w:top w:val="single" w:color="A6A6A6" w:sz="4"/>
+              <w:left w:val="single" w:color="A6A6A6" w:sz="4"/>
+              <w:bottom w:val="single" w:color="A6A6A6" w:sz="4"/>
+              <w:right w:val="single" w:color="A6A6A6" w:sz="4"/>
+            </w:tcBorders>
+            <w:shd w:fill="D9E2F3" w:color="auto" w:val="clear"/>
+            <w:tcMar>
+              <w:top w:type="dxa" w:w="50"/>
+              <w:left w:type="dxa" w:w="60"/>
+              <w:bottom w:type="dxa" w:w="50"/>
+              <w:right w:type="dxa" w:w="60"/>
+            </w:tcMar>
+          </w:tcPr>
+          <w:p>
+            <w:pPr>
+              <w:bidi/>
+              <w:spacing w:after="0" w:line="260"/>
+              <w:jc w:val="center"/>
+            </w:pPr>
+            <w:r>
+              <w:rPr>
+                <w:rFonts w:ascii="Arial" w:cs="Arial" w:eastAsia="Arial" w:hAnsi="Arial"/>
+                <w:b/>
+                <w:bCs/>
+                <w:sz w:val="15"/>
+                <w:szCs w:val="15"/>
+                <w:rtl/>
+              </w:rPr>
+              <w:t xml:space="preserve">۵</w:t>
+            </w:r>
+          </w:p>
+        </w:tc>
+        <w:tc>
+          <w:tcPr>
+            <w:tcW w:type="dxa" w:w="560"/>
+            <w:tcBorders>
+              <w:top w:val="single" w:color="A6A6A6" w:sz="4"/>
+              <w:left w:val="single" w:color="A6A6A6" w:sz="4"/>
+              <w:bottom w:val="single" w:color="A6A6A6" w:sz="4"/>
+              <w:right w:val="single" w:color="A6A6A6" w:sz="4"/>
+            </w:tcBorders>
+            <w:shd w:fill="D9E2F3" w:color="auto" w:val="clear"/>
+            <w:tcMar>
+              <w:top w:type="dxa" w:w="50"/>
+              <w:left w:type="dxa" w:w="60"/>
+              <w:bottom w:type="dxa" w:w="50"/>
+              <w:right w:type="dxa" w:w="60"/>
+            </w:tcMar>
+          </w:tcPr>
+          <w:p>
+            <w:pPr>
+              <w:bidi/>
+              <w:spacing w:after="0" w:line="260"/>
+              <w:jc w:val="center"/>
+            </w:pPr>
+            <w:r>
+              <w:rPr>
+                <w:rFonts w:ascii="Arial" w:cs="Arial" w:eastAsia="Arial" w:hAnsi="Arial"/>
+                <w:b/>
+                <w:bCs/>
+                <w:sz w:val="15"/>
+                <w:szCs w:val="15"/>
+                <w:rtl/>
+              </w:rPr>
+              <w:t xml:space="preserve">۶</w:t>
+            </w:r>
+          </w:p>
+        </w:tc>
+        <w:tc>
+          <w:tcPr>
+            <w:tcW w:type="dxa" w:w="560"/>
+            <w:tcBorders>
+              <w:top w:val="single" w:color="A6A6A6" w:sz="4"/>
+              <w:left w:val="single" w:color="A6A6A6" w:sz="4"/>
+              <w:bottom w:val="single" w:color="A6A6A6" w:sz="4"/>
+              <w:right w:val="single" w:color="A6A6A6" w:sz="4"/>
+            </w:tcBorders>
+            <w:shd w:fill="D9E2F3" w:color="auto" w:val="clear"/>
+            <w:tcMar>
+              <w:top w:type="dxa" w:w="50"/>
+              <w:left w:type="dxa" w:w="60"/>
+              <w:bottom w:type="dxa" w:w="50"/>
+              <w:right w:type="dxa" w:w="60"/>
+            </w:tcMar>
+          </w:tcPr>
+          <w:p>
+            <w:pPr>
+              <w:bidi/>
+              <w:spacing w:after="0" w:line="260"/>
+              <w:jc w:val="center"/>
+            </w:pPr>
+            <w:r>
+              <w:rPr>
+                <w:rFonts w:ascii="Arial" w:cs="Arial" w:eastAsia="Arial" w:hAnsi="Arial"/>
+                <w:b/>
+                <w:bCs/>
+                <w:sz w:val="15"/>
+                <w:szCs w:val="15"/>
+                <w:rtl/>
+              </w:rPr>
+              <w:t xml:space="preserve">۷</w:t>
+            </w:r>
+          </w:p>
+        </w:tc>
+      </w:tr>
+      <w:tr>
+        <w:trPr>
+          <w:cantSplit/>
+          <w:tblHeader w:val="false"/>
+        </w:trPr>
+        <w:tc>
+          <w:tcPr>
+            <w:tcW w:type="dxa" w:w="650"/>
+            <w:tcBorders>
+              <w:top w:val="single" w:color="A6A6A6" w:sz="4"/>
+              <w:left w:val="single" w:color="A6A6A6" w:sz="4"/>
+              <w:bottom w:val="single" w:color="A6A6A6" w:sz="4"/>
+              <w:right w:val="single" w:color="A6A6A6" w:sz="4"/>
+            </w:tcBorders>
+            <w:tcMar>
+              <w:top w:type="dxa" w:w="50"/>
+              <w:left w:type="dxa" w:w="60"/>
+              <w:bottom w:type="dxa" w:w="50"/>
+              <w:right w:type="dxa" w:w="60"/>
+            </w:tcMar>
+          </w:tcPr>
+          <w:p>
+            <w:pPr>
+              <w:bidi/>
+              <w:spacing w:after="0" w:line="260"/>
+              <w:jc w:val="center"/>
+            </w:pPr>
+            <w:r>
+              <w:rPr>
+                <w:rFonts w:ascii="Arial" w:cs="Arial" w:eastAsia="Arial" w:hAnsi="Arial"/>
+                <w:b w:val="false"/>
+                <w:bCs w:val="false"/>
+                <w:sz w:val="19"/>
+                <w:szCs w:val="19"/>
+                <w:rtl/>
+              </w:rPr>
+              <w:t xml:space="preserve">TL1</w:t>
+            </w:r>
+          </w:p>
+        </w:tc>
+        <w:tc>
+          <w:tcPr>
+            <w:tcW w:type="dxa" w:w="4930"/>
+            <w:tcBorders>
+              <w:top w:val="single" w:color="A6A6A6" w:sz="4"/>
+              <w:left w:val="single" w:color="A6A6A6" w:sz="4"/>
+              <w:bottom w:val="single" w:color="A6A6A6" w:sz="4"/>
+              <w:right w:val="single" w:color="A6A6A6" w:sz="4"/>
+            </w:tcBorders>
+            <w:tcMar>
+              <w:top w:type="dxa" w:w="50"/>
+              <w:left w:type="dxa" w:w="60"/>
+              <w:bottom w:type="dxa" w:w="50"/>
+              <w:right w:type="dxa" w:w="60"/>
+            </w:tcMar>
+          </w:tcPr>
+          <w:p>
+            <w:pPr>
+              <w:bidi/>
+              <w:spacing w:after="0" w:line="260"/>
+            </w:pPr>
+            <w:r>
+              <w:rPr>
+                <w:rFonts w:ascii="Arial" w:cs="Arial" w:eastAsia="Arial" w:hAnsi="Arial"/>
+                <w:b w:val="false"/>
+                <w:bCs w:val="false"/>
+                <w:sz w:val="19"/>
+                <w:szCs w:val="19"/>
+                <w:rtl/>
+              </w:rPr>
+              <w:t xml:space="preserve">ما مرتب وقت می‌گذاریم تا راه‌های بهبود فرایندهای کاری تیم را بیابیم.</w:t>
+            </w:r>
+          </w:p>
+        </w:tc>
+        <w:tc>
+          <w:tcPr>
+            <w:tcW w:type="dxa" w:w="560"/>
+            <w:tcBorders>
+              <w:top w:val="single" w:color="A6A6A6" w:sz="4"/>
+              <w:left w:val="single" w:color="A6A6A6" w:sz="4"/>
+              <w:bottom w:val="single" w:color="A6A6A6" w:sz="4"/>
+              <w:right w:val="single" w:color="A6A6A6" w:sz="4"/>
+            </w:tcBorders>
+            <w:tcMar>
+              <w:top w:type="dxa" w:w="50"/>
+              <w:left w:type="dxa" w:w="60"/>
+              <w:bottom w:type="dxa" w:w="50"/>
+              <w:right w:type="dxa" w:w="60"/>
+            </w:tcMar>
+          </w:tcPr>
+          <w:p>
+            <w:pPr>
+              <w:bidi/>
+              <w:spacing w:after="0" w:line="260"/>
+              <w:jc w:val="center"/>
+            </w:pPr>
+            <w:r>
+              <w:rPr>
+                <w:rFonts w:ascii="Arial" w:cs="Arial" w:eastAsia="Arial" w:hAnsi="Arial"/>
+                <w:b w:val="false"/>
+                <w:bCs w:val="false"/>
+                <w:sz w:val="19"/>
+                <w:szCs w:val="19"/>
+                <w:rtl/>
+              </w:rPr>
+              <w:t xml:space="preserve">☐</w:t>
+            </w:r>
+          </w:p>
+        </w:tc>
+        <w:tc>
+          <w:tcPr>
+            <w:tcW w:type="dxa" w:w="560"/>
+            <w:tcBorders>
+              <w:top w:val="single" w:color="A6A6A6" w:sz="4"/>
+              <w:left w:val="single" w:color="A6A6A6" w:sz="4"/>
+              <w:bottom w:val="single" w:color="A6A6A6" w:sz="4"/>
+              <w:right w:val="single" w:color="A6A6A6" w:sz="4"/>
+            </w:tcBorders>
+            <w:tcMar>
+              <w:top w:type="dxa" w:w="50"/>
+              <w:left w:type="dxa" w:w="60"/>
+              <w:bottom w:type="dxa" w:w="50"/>
+              <w:right w:type="dxa" w:w="60"/>
+            </w:tcMar>
+          </w:tcPr>
+          <w:p>
+            <w:pPr>
+              <w:bidi/>
+              <w:spacing w:after="0" w:line="260"/>
+              <w:jc w:val="center"/>
+            </w:pPr>
+            <w:r>
+              <w:rPr>
+                <w:rFonts w:ascii="Arial" w:cs="Arial" w:eastAsia="Arial" w:hAnsi="Arial"/>
+                <w:b w:val="false"/>
+                <w:bCs w:val="false"/>
+                <w:sz w:val="19"/>
+                <w:szCs w:val="19"/>
+                <w:rtl/>
+              </w:rPr>
+              <w:t xml:space="preserve">☐</w:t>
+            </w:r>
+          </w:p>
+        </w:tc>
+        <w:tc>
+          <w:tcPr>
+            <w:tcW w:type="dxa" w:w="560"/>
+            <w:tcBorders>
+              <w:top w:val="single" w:color="A6A6A6" w:sz="4"/>
+              <w:left w:val="single" w:color="A6A6A6" w:sz="4"/>
+              <w:bottom w:val="single" w:color="A6A6A6" w:sz="4"/>
+              <w:right w:val="single" w:color="A6A6A6" w:sz="4"/>
+            </w:tcBorders>
+            <w:tcMar>
+              <w:top w:type="dxa" w:w="50"/>
+              <w:left w:type="dxa" w:w="60"/>
+              <w:bottom w:type="dxa" w:w="50"/>
+              <w:right w:type="dxa" w:w="60"/>
+            </w:tcMar>
+          </w:tcPr>
+          <w:p>
+            <w:pPr>
+              <w:bidi/>
+              <w:spacing w:after="0" w:line="260"/>
+              <w:jc w:val="center"/>
+            </w:pPr>
+            <w:r>
+              <w:rPr>
+                <w:rFonts w:ascii="Arial" w:cs="Arial" w:eastAsia="Arial" w:hAnsi="Arial"/>
+                <w:b w:val="false"/>
+                <w:bCs w:val="false"/>
+                <w:sz w:val="19"/>
+                <w:szCs w:val="19"/>
+                <w:rtl/>
+              </w:rPr>
+              <w:t xml:space="preserve">☐</w:t>
+            </w:r>
+          </w:p>
+        </w:tc>
+        <w:tc>
+          <w:tcPr>
+            <w:tcW w:type="dxa" w:w="560"/>
+            <w:tcBorders>
+              <w:top w:val="single" w:color="A6A6A6" w:sz="4"/>
+              <w:left w:val="single" w:color="A6A6A6" w:sz="4"/>
+              <w:bottom w:val="single" w:color="A6A6A6" w:sz="4"/>
+              <w:right w:val="single" w:color="A6A6A6" w:sz="4"/>
+            </w:tcBorders>
+            <w:tcMar>
+              <w:top w:type="dxa" w:w="50"/>
+              <w:left w:type="dxa" w:w="60"/>
+              <w:bottom w:type="dxa" w:w="50"/>
+              <w:right w:type="dxa" w:w="60"/>
+            </w:tcMar>
+          </w:tcPr>
+          <w:p>
+            <w:pPr>
+              <w:bidi/>
+              <w:spacing w:after="0" w:line="260"/>
+              <w:jc w:val="center"/>
+            </w:pPr>
+            <w:r>
+              <w:rPr>
+                <w:rFonts w:ascii="Arial" w:cs="Arial" w:eastAsia="Arial" w:hAnsi="Arial"/>
+                <w:b w:val="false"/>
+                <w:bCs w:val="false"/>
+                <w:sz w:val="19"/>
+                <w:szCs w:val="19"/>
+                <w:rtl/>
+              </w:rPr>
+              <w:t xml:space="preserve">☐</w:t>
+            </w:r>
+          </w:p>
+        </w:tc>
+        <w:tc>
+          <w:tcPr>
+            <w:tcW w:type="dxa" w:w="560"/>
+            <w:tcBorders>
+              <w:top w:val="single" w:color="A6A6A6" w:sz="4"/>
+              <w:left w:val="single" w:color="A6A6A6" w:sz="4"/>
+              <w:bottom w:val="single" w:color="A6A6A6" w:sz="4"/>
+              <w:right w:val="single" w:color="A6A6A6" w:sz="4"/>
+            </w:tcBorders>
+            <w:tcMar>
+              <w:top w:type="dxa" w:w="50"/>
+              <w:left w:type="dxa" w:w="60"/>
+              <w:bottom w:type="dxa" w:w="50"/>
+              <w:right w:type="dxa" w:w="60"/>
+            </w:tcMar>
+          </w:tcPr>
+          <w:p>
+            <w:pPr>
+              <w:bidi/>
+              <w:spacing w:after="0" w:line="260"/>
+              <w:jc w:val="center"/>
+            </w:pPr>
+            <w:r>
+              <w:rPr>
+                <w:rFonts w:ascii="Arial" w:cs="Arial" w:eastAsia="Arial" w:hAnsi="Arial"/>
+                <w:b w:val="false"/>
+                <w:bCs w:val="false"/>
+                <w:sz w:val="19"/>
+                <w:szCs w:val="19"/>
+                <w:rtl/>
+              </w:rPr>
+              <w:t xml:space="preserve">☐</w:t>
+            </w:r>
+          </w:p>
+        </w:tc>
+        <w:tc>
+          <w:tcPr>
+            <w:tcW w:type="dxa" w:w="560"/>
+            <w:tcBorders>
+              <w:top w:val="single" w:color="A6A6A6" w:sz="4"/>
+              <w:left w:val="single" w:color="A6A6A6" w:sz="4"/>
+              <w:bottom w:val="single" w:color="A6A6A6" w:sz="4"/>
+              <w:right w:val="single" w:color="A6A6A6" w:sz="4"/>
+            </w:tcBorders>
+            <w:tcMar>
+              <w:top w:type="dxa" w:w="50"/>
+              <w:left w:type="dxa" w:w="60"/>
+              <w:bottom w:type="dxa" w:w="50"/>
+              <w:right w:type="dxa" w:w="60"/>
+            </w:tcMar>
+          </w:tcPr>
+          <w:p>
+            <w:pPr>
+              <w:bidi/>
+              <w:spacing w:after="0" w:line="260"/>
+              <w:jc w:val="center"/>
+            </w:pPr>
+            <w:r>
+              <w:rPr>
+                <w:rFonts w:ascii="Arial" w:cs="Arial" w:eastAsia="Arial" w:hAnsi="Arial"/>
+                <w:b w:val="false"/>
+                <w:bCs w:val="false"/>
+                <w:sz w:val="19"/>
+                <w:szCs w:val="19"/>
+                <w:rtl/>
+              </w:rPr>
+              <w:t xml:space="preserve">☐</w:t>
+            </w:r>
+          </w:p>
+        </w:tc>
+        <w:tc>
+          <w:tcPr>
+            <w:tcW w:type="dxa" w:w="560"/>
+            <w:tcBorders>
+              <w:top w:val="single" w:color="A6A6A6" w:sz="4"/>
+              <w:left w:val="single" w:color="A6A6A6" w:sz="4"/>
+              <w:bottom w:val="single" w:color="A6A6A6" w:sz="4"/>
+              <w:right w:val="single" w:color="A6A6A6" w:sz="4"/>
+            </w:tcBorders>
+            <w:tcMar>
+              <w:top w:type="dxa" w:w="50"/>
+              <w:left w:type="dxa" w:w="60"/>
+              <w:bottom w:type="dxa" w:w="50"/>
+              <w:right w:type="dxa" w:w="60"/>
+            </w:tcMar>
+          </w:tcPr>
+          <w:p>
+            <w:pPr>
+              <w:bidi/>
+              <w:spacing w:after="0" w:line="260"/>
+              <w:jc w:val="center"/>
+            </w:pPr>
+            <w:r>
+              <w:rPr>
+                <w:rFonts w:ascii="Arial" w:cs="Arial" w:eastAsia="Arial" w:hAnsi="Arial"/>
+                <w:b w:val="false"/>
+                <w:bCs w:val="false"/>
+                <w:sz w:val="19"/>
+                <w:szCs w:val="19"/>
+                <w:rtl/>
+              </w:rPr>
+              <w:t xml:space="preserve">☐</w:t>
+            </w:r>
+          </w:p>
+        </w:tc>
+      </w:tr>
+      <w:tr>
+        <w:trPr>
+          <w:cantSplit/>
+          <w:tblHeader w:val="false"/>
+        </w:trPr>
+        <w:tc>
+          <w:tcPr>
+            <w:tcW w:type="dxa" w:w="650"/>
+            <w:tcBorders>
+              <w:top w:val="single" w:color="A6A6A6" w:sz="4"/>
+              <w:left w:val="single" w:color="A6A6A6" w:sz="4"/>
+              <w:bottom w:val="single" w:color="A6A6A6" w:sz="4"/>
+              <w:right w:val="single" w:color="A6A6A6" w:sz="4"/>
+            </w:tcBorders>
+            <w:tcMar>
+              <w:top w:type="dxa" w:w="50"/>
+              <w:left w:type="dxa" w:w="60"/>
+              <w:bottom w:type="dxa" w:w="50"/>
+              <w:right w:type="dxa" w:w="60"/>
+            </w:tcMar>
+          </w:tcPr>
+          <w:p>
+            <w:pPr>
+              <w:bidi/>
+              <w:spacing w:after="0" w:line="260"/>
+              <w:jc w:val="center"/>
+            </w:pPr>
+            <w:r>
+              <w:rPr>
+                <w:rFonts w:ascii="Arial" w:cs="Arial" w:eastAsia="Arial" w:hAnsi="Arial"/>
+                <w:b w:val="false"/>
+                <w:bCs w:val="false"/>
+                <w:sz w:val="19"/>
+                <w:szCs w:val="19"/>
+                <w:rtl/>
+              </w:rPr>
+              <w:t xml:space="preserve">TL2</w:t>
+            </w:r>
+          </w:p>
+        </w:tc>
+        <w:tc>
+          <w:tcPr>
+            <w:tcW w:type="dxa" w:w="4930"/>
+            <w:tcBorders>
+              <w:top w:val="single" w:color="A6A6A6" w:sz="4"/>
+              <w:left w:val="single" w:color="A6A6A6" w:sz="4"/>
+              <w:bottom w:val="single" w:color="A6A6A6" w:sz="4"/>
+              <w:right w:val="single" w:color="A6A6A6" w:sz="4"/>
+            </w:tcBorders>
+            <w:tcMar>
+              <w:top w:type="dxa" w:w="50"/>
+              <w:left w:type="dxa" w:w="60"/>
+              <w:bottom w:type="dxa" w:w="50"/>
+              <w:right w:type="dxa" w:w="60"/>
+            </w:tcMar>
+          </w:tcPr>
+          <w:p>
+            <w:pPr>
+              <w:bidi/>
+              <w:spacing w:after="0" w:line="260"/>
+            </w:pPr>
+            <w:r>
+              <w:rPr>
+                <w:rFonts w:ascii="Arial" w:cs="Arial" w:eastAsia="Arial" w:hAnsi="Arial"/>
+                <w:b w:val="false"/>
+                <w:bCs w:val="false"/>
+                <w:sz w:val="19"/>
+                <w:szCs w:val="19"/>
+                <w:rtl/>
+              </w:rPr>
+              <w:t xml:space="preserve">این تیم تمایل دارد اختلاف‌نظرها را خصوصی یا بیرون از جلسه حل کند، نه اینکه مستقیم و گروهی به آن‌ها بپردازد.</w:t>
+            </w:r>
+          </w:p>
+        </w:tc>
+        <w:tc>
+          <w:tcPr>
+            <w:tcW w:type="dxa" w:w="560"/>
+            <w:tcBorders>
+              <w:top w:val="single" w:color="A6A6A6" w:sz="4"/>
+              <w:left w:val="single" w:color="A6A6A6" w:sz="4"/>
+              <w:bottom w:val="single" w:color="A6A6A6" w:sz="4"/>
+              <w:right w:val="single" w:color="A6A6A6" w:sz="4"/>
+            </w:tcBorders>
+            <w:tcMar>
+              <w:top w:type="dxa" w:w="50"/>
+              <w:left w:type="dxa" w:w="60"/>
+              <w:bottom w:type="dxa" w:w="50"/>
+              <w:right w:type="dxa" w:w="60"/>
+            </w:tcMar>
+          </w:tcPr>
+          <w:p>
+            <w:pPr>
+              <w:bidi/>
+              <w:spacing w:after="0" w:line="260"/>
+              <w:jc w:val="center"/>
+            </w:pPr>
+            <w:r>
+              <w:rPr>
+                <w:rFonts w:ascii="Arial" w:cs="Arial" w:eastAsia="Arial" w:hAnsi="Arial"/>
+                <w:b w:val="false"/>
+                <w:bCs w:val="false"/>
+                <w:sz w:val="19"/>
+                <w:szCs w:val="19"/>
+                <w:rtl/>
+              </w:rPr>
+              <w:t xml:space="preserve">☐</w:t>
+            </w:r>
+          </w:p>
+        </w:tc>
+        <w:tc>
+          <w:tcPr>
+            <w:tcW w:type="dxa" w:w="560"/>
+            <w:tcBorders>
+              <w:top w:val="single" w:color="A6A6A6" w:sz="4"/>
+              <w:left w:val="single" w:color="A6A6A6" w:sz="4"/>
+              <w:bottom w:val="single" w:color="A6A6A6" w:sz="4"/>
+              <w:right w:val="single" w:color="A6A6A6" w:sz="4"/>
+            </w:tcBorders>
+            <w:tcMar>
+              <w:top w:type="dxa" w:w="50"/>
+              <w:left w:type="dxa" w:w="60"/>
+              <w:bottom w:type="dxa" w:w="50"/>
+              <w:right w:type="dxa" w:w="60"/>
+            </w:tcMar>
+          </w:tcPr>
+          <w:p>
+            <w:pPr>
+              <w:bidi/>
+              <w:spacing w:after="0" w:line="260"/>
+              <w:jc w:val="center"/>
+            </w:pPr>
+            <w:r>
+              <w:rPr>
+                <w:rFonts w:ascii="Arial" w:cs="Arial" w:eastAsia="Arial" w:hAnsi="Arial"/>
+                <w:b w:val="false"/>
+                <w:bCs w:val="false"/>
+                <w:sz w:val="19"/>
+                <w:szCs w:val="19"/>
+                <w:rtl/>
+              </w:rPr>
+              <w:t xml:space="preserve">☐</w:t>
+            </w:r>
+          </w:p>
+        </w:tc>
+        <w:tc>
+          <w:tcPr>
+            <w:tcW w:type="dxa" w:w="560"/>
+            <w:tcBorders>
+              <w:top w:val="single" w:color="A6A6A6" w:sz="4"/>
+              <w:left w:val="single" w:color="A6A6A6" w:sz="4"/>
+              <w:bottom w:val="single" w:color="A6A6A6" w:sz="4"/>
+              <w:right w:val="single" w:color="A6A6A6" w:sz="4"/>
+            </w:tcBorders>
+            <w:tcMar>
+              <w:top w:type="dxa" w:w="50"/>
+              <w:left w:type="dxa" w:w="60"/>
+              <w:bottom w:type="dxa" w:w="50"/>
+              <w:right w:type="dxa" w:w="60"/>
+            </w:tcMar>
+          </w:tcPr>
+          <w:p>
+            <w:pPr>
+              <w:bidi/>
+              <w:spacing w:after="0" w:line="260"/>
+              <w:jc w:val="center"/>
+            </w:pPr>
+            <w:r>
+              <w:rPr>
+                <w:rFonts w:ascii="Arial" w:cs="Arial" w:eastAsia="Arial" w:hAnsi="Arial"/>
+                <w:b w:val="false"/>
+                <w:bCs w:val="false"/>
+                <w:sz w:val="19"/>
+                <w:szCs w:val="19"/>
+                <w:rtl/>
+              </w:rPr>
+              <w:t xml:space="preserve">☐</w:t>
+            </w:r>
+          </w:p>
+        </w:tc>
+        <w:tc>
+          <w:tcPr>
+            <w:tcW w:type="dxa" w:w="560"/>
+            <w:tcBorders>
+              <w:top w:val="single" w:color="A6A6A6" w:sz="4"/>
+              <w:left w:val="single" w:color="A6A6A6" w:sz="4"/>
+              <w:bottom w:val="single" w:color="A6A6A6" w:sz="4"/>
+              <w:right w:val="single" w:color="A6A6A6" w:sz="4"/>
+            </w:tcBorders>
+            <w:tcMar>
+              <w:top w:type="dxa" w:w="50"/>
+              <w:left w:type="dxa" w:w="60"/>
+              <w:bottom w:type="dxa" w:w="50"/>
+              <w:right w:type="dxa" w:w="60"/>
+            </w:tcMar>
+          </w:tcPr>
+          <w:p>
+            <w:pPr>
+              <w:bidi/>
+              <w:spacing w:after="0" w:line="260"/>
+              <w:jc w:val="center"/>
+            </w:pPr>
+            <w:r>
+              <w:rPr>
+                <w:rFonts w:ascii="Arial" w:cs="Arial" w:eastAsia="Arial" w:hAnsi="Arial"/>
+                <w:b w:val="false"/>
+                <w:bCs w:val="false"/>
+                <w:sz w:val="19"/>
+                <w:szCs w:val="19"/>
+                <w:rtl/>
+              </w:rPr>
+              <w:t xml:space="preserve">☐</w:t>
+            </w:r>
+          </w:p>
+        </w:tc>
+        <w:tc>
+          <w:tcPr>
+            <w:tcW w:type="dxa" w:w="560"/>
+            <w:tcBorders>
+              <w:top w:val="single" w:color="A6A6A6" w:sz="4"/>
+              <w:left w:val="single" w:color="A6A6A6" w:sz="4"/>
+              <w:bottom w:val="single" w:color="A6A6A6" w:sz="4"/>
+              <w:right w:val="single" w:color="A6A6A6" w:sz="4"/>
+            </w:tcBorders>
+            <w:tcMar>
+              <w:top w:type="dxa" w:w="50"/>
+              <w:left w:type="dxa" w:w="60"/>
+              <w:bottom w:type="dxa" w:w="50"/>
+              <w:right w:type="dxa" w:w="60"/>
+            </w:tcMar>
+          </w:tcPr>
+          <w:p>
+            <w:pPr>
+              <w:bidi/>
+              <w:spacing w:after="0" w:line="260"/>
+              <w:jc w:val="center"/>
+            </w:pPr>
+            <w:r>
+              <w:rPr>
+                <w:rFonts w:ascii="Arial" w:cs="Arial" w:eastAsia="Arial" w:hAnsi="Arial"/>
+                <w:b w:val="false"/>
+                <w:bCs w:val="false"/>
+                <w:sz w:val="19"/>
+                <w:szCs w:val="19"/>
+                <w:rtl/>
+              </w:rPr>
+              <w:t xml:space="preserve">☐</w:t>
+            </w:r>
+          </w:p>
+        </w:tc>
+        <w:tc>
+          <w:tcPr>
+            <w:tcW w:type="dxa" w:w="560"/>
+            <w:tcBorders>
+              <w:top w:val="single" w:color="A6A6A6" w:sz="4"/>
+              <w:left w:val="single" w:color="A6A6A6" w:sz="4"/>
+              <w:bottom w:val="single" w:color="A6A6A6" w:sz="4"/>
+              <w:right w:val="single" w:color="A6A6A6" w:sz="4"/>
+            </w:tcBorders>
+            <w:tcMar>
+              <w:top w:type="dxa" w:w="50"/>
+              <w:left w:type="dxa" w:w="60"/>
+              <w:bottom w:type="dxa" w:w="50"/>
+              <w:right w:type="dxa" w:w="60"/>
+            </w:tcMar>
+          </w:tcPr>
+          <w:p>
+            <w:pPr>
+              <w:bidi/>
+              <w:spacing w:after="0" w:line="260"/>
+              <w:jc w:val="center"/>
+            </w:pPr>
+            <w:r>
+              <w:rPr>
+                <w:rFonts w:ascii="Arial" w:cs="Arial" w:eastAsia="Arial" w:hAnsi="Arial"/>
+                <w:b w:val="false"/>
+                <w:bCs w:val="false"/>
+                <w:sz w:val="19"/>
+                <w:szCs w:val="19"/>
+                <w:rtl/>
+              </w:rPr>
+              <w:t xml:space="preserve">☐</w:t>
+            </w:r>
+          </w:p>
+        </w:tc>
+        <w:tc>
+          <w:tcPr>
+            <w:tcW w:type="dxa" w:w="560"/>
+            <w:tcBorders>
+              <w:top w:val="single" w:color="A6A6A6" w:sz="4"/>
+              <w:left w:val="single" w:color="A6A6A6" w:sz="4"/>
+              <w:bottom w:val="single" w:color="A6A6A6" w:sz="4"/>
+              <w:right w:val="single" w:color="A6A6A6" w:sz="4"/>
+            </w:tcBorders>
+            <w:tcMar>
+              <w:top w:type="dxa" w:w="50"/>
+              <w:left w:type="dxa" w:w="60"/>
+              <w:bottom w:type="dxa" w:w="50"/>
+              <w:right w:type="dxa" w:w="60"/>
+            </w:tcMar>
+          </w:tcPr>
+          <w:p>
+            <w:pPr>
+              <w:bidi/>
+              <w:spacing w:after="0" w:line="260"/>
+              <w:jc w:val="center"/>
+            </w:pPr>
+            <w:r>
+              <w:rPr>
+                <w:rFonts w:ascii="Arial" w:cs="Arial" w:eastAsia="Arial" w:hAnsi="Arial"/>
+                <w:b w:val="false"/>
+                <w:bCs w:val="false"/>
+                <w:sz w:val="19"/>
+                <w:szCs w:val="19"/>
+                <w:rtl/>
+              </w:rPr>
+              <w:t xml:space="preserve">☐</w:t>
+            </w:r>
+          </w:p>
+        </w:tc>
+      </w:tr>
+      <w:tr>
+        <w:trPr>
+          <w:cantSplit/>
+          <w:tblHeader w:val="false"/>
+        </w:trPr>
+        <w:tc>
+          <w:tcPr>
+            <w:tcW w:type="dxa" w:w="650"/>
+            <w:tcBorders>
+              <w:top w:val="single" w:color="A6A6A6" w:sz="4"/>
+              <w:left w:val="single" w:color="A6A6A6" w:sz="4"/>
+              <w:bottom w:val="single" w:color="A6A6A6" w:sz="4"/>
+              <w:right w:val="single" w:color="A6A6A6" w:sz="4"/>
+            </w:tcBorders>
+            <w:tcMar>
+              <w:top w:type="dxa" w:w="50"/>
+              <w:left w:type="dxa" w:w="60"/>
+              <w:bottom w:type="dxa" w:w="50"/>
+              <w:right w:type="dxa" w:w="60"/>
+            </w:tcMar>
+          </w:tcPr>
+          <w:p>
+            <w:pPr>
+              <w:bidi/>
+              <w:spacing w:after="0" w:line="260"/>
+              <w:jc w:val="center"/>
+            </w:pPr>
+            <w:r>
+              <w:rPr>
+                <w:rFonts w:ascii="Arial" w:cs="Arial" w:eastAsia="Arial" w:hAnsi="Arial"/>
+                <w:b w:val="false"/>
+                <w:bCs w:val="false"/>
+                <w:sz w:val="19"/>
+                <w:szCs w:val="19"/>
+                <w:rtl/>
+              </w:rPr>
+              <w:t xml:space="preserve">TL3</w:t>
+            </w:r>
+          </w:p>
+        </w:tc>
+        <w:tc>
+          <w:tcPr>
+            <w:tcW w:type="dxa" w:w="4930"/>
+            <w:tcBorders>
+              <w:top w:val="single" w:color="A6A6A6" w:sz="4"/>
+              <w:left w:val="single" w:color="A6A6A6" w:sz="4"/>
+              <w:bottom w:val="single" w:color="A6A6A6" w:sz="4"/>
+              <w:right w:val="single" w:color="A6A6A6" w:sz="4"/>
+            </w:tcBorders>
+            <w:tcMar>
+              <w:top w:type="dxa" w:w="50"/>
+              <w:left w:type="dxa" w:w="60"/>
+              <w:bottom w:type="dxa" w:w="50"/>
+              <w:right w:type="dxa" w:w="60"/>
+            </w:tcMar>
+          </w:tcPr>
+          <w:p>
+            <w:pPr>
+              <w:bidi/>
+              <w:spacing w:after="0" w:line="260"/>
+            </w:pPr>
+            <w:r>
+              <w:rPr>
+                <w:rFonts w:ascii="Arial" w:cs="Arial" w:eastAsia="Arial" w:hAnsi="Arial"/>
+                <w:b w:val="false"/>
+                <w:bCs w:val="false"/>
+                <w:sz w:val="19"/>
+                <w:szCs w:val="19"/>
+                <w:rtl/>
+              </w:rPr>
+              <w:t xml:space="preserve">اعضای تیم می‌روند و هر اطلاعاتی را که می‌توانند از دیگران (مثل مشتریان یا بخش‌های دیگر سازمان) به دست می‌آورند.</w:t>
+            </w:r>
+          </w:p>
+        </w:tc>
+        <w:tc>
+          <w:tcPr>
+            <w:tcW w:type="dxa" w:w="560"/>
+            <w:tcBorders>
+              <w:top w:val="single" w:color="A6A6A6" w:sz="4"/>
+              <w:left w:val="single" w:color="A6A6A6" w:sz="4"/>
+              <w:bottom w:val="single" w:color="A6A6A6" w:sz="4"/>
+              <w:right w:val="single" w:color="A6A6A6" w:sz="4"/>
+            </w:tcBorders>
+            <w:tcMar>
+              <w:top w:type="dxa" w:w="50"/>
+              <w:left w:type="dxa" w:w="60"/>
+              <w:bottom w:type="dxa" w:w="50"/>
+              <w:right w:type="dxa" w:w="60"/>
+            </w:tcMar>
+          </w:tcPr>
+          <w:p>
+            <w:pPr>
+              <w:bidi/>
+              <w:spacing w:after="0" w:line="260"/>
+              <w:jc w:val="center"/>
+            </w:pPr>
+            <w:r>
+              <w:rPr>
+                <w:rFonts w:ascii="Arial" w:cs="Arial" w:eastAsia="Arial" w:hAnsi="Arial"/>
+                <w:b w:val="false"/>
+                <w:bCs w:val="false"/>
+                <w:sz w:val="19"/>
+                <w:szCs w:val="19"/>
+                <w:rtl/>
+              </w:rPr>
+              <w:t xml:space="preserve">☐</w:t>
+            </w:r>
+          </w:p>
+        </w:tc>
+        <w:tc>
+          <w:tcPr>
+            <w:tcW w:type="dxa" w:w="560"/>
+            <w:tcBorders>
+              <w:top w:val="single" w:color="A6A6A6" w:sz="4"/>
+              <w:left w:val="single" w:color="A6A6A6" w:sz="4"/>
+              <w:bottom w:val="single" w:color="A6A6A6" w:sz="4"/>
+              <w:right w:val="single" w:color="A6A6A6" w:sz="4"/>
+            </w:tcBorders>
+            <w:tcMar>
+              <w:top w:type="dxa" w:w="50"/>
+              <w:left w:type="dxa" w:w="60"/>
+              <w:bottom w:type="dxa" w:w="50"/>
+              <w:right w:type="dxa" w:w="60"/>
+            </w:tcMar>
+          </w:tcPr>
+          <w:p>
+            <w:pPr>
+              <w:bidi/>
+              <w:spacing w:after="0" w:line="260"/>
+              <w:jc w:val="center"/>
+            </w:pPr>
+            <w:r>
+              <w:rPr>
+                <w:rFonts w:ascii="Arial" w:cs="Arial" w:eastAsia="Arial" w:hAnsi="Arial"/>
+                <w:b w:val="false"/>
+                <w:bCs w:val="false"/>
+                <w:sz w:val="19"/>
+                <w:szCs w:val="19"/>
+                <w:rtl/>
+              </w:rPr>
+              <w:t xml:space="preserve">☐</w:t>
+            </w:r>
+          </w:p>
+        </w:tc>
+        <w:tc>
+          <w:tcPr>
+            <w:tcW w:type="dxa" w:w="560"/>
+            <w:tcBorders>
+              <w:top w:val="single" w:color="A6A6A6" w:sz="4"/>
+              <w:left w:val="single" w:color="A6A6A6" w:sz="4"/>
+              <w:bottom w:val="single" w:color="A6A6A6" w:sz="4"/>
+              <w:right w:val="single" w:color="A6A6A6" w:sz="4"/>
+            </w:tcBorders>
+            <w:tcMar>
+              <w:top w:type="dxa" w:w="50"/>
+              <w:left w:type="dxa" w:w="60"/>
+              <w:bottom w:type="dxa" w:w="50"/>
+              <w:right w:type="dxa" w:w="60"/>
+            </w:tcMar>
+          </w:tcPr>
+          <w:p>
+            <w:pPr>
+              <w:bidi/>
+              <w:spacing w:after="0" w:line="260"/>
+              <w:jc w:val="center"/>
+            </w:pPr>
+            <w:r>
+              <w:rPr>
+                <w:rFonts w:ascii="Arial" w:cs="Arial" w:eastAsia="Arial" w:hAnsi="Arial"/>
+                <w:b w:val="false"/>
+                <w:bCs w:val="false"/>
+                <w:sz w:val="19"/>
+                <w:szCs w:val="19"/>
+                <w:rtl/>
+              </w:rPr>
+              <w:t xml:space="preserve">☐</w:t>
+            </w:r>
+          </w:p>
+        </w:tc>
+        <w:tc>
+          <w:tcPr>
+            <w:tcW w:type="dxa" w:w="560"/>
+            <w:tcBorders>
+              <w:top w:val="single" w:color="A6A6A6" w:sz="4"/>
+              <w:left w:val="single" w:color="A6A6A6" w:sz="4"/>
+              <w:bottom w:val="single" w:color="A6A6A6" w:sz="4"/>
+              <w:right w:val="single" w:color="A6A6A6" w:sz="4"/>
+            </w:tcBorders>
+            <w:tcMar>
+              <w:top w:type="dxa" w:w="50"/>
+              <w:left w:type="dxa" w:w="60"/>
+              <w:bottom w:type="dxa" w:w="50"/>
+              <w:right w:type="dxa" w:w="60"/>
+            </w:tcMar>
+          </w:tcPr>
+          <w:p>
+            <w:pPr>
+              <w:bidi/>
+              <w:spacing w:after="0" w:line="260"/>
+              <w:jc w:val="center"/>
+            </w:pPr>
+            <w:r>
+              <w:rPr>
+                <w:rFonts w:ascii="Arial" w:cs="Arial" w:eastAsia="Arial" w:hAnsi="Arial"/>
+                <w:b w:val="false"/>
+                <w:bCs w:val="false"/>
+                <w:sz w:val="19"/>
+                <w:szCs w:val="19"/>
+                <w:rtl/>
+              </w:rPr>
+              <w:t xml:space="preserve">☐</w:t>
+            </w:r>
+          </w:p>
+        </w:tc>
+        <w:tc>
+          <w:tcPr>
+            <w:tcW w:type="dxa" w:w="560"/>
+            <w:tcBorders>
+              <w:top w:val="single" w:color="A6A6A6" w:sz="4"/>
+              <w:left w:val="single" w:color="A6A6A6" w:sz="4"/>
+              <w:bottom w:val="single" w:color="A6A6A6" w:sz="4"/>
+              <w:right w:val="single" w:color="A6A6A6" w:sz="4"/>
+            </w:tcBorders>
+            <w:tcMar>
+              <w:top w:type="dxa" w:w="50"/>
+              <w:left w:type="dxa" w:w="60"/>
+              <w:bottom w:type="dxa" w:w="50"/>
+              <w:right w:type="dxa" w:w="60"/>
+            </w:tcMar>
+          </w:tcPr>
+          <w:p>
+            <w:pPr>
+              <w:bidi/>
+              <w:spacing w:after="0" w:line="260"/>
+              <w:jc w:val="center"/>
+            </w:pPr>
+            <w:r>
+              <w:rPr>
+                <w:rFonts w:ascii="Arial" w:cs="Arial" w:eastAsia="Arial" w:hAnsi="Arial"/>
+                <w:b w:val="false"/>
+                <w:bCs w:val="false"/>
+                <w:sz w:val="19"/>
+                <w:szCs w:val="19"/>
+                <w:rtl/>
+              </w:rPr>
+              <w:t xml:space="preserve">☐</w:t>
+            </w:r>
+          </w:p>
+        </w:tc>
+        <w:tc>
+          <w:tcPr>
+            <w:tcW w:type="dxa" w:w="560"/>
+            <w:tcBorders>
+              <w:top w:val="single" w:color="A6A6A6" w:sz="4"/>
+              <w:left w:val="single" w:color="A6A6A6" w:sz="4"/>
+              <w:bottom w:val="single" w:color="A6A6A6" w:sz="4"/>
+              <w:right w:val="single" w:color="A6A6A6" w:sz="4"/>
+            </w:tcBorders>
+            <w:tcMar>
+              <w:top w:type="dxa" w:w="50"/>
+              <w:left w:type="dxa" w:w="60"/>
+              <w:bottom w:type="dxa" w:w="50"/>
+              <w:right w:type="dxa" w:w="60"/>
+            </w:tcMar>
+          </w:tcPr>
+          <w:p>
+            <w:pPr>
+              <w:bidi/>
+              <w:spacing w:after="0" w:line="260"/>
+              <w:jc w:val="center"/>
+            </w:pPr>
+            <w:r>
+              <w:rPr>
+                <w:rFonts w:ascii="Arial" w:cs="Arial" w:eastAsia="Arial" w:hAnsi="Arial"/>
+                <w:b w:val="false"/>
+                <w:bCs w:val="false"/>
+                <w:sz w:val="19"/>
+                <w:szCs w:val="19"/>
+                <w:rtl/>
+              </w:rPr>
+              <w:t xml:space="preserve">☐</w:t>
+            </w:r>
+          </w:p>
+        </w:tc>
+        <w:tc>
+          <w:tcPr>
+            <w:tcW w:type="dxa" w:w="560"/>
+            <w:tcBorders>
+              <w:top w:val="single" w:color="A6A6A6" w:sz="4"/>
+              <w:left w:val="single" w:color="A6A6A6" w:sz="4"/>
+              <w:bottom w:val="single" w:color="A6A6A6" w:sz="4"/>
+              <w:right w:val="single" w:color="A6A6A6" w:sz="4"/>
+            </w:tcBorders>
+            <w:tcMar>
+              <w:top w:type="dxa" w:w="50"/>
+              <w:left w:type="dxa" w:w="60"/>
+              <w:bottom w:type="dxa" w:w="50"/>
+              <w:right w:type="dxa" w:w="60"/>
+            </w:tcMar>
+          </w:tcPr>
+          <w:p>
+            <w:pPr>
+              <w:bidi/>
+              <w:spacing w:after="0" w:line="260"/>
+              <w:jc w:val="center"/>
+            </w:pPr>
+            <w:r>
+              <w:rPr>
+                <w:rFonts w:ascii="Arial" w:cs="Arial" w:eastAsia="Arial" w:hAnsi="Arial"/>
+                <w:b w:val="false"/>
+                <w:bCs w:val="false"/>
+                <w:sz w:val="19"/>
+                <w:szCs w:val="19"/>
+                <w:rtl/>
+              </w:rPr>
+              <w:t xml:space="preserve">☐</w:t>
+            </w:r>
+          </w:p>
+        </w:tc>
+      </w:tr>
+      <w:tr>
+        <w:trPr>
+          <w:cantSplit/>
+          <w:tblHeader w:val="false"/>
+        </w:trPr>
+        <w:tc>
+          <w:tcPr>
+            <w:tcW w:type="dxa" w:w="650"/>
+            <w:tcBorders>
+              <w:top w:val="single" w:color="A6A6A6" w:sz="4"/>
+              <w:left w:val="single" w:color="A6A6A6" w:sz="4"/>
+              <w:bottom w:val="single" w:color="A6A6A6" w:sz="4"/>
+              <w:right w:val="single" w:color="A6A6A6" w:sz="4"/>
+            </w:tcBorders>
+            <w:tcMar>
+              <w:top w:type="dxa" w:w="50"/>
+              <w:left w:type="dxa" w:w="60"/>
+              <w:bottom w:type="dxa" w:w="50"/>
+              <w:right w:type="dxa" w:w="60"/>
+            </w:tcMar>
+          </w:tcPr>
+          <w:p>
+            <w:pPr>
+              <w:bidi/>
+              <w:spacing w:after="0" w:line="260"/>
+              <w:jc w:val="center"/>
+            </w:pPr>
+            <w:r>
+              <w:rPr>
+                <w:rFonts w:ascii="Arial" w:cs="Arial" w:eastAsia="Arial" w:hAnsi="Arial"/>
+                <w:b w:val="false"/>
+                <w:bCs w:val="false"/>
+                <w:sz w:val="19"/>
+                <w:szCs w:val="19"/>
+                <w:rtl/>
+              </w:rPr>
+              <w:t xml:space="preserve">TL4</w:t>
+            </w:r>
+          </w:p>
+        </w:tc>
+        <w:tc>
+          <w:tcPr>
+            <w:tcW w:type="dxa" w:w="4930"/>
+            <w:tcBorders>
+              <w:top w:val="single" w:color="A6A6A6" w:sz="4"/>
+              <w:left w:val="single" w:color="A6A6A6" w:sz="4"/>
+              <w:bottom w:val="single" w:color="A6A6A6" w:sz="4"/>
+              <w:right w:val="single" w:color="A6A6A6" w:sz="4"/>
+            </w:tcBorders>
+            <w:tcMar>
+              <w:top w:type="dxa" w:w="50"/>
+              <w:left w:type="dxa" w:w="60"/>
+              <w:bottom w:type="dxa" w:w="50"/>
+              <w:right w:type="dxa" w:w="60"/>
+            </w:tcMar>
+          </w:tcPr>
+          <w:p>
+            <w:pPr>
+              <w:bidi/>
+              <w:spacing w:after="0" w:line="260"/>
+            </w:pPr>
+            <w:r>
+              <w:rPr>
+                <w:rFonts w:ascii="Arial" w:cs="Arial" w:eastAsia="Arial" w:hAnsi="Arial"/>
+                <w:b w:val="false"/>
+                <w:bCs w:val="false"/>
+                <w:sz w:val="19"/>
+                <w:szCs w:val="19"/>
+                <w:rtl/>
+              </w:rPr>
+              <w:t xml:space="preserve">این تیم مرتب به دنبال اطلاعات تازه‌ای است که ما را به تغییرات مهم می‌رساند.</w:t>
+            </w:r>
+          </w:p>
+        </w:tc>
+        <w:tc>
+          <w:tcPr>
+            <w:tcW w:type="dxa" w:w="560"/>
+            <w:tcBorders>
+              <w:top w:val="single" w:color="A6A6A6" w:sz="4"/>
+              <w:left w:val="single" w:color="A6A6A6" w:sz="4"/>
+              <w:bottom w:val="single" w:color="A6A6A6" w:sz="4"/>
+              <w:right w:val="single" w:color="A6A6A6" w:sz="4"/>
+            </w:tcBorders>
+            <w:tcMar>
+              <w:top w:type="dxa" w:w="50"/>
+              <w:left w:type="dxa" w:w="60"/>
+              <w:bottom w:type="dxa" w:w="50"/>
+              <w:right w:type="dxa" w:w="60"/>
+            </w:tcMar>
+          </w:tcPr>
+          <w:p>
+            <w:pPr>
+              <w:bidi/>
+              <w:spacing w:after="0" w:line="260"/>
+              <w:jc w:val="center"/>
+            </w:pPr>
+            <w:r>
+              <w:rPr>
+                <w:rFonts w:ascii="Arial" w:cs="Arial" w:eastAsia="Arial" w:hAnsi="Arial"/>
+                <w:b w:val="false"/>
+                <w:bCs w:val="false"/>
+                <w:sz w:val="19"/>
+                <w:szCs w:val="19"/>
+                <w:rtl/>
+              </w:rPr>
+              <w:t xml:space="preserve">☐</w:t>
+            </w:r>
+          </w:p>
+        </w:tc>
+        <w:tc>
+          <w:tcPr>
+            <w:tcW w:type="dxa" w:w="560"/>
+            <w:tcBorders>
+              <w:top w:val="single" w:color="A6A6A6" w:sz="4"/>
+              <w:left w:val="single" w:color="A6A6A6" w:sz="4"/>
+              <w:bottom w:val="single" w:color="A6A6A6" w:sz="4"/>
+              <w:right w:val="single" w:color="A6A6A6" w:sz="4"/>
+            </w:tcBorders>
+            <w:tcMar>
+              <w:top w:type="dxa" w:w="50"/>
+              <w:left w:type="dxa" w:w="60"/>
+              <w:bottom w:type="dxa" w:w="50"/>
+              <w:right w:type="dxa" w:w="60"/>
+            </w:tcMar>
+          </w:tcPr>
+          <w:p>
+            <w:pPr>
+              <w:bidi/>
+              <w:spacing w:after="0" w:line="260"/>
+              <w:jc w:val="center"/>
+            </w:pPr>
+            <w:r>
+              <w:rPr>
+                <w:rFonts w:ascii="Arial" w:cs="Arial" w:eastAsia="Arial" w:hAnsi="Arial"/>
+                <w:b w:val="false"/>
+                <w:bCs w:val="false"/>
+                <w:sz w:val="19"/>
+                <w:szCs w:val="19"/>
+                <w:rtl/>
+              </w:rPr>
+              <w:t xml:space="preserve">☐</w:t>
+            </w:r>
+          </w:p>
+        </w:tc>
+        <w:tc>
+          <w:tcPr>
+            <w:tcW w:type="dxa" w:w="560"/>
+            <w:tcBorders>
+              <w:top w:val="single" w:color="A6A6A6" w:sz="4"/>
+              <w:left w:val="single" w:color="A6A6A6" w:sz="4"/>
+              <w:bottom w:val="single" w:color="A6A6A6" w:sz="4"/>
+              <w:right w:val="single" w:color="A6A6A6" w:sz="4"/>
+            </w:tcBorders>
+            <w:tcMar>
+              <w:top w:type="dxa" w:w="50"/>
+              <w:left w:type="dxa" w:w="60"/>
+              <w:bottom w:type="dxa" w:w="50"/>
+              <w:right w:type="dxa" w:w="60"/>
+            </w:tcMar>
+          </w:tcPr>
+          <w:p>
+            <w:pPr>
+              <w:bidi/>
+              <w:spacing w:after="0" w:line="260"/>
+              <w:jc w:val="center"/>
+            </w:pPr>
+            <w:r>
+              <w:rPr>
+                <w:rFonts w:ascii="Arial" w:cs="Arial" w:eastAsia="Arial" w:hAnsi="Arial"/>
+                <w:b w:val="false"/>
+                <w:bCs w:val="false"/>
+                <w:sz w:val="19"/>
+                <w:szCs w:val="19"/>
+                <w:rtl/>
+              </w:rPr>
+              <w:t xml:space="preserve">☐</w:t>
+            </w:r>
+          </w:p>
+        </w:tc>
+        <w:tc>
+          <w:tcPr>
+            <w:tcW w:type="dxa" w:w="560"/>
+            <w:tcBorders>
+              <w:top w:val="single" w:color="A6A6A6" w:sz="4"/>
+              <w:left w:val="single" w:color="A6A6A6" w:sz="4"/>
+              <w:bottom w:val="single" w:color="A6A6A6" w:sz="4"/>
+              <w:right w:val="single" w:color="A6A6A6" w:sz="4"/>
+            </w:tcBorders>
+            <w:tcMar>
+              <w:top w:type="dxa" w:w="50"/>
+              <w:left w:type="dxa" w:w="60"/>
+              <w:bottom w:type="dxa" w:w="50"/>
+              <w:right w:type="dxa" w:w="60"/>
+            </w:tcMar>
+          </w:tcPr>
+          <w:p>
+            <w:pPr>
+              <w:bidi/>
+              <w:spacing w:after="0" w:line="260"/>
+              <w:jc w:val="center"/>
+            </w:pPr>
+            <w:r>
+              <w:rPr>
+                <w:rFonts w:ascii="Arial" w:cs="Arial" w:eastAsia="Arial" w:hAnsi="Arial"/>
+                <w:b w:val="false"/>
+                <w:bCs w:val="false"/>
+                <w:sz w:val="19"/>
+                <w:szCs w:val="19"/>
+                <w:rtl/>
+              </w:rPr>
+              <w:t xml:space="preserve">☐</w:t>
+            </w:r>
+          </w:p>
+        </w:tc>
+        <w:tc>
+          <w:tcPr>
+            <w:tcW w:type="dxa" w:w="560"/>
+            <w:tcBorders>
+              <w:top w:val="single" w:color="A6A6A6" w:sz="4"/>
+              <w:left w:val="single" w:color="A6A6A6" w:sz="4"/>
+              <w:bottom w:val="single" w:color="A6A6A6" w:sz="4"/>
+              <w:right w:val="single" w:color="A6A6A6" w:sz="4"/>
+            </w:tcBorders>
+            <w:tcMar>
+              <w:top w:type="dxa" w:w="50"/>
+              <w:left w:type="dxa" w:w="60"/>
+              <w:bottom w:type="dxa" w:w="50"/>
+              <w:right w:type="dxa" w:w="60"/>
+            </w:tcMar>
+          </w:tcPr>
+          <w:p>
+            <w:pPr>
+              <w:bidi/>
+              <w:spacing w:after="0" w:line="260"/>
+              <w:jc w:val="center"/>
+            </w:pPr>
+            <w:r>
+              <w:rPr>
+                <w:rFonts w:ascii="Arial" w:cs="Arial" w:eastAsia="Arial" w:hAnsi="Arial"/>
+                <w:b w:val="false"/>
+                <w:bCs w:val="false"/>
+                <w:sz w:val="19"/>
+                <w:szCs w:val="19"/>
+                <w:rtl/>
+              </w:rPr>
+              <w:t xml:space="preserve">☐</w:t>
+            </w:r>
+          </w:p>
+        </w:tc>
+        <w:tc>
+          <w:tcPr>
+            <w:tcW w:type="dxa" w:w="560"/>
+            <w:tcBorders>
+              <w:top w:val="single" w:color="A6A6A6" w:sz="4"/>
+              <w:left w:val="single" w:color="A6A6A6" w:sz="4"/>
+              <w:bottom w:val="single" w:color="A6A6A6" w:sz="4"/>
+              <w:right w:val="single" w:color="A6A6A6" w:sz="4"/>
+            </w:tcBorders>
+            <w:tcMar>
+              <w:top w:type="dxa" w:w="50"/>
+              <w:left w:type="dxa" w:w="60"/>
+              <w:bottom w:type="dxa" w:w="50"/>
+              <w:right w:type="dxa" w:w="60"/>
+            </w:tcMar>
+          </w:tcPr>
+          <w:p>
+            <w:pPr>
+              <w:bidi/>
+              <w:spacing w:after="0" w:line="260"/>
+              <w:jc w:val="center"/>
+            </w:pPr>
+            <w:r>
+              <w:rPr>
+                <w:rFonts w:ascii="Arial" w:cs="Arial" w:eastAsia="Arial" w:hAnsi="Arial"/>
+                <w:b w:val="false"/>
+                <w:bCs w:val="false"/>
+                <w:sz w:val="19"/>
+                <w:szCs w:val="19"/>
+                <w:rtl/>
+              </w:rPr>
+              <w:t xml:space="preserve">☐</w:t>
+            </w:r>
+          </w:p>
+        </w:tc>
+        <w:tc>
+          <w:tcPr>
+            <w:tcW w:type="dxa" w:w="560"/>
+            <w:tcBorders>
+              <w:top w:val="single" w:color="A6A6A6" w:sz="4"/>
+              <w:left w:val="single" w:color="A6A6A6" w:sz="4"/>
+              <w:bottom w:val="single" w:color="A6A6A6" w:sz="4"/>
+              <w:right w:val="single" w:color="A6A6A6" w:sz="4"/>
+            </w:tcBorders>
+            <w:tcMar>
+              <w:top w:type="dxa" w:w="50"/>
+              <w:left w:type="dxa" w:w="60"/>
+              <w:bottom w:type="dxa" w:w="50"/>
+              <w:right w:type="dxa" w:w="60"/>
+            </w:tcMar>
+          </w:tcPr>
+          <w:p>
+            <w:pPr>
+              <w:bidi/>
+              <w:spacing w:after="0" w:line="260"/>
+              <w:jc w:val="center"/>
+            </w:pPr>
+            <w:r>
+              <w:rPr>
+                <w:rFonts w:ascii="Arial" w:cs="Arial" w:eastAsia="Arial" w:hAnsi="Arial"/>
+                <w:b w:val="false"/>
+                <w:bCs w:val="false"/>
+                <w:sz w:val="19"/>
+                <w:szCs w:val="19"/>
+                <w:rtl/>
+              </w:rPr>
+              <w:t xml:space="preserve">☐</w:t>
+            </w:r>
+          </w:p>
+        </w:tc>
+      </w:tr>
+      <w:tr>
+        <w:trPr>
+          <w:cantSplit/>
+          <w:tblHeader w:val="false"/>
+        </w:trPr>
+        <w:tc>
+          <w:tcPr>
+            <w:tcW w:type="dxa" w:w="650"/>
+            <w:tcBorders>
+              <w:top w:val="single" w:color="A6A6A6" w:sz="4"/>
+              <w:left w:val="single" w:color="A6A6A6" w:sz="4"/>
+              <w:bottom w:val="single" w:color="A6A6A6" w:sz="4"/>
+              <w:right w:val="single" w:color="A6A6A6" w:sz="4"/>
+            </w:tcBorders>
+            <w:tcMar>
+              <w:top w:type="dxa" w:w="50"/>
+              <w:left w:type="dxa" w:w="60"/>
+              <w:bottom w:type="dxa" w:w="50"/>
+              <w:right w:type="dxa" w:w="60"/>
+            </w:tcMar>
+          </w:tcPr>
+          <w:p>
+            <w:pPr>
+              <w:bidi/>
+              <w:spacing w:after="0" w:line="260"/>
+              <w:jc w:val="center"/>
+            </w:pPr>
+            <w:r>
+              <w:rPr>
+                <w:rFonts w:ascii="Arial" w:cs="Arial" w:eastAsia="Arial" w:hAnsi="Arial"/>
+                <w:b w:val="false"/>
+                <w:bCs w:val="false"/>
+                <w:sz w:val="19"/>
+                <w:szCs w:val="19"/>
+                <w:rtl/>
+              </w:rPr>
+              <w:t xml:space="preserve">TL5</w:t>
+            </w:r>
+          </w:p>
+        </w:tc>
+        <w:tc>
+          <w:tcPr>
+            <w:tcW w:type="dxa" w:w="4930"/>
+            <w:tcBorders>
+              <w:top w:val="single" w:color="A6A6A6" w:sz="4"/>
+              <w:left w:val="single" w:color="A6A6A6" w:sz="4"/>
+              <w:bottom w:val="single" w:color="A6A6A6" w:sz="4"/>
+              <w:right w:val="single" w:color="A6A6A6" w:sz="4"/>
+            </w:tcBorders>
+            <w:tcMar>
+              <w:top w:type="dxa" w:w="50"/>
+              <w:left w:type="dxa" w:w="60"/>
+              <w:bottom w:type="dxa" w:w="50"/>
+              <w:right w:type="dxa" w:w="60"/>
+            </w:tcMar>
+          </w:tcPr>
+          <w:p>
+            <w:pPr>
+              <w:bidi/>
+              <w:spacing w:after="0" w:line="260"/>
+            </w:pPr>
+            <w:r>
+              <w:rPr>
+                <w:rFonts w:ascii="Arial" w:cs="Arial" w:eastAsia="Arial" w:hAnsi="Arial"/>
+                <w:b w:val="false"/>
+                <w:bCs w:val="false"/>
+                <w:sz w:val="19"/>
+                <w:szCs w:val="19"/>
+                <w:rtl/>
+              </w:rPr>
+              <w:t xml:space="preserve">در این تیم همیشه کسی مطمئن می‌شود که توقف کنیم و درباره‌ی فرایند کار تیم بازاندیشی کنیم.</w:t>
+            </w:r>
+          </w:p>
+        </w:tc>
+        <w:tc>
+          <w:tcPr>
+            <w:tcW w:type="dxa" w:w="560"/>
+            <w:tcBorders>
+              <w:top w:val="single" w:color="A6A6A6" w:sz="4"/>
+              <w:left w:val="single" w:color="A6A6A6" w:sz="4"/>
+              <w:bottom w:val="single" w:color="A6A6A6" w:sz="4"/>
+              <w:right w:val="single" w:color="A6A6A6" w:sz="4"/>
+            </w:tcBorders>
+            <w:tcMar>
+              <w:top w:type="dxa" w:w="50"/>
+              <w:left w:type="dxa" w:w="60"/>
+              <w:bottom w:type="dxa" w:w="50"/>
+              <w:right w:type="dxa" w:w="60"/>
+            </w:tcMar>
+          </w:tcPr>
+          <w:p>
+            <w:pPr>
+              <w:bidi/>
+              <w:spacing w:after="0" w:line="260"/>
+              <w:jc w:val="center"/>
+            </w:pPr>
+            <w:r>
+              <w:rPr>
+                <w:rFonts w:ascii="Arial" w:cs="Arial" w:eastAsia="Arial" w:hAnsi="Arial"/>
+                <w:b w:val="false"/>
+                <w:bCs w:val="false"/>
+                <w:sz w:val="19"/>
+                <w:szCs w:val="19"/>
+                <w:rtl/>
+              </w:rPr>
+              <w:t xml:space="preserve">☐</w:t>
+            </w:r>
+          </w:p>
+        </w:tc>
+        <w:tc>
+          <w:tcPr>
+            <w:tcW w:type="dxa" w:w="560"/>
+            <w:tcBorders>
+              <w:top w:val="single" w:color="A6A6A6" w:sz="4"/>
+              <w:left w:val="single" w:color="A6A6A6" w:sz="4"/>
+              <w:bottom w:val="single" w:color="A6A6A6" w:sz="4"/>
+              <w:right w:val="single" w:color="A6A6A6" w:sz="4"/>
+            </w:tcBorders>
+            <w:tcMar>
+              <w:top w:type="dxa" w:w="50"/>
+              <w:left w:type="dxa" w:w="60"/>
+              <w:bottom w:type="dxa" w:w="50"/>
+              <w:right w:type="dxa" w:w="60"/>
+            </w:tcMar>
+          </w:tcPr>
+          <w:p>
+            <w:pPr>
+              <w:bidi/>
+              <w:spacing w:after="0" w:line="260"/>
+              <w:jc w:val="center"/>
+            </w:pPr>
+            <w:r>
+              <w:rPr>
+                <w:rFonts w:ascii="Arial" w:cs="Arial" w:eastAsia="Arial" w:hAnsi="Arial"/>
+                <w:b w:val="false"/>
+                <w:bCs w:val="false"/>
+                <w:sz w:val="19"/>
+                <w:szCs w:val="19"/>
+                <w:rtl/>
+              </w:rPr>
+              <w:t xml:space="preserve">☐</w:t>
+            </w:r>
+          </w:p>
+        </w:tc>
+        <w:tc>
+          <w:tcPr>
+            <w:tcW w:type="dxa" w:w="560"/>
+            <w:tcBorders>
+              <w:top w:val="single" w:color="A6A6A6" w:sz="4"/>
+              <w:left w:val="single" w:color="A6A6A6" w:sz="4"/>
+              <w:bottom w:val="single" w:color="A6A6A6" w:sz="4"/>
+              <w:right w:val="single" w:color="A6A6A6" w:sz="4"/>
+            </w:tcBorders>
+            <w:tcMar>
+              <w:top w:type="dxa" w:w="50"/>
+              <w:left w:type="dxa" w:w="60"/>
+              <w:bottom w:type="dxa" w:w="50"/>
+              <w:right w:type="dxa" w:w="60"/>
+            </w:tcMar>
+          </w:tcPr>
+          <w:p>
+            <w:pPr>
+              <w:bidi/>
+              <w:spacing w:after="0" w:line="260"/>
+              <w:jc w:val="center"/>
+            </w:pPr>
+            <w:r>
+              <w:rPr>
+                <w:rFonts w:ascii="Arial" w:cs="Arial" w:eastAsia="Arial" w:hAnsi="Arial"/>
+                <w:b w:val="false"/>
+                <w:bCs w:val="false"/>
+                <w:sz w:val="19"/>
+                <w:szCs w:val="19"/>
+                <w:rtl/>
+              </w:rPr>
+              <w:t xml:space="preserve">☐</w:t>
+            </w:r>
+          </w:p>
+        </w:tc>
+        <w:tc>
+          <w:tcPr>
+            <w:tcW w:type="dxa" w:w="560"/>
+            <w:tcBorders>
+              <w:top w:val="single" w:color="A6A6A6" w:sz="4"/>
+              <w:left w:val="single" w:color="A6A6A6" w:sz="4"/>
+              <w:bottom w:val="single" w:color="A6A6A6" w:sz="4"/>
+              <w:right w:val="single" w:color="A6A6A6" w:sz="4"/>
+            </w:tcBorders>
+            <w:tcMar>
+              <w:top w:type="dxa" w:w="50"/>
+              <w:left w:type="dxa" w:w="60"/>
+              <w:bottom w:type="dxa" w:w="50"/>
+              <w:right w:type="dxa" w:w="60"/>
+            </w:tcMar>
+          </w:tcPr>
+          <w:p>
+            <w:pPr>
+              <w:bidi/>
+              <w:spacing w:after="0" w:line="260"/>
+              <w:jc w:val="center"/>
+            </w:pPr>
+            <w:r>
+              <w:rPr>
+                <w:rFonts w:ascii="Arial" w:cs="Arial" w:eastAsia="Arial" w:hAnsi="Arial"/>
+                <w:b w:val="false"/>
+                <w:bCs w:val="false"/>
+                <w:sz w:val="19"/>
+                <w:szCs w:val="19"/>
+                <w:rtl/>
+              </w:rPr>
+              <w:t xml:space="preserve">☐</w:t>
+            </w:r>
+          </w:p>
+        </w:tc>
+        <w:tc>
+          <w:tcPr>
+            <w:tcW w:type="dxa" w:w="560"/>
+            <w:tcBorders>
+              <w:top w:val="single" w:color="A6A6A6" w:sz="4"/>
+              <w:left w:val="single" w:color="A6A6A6" w:sz="4"/>
+              <w:bottom w:val="single" w:color="A6A6A6" w:sz="4"/>
+              <w:right w:val="single" w:color="A6A6A6" w:sz="4"/>
+            </w:tcBorders>
+            <w:tcMar>
+              <w:top w:type="dxa" w:w="50"/>
+              <w:left w:type="dxa" w:w="60"/>
+              <w:bottom w:type="dxa" w:w="50"/>
+              <w:right w:type="dxa" w:w="60"/>
+            </w:tcMar>
+          </w:tcPr>
+          <w:p>
+            <w:pPr>
+              <w:bidi/>
+              <w:spacing w:after="0" w:line="260"/>
+              <w:jc w:val="center"/>
+            </w:pPr>
+            <w:r>
+              <w:rPr>
+                <w:rFonts w:ascii="Arial" w:cs="Arial" w:eastAsia="Arial" w:hAnsi="Arial"/>
+                <w:b w:val="false"/>
+                <w:bCs w:val="false"/>
+                <w:sz w:val="19"/>
+                <w:szCs w:val="19"/>
+                <w:rtl/>
+              </w:rPr>
+              <w:t xml:space="preserve">☐</w:t>
+            </w:r>
+          </w:p>
+        </w:tc>
+        <w:tc>
+          <w:tcPr>
+            <w:tcW w:type="dxa" w:w="560"/>
+            <w:tcBorders>
+              <w:top w:val="single" w:color="A6A6A6" w:sz="4"/>
+              <w:left w:val="single" w:color="A6A6A6" w:sz="4"/>
+              <w:bottom w:val="single" w:color="A6A6A6" w:sz="4"/>
+              <w:right w:val="single" w:color="A6A6A6" w:sz="4"/>
+            </w:tcBorders>
+            <w:tcMar>
+              <w:top w:type="dxa" w:w="50"/>
+              <w:left w:type="dxa" w:w="60"/>
+              <w:bottom w:type="dxa" w:w="50"/>
+              <w:right w:type="dxa" w:w="60"/>
+            </w:tcMar>
+          </w:tcPr>
+          <w:p>
+            <w:pPr>
+              <w:bidi/>
+              <w:spacing w:after="0" w:line="260"/>
+              <w:jc w:val="center"/>
+            </w:pPr>
+            <w:r>
+              <w:rPr>
+                <w:rFonts w:ascii="Arial" w:cs="Arial" w:eastAsia="Arial" w:hAnsi="Arial"/>
+                <w:b w:val="false"/>
+                <w:bCs w:val="false"/>
+                <w:sz w:val="19"/>
+                <w:szCs w:val="19"/>
+                <w:rtl/>
+              </w:rPr>
+              <w:t xml:space="preserve">☐</w:t>
+            </w:r>
+          </w:p>
+        </w:tc>
+        <w:tc>
+          <w:tcPr>
+            <w:tcW w:type="dxa" w:w="560"/>
+            <w:tcBorders>
+              <w:top w:val="single" w:color="A6A6A6" w:sz="4"/>
+              <w:left w:val="single" w:color="A6A6A6" w:sz="4"/>
+              <w:bottom w:val="single" w:color="A6A6A6" w:sz="4"/>
+              <w:right w:val="single" w:color="A6A6A6" w:sz="4"/>
+            </w:tcBorders>
+            <w:tcMar>
+              <w:top w:type="dxa" w:w="50"/>
+              <w:left w:type="dxa" w:w="60"/>
+              <w:bottom w:type="dxa" w:w="50"/>
+              <w:right w:type="dxa" w:w="60"/>
+            </w:tcMar>
+          </w:tcPr>
+          <w:p>
+            <w:pPr>
+              <w:bidi/>
+              <w:spacing w:after="0" w:line="260"/>
+              <w:jc w:val="center"/>
+            </w:pPr>
+            <w:r>
+              <w:rPr>
+                <w:rFonts w:ascii="Arial" w:cs="Arial" w:eastAsia="Arial" w:hAnsi="Arial"/>
+                <w:b w:val="false"/>
+                <w:bCs w:val="false"/>
+                <w:sz w:val="19"/>
+                <w:szCs w:val="19"/>
+                <w:rtl/>
+              </w:rPr>
+              <w:t xml:space="preserve">☐</w:t>
+            </w:r>
+          </w:p>
+        </w:tc>
+      </w:tr>
+      <w:tr>
+        <w:trPr>
+          <w:cantSplit/>
+          <w:tblHeader w:val="false"/>
+        </w:trPr>
+        <w:tc>
+          <w:tcPr>
+            <w:tcW w:type="dxa" w:w="650"/>
+            <w:tcBorders>
+              <w:top w:val="single" w:color="A6A6A6" w:sz="4"/>
+              <w:left w:val="single" w:color="A6A6A6" w:sz="4"/>
+              <w:bottom w:val="single" w:color="A6A6A6" w:sz="4"/>
+              <w:right w:val="single" w:color="A6A6A6" w:sz="4"/>
+            </w:tcBorders>
+            <w:tcMar>
+              <w:top w:type="dxa" w:w="50"/>
+              <w:left w:type="dxa" w:w="60"/>
+              <w:bottom w:type="dxa" w:w="50"/>
+              <w:right w:type="dxa" w:w="60"/>
+            </w:tcMar>
+          </w:tcPr>
+          <w:p>
+            <w:pPr>
+              <w:bidi/>
+              <w:spacing w:after="0" w:line="260"/>
+              <w:jc w:val="center"/>
+            </w:pPr>
+            <w:r>
+              <w:rPr>
+                <w:rFonts w:ascii="Arial" w:cs="Arial" w:eastAsia="Arial" w:hAnsi="Arial"/>
+                <w:b w:val="false"/>
+                <w:bCs w:val="false"/>
+                <w:sz w:val="19"/>
+                <w:szCs w:val="19"/>
+                <w:rtl/>
+              </w:rPr>
+              <w:t xml:space="preserve">TL6</w:t>
+            </w:r>
+          </w:p>
+        </w:tc>
+        <w:tc>
+          <w:tcPr>
+            <w:tcW w:type="dxa" w:w="4930"/>
+            <w:tcBorders>
+              <w:top w:val="single" w:color="A6A6A6" w:sz="4"/>
+              <w:left w:val="single" w:color="A6A6A6" w:sz="4"/>
+              <w:bottom w:val="single" w:color="A6A6A6" w:sz="4"/>
+              <w:right w:val="single" w:color="A6A6A6" w:sz="4"/>
+            </w:tcBorders>
+            <w:tcMar>
+              <w:top w:type="dxa" w:w="50"/>
+              <w:left w:type="dxa" w:w="60"/>
+              <w:bottom w:type="dxa" w:w="50"/>
+              <w:right w:type="dxa" w:w="60"/>
+            </w:tcMar>
+          </w:tcPr>
+          <w:p>
+            <w:pPr>
+              <w:bidi/>
+              <w:spacing w:after="0" w:line="260"/>
+            </w:pPr>
+            <w:r>
+              <w:rPr>
+                <w:rFonts w:ascii="Arial" w:cs="Arial" w:eastAsia="Arial" w:hAnsi="Arial"/>
+                <w:b w:val="false"/>
+                <w:bCs w:val="false"/>
+                <w:sz w:val="19"/>
+                <w:szCs w:val="19"/>
+                <w:rtl/>
+              </w:rPr>
+              <w:t xml:space="preserve">افراد این تیم اغلب برای آزمودن فرض‌ها درباره‌ی مسائل مورد بحث صحبت می‌کنند.</w:t>
+            </w:r>
+          </w:p>
+        </w:tc>
+        <w:tc>
+          <w:tcPr>
+            <w:tcW w:type="dxa" w:w="560"/>
+            <w:tcBorders>
+              <w:top w:val="single" w:color="A6A6A6" w:sz="4"/>
+              <w:left w:val="single" w:color="A6A6A6" w:sz="4"/>
+              <w:bottom w:val="single" w:color="A6A6A6" w:sz="4"/>
+              <w:right w:val="single" w:color="A6A6A6" w:sz="4"/>
+            </w:tcBorders>
+            <w:tcMar>
+              <w:top w:type="dxa" w:w="50"/>
+              <w:left w:type="dxa" w:w="60"/>
+              <w:bottom w:type="dxa" w:w="50"/>
+              <w:right w:type="dxa" w:w="60"/>
+            </w:tcMar>
+          </w:tcPr>
+          <w:p>
+            <w:pPr>
+              <w:bidi/>
+              <w:spacing w:after="0" w:line="260"/>
+              <w:jc w:val="center"/>
+            </w:pPr>
+            <w:r>
+              <w:rPr>
+                <w:rFonts w:ascii="Arial" w:cs="Arial" w:eastAsia="Arial" w:hAnsi="Arial"/>
+                <w:b w:val="false"/>
+                <w:bCs w:val="false"/>
+                <w:sz w:val="19"/>
+                <w:szCs w:val="19"/>
+                <w:rtl/>
+              </w:rPr>
+              <w:t xml:space="preserve">☐</w:t>
+            </w:r>
+          </w:p>
+        </w:tc>
+        <w:tc>
+          <w:tcPr>
+            <w:tcW w:type="dxa" w:w="560"/>
+            <w:tcBorders>
+              <w:top w:val="single" w:color="A6A6A6" w:sz="4"/>
+              <w:left w:val="single" w:color="A6A6A6" w:sz="4"/>
+              <w:bottom w:val="single" w:color="A6A6A6" w:sz="4"/>
+              <w:right w:val="single" w:color="A6A6A6" w:sz="4"/>
+            </w:tcBorders>
+            <w:tcMar>
+              <w:top w:type="dxa" w:w="50"/>
+              <w:left w:type="dxa" w:w="60"/>
+              <w:bottom w:type="dxa" w:w="50"/>
+              <w:right w:type="dxa" w:w="60"/>
+            </w:tcMar>
+          </w:tcPr>
+          <w:p>
+            <w:pPr>
+              <w:bidi/>
+              <w:spacing w:after="0" w:line="260"/>
+              <w:jc w:val="center"/>
+            </w:pPr>
+            <w:r>
+              <w:rPr>
+                <w:rFonts w:ascii="Arial" w:cs="Arial" w:eastAsia="Arial" w:hAnsi="Arial"/>
+                <w:b w:val="false"/>
+                <w:bCs w:val="false"/>
+                <w:sz w:val="19"/>
+                <w:szCs w:val="19"/>
+                <w:rtl/>
+              </w:rPr>
+              <w:t xml:space="preserve">☐</w:t>
+            </w:r>
+          </w:p>
+        </w:tc>
+        <w:tc>
+          <w:tcPr>
+            <w:tcW w:type="dxa" w:w="560"/>
+            <w:tcBorders>
+              <w:top w:val="single" w:color="A6A6A6" w:sz="4"/>
+              <w:left w:val="single" w:color="A6A6A6" w:sz="4"/>
+              <w:bottom w:val="single" w:color="A6A6A6" w:sz="4"/>
+              <w:right w:val="single" w:color="A6A6A6" w:sz="4"/>
+            </w:tcBorders>
+            <w:tcMar>
+              <w:top w:type="dxa" w:w="50"/>
+              <w:left w:type="dxa" w:w="60"/>
+              <w:bottom w:type="dxa" w:w="50"/>
+              <w:right w:type="dxa" w:w="60"/>
+            </w:tcMar>
+          </w:tcPr>
+          <w:p>
+            <w:pPr>
+              <w:bidi/>
+              <w:spacing w:after="0" w:line="260"/>
+              <w:jc w:val="center"/>
+            </w:pPr>
+            <w:r>
+              <w:rPr>
+                <w:rFonts w:ascii="Arial" w:cs="Arial" w:eastAsia="Arial" w:hAnsi="Arial"/>
+                <w:b w:val="false"/>
+                <w:bCs w:val="false"/>
+                <w:sz w:val="19"/>
+                <w:szCs w:val="19"/>
+                <w:rtl/>
+              </w:rPr>
+              <w:t xml:space="preserve">☐</w:t>
+            </w:r>
+          </w:p>
+        </w:tc>
+        <w:tc>
+          <w:tcPr>
+            <w:tcW w:type="dxa" w:w="560"/>
+            <w:tcBorders>
+              <w:top w:val="single" w:color="A6A6A6" w:sz="4"/>
+              <w:left w:val="single" w:color="A6A6A6" w:sz="4"/>
+              <w:bottom w:val="single" w:color="A6A6A6" w:sz="4"/>
+              <w:right w:val="single" w:color="A6A6A6" w:sz="4"/>
+            </w:tcBorders>
+            <w:tcMar>
+              <w:top w:type="dxa" w:w="50"/>
+              <w:left w:type="dxa" w:w="60"/>
+              <w:bottom w:type="dxa" w:w="50"/>
+              <w:right w:type="dxa" w:w="60"/>
+            </w:tcMar>
+          </w:tcPr>
+          <w:p>
+            <w:pPr>
+              <w:bidi/>
+              <w:spacing w:after="0" w:line="260"/>
+              <w:jc w:val="center"/>
+            </w:pPr>
+            <w:r>
+              <w:rPr>
+                <w:rFonts w:ascii="Arial" w:cs="Arial" w:eastAsia="Arial" w:hAnsi="Arial"/>
+                <w:b w:val="false"/>
+                <w:bCs w:val="false"/>
+                <w:sz w:val="19"/>
+                <w:szCs w:val="19"/>
+                <w:rtl/>
+              </w:rPr>
+              <w:t xml:space="preserve">☐</w:t>
+            </w:r>
+          </w:p>
+        </w:tc>
+        <w:tc>
+          <w:tcPr>
+            <w:tcW w:type="dxa" w:w="560"/>
+            <w:tcBorders>
+              <w:top w:val="single" w:color="A6A6A6" w:sz="4"/>
+              <w:left w:val="single" w:color="A6A6A6" w:sz="4"/>
+              <w:bottom w:val="single" w:color="A6A6A6" w:sz="4"/>
+              <w:right w:val="single" w:color="A6A6A6" w:sz="4"/>
+            </w:tcBorders>
+            <w:tcMar>
+              <w:top w:type="dxa" w:w="50"/>
+              <w:left w:type="dxa" w:w="60"/>
+              <w:bottom w:type="dxa" w:w="50"/>
+              <w:right w:type="dxa" w:w="60"/>
+            </w:tcMar>
+          </w:tcPr>
+          <w:p>
+            <w:pPr>
+              <w:bidi/>
+              <w:spacing w:after="0" w:line="260"/>
+              <w:jc w:val="center"/>
+            </w:pPr>
+            <w:r>
+              <w:rPr>
+                <w:rFonts w:ascii="Arial" w:cs="Arial" w:eastAsia="Arial" w:hAnsi="Arial"/>
+                <w:b w:val="false"/>
+                <w:bCs w:val="false"/>
+                <w:sz w:val="19"/>
+                <w:szCs w:val="19"/>
+                <w:rtl/>
+              </w:rPr>
+              <w:t xml:space="preserve">☐</w:t>
+            </w:r>
+          </w:p>
+        </w:tc>
+        <w:tc>
+          <w:tcPr>
+            <w:tcW w:type="dxa" w:w="560"/>
+            <w:tcBorders>
+              <w:top w:val="single" w:color="A6A6A6" w:sz="4"/>
+              <w:left w:val="single" w:color="A6A6A6" w:sz="4"/>
+              <w:bottom w:val="single" w:color="A6A6A6" w:sz="4"/>
+              <w:right w:val="single" w:color="A6A6A6" w:sz="4"/>
+            </w:tcBorders>
+            <w:tcMar>
+              <w:top w:type="dxa" w:w="50"/>
+              <w:left w:type="dxa" w:w="60"/>
+              <w:bottom w:type="dxa" w:w="50"/>
+              <w:right w:type="dxa" w:w="60"/>
+            </w:tcMar>
+          </w:tcPr>
+          <w:p>
+            <w:pPr>
+              <w:bidi/>
+              <w:spacing w:after="0" w:line="260"/>
+              <w:jc w:val="center"/>
+            </w:pPr>
+            <w:r>
+              <w:rPr>
+                <w:rFonts w:ascii="Arial" w:cs="Arial" w:eastAsia="Arial" w:hAnsi="Arial"/>
+                <w:b w:val="false"/>
+                <w:bCs w:val="false"/>
+                <w:sz w:val="19"/>
+                <w:szCs w:val="19"/>
+                <w:rtl/>
+              </w:rPr>
+              <w:t xml:space="preserve">☐</w:t>
+            </w:r>
+          </w:p>
+        </w:tc>
+        <w:tc>
+          <w:tcPr>
+            <w:tcW w:type="dxa" w:w="560"/>
+            <w:tcBorders>
+              <w:top w:val="single" w:color="A6A6A6" w:sz="4"/>
+              <w:left w:val="single" w:color="A6A6A6" w:sz="4"/>
+              <w:bottom w:val="single" w:color="A6A6A6" w:sz="4"/>
+              <w:right w:val="single" w:color="A6A6A6" w:sz="4"/>
+            </w:tcBorders>
+            <w:tcMar>
+              <w:top w:type="dxa" w:w="50"/>
+              <w:left w:type="dxa" w:w="60"/>
+              <w:bottom w:type="dxa" w:w="50"/>
+              <w:right w:type="dxa" w:w="60"/>
+            </w:tcMar>
+          </w:tcPr>
+          <w:p>
+            <w:pPr>
+              <w:bidi/>
+              <w:spacing w:after="0" w:line="260"/>
+              <w:jc w:val="center"/>
+            </w:pPr>
+            <w:r>
+              <w:rPr>
+                <w:rFonts w:ascii="Arial" w:cs="Arial" w:eastAsia="Arial" w:hAnsi="Arial"/>
+                <w:b w:val="false"/>
+                <w:bCs w:val="false"/>
+                <w:sz w:val="19"/>
+                <w:szCs w:val="19"/>
+                <w:rtl/>
+              </w:rPr>
+              <w:t xml:space="preserve">☐</w:t>
+            </w:r>
+          </w:p>
+        </w:tc>
+      </w:tr>
+      <w:tr>
+        <w:trPr>
+          <w:cantSplit/>
+          <w:tblHeader w:val="false"/>
+        </w:trPr>
+        <w:tc>
+          <w:tcPr>
+            <w:tcW w:type="dxa" w:w="650"/>
+            <w:tcBorders>
+              <w:top w:val="single" w:color="A6A6A6" w:sz="4"/>
+              <w:left w:val="single" w:color="A6A6A6" w:sz="4"/>
+              <w:bottom w:val="single" w:color="A6A6A6" w:sz="4"/>
+              <w:right w:val="single" w:color="A6A6A6" w:sz="4"/>
+            </w:tcBorders>
+            <w:tcMar>
+              <w:top w:type="dxa" w:w="50"/>
+              <w:left w:type="dxa" w:w="60"/>
+              <w:bottom w:type="dxa" w:w="50"/>
+              <w:right w:type="dxa" w:w="60"/>
+            </w:tcMar>
+          </w:tcPr>
+          <w:p>
+            <w:pPr>
+              <w:bidi/>
+              <w:spacing w:after="0" w:line="260"/>
+              <w:jc w:val="center"/>
+            </w:pPr>
+            <w:r>
+              <w:rPr>
+                <w:rFonts w:ascii="Arial" w:cs="Arial" w:eastAsia="Arial" w:hAnsi="Arial"/>
+                <w:b w:val="false"/>
+                <w:bCs w:val="false"/>
+                <w:sz w:val="19"/>
+                <w:szCs w:val="19"/>
+                <w:rtl/>
+              </w:rPr>
+              <w:t xml:space="preserve">TL7</w:t>
+            </w:r>
+          </w:p>
+        </w:tc>
+        <w:tc>
+          <w:tcPr>
+            <w:tcW w:type="dxa" w:w="4930"/>
+            <w:tcBorders>
+              <w:top w:val="single" w:color="A6A6A6" w:sz="4"/>
+              <w:left w:val="single" w:color="A6A6A6" w:sz="4"/>
+              <w:bottom w:val="single" w:color="A6A6A6" w:sz="4"/>
+              <w:right w:val="single" w:color="A6A6A6" w:sz="4"/>
+            </w:tcBorders>
+            <w:tcMar>
+              <w:top w:type="dxa" w:w="50"/>
+              <w:left w:type="dxa" w:w="60"/>
+              <w:bottom w:type="dxa" w:w="50"/>
+              <w:right w:type="dxa" w:w="60"/>
+            </w:tcMar>
+          </w:tcPr>
+          <w:p>
+            <w:pPr>
+              <w:bidi/>
+              <w:spacing w:after="0" w:line="260"/>
+            </w:pPr>
+            <w:r>
+              <w:rPr>
+                <w:rFonts w:ascii="Arial" w:cs="Arial" w:eastAsia="Arial" w:hAnsi="Arial"/>
+                <w:b w:val="false"/>
+                <w:bCs w:val="false"/>
+                <w:sz w:val="19"/>
+                <w:szCs w:val="19"/>
+                <w:rtl/>
+              </w:rPr>
+              <w:t xml:space="preserve">ما از افراد بیرون از تیم دعوت می‌کنیم اطلاعاتی ارائه دهند یا با ما بحث کنند.</w:t>
+            </w:r>
+          </w:p>
+        </w:tc>
+        <w:tc>
+          <w:tcPr>
+            <w:tcW w:type="dxa" w:w="560"/>
+            <w:tcBorders>
+              <w:top w:val="single" w:color="A6A6A6" w:sz="4"/>
+              <w:left w:val="single" w:color="A6A6A6" w:sz="4"/>
+              <w:bottom w:val="single" w:color="A6A6A6" w:sz="4"/>
+              <w:right w:val="single" w:color="A6A6A6" w:sz="4"/>
+            </w:tcBorders>
+            <w:tcMar>
+              <w:top w:type="dxa" w:w="50"/>
+              <w:left w:type="dxa" w:w="60"/>
+              <w:bottom w:type="dxa" w:w="50"/>
+              <w:right w:type="dxa" w:w="60"/>
+            </w:tcMar>
+          </w:tcPr>
+          <w:p>
+            <w:pPr>
+              <w:bidi/>
+              <w:spacing w:after="0" w:line="260"/>
+              <w:jc w:val="center"/>
+            </w:pPr>
+            <w:r>
+              <w:rPr>
+                <w:rFonts w:ascii="Arial" w:cs="Arial" w:eastAsia="Arial" w:hAnsi="Arial"/>
+                <w:b w:val="false"/>
+                <w:bCs w:val="false"/>
+                <w:sz w:val="19"/>
+                <w:szCs w:val="19"/>
+                <w:rtl/>
+              </w:rPr>
+              <w:t xml:space="preserve">☐</w:t>
+            </w:r>
+          </w:p>
+        </w:tc>
+        <w:tc>
+          <w:tcPr>
+            <w:tcW w:type="dxa" w:w="560"/>
+            <w:tcBorders>
+              <w:top w:val="single" w:color="A6A6A6" w:sz="4"/>
+              <w:left w:val="single" w:color="A6A6A6" w:sz="4"/>
+              <w:bottom w:val="single" w:color="A6A6A6" w:sz="4"/>
+              <w:right w:val="single" w:color="A6A6A6" w:sz="4"/>
+            </w:tcBorders>
+            <w:tcMar>
+              <w:top w:type="dxa" w:w="50"/>
+              <w:left w:type="dxa" w:w="60"/>
+              <w:bottom w:type="dxa" w:w="50"/>
+              <w:right w:type="dxa" w:w="60"/>
+            </w:tcMar>
+          </w:tcPr>
+          <w:p>
+            <w:pPr>
+              <w:bidi/>
+              <w:spacing w:after="0" w:line="260"/>
+              <w:jc w:val="center"/>
+            </w:pPr>
+            <w:r>
+              <w:rPr>
+                <w:rFonts w:ascii="Arial" w:cs="Arial" w:eastAsia="Arial" w:hAnsi="Arial"/>
+                <w:b w:val="false"/>
+                <w:bCs w:val="false"/>
+                <w:sz w:val="19"/>
+                <w:szCs w:val="19"/>
+                <w:rtl/>
+              </w:rPr>
+              <w:t xml:space="preserve">☐</w:t>
+            </w:r>
+          </w:p>
+        </w:tc>
+        <w:tc>
+          <w:tcPr>
+            <w:tcW w:type="dxa" w:w="560"/>
+            <w:tcBorders>
+              <w:top w:val="single" w:color="A6A6A6" w:sz="4"/>
+              <w:left w:val="single" w:color="A6A6A6" w:sz="4"/>
+              <w:bottom w:val="single" w:color="A6A6A6" w:sz="4"/>
+              <w:right w:val="single" w:color="A6A6A6" w:sz="4"/>
+            </w:tcBorders>
+            <w:tcMar>
+              <w:top w:type="dxa" w:w="50"/>
+              <w:left w:type="dxa" w:w="60"/>
+              <w:bottom w:type="dxa" w:w="50"/>
+              <w:right w:type="dxa" w:w="60"/>
+            </w:tcMar>
+          </w:tcPr>
+          <w:p>
+            <w:pPr>
+              <w:bidi/>
+              <w:spacing w:after="0" w:line="260"/>
+              <w:jc w:val="center"/>
+            </w:pPr>
+            <w:r>
+              <w:rPr>
+                <w:rFonts w:ascii="Arial" w:cs="Arial" w:eastAsia="Arial" w:hAnsi="Arial"/>
+                <w:b w:val="false"/>
+                <w:bCs w:val="false"/>
+                <w:sz w:val="19"/>
+                <w:szCs w:val="19"/>
+                <w:rtl/>
+              </w:rPr>
+              <w:t xml:space="preserve">☐</w:t>
+            </w:r>
+          </w:p>
+        </w:tc>
+        <w:tc>
+          <w:tcPr>
+            <w:tcW w:type="dxa" w:w="560"/>
+            <w:tcBorders>
+              <w:top w:val="single" w:color="A6A6A6" w:sz="4"/>
+              <w:left w:val="single" w:color="A6A6A6" w:sz="4"/>
+              <w:bottom w:val="single" w:color="A6A6A6" w:sz="4"/>
+              <w:right w:val="single" w:color="A6A6A6" w:sz="4"/>
+            </w:tcBorders>
+            <w:tcMar>
+              <w:top w:type="dxa" w:w="50"/>
+              <w:left w:type="dxa" w:w="60"/>
+              <w:bottom w:type="dxa" w:w="50"/>
+              <w:right w:type="dxa" w:w="60"/>
+            </w:tcMar>
+          </w:tcPr>
+          <w:p>
+            <w:pPr>
+              <w:bidi/>
+              <w:spacing w:after="0" w:line="260"/>
+              <w:jc w:val="center"/>
+            </w:pPr>
+            <w:r>
+              <w:rPr>
+                <w:rFonts w:ascii="Arial" w:cs="Arial" w:eastAsia="Arial" w:hAnsi="Arial"/>
+                <w:b w:val="false"/>
+                <w:bCs w:val="false"/>
+                <w:sz w:val="19"/>
+                <w:szCs w:val="19"/>
+                <w:rtl/>
+              </w:rPr>
+              <w:t xml:space="preserve">☐</w:t>
+            </w:r>
+          </w:p>
+        </w:tc>
+        <w:tc>
+          <w:tcPr>
+            <w:tcW w:type="dxa" w:w="560"/>
+            <w:tcBorders>
+              <w:top w:val="single" w:color="A6A6A6" w:sz="4"/>
+              <w:left w:val="single" w:color="A6A6A6" w:sz="4"/>
+              <w:bottom w:val="single" w:color="A6A6A6" w:sz="4"/>
+              <w:right w:val="single" w:color="A6A6A6" w:sz="4"/>
+            </w:tcBorders>
+            <w:tcMar>
+              <w:top w:type="dxa" w:w="50"/>
+              <w:left w:type="dxa" w:w="60"/>
+              <w:bottom w:type="dxa" w:w="50"/>
+              <w:right w:type="dxa" w:w="60"/>
+            </w:tcMar>
+          </w:tcPr>
+          <w:p>
+            <w:pPr>
+              <w:bidi/>
+              <w:spacing w:after="0" w:line="260"/>
+              <w:jc w:val="center"/>
+            </w:pPr>
+            <w:r>
+              <w:rPr>
+                <w:rFonts w:ascii="Arial" w:cs="Arial" w:eastAsia="Arial" w:hAnsi="Arial"/>
+                <w:b w:val="false"/>
+                <w:bCs w:val="false"/>
+                <w:sz w:val="19"/>
+                <w:szCs w:val="19"/>
+                <w:rtl/>
+              </w:rPr>
+              <w:t xml:space="preserve">☐</w:t>
+            </w:r>
+          </w:p>
+        </w:tc>
+        <w:tc>
+          <w:tcPr>
+            <w:tcW w:type="dxa" w:w="560"/>
+            <w:tcBorders>
+              <w:top w:val="single" w:color="A6A6A6" w:sz="4"/>
+              <w:left w:val="single" w:color="A6A6A6" w:sz="4"/>
+              <w:bottom w:val="single" w:color="A6A6A6" w:sz="4"/>
+              <w:right w:val="single" w:color="A6A6A6" w:sz="4"/>
+            </w:tcBorders>
+            <w:tcMar>
+              <w:top w:type="dxa" w:w="50"/>
+              <w:left w:type="dxa" w:w="60"/>
+              <w:bottom w:type="dxa" w:w="50"/>
+              <w:right w:type="dxa" w:w="60"/>
+            </w:tcMar>
+          </w:tcPr>
+          <w:p>
+            <w:pPr>
+              <w:bidi/>
+              <w:spacing w:after="0" w:line="260"/>
+              <w:jc w:val="center"/>
+            </w:pPr>
+            <w:r>
+              <w:rPr>
+                <w:rFonts w:ascii="Arial" w:cs="Arial" w:eastAsia="Arial" w:hAnsi="Arial"/>
+                <w:b w:val="false"/>
+                <w:bCs w:val="false"/>
+                <w:sz w:val="19"/>
+                <w:szCs w:val="19"/>
+                <w:rtl/>
+              </w:rPr>
+              <w:t xml:space="preserve">☐</w:t>
+            </w:r>
+          </w:p>
+        </w:tc>
+        <w:tc>
+          <w:tcPr>
+            <w:tcW w:type="dxa" w:w="560"/>
+            <w:tcBorders>
+              <w:top w:val="single" w:color="A6A6A6" w:sz="4"/>
+              <w:left w:val="single" w:color="A6A6A6" w:sz="4"/>
+              <w:bottom w:val="single" w:color="A6A6A6" w:sz="4"/>
+              <w:right w:val="single" w:color="A6A6A6" w:sz="4"/>
+            </w:tcBorders>
+            <w:tcMar>
+              <w:top w:type="dxa" w:w="50"/>
+              <w:left w:type="dxa" w:w="60"/>
+              <w:bottom w:type="dxa" w:w="50"/>
+              <w:right w:type="dxa" w:w="60"/>
+            </w:tcMar>
+          </w:tcPr>
+          <w:p>
+            <w:pPr>
+              <w:bidi/>
+              <w:spacing w:after="0" w:line="260"/>
+              <w:jc w:val="center"/>
+            </w:pPr>
+            <w:r>
+              <w:rPr>
+                <w:rFonts w:ascii="Arial" w:cs="Arial" w:eastAsia="Arial" w:hAnsi="Arial"/>
+                <w:b w:val="false"/>
+                <w:bCs w:val="false"/>
+                <w:sz w:val="19"/>
+                <w:szCs w:val="19"/>
+                <w:rtl/>
+              </w:rPr>
+              <w:t xml:space="preserve">☐</w:t>
+            </w:r>
+          </w:p>
+        </w:tc>
+      </w:tr>
+    </w:tbl>
+    <w:p>
+      <w:pPr>
+        <w:spacing w:after="80"/>
+      </w:pPr>
+    </w:p>
+    <w:p>
+      <w:pPr>
+        <w:bidi/>
+        <w:spacing w:after="100" w:line="300"/>
+      </w:pPr>
+      <w:r>
+        <w:rPr>
+          <w:rFonts w:ascii="Arial" w:cs="Arial" w:eastAsia="Arial" w:hAnsi="Arial"/>
+          <w:sz w:val="20"/>
+          <w:szCs w:val="20"/>
+          <w:rtl/>
+        </w:rPr>
+        <w:t xml:space="preserve">عملکرد تیم (۱ = بسیار نادرست … ۷ = بسیار درست)</w:t>
+      </w:r>
+    </w:p>
+    <w:tbl>
+      <w:tblPr>
+        <w:bidiVisual/>
+        <w:tblW w:type="dxa" w:w="9500"/>
+        <w:tblBorders>
+          <w:top w:val="single" w:color="auto" w:sz="4"/>
+          <w:left w:val="single" w:color="auto" w:sz="4"/>
+          <w:bottom w:val="single" w:color="auto" w:sz="4"/>
+          <w:right w:val="single" w:color="auto" w:sz="4"/>
+          <w:insideH w:val="single" w:color="auto" w:sz="4"/>
+          <w:insideV w:val="single" w:color="auto" w:sz="4"/>
+        </w:tblBorders>
+      </w:tblPr>
+      <w:tblGrid>
+        <w:gridCol w:w="650"/>
+        <w:gridCol w:w="4930"/>
+        <w:gridCol w:w="560"/>
+        <w:gridCol w:w="560"/>
+        <w:gridCol w:w="560"/>
+        <w:gridCol w:w="560"/>
+        <w:gridCol w:w="560"/>
+        <w:gridCol w:w="560"/>
+        <w:gridCol w:w="560"/>
+      </w:tblGrid>
+      <w:tr>
+        <w:trPr>
+          <w:cantSplit/>
+          <w:tblHeader/>
+        </w:trPr>
+        <w:tc>
+          <w:tcPr>
+            <w:tcW w:type="dxa" w:w="650"/>
+            <w:tcBorders>
+              <w:top w:val="single" w:color="A6A6A6" w:sz="4"/>
+              <w:left w:val="single" w:color="A6A6A6" w:sz="4"/>
+              <w:bottom w:val="single" w:color="A6A6A6" w:sz="4"/>
+              <w:right w:val="single" w:color="A6A6A6" w:sz="4"/>
+            </w:tcBorders>
+            <w:shd w:fill="D9E2F3" w:color="auto" w:val="clear"/>
+            <w:tcMar>
+              <w:top w:type="dxa" w:w="50"/>
+              <w:left w:type="dxa" w:w="60"/>
+              <w:bottom w:type="dxa" w:w="50"/>
+              <w:right w:type="dxa" w:w="60"/>
+            </w:tcMar>
+          </w:tcPr>
+          <w:p>
+            <w:pPr>
+              <w:bidi/>
+              <w:spacing w:after="0" w:line="260"/>
+              <w:jc w:val="center"/>
+            </w:pPr>
+            <w:r>
+              <w:rPr>
+                <w:rFonts w:ascii="Arial" w:cs="Arial" w:eastAsia="Arial" w:hAnsi="Arial"/>
+                <w:b/>
+                <w:bCs/>
+                <w:sz w:val="19"/>
+                <w:szCs w:val="19"/>
+                <w:rtl/>
+              </w:rPr>
+              <w:t xml:space="preserve"/>
+            </w:r>
+          </w:p>
+        </w:tc>
+        <w:tc>
+          <w:tcPr>
+            <w:tcW w:type="dxa" w:w="4930"/>
+            <w:tcBorders>
+              <w:top w:val="single" w:color="A6A6A6" w:sz="4"/>
+              <w:left w:val="single" w:color="A6A6A6" w:sz="4"/>
+              <w:bottom w:val="single" w:color="A6A6A6" w:sz="4"/>
+              <w:right w:val="single" w:color="A6A6A6" w:sz="4"/>
+            </w:tcBorders>
+            <w:shd w:fill="D9E2F3" w:color="auto" w:val="clear"/>
+            <w:tcMar>
+              <w:top w:type="dxa" w:w="50"/>
+              <w:left w:type="dxa" w:w="60"/>
+              <w:bottom w:type="dxa" w:w="50"/>
+              <w:right w:type="dxa" w:w="60"/>
+            </w:tcMar>
+          </w:tcPr>
+          <w:p>
+            <w:pPr>
+              <w:bidi/>
+              <w:spacing w:after="0" w:line="260"/>
+            </w:pPr>
+            <w:r>
+              <w:rPr>
+                <w:rFonts w:ascii="Arial" w:cs="Arial" w:eastAsia="Arial" w:hAnsi="Arial"/>
+                <w:b/>
+                <w:bCs/>
+                <w:sz w:val="19"/>
+                <w:szCs w:val="19"/>
+                <w:rtl/>
+              </w:rPr>
+              <w:t xml:space="preserve">عبارت</w:t>
+            </w:r>
+          </w:p>
+        </w:tc>
+        <w:tc>
+          <w:tcPr>
+            <w:tcW w:type="dxa" w:w="560"/>
+            <w:tcBorders>
+              <w:top w:val="single" w:color="A6A6A6" w:sz="4"/>
+              <w:left w:val="single" w:color="A6A6A6" w:sz="4"/>
+              <w:bottom w:val="single" w:color="A6A6A6" w:sz="4"/>
+              <w:right w:val="single" w:color="A6A6A6" w:sz="4"/>
+            </w:tcBorders>
+            <w:shd w:fill="D9E2F3" w:color="auto" w:val="clear"/>
+            <w:tcMar>
+              <w:top w:type="dxa" w:w="50"/>
+              <w:left w:type="dxa" w:w="60"/>
+              <w:bottom w:type="dxa" w:w="50"/>
+              <w:right w:type="dxa" w:w="60"/>
+            </w:tcMar>
+          </w:tcPr>
+          <w:p>
+            <w:pPr>
+              <w:bidi/>
+              <w:spacing w:after="0" w:line="260"/>
+              <w:jc w:val="center"/>
+            </w:pPr>
+            <w:r>
+              <w:rPr>
+                <w:rFonts w:ascii="Arial" w:cs="Arial" w:eastAsia="Arial" w:hAnsi="Arial"/>
+                <w:b/>
+                <w:bCs/>
+                <w:sz w:val="15"/>
+                <w:szCs w:val="15"/>
+                <w:rtl/>
+              </w:rPr>
+              <w:t xml:space="preserve">۱</w:t>
+            </w:r>
+          </w:p>
+        </w:tc>
+        <w:tc>
+          <w:tcPr>
+            <w:tcW w:type="dxa" w:w="560"/>
+            <w:tcBorders>
+              <w:top w:val="single" w:color="A6A6A6" w:sz="4"/>
+              <w:left w:val="single" w:color="A6A6A6" w:sz="4"/>
+              <w:bottom w:val="single" w:color="A6A6A6" w:sz="4"/>
+              <w:right w:val="single" w:color="A6A6A6" w:sz="4"/>
+            </w:tcBorders>
+            <w:shd w:fill="D9E2F3" w:color="auto" w:val="clear"/>
+            <w:tcMar>
+              <w:top w:type="dxa" w:w="50"/>
+              <w:left w:type="dxa" w:w="60"/>
+              <w:bottom w:type="dxa" w:w="50"/>
+              <w:right w:type="dxa" w:w="60"/>
+            </w:tcMar>
+          </w:tcPr>
+          <w:p>
+            <w:pPr>
+              <w:bidi/>
+              <w:spacing w:after="0" w:line="260"/>
+              <w:jc w:val="center"/>
+            </w:pPr>
+            <w:r>
+              <w:rPr>
+                <w:rFonts w:ascii="Arial" w:cs="Arial" w:eastAsia="Arial" w:hAnsi="Arial"/>
+                <w:b/>
+                <w:bCs/>
+                <w:sz w:val="15"/>
+                <w:szCs w:val="15"/>
+                <w:rtl/>
+              </w:rPr>
+              <w:t xml:space="preserve">۲</w:t>
+            </w:r>
+          </w:p>
+        </w:tc>
+        <w:tc>
+          <w:tcPr>
+            <w:tcW w:type="dxa" w:w="560"/>
+            <w:tcBorders>
+              <w:top w:val="single" w:color="A6A6A6" w:sz="4"/>
+              <w:left w:val="single" w:color="A6A6A6" w:sz="4"/>
+              <w:bottom w:val="single" w:color="A6A6A6" w:sz="4"/>
+              <w:right w:val="single" w:color="A6A6A6" w:sz="4"/>
+            </w:tcBorders>
+            <w:shd w:fill="D9E2F3" w:color="auto" w:val="clear"/>
+            <w:tcMar>
+              <w:top w:type="dxa" w:w="50"/>
+              <w:left w:type="dxa" w:w="60"/>
+              <w:bottom w:type="dxa" w:w="50"/>
+              <w:right w:type="dxa" w:w="60"/>
+            </w:tcMar>
+          </w:tcPr>
+          <w:p>
+            <w:pPr>
+              <w:bidi/>
+              <w:spacing w:after="0" w:line="260"/>
+              <w:jc w:val="center"/>
+            </w:pPr>
+            <w:r>
+              <w:rPr>
+                <w:rFonts w:ascii="Arial" w:cs="Arial" w:eastAsia="Arial" w:hAnsi="Arial"/>
+                <w:b/>
+                <w:bCs/>
+                <w:sz w:val="15"/>
+                <w:szCs w:val="15"/>
+                <w:rtl/>
+              </w:rPr>
+              <w:t xml:space="preserve">۳</w:t>
+            </w:r>
+          </w:p>
+        </w:tc>
+        <w:tc>
+          <w:tcPr>
+            <w:tcW w:type="dxa" w:w="560"/>
+            <w:tcBorders>
+              <w:top w:val="single" w:color="A6A6A6" w:sz="4"/>
+              <w:left w:val="single" w:color="A6A6A6" w:sz="4"/>
+              <w:bottom w:val="single" w:color="A6A6A6" w:sz="4"/>
+              <w:right w:val="single" w:color="A6A6A6" w:sz="4"/>
+            </w:tcBorders>
+            <w:shd w:fill="D9E2F3" w:color="auto" w:val="clear"/>
+            <w:tcMar>
+              <w:top w:type="dxa" w:w="50"/>
+              <w:left w:type="dxa" w:w="60"/>
+              <w:bottom w:type="dxa" w:w="50"/>
+              <w:right w:type="dxa" w:w="60"/>
+            </w:tcMar>
+          </w:tcPr>
+          <w:p>
+            <w:pPr>
+              <w:bidi/>
+              <w:spacing w:after="0" w:line="260"/>
+              <w:jc w:val="center"/>
+            </w:pPr>
+            <w:r>
+              <w:rPr>
+                <w:rFonts w:ascii="Arial" w:cs="Arial" w:eastAsia="Arial" w:hAnsi="Arial"/>
+                <w:b/>
+                <w:bCs/>
+                <w:sz w:val="15"/>
+                <w:szCs w:val="15"/>
+                <w:rtl/>
+              </w:rPr>
+              <w:t xml:space="preserve">۴</w:t>
+            </w:r>
+          </w:p>
+        </w:tc>
+        <w:tc>
+          <w:tcPr>
+            <w:tcW w:type="dxa" w:w="560"/>
+            <w:tcBorders>
+              <w:top w:val="single" w:color="A6A6A6" w:sz="4"/>
+              <w:left w:val="single" w:color="A6A6A6" w:sz="4"/>
+              <w:bottom w:val="single" w:color="A6A6A6" w:sz="4"/>
+              <w:right w:val="single" w:color="A6A6A6" w:sz="4"/>
+            </w:tcBorders>
+            <w:shd w:fill="D9E2F3" w:color="auto" w:val="clear"/>
+            <w:tcMar>
+              <w:top w:type="dxa" w:w="50"/>
+              <w:left w:type="dxa" w:w="60"/>
+              <w:bottom w:type="dxa" w:w="50"/>
+              <w:right w:type="dxa" w:w="60"/>
+            </w:tcMar>
+          </w:tcPr>
+          <w:p>
+            <w:pPr>
+              <w:bidi/>
+              <w:spacing w:after="0" w:line="260"/>
+              <w:jc w:val="center"/>
+            </w:pPr>
+            <w:r>
+              <w:rPr>
+                <w:rFonts w:ascii="Arial" w:cs="Arial" w:eastAsia="Arial" w:hAnsi="Arial"/>
+                <w:b/>
+                <w:bCs/>
+                <w:sz w:val="15"/>
+                <w:szCs w:val="15"/>
+                <w:rtl/>
+              </w:rPr>
+              <w:t xml:space="preserve">۵</w:t>
+            </w:r>
+          </w:p>
+        </w:tc>
+        <w:tc>
+          <w:tcPr>
+            <w:tcW w:type="dxa" w:w="560"/>
+            <w:tcBorders>
+              <w:top w:val="single" w:color="A6A6A6" w:sz="4"/>
+              <w:left w:val="single" w:color="A6A6A6" w:sz="4"/>
+              <w:bottom w:val="single" w:color="A6A6A6" w:sz="4"/>
+              <w:right w:val="single" w:color="A6A6A6" w:sz="4"/>
+            </w:tcBorders>
+            <w:shd w:fill="D9E2F3" w:color="auto" w:val="clear"/>
+            <w:tcMar>
+              <w:top w:type="dxa" w:w="50"/>
+              <w:left w:type="dxa" w:w="60"/>
+              <w:bottom w:type="dxa" w:w="50"/>
+              <w:right w:type="dxa" w:w="60"/>
+            </w:tcMar>
+          </w:tcPr>
+          <w:p>
+            <w:pPr>
+              <w:bidi/>
+              <w:spacing w:after="0" w:line="260"/>
+              <w:jc w:val="center"/>
+            </w:pPr>
+            <w:r>
+              <w:rPr>
+                <w:rFonts w:ascii="Arial" w:cs="Arial" w:eastAsia="Arial" w:hAnsi="Arial"/>
+                <w:b/>
+                <w:bCs/>
+                <w:sz w:val="15"/>
+                <w:szCs w:val="15"/>
+                <w:rtl/>
+              </w:rPr>
+              <w:t xml:space="preserve">۶</w:t>
+            </w:r>
+          </w:p>
+        </w:tc>
+        <w:tc>
+          <w:tcPr>
+            <w:tcW w:type="dxa" w:w="560"/>
+            <w:tcBorders>
+              <w:top w:val="single" w:color="A6A6A6" w:sz="4"/>
+              <w:left w:val="single" w:color="A6A6A6" w:sz="4"/>
+              <w:bottom w:val="single" w:color="A6A6A6" w:sz="4"/>
+              <w:right w:val="single" w:color="A6A6A6" w:sz="4"/>
+            </w:tcBorders>
+            <w:shd w:fill="D9E2F3" w:color="auto" w:val="clear"/>
+            <w:tcMar>
+              <w:top w:type="dxa" w:w="50"/>
+              <w:left w:type="dxa" w:w="60"/>
+              <w:bottom w:type="dxa" w:w="50"/>
+              <w:right w:type="dxa" w:w="60"/>
+            </w:tcMar>
+          </w:tcPr>
+          <w:p>
+            <w:pPr>
+              <w:bidi/>
+              <w:spacing w:after="0" w:line="260"/>
+              <w:jc w:val="center"/>
+            </w:pPr>
+            <w:r>
+              <w:rPr>
+                <w:rFonts w:ascii="Arial" w:cs="Arial" w:eastAsia="Arial" w:hAnsi="Arial"/>
+                <w:b/>
+                <w:bCs/>
+                <w:sz w:val="15"/>
+                <w:szCs w:val="15"/>
+                <w:rtl/>
+              </w:rPr>
+              <w:t xml:space="preserve">۷</w:t>
+            </w:r>
+          </w:p>
+        </w:tc>
+      </w:tr>
+      <w:tr>
+        <w:trPr>
+          <w:cantSplit/>
+          <w:tblHeader w:val="false"/>
+        </w:trPr>
+        <w:tc>
+          <w:tcPr>
+            <w:tcW w:type="dxa" w:w="650"/>
+            <w:tcBorders>
+              <w:top w:val="single" w:color="A6A6A6" w:sz="4"/>
+              <w:left w:val="single" w:color="A6A6A6" w:sz="4"/>
+              <w:bottom w:val="single" w:color="A6A6A6" w:sz="4"/>
+              <w:right w:val="single" w:color="A6A6A6" w:sz="4"/>
+            </w:tcBorders>
+            <w:tcMar>
+              <w:top w:type="dxa" w:w="50"/>
+              <w:left w:type="dxa" w:w="60"/>
+              <w:bottom w:type="dxa" w:w="50"/>
+              <w:right w:type="dxa" w:w="60"/>
+            </w:tcMar>
+          </w:tcPr>
+          <w:p>
+            <w:pPr>
+              <w:bidi/>
+              <w:spacing w:after="0" w:line="260"/>
+              <w:jc w:val="center"/>
+            </w:pPr>
+            <w:r>
+              <w:rPr>
+                <w:rFonts w:ascii="Arial" w:cs="Arial" w:eastAsia="Arial" w:hAnsi="Arial"/>
+                <w:b w:val="false"/>
+                <w:bCs w:val="false"/>
+                <w:sz w:val="19"/>
+                <w:szCs w:val="19"/>
+                <w:rtl/>
+              </w:rPr>
+              <w:t xml:space="preserve">TP1</w:t>
+            </w:r>
+          </w:p>
+        </w:tc>
+        <w:tc>
+          <w:tcPr>
+            <w:tcW w:type="dxa" w:w="4930"/>
+            <w:tcBorders>
+              <w:top w:val="single" w:color="A6A6A6" w:sz="4"/>
+              <w:left w:val="single" w:color="A6A6A6" w:sz="4"/>
+              <w:bottom w:val="single" w:color="A6A6A6" w:sz="4"/>
+              <w:right w:val="single" w:color="A6A6A6" w:sz="4"/>
+            </w:tcBorders>
+            <w:tcMar>
+              <w:top w:type="dxa" w:w="50"/>
+              <w:left w:type="dxa" w:w="60"/>
+              <w:bottom w:type="dxa" w:w="50"/>
+              <w:right w:type="dxa" w:w="60"/>
+            </w:tcMar>
+          </w:tcPr>
+          <w:p>
+            <w:pPr>
+              <w:bidi/>
+              <w:spacing w:after="0" w:line="260"/>
+            </w:pPr>
+            <w:r>
+              <w:rPr>
+                <w:rFonts w:ascii="Arial" w:cs="Arial" w:eastAsia="Arial" w:hAnsi="Arial"/>
+                <w:b w:val="false"/>
+                <w:bCs w:val="false"/>
+                <w:sz w:val="19"/>
+                <w:szCs w:val="19"/>
+                <w:rtl/>
+              </w:rPr>
+              <w:t xml:space="preserve">اخیراً به نظر می‌رسد سطح عملکرد و دستاوردهای این تیم کمی «افت» کرده است.</w:t>
+            </w:r>
+          </w:p>
+        </w:tc>
+        <w:tc>
+          <w:tcPr>
+            <w:tcW w:type="dxa" w:w="560"/>
+            <w:tcBorders>
+              <w:top w:val="single" w:color="A6A6A6" w:sz="4"/>
+              <w:left w:val="single" w:color="A6A6A6" w:sz="4"/>
+              <w:bottom w:val="single" w:color="A6A6A6" w:sz="4"/>
+              <w:right w:val="single" w:color="A6A6A6" w:sz="4"/>
+            </w:tcBorders>
+            <w:tcMar>
+              <w:top w:type="dxa" w:w="50"/>
+              <w:left w:type="dxa" w:w="60"/>
+              <w:bottom w:type="dxa" w:w="50"/>
+              <w:right w:type="dxa" w:w="60"/>
+            </w:tcMar>
+          </w:tcPr>
+          <w:p>
+            <w:pPr>
+              <w:bidi/>
+              <w:spacing w:after="0" w:line="260"/>
+              <w:jc w:val="center"/>
+            </w:pPr>
+            <w:r>
+              <w:rPr>
+                <w:rFonts w:ascii="Arial" w:cs="Arial" w:eastAsia="Arial" w:hAnsi="Arial"/>
+                <w:b w:val="false"/>
+                <w:bCs w:val="false"/>
+                <w:sz w:val="19"/>
+                <w:szCs w:val="19"/>
+                <w:rtl/>
+              </w:rPr>
+              <w:t xml:space="preserve">☐</w:t>
+            </w:r>
+          </w:p>
+        </w:tc>
+        <w:tc>
+          <w:tcPr>
+            <w:tcW w:type="dxa" w:w="560"/>
+            <w:tcBorders>
+              <w:top w:val="single" w:color="A6A6A6" w:sz="4"/>
+              <w:left w:val="single" w:color="A6A6A6" w:sz="4"/>
+              <w:bottom w:val="single" w:color="A6A6A6" w:sz="4"/>
+              <w:right w:val="single" w:color="A6A6A6" w:sz="4"/>
+            </w:tcBorders>
+            <w:tcMar>
+              <w:top w:type="dxa" w:w="50"/>
+              <w:left w:type="dxa" w:w="60"/>
+              <w:bottom w:type="dxa" w:w="50"/>
+              <w:right w:type="dxa" w:w="60"/>
+            </w:tcMar>
+          </w:tcPr>
+          <w:p>
+            <w:pPr>
+              <w:bidi/>
+              <w:spacing w:after="0" w:line="260"/>
+              <w:jc w:val="center"/>
+            </w:pPr>
+            <w:r>
+              <w:rPr>
+                <w:rFonts w:ascii="Arial" w:cs="Arial" w:eastAsia="Arial" w:hAnsi="Arial"/>
+                <w:b w:val="false"/>
+                <w:bCs w:val="false"/>
+                <w:sz w:val="19"/>
+                <w:szCs w:val="19"/>
+                <w:rtl/>
+              </w:rPr>
+              <w:t xml:space="preserve">☐</w:t>
+            </w:r>
+          </w:p>
+        </w:tc>
+        <w:tc>
+          <w:tcPr>
+            <w:tcW w:type="dxa" w:w="560"/>
+            <w:tcBorders>
+              <w:top w:val="single" w:color="A6A6A6" w:sz="4"/>
+              <w:left w:val="single" w:color="A6A6A6" w:sz="4"/>
+              <w:bottom w:val="single" w:color="A6A6A6" w:sz="4"/>
+              <w:right w:val="single" w:color="A6A6A6" w:sz="4"/>
+            </w:tcBorders>
+            <w:tcMar>
+              <w:top w:type="dxa" w:w="50"/>
+              <w:left w:type="dxa" w:w="60"/>
+              <w:bottom w:type="dxa" w:w="50"/>
+              <w:right w:type="dxa" w:w="60"/>
+            </w:tcMar>
+          </w:tcPr>
+          <w:p>
+            <w:pPr>
+              <w:bidi/>
+              <w:spacing w:after="0" w:line="260"/>
+              <w:jc w:val="center"/>
+            </w:pPr>
+            <w:r>
+              <w:rPr>
+                <w:rFonts w:ascii="Arial" w:cs="Arial" w:eastAsia="Arial" w:hAnsi="Arial"/>
+                <w:b w:val="false"/>
+                <w:bCs w:val="false"/>
+                <w:sz w:val="19"/>
+                <w:szCs w:val="19"/>
+                <w:rtl/>
+              </w:rPr>
+              <w:t xml:space="preserve">☐</w:t>
+            </w:r>
+          </w:p>
+        </w:tc>
+        <w:tc>
+          <w:tcPr>
+            <w:tcW w:type="dxa" w:w="560"/>
+            <w:tcBorders>
+              <w:top w:val="single" w:color="A6A6A6" w:sz="4"/>
+              <w:left w:val="single" w:color="A6A6A6" w:sz="4"/>
+              <w:bottom w:val="single" w:color="A6A6A6" w:sz="4"/>
+              <w:right w:val="single" w:color="A6A6A6" w:sz="4"/>
+            </w:tcBorders>
+            <w:tcMar>
+              <w:top w:type="dxa" w:w="50"/>
+              <w:left w:type="dxa" w:w="60"/>
+              <w:bottom w:type="dxa" w:w="50"/>
+              <w:right w:type="dxa" w:w="60"/>
+            </w:tcMar>
+          </w:tcPr>
+          <w:p>
+            <w:pPr>
+              <w:bidi/>
+              <w:spacing w:after="0" w:line="260"/>
+              <w:jc w:val="center"/>
+            </w:pPr>
+            <w:r>
+              <w:rPr>
+                <w:rFonts w:ascii="Arial" w:cs="Arial" w:eastAsia="Arial" w:hAnsi="Arial"/>
+                <w:b w:val="false"/>
+                <w:bCs w:val="false"/>
+                <w:sz w:val="19"/>
+                <w:szCs w:val="19"/>
+                <w:rtl/>
+              </w:rPr>
+              <w:t xml:space="preserve">☐</w:t>
+            </w:r>
+          </w:p>
+        </w:tc>
+        <w:tc>
+          <w:tcPr>
+            <w:tcW w:type="dxa" w:w="560"/>
+            <w:tcBorders>
+              <w:top w:val="single" w:color="A6A6A6" w:sz="4"/>
+              <w:left w:val="single" w:color="A6A6A6" w:sz="4"/>
+              <w:bottom w:val="single" w:color="A6A6A6" w:sz="4"/>
+              <w:right w:val="single" w:color="A6A6A6" w:sz="4"/>
+            </w:tcBorders>
+            <w:tcMar>
+              <w:top w:type="dxa" w:w="50"/>
+              <w:left w:type="dxa" w:w="60"/>
+              <w:bottom w:type="dxa" w:w="50"/>
+              <w:right w:type="dxa" w:w="60"/>
+            </w:tcMar>
+          </w:tcPr>
+          <w:p>
+            <w:pPr>
+              <w:bidi/>
+              <w:spacing w:after="0" w:line="260"/>
+              <w:jc w:val="center"/>
+            </w:pPr>
+            <w:r>
+              <w:rPr>
+                <w:rFonts w:ascii="Arial" w:cs="Arial" w:eastAsia="Arial" w:hAnsi="Arial"/>
+                <w:b w:val="false"/>
+                <w:bCs w:val="false"/>
+                <w:sz w:val="19"/>
+                <w:szCs w:val="19"/>
+                <w:rtl/>
+              </w:rPr>
+              <w:t xml:space="preserve">☐</w:t>
+            </w:r>
+          </w:p>
+        </w:tc>
+        <w:tc>
+          <w:tcPr>
+            <w:tcW w:type="dxa" w:w="560"/>
+            <w:tcBorders>
+              <w:top w:val="single" w:color="A6A6A6" w:sz="4"/>
+              <w:left w:val="single" w:color="A6A6A6" w:sz="4"/>
+              <w:bottom w:val="single" w:color="A6A6A6" w:sz="4"/>
+              <w:right w:val="single" w:color="A6A6A6" w:sz="4"/>
+            </w:tcBorders>
+            <w:tcMar>
+              <w:top w:type="dxa" w:w="50"/>
+              <w:left w:type="dxa" w:w="60"/>
+              <w:bottom w:type="dxa" w:w="50"/>
+              <w:right w:type="dxa" w:w="60"/>
+            </w:tcMar>
+          </w:tcPr>
+          <w:p>
+            <w:pPr>
+              <w:bidi/>
+              <w:spacing w:after="0" w:line="260"/>
+              <w:jc w:val="center"/>
+            </w:pPr>
+            <w:r>
+              <w:rPr>
+                <w:rFonts w:ascii="Arial" w:cs="Arial" w:eastAsia="Arial" w:hAnsi="Arial"/>
+                <w:b w:val="false"/>
+                <w:bCs w:val="false"/>
+                <w:sz w:val="19"/>
+                <w:szCs w:val="19"/>
+                <w:rtl/>
+              </w:rPr>
+              <w:t xml:space="preserve">☐</w:t>
+            </w:r>
+          </w:p>
+        </w:tc>
+        <w:tc>
+          <w:tcPr>
+            <w:tcW w:type="dxa" w:w="560"/>
+            <w:tcBorders>
+              <w:top w:val="single" w:color="A6A6A6" w:sz="4"/>
+              <w:left w:val="single" w:color="A6A6A6" w:sz="4"/>
+              <w:bottom w:val="single" w:color="A6A6A6" w:sz="4"/>
+              <w:right w:val="single" w:color="A6A6A6" w:sz="4"/>
+            </w:tcBorders>
+            <w:tcMar>
+              <w:top w:type="dxa" w:w="50"/>
+              <w:left w:type="dxa" w:w="60"/>
+              <w:bottom w:type="dxa" w:w="50"/>
+              <w:right w:type="dxa" w:w="60"/>
+            </w:tcMar>
+          </w:tcPr>
+          <w:p>
+            <w:pPr>
+              <w:bidi/>
+              <w:spacing w:after="0" w:line="260"/>
+              <w:jc w:val="center"/>
+            </w:pPr>
+            <w:r>
+              <w:rPr>
+                <w:rFonts w:ascii="Arial" w:cs="Arial" w:eastAsia="Arial" w:hAnsi="Arial"/>
+                <w:b w:val="false"/>
+                <w:bCs w:val="false"/>
+                <w:sz w:val="19"/>
+                <w:szCs w:val="19"/>
+                <w:rtl/>
+              </w:rPr>
+              <w:t xml:space="preserve">☐</w:t>
+            </w:r>
+          </w:p>
+        </w:tc>
+      </w:tr>
+      <w:tr>
+        <w:trPr>
+          <w:cantSplit/>
+          <w:tblHeader w:val="false"/>
+        </w:trPr>
+        <w:tc>
+          <w:tcPr>
+            <w:tcW w:type="dxa" w:w="650"/>
+            <w:tcBorders>
+              <w:top w:val="single" w:color="A6A6A6" w:sz="4"/>
+              <w:left w:val="single" w:color="A6A6A6" w:sz="4"/>
+              <w:bottom w:val="single" w:color="A6A6A6" w:sz="4"/>
+              <w:right w:val="single" w:color="A6A6A6" w:sz="4"/>
+            </w:tcBorders>
+            <w:tcMar>
+              <w:top w:type="dxa" w:w="50"/>
+              <w:left w:type="dxa" w:w="60"/>
+              <w:bottom w:type="dxa" w:w="50"/>
+              <w:right w:type="dxa" w:w="60"/>
+            </w:tcMar>
+          </w:tcPr>
+          <w:p>
+            <w:pPr>
+              <w:bidi/>
+              <w:spacing w:after="0" w:line="260"/>
+              <w:jc w:val="center"/>
+            </w:pPr>
+            <w:r>
+              <w:rPr>
+                <w:rFonts w:ascii="Arial" w:cs="Arial" w:eastAsia="Arial" w:hAnsi="Arial"/>
+                <w:b w:val="false"/>
+                <w:bCs w:val="false"/>
+                <w:sz w:val="19"/>
+                <w:szCs w:val="19"/>
+                <w:rtl/>
+              </w:rPr>
+              <w:t xml:space="preserve">TP2</w:t>
+            </w:r>
+          </w:p>
+        </w:tc>
+        <w:tc>
+          <w:tcPr>
+            <w:tcW w:type="dxa" w:w="4930"/>
+            <w:tcBorders>
+              <w:top w:val="single" w:color="A6A6A6" w:sz="4"/>
+              <w:left w:val="single" w:color="A6A6A6" w:sz="4"/>
+              <w:bottom w:val="single" w:color="A6A6A6" w:sz="4"/>
+              <w:right w:val="single" w:color="A6A6A6" w:sz="4"/>
+            </w:tcBorders>
+            <w:tcMar>
+              <w:top w:type="dxa" w:w="50"/>
+              <w:left w:type="dxa" w:w="60"/>
+              <w:bottom w:type="dxa" w:w="50"/>
+              <w:right w:type="dxa" w:w="60"/>
+            </w:tcMar>
+          </w:tcPr>
+          <w:p>
+            <w:pPr>
+              <w:bidi/>
+              <w:spacing w:after="0" w:line="260"/>
+            </w:pPr>
+            <w:r>
+              <w:rPr>
+                <w:rFonts w:ascii="Arial" w:cs="Arial" w:eastAsia="Arial" w:hAnsi="Arial"/>
+                <w:b w:val="false"/>
+                <w:bCs w:val="false"/>
+                <w:sz w:val="19"/>
+                <w:szCs w:val="19"/>
+                <w:rtl/>
+              </w:rPr>
+              <w:t xml:space="preserve">کسانی که کار این تیم را دریافت یا استفاده می‌کنند اغلب از کار ما شکایت دارند.</w:t>
+            </w:r>
+          </w:p>
+        </w:tc>
+        <w:tc>
+          <w:tcPr>
+            <w:tcW w:type="dxa" w:w="560"/>
+            <w:tcBorders>
+              <w:top w:val="single" w:color="A6A6A6" w:sz="4"/>
+              <w:left w:val="single" w:color="A6A6A6" w:sz="4"/>
+              <w:bottom w:val="single" w:color="A6A6A6" w:sz="4"/>
+              <w:right w:val="single" w:color="A6A6A6" w:sz="4"/>
+            </w:tcBorders>
+            <w:tcMar>
+              <w:top w:type="dxa" w:w="50"/>
+              <w:left w:type="dxa" w:w="60"/>
+              <w:bottom w:type="dxa" w:w="50"/>
+              <w:right w:type="dxa" w:w="60"/>
+            </w:tcMar>
+          </w:tcPr>
+          <w:p>
+            <w:pPr>
+              <w:bidi/>
+              <w:spacing w:after="0" w:line="260"/>
+              <w:jc w:val="center"/>
+            </w:pPr>
+            <w:r>
+              <w:rPr>
+                <w:rFonts w:ascii="Arial" w:cs="Arial" w:eastAsia="Arial" w:hAnsi="Arial"/>
+                <w:b w:val="false"/>
+                <w:bCs w:val="false"/>
+                <w:sz w:val="19"/>
+                <w:szCs w:val="19"/>
+                <w:rtl/>
+              </w:rPr>
+              <w:t xml:space="preserve">☐</w:t>
+            </w:r>
+          </w:p>
+        </w:tc>
+        <w:tc>
+          <w:tcPr>
+            <w:tcW w:type="dxa" w:w="560"/>
+            <w:tcBorders>
+              <w:top w:val="single" w:color="A6A6A6" w:sz="4"/>
+              <w:left w:val="single" w:color="A6A6A6" w:sz="4"/>
+              <w:bottom w:val="single" w:color="A6A6A6" w:sz="4"/>
+              <w:right w:val="single" w:color="A6A6A6" w:sz="4"/>
+            </w:tcBorders>
+            <w:tcMar>
+              <w:top w:type="dxa" w:w="50"/>
+              <w:left w:type="dxa" w:w="60"/>
+              <w:bottom w:type="dxa" w:w="50"/>
+              <w:right w:type="dxa" w:w="60"/>
+            </w:tcMar>
+          </w:tcPr>
+          <w:p>
+            <w:pPr>
+              <w:bidi/>
+              <w:spacing w:after="0" w:line="260"/>
+              <w:jc w:val="center"/>
+            </w:pPr>
+            <w:r>
+              <w:rPr>
+                <w:rFonts w:ascii="Arial" w:cs="Arial" w:eastAsia="Arial" w:hAnsi="Arial"/>
+                <w:b w:val="false"/>
+                <w:bCs w:val="false"/>
+                <w:sz w:val="19"/>
+                <w:szCs w:val="19"/>
+                <w:rtl/>
+              </w:rPr>
+              <w:t xml:space="preserve">☐</w:t>
+            </w:r>
+          </w:p>
+        </w:tc>
+        <w:tc>
+          <w:tcPr>
+            <w:tcW w:type="dxa" w:w="560"/>
+            <w:tcBorders>
+              <w:top w:val="single" w:color="A6A6A6" w:sz="4"/>
+              <w:left w:val="single" w:color="A6A6A6" w:sz="4"/>
+              <w:bottom w:val="single" w:color="A6A6A6" w:sz="4"/>
+              <w:right w:val="single" w:color="A6A6A6" w:sz="4"/>
+            </w:tcBorders>
+            <w:tcMar>
+              <w:top w:type="dxa" w:w="50"/>
+              <w:left w:type="dxa" w:w="60"/>
+              <w:bottom w:type="dxa" w:w="50"/>
+              <w:right w:type="dxa" w:w="60"/>
+            </w:tcMar>
+          </w:tcPr>
+          <w:p>
+            <w:pPr>
+              <w:bidi/>
+              <w:spacing w:after="0" w:line="260"/>
+              <w:jc w:val="center"/>
+            </w:pPr>
+            <w:r>
+              <w:rPr>
+                <w:rFonts w:ascii="Arial" w:cs="Arial" w:eastAsia="Arial" w:hAnsi="Arial"/>
+                <w:b w:val="false"/>
+                <w:bCs w:val="false"/>
+                <w:sz w:val="19"/>
+                <w:szCs w:val="19"/>
+                <w:rtl/>
+              </w:rPr>
+              <w:t xml:space="preserve">☐</w:t>
+            </w:r>
+          </w:p>
+        </w:tc>
+        <w:tc>
+          <w:tcPr>
+            <w:tcW w:type="dxa" w:w="560"/>
+            <w:tcBorders>
+              <w:top w:val="single" w:color="A6A6A6" w:sz="4"/>
+              <w:left w:val="single" w:color="A6A6A6" w:sz="4"/>
+              <w:bottom w:val="single" w:color="A6A6A6" w:sz="4"/>
+              <w:right w:val="single" w:color="A6A6A6" w:sz="4"/>
+            </w:tcBorders>
+            <w:tcMar>
+              <w:top w:type="dxa" w:w="50"/>
+              <w:left w:type="dxa" w:w="60"/>
+              <w:bottom w:type="dxa" w:w="50"/>
+              <w:right w:type="dxa" w:w="60"/>
+            </w:tcMar>
+          </w:tcPr>
+          <w:p>
+            <w:pPr>
+              <w:bidi/>
+              <w:spacing w:after="0" w:line="260"/>
+              <w:jc w:val="center"/>
+            </w:pPr>
+            <w:r>
+              <w:rPr>
+                <w:rFonts w:ascii="Arial" w:cs="Arial" w:eastAsia="Arial" w:hAnsi="Arial"/>
+                <w:b w:val="false"/>
+                <w:bCs w:val="false"/>
+                <w:sz w:val="19"/>
+                <w:szCs w:val="19"/>
+                <w:rtl/>
+              </w:rPr>
+              <w:t xml:space="preserve">☐</w:t>
+            </w:r>
+          </w:p>
+        </w:tc>
+        <w:tc>
+          <w:tcPr>
+            <w:tcW w:type="dxa" w:w="560"/>
+            <w:tcBorders>
+              <w:top w:val="single" w:color="A6A6A6" w:sz="4"/>
+              <w:left w:val="single" w:color="A6A6A6" w:sz="4"/>
+              <w:bottom w:val="single" w:color="A6A6A6" w:sz="4"/>
+              <w:right w:val="single" w:color="A6A6A6" w:sz="4"/>
+            </w:tcBorders>
+            <w:tcMar>
+              <w:top w:type="dxa" w:w="50"/>
+              <w:left w:type="dxa" w:w="60"/>
+              <w:bottom w:type="dxa" w:w="50"/>
+              <w:right w:type="dxa" w:w="60"/>
+            </w:tcMar>
+          </w:tcPr>
+          <w:p>
+            <w:pPr>
+              <w:bidi/>
+              <w:spacing w:after="0" w:line="260"/>
+              <w:jc w:val="center"/>
+            </w:pPr>
+            <w:r>
+              <w:rPr>
+                <w:rFonts w:ascii="Arial" w:cs="Arial" w:eastAsia="Arial" w:hAnsi="Arial"/>
+                <w:b w:val="false"/>
+                <w:bCs w:val="false"/>
+                <w:sz w:val="19"/>
+                <w:szCs w:val="19"/>
+                <w:rtl/>
+              </w:rPr>
+              <w:t xml:space="preserve">☐</w:t>
+            </w:r>
+          </w:p>
+        </w:tc>
+        <w:tc>
+          <w:tcPr>
+            <w:tcW w:type="dxa" w:w="560"/>
+            <w:tcBorders>
+              <w:top w:val="single" w:color="A6A6A6" w:sz="4"/>
+              <w:left w:val="single" w:color="A6A6A6" w:sz="4"/>
+              <w:bottom w:val="single" w:color="A6A6A6" w:sz="4"/>
+              <w:right w:val="single" w:color="A6A6A6" w:sz="4"/>
+            </w:tcBorders>
+            <w:tcMar>
+              <w:top w:type="dxa" w:w="50"/>
+              <w:left w:type="dxa" w:w="60"/>
+              <w:bottom w:type="dxa" w:w="50"/>
+              <w:right w:type="dxa" w:w="60"/>
+            </w:tcMar>
+          </w:tcPr>
+          <w:p>
+            <w:pPr>
+              <w:bidi/>
+              <w:spacing w:after="0" w:line="260"/>
+              <w:jc w:val="center"/>
+            </w:pPr>
+            <w:r>
+              <w:rPr>
+                <w:rFonts w:ascii="Arial" w:cs="Arial" w:eastAsia="Arial" w:hAnsi="Arial"/>
+                <w:b w:val="false"/>
+                <w:bCs w:val="false"/>
+                <w:sz w:val="19"/>
+                <w:szCs w:val="19"/>
+                <w:rtl/>
+              </w:rPr>
+              <w:t xml:space="preserve">☐</w:t>
+            </w:r>
+          </w:p>
+        </w:tc>
+        <w:tc>
+          <w:tcPr>
+            <w:tcW w:type="dxa" w:w="560"/>
+            <w:tcBorders>
+              <w:top w:val="single" w:color="A6A6A6" w:sz="4"/>
+              <w:left w:val="single" w:color="A6A6A6" w:sz="4"/>
+              <w:bottom w:val="single" w:color="A6A6A6" w:sz="4"/>
+              <w:right w:val="single" w:color="A6A6A6" w:sz="4"/>
+            </w:tcBorders>
+            <w:tcMar>
+              <w:top w:type="dxa" w:w="50"/>
+              <w:left w:type="dxa" w:w="60"/>
+              <w:bottom w:type="dxa" w:w="50"/>
+              <w:right w:type="dxa" w:w="60"/>
+            </w:tcMar>
+          </w:tcPr>
+          <w:p>
+            <w:pPr>
+              <w:bidi/>
+              <w:spacing w:after="0" w:line="260"/>
+              <w:jc w:val="center"/>
+            </w:pPr>
+            <w:r>
+              <w:rPr>
+                <w:rFonts w:ascii="Arial" w:cs="Arial" w:eastAsia="Arial" w:hAnsi="Arial"/>
+                <w:b w:val="false"/>
+                <w:bCs w:val="false"/>
+                <w:sz w:val="19"/>
+                <w:szCs w:val="19"/>
+                <w:rtl/>
+              </w:rPr>
+              <w:t xml:space="preserve">☐</w:t>
+            </w:r>
+          </w:p>
+        </w:tc>
+      </w:tr>
+      <w:tr>
+        <w:trPr>
+          <w:cantSplit/>
+          <w:tblHeader w:val="false"/>
+        </w:trPr>
+        <w:tc>
+          <w:tcPr>
+            <w:tcW w:type="dxa" w:w="650"/>
+            <w:tcBorders>
+              <w:top w:val="single" w:color="A6A6A6" w:sz="4"/>
+              <w:left w:val="single" w:color="A6A6A6" w:sz="4"/>
+              <w:bottom w:val="single" w:color="A6A6A6" w:sz="4"/>
+              <w:right w:val="single" w:color="A6A6A6" w:sz="4"/>
+            </w:tcBorders>
+            <w:tcMar>
+              <w:top w:type="dxa" w:w="50"/>
+              <w:left w:type="dxa" w:w="60"/>
+              <w:bottom w:type="dxa" w:w="50"/>
+              <w:right w:type="dxa" w:w="60"/>
+            </w:tcMar>
+          </w:tcPr>
+          <w:p>
+            <w:pPr>
+              <w:bidi/>
+              <w:spacing w:after="0" w:line="260"/>
+              <w:jc w:val="center"/>
+            </w:pPr>
+            <w:r>
+              <w:rPr>
+                <w:rFonts w:ascii="Arial" w:cs="Arial" w:eastAsia="Arial" w:hAnsi="Arial"/>
+                <w:b w:val="false"/>
+                <w:bCs w:val="false"/>
+                <w:sz w:val="19"/>
+                <w:szCs w:val="19"/>
+                <w:rtl/>
+              </w:rPr>
+              <w:t xml:space="preserve">TP3</w:t>
+            </w:r>
+          </w:p>
+        </w:tc>
+        <w:tc>
+          <w:tcPr>
+            <w:tcW w:type="dxa" w:w="4930"/>
+            <w:tcBorders>
+              <w:top w:val="single" w:color="A6A6A6" w:sz="4"/>
+              <w:left w:val="single" w:color="A6A6A6" w:sz="4"/>
+              <w:bottom w:val="single" w:color="A6A6A6" w:sz="4"/>
+              <w:right w:val="single" w:color="A6A6A6" w:sz="4"/>
+            </w:tcBorders>
+            <w:tcMar>
+              <w:top w:type="dxa" w:w="50"/>
+              <w:left w:type="dxa" w:w="60"/>
+              <w:bottom w:type="dxa" w:w="50"/>
+              <w:right w:type="dxa" w:w="60"/>
+            </w:tcMar>
+          </w:tcPr>
+          <w:p>
+            <w:pPr>
+              <w:bidi/>
+              <w:spacing w:after="0" w:line="260"/>
+            </w:pPr>
+            <w:r>
+              <w:rPr>
+                <w:rFonts w:ascii="Arial" w:cs="Arial" w:eastAsia="Arial" w:hAnsi="Arial"/>
+                <w:b w:val="false"/>
+                <w:bCs w:val="false"/>
+                <w:sz w:val="19"/>
+                <w:szCs w:val="19"/>
+                <w:rtl/>
+              </w:rPr>
+              <w:t xml:space="preserve">کیفیت کاری که این تیم ارائه می‌دهد در طول زمان بهتر می‌شود.</w:t>
+            </w:r>
+          </w:p>
+        </w:tc>
+        <w:tc>
+          <w:tcPr>
+            <w:tcW w:type="dxa" w:w="560"/>
+            <w:tcBorders>
+              <w:top w:val="single" w:color="A6A6A6" w:sz="4"/>
+              <w:left w:val="single" w:color="A6A6A6" w:sz="4"/>
+              <w:bottom w:val="single" w:color="A6A6A6" w:sz="4"/>
+              <w:right w:val="single" w:color="A6A6A6" w:sz="4"/>
+            </w:tcBorders>
+            <w:tcMar>
+              <w:top w:type="dxa" w:w="50"/>
+              <w:left w:type="dxa" w:w="60"/>
+              <w:bottom w:type="dxa" w:w="50"/>
+              <w:right w:type="dxa" w:w="60"/>
+            </w:tcMar>
+          </w:tcPr>
+          <w:p>
+            <w:pPr>
+              <w:bidi/>
+              <w:spacing w:after="0" w:line="260"/>
+              <w:jc w:val="center"/>
+            </w:pPr>
+            <w:r>
+              <w:rPr>
+                <w:rFonts w:ascii="Arial" w:cs="Arial" w:eastAsia="Arial" w:hAnsi="Arial"/>
+                <w:b w:val="false"/>
+                <w:bCs w:val="false"/>
+                <w:sz w:val="19"/>
+                <w:szCs w:val="19"/>
+                <w:rtl/>
+              </w:rPr>
+              <w:t xml:space="preserve">☐</w:t>
+            </w:r>
+          </w:p>
+        </w:tc>
+        <w:tc>
+          <w:tcPr>
+            <w:tcW w:type="dxa" w:w="560"/>
+            <w:tcBorders>
+              <w:top w:val="single" w:color="A6A6A6" w:sz="4"/>
+              <w:left w:val="single" w:color="A6A6A6" w:sz="4"/>
+              <w:bottom w:val="single" w:color="A6A6A6" w:sz="4"/>
+              <w:right w:val="single" w:color="A6A6A6" w:sz="4"/>
+            </w:tcBorders>
+            <w:tcMar>
+              <w:top w:type="dxa" w:w="50"/>
+              <w:left w:type="dxa" w:w="60"/>
+              <w:bottom w:type="dxa" w:w="50"/>
+              <w:right w:type="dxa" w:w="60"/>
+            </w:tcMar>
+          </w:tcPr>
+          <w:p>
+            <w:pPr>
+              <w:bidi/>
+              <w:spacing w:after="0" w:line="260"/>
+              <w:jc w:val="center"/>
+            </w:pPr>
+            <w:r>
+              <w:rPr>
+                <w:rFonts w:ascii="Arial" w:cs="Arial" w:eastAsia="Arial" w:hAnsi="Arial"/>
+                <w:b w:val="false"/>
+                <w:bCs w:val="false"/>
+                <w:sz w:val="19"/>
+                <w:szCs w:val="19"/>
+                <w:rtl/>
+              </w:rPr>
+              <w:t xml:space="preserve">☐</w:t>
+            </w:r>
+          </w:p>
+        </w:tc>
+        <w:tc>
+          <w:tcPr>
+            <w:tcW w:type="dxa" w:w="560"/>
+            <w:tcBorders>
+              <w:top w:val="single" w:color="A6A6A6" w:sz="4"/>
+              <w:left w:val="single" w:color="A6A6A6" w:sz="4"/>
+              <w:bottom w:val="single" w:color="A6A6A6" w:sz="4"/>
+              <w:right w:val="single" w:color="A6A6A6" w:sz="4"/>
+            </w:tcBorders>
+            <w:tcMar>
+              <w:top w:type="dxa" w:w="50"/>
+              <w:left w:type="dxa" w:w="60"/>
+              <w:bottom w:type="dxa" w:w="50"/>
+              <w:right w:type="dxa" w:w="60"/>
+            </w:tcMar>
+          </w:tcPr>
+          <w:p>
+            <w:pPr>
+              <w:bidi/>
+              <w:spacing w:after="0" w:line="260"/>
+              <w:jc w:val="center"/>
+            </w:pPr>
+            <w:r>
+              <w:rPr>
+                <w:rFonts w:ascii="Arial" w:cs="Arial" w:eastAsia="Arial" w:hAnsi="Arial"/>
+                <w:b w:val="false"/>
+                <w:bCs w:val="false"/>
+                <w:sz w:val="19"/>
+                <w:szCs w:val="19"/>
+                <w:rtl/>
+              </w:rPr>
+              <w:t xml:space="preserve">☐</w:t>
+            </w:r>
+          </w:p>
+        </w:tc>
+        <w:tc>
+          <w:tcPr>
+            <w:tcW w:type="dxa" w:w="560"/>
+            <w:tcBorders>
+              <w:top w:val="single" w:color="A6A6A6" w:sz="4"/>
+              <w:left w:val="single" w:color="A6A6A6" w:sz="4"/>
+              <w:bottom w:val="single" w:color="A6A6A6" w:sz="4"/>
+              <w:right w:val="single" w:color="A6A6A6" w:sz="4"/>
+            </w:tcBorders>
+            <w:tcMar>
+              <w:top w:type="dxa" w:w="50"/>
+              <w:left w:type="dxa" w:w="60"/>
+              <w:bottom w:type="dxa" w:w="50"/>
+              <w:right w:type="dxa" w:w="60"/>
+            </w:tcMar>
+          </w:tcPr>
+          <w:p>
+            <w:pPr>
+              <w:bidi/>
+              <w:spacing w:after="0" w:line="260"/>
+              <w:jc w:val="center"/>
+            </w:pPr>
+            <w:r>
+              <w:rPr>
+                <w:rFonts w:ascii="Arial" w:cs="Arial" w:eastAsia="Arial" w:hAnsi="Arial"/>
+                <w:b w:val="false"/>
+                <w:bCs w:val="false"/>
+                <w:sz w:val="19"/>
+                <w:szCs w:val="19"/>
+                <w:rtl/>
+              </w:rPr>
+              <w:t xml:space="preserve">☐</w:t>
+            </w:r>
+          </w:p>
+        </w:tc>
+        <w:tc>
+          <w:tcPr>
+            <w:tcW w:type="dxa" w:w="560"/>
+            <w:tcBorders>
+              <w:top w:val="single" w:color="A6A6A6" w:sz="4"/>
+              <w:left w:val="single" w:color="A6A6A6" w:sz="4"/>
+              <w:bottom w:val="single" w:color="A6A6A6" w:sz="4"/>
+              <w:right w:val="single" w:color="A6A6A6" w:sz="4"/>
+            </w:tcBorders>
+            <w:tcMar>
+              <w:top w:type="dxa" w:w="50"/>
+              <w:left w:type="dxa" w:w="60"/>
+              <w:bottom w:type="dxa" w:w="50"/>
+              <w:right w:type="dxa" w:w="60"/>
+            </w:tcMar>
+          </w:tcPr>
+          <w:p>
+            <w:pPr>
+              <w:bidi/>
+              <w:spacing w:after="0" w:line="260"/>
+              <w:jc w:val="center"/>
+            </w:pPr>
+            <w:r>
+              <w:rPr>
+                <w:rFonts w:ascii="Arial" w:cs="Arial" w:eastAsia="Arial" w:hAnsi="Arial"/>
+                <w:b w:val="false"/>
+                <w:bCs w:val="false"/>
+                <w:sz w:val="19"/>
+                <w:szCs w:val="19"/>
+                <w:rtl/>
+              </w:rPr>
+              <w:t xml:space="preserve">☐</w:t>
+            </w:r>
+          </w:p>
+        </w:tc>
+        <w:tc>
+          <w:tcPr>
+            <w:tcW w:type="dxa" w:w="560"/>
+            <w:tcBorders>
+              <w:top w:val="single" w:color="A6A6A6" w:sz="4"/>
+              <w:left w:val="single" w:color="A6A6A6" w:sz="4"/>
+              <w:bottom w:val="single" w:color="A6A6A6" w:sz="4"/>
+              <w:right w:val="single" w:color="A6A6A6" w:sz="4"/>
+            </w:tcBorders>
+            <w:tcMar>
+              <w:top w:type="dxa" w:w="50"/>
+              <w:left w:type="dxa" w:w="60"/>
+              <w:bottom w:type="dxa" w:w="50"/>
+              <w:right w:type="dxa" w:w="60"/>
+            </w:tcMar>
+          </w:tcPr>
+          <w:p>
+            <w:pPr>
+              <w:bidi/>
+              <w:spacing w:after="0" w:line="260"/>
+              <w:jc w:val="center"/>
+            </w:pPr>
+            <w:r>
+              <w:rPr>
+                <w:rFonts w:ascii="Arial" w:cs="Arial" w:eastAsia="Arial" w:hAnsi="Arial"/>
+                <w:b w:val="false"/>
+                <w:bCs w:val="false"/>
+                <w:sz w:val="19"/>
+                <w:szCs w:val="19"/>
+                <w:rtl/>
+              </w:rPr>
+              <w:t xml:space="preserve">☐</w:t>
+            </w:r>
+          </w:p>
+        </w:tc>
+        <w:tc>
+          <w:tcPr>
+            <w:tcW w:type="dxa" w:w="560"/>
+            <w:tcBorders>
+              <w:top w:val="single" w:color="A6A6A6" w:sz="4"/>
+              <w:left w:val="single" w:color="A6A6A6" w:sz="4"/>
+              <w:bottom w:val="single" w:color="A6A6A6" w:sz="4"/>
+              <w:right w:val="single" w:color="A6A6A6" w:sz="4"/>
+            </w:tcBorders>
+            <w:tcMar>
+              <w:top w:type="dxa" w:w="50"/>
+              <w:left w:type="dxa" w:w="60"/>
+              <w:bottom w:type="dxa" w:w="50"/>
+              <w:right w:type="dxa" w:w="60"/>
+            </w:tcMar>
+          </w:tcPr>
+          <w:p>
+            <w:pPr>
+              <w:bidi/>
+              <w:spacing w:after="0" w:line="260"/>
+              <w:jc w:val="center"/>
+            </w:pPr>
+            <w:r>
+              <w:rPr>
+                <w:rFonts w:ascii="Arial" w:cs="Arial" w:eastAsia="Arial" w:hAnsi="Arial"/>
+                <w:b w:val="false"/>
+                <w:bCs w:val="false"/>
+                <w:sz w:val="19"/>
+                <w:szCs w:val="19"/>
+                <w:rtl/>
+              </w:rPr>
+              <w:t xml:space="preserve">☐</w:t>
+            </w:r>
+          </w:p>
+        </w:tc>
+      </w:tr>
+      <w:tr>
+        <w:trPr>
+          <w:cantSplit/>
+          <w:tblHeader w:val="false"/>
+        </w:trPr>
+        <w:tc>
+          <w:tcPr>
+            <w:tcW w:type="dxa" w:w="650"/>
+            <w:tcBorders>
+              <w:top w:val="single" w:color="A6A6A6" w:sz="4"/>
+              <w:left w:val="single" w:color="A6A6A6" w:sz="4"/>
+              <w:bottom w:val="single" w:color="A6A6A6" w:sz="4"/>
+              <w:right w:val="single" w:color="A6A6A6" w:sz="4"/>
+            </w:tcBorders>
+            <w:tcMar>
+              <w:top w:type="dxa" w:w="50"/>
+              <w:left w:type="dxa" w:w="60"/>
+              <w:bottom w:type="dxa" w:w="50"/>
+              <w:right w:type="dxa" w:w="60"/>
+            </w:tcMar>
+          </w:tcPr>
+          <w:p>
+            <w:pPr>
+              <w:bidi/>
+              <w:spacing w:after="0" w:line="260"/>
+              <w:jc w:val="center"/>
+            </w:pPr>
+            <w:r>
+              <w:rPr>
+                <w:rFonts w:ascii="Arial" w:cs="Arial" w:eastAsia="Arial" w:hAnsi="Arial"/>
+                <w:b w:val="false"/>
+                <w:bCs w:val="false"/>
+                <w:sz w:val="19"/>
+                <w:szCs w:val="19"/>
+                <w:rtl/>
+              </w:rPr>
+              <w:t xml:space="preserve">TP4</w:t>
+            </w:r>
+          </w:p>
+        </w:tc>
+        <w:tc>
+          <w:tcPr>
+            <w:tcW w:type="dxa" w:w="4930"/>
+            <w:tcBorders>
+              <w:top w:val="single" w:color="A6A6A6" w:sz="4"/>
+              <w:left w:val="single" w:color="A6A6A6" w:sz="4"/>
+              <w:bottom w:val="single" w:color="A6A6A6" w:sz="4"/>
+              <w:right w:val="single" w:color="A6A6A6" w:sz="4"/>
+            </w:tcBorders>
+            <w:tcMar>
+              <w:top w:type="dxa" w:w="50"/>
+              <w:left w:type="dxa" w:w="60"/>
+              <w:bottom w:type="dxa" w:w="50"/>
+              <w:right w:type="dxa" w:w="60"/>
+            </w:tcMar>
+          </w:tcPr>
+          <w:p>
+            <w:pPr>
+              <w:bidi/>
+              <w:spacing w:after="0" w:line="260"/>
+            </w:pPr>
+            <w:r>
+              <w:rPr>
+                <w:rFonts w:ascii="Arial" w:cs="Arial" w:eastAsia="Arial" w:hAnsi="Arial"/>
+                <w:b w:val="false"/>
+                <w:bCs w:val="false"/>
+                <w:sz w:val="19"/>
+                <w:szCs w:val="19"/>
+                <w:rtl/>
+              </w:rPr>
+              <w:t xml:space="preserve">خطاهای مهم کیفی در این تیم زیاد رخ می‌دهد.</w:t>
+            </w:r>
+          </w:p>
+        </w:tc>
+        <w:tc>
+          <w:tcPr>
+            <w:tcW w:type="dxa" w:w="560"/>
+            <w:tcBorders>
+              <w:top w:val="single" w:color="A6A6A6" w:sz="4"/>
+              <w:left w:val="single" w:color="A6A6A6" w:sz="4"/>
+              <w:bottom w:val="single" w:color="A6A6A6" w:sz="4"/>
+              <w:right w:val="single" w:color="A6A6A6" w:sz="4"/>
+            </w:tcBorders>
+            <w:tcMar>
+              <w:top w:type="dxa" w:w="50"/>
+              <w:left w:type="dxa" w:w="60"/>
+              <w:bottom w:type="dxa" w:w="50"/>
+              <w:right w:type="dxa" w:w="60"/>
+            </w:tcMar>
+          </w:tcPr>
+          <w:p>
+            <w:pPr>
+              <w:bidi/>
+              <w:spacing w:after="0" w:line="260"/>
+              <w:jc w:val="center"/>
+            </w:pPr>
+            <w:r>
+              <w:rPr>
+                <w:rFonts w:ascii="Arial" w:cs="Arial" w:eastAsia="Arial" w:hAnsi="Arial"/>
+                <w:b w:val="false"/>
+                <w:bCs w:val="false"/>
+                <w:sz w:val="19"/>
+                <w:szCs w:val="19"/>
+                <w:rtl/>
+              </w:rPr>
+              <w:t xml:space="preserve">☐</w:t>
+            </w:r>
+          </w:p>
+        </w:tc>
+        <w:tc>
+          <w:tcPr>
+            <w:tcW w:type="dxa" w:w="560"/>
+            <w:tcBorders>
+              <w:top w:val="single" w:color="A6A6A6" w:sz="4"/>
+              <w:left w:val="single" w:color="A6A6A6" w:sz="4"/>
+              <w:bottom w:val="single" w:color="A6A6A6" w:sz="4"/>
+              <w:right w:val="single" w:color="A6A6A6" w:sz="4"/>
+            </w:tcBorders>
+            <w:tcMar>
+              <w:top w:type="dxa" w:w="50"/>
+              <w:left w:type="dxa" w:w="60"/>
+              <w:bottom w:type="dxa" w:w="50"/>
+              <w:right w:type="dxa" w:w="60"/>
+            </w:tcMar>
+          </w:tcPr>
+          <w:p>
+            <w:pPr>
+              <w:bidi/>
+              <w:spacing w:after="0" w:line="260"/>
+              <w:jc w:val="center"/>
+            </w:pPr>
+            <w:r>
+              <w:rPr>
+                <w:rFonts w:ascii="Arial" w:cs="Arial" w:eastAsia="Arial" w:hAnsi="Arial"/>
+                <w:b w:val="false"/>
+                <w:bCs w:val="false"/>
+                <w:sz w:val="19"/>
+                <w:szCs w:val="19"/>
+                <w:rtl/>
+              </w:rPr>
+              <w:t xml:space="preserve">☐</w:t>
+            </w:r>
+          </w:p>
+        </w:tc>
+        <w:tc>
+          <w:tcPr>
+            <w:tcW w:type="dxa" w:w="560"/>
+            <w:tcBorders>
+              <w:top w:val="single" w:color="A6A6A6" w:sz="4"/>
+              <w:left w:val="single" w:color="A6A6A6" w:sz="4"/>
+              <w:bottom w:val="single" w:color="A6A6A6" w:sz="4"/>
+              <w:right w:val="single" w:color="A6A6A6" w:sz="4"/>
+            </w:tcBorders>
+            <w:tcMar>
+              <w:top w:type="dxa" w:w="50"/>
+              <w:left w:type="dxa" w:w="60"/>
+              <w:bottom w:type="dxa" w:w="50"/>
+              <w:right w:type="dxa" w:w="60"/>
+            </w:tcMar>
+          </w:tcPr>
+          <w:p>
+            <w:pPr>
+              <w:bidi/>
+              <w:spacing w:after="0" w:line="260"/>
+              <w:jc w:val="center"/>
+            </w:pPr>
+            <w:r>
+              <w:rPr>
+                <w:rFonts w:ascii="Arial" w:cs="Arial" w:eastAsia="Arial" w:hAnsi="Arial"/>
+                <w:b w:val="false"/>
+                <w:bCs w:val="false"/>
+                <w:sz w:val="19"/>
+                <w:szCs w:val="19"/>
+                <w:rtl/>
+              </w:rPr>
+              <w:t xml:space="preserve">☐</w:t>
+            </w:r>
+          </w:p>
+        </w:tc>
+        <w:tc>
+          <w:tcPr>
+            <w:tcW w:type="dxa" w:w="560"/>
+            <w:tcBorders>
+              <w:top w:val="single" w:color="A6A6A6" w:sz="4"/>
+              <w:left w:val="single" w:color="A6A6A6" w:sz="4"/>
+              <w:bottom w:val="single" w:color="A6A6A6" w:sz="4"/>
+              <w:right w:val="single" w:color="A6A6A6" w:sz="4"/>
+            </w:tcBorders>
+            <w:tcMar>
+              <w:top w:type="dxa" w:w="50"/>
+              <w:left w:type="dxa" w:w="60"/>
+              <w:bottom w:type="dxa" w:w="50"/>
+              <w:right w:type="dxa" w:w="60"/>
+            </w:tcMar>
+          </w:tcPr>
+          <w:p>
+            <w:pPr>
+              <w:bidi/>
+              <w:spacing w:after="0" w:line="260"/>
+              <w:jc w:val="center"/>
+            </w:pPr>
+            <w:r>
+              <w:rPr>
+                <w:rFonts w:ascii="Arial" w:cs="Arial" w:eastAsia="Arial" w:hAnsi="Arial"/>
+                <w:b w:val="false"/>
+                <w:bCs w:val="false"/>
+                <w:sz w:val="19"/>
+                <w:szCs w:val="19"/>
+                <w:rtl/>
+              </w:rPr>
+              <w:t xml:space="preserve">☐</w:t>
+            </w:r>
+          </w:p>
+        </w:tc>
+        <w:tc>
+          <w:tcPr>
+            <w:tcW w:type="dxa" w:w="560"/>
+            <w:tcBorders>
+              <w:top w:val="single" w:color="A6A6A6" w:sz="4"/>
+              <w:left w:val="single" w:color="A6A6A6" w:sz="4"/>
+              <w:bottom w:val="single" w:color="A6A6A6" w:sz="4"/>
+              <w:right w:val="single" w:color="A6A6A6" w:sz="4"/>
+            </w:tcBorders>
+            <w:tcMar>
+              <w:top w:type="dxa" w:w="50"/>
+              <w:left w:type="dxa" w:w="60"/>
+              <w:bottom w:type="dxa" w:w="50"/>
+              <w:right w:type="dxa" w:w="60"/>
+            </w:tcMar>
+          </w:tcPr>
+          <w:p>
+            <w:pPr>
+              <w:bidi/>
+              <w:spacing w:after="0" w:line="260"/>
+              <w:jc w:val="center"/>
+            </w:pPr>
+            <w:r>
+              <w:rPr>
+                <w:rFonts w:ascii="Arial" w:cs="Arial" w:eastAsia="Arial" w:hAnsi="Arial"/>
+                <w:b w:val="false"/>
+                <w:bCs w:val="false"/>
+                <w:sz w:val="19"/>
+                <w:szCs w:val="19"/>
+                <w:rtl/>
+              </w:rPr>
+              <w:t xml:space="preserve">☐</w:t>
+            </w:r>
+          </w:p>
+        </w:tc>
+        <w:tc>
+          <w:tcPr>
+            <w:tcW w:type="dxa" w:w="560"/>
+            <w:tcBorders>
+              <w:top w:val="single" w:color="A6A6A6" w:sz="4"/>
+              <w:left w:val="single" w:color="A6A6A6" w:sz="4"/>
+              <w:bottom w:val="single" w:color="A6A6A6" w:sz="4"/>
+              <w:right w:val="single" w:color="A6A6A6" w:sz="4"/>
+            </w:tcBorders>
+            <w:tcMar>
+              <w:top w:type="dxa" w:w="50"/>
+              <w:left w:type="dxa" w:w="60"/>
+              <w:bottom w:type="dxa" w:w="50"/>
+              <w:right w:type="dxa" w:w="60"/>
+            </w:tcMar>
+          </w:tcPr>
+          <w:p>
+            <w:pPr>
+              <w:bidi/>
+              <w:spacing w:after="0" w:line="260"/>
+              <w:jc w:val="center"/>
+            </w:pPr>
+            <w:r>
+              <w:rPr>
+                <w:rFonts w:ascii="Arial" w:cs="Arial" w:eastAsia="Arial" w:hAnsi="Arial"/>
+                <w:b w:val="false"/>
+                <w:bCs w:val="false"/>
+                <w:sz w:val="19"/>
+                <w:szCs w:val="19"/>
+                <w:rtl/>
+              </w:rPr>
+              <w:t xml:space="preserve">☐</w:t>
+            </w:r>
+          </w:p>
+        </w:tc>
+        <w:tc>
+          <w:tcPr>
+            <w:tcW w:type="dxa" w:w="560"/>
+            <w:tcBorders>
+              <w:top w:val="single" w:color="A6A6A6" w:sz="4"/>
+              <w:left w:val="single" w:color="A6A6A6" w:sz="4"/>
+              <w:bottom w:val="single" w:color="A6A6A6" w:sz="4"/>
+              <w:right w:val="single" w:color="A6A6A6" w:sz="4"/>
+            </w:tcBorders>
+            <w:tcMar>
+              <w:top w:type="dxa" w:w="50"/>
+              <w:left w:type="dxa" w:w="60"/>
+              <w:bottom w:type="dxa" w:w="50"/>
+              <w:right w:type="dxa" w:w="60"/>
+            </w:tcMar>
+          </w:tcPr>
+          <w:p>
+            <w:pPr>
+              <w:bidi/>
+              <w:spacing w:after="0" w:line="260"/>
+              <w:jc w:val="center"/>
+            </w:pPr>
+            <w:r>
+              <w:rPr>
+                <w:rFonts w:ascii="Arial" w:cs="Arial" w:eastAsia="Arial" w:hAnsi="Arial"/>
+                <w:b w:val="false"/>
+                <w:bCs w:val="false"/>
+                <w:sz w:val="19"/>
+                <w:szCs w:val="19"/>
+                <w:rtl/>
+              </w:rPr>
+              <w:t xml:space="preserve">☐</w:t>
+            </w:r>
+          </w:p>
+        </w:tc>
+      </w:tr>
+      <w:tr>
+        <w:trPr>
+          <w:cantSplit/>
+          <w:tblHeader w:val="false"/>
+        </w:trPr>
+        <w:tc>
+          <w:tcPr>
+            <w:tcW w:type="dxa" w:w="650"/>
+            <w:tcBorders>
+              <w:top w:val="single" w:color="A6A6A6" w:sz="4"/>
+              <w:left w:val="single" w:color="A6A6A6" w:sz="4"/>
+              <w:bottom w:val="single" w:color="A6A6A6" w:sz="4"/>
+              <w:right w:val="single" w:color="A6A6A6" w:sz="4"/>
+            </w:tcBorders>
+            <w:tcMar>
+              <w:top w:type="dxa" w:w="50"/>
+              <w:left w:type="dxa" w:w="60"/>
+              <w:bottom w:type="dxa" w:w="50"/>
+              <w:right w:type="dxa" w:w="60"/>
+            </w:tcMar>
+          </w:tcPr>
+          <w:p>
+            <w:pPr>
+              <w:bidi/>
+              <w:spacing w:after="0" w:line="260"/>
+              <w:jc w:val="center"/>
+            </w:pPr>
+            <w:r>
+              <w:rPr>
+                <w:rFonts w:ascii="Arial" w:cs="Arial" w:eastAsia="Arial" w:hAnsi="Arial"/>
+                <w:b w:val="false"/>
+                <w:bCs w:val="false"/>
+                <w:sz w:val="19"/>
+                <w:szCs w:val="19"/>
+                <w:rtl/>
+              </w:rPr>
+              <w:t xml:space="preserve">TP5</w:t>
+            </w:r>
+          </w:p>
+        </w:tc>
+        <w:tc>
+          <w:tcPr>
+            <w:tcW w:type="dxa" w:w="4930"/>
+            <w:tcBorders>
+              <w:top w:val="single" w:color="A6A6A6" w:sz="4"/>
+              <w:left w:val="single" w:color="A6A6A6" w:sz="4"/>
+              <w:bottom w:val="single" w:color="A6A6A6" w:sz="4"/>
+              <w:right w:val="single" w:color="A6A6A6" w:sz="4"/>
+            </w:tcBorders>
+            <w:tcMar>
+              <w:top w:type="dxa" w:w="50"/>
+              <w:left w:type="dxa" w:w="60"/>
+              <w:bottom w:type="dxa" w:w="50"/>
+              <w:right w:type="dxa" w:w="60"/>
+            </w:tcMar>
+          </w:tcPr>
+          <w:p>
+            <w:pPr>
+              <w:bidi/>
+              <w:spacing w:after="0" w:line="260"/>
+            </w:pPr>
+            <w:r>
+              <w:rPr>
+                <w:rFonts w:ascii="Arial" w:cs="Arial" w:eastAsia="Arial" w:hAnsi="Arial"/>
+                <w:b w:val="false"/>
+                <w:bCs w:val="false"/>
+                <w:sz w:val="19"/>
+                <w:szCs w:val="19"/>
+                <w:rtl/>
+              </w:rPr>
+              <w:t xml:space="preserve">دیگران در مؤسسه که با این تیم ارتباط دارند اغلب از نحوه‌ی عملکرد آن شکایت می‌کنند.</w:t>
+            </w:r>
+          </w:p>
+        </w:tc>
+        <w:tc>
+          <w:tcPr>
+            <w:tcW w:type="dxa" w:w="560"/>
+            <w:tcBorders>
+              <w:top w:val="single" w:color="A6A6A6" w:sz="4"/>
+              <w:left w:val="single" w:color="A6A6A6" w:sz="4"/>
+              <w:bottom w:val="single" w:color="A6A6A6" w:sz="4"/>
+              <w:right w:val="single" w:color="A6A6A6" w:sz="4"/>
+            </w:tcBorders>
+            <w:tcMar>
+              <w:top w:type="dxa" w:w="50"/>
+              <w:left w:type="dxa" w:w="60"/>
+              <w:bottom w:type="dxa" w:w="50"/>
+              <w:right w:type="dxa" w:w="60"/>
+            </w:tcMar>
+          </w:tcPr>
+          <w:p>
+            <w:pPr>
+              <w:bidi/>
+              <w:spacing w:after="0" w:line="260"/>
+              <w:jc w:val="center"/>
+            </w:pPr>
+            <w:r>
+              <w:rPr>
+                <w:rFonts w:ascii="Arial" w:cs="Arial" w:eastAsia="Arial" w:hAnsi="Arial"/>
+                <w:b w:val="false"/>
+                <w:bCs w:val="false"/>
+                <w:sz w:val="19"/>
+                <w:szCs w:val="19"/>
+                <w:rtl/>
+              </w:rPr>
+              <w:t xml:space="preserve">☐</w:t>
+            </w:r>
+          </w:p>
+        </w:tc>
+        <w:tc>
+          <w:tcPr>
+            <w:tcW w:type="dxa" w:w="560"/>
+            <w:tcBorders>
+              <w:top w:val="single" w:color="A6A6A6" w:sz="4"/>
+              <w:left w:val="single" w:color="A6A6A6" w:sz="4"/>
+              <w:bottom w:val="single" w:color="A6A6A6" w:sz="4"/>
+              <w:right w:val="single" w:color="A6A6A6" w:sz="4"/>
+            </w:tcBorders>
+            <w:tcMar>
+              <w:top w:type="dxa" w:w="50"/>
+              <w:left w:type="dxa" w:w="60"/>
+              <w:bottom w:type="dxa" w:w="50"/>
+              <w:right w:type="dxa" w:w="60"/>
+            </w:tcMar>
+          </w:tcPr>
+          <w:p>
+            <w:pPr>
+              <w:bidi/>
+              <w:spacing w:after="0" w:line="260"/>
+              <w:jc w:val="center"/>
+            </w:pPr>
+            <w:r>
+              <w:rPr>
+                <w:rFonts w:ascii="Arial" w:cs="Arial" w:eastAsia="Arial" w:hAnsi="Arial"/>
+                <w:b w:val="false"/>
+                <w:bCs w:val="false"/>
+                <w:sz w:val="19"/>
+                <w:szCs w:val="19"/>
+                <w:rtl/>
+              </w:rPr>
+              <w:t xml:space="preserve">☐</w:t>
+            </w:r>
+          </w:p>
+        </w:tc>
+        <w:tc>
+          <w:tcPr>
+            <w:tcW w:type="dxa" w:w="560"/>
+            <w:tcBorders>
+              <w:top w:val="single" w:color="A6A6A6" w:sz="4"/>
+              <w:left w:val="single" w:color="A6A6A6" w:sz="4"/>
+              <w:bottom w:val="single" w:color="A6A6A6" w:sz="4"/>
+              <w:right w:val="single" w:color="A6A6A6" w:sz="4"/>
+            </w:tcBorders>
+            <w:tcMar>
+              <w:top w:type="dxa" w:w="50"/>
+              <w:left w:type="dxa" w:w="60"/>
+              <w:bottom w:type="dxa" w:w="50"/>
+              <w:right w:type="dxa" w:w="60"/>
+            </w:tcMar>
+          </w:tcPr>
+          <w:p>
+            <w:pPr>
+              <w:bidi/>
+              <w:spacing w:after="0" w:line="260"/>
+              <w:jc w:val="center"/>
+            </w:pPr>
+            <w:r>
+              <w:rPr>
+                <w:rFonts w:ascii="Arial" w:cs="Arial" w:eastAsia="Arial" w:hAnsi="Arial"/>
+                <w:b w:val="false"/>
+                <w:bCs w:val="false"/>
+                <w:sz w:val="19"/>
+                <w:szCs w:val="19"/>
+                <w:rtl/>
+              </w:rPr>
+              <w:t xml:space="preserve">☐</w:t>
+            </w:r>
+          </w:p>
+        </w:tc>
+        <w:tc>
+          <w:tcPr>
+            <w:tcW w:type="dxa" w:w="560"/>
+            <w:tcBorders>
+              <w:top w:val="single" w:color="A6A6A6" w:sz="4"/>
+              <w:left w:val="single" w:color="A6A6A6" w:sz="4"/>
+              <w:bottom w:val="single" w:color="A6A6A6" w:sz="4"/>
+              <w:right w:val="single" w:color="A6A6A6" w:sz="4"/>
+            </w:tcBorders>
+            <w:tcMar>
+              <w:top w:type="dxa" w:w="50"/>
+              <w:left w:type="dxa" w:w="60"/>
+              <w:bottom w:type="dxa" w:w="50"/>
+              <w:right w:type="dxa" w:w="60"/>
+            </w:tcMar>
+          </w:tcPr>
+          <w:p>
+            <w:pPr>
+              <w:bidi/>
+              <w:spacing w:after="0" w:line="260"/>
+              <w:jc w:val="center"/>
+            </w:pPr>
+            <w:r>
+              <w:rPr>
+                <w:rFonts w:ascii="Arial" w:cs="Arial" w:eastAsia="Arial" w:hAnsi="Arial"/>
+                <w:b w:val="false"/>
+                <w:bCs w:val="false"/>
+                <w:sz w:val="19"/>
+                <w:szCs w:val="19"/>
+                <w:rtl/>
+              </w:rPr>
+              <w:t xml:space="preserve">☐</w:t>
+            </w:r>
+          </w:p>
+        </w:tc>
+        <w:tc>
+          <w:tcPr>
+            <w:tcW w:type="dxa" w:w="560"/>
+            <w:tcBorders>
+              <w:top w:val="single" w:color="A6A6A6" w:sz="4"/>
+              <w:left w:val="single" w:color="A6A6A6" w:sz="4"/>
+              <w:bottom w:val="single" w:color="A6A6A6" w:sz="4"/>
+              <w:right w:val="single" w:color="A6A6A6" w:sz="4"/>
+            </w:tcBorders>
+            <w:tcMar>
+              <w:top w:type="dxa" w:w="50"/>
+              <w:left w:type="dxa" w:w="60"/>
+              <w:bottom w:type="dxa" w:w="50"/>
+              <w:right w:type="dxa" w:w="60"/>
+            </w:tcMar>
+          </w:tcPr>
+          <w:p>
+            <w:pPr>
+              <w:bidi/>
+              <w:spacing w:after="0" w:line="260"/>
+              <w:jc w:val="center"/>
+            </w:pPr>
+            <w:r>
+              <w:rPr>
+                <w:rFonts w:ascii="Arial" w:cs="Arial" w:eastAsia="Arial" w:hAnsi="Arial"/>
+                <w:b w:val="false"/>
+                <w:bCs w:val="false"/>
+                <w:sz w:val="19"/>
+                <w:szCs w:val="19"/>
+                <w:rtl/>
+              </w:rPr>
+              <w:t xml:space="preserve">☐</w:t>
+            </w:r>
+          </w:p>
+        </w:tc>
+        <w:tc>
+          <w:tcPr>
+            <w:tcW w:type="dxa" w:w="560"/>
+            <w:tcBorders>
+              <w:top w:val="single" w:color="A6A6A6" w:sz="4"/>
+              <w:left w:val="single" w:color="A6A6A6" w:sz="4"/>
+              <w:bottom w:val="single" w:color="A6A6A6" w:sz="4"/>
+              <w:right w:val="single" w:color="A6A6A6" w:sz="4"/>
+            </w:tcBorders>
+            <w:tcMar>
+              <w:top w:type="dxa" w:w="50"/>
+              <w:left w:type="dxa" w:w="60"/>
+              <w:bottom w:type="dxa" w:w="50"/>
+              <w:right w:type="dxa" w:w="60"/>
+            </w:tcMar>
+          </w:tcPr>
+          <w:p>
+            <w:pPr>
+              <w:bidi/>
+              <w:spacing w:after="0" w:line="260"/>
+              <w:jc w:val="center"/>
+            </w:pPr>
+            <w:r>
+              <w:rPr>
+                <w:rFonts w:ascii="Arial" w:cs="Arial" w:eastAsia="Arial" w:hAnsi="Arial"/>
+                <w:b w:val="false"/>
+                <w:bCs w:val="false"/>
+                <w:sz w:val="19"/>
+                <w:szCs w:val="19"/>
+                <w:rtl/>
+              </w:rPr>
+              <w:t xml:space="preserve">☐</w:t>
+            </w:r>
+          </w:p>
+        </w:tc>
+        <w:tc>
+          <w:tcPr>
+            <w:tcW w:type="dxa" w:w="560"/>
+            <w:tcBorders>
+              <w:top w:val="single" w:color="A6A6A6" w:sz="4"/>
+              <w:left w:val="single" w:color="A6A6A6" w:sz="4"/>
+              <w:bottom w:val="single" w:color="A6A6A6" w:sz="4"/>
+              <w:right w:val="single" w:color="A6A6A6" w:sz="4"/>
+            </w:tcBorders>
+            <w:tcMar>
+              <w:top w:type="dxa" w:w="50"/>
+              <w:left w:type="dxa" w:w="60"/>
+              <w:bottom w:type="dxa" w:w="50"/>
+              <w:right w:type="dxa" w:w="60"/>
+            </w:tcMar>
+          </w:tcPr>
+          <w:p>
+            <w:pPr>
+              <w:bidi/>
+              <w:spacing w:after="0" w:line="260"/>
+              <w:jc w:val="center"/>
+            </w:pPr>
+            <w:r>
+              <w:rPr>
+                <w:rFonts w:ascii="Arial" w:cs="Arial" w:eastAsia="Arial" w:hAnsi="Arial"/>
+                <w:b w:val="false"/>
+                <w:bCs w:val="false"/>
+                <w:sz w:val="19"/>
+                <w:szCs w:val="19"/>
+                <w:rtl/>
+              </w:rPr>
+              <w:t xml:space="preserve">☐</w:t>
+            </w:r>
+          </w:p>
+        </w:tc>
+      </w:tr>
+    </w:tbl>
+    <w:p>
+      <w:pPr>
+        <w:spacing w:after="80"/>
+      </w:pPr>
+    </w:p>
+    <w:p>
+      <w:pPr>
+        <w:bidi/>
+        <w:spacing w:after="100" w:line="300"/>
+      </w:pPr>
+      <w:r>
+        <w:rPr>
+          <w:rFonts w:ascii="Arial" w:cs="Arial" w:eastAsia="Arial" w:hAnsi="Arial"/>
+          <w:sz w:val="20"/>
+          <w:szCs w:val="20"/>
+          <w:rtl/>
+        </w:rPr>
         <w:t xml:space="preserve">سرپرست تیم (سرپرست مأموریت یا حسابرس ارشد). ۱ = هرگز … ۵ = همیشه</w:t>
       </w:r>
     </w:p>
@@ -10448,6 +15036,2823 @@
                 <w:rtl/>
               </w:rPr>
               <w:t xml:space="preserve">در این تیم چقدر تعارض عاطفی میان اعضا وجود داشت؟</w:t>
+            </w:r>
+          </w:p>
+        </w:tc>
+        <w:tc>
+          <w:tcPr>
+            <w:tcW w:type="dxa" w:w="640"/>
+            <w:tcBorders>
+              <w:top w:val="single" w:color="A6A6A6" w:sz="4"/>
+              <w:left w:val="single" w:color="A6A6A6" w:sz="4"/>
+              <w:bottom w:val="single" w:color="A6A6A6" w:sz="4"/>
+              <w:right w:val="single" w:color="A6A6A6" w:sz="4"/>
+            </w:tcBorders>
+            <w:tcMar>
+              <w:top w:type="dxa" w:w="50"/>
+              <w:left w:type="dxa" w:w="60"/>
+              <w:bottom w:type="dxa" w:w="50"/>
+              <w:right w:type="dxa" w:w="60"/>
+            </w:tcMar>
+          </w:tcPr>
+          <w:p>
+            <w:pPr>
+              <w:bidi/>
+              <w:spacing w:after="0" w:line="260"/>
+              <w:jc w:val="center"/>
+            </w:pPr>
+            <w:r>
+              <w:rPr>
+                <w:rFonts w:ascii="Arial" w:cs="Arial" w:eastAsia="Arial" w:hAnsi="Arial"/>
+                <w:b w:val="false"/>
+                <w:bCs w:val="false"/>
+                <w:sz w:val="19"/>
+                <w:szCs w:val="19"/>
+                <w:rtl/>
+              </w:rPr>
+              <w:t xml:space="preserve">☐</w:t>
+            </w:r>
+          </w:p>
+        </w:tc>
+        <w:tc>
+          <w:tcPr>
+            <w:tcW w:type="dxa" w:w="640"/>
+            <w:tcBorders>
+              <w:top w:val="single" w:color="A6A6A6" w:sz="4"/>
+              <w:left w:val="single" w:color="A6A6A6" w:sz="4"/>
+              <w:bottom w:val="single" w:color="A6A6A6" w:sz="4"/>
+              <w:right w:val="single" w:color="A6A6A6" w:sz="4"/>
+            </w:tcBorders>
+            <w:tcMar>
+              <w:top w:type="dxa" w:w="50"/>
+              <w:left w:type="dxa" w:w="60"/>
+              <w:bottom w:type="dxa" w:w="50"/>
+              <w:right w:type="dxa" w:w="60"/>
+            </w:tcMar>
+          </w:tcPr>
+          <w:p>
+            <w:pPr>
+              <w:bidi/>
+              <w:spacing w:after="0" w:line="260"/>
+              <w:jc w:val="center"/>
+            </w:pPr>
+            <w:r>
+              <w:rPr>
+                <w:rFonts w:ascii="Arial" w:cs="Arial" w:eastAsia="Arial" w:hAnsi="Arial"/>
+                <w:b w:val="false"/>
+                <w:bCs w:val="false"/>
+                <w:sz w:val="19"/>
+                <w:szCs w:val="19"/>
+                <w:rtl/>
+              </w:rPr>
+              <w:t xml:space="preserve">☐</w:t>
+            </w:r>
+          </w:p>
+        </w:tc>
+        <w:tc>
+          <w:tcPr>
+            <w:tcW w:type="dxa" w:w="640"/>
+            <w:tcBorders>
+              <w:top w:val="single" w:color="A6A6A6" w:sz="4"/>
+              <w:left w:val="single" w:color="A6A6A6" w:sz="4"/>
+              <w:bottom w:val="single" w:color="A6A6A6" w:sz="4"/>
+              <w:right w:val="single" w:color="A6A6A6" w:sz="4"/>
+            </w:tcBorders>
+            <w:tcMar>
+              <w:top w:type="dxa" w:w="50"/>
+              <w:left w:type="dxa" w:w="60"/>
+              <w:bottom w:type="dxa" w:w="50"/>
+              <w:right w:type="dxa" w:w="60"/>
+            </w:tcMar>
+          </w:tcPr>
+          <w:p>
+            <w:pPr>
+              <w:bidi/>
+              <w:spacing w:after="0" w:line="260"/>
+              <w:jc w:val="center"/>
+            </w:pPr>
+            <w:r>
+              <w:rPr>
+                <w:rFonts w:ascii="Arial" w:cs="Arial" w:eastAsia="Arial" w:hAnsi="Arial"/>
+                <w:b w:val="false"/>
+                <w:bCs w:val="false"/>
+                <w:sz w:val="19"/>
+                <w:szCs w:val="19"/>
+                <w:rtl/>
+              </w:rPr>
+              <w:t xml:space="preserve">☐</w:t>
+            </w:r>
+          </w:p>
+        </w:tc>
+        <w:tc>
+          <w:tcPr>
+            <w:tcW w:type="dxa" w:w="640"/>
+            <w:tcBorders>
+              <w:top w:val="single" w:color="A6A6A6" w:sz="4"/>
+              <w:left w:val="single" w:color="A6A6A6" w:sz="4"/>
+              <w:bottom w:val="single" w:color="A6A6A6" w:sz="4"/>
+              <w:right w:val="single" w:color="A6A6A6" w:sz="4"/>
+            </w:tcBorders>
+            <w:tcMar>
+              <w:top w:type="dxa" w:w="50"/>
+              <w:left w:type="dxa" w:w="60"/>
+              <w:bottom w:type="dxa" w:w="50"/>
+              <w:right w:type="dxa" w:w="60"/>
+            </w:tcMar>
+          </w:tcPr>
+          <w:p>
+            <w:pPr>
+              <w:bidi/>
+              <w:spacing w:after="0" w:line="260"/>
+              <w:jc w:val="center"/>
+            </w:pPr>
+            <w:r>
+              <w:rPr>
+                <w:rFonts w:ascii="Arial" w:cs="Arial" w:eastAsia="Arial" w:hAnsi="Arial"/>
+                <w:b w:val="false"/>
+                <w:bCs w:val="false"/>
+                <w:sz w:val="19"/>
+                <w:szCs w:val="19"/>
+                <w:rtl/>
+              </w:rPr>
+              <w:t xml:space="preserve">☐</w:t>
+            </w:r>
+          </w:p>
+        </w:tc>
+        <w:tc>
+          <w:tcPr>
+            <w:tcW w:type="dxa" w:w="640"/>
+            <w:tcBorders>
+              <w:top w:val="single" w:color="A6A6A6" w:sz="4"/>
+              <w:left w:val="single" w:color="A6A6A6" w:sz="4"/>
+              <w:bottom w:val="single" w:color="A6A6A6" w:sz="4"/>
+              <w:right w:val="single" w:color="A6A6A6" w:sz="4"/>
+            </w:tcBorders>
+            <w:tcMar>
+              <w:top w:type="dxa" w:w="50"/>
+              <w:left w:type="dxa" w:w="60"/>
+              <w:bottom w:type="dxa" w:w="50"/>
+              <w:right w:type="dxa" w:w="60"/>
+            </w:tcMar>
+          </w:tcPr>
+          <w:p>
+            <w:pPr>
+              <w:bidi/>
+              <w:spacing w:after="0" w:line="260"/>
+              <w:jc w:val="center"/>
+            </w:pPr>
+            <w:r>
+              <w:rPr>
+                <w:rFonts w:ascii="Arial" w:cs="Arial" w:eastAsia="Arial" w:hAnsi="Arial"/>
+                <w:b w:val="false"/>
+                <w:bCs w:val="false"/>
+                <w:sz w:val="19"/>
+                <w:szCs w:val="19"/>
+                <w:rtl/>
+              </w:rPr>
+              <w:t xml:space="preserve">☐</w:t>
+            </w:r>
+          </w:p>
+        </w:tc>
+      </w:tr>
+    </w:tbl>
+    <w:p>
+      <w:pPr>
+        <w:spacing w:after="80"/>
+      </w:pPr>
+    </w:p>
+    <w:p>
+      <w:pPr>
+        <w:bidi/>
+        <w:spacing w:after="100" w:line="300"/>
+      </w:pPr>
+      <w:r>
+        <w:rPr>
+          <w:rFonts w:ascii="Arial" w:cs="Arial" w:eastAsia="Arial" w:hAnsi="Arial"/>
+          <w:sz w:val="20"/>
+          <w:szCs w:val="20"/>
+          <w:rtl/>
+        </w:rPr>
+        <w:t xml:space="preserve">هدف مشترک، حل تعارض و دوست‌داشتن اعضا (Jehn): میزان موافقت خود را مشخص کنید.</w:t>
+      </w:r>
+    </w:p>
+    <w:p>
+      <w:pPr>
+        <w:bidi/>
+        <w:spacing w:after="100" w:line="300"/>
+      </w:pPr>
+      <w:r>
+        <w:rPr>
+          <w:rFonts w:ascii="Arial" w:cs="Arial" w:eastAsia="Arial" w:hAnsi="Arial"/>
+          <w:i/>
+          <w:iCs/>
+          <w:sz w:val="19"/>
+          <w:szCs w:val="19"/>
+          <w:rtl/>
+        </w:rPr>
+        <w:t xml:space="preserve">۱ = کاملاً مخالفم | ۲ = مخالفم | ۳ = نه موافق نه مخالف | ۴ = موافقم | ۵ = کاملاً موافقم</w:t>
+      </w:r>
+    </w:p>
+    <w:tbl>
+      <w:tblPr>
+        <w:bidiVisual/>
+        <w:tblW w:type="dxa" w:w="9500"/>
+        <w:tblBorders>
+          <w:top w:val="single" w:color="auto" w:sz="4"/>
+          <w:left w:val="single" w:color="auto" w:sz="4"/>
+          <w:bottom w:val="single" w:color="auto" w:sz="4"/>
+          <w:right w:val="single" w:color="auto" w:sz="4"/>
+          <w:insideH w:val="single" w:color="auto" w:sz="4"/>
+          <w:insideV w:val="single" w:color="auto" w:sz="4"/>
+        </w:tblBorders>
+      </w:tblPr>
+      <w:tblGrid>
+        <w:gridCol w:w="650"/>
+        <w:gridCol w:w="5650"/>
+        <w:gridCol w:w="640"/>
+        <w:gridCol w:w="640"/>
+        <w:gridCol w:w="640"/>
+        <w:gridCol w:w="640"/>
+        <w:gridCol w:w="640"/>
+      </w:tblGrid>
+      <w:tr>
+        <w:trPr>
+          <w:cantSplit/>
+          <w:tblHeader/>
+        </w:trPr>
+        <w:tc>
+          <w:tcPr>
+            <w:tcW w:type="dxa" w:w="650"/>
+            <w:tcBorders>
+              <w:top w:val="single" w:color="A6A6A6" w:sz="4"/>
+              <w:left w:val="single" w:color="A6A6A6" w:sz="4"/>
+              <w:bottom w:val="single" w:color="A6A6A6" w:sz="4"/>
+              <w:right w:val="single" w:color="A6A6A6" w:sz="4"/>
+            </w:tcBorders>
+            <w:shd w:fill="D9E2F3" w:color="auto" w:val="clear"/>
+            <w:tcMar>
+              <w:top w:type="dxa" w:w="50"/>
+              <w:left w:type="dxa" w:w="60"/>
+              <w:bottom w:type="dxa" w:w="50"/>
+              <w:right w:type="dxa" w:w="60"/>
+            </w:tcMar>
+          </w:tcPr>
+          <w:p>
+            <w:pPr>
+              <w:bidi/>
+              <w:spacing w:after="0" w:line="260"/>
+              <w:jc w:val="center"/>
+            </w:pPr>
+            <w:r>
+              <w:rPr>
+                <w:rFonts w:ascii="Arial" w:cs="Arial" w:eastAsia="Arial" w:hAnsi="Arial"/>
+                <w:b/>
+                <w:bCs/>
+                <w:sz w:val="19"/>
+                <w:szCs w:val="19"/>
+                <w:rtl/>
+              </w:rPr>
+              <w:t xml:space="preserve"/>
+            </w:r>
+          </w:p>
+        </w:tc>
+        <w:tc>
+          <w:tcPr>
+            <w:tcW w:type="dxa" w:w="5650"/>
+            <w:tcBorders>
+              <w:top w:val="single" w:color="A6A6A6" w:sz="4"/>
+              <w:left w:val="single" w:color="A6A6A6" w:sz="4"/>
+              <w:bottom w:val="single" w:color="A6A6A6" w:sz="4"/>
+              <w:right w:val="single" w:color="A6A6A6" w:sz="4"/>
+            </w:tcBorders>
+            <w:shd w:fill="D9E2F3" w:color="auto" w:val="clear"/>
+            <w:tcMar>
+              <w:top w:type="dxa" w:w="50"/>
+              <w:left w:type="dxa" w:w="60"/>
+              <w:bottom w:type="dxa" w:w="50"/>
+              <w:right w:type="dxa" w:w="60"/>
+            </w:tcMar>
+          </w:tcPr>
+          <w:p>
+            <w:pPr>
+              <w:bidi/>
+              <w:spacing w:after="0" w:line="260"/>
+            </w:pPr>
+            <w:r>
+              <w:rPr>
+                <w:rFonts w:ascii="Arial" w:cs="Arial" w:eastAsia="Arial" w:hAnsi="Arial"/>
+                <w:b/>
+                <w:bCs/>
+                <w:sz w:val="19"/>
+                <w:szCs w:val="19"/>
+                <w:rtl/>
+              </w:rPr>
+              <w:t xml:space="preserve">عبارت</w:t>
+            </w:r>
+          </w:p>
+        </w:tc>
+        <w:tc>
+          <w:tcPr>
+            <w:tcW w:type="dxa" w:w="640"/>
+            <w:tcBorders>
+              <w:top w:val="single" w:color="A6A6A6" w:sz="4"/>
+              <w:left w:val="single" w:color="A6A6A6" w:sz="4"/>
+              <w:bottom w:val="single" w:color="A6A6A6" w:sz="4"/>
+              <w:right w:val="single" w:color="A6A6A6" w:sz="4"/>
+            </w:tcBorders>
+            <w:shd w:fill="D9E2F3" w:color="auto" w:val="clear"/>
+            <w:tcMar>
+              <w:top w:type="dxa" w:w="50"/>
+              <w:left w:type="dxa" w:w="60"/>
+              <w:bottom w:type="dxa" w:w="50"/>
+              <w:right w:type="dxa" w:w="60"/>
+            </w:tcMar>
+          </w:tcPr>
+          <w:p>
+            <w:pPr>
+              <w:bidi/>
+              <w:spacing w:after="0" w:line="260"/>
+              <w:jc w:val="center"/>
+            </w:pPr>
+            <w:r>
+              <w:rPr>
+                <w:rFonts w:ascii="Arial" w:cs="Arial" w:eastAsia="Arial" w:hAnsi="Arial"/>
+                <w:b/>
+                <w:bCs/>
+                <w:sz w:val="15"/>
+                <w:szCs w:val="15"/>
+                <w:rtl/>
+              </w:rPr>
+              <w:t xml:space="preserve">۱</w:t>
+            </w:r>
+          </w:p>
+        </w:tc>
+        <w:tc>
+          <w:tcPr>
+            <w:tcW w:type="dxa" w:w="640"/>
+            <w:tcBorders>
+              <w:top w:val="single" w:color="A6A6A6" w:sz="4"/>
+              <w:left w:val="single" w:color="A6A6A6" w:sz="4"/>
+              <w:bottom w:val="single" w:color="A6A6A6" w:sz="4"/>
+              <w:right w:val="single" w:color="A6A6A6" w:sz="4"/>
+            </w:tcBorders>
+            <w:shd w:fill="D9E2F3" w:color="auto" w:val="clear"/>
+            <w:tcMar>
+              <w:top w:type="dxa" w:w="50"/>
+              <w:left w:type="dxa" w:w="60"/>
+              <w:bottom w:type="dxa" w:w="50"/>
+              <w:right w:type="dxa" w:w="60"/>
+            </w:tcMar>
+          </w:tcPr>
+          <w:p>
+            <w:pPr>
+              <w:bidi/>
+              <w:spacing w:after="0" w:line="260"/>
+              <w:jc w:val="center"/>
+            </w:pPr>
+            <w:r>
+              <w:rPr>
+                <w:rFonts w:ascii="Arial" w:cs="Arial" w:eastAsia="Arial" w:hAnsi="Arial"/>
+                <w:b/>
+                <w:bCs/>
+                <w:sz w:val="15"/>
+                <w:szCs w:val="15"/>
+                <w:rtl/>
+              </w:rPr>
+              <w:t xml:space="preserve">۲</w:t>
+            </w:r>
+          </w:p>
+        </w:tc>
+        <w:tc>
+          <w:tcPr>
+            <w:tcW w:type="dxa" w:w="640"/>
+            <w:tcBorders>
+              <w:top w:val="single" w:color="A6A6A6" w:sz="4"/>
+              <w:left w:val="single" w:color="A6A6A6" w:sz="4"/>
+              <w:bottom w:val="single" w:color="A6A6A6" w:sz="4"/>
+              <w:right w:val="single" w:color="A6A6A6" w:sz="4"/>
+            </w:tcBorders>
+            <w:shd w:fill="D9E2F3" w:color="auto" w:val="clear"/>
+            <w:tcMar>
+              <w:top w:type="dxa" w:w="50"/>
+              <w:left w:type="dxa" w:w="60"/>
+              <w:bottom w:type="dxa" w:w="50"/>
+              <w:right w:type="dxa" w:w="60"/>
+            </w:tcMar>
+          </w:tcPr>
+          <w:p>
+            <w:pPr>
+              <w:bidi/>
+              <w:spacing w:after="0" w:line="260"/>
+              <w:jc w:val="center"/>
+            </w:pPr>
+            <w:r>
+              <w:rPr>
+                <w:rFonts w:ascii="Arial" w:cs="Arial" w:eastAsia="Arial" w:hAnsi="Arial"/>
+                <w:b/>
+                <w:bCs/>
+                <w:sz w:val="15"/>
+                <w:szCs w:val="15"/>
+                <w:rtl/>
+              </w:rPr>
+              <w:t xml:space="preserve">۳</w:t>
+            </w:r>
+          </w:p>
+        </w:tc>
+        <w:tc>
+          <w:tcPr>
+            <w:tcW w:type="dxa" w:w="640"/>
+            <w:tcBorders>
+              <w:top w:val="single" w:color="A6A6A6" w:sz="4"/>
+              <w:left w:val="single" w:color="A6A6A6" w:sz="4"/>
+              <w:bottom w:val="single" w:color="A6A6A6" w:sz="4"/>
+              <w:right w:val="single" w:color="A6A6A6" w:sz="4"/>
+            </w:tcBorders>
+            <w:shd w:fill="D9E2F3" w:color="auto" w:val="clear"/>
+            <w:tcMar>
+              <w:top w:type="dxa" w:w="50"/>
+              <w:left w:type="dxa" w:w="60"/>
+              <w:bottom w:type="dxa" w:w="50"/>
+              <w:right w:type="dxa" w:w="60"/>
+            </w:tcMar>
+          </w:tcPr>
+          <w:p>
+            <w:pPr>
+              <w:bidi/>
+              <w:spacing w:after="0" w:line="260"/>
+              <w:jc w:val="center"/>
+            </w:pPr>
+            <w:r>
+              <w:rPr>
+                <w:rFonts w:ascii="Arial" w:cs="Arial" w:eastAsia="Arial" w:hAnsi="Arial"/>
+                <w:b/>
+                <w:bCs/>
+                <w:sz w:val="15"/>
+                <w:szCs w:val="15"/>
+                <w:rtl/>
+              </w:rPr>
+              <w:t xml:space="preserve">۴</w:t>
+            </w:r>
+          </w:p>
+        </w:tc>
+        <w:tc>
+          <w:tcPr>
+            <w:tcW w:type="dxa" w:w="640"/>
+            <w:tcBorders>
+              <w:top w:val="single" w:color="A6A6A6" w:sz="4"/>
+              <w:left w:val="single" w:color="A6A6A6" w:sz="4"/>
+              <w:bottom w:val="single" w:color="A6A6A6" w:sz="4"/>
+              <w:right w:val="single" w:color="A6A6A6" w:sz="4"/>
+            </w:tcBorders>
+            <w:shd w:fill="D9E2F3" w:color="auto" w:val="clear"/>
+            <w:tcMar>
+              <w:top w:type="dxa" w:w="50"/>
+              <w:left w:type="dxa" w:w="60"/>
+              <w:bottom w:type="dxa" w:w="50"/>
+              <w:right w:type="dxa" w:w="60"/>
+            </w:tcMar>
+          </w:tcPr>
+          <w:p>
+            <w:pPr>
+              <w:bidi/>
+              <w:spacing w:after="0" w:line="260"/>
+              <w:jc w:val="center"/>
+            </w:pPr>
+            <w:r>
+              <w:rPr>
+                <w:rFonts w:ascii="Arial" w:cs="Arial" w:eastAsia="Arial" w:hAnsi="Arial"/>
+                <w:b/>
+                <w:bCs/>
+                <w:sz w:val="15"/>
+                <w:szCs w:val="15"/>
+                <w:rtl/>
+              </w:rPr>
+              <w:t xml:space="preserve">۵</w:t>
+            </w:r>
+          </w:p>
+        </w:tc>
+      </w:tr>
+      <w:tr>
+        <w:trPr>
+          <w:cantSplit/>
+          <w:tblHeader w:val="false"/>
+        </w:trPr>
+        <w:tc>
+          <w:tcPr>
+            <w:tcW w:type="dxa" w:w="650"/>
+            <w:tcBorders>
+              <w:top w:val="single" w:color="A6A6A6" w:sz="4"/>
+              <w:left w:val="single" w:color="A6A6A6" w:sz="4"/>
+              <w:bottom w:val="single" w:color="A6A6A6" w:sz="4"/>
+              <w:right w:val="single" w:color="A6A6A6" w:sz="4"/>
+            </w:tcBorders>
+            <w:tcMar>
+              <w:top w:type="dxa" w:w="50"/>
+              <w:left w:type="dxa" w:w="60"/>
+              <w:bottom w:type="dxa" w:w="50"/>
+              <w:right w:type="dxa" w:w="60"/>
+            </w:tcMar>
+          </w:tcPr>
+          <w:p>
+            <w:pPr>
+              <w:bidi/>
+              <w:spacing w:after="0" w:line="260"/>
+              <w:jc w:val="center"/>
+            </w:pPr>
+            <w:r>
+              <w:rPr>
+                <w:rFonts w:ascii="Arial" w:cs="Arial" w:eastAsia="Arial" w:hAnsi="Arial"/>
+                <w:b w:val="false"/>
+                <w:bCs w:val="false"/>
+                <w:sz w:val="19"/>
+                <w:szCs w:val="19"/>
+                <w:rtl/>
+              </w:rPr>
+              <w:t xml:space="preserve">GS1</w:t>
+            </w:r>
+          </w:p>
+        </w:tc>
+        <w:tc>
+          <w:tcPr>
+            <w:tcW w:type="dxa" w:w="5650"/>
+            <w:tcBorders>
+              <w:top w:val="single" w:color="A6A6A6" w:sz="4"/>
+              <w:left w:val="single" w:color="A6A6A6" w:sz="4"/>
+              <w:bottom w:val="single" w:color="A6A6A6" w:sz="4"/>
+              <w:right w:val="single" w:color="A6A6A6" w:sz="4"/>
+            </w:tcBorders>
+            <w:tcMar>
+              <w:top w:type="dxa" w:w="50"/>
+              <w:left w:type="dxa" w:w="60"/>
+              <w:bottom w:type="dxa" w:w="50"/>
+              <w:right w:type="dxa" w:w="60"/>
+            </w:tcMar>
+          </w:tcPr>
+          <w:p>
+            <w:pPr>
+              <w:bidi/>
+              <w:spacing w:after="0" w:line="260"/>
+            </w:pPr>
+            <w:r>
+              <w:rPr>
+                <w:rFonts w:ascii="Arial" w:cs="Arial" w:eastAsia="Arial" w:hAnsi="Arial"/>
+                <w:b w:val="false"/>
+                <w:bCs w:val="false"/>
+                <w:sz w:val="19"/>
+                <w:szCs w:val="19"/>
+                <w:rtl/>
+              </w:rPr>
+              <w:t xml:space="preserve">به‌عنوان یک تیم، اهداف مشابهی داریم.</w:t>
+            </w:r>
+          </w:p>
+        </w:tc>
+        <w:tc>
+          <w:tcPr>
+            <w:tcW w:type="dxa" w:w="640"/>
+            <w:tcBorders>
+              <w:top w:val="single" w:color="A6A6A6" w:sz="4"/>
+              <w:left w:val="single" w:color="A6A6A6" w:sz="4"/>
+              <w:bottom w:val="single" w:color="A6A6A6" w:sz="4"/>
+              <w:right w:val="single" w:color="A6A6A6" w:sz="4"/>
+            </w:tcBorders>
+            <w:tcMar>
+              <w:top w:type="dxa" w:w="50"/>
+              <w:left w:type="dxa" w:w="60"/>
+              <w:bottom w:type="dxa" w:w="50"/>
+              <w:right w:type="dxa" w:w="60"/>
+            </w:tcMar>
+          </w:tcPr>
+          <w:p>
+            <w:pPr>
+              <w:bidi/>
+              <w:spacing w:after="0" w:line="260"/>
+              <w:jc w:val="center"/>
+            </w:pPr>
+            <w:r>
+              <w:rPr>
+                <w:rFonts w:ascii="Arial" w:cs="Arial" w:eastAsia="Arial" w:hAnsi="Arial"/>
+                <w:b w:val="false"/>
+                <w:bCs w:val="false"/>
+                <w:sz w:val="19"/>
+                <w:szCs w:val="19"/>
+                <w:rtl/>
+              </w:rPr>
+              <w:t xml:space="preserve">☐</w:t>
+            </w:r>
+          </w:p>
+        </w:tc>
+        <w:tc>
+          <w:tcPr>
+            <w:tcW w:type="dxa" w:w="640"/>
+            <w:tcBorders>
+              <w:top w:val="single" w:color="A6A6A6" w:sz="4"/>
+              <w:left w:val="single" w:color="A6A6A6" w:sz="4"/>
+              <w:bottom w:val="single" w:color="A6A6A6" w:sz="4"/>
+              <w:right w:val="single" w:color="A6A6A6" w:sz="4"/>
+            </w:tcBorders>
+            <w:tcMar>
+              <w:top w:type="dxa" w:w="50"/>
+              <w:left w:type="dxa" w:w="60"/>
+              <w:bottom w:type="dxa" w:w="50"/>
+              <w:right w:type="dxa" w:w="60"/>
+            </w:tcMar>
+          </w:tcPr>
+          <w:p>
+            <w:pPr>
+              <w:bidi/>
+              <w:spacing w:after="0" w:line="260"/>
+              <w:jc w:val="center"/>
+            </w:pPr>
+            <w:r>
+              <w:rPr>
+                <w:rFonts w:ascii="Arial" w:cs="Arial" w:eastAsia="Arial" w:hAnsi="Arial"/>
+                <w:b w:val="false"/>
+                <w:bCs w:val="false"/>
+                <w:sz w:val="19"/>
+                <w:szCs w:val="19"/>
+                <w:rtl/>
+              </w:rPr>
+              <w:t xml:space="preserve">☐</w:t>
+            </w:r>
+          </w:p>
+        </w:tc>
+        <w:tc>
+          <w:tcPr>
+            <w:tcW w:type="dxa" w:w="640"/>
+            <w:tcBorders>
+              <w:top w:val="single" w:color="A6A6A6" w:sz="4"/>
+              <w:left w:val="single" w:color="A6A6A6" w:sz="4"/>
+              <w:bottom w:val="single" w:color="A6A6A6" w:sz="4"/>
+              <w:right w:val="single" w:color="A6A6A6" w:sz="4"/>
+            </w:tcBorders>
+            <w:tcMar>
+              <w:top w:type="dxa" w:w="50"/>
+              <w:left w:type="dxa" w:w="60"/>
+              <w:bottom w:type="dxa" w:w="50"/>
+              <w:right w:type="dxa" w:w="60"/>
+            </w:tcMar>
+          </w:tcPr>
+          <w:p>
+            <w:pPr>
+              <w:bidi/>
+              <w:spacing w:after="0" w:line="260"/>
+              <w:jc w:val="center"/>
+            </w:pPr>
+            <w:r>
+              <w:rPr>
+                <w:rFonts w:ascii="Arial" w:cs="Arial" w:eastAsia="Arial" w:hAnsi="Arial"/>
+                <w:b w:val="false"/>
+                <w:bCs w:val="false"/>
+                <w:sz w:val="19"/>
+                <w:szCs w:val="19"/>
+                <w:rtl/>
+              </w:rPr>
+              <w:t xml:space="preserve">☐</w:t>
+            </w:r>
+          </w:p>
+        </w:tc>
+        <w:tc>
+          <w:tcPr>
+            <w:tcW w:type="dxa" w:w="640"/>
+            <w:tcBorders>
+              <w:top w:val="single" w:color="A6A6A6" w:sz="4"/>
+              <w:left w:val="single" w:color="A6A6A6" w:sz="4"/>
+              <w:bottom w:val="single" w:color="A6A6A6" w:sz="4"/>
+              <w:right w:val="single" w:color="A6A6A6" w:sz="4"/>
+            </w:tcBorders>
+            <w:tcMar>
+              <w:top w:type="dxa" w:w="50"/>
+              <w:left w:type="dxa" w:w="60"/>
+              <w:bottom w:type="dxa" w:w="50"/>
+              <w:right w:type="dxa" w:w="60"/>
+            </w:tcMar>
+          </w:tcPr>
+          <w:p>
+            <w:pPr>
+              <w:bidi/>
+              <w:spacing w:after="0" w:line="260"/>
+              <w:jc w:val="center"/>
+            </w:pPr>
+            <w:r>
+              <w:rPr>
+                <w:rFonts w:ascii="Arial" w:cs="Arial" w:eastAsia="Arial" w:hAnsi="Arial"/>
+                <w:b w:val="false"/>
+                <w:bCs w:val="false"/>
+                <w:sz w:val="19"/>
+                <w:szCs w:val="19"/>
+                <w:rtl/>
+              </w:rPr>
+              <w:t xml:space="preserve">☐</w:t>
+            </w:r>
+          </w:p>
+        </w:tc>
+        <w:tc>
+          <w:tcPr>
+            <w:tcW w:type="dxa" w:w="640"/>
+            <w:tcBorders>
+              <w:top w:val="single" w:color="A6A6A6" w:sz="4"/>
+              <w:left w:val="single" w:color="A6A6A6" w:sz="4"/>
+              <w:bottom w:val="single" w:color="A6A6A6" w:sz="4"/>
+              <w:right w:val="single" w:color="A6A6A6" w:sz="4"/>
+            </w:tcBorders>
+            <w:tcMar>
+              <w:top w:type="dxa" w:w="50"/>
+              <w:left w:type="dxa" w:w="60"/>
+              <w:bottom w:type="dxa" w:w="50"/>
+              <w:right w:type="dxa" w:w="60"/>
+            </w:tcMar>
+          </w:tcPr>
+          <w:p>
+            <w:pPr>
+              <w:bidi/>
+              <w:spacing w:after="0" w:line="260"/>
+              <w:jc w:val="center"/>
+            </w:pPr>
+            <w:r>
+              <w:rPr>
+                <w:rFonts w:ascii="Arial" w:cs="Arial" w:eastAsia="Arial" w:hAnsi="Arial"/>
+                <w:b w:val="false"/>
+                <w:bCs w:val="false"/>
+                <w:sz w:val="19"/>
+                <w:szCs w:val="19"/>
+                <w:rtl/>
+              </w:rPr>
+              <w:t xml:space="preserve">☐</w:t>
+            </w:r>
+          </w:p>
+        </w:tc>
+      </w:tr>
+      <w:tr>
+        <w:trPr>
+          <w:cantSplit/>
+          <w:tblHeader w:val="false"/>
+        </w:trPr>
+        <w:tc>
+          <w:tcPr>
+            <w:tcW w:type="dxa" w:w="650"/>
+            <w:tcBorders>
+              <w:top w:val="single" w:color="A6A6A6" w:sz="4"/>
+              <w:left w:val="single" w:color="A6A6A6" w:sz="4"/>
+              <w:bottom w:val="single" w:color="A6A6A6" w:sz="4"/>
+              <w:right w:val="single" w:color="A6A6A6" w:sz="4"/>
+            </w:tcBorders>
+            <w:tcMar>
+              <w:top w:type="dxa" w:w="50"/>
+              <w:left w:type="dxa" w:w="60"/>
+              <w:bottom w:type="dxa" w:w="50"/>
+              <w:right w:type="dxa" w:w="60"/>
+            </w:tcMar>
+          </w:tcPr>
+          <w:p>
+            <w:pPr>
+              <w:bidi/>
+              <w:spacing w:after="0" w:line="260"/>
+              <w:jc w:val="center"/>
+            </w:pPr>
+            <w:r>
+              <w:rPr>
+                <w:rFonts w:ascii="Arial" w:cs="Arial" w:eastAsia="Arial" w:hAnsi="Arial"/>
+                <w:b w:val="false"/>
+                <w:bCs w:val="false"/>
+                <w:sz w:val="19"/>
+                <w:szCs w:val="19"/>
+                <w:rtl/>
+              </w:rPr>
+              <w:t xml:space="preserve">GS2</w:t>
+            </w:r>
+          </w:p>
+        </w:tc>
+        <w:tc>
+          <w:tcPr>
+            <w:tcW w:type="dxa" w:w="5650"/>
+            <w:tcBorders>
+              <w:top w:val="single" w:color="A6A6A6" w:sz="4"/>
+              <w:left w:val="single" w:color="A6A6A6" w:sz="4"/>
+              <w:bottom w:val="single" w:color="A6A6A6" w:sz="4"/>
+              <w:right w:val="single" w:color="A6A6A6" w:sz="4"/>
+            </w:tcBorders>
+            <w:tcMar>
+              <w:top w:type="dxa" w:w="50"/>
+              <w:left w:type="dxa" w:w="60"/>
+              <w:bottom w:type="dxa" w:w="50"/>
+              <w:right w:type="dxa" w:w="60"/>
+            </w:tcMar>
+          </w:tcPr>
+          <w:p>
+            <w:pPr>
+              <w:bidi/>
+              <w:spacing w:after="0" w:line="260"/>
+            </w:pPr>
+            <w:r>
+              <w:rPr>
+                <w:rFonts w:ascii="Arial" w:cs="Arial" w:eastAsia="Arial" w:hAnsi="Arial"/>
+                <w:b w:val="false"/>
+                <w:bCs w:val="false"/>
+                <w:sz w:val="19"/>
+                <w:szCs w:val="19"/>
+                <w:rtl/>
+              </w:rPr>
+              <w:t xml:space="preserve">اهداف اصلی تیم من برای همه‌ی اعضای تیم یکسان است.</w:t>
+            </w:r>
+          </w:p>
+        </w:tc>
+        <w:tc>
+          <w:tcPr>
+            <w:tcW w:type="dxa" w:w="640"/>
+            <w:tcBorders>
+              <w:top w:val="single" w:color="A6A6A6" w:sz="4"/>
+              <w:left w:val="single" w:color="A6A6A6" w:sz="4"/>
+              <w:bottom w:val="single" w:color="A6A6A6" w:sz="4"/>
+              <w:right w:val="single" w:color="A6A6A6" w:sz="4"/>
+            </w:tcBorders>
+            <w:tcMar>
+              <w:top w:type="dxa" w:w="50"/>
+              <w:left w:type="dxa" w:w="60"/>
+              <w:bottom w:type="dxa" w:w="50"/>
+              <w:right w:type="dxa" w:w="60"/>
+            </w:tcMar>
+          </w:tcPr>
+          <w:p>
+            <w:pPr>
+              <w:bidi/>
+              <w:spacing w:after="0" w:line="260"/>
+              <w:jc w:val="center"/>
+            </w:pPr>
+            <w:r>
+              <w:rPr>
+                <w:rFonts w:ascii="Arial" w:cs="Arial" w:eastAsia="Arial" w:hAnsi="Arial"/>
+                <w:b w:val="false"/>
+                <w:bCs w:val="false"/>
+                <w:sz w:val="19"/>
+                <w:szCs w:val="19"/>
+                <w:rtl/>
+              </w:rPr>
+              <w:t xml:space="preserve">☐</w:t>
+            </w:r>
+          </w:p>
+        </w:tc>
+        <w:tc>
+          <w:tcPr>
+            <w:tcW w:type="dxa" w:w="640"/>
+            <w:tcBorders>
+              <w:top w:val="single" w:color="A6A6A6" w:sz="4"/>
+              <w:left w:val="single" w:color="A6A6A6" w:sz="4"/>
+              <w:bottom w:val="single" w:color="A6A6A6" w:sz="4"/>
+              <w:right w:val="single" w:color="A6A6A6" w:sz="4"/>
+            </w:tcBorders>
+            <w:tcMar>
+              <w:top w:type="dxa" w:w="50"/>
+              <w:left w:type="dxa" w:w="60"/>
+              <w:bottom w:type="dxa" w:w="50"/>
+              <w:right w:type="dxa" w:w="60"/>
+            </w:tcMar>
+          </w:tcPr>
+          <w:p>
+            <w:pPr>
+              <w:bidi/>
+              <w:spacing w:after="0" w:line="260"/>
+              <w:jc w:val="center"/>
+            </w:pPr>
+            <w:r>
+              <w:rPr>
+                <w:rFonts w:ascii="Arial" w:cs="Arial" w:eastAsia="Arial" w:hAnsi="Arial"/>
+                <w:b w:val="false"/>
+                <w:bCs w:val="false"/>
+                <w:sz w:val="19"/>
+                <w:szCs w:val="19"/>
+                <w:rtl/>
+              </w:rPr>
+              <w:t xml:space="preserve">☐</w:t>
+            </w:r>
+          </w:p>
+        </w:tc>
+        <w:tc>
+          <w:tcPr>
+            <w:tcW w:type="dxa" w:w="640"/>
+            <w:tcBorders>
+              <w:top w:val="single" w:color="A6A6A6" w:sz="4"/>
+              <w:left w:val="single" w:color="A6A6A6" w:sz="4"/>
+              <w:bottom w:val="single" w:color="A6A6A6" w:sz="4"/>
+              <w:right w:val="single" w:color="A6A6A6" w:sz="4"/>
+            </w:tcBorders>
+            <w:tcMar>
+              <w:top w:type="dxa" w:w="50"/>
+              <w:left w:type="dxa" w:w="60"/>
+              <w:bottom w:type="dxa" w:w="50"/>
+              <w:right w:type="dxa" w:w="60"/>
+            </w:tcMar>
+          </w:tcPr>
+          <w:p>
+            <w:pPr>
+              <w:bidi/>
+              <w:spacing w:after="0" w:line="260"/>
+              <w:jc w:val="center"/>
+            </w:pPr>
+            <w:r>
+              <w:rPr>
+                <w:rFonts w:ascii="Arial" w:cs="Arial" w:eastAsia="Arial" w:hAnsi="Arial"/>
+                <w:b w:val="false"/>
+                <w:bCs w:val="false"/>
+                <w:sz w:val="19"/>
+                <w:szCs w:val="19"/>
+                <w:rtl/>
+              </w:rPr>
+              <w:t xml:space="preserve">☐</w:t>
+            </w:r>
+          </w:p>
+        </w:tc>
+        <w:tc>
+          <w:tcPr>
+            <w:tcW w:type="dxa" w:w="640"/>
+            <w:tcBorders>
+              <w:top w:val="single" w:color="A6A6A6" w:sz="4"/>
+              <w:left w:val="single" w:color="A6A6A6" w:sz="4"/>
+              <w:bottom w:val="single" w:color="A6A6A6" w:sz="4"/>
+              <w:right w:val="single" w:color="A6A6A6" w:sz="4"/>
+            </w:tcBorders>
+            <w:tcMar>
+              <w:top w:type="dxa" w:w="50"/>
+              <w:left w:type="dxa" w:w="60"/>
+              <w:bottom w:type="dxa" w:w="50"/>
+              <w:right w:type="dxa" w:w="60"/>
+            </w:tcMar>
+          </w:tcPr>
+          <w:p>
+            <w:pPr>
+              <w:bidi/>
+              <w:spacing w:after="0" w:line="260"/>
+              <w:jc w:val="center"/>
+            </w:pPr>
+            <w:r>
+              <w:rPr>
+                <w:rFonts w:ascii="Arial" w:cs="Arial" w:eastAsia="Arial" w:hAnsi="Arial"/>
+                <w:b w:val="false"/>
+                <w:bCs w:val="false"/>
+                <w:sz w:val="19"/>
+                <w:szCs w:val="19"/>
+                <w:rtl/>
+              </w:rPr>
+              <w:t xml:space="preserve">☐</w:t>
+            </w:r>
+          </w:p>
+        </w:tc>
+        <w:tc>
+          <w:tcPr>
+            <w:tcW w:type="dxa" w:w="640"/>
+            <w:tcBorders>
+              <w:top w:val="single" w:color="A6A6A6" w:sz="4"/>
+              <w:left w:val="single" w:color="A6A6A6" w:sz="4"/>
+              <w:bottom w:val="single" w:color="A6A6A6" w:sz="4"/>
+              <w:right w:val="single" w:color="A6A6A6" w:sz="4"/>
+            </w:tcBorders>
+            <w:tcMar>
+              <w:top w:type="dxa" w:w="50"/>
+              <w:left w:type="dxa" w:w="60"/>
+              <w:bottom w:type="dxa" w:w="50"/>
+              <w:right w:type="dxa" w:w="60"/>
+            </w:tcMar>
+          </w:tcPr>
+          <w:p>
+            <w:pPr>
+              <w:bidi/>
+              <w:spacing w:after="0" w:line="260"/>
+              <w:jc w:val="center"/>
+            </w:pPr>
+            <w:r>
+              <w:rPr>
+                <w:rFonts w:ascii="Arial" w:cs="Arial" w:eastAsia="Arial" w:hAnsi="Arial"/>
+                <w:b w:val="false"/>
+                <w:bCs w:val="false"/>
+                <w:sz w:val="19"/>
+                <w:szCs w:val="19"/>
+                <w:rtl/>
+              </w:rPr>
+              <w:t xml:space="preserve">☐</w:t>
+            </w:r>
+          </w:p>
+        </w:tc>
+      </w:tr>
+      <w:tr>
+        <w:trPr>
+          <w:cantSplit/>
+          <w:tblHeader w:val="false"/>
+        </w:trPr>
+        <w:tc>
+          <w:tcPr>
+            <w:tcW w:type="dxa" w:w="650"/>
+            <w:tcBorders>
+              <w:top w:val="single" w:color="A6A6A6" w:sz="4"/>
+              <w:left w:val="single" w:color="A6A6A6" w:sz="4"/>
+              <w:bottom w:val="single" w:color="A6A6A6" w:sz="4"/>
+              <w:right w:val="single" w:color="A6A6A6" w:sz="4"/>
+            </w:tcBorders>
+            <w:tcMar>
+              <w:top w:type="dxa" w:w="50"/>
+              <w:left w:type="dxa" w:w="60"/>
+              <w:bottom w:type="dxa" w:w="50"/>
+              <w:right w:type="dxa" w:w="60"/>
+            </w:tcMar>
+          </w:tcPr>
+          <w:p>
+            <w:pPr>
+              <w:bidi/>
+              <w:spacing w:after="0" w:line="260"/>
+              <w:jc w:val="center"/>
+            </w:pPr>
+            <w:r>
+              <w:rPr>
+                <w:rFonts w:ascii="Arial" w:cs="Arial" w:eastAsia="Arial" w:hAnsi="Arial"/>
+                <w:b w:val="false"/>
+                <w:bCs w:val="false"/>
+                <w:sz w:val="19"/>
+                <w:szCs w:val="19"/>
+                <w:rtl/>
+              </w:rPr>
+              <w:t xml:space="preserve">GS3</w:t>
+            </w:r>
+          </w:p>
+        </w:tc>
+        <w:tc>
+          <w:tcPr>
+            <w:tcW w:type="dxa" w:w="5650"/>
+            <w:tcBorders>
+              <w:top w:val="single" w:color="A6A6A6" w:sz="4"/>
+              <w:left w:val="single" w:color="A6A6A6" w:sz="4"/>
+              <w:bottom w:val="single" w:color="A6A6A6" w:sz="4"/>
+              <w:right w:val="single" w:color="A6A6A6" w:sz="4"/>
+            </w:tcBorders>
+            <w:tcMar>
+              <w:top w:type="dxa" w:w="50"/>
+              <w:left w:type="dxa" w:w="60"/>
+              <w:bottom w:type="dxa" w:w="50"/>
+              <w:right w:type="dxa" w:w="60"/>
+            </w:tcMar>
+          </w:tcPr>
+          <w:p>
+            <w:pPr>
+              <w:bidi/>
+              <w:spacing w:after="0" w:line="260"/>
+            </w:pPr>
+            <w:r>
+              <w:rPr>
+                <w:rFonts w:ascii="Arial" w:cs="Arial" w:eastAsia="Arial" w:hAnsi="Arial"/>
+                <w:b w:val="false"/>
+                <w:bCs w:val="false"/>
+                <w:sz w:val="19"/>
+                <w:szCs w:val="19"/>
+                <w:rtl/>
+              </w:rPr>
+              <w:t xml:space="preserve">همه‌ی ما درباره‌ی آنچه برای گروهمان مهم است توافق داریم.</w:t>
+            </w:r>
+          </w:p>
+        </w:tc>
+        <w:tc>
+          <w:tcPr>
+            <w:tcW w:type="dxa" w:w="640"/>
+            <w:tcBorders>
+              <w:top w:val="single" w:color="A6A6A6" w:sz="4"/>
+              <w:left w:val="single" w:color="A6A6A6" w:sz="4"/>
+              <w:bottom w:val="single" w:color="A6A6A6" w:sz="4"/>
+              <w:right w:val="single" w:color="A6A6A6" w:sz="4"/>
+            </w:tcBorders>
+            <w:tcMar>
+              <w:top w:type="dxa" w:w="50"/>
+              <w:left w:type="dxa" w:w="60"/>
+              <w:bottom w:type="dxa" w:w="50"/>
+              <w:right w:type="dxa" w:w="60"/>
+            </w:tcMar>
+          </w:tcPr>
+          <w:p>
+            <w:pPr>
+              <w:bidi/>
+              <w:spacing w:after="0" w:line="260"/>
+              <w:jc w:val="center"/>
+            </w:pPr>
+            <w:r>
+              <w:rPr>
+                <w:rFonts w:ascii="Arial" w:cs="Arial" w:eastAsia="Arial" w:hAnsi="Arial"/>
+                <w:b w:val="false"/>
+                <w:bCs w:val="false"/>
+                <w:sz w:val="19"/>
+                <w:szCs w:val="19"/>
+                <w:rtl/>
+              </w:rPr>
+              <w:t xml:space="preserve">☐</w:t>
+            </w:r>
+          </w:p>
+        </w:tc>
+        <w:tc>
+          <w:tcPr>
+            <w:tcW w:type="dxa" w:w="640"/>
+            <w:tcBorders>
+              <w:top w:val="single" w:color="A6A6A6" w:sz="4"/>
+              <w:left w:val="single" w:color="A6A6A6" w:sz="4"/>
+              <w:bottom w:val="single" w:color="A6A6A6" w:sz="4"/>
+              <w:right w:val="single" w:color="A6A6A6" w:sz="4"/>
+            </w:tcBorders>
+            <w:tcMar>
+              <w:top w:type="dxa" w:w="50"/>
+              <w:left w:type="dxa" w:w="60"/>
+              <w:bottom w:type="dxa" w:w="50"/>
+              <w:right w:type="dxa" w:w="60"/>
+            </w:tcMar>
+          </w:tcPr>
+          <w:p>
+            <w:pPr>
+              <w:bidi/>
+              <w:spacing w:after="0" w:line="260"/>
+              <w:jc w:val="center"/>
+            </w:pPr>
+            <w:r>
+              <w:rPr>
+                <w:rFonts w:ascii="Arial" w:cs="Arial" w:eastAsia="Arial" w:hAnsi="Arial"/>
+                <w:b w:val="false"/>
+                <w:bCs w:val="false"/>
+                <w:sz w:val="19"/>
+                <w:szCs w:val="19"/>
+                <w:rtl/>
+              </w:rPr>
+              <w:t xml:space="preserve">☐</w:t>
+            </w:r>
+          </w:p>
+        </w:tc>
+        <w:tc>
+          <w:tcPr>
+            <w:tcW w:type="dxa" w:w="640"/>
+            <w:tcBorders>
+              <w:top w:val="single" w:color="A6A6A6" w:sz="4"/>
+              <w:left w:val="single" w:color="A6A6A6" w:sz="4"/>
+              <w:bottom w:val="single" w:color="A6A6A6" w:sz="4"/>
+              <w:right w:val="single" w:color="A6A6A6" w:sz="4"/>
+            </w:tcBorders>
+            <w:tcMar>
+              <w:top w:type="dxa" w:w="50"/>
+              <w:left w:type="dxa" w:w="60"/>
+              <w:bottom w:type="dxa" w:w="50"/>
+              <w:right w:type="dxa" w:w="60"/>
+            </w:tcMar>
+          </w:tcPr>
+          <w:p>
+            <w:pPr>
+              <w:bidi/>
+              <w:spacing w:after="0" w:line="260"/>
+              <w:jc w:val="center"/>
+            </w:pPr>
+            <w:r>
+              <w:rPr>
+                <w:rFonts w:ascii="Arial" w:cs="Arial" w:eastAsia="Arial" w:hAnsi="Arial"/>
+                <w:b w:val="false"/>
+                <w:bCs w:val="false"/>
+                <w:sz w:val="19"/>
+                <w:szCs w:val="19"/>
+                <w:rtl/>
+              </w:rPr>
+              <w:t xml:space="preserve">☐</w:t>
+            </w:r>
+          </w:p>
+        </w:tc>
+        <w:tc>
+          <w:tcPr>
+            <w:tcW w:type="dxa" w:w="640"/>
+            <w:tcBorders>
+              <w:top w:val="single" w:color="A6A6A6" w:sz="4"/>
+              <w:left w:val="single" w:color="A6A6A6" w:sz="4"/>
+              <w:bottom w:val="single" w:color="A6A6A6" w:sz="4"/>
+              <w:right w:val="single" w:color="A6A6A6" w:sz="4"/>
+            </w:tcBorders>
+            <w:tcMar>
+              <w:top w:type="dxa" w:w="50"/>
+              <w:left w:type="dxa" w:w="60"/>
+              <w:bottom w:type="dxa" w:w="50"/>
+              <w:right w:type="dxa" w:w="60"/>
+            </w:tcMar>
+          </w:tcPr>
+          <w:p>
+            <w:pPr>
+              <w:bidi/>
+              <w:spacing w:after="0" w:line="260"/>
+              <w:jc w:val="center"/>
+            </w:pPr>
+            <w:r>
+              <w:rPr>
+                <w:rFonts w:ascii="Arial" w:cs="Arial" w:eastAsia="Arial" w:hAnsi="Arial"/>
+                <w:b w:val="false"/>
+                <w:bCs w:val="false"/>
+                <w:sz w:val="19"/>
+                <w:szCs w:val="19"/>
+                <w:rtl/>
+              </w:rPr>
+              <w:t xml:space="preserve">☐</w:t>
+            </w:r>
+          </w:p>
+        </w:tc>
+        <w:tc>
+          <w:tcPr>
+            <w:tcW w:type="dxa" w:w="640"/>
+            <w:tcBorders>
+              <w:top w:val="single" w:color="A6A6A6" w:sz="4"/>
+              <w:left w:val="single" w:color="A6A6A6" w:sz="4"/>
+              <w:bottom w:val="single" w:color="A6A6A6" w:sz="4"/>
+              <w:right w:val="single" w:color="A6A6A6" w:sz="4"/>
+            </w:tcBorders>
+            <w:tcMar>
+              <w:top w:type="dxa" w:w="50"/>
+              <w:left w:type="dxa" w:w="60"/>
+              <w:bottom w:type="dxa" w:w="50"/>
+              <w:right w:type="dxa" w:w="60"/>
+            </w:tcMar>
+          </w:tcPr>
+          <w:p>
+            <w:pPr>
+              <w:bidi/>
+              <w:spacing w:after="0" w:line="260"/>
+              <w:jc w:val="center"/>
+            </w:pPr>
+            <w:r>
+              <w:rPr>
+                <w:rFonts w:ascii="Arial" w:cs="Arial" w:eastAsia="Arial" w:hAnsi="Arial"/>
+                <w:b w:val="false"/>
+                <w:bCs w:val="false"/>
+                <w:sz w:val="19"/>
+                <w:szCs w:val="19"/>
+                <w:rtl/>
+              </w:rPr>
+              <w:t xml:space="preserve">☐</w:t>
+            </w:r>
+          </w:p>
+        </w:tc>
+      </w:tr>
+      <w:tr>
+        <w:trPr>
+          <w:cantSplit/>
+          <w:tblHeader w:val="false"/>
+        </w:trPr>
+        <w:tc>
+          <w:tcPr>
+            <w:tcW w:type="dxa" w:w="650"/>
+            <w:tcBorders>
+              <w:top w:val="single" w:color="A6A6A6" w:sz="4"/>
+              <w:left w:val="single" w:color="A6A6A6" w:sz="4"/>
+              <w:bottom w:val="single" w:color="A6A6A6" w:sz="4"/>
+              <w:right w:val="single" w:color="A6A6A6" w:sz="4"/>
+            </w:tcBorders>
+            <w:tcMar>
+              <w:top w:type="dxa" w:w="50"/>
+              <w:left w:type="dxa" w:w="60"/>
+              <w:bottom w:type="dxa" w:w="50"/>
+              <w:right w:type="dxa" w:w="60"/>
+            </w:tcMar>
+          </w:tcPr>
+          <w:p>
+            <w:pPr>
+              <w:bidi/>
+              <w:spacing w:after="0" w:line="260"/>
+              <w:jc w:val="center"/>
+            </w:pPr>
+            <w:r>
+              <w:rPr>
+                <w:rFonts w:ascii="Arial" w:cs="Arial" w:eastAsia="Arial" w:hAnsi="Arial"/>
+                <w:b w:val="false"/>
+                <w:bCs w:val="false"/>
+                <w:sz w:val="19"/>
+                <w:szCs w:val="19"/>
+                <w:rtl/>
+              </w:rPr>
+              <w:t xml:space="preserve">CR1</w:t>
+            </w:r>
+          </w:p>
+        </w:tc>
+        <w:tc>
+          <w:tcPr>
+            <w:tcW w:type="dxa" w:w="5650"/>
+            <w:tcBorders>
+              <w:top w:val="single" w:color="A6A6A6" w:sz="4"/>
+              <w:left w:val="single" w:color="A6A6A6" w:sz="4"/>
+              <w:bottom w:val="single" w:color="A6A6A6" w:sz="4"/>
+              <w:right w:val="single" w:color="A6A6A6" w:sz="4"/>
+            </w:tcBorders>
+            <w:tcMar>
+              <w:top w:type="dxa" w:w="50"/>
+              <w:left w:type="dxa" w:w="60"/>
+              <w:bottom w:type="dxa" w:w="50"/>
+              <w:right w:type="dxa" w:w="60"/>
+            </w:tcMar>
+          </w:tcPr>
+          <w:p>
+            <w:pPr>
+              <w:bidi/>
+              <w:spacing w:after="0" w:line="260"/>
+            </w:pPr>
+            <w:r>
+              <w:rPr>
+                <w:rFonts w:ascii="Arial" w:cs="Arial" w:eastAsia="Arial" w:hAnsi="Arial"/>
+                <w:b w:val="false"/>
+                <w:bCs w:val="false"/>
+                <w:sz w:val="19"/>
+                <w:szCs w:val="19"/>
+                <w:rtl/>
+              </w:rPr>
+              <w:t xml:space="preserve">اختلاف‌نظرها درباره‌ی کار مشخصی که انجام می‌شود معمولاً در این تیم حل می‌شود.</w:t>
+            </w:r>
+          </w:p>
+        </w:tc>
+        <w:tc>
+          <w:tcPr>
+            <w:tcW w:type="dxa" w:w="640"/>
+            <w:tcBorders>
+              <w:top w:val="single" w:color="A6A6A6" w:sz="4"/>
+              <w:left w:val="single" w:color="A6A6A6" w:sz="4"/>
+              <w:bottom w:val="single" w:color="A6A6A6" w:sz="4"/>
+              <w:right w:val="single" w:color="A6A6A6" w:sz="4"/>
+            </w:tcBorders>
+            <w:tcMar>
+              <w:top w:type="dxa" w:w="50"/>
+              <w:left w:type="dxa" w:w="60"/>
+              <w:bottom w:type="dxa" w:w="50"/>
+              <w:right w:type="dxa" w:w="60"/>
+            </w:tcMar>
+          </w:tcPr>
+          <w:p>
+            <w:pPr>
+              <w:bidi/>
+              <w:spacing w:after="0" w:line="260"/>
+              <w:jc w:val="center"/>
+            </w:pPr>
+            <w:r>
+              <w:rPr>
+                <w:rFonts w:ascii="Arial" w:cs="Arial" w:eastAsia="Arial" w:hAnsi="Arial"/>
+                <w:b w:val="false"/>
+                <w:bCs w:val="false"/>
+                <w:sz w:val="19"/>
+                <w:szCs w:val="19"/>
+                <w:rtl/>
+              </w:rPr>
+              <w:t xml:space="preserve">☐</w:t>
+            </w:r>
+          </w:p>
+        </w:tc>
+        <w:tc>
+          <w:tcPr>
+            <w:tcW w:type="dxa" w:w="640"/>
+            <w:tcBorders>
+              <w:top w:val="single" w:color="A6A6A6" w:sz="4"/>
+              <w:left w:val="single" w:color="A6A6A6" w:sz="4"/>
+              <w:bottom w:val="single" w:color="A6A6A6" w:sz="4"/>
+              <w:right w:val="single" w:color="A6A6A6" w:sz="4"/>
+            </w:tcBorders>
+            <w:tcMar>
+              <w:top w:type="dxa" w:w="50"/>
+              <w:left w:type="dxa" w:w="60"/>
+              <w:bottom w:type="dxa" w:w="50"/>
+              <w:right w:type="dxa" w:w="60"/>
+            </w:tcMar>
+          </w:tcPr>
+          <w:p>
+            <w:pPr>
+              <w:bidi/>
+              <w:spacing w:after="0" w:line="260"/>
+              <w:jc w:val="center"/>
+            </w:pPr>
+            <w:r>
+              <w:rPr>
+                <w:rFonts w:ascii="Arial" w:cs="Arial" w:eastAsia="Arial" w:hAnsi="Arial"/>
+                <w:b w:val="false"/>
+                <w:bCs w:val="false"/>
+                <w:sz w:val="19"/>
+                <w:szCs w:val="19"/>
+                <w:rtl/>
+              </w:rPr>
+              <w:t xml:space="preserve">☐</w:t>
+            </w:r>
+          </w:p>
+        </w:tc>
+        <w:tc>
+          <w:tcPr>
+            <w:tcW w:type="dxa" w:w="640"/>
+            <w:tcBorders>
+              <w:top w:val="single" w:color="A6A6A6" w:sz="4"/>
+              <w:left w:val="single" w:color="A6A6A6" w:sz="4"/>
+              <w:bottom w:val="single" w:color="A6A6A6" w:sz="4"/>
+              <w:right w:val="single" w:color="A6A6A6" w:sz="4"/>
+            </w:tcBorders>
+            <w:tcMar>
+              <w:top w:type="dxa" w:w="50"/>
+              <w:left w:type="dxa" w:w="60"/>
+              <w:bottom w:type="dxa" w:w="50"/>
+              <w:right w:type="dxa" w:w="60"/>
+            </w:tcMar>
+          </w:tcPr>
+          <w:p>
+            <w:pPr>
+              <w:bidi/>
+              <w:spacing w:after="0" w:line="260"/>
+              <w:jc w:val="center"/>
+            </w:pPr>
+            <w:r>
+              <w:rPr>
+                <w:rFonts w:ascii="Arial" w:cs="Arial" w:eastAsia="Arial" w:hAnsi="Arial"/>
+                <w:b w:val="false"/>
+                <w:bCs w:val="false"/>
+                <w:sz w:val="19"/>
+                <w:szCs w:val="19"/>
+                <w:rtl/>
+              </w:rPr>
+              <w:t xml:space="preserve">☐</w:t>
+            </w:r>
+          </w:p>
+        </w:tc>
+        <w:tc>
+          <w:tcPr>
+            <w:tcW w:type="dxa" w:w="640"/>
+            <w:tcBorders>
+              <w:top w:val="single" w:color="A6A6A6" w:sz="4"/>
+              <w:left w:val="single" w:color="A6A6A6" w:sz="4"/>
+              <w:bottom w:val="single" w:color="A6A6A6" w:sz="4"/>
+              <w:right w:val="single" w:color="A6A6A6" w:sz="4"/>
+            </w:tcBorders>
+            <w:tcMar>
+              <w:top w:type="dxa" w:w="50"/>
+              <w:left w:type="dxa" w:w="60"/>
+              <w:bottom w:type="dxa" w:w="50"/>
+              <w:right w:type="dxa" w:w="60"/>
+            </w:tcMar>
+          </w:tcPr>
+          <w:p>
+            <w:pPr>
+              <w:bidi/>
+              <w:spacing w:after="0" w:line="260"/>
+              <w:jc w:val="center"/>
+            </w:pPr>
+            <w:r>
+              <w:rPr>
+                <w:rFonts w:ascii="Arial" w:cs="Arial" w:eastAsia="Arial" w:hAnsi="Arial"/>
+                <w:b w:val="false"/>
+                <w:bCs w:val="false"/>
+                <w:sz w:val="19"/>
+                <w:szCs w:val="19"/>
+                <w:rtl/>
+              </w:rPr>
+              <w:t xml:space="preserve">☐</w:t>
+            </w:r>
+          </w:p>
+        </w:tc>
+        <w:tc>
+          <w:tcPr>
+            <w:tcW w:type="dxa" w:w="640"/>
+            <w:tcBorders>
+              <w:top w:val="single" w:color="A6A6A6" w:sz="4"/>
+              <w:left w:val="single" w:color="A6A6A6" w:sz="4"/>
+              <w:bottom w:val="single" w:color="A6A6A6" w:sz="4"/>
+              <w:right w:val="single" w:color="A6A6A6" w:sz="4"/>
+            </w:tcBorders>
+            <w:tcMar>
+              <w:top w:type="dxa" w:w="50"/>
+              <w:left w:type="dxa" w:w="60"/>
+              <w:bottom w:type="dxa" w:w="50"/>
+              <w:right w:type="dxa" w:w="60"/>
+            </w:tcMar>
+          </w:tcPr>
+          <w:p>
+            <w:pPr>
+              <w:bidi/>
+              <w:spacing w:after="0" w:line="260"/>
+              <w:jc w:val="center"/>
+            </w:pPr>
+            <w:r>
+              <w:rPr>
+                <w:rFonts w:ascii="Arial" w:cs="Arial" w:eastAsia="Arial" w:hAnsi="Arial"/>
+                <w:b w:val="false"/>
+                <w:bCs w:val="false"/>
+                <w:sz w:val="19"/>
+                <w:szCs w:val="19"/>
+                <w:rtl/>
+              </w:rPr>
+              <w:t xml:space="preserve">☐</w:t>
+            </w:r>
+          </w:p>
+        </w:tc>
+      </w:tr>
+      <w:tr>
+        <w:trPr>
+          <w:cantSplit/>
+          <w:tblHeader w:val="false"/>
+        </w:trPr>
+        <w:tc>
+          <w:tcPr>
+            <w:tcW w:type="dxa" w:w="650"/>
+            <w:tcBorders>
+              <w:top w:val="single" w:color="A6A6A6" w:sz="4"/>
+              <w:left w:val="single" w:color="A6A6A6" w:sz="4"/>
+              <w:bottom w:val="single" w:color="A6A6A6" w:sz="4"/>
+              <w:right w:val="single" w:color="A6A6A6" w:sz="4"/>
+            </w:tcBorders>
+            <w:tcMar>
+              <w:top w:type="dxa" w:w="50"/>
+              <w:left w:type="dxa" w:w="60"/>
+              <w:bottom w:type="dxa" w:w="50"/>
+              <w:right w:type="dxa" w:w="60"/>
+            </w:tcMar>
+          </w:tcPr>
+          <w:p>
+            <w:pPr>
+              <w:bidi/>
+              <w:spacing w:after="0" w:line="260"/>
+              <w:jc w:val="center"/>
+            </w:pPr>
+            <w:r>
+              <w:rPr>
+                <w:rFonts w:ascii="Arial" w:cs="Arial" w:eastAsia="Arial" w:hAnsi="Arial"/>
+                <w:b w:val="false"/>
+                <w:bCs w:val="false"/>
+                <w:sz w:val="19"/>
+                <w:szCs w:val="19"/>
+                <w:rtl/>
+              </w:rPr>
+              <w:t xml:space="preserve">CR2</w:t>
+            </w:r>
+          </w:p>
+        </w:tc>
+        <w:tc>
+          <w:tcPr>
+            <w:tcW w:type="dxa" w:w="5650"/>
+            <w:tcBorders>
+              <w:top w:val="single" w:color="A6A6A6" w:sz="4"/>
+              <w:left w:val="single" w:color="A6A6A6" w:sz="4"/>
+              <w:bottom w:val="single" w:color="A6A6A6" w:sz="4"/>
+              <w:right w:val="single" w:color="A6A6A6" w:sz="4"/>
+            </w:tcBorders>
+            <w:tcMar>
+              <w:top w:type="dxa" w:w="50"/>
+              <w:left w:type="dxa" w:w="60"/>
+              <w:bottom w:type="dxa" w:w="50"/>
+              <w:right w:type="dxa" w:w="60"/>
+            </w:tcMar>
+          </w:tcPr>
+          <w:p>
+            <w:pPr>
+              <w:bidi/>
+              <w:spacing w:after="0" w:line="260"/>
+            </w:pPr>
+            <w:r>
+              <w:rPr>
+                <w:rFonts w:ascii="Arial" w:cs="Arial" w:eastAsia="Arial" w:hAnsi="Arial"/>
+                <w:b w:val="false"/>
+                <w:bCs w:val="false"/>
+                <w:sz w:val="19"/>
+                <w:szCs w:val="19"/>
+                <w:rtl/>
+              </w:rPr>
+              <w:t xml:space="preserve">تعارض‌های عاطفی معمولاً در این تیم حل می‌شود.</w:t>
+            </w:r>
+          </w:p>
+        </w:tc>
+        <w:tc>
+          <w:tcPr>
+            <w:tcW w:type="dxa" w:w="640"/>
+            <w:tcBorders>
+              <w:top w:val="single" w:color="A6A6A6" w:sz="4"/>
+              <w:left w:val="single" w:color="A6A6A6" w:sz="4"/>
+              <w:bottom w:val="single" w:color="A6A6A6" w:sz="4"/>
+              <w:right w:val="single" w:color="A6A6A6" w:sz="4"/>
+            </w:tcBorders>
+            <w:tcMar>
+              <w:top w:type="dxa" w:w="50"/>
+              <w:left w:type="dxa" w:w="60"/>
+              <w:bottom w:type="dxa" w:w="50"/>
+              <w:right w:type="dxa" w:w="60"/>
+            </w:tcMar>
+          </w:tcPr>
+          <w:p>
+            <w:pPr>
+              <w:bidi/>
+              <w:spacing w:after="0" w:line="260"/>
+              <w:jc w:val="center"/>
+            </w:pPr>
+            <w:r>
+              <w:rPr>
+                <w:rFonts w:ascii="Arial" w:cs="Arial" w:eastAsia="Arial" w:hAnsi="Arial"/>
+                <w:b w:val="false"/>
+                <w:bCs w:val="false"/>
+                <w:sz w:val="19"/>
+                <w:szCs w:val="19"/>
+                <w:rtl/>
+              </w:rPr>
+              <w:t xml:space="preserve">☐</w:t>
+            </w:r>
+          </w:p>
+        </w:tc>
+        <w:tc>
+          <w:tcPr>
+            <w:tcW w:type="dxa" w:w="640"/>
+            <w:tcBorders>
+              <w:top w:val="single" w:color="A6A6A6" w:sz="4"/>
+              <w:left w:val="single" w:color="A6A6A6" w:sz="4"/>
+              <w:bottom w:val="single" w:color="A6A6A6" w:sz="4"/>
+              <w:right w:val="single" w:color="A6A6A6" w:sz="4"/>
+            </w:tcBorders>
+            <w:tcMar>
+              <w:top w:type="dxa" w:w="50"/>
+              <w:left w:type="dxa" w:w="60"/>
+              <w:bottom w:type="dxa" w:w="50"/>
+              <w:right w:type="dxa" w:w="60"/>
+            </w:tcMar>
+          </w:tcPr>
+          <w:p>
+            <w:pPr>
+              <w:bidi/>
+              <w:spacing w:after="0" w:line="260"/>
+              <w:jc w:val="center"/>
+            </w:pPr>
+            <w:r>
+              <w:rPr>
+                <w:rFonts w:ascii="Arial" w:cs="Arial" w:eastAsia="Arial" w:hAnsi="Arial"/>
+                <w:b w:val="false"/>
+                <w:bCs w:val="false"/>
+                <w:sz w:val="19"/>
+                <w:szCs w:val="19"/>
+                <w:rtl/>
+              </w:rPr>
+              <w:t xml:space="preserve">☐</w:t>
+            </w:r>
+          </w:p>
+        </w:tc>
+        <w:tc>
+          <w:tcPr>
+            <w:tcW w:type="dxa" w:w="640"/>
+            <w:tcBorders>
+              <w:top w:val="single" w:color="A6A6A6" w:sz="4"/>
+              <w:left w:val="single" w:color="A6A6A6" w:sz="4"/>
+              <w:bottom w:val="single" w:color="A6A6A6" w:sz="4"/>
+              <w:right w:val="single" w:color="A6A6A6" w:sz="4"/>
+            </w:tcBorders>
+            <w:tcMar>
+              <w:top w:type="dxa" w:w="50"/>
+              <w:left w:type="dxa" w:w="60"/>
+              <w:bottom w:type="dxa" w:w="50"/>
+              <w:right w:type="dxa" w:w="60"/>
+            </w:tcMar>
+          </w:tcPr>
+          <w:p>
+            <w:pPr>
+              <w:bidi/>
+              <w:spacing w:after="0" w:line="260"/>
+              <w:jc w:val="center"/>
+            </w:pPr>
+            <w:r>
+              <w:rPr>
+                <w:rFonts w:ascii="Arial" w:cs="Arial" w:eastAsia="Arial" w:hAnsi="Arial"/>
+                <w:b w:val="false"/>
+                <w:bCs w:val="false"/>
+                <w:sz w:val="19"/>
+                <w:szCs w:val="19"/>
+                <w:rtl/>
+              </w:rPr>
+              <w:t xml:space="preserve">☐</w:t>
+            </w:r>
+          </w:p>
+        </w:tc>
+        <w:tc>
+          <w:tcPr>
+            <w:tcW w:type="dxa" w:w="640"/>
+            <w:tcBorders>
+              <w:top w:val="single" w:color="A6A6A6" w:sz="4"/>
+              <w:left w:val="single" w:color="A6A6A6" w:sz="4"/>
+              <w:bottom w:val="single" w:color="A6A6A6" w:sz="4"/>
+              <w:right w:val="single" w:color="A6A6A6" w:sz="4"/>
+            </w:tcBorders>
+            <w:tcMar>
+              <w:top w:type="dxa" w:w="50"/>
+              <w:left w:type="dxa" w:w="60"/>
+              <w:bottom w:type="dxa" w:w="50"/>
+              <w:right w:type="dxa" w:w="60"/>
+            </w:tcMar>
+          </w:tcPr>
+          <w:p>
+            <w:pPr>
+              <w:bidi/>
+              <w:spacing w:after="0" w:line="260"/>
+              <w:jc w:val="center"/>
+            </w:pPr>
+            <w:r>
+              <w:rPr>
+                <w:rFonts w:ascii="Arial" w:cs="Arial" w:eastAsia="Arial" w:hAnsi="Arial"/>
+                <w:b w:val="false"/>
+                <w:bCs w:val="false"/>
+                <w:sz w:val="19"/>
+                <w:szCs w:val="19"/>
+                <w:rtl/>
+              </w:rPr>
+              <w:t xml:space="preserve">☐</w:t>
+            </w:r>
+          </w:p>
+        </w:tc>
+        <w:tc>
+          <w:tcPr>
+            <w:tcW w:type="dxa" w:w="640"/>
+            <w:tcBorders>
+              <w:top w:val="single" w:color="A6A6A6" w:sz="4"/>
+              <w:left w:val="single" w:color="A6A6A6" w:sz="4"/>
+              <w:bottom w:val="single" w:color="A6A6A6" w:sz="4"/>
+              <w:right w:val="single" w:color="A6A6A6" w:sz="4"/>
+            </w:tcBorders>
+            <w:tcMar>
+              <w:top w:type="dxa" w:w="50"/>
+              <w:left w:type="dxa" w:w="60"/>
+              <w:bottom w:type="dxa" w:w="50"/>
+              <w:right w:type="dxa" w:w="60"/>
+            </w:tcMar>
+          </w:tcPr>
+          <w:p>
+            <w:pPr>
+              <w:bidi/>
+              <w:spacing w:after="0" w:line="260"/>
+              <w:jc w:val="center"/>
+            </w:pPr>
+            <w:r>
+              <w:rPr>
+                <w:rFonts w:ascii="Arial" w:cs="Arial" w:eastAsia="Arial" w:hAnsi="Arial"/>
+                <w:b w:val="false"/>
+                <w:bCs w:val="false"/>
+                <w:sz w:val="19"/>
+                <w:szCs w:val="19"/>
+                <w:rtl/>
+              </w:rPr>
+              <w:t xml:space="preserve">☐</w:t>
+            </w:r>
+          </w:p>
+        </w:tc>
+      </w:tr>
+      <w:tr>
+        <w:trPr>
+          <w:cantSplit/>
+          <w:tblHeader w:val="false"/>
+        </w:trPr>
+        <w:tc>
+          <w:tcPr>
+            <w:tcW w:type="dxa" w:w="650"/>
+            <w:tcBorders>
+              <w:top w:val="single" w:color="A6A6A6" w:sz="4"/>
+              <w:left w:val="single" w:color="A6A6A6" w:sz="4"/>
+              <w:bottom w:val="single" w:color="A6A6A6" w:sz="4"/>
+              <w:right w:val="single" w:color="A6A6A6" w:sz="4"/>
+            </w:tcBorders>
+            <w:tcMar>
+              <w:top w:type="dxa" w:w="50"/>
+              <w:left w:type="dxa" w:w="60"/>
+              <w:bottom w:type="dxa" w:w="50"/>
+              <w:right w:type="dxa" w:w="60"/>
+            </w:tcMar>
+          </w:tcPr>
+          <w:p>
+            <w:pPr>
+              <w:bidi/>
+              <w:spacing w:after="0" w:line="260"/>
+              <w:jc w:val="center"/>
+            </w:pPr>
+            <w:r>
+              <w:rPr>
+                <w:rFonts w:ascii="Arial" w:cs="Arial" w:eastAsia="Arial" w:hAnsi="Arial"/>
+                <w:b w:val="false"/>
+                <w:bCs w:val="false"/>
+                <w:sz w:val="19"/>
+                <w:szCs w:val="19"/>
+                <w:rtl/>
+              </w:rPr>
+              <w:t xml:space="preserve">CR3</w:t>
+            </w:r>
+          </w:p>
+        </w:tc>
+        <w:tc>
+          <w:tcPr>
+            <w:tcW w:type="dxa" w:w="5650"/>
+            <w:tcBorders>
+              <w:top w:val="single" w:color="A6A6A6" w:sz="4"/>
+              <w:left w:val="single" w:color="A6A6A6" w:sz="4"/>
+              <w:bottom w:val="single" w:color="A6A6A6" w:sz="4"/>
+              <w:right w:val="single" w:color="A6A6A6" w:sz="4"/>
+            </w:tcBorders>
+            <w:tcMar>
+              <w:top w:type="dxa" w:w="50"/>
+              <w:left w:type="dxa" w:w="60"/>
+              <w:bottom w:type="dxa" w:w="50"/>
+              <w:right w:type="dxa" w:w="60"/>
+            </w:tcMar>
+          </w:tcPr>
+          <w:p>
+            <w:pPr>
+              <w:bidi/>
+              <w:spacing w:after="0" w:line="260"/>
+            </w:pPr>
+            <w:r>
+              <w:rPr>
+                <w:rFonts w:ascii="Arial" w:cs="Arial" w:eastAsia="Arial" w:hAnsi="Arial"/>
+                <w:b w:val="false"/>
+                <w:bCs w:val="false"/>
+                <w:sz w:val="19"/>
+                <w:szCs w:val="19"/>
+                <w:rtl/>
+              </w:rPr>
+              <w:t xml:space="preserve">اختلاف‌نظر درباره‌ی اینکه چه کسی چه کاری انجام دهد معمولاً در این تیم حل می‌شود.</w:t>
+            </w:r>
+          </w:p>
+        </w:tc>
+        <w:tc>
+          <w:tcPr>
+            <w:tcW w:type="dxa" w:w="640"/>
+            <w:tcBorders>
+              <w:top w:val="single" w:color="A6A6A6" w:sz="4"/>
+              <w:left w:val="single" w:color="A6A6A6" w:sz="4"/>
+              <w:bottom w:val="single" w:color="A6A6A6" w:sz="4"/>
+              <w:right w:val="single" w:color="A6A6A6" w:sz="4"/>
+            </w:tcBorders>
+            <w:tcMar>
+              <w:top w:type="dxa" w:w="50"/>
+              <w:left w:type="dxa" w:w="60"/>
+              <w:bottom w:type="dxa" w:w="50"/>
+              <w:right w:type="dxa" w:w="60"/>
+            </w:tcMar>
+          </w:tcPr>
+          <w:p>
+            <w:pPr>
+              <w:bidi/>
+              <w:spacing w:after="0" w:line="260"/>
+              <w:jc w:val="center"/>
+            </w:pPr>
+            <w:r>
+              <w:rPr>
+                <w:rFonts w:ascii="Arial" w:cs="Arial" w:eastAsia="Arial" w:hAnsi="Arial"/>
+                <w:b w:val="false"/>
+                <w:bCs w:val="false"/>
+                <w:sz w:val="19"/>
+                <w:szCs w:val="19"/>
+                <w:rtl/>
+              </w:rPr>
+              <w:t xml:space="preserve">☐</w:t>
+            </w:r>
+          </w:p>
+        </w:tc>
+        <w:tc>
+          <w:tcPr>
+            <w:tcW w:type="dxa" w:w="640"/>
+            <w:tcBorders>
+              <w:top w:val="single" w:color="A6A6A6" w:sz="4"/>
+              <w:left w:val="single" w:color="A6A6A6" w:sz="4"/>
+              <w:bottom w:val="single" w:color="A6A6A6" w:sz="4"/>
+              <w:right w:val="single" w:color="A6A6A6" w:sz="4"/>
+            </w:tcBorders>
+            <w:tcMar>
+              <w:top w:type="dxa" w:w="50"/>
+              <w:left w:type="dxa" w:w="60"/>
+              <w:bottom w:type="dxa" w:w="50"/>
+              <w:right w:type="dxa" w:w="60"/>
+            </w:tcMar>
+          </w:tcPr>
+          <w:p>
+            <w:pPr>
+              <w:bidi/>
+              <w:spacing w:after="0" w:line="260"/>
+              <w:jc w:val="center"/>
+            </w:pPr>
+            <w:r>
+              <w:rPr>
+                <w:rFonts w:ascii="Arial" w:cs="Arial" w:eastAsia="Arial" w:hAnsi="Arial"/>
+                <w:b w:val="false"/>
+                <w:bCs w:val="false"/>
+                <w:sz w:val="19"/>
+                <w:szCs w:val="19"/>
+                <w:rtl/>
+              </w:rPr>
+              <w:t xml:space="preserve">☐</w:t>
+            </w:r>
+          </w:p>
+        </w:tc>
+        <w:tc>
+          <w:tcPr>
+            <w:tcW w:type="dxa" w:w="640"/>
+            <w:tcBorders>
+              <w:top w:val="single" w:color="A6A6A6" w:sz="4"/>
+              <w:left w:val="single" w:color="A6A6A6" w:sz="4"/>
+              <w:bottom w:val="single" w:color="A6A6A6" w:sz="4"/>
+              <w:right w:val="single" w:color="A6A6A6" w:sz="4"/>
+            </w:tcBorders>
+            <w:tcMar>
+              <w:top w:type="dxa" w:w="50"/>
+              <w:left w:type="dxa" w:w="60"/>
+              <w:bottom w:type="dxa" w:w="50"/>
+              <w:right w:type="dxa" w:w="60"/>
+            </w:tcMar>
+          </w:tcPr>
+          <w:p>
+            <w:pPr>
+              <w:bidi/>
+              <w:spacing w:after="0" w:line="260"/>
+              <w:jc w:val="center"/>
+            </w:pPr>
+            <w:r>
+              <w:rPr>
+                <w:rFonts w:ascii="Arial" w:cs="Arial" w:eastAsia="Arial" w:hAnsi="Arial"/>
+                <w:b w:val="false"/>
+                <w:bCs w:val="false"/>
+                <w:sz w:val="19"/>
+                <w:szCs w:val="19"/>
+                <w:rtl/>
+              </w:rPr>
+              <w:t xml:space="preserve">☐</w:t>
+            </w:r>
+          </w:p>
+        </w:tc>
+        <w:tc>
+          <w:tcPr>
+            <w:tcW w:type="dxa" w:w="640"/>
+            <w:tcBorders>
+              <w:top w:val="single" w:color="A6A6A6" w:sz="4"/>
+              <w:left w:val="single" w:color="A6A6A6" w:sz="4"/>
+              <w:bottom w:val="single" w:color="A6A6A6" w:sz="4"/>
+              <w:right w:val="single" w:color="A6A6A6" w:sz="4"/>
+            </w:tcBorders>
+            <w:tcMar>
+              <w:top w:type="dxa" w:w="50"/>
+              <w:left w:type="dxa" w:w="60"/>
+              <w:bottom w:type="dxa" w:w="50"/>
+              <w:right w:type="dxa" w:w="60"/>
+            </w:tcMar>
+          </w:tcPr>
+          <w:p>
+            <w:pPr>
+              <w:bidi/>
+              <w:spacing w:after="0" w:line="260"/>
+              <w:jc w:val="center"/>
+            </w:pPr>
+            <w:r>
+              <w:rPr>
+                <w:rFonts w:ascii="Arial" w:cs="Arial" w:eastAsia="Arial" w:hAnsi="Arial"/>
+                <w:b w:val="false"/>
+                <w:bCs w:val="false"/>
+                <w:sz w:val="19"/>
+                <w:szCs w:val="19"/>
+                <w:rtl/>
+              </w:rPr>
+              <w:t xml:space="preserve">☐</w:t>
+            </w:r>
+          </w:p>
+        </w:tc>
+        <w:tc>
+          <w:tcPr>
+            <w:tcW w:type="dxa" w:w="640"/>
+            <w:tcBorders>
+              <w:top w:val="single" w:color="A6A6A6" w:sz="4"/>
+              <w:left w:val="single" w:color="A6A6A6" w:sz="4"/>
+              <w:bottom w:val="single" w:color="A6A6A6" w:sz="4"/>
+              <w:right w:val="single" w:color="A6A6A6" w:sz="4"/>
+            </w:tcBorders>
+            <w:tcMar>
+              <w:top w:type="dxa" w:w="50"/>
+              <w:left w:type="dxa" w:w="60"/>
+              <w:bottom w:type="dxa" w:w="50"/>
+              <w:right w:type="dxa" w:w="60"/>
+            </w:tcMar>
+          </w:tcPr>
+          <w:p>
+            <w:pPr>
+              <w:bidi/>
+              <w:spacing w:after="0" w:line="260"/>
+              <w:jc w:val="center"/>
+            </w:pPr>
+            <w:r>
+              <w:rPr>
+                <w:rFonts w:ascii="Arial" w:cs="Arial" w:eastAsia="Arial" w:hAnsi="Arial"/>
+                <w:b w:val="false"/>
+                <w:bCs w:val="false"/>
+                <w:sz w:val="19"/>
+                <w:szCs w:val="19"/>
+                <w:rtl/>
+              </w:rPr>
+              <w:t xml:space="preserve">☐</w:t>
+            </w:r>
+          </w:p>
+        </w:tc>
+      </w:tr>
+      <w:tr>
+        <w:trPr>
+          <w:cantSplit/>
+          <w:tblHeader w:val="false"/>
+        </w:trPr>
+        <w:tc>
+          <w:tcPr>
+            <w:tcW w:type="dxa" w:w="650"/>
+            <w:tcBorders>
+              <w:top w:val="single" w:color="A6A6A6" w:sz="4"/>
+              <w:left w:val="single" w:color="A6A6A6" w:sz="4"/>
+              <w:bottom w:val="single" w:color="A6A6A6" w:sz="4"/>
+              <w:right w:val="single" w:color="A6A6A6" w:sz="4"/>
+            </w:tcBorders>
+            <w:tcMar>
+              <w:top w:type="dxa" w:w="50"/>
+              <w:left w:type="dxa" w:w="60"/>
+              <w:bottom w:type="dxa" w:w="50"/>
+              <w:right w:type="dxa" w:w="60"/>
+            </w:tcMar>
+          </w:tcPr>
+          <w:p>
+            <w:pPr>
+              <w:bidi/>
+              <w:spacing w:after="0" w:line="260"/>
+              <w:jc w:val="center"/>
+            </w:pPr>
+            <w:r>
+              <w:rPr>
+                <w:rFonts w:ascii="Arial" w:cs="Arial" w:eastAsia="Arial" w:hAnsi="Arial"/>
+                <w:b w:val="false"/>
+                <w:bCs w:val="false"/>
+                <w:sz w:val="19"/>
+                <w:szCs w:val="19"/>
+                <w:rtl/>
+              </w:rPr>
+              <w:t xml:space="preserve">LK1</w:t>
+            </w:r>
+          </w:p>
+        </w:tc>
+        <w:tc>
+          <w:tcPr>
+            <w:tcW w:type="dxa" w:w="5650"/>
+            <w:tcBorders>
+              <w:top w:val="single" w:color="A6A6A6" w:sz="4"/>
+              <w:left w:val="single" w:color="A6A6A6" w:sz="4"/>
+              <w:bottom w:val="single" w:color="A6A6A6" w:sz="4"/>
+              <w:right w:val="single" w:color="A6A6A6" w:sz="4"/>
+            </w:tcBorders>
+            <w:tcMar>
+              <w:top w:type="dxa" w:w="50"/>
+              <w:left w:type="dxa" w:w="60"/>
+              <w:bottom w:type="dxa" w:w="50"/>
+              <w:right w:type="dxa" w:w="60"/>
+            </w:tcMar>
+          </w:tcPr>
+          <w:p>
+            <w:pPr>
+              <w:bidi/>
+              <w:spacing w:after="0" w:line="260"/>
+            </w:pPr>
+            <w:r>
+              <w:rPr>
+                <w:rFonts w:ascii="Arial" w:cs="Arial" w:eastAsia="Arial" w:hAnsi="Arial"/>
+                <w:b w:val="false"/>
+                <w:bCs w:val="false"/>
+                <w:sz w:val="19"/>
+                <w:szCs w:val="19"/>
+                <w:rtl/>
+              </w:rPr>
+              <w:t xml:space="preserve">به‌طور کلی سایر اعضای تیم را دوست دارم.</w:t>
+            </w:r>
+          </w:p>
+        </w:tc>
+        <w:tc>
+          <w:tcPr>
+            <w:tcW w:type="dxa" w:w="640"/>
+            <w:tcBorders>
+              <w:top w:val="single" w:color="A6A6A6" w:sz="4"/>
+              <w:left w:val="single" w:color="A6A6A6" w:sz="4"/>
+              <w:bottom w:val="single" w:color="A6A6A6" w:sz="4"/>
+              <w:right w:val="single" w:color="A6A6A6" w:sz="4"/>
+            </w:tcBorders>
+            <w:tcMar>
+              <w:top w:type="dxa" w:w="50"/>
+              <w:left w:type="dxa" w:w="60"/>
+              <w:bottom w:type="dxa" w:w="50"/>
+              <w:right w:type="dxa" w:w="60"/>
+            </w:tcMar>
+          </w:tcPr>
+          <w:p>
+            <w:pPr>
+              <w:bidi/>
+              <w:spacing w:after="0" w:line="260"/>
+              <w:jc w:val="center"/>
+            </w:pPr>
+            <w:r>
+              <w:rPr>
+                <w:rFonts w:ascii="Arial" w:cs="Arial" w:eastAsia="Arial" w:hAnsi="Arial"/>
+                <w:b w:val="false"/>
+                <w:bCs w:val="false"/>
+                <w:sz w:val="19"/>
+                <w:szCs w:val="19"/>
+                <w:rtl/>
+              </w:rPr>
+              <w:t xml:space="preserve">☐</w:t>
+            </w:r>
+          </w:p>
+        </w:tc>
+        <w:tc>
+          <w:tcPr>
+            <w:tcW w:type="dxa" w:w="640"/>
+            <w:tcBorders>
+              <w:top w:val="single" w:color="A6A6A6" w:sz="4"/>
+              <w:left w:val="single" w:color="A6A6A6" w:sz="4"/>
+              <w:bottom w:val="single" w:color="A6A6A6" w:sz="4"/>
+              <w:right w:val="single" w:color="A6A6A6" w:sz="4"/>
+            </w:tcBorders>
+            <w:tcMar>
+              <w:top w:type="dxa" w:w="50"/>
+              <w:left w:type="dxa" w:w="60"/>
+              <w:bottom w:type="dxa" w:w="50"/>
+              <w:right w:type="dxa" w:w="60"/>
+            </w:tcMar>
+          </w:tcPr>
+          <w:p>
+            <w:pPr>
+              <w:bidi/>
+              <w:spacing w:after="0" w:line="260"/>
+              <w:jc w:val="center"/>
+            </w:pPr>
+            <w:r>
+              <w:rPr>
+                <w:rFonts w:ascii="Arial" w:cs="Arial" w:eastAsia="Arial" w:hAnsi="Arial"/>
+                <w:b w:val="false"/>
+                <w:bCs w:val="false"/>
+                <w:sz w:val="19"/>
+                <w:szCs w:val="19"/>
+                <w:rtl/>
+              </w:rPr>
+              <w:t xml:space="preserve">☐</w:t>
+            </w:r>
+          </w:p>
+        </w:tc>
+        <w:tc>
+          <w:tcPr>
+            <w:tcW w:type="dxa" w:w="640"/>
+            <w:tcBorders>
+              <w:top w:val="single" w:color="A6A6A6" w:sz="4"/>
+              <w:left w:val="single" w:color="A6A6A6" w:sz="4"/>
+              <w:bottom w:val="single" w:color="A6A6A6" w:sz="4"/>
+              <w:right w:val="single" w:color="A6A6A6" w:sz="4"/>
+            </w:tcBorders>
+            <w:tcMar>
+              <w:top w:type="dxa" w:w="50"/>
+              <w:left w:type="dxa" w:w="60"/>
+              <w:bottom w:type="dxa" w:w="50"/>
+              <w:right w:type="dxa" w:w="60"/>
+            </w:tcMar>
+          </w:tcPr>
+          <w:p>
+            <w:pPr>
+              <w:bidi/>
+              <w:spacing w:after="0" w:line="260"/>
+              <w:jc w:val="center"/>
+            </w:pPr>
+            <w:r>
+              <w:rPr>
+                <w:rFonts w:ascii="Arial" w:cs="Arial" w:eastAsia="Arial" w:hAnsi="Arial"/>
+                <w:b w:val="false"/>
+                <w:bCs w:val="false"/>
+                <w:sz w:val="19"/>
+                <w:szCs w:val="19"/>
+                <w:rtl/>
+              </w:rPr>
+              <w:t xml:space="preserve">☐</w:t>
+            </w:r>
+          </w:p>
+        </w:tc>
+        <w:tc>
+          <w:tcPr>
+            <w:tcW w:type="dxa" w:w="640"/>
+            <w:tcBorders>
+              <w:top w:val="single" w:color="A6A6A6" w:sz="4"/>
+              <w:left w:val="single" w:color="A6A6A6" w:sz="4"/>
+              <w:bottom w:val="single" w:color="A6A6A6" w:sz="4"/>
+              <w:right w:val="single" w:color="A6A6A6" w:sz="4"/>
+            </w:tcBorders>
+            <w:tcMar>
+              <w:top w:type="dxa" w:w="50"/>
+              <w:left w:type="dxa" w:w="60"/>
+              <w:bottom w:type="dxa" w:w="50"/>
+              <w:right w:type="dxa" w:w="60"/>
+            </w:tcMar>
+          </w:tcPr>
+          <w:p>
+            <w:pPr>
+              <w:bidi/>
+              <w:spacing w:after="0" w:line="260"/>
+              <w:jc w:val="center"/>
+            </w:pPr>
+            <w:r>
+              <w:rPr>
+                <w:rFonts w:ascii="Arial" w:cs="Arial" w:eastAsia="Arial" w:hAnsi="Arial"/>
+                <w:b w:val="false"/>
+                <w:bCs w:val="false"/>
+                <w:sz w:val="19"/>
+                <w:szCs w:val="19"/>
+                <w:rtl/>
+              </w:rPr>
+              <w:t xml:space="preserve">☐</w:t>
+            </w:r>
+          </w:p>
+        </w:tc>
+        <w:tc>
+          <w:tcPr>
+            <w:tcW w:type="dxa" w:w="640"/>
+            <w:tcBorders>
+              <w:top w:val="single" w:color="A6A6A6" w:sz="4"/>
+              <w:left w:val="single" w:color="A6A6A6" w:sz="4"/>
+              <w:bottom w:val="single" w:color="A6A6A6" w:sz="4"/>
+              <w:right w:val="single" w:color="A6A6A6" w:sz="4"/>
+            </w:tcBorders>
+            <w:tcMar>
+              <w:top w:type="dxa" w:w="50"/>
+              <w:left w:type="dxa" w:w="60"/>
+              <w:bottom w:type="dxa" w:w="50"/>
+              <w:right w:type="dxa" w:w="60"/>
+            </w:tcMar>
+          </w:tcPr>
+          <w:p>
+            <w:pPr>
+              <w:bidi/>
+              <w:spacing w:after="0" w:line="260"/>
+              <w:jc w:val="center"/>
+            </w:pPr>
+            <w:r>
+              <w:rPr>
+                <w:rFonts w:ascii="Arial" w:cs="Arial" w:eastAsia="Arial" w:hAnsi="Arial"/>
+                <w:b w:val="false"/>
+                <w:bCs w:val="false"/>
+                <w:sz w:val="19"/>
+                <w:szCs w:val="19"/>
+                <w:rtl/>
+              </w:rPr>
+              <w:t xml:space="preserve">☐</w:t>
+            </w:r>
+          </w:p>
+        </w:tc>
+      </w:tr>
+      <w:tr>
+        <w:trPr>
+          <w:cantSplit/>
+          <w:tblHeader w:val="false"/>
+        </w:trPr>
+        <w:tc>
+          <w:tcPr>
+            <w:tcW w:type="dxa" w:w="650"/>
+            <w:tcBorders>
+              <w:top w:val="single" w:color="A6A6A6" w:sz="4"/>
+              <w:left w:val="single" w:color="A6A6A6" w:sz="4"/>
+              <w:bottom w:val="single" w:color="A6A6A6" w:sz="4"/>
+              <w:right w:val="single" w:color="A6A6A6" w:sz="4"/>
+            </w:tcBorders>
+            <w:tcMar>
+              <w:top w:type="dxa" w:w="50"/>
+              <w:left w:type="dxa" w:w="60"/>
+              <w:bottom w:type="dxa" w:w="50"/>
+              <w:right w:type="dxa" w:w="60"/>
+            </w:tcMar>
+          </w:tcPr>
+          <w:p>
+            <w:pPr>
+              <w:bidi/>
+              <w:spacing w:after="0" w:line="260"/>
+              <w:jc w:val="center"/>
+            </w:pPr>
+            <w:r>
+              <w:rPr>
+                <w:rFonts w:ascii="Arial" w:cs="Arial" w:eastAsia="Arial" w:hAnsi="Arial"/>
+                <w:b w:val="false"/>
+                <w:bCs w:val="false"/>
+                <w:sz w:val="19"/>
+                <w:szCs w:val="19"/>
+                <w:rtl/>
+              </w:rPr>
+              <w:t xml:space="preserve">LK2</w:t>
+            </w:r>
+          </w:p>
+        </w:tc>
+        <w:tc>
+          <w:tcPr>
+            <w:tcW w:type="dxa" w:w="5650"/>
+            <w:tcBorders>
+              <w:top w:val="single" w:color="A6A6A6" w:sz="4"/>
+              <w:left w:val="single" w:color="A6A6A6" w:sz="4"/>
+              <w:bottom w:val="single" w:color="A6A6A6" w:sz="4"/>
+              <w:right w:val="single" w:color="A6A6A6" w:sz="4"/>
+            </w:tcBorders>
+            <w:tcMar>
+              <w:top w:type="dxa" w:w="50"/>
+              <w:left w:type="dxa" w:w="60"/>
+              <w:bottom w:type="dxa" w:w="50"/>
+              <w:right w:type="dxa" w:w="60"/>
+            </w:tcMar>
+          </w:tcPr>
+          <w:p>
+            <w:pPr>
+              <w:bidi/>
+              <w:spacing w:after="0" w:line="260"/>
+            </w:pPr>
+            <w:r>
+              <w:rPr>
+                <w:rFonts w:ascii="Arial" w:cs="Arial" w:eastAsia="Arial" w:hAnsi="Arial"/>
+                <w:b w:val="false"/>
+                <w:bCs w:val="false"/>
+                <w:sz w:val="19"/>
+                <w:szCs w:val="19"/>
+                <w:rtl/>
+              </w:rPr>
+              <w:t xml:space="preserve">سایر اعضای تیم دوستان من هستند.</w:t>
+            </w:r>
+          </w:p>
+        </w:tc>
+        <w:tc>
+          <w:tcPr>
+            <w:tcW w:type="dxa" w:w="640"/>
+            <w:tcBorders>
+              <w:top w:val="single" w:color="A6A6A6" w:sz="4"/>
+              <w:left w:val="single" w:color="A6A6A6" w:sz="4"/>
+              <w:bottom w:val="single" w:color="A6A6A6" w:sz="4"/>
+              <w:right w:val="single" w:color="A6A6A6" w:sz="4"/>
+            </w:tcBorders>
+            <w:tcMar>
+              <w:top w:type="dxa" w:w="50"/>
+              <w:left w:type="dxa" w:w="60"/>
+              <w:bottom w:type="dxa" w:w="50"/>
+              <w:right w:type="dxa" w:w="60"/>
+            </w:tcMar>
+          </w:tcPr>
+          <w:p>
+            <w:pPr>
+              <w:bidi/>
+              <w:spacing w:after="0" w:line="260"/>
+              <w:jc w:val="center"/>
+            </w:pPr>
+            <w:r>
+              <w:rPr>
+                <w:rFonts w:ascii="Arial" w:cs="Arial" w:eastAsia="Arial" w:hAnsi="Arial"/>
+                <w:b w:val="false"/>
+                <w:bCs w:val="false"/>
+                <w:sz w:val="19"/>
+                <w:szCs w:val="19"/>
+                <w:rtl/>
+              </w:rPr>
+              <w:t xml:space="preserve">☐</w:t>
+            </w:r>
+          </w:p>
+        </w:tc>
+        <w:tc>
+          <w:tcPr>
+            <w:tcW w:type="dxa" w:w="640"/>
+            <w:tcBorders>
+              <w:top w:val="single" w:color="A6A6A6" w:sz="4"/>
+              <w:left w:val="single" w:color="A6A6A6" w:sz="4"/>
+              <w:bottom w:val="single" w:color="A6A6A6" w:sz="4"/>
+              <w:right w:val="single" w:color="A6A6A6" w:sz="4"/>
+            </w:tcBorders>
+            <w:tcMar>
+              <w:top w:type="dxa" w:w="50"/>
+              <w:left w:type="dxa" w:w="60"/>
+              <w:bottom w:type="dxa" w:w="50"/>
+              <w:right w:type="dxa" w:w="60"/>
+            </w:tcMar>
+          </w:tcPr>
+          <w:p>
+            <w:pPr>
+              <w:bidi/>
+              <w:spacing w:after="0" w:line="260"/>
+              <w:jc w:val="center"/>
+            </w:pPr>
+            <w:r>
+              <w:rPr>
+                <w:rFonts w:ascii="Arial" w:cs="Arial" w:eastAsia="Arial" w:hAnsi="Arial"/>
+                <w:b w:val="false"/>
+                <w:bCs w:val="false"/>
+                <w:sz w:val="19"/>
+                <w:szCs w:val="19"/>
+                <w:rtl/>
+              </w:rPr>
+              <w:t xml:space="preserve">☐</w:t>
+            </w:r>
+          </w:p>
+        </w:tc>
+        <w:tc>
+          <w:tcPr>
+            <w:tcW w:type="dxa" w:w="640"/>
+            <w:tcBorders>
+              <w:top w:val="single" w:color="A6A6A6" w:sz="4"/>
+              <w:left w:val="single" w:color="A6A6A6" w:sz="4"/>
+              <w:bottom w:val="single" w:color="A6A6A6" w:sz="4"/>
+              <w:right w:val="single" w:color="A6A6A6" w:sz="4"/>
+            </w:tcBorders>
+            <w:tcMar>
+              <w:top w:type="dxa" w:w="50"/>
+              <w:left w:type="dxa" w:w="60"/>
+              <w:bottom w:type="dxa" w:w="50"/>
+              <w:right w:type="dxa" w:w="60"/>
+            </w:tcMar>
+          </w:tcPr>
+          <w:p>
+            <w:pPr>
+              <w:bidi/>
+              <w:spacing w:after="0" w:line="260"/>
+              <w:jc w:val="center"/>
+            </w:pPr>
+            <w:r>
+              <w:rPr>
+                <w:rFonts w:ascii="Arial" w:cs="Arial" w:eastAsia="Arial" w:hAnsi="Arial"/>
+                <w:b w:val="false"/>
+                <w:bCs w:val="false"/>
+                <w:sz w:val="19"/>
+                <w:szCs w:val="19"/>
+                <w:rtl/>
+              </w:rPr>
+              <w:t xml:space="preserve">☐</w:t>
+            </w:r>
+          </w:p>
+        </w:tc>
+        <w:tc>
+          <w:tcPr>
+            <w:tcW w:type="dxa" w:w="640"/>
+            <w:tcBorders>
+              <w:top w:val="single" w:color="A6A6A6" w:sz="4"/>
+              <w:left w:val="single" w:color="A6A6A6" w:sz="4"/>
+              <w:bottom w:val="single" w:color="A6A6A6" w:sz="4"/>
+              <w:right w:val="single" w:color="A6A6A6" w:sz="4"/>
+            </w:tcBorders>
+            <w:tcMar>
+              <w:top w:type="dxa" w:w="50"/>
+              <w:left w:type="dxa" w:w="60"/>
+              <w:bottom w:type="dxa" w:w="50"/>
+              <w:right w:type="dxa" w:w="60"/>
+            </w:tcMar>
+          </w:tcPr>
+          <w:p>
+            <w:pPr>
+              <w:bidi/>
+              <w:spacing w:after="0" w:line="260"/>
+              <w:jc w:val="center"/>
+            </w:pPr>
+            <w:r>
+              <w:rPr>
+                <w:rFonts w:ascii="Arial" w:cs="Arial" w:eastAsia="Arial" w:hAnsi="Arial"/>
+                <w:b w:val="false"/>
+                <w:bCs w:val="false"/>
+                <w:sz w:val="19"/>
+                <w:szCs w:val="19"/>
+                <w:rtl/>
+              </w:rPr>
+              <w:t xml:space="preserve">☐</w:t>
+            </w:r>
+          </w:p>
+        </w:tc>
+        <w:tc>
+          <w:tcPr>
+            <w:tcW w:type="dxa" w:w="640"/>
+            <w:tcBorders>
+              <w:top w:val="single" w:color="A6A6A6" w:sz="4"/>
+              <w:left w:val="single" w:color="A6A6A6" w:sz="4"/>
+              <w:bottom w:val="single" w:color="A6A6A6" w:sz="4"/>
+              <w:right w:val="single" w:color="A6A6A6" w:sz="4"/>
+            </w:tcBorders>
+            <w:tcMar>
+              <w:top w:type="dxa" w:w="50"/>
+              <w:left w:type="dxa" w:w="60"/>
+              <w:bottom w:type="dxa" w:w="50"/>
+              <w:right w:type="dxa" w:w="60"/>
+            </w:tcMar>
+          </w:tcPr>
+          <w:p>
+            <w:pPr>
+              <w:bidi/>
+              <w:spacing w:after="0" w:line="260"/>
+              <w:jc w:val="center"/>
+            </w:pPr>
+            <w:r>
+              <w:rPr>
+                <w:rFonts w:ascii="Arial" w:cs="Arial" w:eastAsia="Arial" w:hAnsi="Arial"/>
+                <w:b w:val="false"/>
+                <w:bCs w:val="false"/>
+                <w:sz w:val="19"/>
+                <w:szCs w:val="19"/>
+                <w:rtl/>
+              </w:rPr>
+              <w:t xml:space="preserve">☐</w:t>
+            </w:r>
+          </w:p>
+        </w:tc>
+      </w:tr>
+      <w:tr>
+        <w:trPr>
+          <w:cantSplit/>
+          <w:tblHeader w:val="false"/>
+        </w:trPr>
+        <w:tc>
+          <w:tcPr>
+            <w:tcW w:type="dxa" w:w="650"/>
+            <w:tcBorders>
+              <w:top w:val="single" w:color="A6A6A6" w:sz="4"/>
+              <w:left w:val="single" w:color="A6A6A6" w:sz="4"/>
+              <w:bottom w:val="single" w:color="A6A6A6" w:sz="4"/>
+              <w:right w:val="single" w:color="A6A6A6" w:sz="4"/>
+            </w:tcBorders>
+            <w:tcMar>
+              <w:top w:type="dxa" w:w="50"/>
+              <w:left w:type="dxa" w:w="60"/>
+              <w:bottom w:type="dxa" w:w="50"/>
+              <w:right w:type="dxa" w:w="60"/>
+            </w:tcMar>
+          </w:tcPr>
+          <w:p>
+            <w:pPr>
+              <w:bidi/>
+              <w:spacing w:after="0" w:line="260"/>
+              <w:jc w:val="center"/>
+            </w:pPr>
+            <w:r>
+              <w:rPr>
+                <w:rFonts w:ascii="Arial" w:cs="Arial" w:eastAsia="Arial" w:hAnsi="Arial"/>
+                <w:b w:val="false"/>
+                <w:bCs w:val="false"/>
+                <w:sz w:val="19"/>
+                <w:szCs w:val="19"/>
+                <w:rtl/>
+              </w:rPr>
+              <w:t xml:space="preserve">LK3</w:t>
+            </w:r>
+          </w:p>
+        </w:tc>
+        <w:tc>
+          <w:tcPr>
+            <w:tcW w:type="dxa" w:w="5650"/>
+            <w:tcBorders>
+              <w:top w:val="single" w:color="A6A6A6" w:sz="4"/>
+              <w:left w:val="single" w:color="A6A6A6" w:sz="4"/>
+              <w:bottom w:val="single" w:color="A6A6A6" w:sz="4"/>
+              <w:right w:val="single" w:color="A6A6A6" w:sz="4"/>
+            </w:tcBorders>
+            <w:tcMar>
+              <w:top w:type="dxa" w:w="50"/>
+              <w:left w:type="dxa" w:w="60"/>
+              <w:bottom w:type="dxa" w:w="50"/>
+              <w:right w:type="dxa" w:w="60"/>
+            </w:tcMar>
+          </w:tcPr>
+          <w:p>
+            <w:pPr>
+              <w:bidi/>
+              <w:spacing w:after="0" w:line="260"/>
+            </w:pPr>
+            <w:r>
+              <w:rPr>
+                <w:rFonts w:ascii="Arial" w:cs="Arial" w:eastAsia="Arial" w:hAnsi="Arial"/>
+                <w:b w:val="false"/>
+                <w:bCs w:val="false"/>
+                <w:sz w:val="19"/>
+                <w:szCs w:val="19"/>
+                <w:rtl/>
+              </w:rPr>
+              <w:t xml:space="preserve">در تیم ما روحیه‌ی گروهی اندکی وجود دارد.</w:t>
+            </w:r>
+          </w:p>
+        </w:tc>
+        <w:tc>
+          <w:tcPr>
+            <w:tcW w:type="dxa" w:w="640"/>
+            <w:tcBorders>
+              <w:top w:val="single" w:color="A6A6A6" w:sz="4"/>
+              <w:left w:val="single" w:color="A6A6A6" w:sz="4"/>
+              <w:bottom w:val="single" w:color="A6A6A6" w:sz="4"/>
+              <w:right w:val="single" w:color="A6A6A6" w:sz="4"/>
+            </w:tcBorders>
+            <w:tcMar>
+              <w:top w:type="dxa" w:w="50"/>
+              <w:left w:type="dxa" w:w="60"/>
+              <w:bottom w:type="dxa" w:w="50"/>
+              <w:right w:type="dxa" w:w="60"/>
+            </w:tcMar>
+          </w:tcPr>
+          <w:p>
+            <w:pPr>
+              <w:bidi/>
+              <w:spacing w:after="0" w:line="260"/>
+              <w:jc w:val="center"/>
+            </w:pPr>
+            <w:r>
+              <w:rPr>
+                <w:rFonts w:ascii="Arial" w:cs="Arial" w:eastAsia="Arial" w:hAnsi="Arial"/>
+                <w:b w:val="false"/>
+                <w:bCs w:val="false"/>
+                <w:sz w:val="19"/>
+                <w:szCs w:val="19"/>
+                <w:rtl/>
+              </w:rPr>
+              <w:t xml:space="preserve">☐</w:t>
+            </w:r>
+          </w:p>
+        </w:tc>
+        <w:tc>
+          <w:tcPr>
+            <w:tcW w:type="dxa" w:w="640"/>
+            <w:tcBorders>
+              <w:top w:val="single" w:color="A6A6A6" w:sz="4"/>
+              <w:left w:val="single" w:color="A6A6A6" w:sz="4"/>
+              <w:bottom w:val="single" w:color="A6A6A6" w:sz="4"/>
+              <w:right w:val="single" w:color="A6A6A6" w:sz="4"/>
+            </w:tcBorders>
+            <w:tcMar>
+              <w:top w:type="dxa" w:w="50"/>
+              <w:left w:type="dxa" w:w="60"/>
+              <w:bottom w:type="dxa" w:w="50"/>
+              <w:right w:type="dxa" w:w="60"/>
+            </w:tcMar>
+          </w:tcPr>
+          <w:p>
+            <w:pPr>
+              <w:bidi/>
+              <w:spacing w:after="0" w:line="260"/>
+              <w:jc w:val="center"/>
+            </w:pPr>
+            <w:r>
+              <w:rPr>
+                <w:rFonts w:ascii="Arial" w:cs="Arial" w:eastAsia="Arial" w:hAnsi="Arial"/>
+                <w:b w:val="false"/>
+                <w:bCs w:val="false"/>
+                <w:sz w:val="19"/>
+                <w:szCs w:val="19"/>
+                <w:rtl/>
+              </w:rPr>
+              <w:t xml:space="preserve">☐</w:t>
+            </w:r>
+          </w:p>
+        </w:tc>
+        <w:tc>
+          <w:tcPr>
+            <w:tcW w:type="dxa" w:w="640"/>
+            <w:tcBorders>
+              <w:top w:val="single" w:color="A6A6A6" w:sz="4"/>
+              <w:left w:val="single" w:color="A6A6A6" w:sz="4"/>
+              <w:bottom w:val="single" w:color="A6A6A6" w:sz="4"/>
+              <w:right w:val="single" w:color="A6A6A6" w:sz="4"/>
+            </w:tcBorders>
+            <w:tcMar>
+              <w:top w:type="dxa" w:w="50"/>
+              <w:left w:type="dxa" w:w="60"/>
+              <w:bottom w:type="dxa" w:w="50"/>
+              <w:right w:type="dxa" w:w="60"/>
+            </w:tcMar>
+          </w:tcPr>
+          <w:p>
+            <w:pPr>
+              <w:bidi/>
+              <w:spacing w:after="0" w:line="260"/>
+              <w:jc w:val="center"/>
+            </w:pPr>
+            <w:r>
+              <w:rPr>
+                <w:rFonts w:ascii="Arial" w:cs="Arial" w:eastAsia="Arial" w:hAnsi="Arial"/>
+                <w:b w:val="false"/>
+                <w:bCs w:val="false"/>
+                <w:sz w:val="19"/>
+                <w:szCs w:val="19"/>
+                <w:rtl/>
+              </w:rPr>
+              <w:t xml:space="preserve">☐</w:t>
+            </w:r>
+          </w:p>
+        </w:tc>
+        <w:tc>
+          <w:tcPr>
+            <w:tcW w:type="dxa" w:w="640"/>
+            <w:tcBorders>
+              <w:top w:val="single" w:color="A6A6A6" w:sz="4"/>
+              <w:left w:val="single" w:color="A6A6A6" w:sz="4"/>
+              <w:bottom w:val="single" w:color="A6A6A6" w:sz="4"/>
+              <w:right w:val="single" w:color="A6A6A6" w:sz="4"/>
+            </w:tcBorders>
+            <w:tcMar>
+              <w:top w:type="dxa" w:w="50"/>
+              <w:left w:type="dxa" w:w="60"/>
+              <w:bottom w:type="dxa" w:w="50"/>
+              <w:right w:type="dxa" w:w="60"/>
+            </w:tcMar>
+          </w:tcPr>
+          <w:p>
+            <w:pPr>
+              <w:bidi/>
+              <w:spacing w:after="0" w:line="260"/>
+              <w:jc w:val="center"/>
+            </w:pPr>
+            <w:r>
+              <w:rPr>
+                <w:rFonts w:ascii="Arial" w:cs="Arial" w:eastAsia="Arial" w:hAnsi="Arial"/>
+                <w:b w:val="false"/>
+                <w:bCs w:val="false"/>
+                <w:sz w:val="19"/>
+                <w:szCs w:val="19"/>
+                <w:rtl/>
+              </w:rPr>
+              <w:t xml:space="preserve">☐</w:t>
+            </w:r>
+          </w:p>
+        </w:tc>
+        <w:tc>
+          <w:tcPr>
+            <w:tcW w:type="dxa" w:w="640"/>
+            <w:tcBorders>
+              <w:top w:val="single" w:color="A6A6A6" w:sz="4"/>
+              <w:left w:val="single" w:color="A6A6A6" w:sz="4"/>
+              <w:bottom w:val="single" w:color="A6A6A6" w:sz="4"/>
+              <w:right w:val="single" w:color="A6A6A6" w:sz="4"/>
+            </w:tcBorders>
+            <w:tcMar>
+              <w:top w:type="dxa" w:w="50"/>
+              <w:left w:type="dxa" w:w="60"/>
+              <w:bottom w:type="dxa" w:w="50"/>
+              <w:right w:type="dxa" w:w="60"/>
+            </w:tcMar>
+          </w:tcPr>
+          <w:p>
+            <w:pPr>
+              <w:bidi/>
+              <w:spacing w:after="0" w:line="260"/>
+              <w:jc w:val="center"/>
+            </w:pPr>
+            <w:r>
+              <w:rPr>
+                <w:rFonts w:ascii="Arial" w:cs="Arial" w:eastAsia="Arial" w:hAnsi="Arial"/>
+                <w:b w:val="false"/>
+                <w:bCs w:val="false"/>
+                <w:sz w:val="19"/>
+                <w:szCs w:val="19"/>
+                <w:rtl/>
+              </w:rPr>
+              <w:t xml:space="preserve">☐</w:t>
+            </w:r>
+          </w:p>
+        </w:tc>
+      </w:tr>
+      <w:tr>
+        <w:trPr>
+          <w:cantSplit/>
+          <w:tblHeader w:val="false"/>
+        </w:trPr>
+        <w:tc>
+          <w:tcPr>
+            <w:tcW w:type="dxa" w:w="650"/>
+            <w:tcBorders>
+              <w:top w:val="single" w:color="A6A6A6" w:sz="4"/>
+              <w:left w:val="single" w:color="A6A6A6" w:sz="4"/>
+              <w:bottom w:val="single" w:color="A6A6A6" w:sz="4"/>
+              <w:right w:val="single" w:color="A6A6A6" w:sz="4"/>
+            </w:tcBorders>
+            <w:tcMar>
+              <w:top w:type="dxa" w:w="50"/>
+              <w:left w:type="dxa" w:w="60"/>
+              <w:bottom w:type="dxa" w:w="50"/>
+              <w:right w:type="dxa" w:w="60"/>
+            </w:tcMar>
+          </w:tcPr>
+          <w:p>
+            <w:pPr>
+              <w:bidi/>
+              <w:spacing w:after="0" w:line="260"/>
+              <w:jc w:val="center"/>
+            </w:pPr>
+            <w:r>
+              <w:rPr>
+                <w:rFonts w:ascii="Arial" w:cs="Arial" w:eastAsia="Arial" w:hAnsi="Arial"/>
+                <w:b w:val="false"/>
+                <w:bCs w:val="false"/>
+                <w:sz w:val="19"/>
+                <w:szCs w:val="19"/>
+                <w:rtl/>
+              </w:rPr>
+              <w:t xml:space="preserve">LK4</w:t>
+            </w:r>
+          </w:p>
+        </w:tc>
+        <w:tc>
+          <w:tcPr>
+            <w:tcW w:type="dxa" w:w="5650"/>
+            <w:tcBorders>
+              <w:top w:val="single" w:color="A6A6A6" w:sz="4"/>
+              <w:left w:val="single" w:color="A6A6A6" w:sz="4"/>
+              <w:bottom w:val="single" w:color="A6A6A6" w:sz="4"/>
+              <w:right w:val="single" w:color="A6A6A6" w:sz="4"/>
+            </w:tcBorders>
+            <w:tcMar>
+              <w:top w:type="dxa" w:w="50"/>
+              <w:left w:type="dxa" w:w="60"/>
+              <w:bottom w:type="dxa" w:w="50"/>
+              <w:right w:type="dxa" w:w="60"/>
+            </w:tcMar>
+          </w:tcPr>
+          <w:p>
+            <w:pPr>
+              <w:bidi/>
+              <w:spacing w:after="0" w:line="260"/>
+            </w:pPr>
+            <w:r>
+              <w:rPr>
+                <w:rFonts w:ascii="Arial" w:cs="Arial" w:eastAsia="Arial" w:hAnsi="Arial"/>
+                <w:b w:val="false"/>
+                <w:bCs w:val="false"/>
+                <w:sz w:val="19"/>
+                <w:szCs w:val="19"/>
+                <w:rtl/>
+              </w:rPr>
+              <w:t xml:space="preserve">هم‌تیمی‌های من از عضویت در این تیم راضی‌اند.</w:t>
             </w:r>
           </w:p>
         </w:tc>
@@ -45372,6 +52777,886 @@
                 <w:szCs w:val="19"/>
                 <w:rtl/>
               </w:rPr>
+              <w:t xml:space="preserve">هدف مشترک</w:t>
+            </w:r>
+          </w:p>
+        </w:tc>
+        <w:tc>
+          <w:tcPr>
+            <w:tcW w:type="dxa" w:w="2200"/>
+            <w:tcBorders>
+              <w:top w:val="single" w:color="A6A6A6" w:sz="4"/>
+              <w:left w:val="single" w:color="A6A6A6" w:sz="4"/>
+              <w:bottom w:val="single" w:color="A6A6A6" w:sz="4"/>
+              <w:right w:val="single" w:color="A6A6A6" w:sz="4"/>
+            </w:tcBorders>
+            <w:tcMar>
+              <w:top w:type="dxa" w:w="50"/>
+              <w:left w:type="dxa" w:w="60"/>
+              <w:bottom w:type="dxa" w:w="50"/>
+              <w:right w:type="dxa" w:w="60"/>
+            </w:tcMar>
+          </w:tcPr>
+          <w:p>
+            <w:pPr>
+              <w:bidi/>
+              <w:spacing w:after="0" w:line="260"/>
+            </w:pPr>
+            <w:r>
+              <w:rPr>
+                <w:rFonts w:ascii="Arial" w:cs="Arial" w:eastAsia="Arial" w:hAnsi="Arial"/>
+                <w:b w:val="false"/>
+                <w:bCs w:val="false"/>
+                <w:sz w:val="19"/>
+                <w:szCs w:val="19"/>
+                <w:rtl/>
+              </w:rPr>
+              <w:t xml:space="preserve">Jehn (1995)، پیوست A (Goal Similarity، α = ٫۸۳)</w:t>
+            </w:r>
+          </w:p>
+        </w:tc>
+        <w:tc>
+          <w:tcPr>
+            <w:tcW w:type="dxa" w:w="800"/>
+            <w:tcBorders>
+              <w:top w:val="single" w:color="A6A6A6" w:sz="4"/>
+              <w:left w:val="single" w:color="A6A6A6" w:sz="4"/>
+              <w:bottom w:val="single" w:color="A6A6A6" w:sz="4"/>
+              <w:right w:val="single" w:color="A6A6A6" w:sz="4"/>
+            </w:tcBorders>
+            <w:tcMar>
+              <w:top w:type="dxa" w:w="50"/>
+              <w:left w:type="dxa" w:w="60"/>
+              <w:bottom w:type="dxa" w:w="50"/>
+              <w:right w:type="dxa" w:w="60"/>
+            </w:tcMar>
+          </w:tcPr>
+          <w:p>
+            <w:pPr>
+              <w:bidi/>
+              <w:spacing w:after="0" w:line="260"/>
+            </w:pPr>
+            <w:r>
+              <w:rPr>
+                <w:rFonts w:ascii="Arial" w:cs="Arial" w:eastAsia="Arial" w:hAnsi="Arial"/>
+                <w:b w:val="false"/>
+                <w:bCs w:val="false"/>
+                <w:sz w:val="19"/>
+                <w:szCs w:val="19"/>
+                <w:rtl/>
+              </w:rPr>
+              <w:t xml:space="preserve">۳</w:t>
+            </w:r>
+          </w:p>
+        </w:tc>
+        <w:tc>
+          <w:tcPr>
+            <w:tcW w:type="dxa" w:w="3000"/>
+            <w:tcBorders>
+              <w:top w:val="single" w:color="A6A6A6" w:sz="4"/>
+              <w:left w:val="single" w:color="A6A6A6" w:sz="4"/>
+              <w:bottom w:val="single" w:color="A6A6A6" w:sz="4"/>
+              <w:right w:val="single" w:color="A6A6A6" w:sz="4"/>
+            </w:tcBorders>
+            <w:tcMar>
+              <w:top w:type="dxa" w:w="50"/>
+              <w:left w:type="dxa" w:w="60"/>
+              <w:bottom w:type="dxa" w:w="50"/>
+              <w:right w:type="dxa" w:w="60"/>
+            </w:tcMar>
+          </w:tcPr>
+          <w:p>
+            <w:pPr>
+              <w:bidi/>
+              <w:spacing w:after="0" w:line="260"/>
+            </w:pPr>
+            <w:r>
+              <w:rPr>
+                <w:rFonts w:ascii="Arial" w:cs="Arial" w:eastAsia="Arial" w:hAnsi="Arial"/>
+                <w:b w:val="false"/>
+                <w:bCs w:val="false"/>
+                <w:sz w:val="19"/>
+                <w:szCs w:val="19"/>
+                <w:rtl/>
+              </w:rPr>
+              <w:t xml:space="preserve">تأییدشده (متن ۳ گویه). قالب پاسخ در متن نبود (۵ درجه‌ی موافقت فرض شد)</w:t>
+            </w:r>
+          </w:p>
+        </w:tc>
+        <w:tc>
+          <w:tcPr>
+            <w:tcW w:type="dxa" w:w="2000"/>
+            <w:tcBorders>
+              <w:top w:val="single" w:color="A6A6A6" w:sz="4"/>
+              <w:left w:val="single" w:color="A6A6A6" w:sz="4"/>
+              <w:bottom w:val="single" w:color="A6A6A6" w:sz="4"/>
+              <w:right w:val="single" w:color="A6A6A6" w:sz="4"/>
+            </w:tcBorders>
+            <w:tcMar>
+              <w:top w:type="dxa" w:w="50"/>
+              <w:left w:type="dxa" w:w="60"/>
+              <w:bottom w:type="dxa" w:w="50"/>
+              <w:right w:type="dxa" w:w="60"/>
+            </w:tcMar>
+          </w:tcPr>
+          <w:p>
+            <w:pPr>
+              <w:bidi/>
+              <w:spacing w:after="0" w:line="260"/>
+            </w:pPr>
+            <w:r>
+              <w:rPr>
+                <w:rFonts w:ascii="Arial" w:cs="Arial" w:eastAsia="Arial" w:hAnsi="Arial"/>
+                <w:b w:val="false"/>
+                <w:bCs w:val="false"/>
+                <w:sz w:val="19"/>
+                <w:szCs w:val="19"/>
+                <w:rtl/>
+              </w:rPr>
+              <w:t xml:space="preserve">قالب را از مقاله ببینید</w:t>
+            </w:r>
+          </w:p>
+        </w:tc>
+      </w:tr>
+      <w:tr>
+        <w:trPr>
+          <w:cantSplit/>
+          <w:tblHeader w:val="false"/>
+        </w:trPr>
+        <w:tc>
+          <w:tcPr>
+            <w:tcW w:type="dxa" w:w="1500"/>
+            <w:tcBorders>
+              <w:top w:val="single" w:color="A6A6A6" w:sz="4"/>
+              <w:left w:val="single" w:color="A6A6A6" w:sz="4"/>
+              <w:bottom w:val="single" w:color="A6A6A6" w:sz="4"/>
+              <w:right w:val="single" w:color="A6A6A6" w:sz="4"/>
+            </w:tcBorders>
+            <w:tcMar>
+              <w:top w:type="dxa" w:w="50"/>
+              <w:left w:type="dxa" w:w="60"/>
+              <w:bottom w:type="dxa" w:w="50"/>
+              <w:right w:type="dxa" w:w="60"/>
+            </w:tcMar>
+          </w:tcPr>
+          <w:p>
+            <w:pPr>
+              <w:bidi/>
+              <w:spacing w:after="0" w:line="260"/>
+            </w:pPr>
+            <w:r>
+              <w:rPr>
+                <w:rFonts w:ascii="Arial" w:cs="Arial" w:eastAsia="Arial" w:hAnsi="Arial"/>
+                <w:b w:val="false"/>
+                <w:bCs w:val="false"/>
+                <w:sz w:val="19"/>
+                <w:szCs w:val="19"/>
+                <w:rtl/>
+              </w:rPr>
+              <w:t xml:space="preserve">حل تعارض</w:t>
+            </w:r>
+          </w:p>
+        </w:tc>
+        <w:tc>
+          <w:tcPr>
+            <w:tcW w:type="dxa" w:w="2200"/>
+            <w:tcBorders>
+              <w:top w:val="single" w:color="A6A6A6" w:sz="4"/>
+              <w:left w:val="single" w:color="A6A6A6" w:sz="4"/>
+              <w:bottom w:val="single" w:color="A6A6A6" w:sz="4"/>
+              <w:right w:val="single" w:color="A6A6A6" w:sz="4"/>
+            </w:tcBorders>
+            <w:tcMar>
+              <w:top w:type="dxa" w:w="50"/>
+              <w:left w:type="dxa" w:w="60"/>
+              <w:bottom w:type="dxa" w:w="50"/>
+              <w:right w:type="dxa" w:w="60"/>
+            </w:tcMar>
+          </w:tcPr>
+          <w:p>
+            <w:pPr>
+              <w:bidi/>
+              <w:spacing w:after="0" w:line="260"/>
+            </w:pPr>
+            <w:r>
+              <w:rPr>
+                <w:rFonts w:ascii="Arial" w:cs="Arial" w:eastAsia="Arial" w:hAnsi="Arial"/>
+                <w:b w:val="false"/>
+                <w:bCs w:val="false"/>
+                <w:sz w:val="19"/>
+                <w:szCs w:val="19"/>
+                <w:rtl/>
+              </w:rPr>
+              <w:t xml:space="preserve">Jehn (1995)، پیوست A (Conflict Resolution، α = ٫۸۴)</w:t>
+            </w:r>
+          </w:p>
+        </w:tc>
+        <w:tc>
+          <w:tcPr>
+            <w:tcW w:type="dxa" w:w="800"/>
+            <w:tcBorders>
+              <w:top w:val="single" w:color="A6A6A6" w:sz="4"/>
+              <w:left w:val="single" w:color="A6A6A6" w:sz="4"/>
+              <w:bottom w:val="single" w:color="A6A6A6" w:sz="4"/>
+              <w:right w:val="single" w:color="A6A6A6" w:sz="4"/>
+            </w:tcBorders>
+            <w:tcMar>
+              <w:top w:type="dxa" w:w="50"/>
+              <w:left w:type="dxa" w:w="60"/>
+              <w:bottom w:type="dxa" w:w="50"/>
+              <w:right w:type="dxa" w:w="60"/>
+            </w:tcMar>
+          </w:tcPr>
+          <w:p>
+            <w:pPr>
+              <w:bidi/>
+              <w:spacing w:after="0" w:line="260"/>
+            </w:pPr>
+            <w:r>
+              <w:rPr>
+                <w:rFonts w:ascii="Arial" w:cs="Arial" w:eastAsia="Arial" w:hAnsi="Arial"/>
+                <w:b w:val="false"/>
+                <w:bCs w:val="false"/>
+                <w:sz w:val="19"/>
+                <w:szCs w:val="19"/>
+                <w:rtl/>
+              </w:rPr>
+              <w:t xml:space="preserve">۳</w:t>
+            </w:r>
+          </w:p>
+        </w:tc>
+        <w:tc>
+          <w:tcPr>
+            <w:tcW w:type="dxa" w:w="3000"/>
+            <w:tcBorders>
+              <w:top w:val="single" w:color="A6A6A6" w:sz="4"/>
+              <w:left w:val="single" w:color="A6A6A6" w:sz="4"/>
+              <w:bottom w:val="single" w:color="A6A6A6" w:sz="4"/>
+              <w:right w:val="single" w:color="A6A6A6" w:sz="4"/>
+            </w:tcBorders>
+            <w:tcMar>
+              <w:top w:type="dxa" w:w="50"/>
+              <w:left w:type="dxa" w:w="60"/>
+              <w:bottom w:type="dxa" w:w="50"/>
+              <w:right w:type="dxa" w:w="60"/>
+            </w:tcMar>
+          </w:tcPr>
+          <w:p>
+            <w:pPr>
+              <w:bidi/>
+              <w:spacing w:after="0" w:line="260"/>
+            </w:pPr>
+            <w:r>
+              <w:rPr>
+                <w:rFonts w:ascii="Arial" w:cs="Arial" w:eastAsia="Arial" w:hAnsi="Arial"/>
+                <w:b w:val="false"/>
+                <w:bCs w:val="false"/>
+                <w:sz w:val="19"/>
+                <w:szCs w:val="19"/>
+                <w:rtl/>
+              </w:rPr>
+              <w:t xml:space="preserve">تأییدشده (متن ۳ گویه)؛ قالب فرض‌شده</w:t>
+            </w:r>
+          </w:p>
+        </w:tc>
+        <w:tc>
+          <w:tcPr>
+            <w:tcW w:type="dxa" w:w="2000"/>
+            <w:tcBorders>
+              <w:top w:val="single" w:color="A6A6A6" w:sz="4"/>
+              <w:left w:val="single" w:color="A6A6A6" w:sz="4"/>
+              <w:bottom w:val="single" w:color="A6A6A6" w:sz="4"/>
+              <w:right w:val="single" w:color="A6A6A6" w:sz="4"/>
+            </w:tcBorders>
+            <w:tcMar>
+              <w:top w:type="dxa" w:w="50"/>
+              <w:left w:type="dxa" w:w="60"/>
+              <w:bottom w:type="dxa" w:w="50"/>
+              <w:right w:type="dxa" w:w="60"/>
+            </w:tcMar>
+          </w:tcPr>
+          <w:p>
+            <w:pPr>
+              <w:bidi/>
+              <w:spacing w:after="0" w:line="260"/>
+            </w:pPr>
+            <w:r>
+              <w:rPr>
+                <w:rFonts w:ascii="Arial" w:cs="Arial" w:eastAsia="Arial" w:hAnsi="Arial"/>
+                <w:b w:val="false"/>
+                <w:bCs w:val="false"/>
+                <w:sz w:val="19"/>
+                <w:szCs w:val="19"/>
+                <w:rtl/>
+              </w:rPr>
+              <w:t xml:space="preserve">قالب را ببینید</w:t>
+            </w:r>
+          </w:p>
+        </w:tc>
+      </w:tr>
+      <w:tr>
+        <w:trPr>
+          <w:cantSplit/>
+          <w:tblHeader w:val="false"/>
+        </w:trPr>
+        <w:tc>
+          <w:tcPr>
+            <w:tcW w:type="dxa" w:w="1500"/>
+            <w:tcBorders>
+              <w:top w:val="single" w:color="A6A6A6" w:sz="4"/>
+              <w:left w:val="single" w:color="A6A6A6" w:sz="4"/>
+              <w:bottom w:val="single" w:color="A6A6A6" w:sz="4"/>
+              <w:right w:val="single" w:color="A6A6A6" w:sz="4"/>
+            </w:tcBorders>
+            <w:tcMar>
+              <w:top w:type="dxa" w:w="50"/>
+              <w:left w:type="dxa" w:w="60"/>
+              <w:bottom w:type="dxa" w:w="50"/>
+              <w:right w:type="dxa" w:w="60"/>
+            </w:tcMar>
+          </w:tcPr>
+          <w:p>
+            <w:pPr>
+              <w:bidi/>
+              <w:spacing w:after="0" w:line="260"/>
+            </w:pPr>
+            <w:r>
+              <w:rPr>
+                <w:rFonts w:ascii="Arial" w:cs="Arial" w:eastAsia="Arial" w:hAnsi="Arial"/>
+                <w:b w:val="false"/>
+                <w:bCs w:val="false"/>
+                <w:sz w:val="19"/>
+                <w:szCs w:val="19"/>
+                <w:rtl/>
+              </w:rPr>
+              <w:t xml:space="preserve">دوست‌داشتن اعضا</w:t>
+            </w:r>
+          </w:p>
+        </w:tc>
+        <w:tc>
+          <w:tcPr>
+            <w:tcW w:type="dxa" w:w="2200"/>
+            <w:tcBorders>
+              <w:top w:val="single" w:color="A6A6A6" w:sz="4"/>
+              <w:left w:val="single" w:color="A6A6A6" w:sz="4"/>
+              <w:bottom w:val="single" w:color="A6A6A6" w:sz="4"/>
+              <w:right w:val="single" w:color="A6A6A6" w:sz="4"/>
+            </w:tcBorders>
+            <w:tcMar>
+              <w:top w:type="dxa" w:w="50"/>
+              <w:left w:type="dxa" w:w="60"/>
+              <w:bottom w:type="dxa" w:w="50"/>
+              <w:right w:type="dxa" w:w="60"/>
+            </w:tcMar>
+          </w:tcPr>
+          <w:p>
+            <w:pPr>
+              <w:bidi/>
+              <w:spacing w:after="0" w:line="260"/>
+            </w:pPr>
+            <w:r>
+              <w:rPr>
+                <w:rFonts w:ascii="Arial" w:cs="Arial" w:eastAsia="Arial" w:hAnsi="Arial"/>
+                <w:b w:val="false"/>
+                <w:bCs w:val="false"/>
+                <w:sz w:val="19"/>
+                <w:szCs w:val="19"/>
+                <w:rtl/>
+              </w:rPr>
+              <w:t xml:space="preserve">Jehn (1995)، پیوست A (Liking، α = ٫۷۳)</w:t>
+            </w:r>
+          </w:p>
+        </w:tc>
+        <w:tc>
+          <w:tcPr>
+            <w:tcW w:type="dxa" w:w="800"/>
+            <w:tcBorders>
+              <w:top w:val="single" w:color="A6A6A6" w:sz="4"/>
+              <w:left w:val="single" w:color="A6A6A6" w:sz="4"/>
+              <w:bottom w:val="single" w:color="A6A6A6" w:sz="4"/>
+              <w:right w:val="single" w:color="A6A6A6" w:sz="4"/>
+            </w:tcBorders>
+            <w:tcMar>
+              <w:top w:type="dxa" w:w="50"/>
+              <w:left w:type="dxa" w:w="60"/>
+              <w:bottom w:type="dxa" w:w="50"/>
+              <w:right w:type="dxa" w:w="60"/>
+            </w:tcMar>
+          </w:tcPr>
+          <w:p>
+            <w:pPr>
+              <w:bidi/>
+              <w:spacing w:after="0" w:line="260"/>
+            </w:pPr>
+            <w:r>
+              <w:rPr>
+                <w:rFonts w:ascii="Arial" w:cs="Arial" w:eastAsia="Arial" w:hAnsi="Arial"/>
+                <w:b w:val="false"/>
+                <w:bCs w:val="false"/>
+                <w:sz w:val="19"/>
+                <w:szCs w:val="19"/>
+                <w:rtl/>
+              </w:rPr>
+              <w:t xml:space="preserve">۴</w:t>
+            </w:r>
+          </w:p>
+        </w:tc>
+        <w:tc>
+          <w:tcPr>
+            <w:tcW w:type="dxa" w:w="3000"/>
+            <w:tcBorders>
+              <w:top w:val="single" w:color="A6A6A6" w:sz="4"/>
+              <w:left w:val="single" w:color="A6A6A6" w:sz="4"/>
+              <w:bottom w:val="single" w:color="A6A6A6" w:sz="4"/>
+              <w:right w:val="single" w:color="A6A6A6" w:sz="4"/>
+            </w:tcBorders>
+            <w:tcMar>
+              <w:top w:type="dxa" w:w="50"/>
+              <w:left w:type="dxa" w:w="60"/>
+              <w:bottom w:type="dxa" w:w="50"/>
+              <w:right w:type="dxa" w:w="60"/>
+            </w:tcMar>
+          </w:tcPr>
+          <w:p>
+            <w:pPr>
+              <w:bidi/>
+              <w:spacing w:after="0" w:line="260"/>
+            </w:pPr>
+            <w:r>
+              <w:rPr>
+                <w:rFonts w:ascii="Arial" w:cs="Arial" w:eastAsia="Arial" w:hAnsi="Arial"/>
+                <w:b w:val="false"/>
+                <w:bCs w:val="false"/>
+                <w:sz w:val="19"/>
+                <w:szCs w:val="19"/>
+                <w:rtl/>
+              </w:rPr>
+              <w:t xml:space="preserve">تأییدشده (متن ۴ گویه)؛ LK3 ستاره‌دار (معکوس)؛ قالب فرض‌شده</w:t>
+            </w:r>
+          </w:p>
+        </w:tc>
+        <w:tc>
+          <w:tcPr>
+            <w:tcW w:type="dxa" w:w="2000"/>
+            <w:tcBorders>
+              <w:top w:val="single" w:color="A6A6A6" w:sz="4"/>
+              <w:left w:val="single" w:color="A6A6A6" w:sz="4"/>
+              <w:bottom w:val="single" w:color="A6A6A6" w:sz="4"/>
+              <w:right w:val="single" w:color="A6A6A6" w:sz="4"/>
+            </w:tcBorders>
+            <w:tcMar>
+              <w:top w:type="dxa" w:w="50"/>
+              <w:left w:type="dxa" w:w="60"/>
+              <w:bottom w:type="dxa" w:w="50"/>
+              <w:right w:type="dxa" w:w="60"/>
+            </w:tcMar>
+          </w:tcPr>
+          <w:p>
+            <w:pPr>
+              <w:bidi/>
+              <w:spacing w:after="0" w:line="260"/>
+            </w:pPr>
+            <w:r>
+              <w:rPr>
+                <w:rFonts w:ascii="Arial" w:cs="Arial" w:eastAsia="Arial" w:hAnsi="Arial"/>
+                <w:b w:val="false"/>
+                <w:bCs w:val="false"/>
+                <w:sz w:val="19"/>
+                <w:szCs w:val="19"/>
+                <w:rtl/>
+              </w:rPr>
+              <w:t xml:space="preserve">قالب را ببینید</w:t>
+            </w:r>
+          </w:p>
+        </w:tc>
+      </w:tr>
+      <w:tr>
+        <w:trPr>
+          <w:cantSplit/>
+          <w:tblHeader w:val="false"/>
+        </w:trPr>
+        <w:tc>
+          <w:tcPr>
+            <w:tcW w:type="dxa" w:w="1500"/>
+            <w:tcBorders>
+              <w:top w:val="single" w:color="A6A6A6" w:sz="4"/>
+              <w:left w:val="single" w:color="A6A6A6" w:sz="4"/>
+              <w:bottom w:val="single" w:color="A6A6A6" w:sz="4"/>
+              <w:right w:val="single" w:color="A6A6A6" w:sz="4"/>
+            </w:tcBorders>
+            <w:tcMar>
+              <w:top w:type="dxa" w:w="50"/>
+              <w:left w:type="dxa" w:w="60"/>
+              <w:bottom w:type="dxa" w:w="50"/>
+              <w:right w:type="dxa" w:w="60"/>
+            </w:tcMar>
+          </w:tcPr>
+          <w:p>
+            <w:pPr>
+              <w:bidi/>
+              <w:spacing w:after="0" w:line="260"/>
+            </w:pPr>
+            <w:r>
+              <w:rPr>
+                <w:rFonts w:ascii="Arial" w:cs="Arial" w:eastAsia="Arial" w:hAnsi="Arial"/>
+                <w:b w:val="false"/>
+                <w:bCs w:val="false"/>
+                <w:sz w:val="19"/>
+                <w:szCs w:val="19"/>
+                <w:rtl/>
+              </w:rPr>
+              <w:t xml:space="preserve">یادگیری تیم</w:t>
+            </w:r>
+          </w:p>
+        </w:tc>
+        <w:tc>
+          <w:tcPr>
+            <w:tcW w:type="dxa" w:w="2200"/>
+            <w:tcBorders>
+              <w:top w:val="single" w:color="A6A6A6" w:sz="4"/>
+              <w:left w:val="single" w:color="A6A6A6" w:sz="4"/>
+              <w:bottom w:val="single" w:color="A6A6A6" w:sz="4"/>
+              <w:right w:val="single" w:color="A6A6A6" w:sz="4"/>
+            </w:tcBorders>
+            <w:tcMar>
+              <w:top w:type="dxa" w:w="50"/>
+              <w:left w:type="dxa" w:w="60"/>
+              <w:bottom w:type="dxa" w:w="50"/>
+              <w:right w:type="dxa" w:w="60"/>
+            </w:tcMar>
+          </w:tcPr>
+          <w:p>
+            <w:pPr>
+              <w:bidi/>
+              <w:spacing w:after="0" w:line="260"/>
+            </w:pPr>
+            <w:r>
+              <w:rPr>
+                <w:rFonts w:ascii="Arial" w:cs="Arial" w:eastAsia="Arial" w:hAnsi="Arial"/>
+                <w:b w:val="false"/>
+                <w:bCs w:val="false"/>
+                <w:sz w:val="19"/>
+                <w:szCs w:val="19"/>
+                <w:rtl/>
+              </w:rPr>
+              <w:t xml:space="preserve">Edmondson (1999)، پیوست</w:t>
+            </w:r>
+          </w:p>
+        </w:tc>
+        <w:tc>
+          <w:tcPr>
+            <w:tcW w:type="dxa" w:w="800"/>
+            <w:tcBorders>
+              <w:top w:val="single" w:color="A6A6A6" w:sz="4"/>
+              <w:left w:val="single" w:color="A6A6A6" w:sz="4"/>
+              <w:bottom w:val="single" w:color="A6A6A6" w:sz="4"/>
+              <w:right w:val="single" w:color="A6A6A6" w:sz="4"/>
+            </w:tcBorders>
+            <w:tcMar>
+              <w:top w:type="dxa" w:w="50"/>
+              <w:left w:type="dxa" w:w="60"/>
+              <w:bottom w:type="dxa" w:w="50"/>
+              <w:right w:type="dxa" w:w="60"/>
+            </w:tcMar>
+          </w:tcPr>
+          <w:p>
+            <w:pPr>
+              <w:bidi/>
+              <w:spacing w:after="0" w:line="260"/>
+            </w:pPr>
+            <w:r>
+              <w:rPr>
+                <w:rFonts w:ascii="Arial" w:cs="Arial" w:eastAsia="Arial" w:hAnsi="Arial"/>
+                <w:b w:val="false"/>
+                <w:bCs w:val="false"/>
+                <w:sz w:val="19"/>
+                <w:szCs w:val="19"/>
+                <w:rtl/>
+              </w:rPr>
+              <w:t xml:space="preserve">۷</w:t>
+            </w:r>
+          </w:p>
+        </w:tc>
+        <w:tc>
+          <w:tcPr>
+            <w:tcW w:type="dxa" w:w="3000"/>
+            <w:tcBorders>
+              <w:top w:val="single" w:color="A6A6A6" w:sz="4"/>
+              <w:left w:val="single" w:color="A6A6A6" w:sz="4"/>
+              <w:bottom w:val="single" w:color="A6A6A6" w:sz="4"/>
+              <w:right w:val="single" w:color="A6A6A6" w:sz="4"/>
+            </w:tcBorders>
+            <w:tcMar>
+              <w:top w:type="dxa" w:w="50"/>
+              <w:left w:type="dxa" w:w="60"/>
+              <w:bottom w:type="dxa" w:w="50"/>
+              <w:right w:type="dxa" w:w="60"/>
+            </w:tcMar>
+          </w:tcPr>
+          <w:p>
+            <w:pPr>
+              <w:bidi/>
+              <w:spacing w:after="0" w:line="260"/>
+            </w:pPr>
+            <w:r>
+              <w:rPr>
+                <w:rFonts w:ascii="Arial" w:cs="Arial" w:eastAsia="Arial" w:hAnsi="Arial"/>
+                <w:b w:val="false"/>
+                <w:bCs w:val="false"/>
+                <w:sz w:val="19"/>
+                <w:szCs w:val="19"/>
+                <w:rtl/>
+              </w:rPr>
+              <w:t xml:space="preserve">تأییدشده با پیوست (متن شما): ۷ درجه. معکوس‌بودن TL2 در متن ذکر نشده (در پیوست فقط گویه‌های ناظر «reverse scored» دارند). TL4 در متن با «…» قطع شده</w:t>
+            </w:r>
+          </w:p>
+        </w:tc>
+        <w:tc>
+          <w:tcPr>
+            <w:tcW w:type="dxa" w:w="2000"/>
+            <w:tcBorders>
+              <w:top w:val="single" w:color="A6A6A6" w:sz="4"/>
+              <w:left w:val="single" w:color="A6A6A6" w:sz="4"/>
+              <w:bottom w:val="single" w:color="A6A6A6" w:sz="4"/>
+              <w:right w:val="single" w:color="A6A6A6" w:sz="4"/>
+            </w:tcBorders>
+            <w:tcMar>
+              <w:top w:type="dxa" w:w="50"/>
+              <w:left w:type="dxa" w:w="60"/>
+              <w:bottom w:type="dxa" w:w="50"/>
+              <w:right w:type="dxa" w:w="60"/>
+            </w:tcMar>
+          </w:tcPr>
+          <w:p>
+            <w:pPr>
+              <w:bidi/>
+              <w:spacing w:after="0" w:line="260"/>
+            </w:pPr>
+            <w:r>
+              <w:rPr>
+                <w:rFonts w:ascii="Arial" w:cs="Arial" w:eastAsia="Arial" w:hAnsi="Arial"/>
+                <w:b w:val="false"/>
+                <w:bCs w:val="false"/>
+                <w:sz w:val="19"/>
+                <w:szCs w:val="19"/>
+                <w:rtl/>
+              </w:rPr>
+              <w:t xml:space="preserve">جهت TL2 و متن کامل TL4 را ببینید</w:t>
+            </w:r>
+          </w:p>
+        </w:tc>
+      </w:tr>
+      <w:tr>
+        <w:trPr>
+          <w:cantSplit/>
+          <w:tblHeader w:val="false"/>
+        </w:trPr>
+        <w:tc>
+          <w:tcPr>
+            <w:tcW w:type="dxa" w:w="1500"/>
+            <w:tcBorders>
+              <w:top w:val="single" w:color="A6A6A6" w:sz="4"/>
+              <w:left w:val="single" w:color="A6A6A6" w:sz="4"/>
+              <w:bottom w:val="single" w:color="A6A6A6" w:sz="4"/>
+              <w:right w:val="single" w:color="A6A6A6" w:sz="4"/>
+            </w:tcBorders>
+            <w:tcMar>
+              <w:top w:type="dxa" w:w="50"/>
+              <w:left w:type="dxa" w:w="60"/>
+              <w:bottom w:type="dxa" w:w="50"/>
+              <w:right w:type="dxa" w:w="60"/>
+            </w:tcMar>
+          </w:tcPr>
+          <w:p>
+            <w:pPr>
+              <w:bidi/>
+              <w:spacing w:after="0" w:line="260"/>
+            </w:pPr>
+            <w:r>
+              <w:rPr>
+                <w:rFonts w:ascii="Arial" w:cs="Arial" w:eastAsia="Arial" w:hAnsi="Arial"/>
+                <w:b w:val="false"/>
+                <w:bCs w:val="false"/>
+                <w:sz w:val="19"/>
+                <w:szCs w:val="19"/>
+                <w:rtl/>
+              </w:rPr>
+              <w:t xml:space="preserve">عملکرد تیم (خودگزارش)</w:t>
+            </w:r>
+          </w:p>
+        </w:tc>
+        <w:tc>
+          <w:tcPr>
+            <w:tcW w:type="dxa" w:w="2200"/>
+            <w:tcBorders>
+              <w:top w:val="single" w:color="A6A6A6" w:sz="4"/>
+              <w:left w:val="single" w:color="A6A6A6" w:sz="4"/>
+              <w:bottom w:val="single" w:color="A6A6A6" w:sz="4"/>
+              <w:right w:val="single" w:color="A6A6A6" w:sz="4"/>
+            </w:tcBorders>
+            <w:tcMar>
+              <w:top w:type="dxa" w:w="50"/>
+              <w:left w:type="dxa" w:w="60"/>
+              <w:bottom w:type="dxa" w:w="50"/>
+              <w:right w:type="dxa" w:w="60"/>
+            </w:tcMar>
+          </w:tcPr>
+          <w:p>
+            <w:pPr>
+              <w:bidi/>
+              <w:spacing w:after="0" w:line="260"/>
+            </w:pPr>
+            <w:r>
+              <w:rPr>
+                <w:rFonts w:ascii="Arial" w:cs="Arial" w:eastAsia="Arial" w:hAnsi="Arial"/>
+                <w:b w:val="false"/>
+                <w:bCs w:val="false"/>
+                <w:sz w:val="19"/>
+                <w:szCs w:val="19"/>
+                <w:rtl/>
+              </w:rPr>
+              <w:t xml:space="preserve">Edmondson (1999)، پیوست</w:t>
+            </w:r>
+          </w:p>
+        </w:tc>
+        <w:tc>
+          <w:tcPr>
+            <w:tcW w:type="dxa" w:w="800"/>
+            <w:tcBorders>
+              <w:top w:val="single" w:color="A6A6A6" w:sz="4"/>
+              <w:left w:val="single" w:color="A6A6A6" w:sz="4"/>
+              <w:bottom w:val="single" w:color="A6A6A6" w:sz="4"/>
+              <w:right w:val="single" w:color="A6A6A6" w:sz="4"/>
+            </w:tcBorders>
+            <w:tcMar>
+              <w:top w:type="dxa" w:w="50"/>
+              <w:left w:type="dxa" w:w="60"/>
+              <w:bottom w:type="dxa" w:w="50"/>
+              <w:right w:type="dxa" w:w="60"/>
+            </w:tcMar>
+          </w:tcPr>
+          <w:p>
+            <w:pPr>
+              <w:bidi/>
+              <w:spacing w:after="0" w:line="260"/>
+            </w:pPr>
+            <w:r>
+              <w:rPr>
+                <w:rFonts w:ascii="Arial" w:cs="Arial" w:eastAsia="Arial" w:hAnsi="Arial"/>
+                <w:b w:val="false"/>
+                <w:bCs w:val="false"/>
+                <w:sz w:val="19"/>
+                <w:szCs w:val="19"/>
+                <w:rtl/>
+              </w:rPr>
+              <w:t xml:space="preserve">۵</w:t>
+            </w:r>
+          </w:p>
+        </w:tc>
+        <w:tc>
+          <w:tcPr>
+            <w:tcW w:type="dxa" w:w="3000"/>
+            <w:tcBorders>
+              <w:top w:val="single" w:color="A6A6A6" w:sz="4"/>
+              <w:left w:val="single" w:color="A6A6A6" w:sz="4"/>
+              <w:bottom w:val="single" w:color="A6A6A6" w:sz="4"/>
+              <w:right w:val="single" w:color="A6A6A6" w:sz="4"/>
+            </w:tcBorders>
+            <w:tcMar>
+              <w:top w:type="dxa" w:w="50"/>
+              <w:left w:type="dxa" w:w="60"/>
+              <w:bottom w:type="dxa" w:w="50"/>
+              <w:right w:type="dxa" w:w="60"/>
+            </w:tcMar>
+          </w:tcPr>
+          <w:p>
+            <w:pPr>
+              <w:bidi/>
+              <w:spacing w:after="0" w:line="260"/>
+            </w:pPr>
+            <w:r>
+              <w:rPr>
+                <w:rFonts w:ascii="Arial" w:cs="Arial" w:eastAsia="Arial" w:hAnsi="Arial"/>
+                <w:b w:val="false"/>
+                <w:bCs w:val="false"/>
+                <w:sz w:val="19"/>
+                <w:szCs w:val="19"/>
+                <w:rtl/>
+              </w:rPr>
+              <w:t xml:space="preserve">تأییدشده با پیوست؛ TP1، TP2، TP4، TP5 از نظر محتوا بار منفی دارند ولی علامت معکوس در متن نیست. پیامد تیمی است، نه «توجه به نتایج» لنسونی</w:t>
+            </w:r>
+          </w:p>
+        </w:tc>
+        <w:tc>
+          <w:tcPr>
+            <w:tcW w:type="dxa" w:w="2000"/>
+            <w:tcBorders>
+              <w:top w:val="single" w:color="A6A6A6" w:sz="4"/>
+              <w:left w:val="single" w:color="A6A6A6" w:sz="4"/>
+              <w:bottom w:val="single" w:color="A6A6A6" w:sz="4"/>
+              <w:right w:val="single" w:color="A6A6A6" w:sz="4"/>
+            </w:tcBorders>
+            <w:tcMar>
+              <w:top w:type="dxa" w:w="50"/>
+              <w:left w:type="dxa" w:w="60"/>
+              <w:bottom w:type="dxa" w:w="50"/>
+              <w:right w:type="dxa" w:w="60"/>
+            </w:tcMar>
+          </w:tcPr>
+          <w:p>
+            <w:pPr>
+              <w:bidi/>
+              <w:spacing w:after="0" w:line="260"/>
+            </w:pPr>
+            <w:r>
+              <w:rPr>
+                <w:rFonts w:ascii="Arial" w:cs="Arial" w:eastAsia="Arial" w:hAnsi="Arial"/>
+                <w:b w:val="false"/>
+                <w:bCs w:val="false"/>
+                <w:sz w:val="19"/>
+                <w:szCs w:val="19"/>
+                <w:rtl/>
+              </w:rPr>
+              <w:t xml:space="preserve">جهت گویه‌ها را ببینید</w:t>
+            </w:r>
+          </w:p>
+        </w:tc>
+      </w:tr>
+      <w:tr>
+        <w:trPr>
+          <w:cantSplit/>
+          <w:tblHeader w:val="false"/>
+        </w:trPr>
+        <w:tc>
+          <w:tcPr>
+            <w:tcW w:type="dxa" w:w="1500"/>
+            <w:tcBorders>
+              <w:top w:val="single" w:color="A6A6A6" w:sz="4"/>
+              <w:left w:val="single" w:color="A6A6A6" w:sz="4"/>
+              <w:bottom w:val="single" w:color="A6A6A6" w:sz="4"/>
+              <w:right w:val="single" w:color="A6A6A6" w:sz="4"/>
+            </w:tcBorders>
+            <w:tcMar>
+              <w:top w:type="dxa" w:w="50"/>
+              <w:left w:type="dxa" w:w="60"/>
+              <w:bottom w:type="dxa" w:w="50"/>
+              <w:right w:type="dxa" w:w="60"/>
+            </w:tcMar>
+          </w:tcPr>
+          <w:p>
+            <w:pPr>
+              <w:bidi/>
+              <w:spacing w:after="0" w:line="260"/>
+            </w:pPr>
+            <w:r>
+              <w:rPr>
+                <w:rFonts w:ascii="Arial" w:cs="Arial" w:eastAsia="Arial" w:hAnsi="Arial"/>
+                <w:b w:val="false"/>
+                <w:bCs w:val="false"/>
+                <w:sz w:val="19"/>
+                <w:szCs w:val="19"/>
+                <w:rtl/>
+              </w:rPr>
               <w:t xml:space="preserve">فرسودگی مرتبط با کار</w:t>
             </w:r>
           </w:p>
@@ -46586,6 +54871,701 @@
         </w:rPr>
         <w:t xml:space="preserve">معکوس‌ها: OC2، OC4، OC5؛ AC3 تا AC5؛ TS1، TS3، TS5؛ CN2، CN3، CN4، CN7؛ MI3، MI4؛ EX7. سرمایه‌ی روان‌شناختی حذف شد و پیشنهاد «سپر هم‌خوان» در انتظار تصمیم شماست.</w:t>
       </w:r>
+    </w:p>
+    <w:p>
+      <w:pPr>
+        <w:pStyle w:val="Heading2"/>
+        <w:keepNext/>
+        <w:bidi/>
+        <w:spacing w:after="120" w:before="280"/>
+      </w:pPr>
+      <w:r>
+        <w:rPr>
+          <w:rFonts w:ascii="Arial" w:cs="Arial" w:eastAsia="Arial" w:hAnsi="Arial"/>
+          <w:b/>
+          <w:bCs/>
+          <w:color w:val="2E5597"/>
+          <w:sz w:val="25"/>
+          <w:szCs w:val="25"/>
+          <w:rtl/>
+        </w:rPr>
+        <w:t xml:space="preserve">پوشش ابعاد لنسونی</w:t>
+      </w:r>
+    </w:p>
+    <w:tbl>
+      <w:tblPr>
+        <w:bidiVisual/>
+        <w:tblW w:type="dxa" w:w="9500"/>
+        <w:tblBorders>
+          <w:top w:val="single" w:color="auto" w:sz="4"/>
+          <w:left w:val="single" w:color="auto" w:sz="4"/>
+          <w:bottom w:val="single" w:color="auto" w:sz="4"/>
+          <w:right w:val="single" w:color="auto" w:sz="4"/>
+          <w:insideH w:val="single" w:color="auto" w:sz="4"/>
+          <w:insideV w:val="single" w:color="auto" w:sz="4"/>
+        </w:tblBorders>
+      </w:tblPr>
+      <w:tblGrid>
+        <w:gridCol w:w="2400"/>
+        <w:gridCol w:w="3800"/>
+        <w:gridCol w:w="3300"/>
+      </w:tblGrid>
+      <w:tr>
+        <w:trPr>
+          <w:cantSplit/>
+          <w:tblHeader/>
+        </w:trPr>
+        <w:tc>
+          <w:tcPr>
+            <w:tcW w:type="dxa" w:w="2400"/>
+            <w:tcBorders>
+              <w:top w:val="single" w:color="A6A6A6" w:sz="4"/>
+              <w:left w:val="single" w:color="A6A6A6" w:sz="4"/>
+              <w:bottom w:val="single" w:color="A6A6A6" w:sz="4"/>
+              <w:right w:val="single" w:color="A6A6A6" w:sz="4"/>
+            </w:tcBorders>
+            <w:shd w:fill="D9E2F3" w:color="auto" w:val="clear"/>
+            <w:tcMar>
+              <w:top w:type="dxa" w:w="50"/>
+              <w:left w:type="dxa" w:w="60"/>
+              <w:bottom w:type="dxa" w:w="50"/>
+              <w:right w:type="dxa" w:w="60"/>
+            </w:tcMar>
+          </w:tcPr>
+          <w:p>
+            <w:pPr>
+              <w:bidi/>
+              <w:spacing w:after="0" w:line="260"/>
+            </w:pPr>
+            <w:r>
+              <w:rPr>
+                <w:rFonts w:ascii="Arial" w:cs="Arial" w:eastAsia="Arial" w:hAnsi="Arial"/>
+                <w:b/>
+                <w:bCs/>
+                <w:sz w:val="19"/>
+                <w:szCs w:val="19"/>
+                <w:rtl/>
+              </w:rPr>
+              <w:t xml:space="preserve">بعد لنسونی</w:t>
+            </w:r>
+          </w:p>
+        </w:tc>
+        <w:tc>
+          <w:tcPr>
+            <w:tcW w:type="dxa" w:w="3800"/>
+            <w:tcBorders>
+              <w:top w:val="single" w:color="A6A6A6" w:sz="4"/>
+              <w:left w:val="single" w:color="A6A6A6" w:sz="4"/>
+              <w:bottom w:val="single" w:color="A6A6A6" w:sz="4"/>
+              <w:right w:val="single" w:color="A6A6A6" w:sz="4"/>
+            </w:tcBorders>
+            <w:shd w:fill="D9E2F3" w:color="auto" w:val="clear"/>
+            <w:tcMar>
+              <w:top w:type="dxa" w:w="50"/>
+              <w:left w:type="dxa" w:w="60"/>
+              <w:bottom w:type="dxa" w:w="50"/>
+              <w:right w:type="dxa" w:w="60"/>
+            </w:tcMar>
+          </w:tcPr>
+          <w:p>
+            <w:pPr>
+              <w:bidi/>
+              <w:spacing w:after="0" w:line="260"/>
+            </w:pPr>
+            <w:r>
+              <w:rPr>
+                <w:rFonts w:ascii="Arial" w:cs="Arial" w:eastAsia="Arial" w:hAnsi="Arial"/>
+                <w:b/>
+                <w:bCs/>
+                <w:sz w:val="19"/>
+                <w:szCs w:val="19"/>
+                <w:rtl/>
+              </w:rPr>
+              <w:t xml:space="preserve">ابزار منتشرشده در پرسشنامه</w:t>
+            </w:r>
+          </w:p>
+        </w:tc>
+        <w:tc>
+          <w:tcPr>
+            <w:tcW w:type="dxa" w:w="3300"/>
+            <w:tcBorders>
+              <w:top w:val="single" w:color="A6A6A6" w:sz="4"/>
+              <w:left w:val="single" w:color="A6A6A6" w:sz="4"/>
+              <w:bottom w:val="single" w:color="A6A6A6" w:sz="4"/>
+              <w:right w:val="single" w:color="A6A6A6" w:sz="4"/>
+            </w:tcBorders>
+            <w:shd w:fill="D9E2F3" w:color="auto" w:val="clear"/>
+            <w:tcMar>
+              <w:top w:type="dxa" w:w="50"/>
+              <w:left w:type="dxa" w:w="60"/>
+              <w:bottom w:type="dxa" w:w="50"/>
+              <w:right w:type="dxa" w:w="60"/>
+            </w:tcMar>
+          </w:tcPr>
+          <w:p>
+            <w:pPr>
+              <w:bidi/>
+              <w:spacing w:after="0" w:line="260"/>
+            </w:pPr>
+            <w:r>
+              <w:rPr>
+                <w:rFonts w:ascii="Arial" w:cs="Arial" w:eastAsia="Arial" w:hAnsi="Arial"/>
+                <w:b/>
+                <w:bCs/>
+                <w:sz w:val="19"/>
+                <w:szCs w:val="19"/>
+                <w:rtl/>
+              </w:rPr>
+              <w:t xml:space="preserve">وضعیت</w:t>
+            </w:r>
+          </w:p>
+        </w:tc>
+      </w:tr>
+      <w:tr>
+        <w:trPr>
+          <w:cantSplit/>
+          <w:tblHeader w:val="false"/>
+        </w:trPr>
+        <w:tc>
+          <w:tcPr>
+            <w:tcW w:type="dxa" w:w="2400"/>
+            <w:tcBorders>
+              <w:top w:val="single" w:color="A6A6A6" w:sz="4"/>
+              <w:left w:val="single" w:color="A6A6A6" w:sz="4"/>
+              <w:bottom w:val="single" w:color="A6A6A6" w:sz="4"/>
+              <w:right w:val="single" w:color="A6A6A6" w:sz="4"/>
+            </w:tcBorders>
+            <w:tcMar>
+              <w:top w:type="dxa" w:w="50"/>
+              <w:left w:type="dxa" w:w="60"/>
+              <w:bottom w:type="dxa" w:w="50"/>
+              <w:right w:type="dxa" w:w="60"/>
+            </w:tcMar>
+          </w:tcPr>
+          <w:p>
+            <w:pPr>
+              <w:bidi/>
+              <w:spacing w:after="0" w:line="260"/>
+            </w:pPr>
+            <w:r>
+              <w:rPr>
+                <w:rFonts w:ascii="Arial" w:cs="Arial" w:eastAsia="Arial" w:hAnsi="Arial"/>
+                <w:b w:val="false"/>
+                <w:bCs w:val="false"/>
+                <w:sz w:val="19"/>
+                <w:szCs w:val="19"/>
+                <w:rtl/>
+              </w:rPr>
+              <w:t xml:space="preserve">فقدان اعتماد</w:t>
+            </w:r>
+          </w:p>
+        </w:tc>
+        <w:tc>
+          <w:tcPr>
+            <w:tcW w:type="dxa" w:w="3800"/>
+            <w:tcBorders>
+              <w:top w:val="single" w:color="A6A6A6" w:sz="4"/>
+              <w:left w:val="single" w:color="A6A6A6" w:sz="4"/>
+              <w:bottom w:val="single" w:color="A6A6A6" w:sz="4"/>
+              <w:right w:val="single" w:color="A6A6A6" w:sz="4"/>
+            </w:tcBorders>
+            <w:tcMar>
+              <w:top w:type="dxa" w:w="50"/>
+              <w:left w:type="dxa" w:w="60"/>
+              <w:bottom w:type="dxa" w:w="50"/>
+              <w:right w:type="dxa" w:w="60"/>
+            </w:tcMar>
+          </w:tcPr>
+          <w:p>
+            <w:pPr>
+              <w:bidi/>
+              <w:spacing w:after="0" w:line="260"/>
+            </w:pPr>
+            <w:r>
+              <w:rPr>
+                <w:rFonts w:ascii="Arial" w:cs="Arial" w:eastAsia="Arial" w:hAnsi="Arial"/>
+                <w:b w:val="false"/>
+                <w:bCs w:val="false"/>
+                <w:sz w:val="19"/>
+                <w:szCs w:val="19"/>
+                <w:rtl/>
+              </w:rPr>
+              <w:t xml:space="preserve">ایمنی روانی (Edmondson، ۷ گویه)</w:t>
+            </w:r>
+          </w:p>
+        </w:tc>
+        <w:tc>
+          <w:tcPr>
+            <w:tcW w:type="dxa" w:w="3300"/>
+            <w:tcBorders>
+              <w:top w:val="single" w:color="A6A6A6" w:sz="4"/>
+              <w:left w:val="single" w:color="A6A6A6" w:sz="4"/>
+              <w:bottom w:val="single" w:color="A6A6A6" w:sz="4"/>
+              <w:right w:val="single" w:color="A6A6A6" w:sz="4"/>
+            </w:tcBorders>
+            <w:tcMar>
+              <w:top w:type="dxa" w:w="50"/>
+              <w:left w:type="dxa" w:w="60"/>
+              <w:bottom w:type="dxa" w:w="50"/>
+              <w:right w:type="dxa" w:w="60"/>
+            </w:tcMar>
+          </w:tcPr>
+          <w:p>
+            <w:pPr>
+              <w:bidi/>
+              <w:spacing w:after="0" w:line="260"/>
+            </w:pPr>
+            <w:r>
+              <w:rPr>
+                <w:rFonts w:ascii="Arial" w:cs="Arial" w:eastAsia="Arial" w:hAnsi="Arial"/>
+                <w:b w:val="false"/>
+                <w:bCs w:val="false"/>
+                <w:sz w:val="19"/>
+                <w:szCs w:val="19"/>
+                <w:rtl/>
+              </w:rPr>
+              <w:t xml:space="preserve">پوشش کامل</w:t>
+            </w:r>
+          </w:p>
+        </w:tc>
+      </w:tr>
+      <w:tr>
+        <w:trPr>
+          <w:cantSplit/>
+          <w:tblHeader w:val="false"/>
+        </w:trPr>
+        <w:tc>
+          <w:tcPr>
+            <w:tcW w:type="dxa" w:w="2400"/>
+            <w:tcBorders>
+              <w:top w:val="single" w:color="A6A6A6" w:sz="4"/>
+              <w:left w:val="single" w:color="A6A6A6" w:sz="4"/>
+              <w:bottom w:val="single" w:color="A6A6A6" w:sz="4"/>
+              <w:right w:val="single" w:color="A6A6A6" w:sz="4"/>
+            </w:tcBorders>
+            <w:tcMar>
+              <w:top w:type="dxa" w:w="50"/>
+              <w:left w:type="dxa" w:w="60"/>
+              <w:bottom w:type="dxa" w:w="50"/>
+              <w:right w:type="dxa" w:w="60"/>
+            </w:tcMar>
+          </w:tcPr>
+          <w:p>
+            <w:pPr>
+              <w:bidi/>
+              <w:spacing w:after="0" w:line="260"/>
+            </w:pPr>
+            <w:r>
+              <w:rPr>
+                <w:rFonts w:ascii="Arial" w:cs="Arial" w:eastAsia="Arial" w:hAnsi="Arial"/>
+                <w:b w:val="false"/>
+                <w:bCs w:val="false"/>
+                <w:sz w:val="19"/>
+                <w:szCs w:val="19"/>
+                <w:rtl/>
+              </w:rPr>
+              <w:t xml:space="preserve">ترس از تعارض</w:t>
+            </w:r>
+          </w:p>
+        </w:tc>
+        <w:tc>
+          <w:tcPr>
+            <w:tcW w:type="dxa" w:w="3800"/>
+            <w:tcBorders>
+              <w:top w:val="single" w:color="A6A6A6" w:sz="4"/>
+              <w:left w:val="single" w:color="A6A6A6" w:sz="4"/>
+              <w:bottom w:val="single" w:color="A6A6A6" w:sz="4"/>
+              <w:right w:val="single" w:color="A6A6A6" w:sz="4"/>
+            </w:tcBorders>
+            <w:tcMar>
+              <w:top w:type="dxa" w:w="50"/>
+              <w:left w:type="dxa" w:w="60"/>
+              <w:bottom w:type="dxa" w:w="50"/>
+              <w:right w:type="dxa" w:w="60"/>
+            </w:tcMar>
+          </w:tcPr>
+          <w:p>
+            <w:pPr>
+              <w:bidi/>
+              <w:spacing w:after="0" w:line="260"/>
+            </w:pPr>
+            <w:r>
+              <w:rPr>
+                <w:rFonts w:ascii="Arial" w:cs="Arial" w:eastAsia="Arial" w:hAnsi="Arial"/>
+                <w:b w:val="false"/>
+                <w:bCs w:val="false"/>
+                <w:sz w:val="19"/>
+                <w:szCs w:val="19"/>
+                <w:rtl/>
+              </w:rPr>
+              <w:t xml:space="preserve">هنجار تعارض (Jehn، ۷ گویه) و حل تعارض (Jehn، ۳ گویه)</w:t>
+            </w:r>
+          </w:p>
+        </w:tc>
+        <w:tc>
+          <w:tcPr>
+            <w:tcW w:type="dxa" w:w="3300"/>
+            <w:tcBorders>
+              <w:top w:val="single" w:color="A6A6A6" w:sz="4"/>
+              <w:left w:val="single" w:color="A6A6A6" w:sz="4"/>
+              <w:bottom w:val="single" w:color="A6A6A6" w:sz="4"/>
+              <w:right w:val="single" w:color="A6A6A6" w:sz="4"/>
+            </w:tcBorders>
+            <w:tcMar>
+              <w:top w:type="dxa" w:w="50"/>
+              <w:left w:type="dxa" w:w="60"/>
+              <w:bottom w:type="dxa" w:w="50"/>
+              <w:right w:type="dxa" w:w="60"/>
+            </w:tcMar>
+          </w:tcPr>
+          <w:p>
+            <w:pPr>
+              <w:bidi/>
+              <w:spacing w:after="0" w:line="260"/>
+            </w:pPr>
+            <w:r>
+              <w:rPr>
+                <w:rFonts w:ascii="Arial" w:cs="Arial" w:eastAsia="Arial" w:hAnsi="Arial"/>
+                <w:b w:val="false"/>
+                <w:bCs w:val="false"/>
+                <w:sz w:val="19"/>
+                <w:szCs w:val="19"/>
+                <w:rtl/>
+              </w:rPr>
+              <w:t xml:space="preserve">پوشش مستقیم</w:t>
+            </w:r>
+          </w:p>
+        </w:tc>
+      </w:tr>
+      <w:tr>
+        <w:trPr>
+          <w:cantSplit/>
+          <w:tblHeader w:val="false"/>
+        </w:trPr>
+        <w:tc>
+          <w:tcPr>
+            <w:tcW w:type="dxa" w:w="2400"/>
+            <w:tcBorders>
+              <w:top w:val="single" w:color="A6A6A6" w:sz="4"/>
+              <w:left w:val="single" w:color="A6A6A6" w:sz="4"/>
+              <w:bottom w:val="single" w:color="A6A6A6" w:sz="4"/>
+              <w:right w:val="single" w:color="A6A6A6" w:sz="4"/>
+            </w:tcBorders>
+            <w:tcMar>
+              <w:top w:type="dxa" w:w="50"/>
+              <w:left w:type="dxa" w:w="60"/>
+              <w:bottom w:type="dxa" w:w="50"/>
+              <w:right w:type="dxa" w:w="60"/>
+            </w:tcMar>
+          </w:tcPr>
+          <w:p>
+            <w:pPr>
+              <w:bidi/>
+              <w:spacing w:after="0" w:line="260"/>
+            </w:pPr>
+            <w:r>
+              <w:rPr>
+                <w:rFonts w:ascii="Arial" w:cs="Arial" w:eastAsia="Arial" w:hAnsi="Arial"/>
+                <w:b w:val="false"/>
+                <w:bCs w:val="false"/>
+                <w:sz w:val="19"/>
+                <w:szCs w:val="19"/>
+                <w:rtl/>
+              </w:rPr>
+              <w:t xml:space="preserve">فقدان تعهد</w:t>
+            </w:r>
+          </w:p>
+        </w:tc>
+        <w:tc>
+          <w:tcPr>
+            <w:tcW w:type="dxa" w:w="3800"/>
+            <w:tcBorders>
+              <w:top w:val="single" w:color="A6A6A6" w:sz="4"/>
+              <w:left w:val="single" w:color="A6A6A6" w:sz="4"/>
+              <w:bottom w:val="single" w:color="A6A6A6" w:sz="4"/>
+              <w:right w:val="single" w:color="A6A6A6" w:sz="4"/>
+            </w:tcBorders>
+            <w:tcMar>
+              <w:top w:type="dxa" w:w="50"/>
+              <w:left w:type="dxa" w:w="60"/>
+              <w:bottom w:type="dxa" w:w="50"/>
+              <w:right w:type="dxa" w:w="60"/>
+            </w:tcMar>
+          </w:tcPr>
+          <w:p>
+            <w:pPr>
+              <w:bidi/>
+              <w:spacing w:after="0" w:line="260"/>
+            </w:pPr>
+            <w:r>
+              <w:rPr>
+                <w:rFonts w:ascii="Arial" w:cs="Arial" w:eastAsia="Arial" w:hAnsi="Arial"/>
+                <w:b w:val="false"/>
+                <w:bCs w:val="false"/>
+                <w:sz w:val="19"/>
+                <w:szCs w:val="19"/>
+                <w:rtl/>
+              </w:rPr>
+              <w:t xml:space="preserve">روشنی جهت (Edmondson، ۳) و هدف مشترک (Jehn، ۳)</w:t>
+            </w:r>
+          </w:p>
+        </w:tc>
+        <w:tc>
+          <w:tcPr>
+            <w:tcW w:type="dxa" w:w="3300"/>
+            <w:tcBorders>
+              <w:top w:val="single" w:color="A6A6A6" w:sz="4"/>
+              <w:left w:val="single" w:color="A6A6A6" w:sz="4"/>
+              <w:bottom w:val="single" w:color="A6A6A6" w:sz="4"/>
+              <w:right w:val="single" w:color="A6A6A6" w:sz="4"/>
+            </w:tcBorders>
+            <w:tcMar>
+              <w:top w:type="dxa" w:w="50"/>
+              <w:left w:type="dxa" w:w="60"/>
+              <w:bottom w:type="dxa" w:w="50"/>
+              <w:right w:type="dxa" w:w="60"/>
+            </w:tcMar>
+          </w:tcPr>
+          <w:p>
+            <w:pPr>
+              <w:bidi/>
+              <w:spacing w:after="0" w:line="260"/>
+            </w:pPr>
+            <w:r>
+              <w:rPr>
+                <w:rFonts w:ascii="Arial" w:cs="Arial" w:eastAsia="Arial" w:hAnsi="Arial"/>
+                <w:b w:val="false"/>
+                <w:bCs w:val="false"/>
+                <w:sz w:val="19"/>
+                <w:szCs w:val="19"/>
+                <w:rtl/>
+              </w:rPr>
+              <w:t xml:space="preserve">پوشش خوب</w:t>
+            </w:r>
+          </w:p>
+        </w:tc>
+      </w:tr>
+      <w:tr>
+        <w:trPr>
+          <w:cantSplit/>
+          <w:tblHeader w:val="false"/>
+        </w:trPr>
+        <w:tc>
+          <w:tcPr>
+            <w:tcW w:type="dxa" w:w="2400"/>
+            <w:tcBorders>
+              <w:top w:val="single" w:color="A6A6A6" w:sz="4"/>
+              <w:left w:val="single" w:color="A6A6A6" w:sz="4"/>
+              <w:bottom w:val="single" w:color="A6A6A6" w:sz="4"/>
+              <w:right w:val="single" w:color="A6A6A6" w:sz="4"/>
+            </w:tcBorders>
+            <w:tcMar>
+              <w:top w:type="dxa" w:w="50"/>
+              <w:left w:type="dxa" w:w="60"/>
+              <w:bottom w:type="dxa" w:w="50"/>
+              <w:right w:type="dxa" w:w="60"/>
+            </w:tcMar>
+          </w:tcPr>
+          <w:p>
+            <w:pPr>
+              <w:bidi/>
+              <w:spacing w:after="0" w:line="260"/>
+            </w:pPr>
+            <w:r>
+              <w:rPr>
+                <w:rFonts w:ascii="Arial" w:cs="Arial" w:eastAsia="Arial" w:hAnsi="Arial"/>
+                <w:b w:val="false"/>
+                <w:bCs w:val="false"/>
+                <w:sz w:val="19"/>
+                <w:szCs w:val="19"/>
+                <w:rtl/>
+              </w:rPr>
+              <w:t xml:space="preserve">اجتناب از پاسخگویی</w:t>
+            </w:r>
+          </w:p>
+        </w:tc>
+        <w:tc>
+          <w:tcPr>
+            <w:tcW w:type="dxa" w:w="3800"/>
+            <w:tcBorders>
+              <w:top w:val="single" w:color="A6A6A6" w:sz="4"/>
+              <w:left w:val="single" w:color="A6A6A6" w:sz="4"/>
+              <w:bottom w:val="single" w:color="A6A6A6" w:sz="4"/>
+              <w:right w:val="single" w:color="A6A6A6" w:sz="4"/>
+            </w:tcBorders>
+            <w:tcMar>
+              <w:top w:type="dxa" w:w="50"/>
+              <w:left w:type="dxa" w:w="60"/>
+              <w:bottom w:type="dxa" w:w="50"/>
+              <w:right w:type="dxa" w:w="60"/>
+            </w:tcMar>
+          </w:tcPr>
+          <w:p>
+            <w:pPr>
+              <w:bidi/>
+              <w:spacing w:after="0" w:line="260"/>
+            </w:pPr>
+            <w:r>
+              <w:rPr>
+                <w:rFonts w:ascii="Arial" w:cs="Arial" w:eastAsia="Arial" w:hAnsi="Arial"/>
+                <w:b w:val="false"/>
+                <w:bCs w:val="false"/>
+                <w:sz w:val="19"/>
+                <w:szCs w:val="19"/>
+                <w:rtl/>
+              </w:rPr>
+              <w:t xml:space="preserve">—</w:t>
+            </w:r>
+          </w:p>
+        </w:tc>
+        <w:tc>
+          <w:tcPr>
+            <w:tcW w:type="dxa" w:w="3300"/>
+            <w:tcBorders>
+              <w:top w:val="single" w:color="A6A6A6" w:sz="4"/>
+              <w:left w:val="single" w:color="A6A6A6" w:sz="4"/>
+              <w:bottom w:val="single" w:color="A6A6A6" w:sz="4"/>
+              <w:right w:val="single" w:color="A6A6A6" w:sz="4"/>
+            </w:tcBorders>
+            <w:tcMar>
+              <w:top w:type="dxa" w:w="50"/>
+              <w:left w:type="dxa" w:w="60"/>
+              <w:bottom w:type="dxa" w:w="50"/>
+              <w:right w:type="dxa" w:w="60"/>
+            </w:tcMar>
+          </w:tcPr>
+          <w:p>
+            <w:pPr>
+              <w:bidi/>
+              <w:spacing w:after="0" w:line="260"/>
+            </w:pPr>
+            <w:r>
+              <w:rPr>
+                <w:rFonts w:ascii="Arial" w:cs="Arial" w:eastAsia="Arial" w:hAnsi="Arial"/>
+                <w:b w:val="false"/>
+                <w:bCs w:val="false"/>
+                <w:sz w:val="19"/>
+                <w:szCs w:val="19"/>
+                <w:rtl/>
+              </w:rPr>
+              <w:t xml:space="preserve">ابزار منتشرشده‌ای در منابع شما نبود</w:t>
+            </w:r>
+          </w:p>
+        </w:tc>
+      </w:tr>
+      <w:tr>
+        <w:trPr>
+          <w:cantSplit/>
+          <w:tblHeader w:val="false"/>
+        </w:trPr>
+        <w:tc>
+          <w:tcPr>
+            <w:tcW w:type="dxa" w:w="2400"/>
+            <w:tcBorders>
+              <w:top w:val="single" w:color="A6A6A6" w:sz="4"/>
+              <w:left w:val="single" w:color="A6A6A6" w:sz="4"/>
+              <w:bottom w:val="single" w:color="A6A6A6" w:sz="4"/>
+              <w:right w:val="single" w:color="A6A6A6" w:sz="4"/>
+            </w:tcBorders>
+            <w:tcMar>
+              <w:top w:type="dxa" w:w="50"/>
+              <w:left w:type="dxa" w:w="60"/>
+              <w:bottom w:type="dxa" w:w="50"/>
+              <w:right w:type="dxa" w:w="60"/>
+            </w:tcMar>
+          </w:tcPr>
+          <w:p>
+            <w:pPr>
+              <w:bidi/>
+              <w:spacing w:after="0" w:line="260"/>
+            </w:pPr>
+            <w:r>
+              <w:rPr>
+                <w:rFonts w:ascii="Arial" w:cs="Arial" w:eastAsia="Arial" w:hAnsi="Arial"/>
+                <w:b w:val="false"/>
+                <w:bCs w:val="false"/>
+                <w:sz w:val="19"/>
+                <w:szCs w:val="19"/>
+                <w:rtl/>
+              </w:rPr>
+              <w:t xml:space="preserve">کم‌توجهی به نتایج</w:t>
+            </w:r>
+          </w:p>
+        </w:tc>
+        <w:tc>
+          <w:tcPr>
+            <w:tcW w:type="dxa" w:w="3800"/>
+            <w:tcBorders>
+              <w:top w:val="single" w:color="A6A6A6" w:sz="4"/>
+              <w:left w:val="single" w:color="A6A6A6" w:sz="4"/>
+              <w:bottom w:val="single" w:color="A6A6A6" w:sz="4"/>
+              <w:right w:val="single" w:color="A6A6A6" w:sz="4"/>
+            </w:tcBorders>
+            <w:tcMar>
+              <w:top w:type="dxa" w:w="50"/>
+              <w:left w:type="dxa" w:w="60"/>
+              <w:bottom w:type="dxa" w:w="50"/>
+              <w:right w:type="dxa" w:w="60"/>
+            </w:tcMar>
+          </w:tcPr>
+          <w:p>
+            <w:pPr>
+              <w:bidi/>
+              <w:spacing w:after="0" w:line="260"/>
+            </w:pPr>
+            <w:r>
+              <w:rPr>
+                <w:rFonts w:ascii="Arial" w:cs="Arial" w:eastAsia="Arial" w:hAnsi="Arial"/>
+                <w:b w:val="false"/>
+                <w:bCs w:val="false"/>
+                <w:sz w:val="19"/>
+                <w:szCs w:val="19"/>
+                <w:rtl/>
+              </w:rPr>
+              <w:t xml:space="preserve">— (عملکرد تیم Edmondson پیامد است، نه جهت‌گیری)</w:t>
+            </w:r>
+          </w:p>
+        </w:tc>
+        <w:tc>
+          <w:tcPr>
+            <w:tcW w:type="dxa" w:w="3300"/>
+            <w:tcBorders>
+              <w:top w:val="single" w:color="A6A6A6" w:sz="4"/>
+              <w:left w:val="single" w:color="A6A6A6" w:sz="4"/>
+              <w:bottom w:val="single" w:color="A6A6A6" w:sz="4"/>
+              <w:right w:val="single" w:color="A6A6A6" w:sz="4"/>
+            </w:tcBorders>
+            <w:tcMar>
+              <w:top w:type="dxa" w:w="50"/>
+              <w:left w:type="dxa" w:w="60"/>
+              <w:bottom w:type="dxa" w:w="50"/>
+              <w:right w:type="dxa" w:w="60"/>
+            </w:tcMar>
+          </w:tcPr>
+          <w:p>
+            <w:pPr>
+              <w:bidi/>
+              <w:spacing w:after="0" w:line="260"/>
+            </w:pPr>
+            <w:r>
+              <w:rPr>
+                <w:rFonts w:ascii="Arial" w:cs="Arial" w:eastAsia="Arial" w:hAnsi="Arial"/>
+                <w:b w:val="false"/>
+                <w:bCs w:val="false"/>
+                <w:sz w:val="19"/>
+                <w:szCs w:val="19"/>
+                <w:rtl/>
+              </w:rPr>
+              <w:t xml:space="preserve">ابزار منتشرشده‌ای در منابع شما نبود</w:t>
+            </w:r>
+          </w:p>
+        </w:tc>
+      </w:tr>
+    </w:tbl>
+    <w:p>
+      <w:pPr>
+        <w:spacing w:after="80"/>
+      </w:pPr>
     </w:p>
     <w:p>
       <w:pPr>
@@ -47509,6 +56489,636 @@
                 <w:szCs w:val="19"/>
                 <w:rtl/>
               </w:rPr>
+              <w:t xml:space="preserve">هدف مشترک، حل تعارض، دوست‌داشتن</w:t>
+            </w:r>
+          </w:p>
+        </w:tc>
+        <w:tc>
+          <w:tcPr>
+            <w:tcW w:type="dxa" w:w="1700"/>
+            <w:tcBorders>
+              <w:top w:val="single" w:color="A6A6A6" w:sz="4"/>
+              <w:left w:val="single" w:color="A6A6A6" w:sz="4"/>
+              <w:bottom w:val="single" w:color="A6A6A6" w:sz="4"/>
+              <w:right w:val="single" w:color="A6A6A6" w:sz="4"/>
+            </w:tcBorders>
+            <w:tcMar>
+              <w:top w:type="dxa" w:w="50"/>
+              <w:left w:type="dxa" w:w="60"/>
+              <w:bottom w:type="dxa" w:w="50"/>
+              <w:right w:type="dxa" w:w="60"/>
+            </w:tcMar>
+          </w:tcPr>
+          <w:p>
+            <w:pPr>
+              <w:bidi/>
+              <w:spacing w:after="0" w:line="260"/>
+            </w:pPr>
+            <w:r>
+              <w:rPr>
+                <w:rFonts w:ascii="Arial" w:cs="Arial" w:eastAsia="Arial" w:hAnsi="Arial"/>
+                <w:b w:val="false"/>
+                <w:bCs w:val="false"/>
+                <w:sz w:val="19"/>
+                <w:szCs w:val="19"/>
+                <w:rtl/>
+              </w:rPr>
+              <w:t xml:space="preserve">GS1–3، CR1–3، LK1–4</w:t>
+            </w:r>
+          </w:p>
+        </w:tc>
+        <w:tc>
+          <w:tcPr>
+            <w:tcW w:type="dxa" w:w="700"/>
+            <w:tcBorders>
+              <w:top w:val="single" w:color="A6A6A6" w:sz="4"/>
+              <w:left w:val="single" w:color="A6A6A6" w:sz="4"/>
+              <w:bottom w:val="single" w:color="A6A6A6" w:sz="4"/>
+              <w:right w:val="single" w:color="A6A6A6" w:sz="4"/>
+            </w:tcBorders>
+            <w:tcMar>
+              <w:top w:type="dxa" w:w="50"/>
+              <w:left w:type="dxa" w:w="60"/>
+              <w:bottom w:type="dxa" w:w="50"/>
+              <w:right w:type="dxa" w:w="60"/>
+            </w:tcMar>
+          </w:tcPr>
+          <w:p>
+            <w:pPr>
+              <w:bidi/>
+              <w:spacing w:after="0" w:line="260"/>
+            </w:pPr>
+            <w:r>
+              <w:rPr>
+                <w:rFonts w:ascii="Arial" w:cs="Arial" w:eastAsia="Arial" w:hAnsi="Arial"/>
+                <w:b w:val="false"/>
+                <w:bCs w:val="false"/>
+                <w:sz w:val="19"/>
+                <w:szCs w:val="19"/>
+                <w:rtl/>
+              </w:rPr>
+              <w:t xml:space="preserve">10</w:t>
+            </w:r>
+          </w:p>
+        </w:tc>
+        <w:tc>
+          <w:tcPr>
+            <w:tcW w:type="dxa" w:w="1700"/>
+            <w:tcBorders>
+              <w:top w:val="single" w:color="A6A6A6" w:sz="4"/>
+              <w:left w:val="single" w:color="A6A6A6" w:sz="4"/>
+              <w:bottom w:val="single" w:color="A6A6A6" w:sz="4"/>
+              <w:right w:val="single" w:color="A6A6A6" w:sz="4"/>
+            </w:tcBorders>
+            <w:tcMar>
+              <w:top w:type="dxa" w:w="50"/>
+              <w:left w:type="dxa" w:w="60"/>
+              <w:bottom w:type="dxa" w:w="50"/>
+              <w:right w:type="dxa" w:w="60"/>
+            </w:tcMar>
+          </w:tcPr>
+          <w:p>
+            <w:pPr>
+              <w:bidi/>
+              <w:spacing w:after="0" w:line="260"/>
+            </w:pPr>
+            <w:r>
+              <w:rPr>
+                <w:rFonts w:ascii="Arial" w:cs="Arial" w:eastAsia="Arial" w:hAnsi="Arial"/>
+                <w:b w:val="false"/>
+                <w:bCs w:val="false"/>
+                <w:sz w:val="19"/>
+                <w:szCs w:val="19"/>
+                <w:rtl/>
+              </w:rPr>
+              <w:t xml:space="preserve">۵ درجه (فرض)</w:t>
+            </w:r>
+          </w:p>
+        </w:tc>
+        <w:tc>
+          <w:tcPr>
+            <w:tcW w:type="dxa" w:w="1700"/>
+            <w:tcBorders>
+              <w:top w:val="single" w:color="A6A6A6" w:sz="4"/>
+              <w:left w:val="single" w:color="A6A6A6" w:sz="4"/>
+              <w:bottom w:val="single" w:color="A6A6A6" w:sz="4"/>
+              <w:right w:val="single" w:color="A6A6A6" w:sz="4"/>
+            </w:tcBorders>
+            <w:tcMar>
+              <w:top w:type="dxa" w:w="50"/>
+              <w:left w:type="dxa" w:w="60"/>
+              <w:bottom w:type="dxa" w:w="50"/>
+              <w:right w:type="dxa" w:w="60"/>
+            </w:tcMar>
+          </w:tcPr>
+          <w:p>
+            <w:pPr>
+              <w:bidi/>
+              <w:spacing w:after="0" w:line="260"/>
+            </w:pPr>
+            <w:r>
+              <w:rPr>
+                <w:rFonts w:ascii="Arial" w:cs="Arial" w:eastAsia="Arial" w:hAnsi="Arial"/>
+                <w:b w:val="false"/>
+                <w:bCs w:val="false"/>
+                <w:sz w:val="19"/>
+                <w:szCs w:val="19"/>
+                <w:rtl/>
+              </w:rPr>
+              <w:t xml:space="preserve">تیم (بدون خود)</w:t>
+            </w:r>
+          </w:p>
+        </w:tc>
+        <w:tc>
+          <w:tcPr>
+            <w:tcW w:type="dxa" w:w="2000"/>
+            <w:tcBorders>
+              <w:top w:val="single" w:color="A6A6A6" w:sz="4"/>
+              <w:left w:val="single" w:color="A6A6A6" w:sz="4"/>
+              <w:bottom w:val="single" w:color="A6A6A6" w:sz="4"/>
+              <w:right w:val="single" w:color="A6A6A6" w:sz="4"/>
+            </w:tcBorders>
+            <w:tcMar>
+              <w:top w:type="dxa" w:w="50"/>
+              <w:left w:type="dxa" w:w="60"/>
+              <w:bottom w:type="dxa" w:w="50"/>
+              <w:right w:type="dxa" w:w="60"/>
+            </w:tcMar>
+          </w:tcPr>
+          <w:p>
+            <w:pPr>
+              <w:bidi/>
+              <w:spacing w:after="0" w:line="260"/>
+            </w:pPr>
+            <w:r>
+              <w:rPr>
+                <w:rFonts w:ascii="Arial" w:cs="Arial" w:eastAsia="Arial" w:hAnsi="Arial"/>
+                <w:b w:val="false"/>
+                <w:bCs w:val="false"/>
+                <w:sz w:val="19"/>
+                <w:szCs w:val="19"/>
+                <w:rtl/>
+              </w:rPr>
+              <w:t xml:space="preserve">LK3 معکوس</w:t>
+            </w:r>
+          </w:p>
+        </w:tc>
+      </w:tr>
+      <w:tr>
+        <w:trPr>
+          <w:cantSplit/>
+          <w:tblHeader w:val="false"/>
+        </w:trPr>
+        <w:tc>
+          <w:tcPr>
+            <w:tcW w:type="dxa" w:w="1700"/>
+            <w:tcBorders>
+              <w:top w:val="single" w:color="A6A6A6" w:sz="4"/>
+              <w:left w:val="single" w:color="A6A6A6" w:sz="4"/>
+              <w:bottom w:val="single" w:color="A6A6A6" w:sz="4"/>
+              <w:right w:val="single" w:color="A6A6A6" w:sz="4"/>
+            </w:tcBorders>
+            <w:tcMar>
+              <w:top w:type="dxa" w:w="50"/>
+              <w:left w:type="dxa" w:w="60"/>
+              <w:bottom w:type="dxa" w:w="50"/>
+              <w:right w:type="dxa" w:w="60"/>
+            </w:tcMar>
+          </w:tcPr>
+          <w:p>
+            <w:pPr>
+              <w:bidi/>
+              <w:spacing w:after="0" w:line="260"/>
+            </w:pPr>
+            <w:r>
+              <w:rPr>
+                <w:rFonts w:ascii="Arial" w:cs="Arial" w:eastAsia="Arial" w:hAnsi="Arial"/>
+                <w:b w:val="false"/>
+                <w:bCs w:val="false"/>
+                <w:sz w:val="19"/>
+                <w:szCs w:val="19"/>
+                <w:rtl/>
+              </w:rPr>
+              <w:t xml:space="preserve">یادگیری تیم</w:t>
+            </w:r>
+          </w:p>
+        </w:tc>
+        <w:tc>
+          <w:tcPr>
+            <w:tcW w:type="dxa" w:w="1700"/>
+            <w:tcBorders>
+              <w:top w:val="single" w:color="A6A6A6" w:sz="4"/>
+              <w:left w:val="single" w:color="A6A6A6" w:sz="4"/>
+              <w:bottom w:val="single" w:color="A6A6A6" w:sz="4"/>
+              <w:right w:val="single" w:color="A6A6A6" w:sz="4"/>
+            </w:tcBorders>
+            <w:tcMar>
+              <w:top w:type="dxa" w:w="50"/>
+              <w:left w:type="dxa" w:w="60"/>
+              <w:bottom w:type="dxa" w:w="50"/>
+              <w:right w:type="dxa" w:w="60"/>
+            </w:tcMar>
+          </w:tcPr>
+          <w:p>
+            <w:pPr>
+              <w:bidi/>
+              <w:spacing w:after="0" w:line="260"/>
+            </w:pPr>
+            <w:r>
+              <w:rPr>
+                <w:rFonts w:ascii="Arial" w:cs="Arial" w:eastAsia="Arial" w:hAnsi="Arial"/>
+                <w:b w:val="false"/>
+                <w:bCs w:val="false"/>
+                <w:sz w:val="19"/>
+                <w:szCs w:val="19"/>
+                <w:rtl/>
+              </w:rPr>
+              <w:t xml:space="preserve">TL1–TL7</w:t>
+            </w:r>
+          </w:p>
+        </w:tc>
+        <w:tc>
+          <w:tcPr>
+            <w:tcW w:type="dxa" w:w="700"/>
+            <w:tcBorders>
+              <w:top w:val="single" w:color="A6A6A6" w:sz="4"/>
+              <w:left w:val="single" w:color="A6A6A6" w:sz="4"/>
+              <w:bottom w:val="single" w:color="A6A6A6" w:sz="4"/>
+              <w:right w:val="single" w:color="A6A6A6" w:sz="4"/>
+            </w:tcBorders>
+            <w:tcMar>
+              <w:top w:type="dxa" w:w="50"/>
+              <w:left w:type="dxa" w:w="60"/>
+              <w:bottom w:type="dxa" w:w="50"/>
+              <w:right w:type="dxa" w:w="60"/>
+            </w:tcMar>
+          </w:tcPr>
+          <w:p>
+            <w:pPr>
+              <w:bidi/>
+              <w:spacing w:after="0" w:line="260"/>
+            </w:pPr>
+            <w:r>
+              <w:rPr>
+                <w:rFonts w:ascii="Arial" w:cs="Arial" w:eastAsia="Arial" w:hAnsi="Arial"/>
+                <w:b w:val="false"/>
+                <w:bCs w:val="false"/>
+                <w:sz w:val="19"/>
+                <w:szCs w:val="19"/>
+                <w:rtl/>
+              </w:rPr>
+              <w:t xml:space="preserve">7</w:t>
+            </w:r>
+          </w:p>
+        </w:tc>
+        <w:tc>
+          <w:tcPr>
+            <w:tcW w:type="dxa" w:w="1700"/>
+            <w:tcBorders>
+              <w:top w:val="single" w:color="A6A6A6" w:sz="4"/>
+              <w:left w:val="single" w:color="A6A6A6" w:sz="4"/>
+              <w:bottom w:val="single" w:color="A6A6A6" w:sz="4"/>
+              <w:right w:val="single" w:color="A6A6A6" w:sz="4"/>
+            </w:tcBorders>
+            <w:tcMar>
+              <w:top w:type="dxa" w:w="50"/>
+              <w:left w:type="dxa" w:w="60"/>
+              <w:bottom w:type="dxa" w:w="50"/>
+              <w:right w:type="dxa" w:w="60"/>
+            </w:tcMar>
+          </w:tcPr>
+          <w:p>
+            <w:pPr>
+              <w:bidi/>
+              <w:spacing w:after="0" w:line="260"/>
+            </w:pPr>
+            <w:r>
+              <w:rPr>
+                <w:rFonts w:ascii="Arial" w:cs="Arial" w:eastAsia="Arial" w:hAnsi="Arial"/>
+                <w:b w:val="false"/>
+                <w:bCs w:val="false"/>
+                <w:sz w:val="19"/>
+                <w:szCs w:val="19"/>
+                <w:rtl/>
+              </w:rPr>
+              <w:t xml:space="preserve">۷ درجه</w:t>
+            </w:r>
+          </w:p>
+        </w:tc>
+        <w:tc>
+          <w:tcPr>
+            <w:tcW w:type="dxa" w:w="1700"/>
+            <w:tcBorders>
+              <w:top w:val="single" w:color="A6A6A6" w:sz="4"/>
+              <w:left w:val="single" w:color="A6A6A6" w:sz="4"/>
+              <w:bottom w:val="single" w:color="A6A6A6" w:sz="4"/>
+              <w:right w:val="single" w:color="A6A6A6" w:sz="4"/>
+            </w:tcBorders>
+            <w:tcMar>
+              <w:top w:type="dxa" w:w="50"/>
+              <w:left w:type="dxa" w:w="60"/>
+              <w:bottom w:type="dxa" w:w="50"/>
+              <w:right w:type="dxa" w:w="60"/>
+            </w:tcMar>
+          </w:tcPr>
+          <w:p>
+            <w:pPr>
+              <w:bidi/>
+              <w:spacing w:after="0" w:line="260"/>
+            </w:pPr>
+            <w:r>
+              <w:rPr>
+                <w:rFonts w:ascii="Arial" w:cs="Arial" w:eastAsia="Arial" w:hAnsi="Arial"/>
+                <w:b w:val="false"/>
+                <w:bCs w:val="false"/>
+                <w:sz w:val="19"/>
+                <w:szCs w:val="19"/>
+                <w:rtl/>
+              </w:rPr>
+              <w:t xml:space="preserve">تیم (بدون خود)</w:t>
+            </w:r>
+          </w:p>
+        </w:tc>
+        <w:tc>
+          <w:tcPr>
+            <w:tcW w:type="dxa" w:w="2000"/>
+            <w:tcBorders>
+              <w:top w:val="single" w:color="A6A6A6" w:sz="4"/>
+              <w:left w:val="single" w:color="A6A6A6" w:sz="4"/>
+              <w:bottom w:val="single" w:color="A6A6A6" w:sz="4"/>
+              <w:right w:val="single" w:color="A6A6A6" w:sz="4"/>
+            </w:tcBorders>
+            <w:tcMar>
+              <w:top w:type="dxa" w:w="50"/>
+              <w:left w:type="dxa" w:w="60"/>
+              <w:bottom w:type="dxa" w:w="50"/>
+              <w:right w:type="dxa" w:w="60"/>
+            </w:tcMar>
+          </w:tcPr>
+          <w:p>
+            <w:pPr>
+              <w:bidi/>
+              <w:spacing w:after="0" w:line="260"/>
+            </w:pPr>
+            <w:r>
+              <w:rPr>
+                <w:rFonts w:ascii="Arial" w:cs="Arial" w:eastAsia="Arial" w:hAnsi="Arial"/>
+                <w:b w:val="false"/>
+                <w:bCs w:val="false"/>
+                <w:sz w:val="19"/>
+                <w:szCs w:val="19"/>
+                <w:rtl/>
+              </w:rPr>
+              <w:t xml:space="preserve">جهت TL2 مشخص نیست</w:t>
+            </w:r>
+          </w:p>
+        </w:tc>
+      </w:tr>
+      <w:tr>
+        <w:trPr>
+          <w:cantSplit/>
+          <w:tblHeader w:val="false"/>
+        </w:trPr>
+        <w:tc>
+          <w:tcPr>
+            <w:tcW w:type="dxa" w:w="1700"/>
+            <w:tcBorders>
+              <w:top w:val="single" w:color="A6A6A6" w:sz="4"/>
+              <w:left w:val="single" w:color="A6A6A6" w:sz="4"/>
+              <w:bottom w:val="single" w:color="A6A6A6" w:sz="4"/>
+              <w:right w:val="single" w:color="A6A6A6" w:sz="4"/>
+            </w:tcBorders>
+            <w:tcMar>
+              <w:top w:type="dxa" w:w="50"/>
+              <w:left w:type="dxa" w:w="60"/>
+              <w:bottom w:type="dxa" w:w="50"/>
+              <w:right w:type="dxa" w:w="60"/>
+            </w:tcMar>
+          </w:tcPr>
+          <w:p>
+            <w:pPr>
+              <w:bidi/>
+              <w:spacing w:after="0" w:line="260"/>
+            </w:pPr>
+            <w:r>
+              <w:rPr>
+                <w:rFonts w:ascii="Arial" w:cs="Arial" w:eastAsia="Arial" w:hAnsi="Arial"/>
+                <w:b w:val="false"/>
+                <w:bCs w:val="false"/>
+                <w:sz w:val="19"/>
+                <w:szCs w:val="19"/>
+                <w:rtl/>
+              </w:rPr>
+              <w:t xml:space="preserve">عملکرد تیم</w:t>
+            </w:r>
+          </w:p>
+        </w:tc>
+        <w:tc>
+          <w:tcPr>
+            <w:tcW w:type="dxa" w:w="1700"/>
+            <w:tcBorders>
+              <w:top w:val="single" w:color="A6A6A6" w:sz="4"/>
+              <w:left w:val="single" w:color="A6A6A6" w:sz="4"/>
+              <w:bottom w:val="single" w:color="A6A6A6" w:sz="4"/>
+              <w:right w:val="single" w:color="A6A6A6" w:sz="4"/>
+            </w:tcBorders>
+            <w:tcMar>
+              <w:top w:type="dxa" w:w="50"/>
+              <w:left w:type="dxa" w:w="60"/>
+              <w:bottom w:type="dxa" w:w="50"/>
+              <w:right w:type="dxa" w:w="60"/>
+            </w:tcMar>
+          </w:tcPr>
+          <w:p>
+            <w:pPr>
+              <w:bidi/>
+              <w:spacing w:after="0" w:line="260"/>
+            </w:pPr>
+            <w:r>
+              <w:rPr>
+                <w:rFonts w:ascii="Arial" w:cs="Arial" w:eastAsia="Arial" w:hAnsi="Arial"/>
+                <w:b w:val="false"/>
+                <w:bCs w:val="false"/>
+                <w:sz w:val="19"/>
+                <w:szCs w:val="19"/>
+                <w:rtl/>
+              </w:rPr>
+              <w:t xml:space="preserve">TP1–TP5</w:t>
+            </w:r>
+          </w:p>
+        </w:tc>
+        <w:tc>
+          <w:tcPr>
+            <w:tcW w:type="dxa" w:w="700"/>
+            <w:tcBorders>
+              <w:top w:val="single" w:color="A6A6A6" w:sz="4"/>
+              <w:left w:val="single" w:color="A6A6A6" w:sz="4"/>
+              <w:bottom w:val="single" w:color="A6A6A6" w:sz="4"/>
+              <w:right w:val="single" w:color="A6A6A6" w:sz="4"/>
+            </w:tcBorders>
+            <w:tcMar>
+              <w:top w:type="dxa" w:w="50"/>
+              <w:left w:type="dxa" w:w="60"/>
+              <w:bottom w:type="dxa" w:w="50"/>
+              <w:right w:type="dxa" w:w="60"/>
+            </w:tcMar>
+          </w:tcPr>
+          <w:p>
+            <w:pPr>
+              <w:bidi/>
+              <w:spacing w:after="0" w:line="260"/>
+            </w:pPr>
+            <w:r>
+              <w:rPr>
+                <w:rFonts w:ascii="Arial" w:cs="Arial" w:eastAsia="Arial" w:hAnsi="Arial"/>
+                <w:b w:val="false"/>
+                <w:bCs w:val="false"/>
+                <w:sz w:val="19"/>
+                <w:szCs w:val="19"/>
+                <w:rtl/>
+              </w:rPr>
+              <w:t xml:space="preserve">5</w:t>
+            </w:r>
+          </w:p>
+        </w:tc>
+        <w:tc>
+          <w:tcPr>
+            <w:tcW w:type="dxa" w:w="1700"/>
+            <w:tcBorders>
+              <w:top w:val="single" w:color="A6A6A6" w:sz="4"/>
+              <w:left w:val="single" w:color="A6A6A6" w:sz="4"/>
+              <w:bottom w:val="single" w:color="A6A6A6" w:sz="4"/>
+              <w:right w:val="single" w:color="A6A6A6" w:sz="4"/>
+            </w:tcBorders>
+            <w:tcMar>
+              <w:top w:type="dxa" w:w="50"/>
+              <w:left w:type="dxa" w:w="60"/>
+              <w:bottom w:type="dxa" w:w="50"/>
+              <w:right w:type="dxa" w:w="60"/>
+            </w:tcMar>
+          </w:tcPr>
+          <w:p>
+            <w:pPr>
+              <w:bidi/>
+              <w:spacing w:after="0" w:line="260"/>
+            </w:pPr>
+            <w:r>
+              <w:rPr>
+                <w:rFonts w:ascii="Arial" w:cs="Arial" w:eastAsia="Arial" w:hAnsi="Arial"/>
+                <w:b w:val="false"/>
+                <w:bCs w:val="false"/>
+                <w:sz w:val="19"/>
+                <w:szCs w:val="19"/>
+                <w:rtl/>
+              </w:rPr>
+              <w:t xml:space="preserve">۷ درجه</w:t>
+            </w:r>
+          </w:p>
+        </w:tc>
+        <w:tc>
+          <w:tcPr>
+            <w:tcW w:type="dxa" w:w="1700"/>
+            <w:tcBorders>
+              <w:top w:val="single" w:color="A6A6A6" w:sz="4"/>
+              <w:left w:val="single" w:color="A6A6A6" w:sz="4"/>
+              <w:bottom w:val="single" w:color="A6A6A6" w:sz="4"/>
+              <w:right w:val="single" w:color="A6A6A6" w:sz="4"/>
+            </w:tcBorders>
+            <w:tcMar>
+              <w:top w:type="dxa" w:w="50"/>
+              <w:left w:type="dxa" w:w="60"/>
+              <w:bottom w:type="dxa" w:w="50"/>
+              <w:right w:type="dxa" w:w="60"/>
+            </w:tcMar>
+          </w:tcPr>
+          <w:p>
+            <w:pPr>
+              <w:bidi/>
+              <w:spacing w:after="0" w:line="260"/>
+            </w:pPr>
+            <w:r>
+              <w:rPr>
+                <w:rFonts w:ascii="Arial" w:cs="Arial" w:eastAsia="Arial" w:hAnsi="Arial"/>
+                <w:b w:val="false"/>
+                <w:bCs w:val="false"/>
+                <w:sz w:val="19"/>
+                <w:szCs w:val="19"/>
+                <w:rtl/>
+              </w:rPr>
+              <w:t xml:space="preserve">تیم (بدون خود)</w:t>
+            </w:r>
+          </w:p>
+        </w:tc>
+        <w:tc>
+          <w:tcPr>
+            <w:tcW w:type="dxa" w:w="2000"/>
+            <w:tcBorders>
+              <w:top w:val="single" w:color="A6A6A6" w:sz="4"/>
+              <w:left w:val="single" w:color="A6A6A6" w:sz="4"/>
+              <w:bottom w:val="single" w:color="A6A6A6" w:sz="4"/>
+              <w:right w:val="single" w:color="A6A6A6" w:sz="4"/>
+            </w:tcBorders>
+            <w:tcMar>
+              <w:top w:type="dxa" w:w="50"/>
+              <w:left w:type="dxa" w:w="60"/>
+              <w:bottom w:type="dxa" w:w="50"/>
+              <w:right w:type="dxa" w:w="60"/>
+            </w:tcMar>
+          </w:tcPr>
+          <w:p>
+            <w:pPr>
+              <w:bidi/>
+              <w:spacing w:after="0" w:line="260"/>
+            </w:pPr>
+            <w:r>
+              <w:rPr>
+                <w:rFonts w:ascii="Arial" w:cs="Arial" w:eastAsia="Arial" w:hAnsi="Arial"/>
+                <w:b w:val="false"/>
+                <w:bCs w:val="false"/>
+                <w:sz w:val="19"/>
+                <w:szCs w:val="19"/>
+                <w:rtl/>
+              </w:rPr>
+              <w:t xml:space="preserve">TP1،2،4،5 احتمالاً معکوس</w:t>
+            </w:r>
+          </w:p>
+        </w:tc>
+      </w:tr>
+      <w:tr>
+        <w:trPr>
+          <w:cantSplit/>
+          <w:tblHeader w:val="false"/>
+        </w:trPr>
+        <w:tc>
+          <w:tcPr>
+            <w:tcW w:type="dxa" w:w="1700"/>
+            <w:tcBorders>
+              <w:top w:val="single" w:color="A6A6A6" w:sz="4"/>
+              <w:left w:val="single" w:color="A6A6A6" w:sz="4"/>
+              <w:bottom w:val="single" w:color="A6A6A6" w:sz="4"/>
+              <w:right w:val="single" w:color="A6A6A6" w:sz="4"/>
+            </w:tcBorders>
+            <w:tcMar>
+              <w:top w:type="dxa" w:w="50"/>
+              <w:left w:type="dxa" w:w="60"/>
+              <w:bottom w:type="dxa" w:w="50"/>
+              <w:right w:type="dxa" w:w="60"/>
+            </w:tcMar>
+          </w:tcPr>
+          <w:p>
+            <w:pPr>
+              <w:bidi/>
+              <w:spacing w:after="0" w:line="260"/>
+            </w:pPr>
+            <w:r>
+              <w:rPr>
+                <w:rFonts w:ascii="Arial" w:cs="Arial" w:eastAsia="Arial" w:hAnsi="Arial"/>
+                <w:b w:val="false"/>
+                <w:bCs w:val="false"/>
+                <w:sz w:val="19"/>
+                <w:szCs w:val="19"/>
+                <w:rtl/>
+              </w:rPr>
               <w:t xml:space="preserve">روشنی جهت تیم</w:t>
             </w:r>
           </w:p>
@@ -50932,7 +60542,7 @@
                 <w:szCs w:val="19"/>
                 <w:rtl/>
               </w:rPr>
-              <w:t xml:space="preserve">با این افزوده‌ها پرسشنامه حدود ۱۳۵ گویه و ۲۲ تا ۲۵ دقیقه است؛ برای حسابرسان در فصل اوج کار زیاد است. اگر پایلوت زمان بیش از ۲۰ دقیقه نشان داد، به این ترتیب کم کنید: (۱) تعهد تداومی حرفه و مؤسسه (۱۲ گویه)؛ (۲) نمادپردازی هویت اخلاقی (۵)؛ (۳) قصد ماندن (۳)؛ (۴) کوچینگ سرپرست (۳). تعهد عاطفی و هنجاری را نگه دارید، چون Tsunogaya نشان داده این دو DAB را کاهش می‌دهند.</w:t>
+              <w:t xml:space="preserve">با همه‌ی افزوده‌ها پرسشنامه حدود ۱۶۰ گویه و ۲۸ تا ۳۲ دقیقه است؛ برای حسابرسان در فصل اوج کار عملاً قابل‌اجرا نیست. پیشنهاد: پایلوت را با نسخه‌ی کامل بگیرید تا زمان واقعی دیده شود، و برای جمع‌آوری اصلی «نسخه‌ی کوتاه» (حدود ۱۰۹ گویه، ۱۷ تا ۲۰ دقیقه) را به‌کار ببرید. حذف‌ها به این ترتیب: (۱) تعهد تداومی حرفه و مؤسسه (۱۲ گویه)؛ (۲) نمادپردازی هویت اخلاقی (۵)؛ (۳) فرسودگی مرتبط با صاحبکار (۶)؛ (۴) یادگیری تیم (۷)؛ (۵) عملکرد تیم (۵)؛ (۶) دوست‌داشتن اعضا (۴)؛ (۷) قصد ماندن (۳)؛ (۸) کوچینگ سرپرست (۳)؛ (۹) حل تعارض (۳)؛ (۱۰) هدف مشترک (۳). تعهد عاطفی و هنجاری را نگه دارید، چون Tsunogaya نشان داده این دو DAB را کاهش می‌دهند. اگر مقاله‌ی ۲ مهم‌تر از مقاله‌ی ۱ است، بخش‌های تیمی را بیشتر کم کنید و فرسودگی مرتبط با صاحبکار را نگه دارید.</w:t>
             </w:r>
           </w:p>
         </w:tc>
